--- a/formatos/New_draft/acuerdo_con_ads_persona_fisica.docx
+++ b/formatos/New_draft/acuerdo_con_ads_persona_fisica.docx
@@ -130,42 +130,42 @@
           <w:szCs w:val="23"/>
           <w:highlight w:val="yellow"/>
         </w:rPr>
-        <w:t xml:space="preserve">{{ </w:t>
-      </w:r>
-      <w:proofErr w:type="spellStart"/>
-      <w:r>
-        <w:rPr>
-          <w:rFonts w:ascii="Garamond" w:eastAsia="Garamond" w:hAnsi="Garamond" w:cs="Garamond"/>
-          <w:b/>
-          <w:bCs/>
-          <w:sz w:val="23"/>
-          <w:szCs w:val="23"/>
-          <w:highlight w:val="yellow"/>
-        </w:rPr>
-        <w:t>RAZÓN_SOCIAL</w:t>
-      </w:r>
-      <w:r>
-        <w:rPr>
-          <w:rFonts w:ascii="Garamond" w:eastAsia="Garamond" w:hAnsi="Garamond" w:cs="Garamond"/>
-          <w:b/>
-          <w:bCs/>
-          <w:sz w:val="23"/>
-          <w:szCs w:val="23"/>
-          <w:highlight w:val="yellow"/>
-        </w:rPr>
-        <w:t>|upper</w:t>
-      </w:r>
-      <w:proofErr w:type="spellEnd"/>
-      <w:r>
-        <w:rPr>
-          <w:rFonts w:ascii="Garamond" w:eastAsia="Garamond" w:hAnsi="Garamond" w:cs="Garamond"/>
-          <w:b/>
-          <w:bCs/>
-          <w:sz w:val="23"/>
-          <w:szCs w:val="23"/>
-          <w:highlight w:val="yellow"/>
-        </w:rPr>
-        <w:t xml:space="preserve"> }}</w:t>
+        <w:t xml:space="preserve">{{ RAZÓN_SOCIAL_ENCABEZADO }}</w:t>
+      </w:r>
+      <w:proofErr w:type="spellStart"/>
+      <w:r>
+        <w:rPr>
+          <w:rFonts w:ascii="Garamond" w:eastAsia="Garamond" w:hAnsi="Garamond" w:cs="Garamond"/>
+          <w:b/>
+          <w:bCs/>
+          <w:sz w:val="23"/>
+          <w:szCs w:val="23"/>
+          <w:highlight w:val="yellow"/>
+        </w:rPr>
+        <w:t/>
+      </w:r>
+      <w:r>
+        <w:rPr>
+          <w:rFonts w:ascii="Garamond" w:eastAsia="Garamond" w:hAnsi="Garamond" w:cs="Garamond"/>
+          <w:b/>
+          <w:bCs/>
+          <w:sz w:val="23"/>
+          <w:szCs w:val="23"/>
+          <w:highlight w:val="yellow"/>
+        </w:rPr>
+        <w:t/>
+      </w:r>
+      <w:proofErr w:type="spellEnd"/>
+      <w:r>
+        <w:rPr>
+          <w:rFonts w:ascii="Garamond" w:eastAsia="Garamond" w:hAnsi="Garamond" w:cs="Garamond"/>
+          <w:b/>
+          <w:bCs/>
+          <w:sz w:val="23"/>
+          <w:szCs w:val="23"/>
+          <w:highlight w:val="yellow"/>
+        </w:rPr>
+        <w:t xml:space="preserve"/>
       </w:r>
       <w:r>
         <w:rPr>
@@ -3420,125 +3420,125 @@
         <w:rPr>
           <w:rFonts w:ascii="Garamond" w:eastAsia="Garamond" w:hAnsi="Garamond" w:cs="Garamond"/>
         </w:rPr>
-        <w:t xml:space="preserve"> Eliminar todo el software que pertenezca a Rappi una vez cese el uso de la Plataforma Rappi por parte del Aliado Comercial; y </w:t>
-      </w:r>
-      <w:r>
-        <w:rPr>
-          <w:rFonts w:ascii="Garamond" w:eastAsia="Garamond" w:hAnsi="Garamond" w:cs="Garamond"/>
-          <w:b/>
-          <w:bCs/>
-        </w:rPr>
-        <w:t>(</w:t>
-      </w:r>
-      <w:proofErr w:type="spellStart"/>
-      <w:r>
-        <w:rPr>
-          <w:rFonts w:ascii="Garamond" w:eastAsia="Garamond" w:hAnsi="Garamond" w:cs="Garamond"/>
-          <w:b/>
-          <w:bCs/>
-        </w:rPr>
-        <w:t>xviii</w:t>
-      </w:r>
-      <w:proofErr w:type="spellEnd"/>
-      <w:r>
-        <w:rPr>
-          <w:rFonts w:ascii="Garamond" w:eastAsia="Garamond" w:hAnsi="Garamond" w:cs="Garamond"/>
-          <w:b/>
-          <w:bCs/>
-        </w:rPr>
-        <w:t>)</w:t>
-      </w:r>
-      <w:r>
-        <w:rPr>
-          <w:rFonts w:ascii="Garamond" w:eastAsia="Garamond" w:hAnsi="Garamond" w:cs="Garamond"/>
-          <w:b/>
-          <w:bCs/>
-        </w:rPr>
-        <w:t xml:space="preserve"> </w:t>
-      </w:r>
-      <w:r>
-        <w:rPr>
-          <w:rFonts w:ascii="Garamond" w:eastAsia="Garamond" w:hAnsi="Garamond" w:cs="Garamond"/>
-          <w:highlight w:val="yellow"/>
-        </w:rPr>
-        <w:t xml:space="preserve">{%p </w:t>
-      </w:r>
-      <w:proofErr w:type="spellStart"/>
-      <w:r>
-        <w:rPr>
-          <w:rFonts w:ascii="Garamond" w:eastAsia="Garamond" w:hAnsi="Garamond" w:cs="Garamond"/>
-          <w:highlight w:val="yellow"/>
-        </w:rPr>
-        <w:t>if</w:t>
-      </w:r>
-      <w:proofErr w:type="spellEnd"/>
-      <w:r>
-        <w:rPr>
-          <w:rFonts w:ascii="Garamond" w:eastAsia="Garamond" w:hAnsi="Garamond" w:cs="Garamond"/>
-          <w:highlight w:val="yellow"/>
-        </w:rPr>
-        <w:t xml:space="preserve"> </w:t>
-      </w:r>
-      <w:proofErr w:type="spellStart"/>
-      <w:r>
-        <w:rPr>
-          <w:rFonts w:ascii="Garamond" w:eastAsia="Garamond" w:hAnsi="Garamond" w:cs="Garamond"/>
-          <w:highlight w:val="yellow"/>
-        </w:rPr>
-        <w:t>tipo_ads</w:t>
-      </w:r>
-      <w:proofErr w:type="spellEnd"/>
-      <w:r>
-        <w:rPr>
-          <w:rFonts w:ascii="Garamond" w:eastAsia="Garamond" w:hAnsi="Garamond" w:cs="Garamond"/>
-          <w:highlight w:val="yellow"/>
-        </w:rPr>
-        <w:t xml:space="preserve"> == </w:t>
-      </w:r>
-      <w:r>
-        <w:rPr>
-          <w:rFonts w:ascii="Garamond" w:eastAsia="Garamond" w:hAnsi="Garamond" w:cs="Garamond"/>
-          <w:sz w:val="23"/>
-          <w:szCs w:val="23"/>
-          <w:highlight w:val="yellow"/>
-        </w:rPr>
-        <w:t>'</w:t>
-      </w:r>
-      <w:r>
-        <w:rPr>
-          <w:rFonts w:ascii="Garamond" w:eastAsia="Garamond" w:hAnsi="Garamond" w:cs="Garamond"/>
-          <w:highlight w:val="yellow"/>
-        </w:rPr>
-        <w:t>aliado</w:t>
-      </w:r>
-      <w:r>
-        <w:rPr>
-          <w:rFonts w:ascii="Garamond" w:eastAsia="Garamond" w:hAnsi="Garamond" w:cs="Garamond"/>
-          <w:sz w:val="23"/>
-          <w:szCs w:val="23"/>
-          <w:highlight w:val="yellow"/>
-        </w:rPr>
-        <w:t>'</w:t>
-      </w:r>
-      <w:r>
-        <w:rPr>
-          <w:rFonts w:ascii="Garamond" w:eastAsia="Garamond" w:hAnsi="Garamond" w:cs="Garamond"/>
-        </w:rPr>
-        <w:t xml:space="preserve"> </w:t>
-      </w:r>
-      <w:r>
-        <w:rPr>
-          <w:rFonts w:ascii="Garamond" w:eastAsia="Garamond" w:hAnsi="Garamond" w:cs="Garamond"/>
-          <w:highlight w:val="yellow"/>
-        </w:rPr>
-        <w:t>%</w:t>
-      </w:r>
-      <w:r>
-        <w:rPr>
-          <w:rFonts w:ascii="Garamond" w:eastAsia="Garamond" w:hAnsi="Garamond" w:cs="Garamond"/>
-          <w:highlight w:val="yellow"/>
-        </w:rPr>
-        <w:t>}</w:t>
+        <w:t xml:space="preserve"> Eliminar todo el software que pertenezca a Rappi una vez cese el uso de la Plataforma Rappi por parte del Aliado Comercial; y {{ ROM_ADS }} {% if tipo_ads == 'aliado' %}</w:t>
+      </w:r>
+      <w:r>
+        <w:rPr>
+          <w:rFonts w:ascii="Garamond" w:eastAsia="Garamond" w:hAnsi="Garamond" w:cs="Garamond"/>
+          <w:b/>
+          <w:bCs/>
+        </w:rPr>
+        <w:t/>
+      </w:r>
+      <w:proofErr w:type="spellStart"/>
+      <w:r>
+        <w:rPr>
+          <w:rFonts w:ascii="Garamond" w:eastAsia="Garamond" w:hAnsi="Garamond" w:cs="Garamond"/>
+          <w:b/>
+          <w:bCs/>
+        </w:rPr>
+        <w:t/>
+      </w:r>
+      <w:proofErr w:type="spellEnd"/>
+      <w:r>
+        <w:rPr>
+          <w:rFonts w:ascii="Garamond" w:eastAsia="Garamond" w:hAnsi="Garamond" w:cs="Garamond"/>
+          <w:b/>
+          <w:bCs/>
+        </w:rPr>
+        <w:t/>
+      </w:r>
+      <w:r>
+        <w:rPr>
+          <w:rFonts w:ascii="Garamond" w:eastAsia="Garamond" w:hAnsi="Garamond" w:cs="Garamond"/>
+          <w:b/>
+          <w:bCs/>
+        </w:rPr>
+        <w:t xml:space="preserve"/>
+      </w:r>
+      <w:r>
+        <w:rPr>
+          <w:rFonts w:ascii="Garamond" w:eastAsia="Garamond" w:hAnsi="Garamond" w:cs="Garamond"/>
+          <w:highlight w:val="yellow"/>
+        </w:rPr>
+        <w:t xml:space="preserve"/>
+      </w:r>
+      <w:proofErr w:type="spellStart"/>
+      <w:r>
+        <w:rPr>
+          <w:rFonts w:ascii="Garamond" w:eastAsia="Garamond" w:hAnsi="Garamond" w:cs="Garamond"/>
+          <w:highlight w:val="yellow"/>
+        </w:rPr>
+        <w:t/>
+      </w:r>
+      <w:proofErr w:type="spellEnd"/>
+      <w:r>
+        <w:rPr>
+          <w:rFonts w:ascii="Garamond" w:eastAsia="Garamond" w:hAnsi="Garamond" w:cs="Garamond"/>
+          <w:highlight w:val="yellow"/>
+        </w:rPr>
+        <w:t xml:space="preserve"/>
+      </w:r>
+      <w:proofErr w:type="spellStart"/>
+      <w:r>
+        <w:rPr>
+          <w:rFonts w:ascii="Garamond" w:eastAsia="Garamond" w:hAnsi="Garamond" w:cs="Garamond"/>
+          <w:highlight w:val="yellow"/>
+        </w:rPr>
+        <w:t/>
+      </w:r>
+      <w:proofErr w:type="spellEnd"/>
+      <w:r>
+        <w:rPr>
+          <w:rFonts w:ascii="Garamond" w:eastAsia="Garamond" w:hAnsi="Garamond" w:cs="Garamond"/>
+          <w:highlight w:val="yellow"/>
+        </w:rPr>
+        <w:t xml:space="preserve"/>
+      </w:r>
+      <w:r>
+        <w:rPr>
+          <w:rFonts w:ascii="Garamond" w:eastAsia="Garamond" w:hAnsi="Garamond" w:cs="Garamond"/>
+          <w:sz w:val="23"/>
+          <w:szCs w:val="23"/>
+          <w:highlight w:val="yellow"/>
+        </w:rPr>
+        <w:t/>
+      </w:r>
+      <w:r>
+        <w:rPr>
+          <w:rFonts w:ascii="Garamond" w:eastAsia="Garamond" w:hAnsi="Garamond" w:cs="Garamond"/>
+          <w:highlight w:val="yellow"/>
+        </w:rPr>
+        <w:t/>
+      </w:r>
+      <w:r>
+        <w:rPr>
+          <w:rFonts w:ascii="Garamond" w:eastAsia="Garamond" w:hAnsi="Garamond" w:cs="Garamond"/>
+          <w:sz w:val="23"/>
+          <w:szCs w:val="23"/>
+          <w:highlight w:val="yellow"/>
+        </w:rPr>
+        <w:t/>
+      </w:r>
+      <w:r>
+        <w:rPr>
+          <w:rFonts w:ascii="Garamond" w:eastAsia="Garamond" w:hAnsi="Garamond" w:cs="Garamond"/>
+        </w:rPr>
+        <w:t xml:space="preserve"/>
+      </w:r>
+      <w:r>
+        <w:rPr>
+          <w:rFonts w:ascii="Garamond" w:eastAsia="Garamond" w:hAnsi="Garamond" w:cs="Garamond"/>
+          <w:highlight w:val="yellow"/>
+        </w:rPr>
+        <w:t/>
+      </w:r>
+      <w:r>
+        <w:rPr>
+          <w:rFonts w:ascii="Garamond" w:eastAsia="Garamond" w:hAnsi="Garamond" w:cs="Garamond"/>
+          <w:highlight w:val="yellow"/>
+        </w:rPr>
+        <w:t/>
       </w:r>
       <w:r>
         <w:rPr>
@@ -3631,21 +3631,973 @@
           <w:rFonts w:ascii="Garamond" w:eastAsia="Garamond" w:hAnsi="Garamond" w:cs="Garamond"/>
           <w:highlight w:val="yellow"/>
         </w:rPr>
+        <w:t xml:space="preserve">{% elif tipo_ads == 'aliado_y_rappi' %}</w:t>
+      </w:r>
+      <w:proofErr w:type="spellStart"/>
+      <w:r>
+        <w:rPr>
+          <w:rFonts w:ascii="Garamond" w:eastAsia="Garamond" w:hAnsi="Garamond" w:cs="Garamond"/>
+          <w:highlight w:val="yellow"/>
+        </w:rPr>
+        <w:t/>
+      </w:r>
+      <w:proofErr w:type="spellEnd"/>
+      <w:r>
+        <w:rPr>
+          <w:rFonts w:ascii="Garamond" w:eastAsia="Garamond" w:hAnsi="Garamond" w:cs="Garamond"/>
+          <w:highlight w:val="yellow"/>
+        </w:rPr>
+        <w:t xml:space="preserve"/>
+      </w:r>
+      <w:proofErr w:type="spellStart"/>
+      <w:r>
+        <w:rPr>
+          <w:rFonts w:ascii="Garamond" w:eastAsia="Garamond" w:hAnsi="Garamond" w:cs="Garamond"/>
+          <w:highlight w:val="yellow"/>
+        </w:rPr>
+        <w:lastRenderedPageBreak/>
+        <w:t/>
+      </w:r>
+      <w:proofErr w:type="spellEnd"/>
+      <w:r>
+        <w:rPr>
+          <w:rFonts w:ascii="Garamond" w:eastAsia="Garamond" w:hAnsi="Garamond" w:cs="Garamond"/>
+          <w:highlight w:val="yellow"/>
+        </w:rPr>
+        <w:t xml:space="preserve"/>
+      </w:r>
+      <w:r>
+        <w:rPr>
+          <w:rFonts w:ascii="Garamond" w:eastAsia="Garamond" w:hAnsi="Garamond" w:cs="Garamond"/>
+          <w:sz w:val="23"/>
+          <w:szCs w:val="23"/>
+          <w:highlight w:val="yellow"/>
+        </w:rPr>
+        <w:t/>
+      </w:r>
+      <w:proofErr w:type="spellStart"/>
+      <w:r>
+        <w:rPr>
+          <w:rFonts w:ascii="Garamond" w:eastAsia="Garamond" w:hAnsi="Garamond" w:cs="Garamond"/>
+          <w:sz w:val="23"/>
+          <w:szCs w:val="23"/>
+          <w:highlight w:val="yellow"/>
+        </w:rPr>
+        <w:t/>
+      </w:r>
+      <w:proofErr w:type="spellEnd"/>
+      <w:r>
+        <w:rPr>
+          <w:rFonts w:ascii="Garamond" w:eastAsia="Garamond" w:hAnsi="Garamond" w:cs="Garamond"/>
+          <w:sz w:val="23"/>
+          <w:szCs w:val="23"/>
+          <w:highlight w:val="yellow"/>
+        </w:rPr>
+        <w:t/>
+      </w:r>
+      <w:r>
+        <w:rPr>
+          <w:rFonts w:ascii="Garamond" w:eastAsia="Garamond" w:hAnsi="Garamond" w:cs="Garamond"/>
+          <w:highlight w:val="yellow"/>
+        </w:rPr>
+        <w:t xml:space="preserve"/>
+      </w:r>
+      <w:r>
+        <w:rPr>
+          <w:rFonts w:ascii="Garamond" w:eastAsia="Garamond" w:hAnsi="Garamond" w:cs="Garamond"/>
+        </w:rPr>
+        <w:t xml:space="preserve"> </w:t>
+      </w:r>
+      <w:r>
+        <w:rPr>
+          <w:rFonts w:ascii="Garamond" w:eastAsia="Garamond" w:hAnsi="Garamond" w:cs="Garamond"/>
+        </w:rPr>
+        <w:t xml:space="preserve">El Aliado realizará una inversión mensual en </w:t>
+      </w:r>
+      <w:proofErr w:type="spellStart"/>
+      <w:r>
+        <w:rPr>
+          <w:rFonts w:ascii="Garamond" w:eastAsia="Garamond" w:hAnsi="Garamond" w:cs="Garamond"/>
+        </w:rPr>
+        <w:t>Ads</w:t>
+      </w:r>
+      <w:proofErr w:type="spellEnd"/>
+      <w:r>
+        <w:rPr>
+          <w:rFonts w:ascii="Garamond" w:eastAsia="Garamond" w:hAnsi="Garamond" w:cs="Garamond"/>
+        </w:rPr>
+        <w:t xml:space="preserve"> equivalente al </w:t>
+      </w:r>
+      <w:proofErr w:type="gramStart"/>
+      <w:r>
+        <w:rPr>
+          <w:rFonts w:ascii="Garamond" w:eastAsia="Garamond" w:hAnsi="Garamond" w:cs="Garamond"/>
+          <w:highlight w:val="yellow"/>
+          <w:lang w:val="es-ES"/>
+        </w:rPr>
+        <w:t>{{ N</w:t>
+      </w:r>
+      <w:proofErr w:type="gramEnd"/>
+      <w:r>
+        <w:rPr>
+          <w:rFonts w:ascii="Garamond" w:eastAsia="Garamond" w:hAnsi="Garamond" w:cs="Garamond"/>
+          <w:highlight w:val="yellow"/>
+          <w:lang w:val="es-ES"/>
+        </w:rPr>
+        <w:t>_</w:t>
+      </w:r>
+      <w:proofErr w:type="gramStart"/>
+      <w:r>
+        <w:rPr>
+          <w:rFonts w:ascii="Garamond" w:eastAsia="Garamond" w:hAnsi="Garamond" w:cs="Garamond"/>
+          <w:highlight w:val="yellow"/>
+          <w:lang w:val="es-ES"/>
+        </w:rPr>
+        <w:t>ADS }</w:t>
+      </w:r>
+      <w:proofErr w:type="gramEnd"/>
+      <w:r>
+        <w:rPr>
+          <w:rFonts w:ascii="Garamond" w:eastAsia="Garamond" w:hAnsi="Garamond" w:cs="Garamond"/>
+          <w:highlight w:val="yellow"/>
+          <w:lang w:val="es-ES"/>
+        </w:rPr>
+        <w:t>}</w:t>
+      </w:r>
+      <w:r>
+        <w:rPr>
+          <w:rFonts w:ascii="Garamond" w:eastAsia="Garamond" w:hAnsi="Garamond" w:cs="Garamond"/>
+          <w:lang w:val="es-ES"/>
+        </w:rPr>
+        <w:t xml:space="preserve"> % </w:t>
+      </w:r>
+      <w:r>
+        <w:rPr>
+          <w:rFonts w:ascii="Garamond" w:eastAsia="Garamond" w:hAnsi="Garamond" w:cs="Garamond"/>
+          <w:highlight w:val="yellow"/>
+          <w:lang w:val="es-ES"/>
+        </w:rPr>
+        <w:t>(</w:t>
+      </w:r>
+      <w:proofErr w:type="gramStart"/>
+      <w:r>
+        <w:rPr>
+          <w:rFonts w:ascii="Garamond" w:eastAsia="Garamond" w:hAnsi="Garamond" w:cs="Garamond"/>
+          <w:highlight w:val="yellow"/>
+          <w:lang w:val="es-ES"/>
+        </w:rPr>
+        <w:t>{{ VALOR</w:t>
+      </w:r>
+      <w:proofErr w:type="gramEnd"/>
+      <w:r>
+        <w:rPr>
+          <w:rFonts w:ascii="Garamond" w:eastAsia="Garamond" w:hAnsi="Garamond" w:cs="Garamond"/>
+          <w:highlight w:val="yellow"/>
+          <w:lang w:val="es-ES"/>
+        </w:rPr>
+        <w:t>_</w:t>
+      </w:r>
+      <w:proofErr w:type="gramStart"/>
+      <w:r>
+        <w:rPr>
+          <w:rFonts w:ascii="Garamond" w:eastAsia="Garamond" w:hAnsi="Garamond" w:cs="Garamond"/>
+          <w:highlight w:val="yellow"/>
+          <w:lang w:val="es-ES"/>
+        </w:rPr>
+        <w:t>ADS }</w:t>
+      </w:r>
+      <w:proofErr w:type="gramEnd"/>
+      <w:r>
+        <w:rPr>
+          <w:rFonts w:ascii="Garamond" w:eastAsia="Garamond" w:hAnsi="Garamond" w:cs="Garamond"/>
+          <w:highlight w:val="yellow"/>
+          <w:lang w:val="es-ES"/>
+        </w:rPr>
+        <w:t>})</w:t>
+      </w:r>
+      <w:r>
+        <w:rPr>
+          <w:rFonts w:ascii="Garamond" w:eastAsia="Garamond" w:hAnsi="Garamond" w:cs="Garamond"/>
+        </w:rPr>
+        <w:t xml:space="preserve"> de sus ventas totales en la Plataforma Rappi del mes anterior y Rappi realizará una inversión mensual en </w:t>
+      </w:r>
+      <w:proofErr w:type="spellStart"/>
+      <w:r>
+        <w:rPr>
+          <w:rFonts w:ascii="Garamond" w:eastAsia="Garamond" w:hAnsi="Garamond" w:cs="Garamond"/>
+        </w:rPr>
+        <w:t>Ads</w:t>
+      </w:r>
+      <w:proofErr w:type="spellEnd"/>
+      <w:r>
+        <w:rPr>
+          <w:rFonts w:ascii="Garamond" w:eastAsia="Garamond" w:hAnsi="Garamond" w:cs="Garamond"/>
+        </w:rPr>
+        <w:t xml:space="preserve"> </w:t>
+      </w:r>
+      <w:r>
+        <w:rPr>
+          <w:rFonts w:ascii="Garamond" w:eastAsia="Garamond" w:hAnsi="Garamond" w:cs="Garamond"/>
+        </w:rPr>
+        <w:t xml:space="preserve">equivalente al </w:t>
+      </w:r>
+      <w:proofErr w:type="gramStart"/>
+      <w:r>
+        <w:rPr>
+          <w:rFonts w:ascii="Garamond" w:eastAsia="Garamond" w:hAnsi="Garamond" w:cs="Garamond"/>
+          <w:highlight w:val="yellow"/>
+        </w:rPr>
+        <w:t>{{ N</w:t>
+      </w:r>
+      <w:proofErr w:type="gramEnd"/>
+      <w:r>
+        <w:rPr>
+          <w:rFonts w:ascii="Garamond" w:eastAsia="Garamond" w:hAnsi="Garamond" w:cs="Garamond"/>
+          <w:highlight w:val="yellow"/>
+        </w:rPr>
+        <w:t>_ADS_</w:t>
+      </w:r>
+      <w:proofErr w:type="gramStart"/>
+      <w:r>
+        <w:rPr>
+          <w:rFonts w:ascii="Garamond" w:eastAsia="Garamond" w:hAnsi="Garamond" w:cs="Garamond"/>
+          <w:highlight w:val="yellow"/>
+        </w:rPr>
+        <w:t>RAPPI }}</w:t>
+      </w:r>
+      <w:r>
+        <w:rPr>
+          <w:rFonts w:ascii="Garamond" w:eastAsia="Garamond" w:hAnsi="Garamond" w:cs="Garamond"/>
+        </w:rPr>
+        <w:t>%</w:t>
+      </w:r>
+      <w:proofErr w:type="gramEnd"/>
+      <w:r>
+        <w:rPr>
+          <w:rFonts w:ascii="Garamond" w:eastAsia="Garamond" w:hAnsi="Garamond" w:cs="Garamond"/>
+        </w:rPr>
+        <w:t xml:space="preserve"> </w:t>
+      </w:r>
+      <w:r>
+        <w:rPr>
+          <w:rFonts w:ascii="Garamond" w:eastAsia="Garamond" w:hAnsi="Garamond" w:cs="Garamond"/>
+          <w:highlight w:val="yellow"/>
+        </w:rPr>
+        <w:t>(</w:t>
+      </w:r>
+      <w:proofErr w:type="gramStart"/>
+      <w:r>
+        <w:rPr>
+          <w:rFonts w:ascii="Garamond" w:eastAsia="Garamond" w:hAnsi="Garamond" w:cs="Garamond"/>
+          <w:highlight w:val="yellow"/>
+        </w:rPr>
+        <w:t>{{ VALOR</w:t>
+      </w:r>
+      <w:proofErr w:type="gramEnd"/>
+      <w:r>
+        <w:rPr>
+          <w:rFonts w:ascii="Garamond" w:eastAsia="Garamond" w:hAnsi="Garamond" w:cs="Garamond"/>
+          <w:highlight w:val="yellow"/>
+        </w:rPr>
+        <w:t>_ADS_</w:t>
+      </w:r>
+      <w:proofErr w:type="gramStart"/>
+      <w:r>
+        <w:rPr>
+          <w:rFonts w:ascii="Garamond" w:eastAsia="Garamond" w:hAnsi="Garamond" w:cs="Garamond"/>
+          <w:highlight w:val="yellow"/>
+        </w:rPr>
+        <w:t>RAPPI }</w:t>
+      </w:r>
+      <w:proofErr w:type="gramEnd"/>
+      <w:r>
+        <w:rPr>
+          <w:rFonts w:ascii="Garamond" w:eastAsia="Garamond" w:hAnsi="Garamond" w:cs="Garamond"/>
+          <w:highlight w:val="yellow"/>
+        </w:rPr>
+        <w:t>}</w:t>
+      </w:r>
+      <w:r>
+        <w:rPr>
+          <w:rFonts w:ascii="Garamond" w:eastAsia="Garamond" w:hAnsi="Garamond" w:cs="Garamond"/>
+          <w:highlight w:val="yellow"/>
+        </w:rPr>
+        <w:t>)</w:t>
+      </w:r>
+      <w:r>
+        <w:rPr>
+          <w:rFonts w:ascii="Garamond" w:eastAsia="Garamond" w:hAnsi="Garamond" w:cs="Garamond"/>
+        </w:rPr>
+        <w:t xml:space="preserve"> de las ventas totales del Aliado en la Plataforma Rappi del mes anterior. Rappi activará los </w:t>
+      </w:r>
+      <w:proofErr w:type="spellStart"/>
+      <w:r>
+        <w:rPr>
+          <w:rFonts w:ascii="Garamond" w:eastAsia="Garamond" w:hAnsi="Garamond" w:cs="Garamond"/>
+        </w:rPr>
+        <w:t>Ads</w:t>
+      </w:r>
+      <w:proofErr w:type="spellEnd"/>
+      <w:r>
+        <w:rPr>
+          <w:rFonts w:ascii="Garamond" w:eastAsia="Garamond" w:hAnsi="Garamond" w:cs="Garamond"/>
+        </w:rPr>
+        <w:t xml:space="preserve"> en las fechas acordadas por las Partes, sujetándose su ejecución y cobro a los términos disponibles en https://legal.rappi.com.co/mexico/terminos-y-condiciones-ads-vertical-restaurantes-mexico Solo se facturarán los </w:t>
+      </w:r>
+      <w:proofErr w:type="spellStart"/>
+      <w:r>
+        <w:rPr>
+          <w:rFonts w:ascii="Garamond" w:eastAsia="Garamond" w:hAnsi="Garamond" w:cs="Garamond"/>
+        </w:rPr>
+        <w:t>Clicks</w:t>
+      </w:r>
+      <w:proofErr w:type="spellEnd"/>
+      <w:r>
+        <w:rPr>
+          <w:rFonts w:ascii="Garamond" w:eastAsia="Garamond" w:hAnsi="Garamond" w:cs="Garamond"/>
+        </w:rPr>
+        <w:t xml:space="preserve"> efectivamente ejecutados. {% endif %}</w:t>
+      </w:r>
+    </w:p>
+    <w:p>
+      <w:pPr>
+        <w:jc w:val="both"/>
+        <w:rPr>
+          <w:rFonts w:ascii="Garamond" w:eastAsia="Garamond" w:hAnsi="Garamond" w:cs="Garamond"/>
+          <w:sz w:val="23"/>
+          <w:szCs w:val="23"/>
+          <w:lang w:val="es-ES"/>
+        </w:rPr>
+      </w:pPr>
+      <w:r>
+        <w:rPr>
+          <w:rFonts w:ascii="Garamond" w:eastAsia="Garamond" w:hAnsi="Garamond" w:cs="Garamond"/>
+          <w:sz w:val="23"/>
+          <w:szCs w:val="23"/>
+          <w:highlight w:val="yellow"/>
+          <w:lang w:val="es-ES"/>
+        </w:rPr>
+        <w:t xml:space="preserve">{%p if activa_descuento_menu %}</w:t>
+      </w:r>
+      <w:proofErr w:type="spellStart"/>
+      <w:r>
+        <w:rPr>
+          <w:rFonts w:ascii="Garamond" w:eastAsia="Garamond" w:hAnsi="Garamond" w:cs="Garamond"/>
+          <w:sz w:val="23"/>
+          <w:szCs w:val="23"/>
+          <w:highlight w:val="yellow"/>
+          <w:lang w:val="es-ES"/>
+        </w:rPr>
+        <w:t/>
+      </w:r>
+      <w:proofErr w:type="spellEnd"/>
+      <w:r>
+        <w:rPr>
+          <w:rFonts w:ascii="Garamond" w:eastAsia="Garamond" w:hAnsi="Garamond" w:cs="Garamond"/>
+          <w:sz w:val="23"/>
+          <w:szCs w:val="23"/>
+          <w:highlight w:val="yellow"/>
+          <w:lang w:val="es-ES"/>
+        </w:rPr>
+        <w:t xml:space="preserve"/>
+      </w:r>
+      <w:proofErr w:type="spellStart"/>
+      <w:r>
+        <w:rPr>
+          <w:rFonts w:ascii="Garamond" w:eastAsia="Garamond" w:hAnsi="Garamond" w:cs="Garamond"/>
+          <w:sz w:val="23"/>
+          <w:szCs w:val="23"/>
+          <w:highlight w:val="yellow"/>
+          <w:lang w:val="es-ES"/>
+        </w:rPr>
+        <w:t/>
+      </w:r>
+      <w:r>
+        <w:rPr>
+          <w:rFonts w:ascii="Garamond" w:eastAsia="Garamond" w:hAnsi="Garamond" w:cs="Garamond"/>
+          <w:sz w:val="23"/>
+          <w:szCs w:val="23"/>
+          <w:highlight w:val="yellow"/>
+          <w:lang w:val="es-ES"/>
+        </w:rPr>
+        <w:t/>
+      </w:r>
+      <w:r>
+        <w:rPr>
+          <w:rFonts w:ascii="Garamond" w:eastAsia="Garamond" w:hAnsi="Garamond" w:cs="Garamond"/>
+          <w:sz w:val="23"/>
+          <w:szCs w:val="23"/>
+          <w:highlight w:val="yellow"/>
+          <w:lang w:val="es-ES"/>
+        </w:rPr>
+        <w:t/>
+      </w:r>
+      <w:proofErr w:type="spellEnd"/>
+      <w:r>
+        <w:rPr>
+          <w:rFonts w:ascii="Garamond" w:eastAsia="Garamond" w:hAnsi="Garamond" w:cs="Garamond"/>
+          <w:sz w:val="23"/>
+          <w:szCs w:val="23"/>
+          <w:highlight w:val="yellow"/>
+          <w:lang w:val="es-ES"/>
+        </w:rPr>
+        <w:t xml:space="preserve"/>
+      </w:r>
+    </w:p>
+    <w:p>
+      <w:pPr>
+        <w:jc w:val="both"/>
+        <w:rPr>
+          <w:rFonts w:ascii="Garamond" w:eastAsia="Garamond" w:hAnsi="Garamond" w:cs="Garamond"/>
+          <w:sz w:val="23"/>
+          <w:szCs w:val="23"/>
+        </w:rPr>
+      </w:pPr>
+      <w:r>
+        <w:rPr>
+          <w:rFonts w:ascii="Garamond" w:eastAsia="Garamond" w:hAnsi="Garamond" w:cs="Garamond"/>
+          <w:sz w:val="23"/>
+          <w:szCs w:val="23"/>
+        </w:rPr>
+        <w:t xml:space="preserve">{{ ROM_DESCUENTO_MENU }} Realizar un descuento de por lo menos el </w:t>
+      </w:r>
+      <w:proofErr w:type="gramStart"/>
+      <w:r>
+        <w:rPr>
+          <w:rFonts w:ascii="Garamond" w:eastAsia="Garamond" w:hAnsi="Garamond" w:cs="Garamond"/>
+          <w:sz w:val="23"/>
+          <w:szCs w:val="23"/>
+          <w:highlight w:val="yellow"/>
+        </w:rPr>
+        <w:t>{{ N</w:t>
+      </w:r>
+      <w:proofErr w:type="gramEnd"/>
+      <w:r>
+        <w:rPr>
+          <w:rFonts w:ascii="Garamond" w:eastAsia="Garamond" w:hAnsi="Garamond" w:cs="Garamond"/>
+          <w:sz w:val="23"/>
+          <w:szCs w:val="23"/>
+          <w:highlight w:val="yellow"/>
+        </w:rPr>
+        <w:t>_DESCUENTO_</w:t>
+      </w:r>
+      <w:proofErr w:type="gramStart"/>
+      <w:r>
+        <w:rPr>
+          <w:rFonts w:ascii="Garamond" w:eastAsia="Garamond" w:hAnsi="Garamond" w:cs="Garamond"/>
+          <w:sz w:val="23"/>
+          <w:szCs w:val="23"/>
+          <w:highlight w:val="yellow"/>
+        </w:rPr>
+        <w:t>MENU }}</w:t>
+      </w:r>
+      <w:r>
+        <w:rPr>
+          <w:rFonts w:ascii="Garamond" w:eastAsia="Garamond" w:hAnsi="Garamond" w:cs="Garamond"/>
+          <w:sz w:val="23"/>
+          <w:szCs w:val="23"/>
+        </w:rPr>
+        <w:t>%</w:t>
+      </w:r>
+      <w:proofErr w:type="gramEnd"/>
+      <w:r>
+        <w:rPr>
+          <w:rFonts w:ascii="Garamond" w:eastAsia="Garamond" w:hAnsi="Garamond" w:cs="Garamond"/>
+          <w:sz w:val="23"/>
+          <w:szCs w:val="23"/>
+        </w:rPr>
+        <w:t xml:space="preserve"> (</w:t>
+      </w:r>
+      <w:proofErr w:type="gramStart"/>
+      <w:r>
+        <w:rPr>
+          <w:rFonts w:ascii="Garamond" w:eastAsia="Garamond" w:hAnsi="Garamond" w:cs="Garamond"/>
+          <w:sz w:val="23"/>
+          <w:szCs w:val="23"/>
+          <w:highlight w:val="yellow"/>
+        </w:rPr>
+        <w:t xml:space="preserve">{{ </w:t>
+      </w:r>
+      <w:proofErr w:type="spellStart"/>
+      <w:r>
+        <w:rPr>
+          <w:rFonts w:ascii="Garamond" w:eastAsia="Garamond" w:hAnsi="Garamond" w:cs="Garamond"/>
+          <w:sz w:val="23"/>
+          <w:szCs w:val="23"/>
+          <w:highlight w:val="yellow"/>
+        </w:rPr>
+        <w:t>VALOR</w:t>
+      </w:r>
+      <w:proofErr w:type="gramEnd"/>
+      <w:r>
+        <w:rPr>
+          <w:rFonts w:ascii="Garamond" w:eastAsia="Garamond" w:hAnsi="Garamond" w:cs="Garamond"/>
+          <w:sz w:val="23"/>
+          <w:szCs w:val="23"/>
+          <w:highlight w:val="yellow"/>
+        </w:rPr>
+        <w:t>_DESCUENTO_MENU</w:t>
+      </w:r>
+      <w:r>
+        <w:rPr>
+          <w:rFonts w:ascii="Garamond" w:eastAsia="Garamond" w:hAnsi="Garamond" w:cs="Garamond"/>
+          <w:sz w:val="23"/>
+          <w:szCs w:val="23"/>
+          <w:highlight w:val="yellow"/>
+        </w:rPr>
+        <w:t>|</w:t>
+      </w:r>
+      <w:proofErr w:type="gramStart"/>
+      <w:r>
+        <w:rPr>
+          <w:rFonts w:ascii="Garamond" w:eastAsia="Garamond" w:hAnsi="Garamond" w:cs="Garamond"/>
+          <w:sz w:val="23"/>
+          <w:szCs w:val="23"/>
+          <w:highlight w:val="yellow"/>
+        </w:rPr>
+        <w:t>lower</w:t>
+      </w:r>
+      <w:proofErr w:type="spellEnd"/>
+      <w:r>
+        <w:rPr>
+          <w:rFonts w:ascii="Garamond" w:eastAsia="Garamond" w:hAnsi="Garamond" w:cs="Garamond"/>
+          <w:sz w:val="23"/>
+          <w:szCs w:val="23"/>
+          <w:highlight w:val="yellow"/>
+        </w:rPr>
+        <w:t xml:space="preserve"> }</w:t>
+      </w:r>
+      <w:proofErr w:type="gramEnd"/>
+      <w:r>
+        <w:rPr>
+          <w:rFonts w:ascii="Garamond" w:eastAsia="Garamond" w:hAnsi="Garamond" w:cs="Garamond"/>
+          <w:sz w:val="23"/>
+          <w:szCs w:val="23"/>
+          <w:highlight w:val="yellow"/>
+        </w:rPr>
+        <w:t>}</w:t>
+      </w:r>
+      <w:r>
+        <w:rPr>
+          <w:rFonts w:ascii="Garamond" w:eastAsia="Garamond" w:hAnsi="Garamond" w:cs="Garamond"/>
+          <w:sz w:val="23"/>
+          <w:szCs w:val="23"/>
+        </w:rPr>
+        <w:t xml:space="preserve"> </w:t>
+      </w:r>
+      <w:r>
+        <w:rPr>
+          <w:rFonts w:ascii="Garamond" w:eastAsia="Garamond" w:hAnsi="Garamond" w:cs="Garamond"/>
+          <w:sz w:val="23"/>
+          <w:szCs w:val="23"/>
+        </w:rPr>
+        <w:t xml:space="preserve">por ciento) en todo el menú dentro de la Plataforma Rappi durante los primeros </w:t>
+      </w:r>
+      <w:proofErr w:type="gramStart"/>
+      <w:r>
+        <w:rPr>
+          <w:rFonts w:ascii="Garamond" w:eastAsia="Garamond" w:hAnsi="Garamond" w:cs="Garamond"/>
+          <w:sz w:val="23"/>
+          <w:szCs w:val="23"/>
+          <w:highlight w:val="yellow"/>
+        </w:rPr>
+        <w:t>{{ N</w:t>
+      </w:r>
+      <w:proofErr w:type="gramEnd"/>
+      <w:r>
+        <w:rPr>
+          <w:rFonts w:ascii="Garamond" w:eastAsia="Garamond" w:hAnsi="Garamond" w:cs="Garamond"/>
+          <w:sz w:val="23"/>
+          <w:szCs w:val="23"/>
+          <w:highlight w:val="yellow"/>
+        </w:rPr>
+        <w:t>_MESES_DESCUENTO_</w:t>
+      </w:r>
+      <w:proofErr w:type="gramStart"/>
+      <w:r>
+        <w:rPr>
+          <w:rFonts w:ascii="Garamond" w:eastAsia="Garamond" w:hAnsi="Garamond" w:cs="Garamond"/>
+          <w:sz w:val="23"/>
+          <w:szCs w:val="23"/>
+          <w:highlight w:val="yellow"/>
+        </w:rPr>
+        <w:t>MENU }</w:t>
+      </w:r>
+      <w:proofErr w:type="gramEnd"/>
+      <w:r>
+        <w:rPr>
+          <w:rFonts w:ascii="Garamond" w:eastAsia="Garamond" w:hAnsi="Garamond" w:cs="Garamond"/>
+          <w:sz w:val="23"/>
+          <w:szCs w:val="23"/>
+          <w:highlight w:val="yellow"/>
+        </w:rPr>
+        <w:t>}</w:t>
+      </w:r>
+      <w:r>
+        <w:rPr>
+          <w:rFonts w:ascii="Garamond" w:eastAsia="Garamond" w:hAnsi="Garamond" w:cs="Garamond"/>
+          <w:sz w:val="23"/>
+          <w:szCs w:val="23"/>
+        </w:rPr>
+        <w:t xml:space="preserve"> (</w:t>
+      </w:r>
+      <w:proofErr w:type="gramStart"/>
+      <w:r>
+        <w:rPr>
+          <w:rFonts w:ascii="Garamond" w:eastAsia="Garamond" w:hAnsi="Garamond" w:cs="Garamond"/>
+          <w:sz w:val="23"/>
+          <w:szCs w:val="23"/>
+          <w:highlight w:val="yellow"/>
+        </w:rPr>
+        <w:t xml:space="preserve">{{ </w:t>
+      </w:r>
+      <w:proofErr w:type="spellStart"/>
+      <w:r>
+        <w:rPr>
+          <w:rFonts w:ascii="Garamond" w:eastAsia="Garamond" w:hAnsi="Garamond" w:cs="Garamond"/>
+          <w:sz w:val="23"/>
+          <w:szCs w:val="23"/>
+          <w:highlight w:val="yellow"/>
+        </w:rPr>
+        <w:t>VALOR</w:t>
+      </w:r>
+      <w:proofErr w:type="gramEnd"/>
+      <w:r>
+        <w:rPr>
+          <w:rFonts w:ascii="Garamond" w:eastAsia="Garamond" w:hAnsi="Garamond" w:cs="Garamond"/>
+          <w:sz w:val="23"/>
+          <w:szCs w:val="23"/>
+          <w:highlight w:val="yellow"/>
+        </w:rPr>
+        <w:t>_MES_DESCUENTO_MENU</w:t>
+      </w:r>
+      <w:r>
+        <w:rPr>
+          <w:rFonts w:ascii="Garamond" w:eastAsia="Garamond" w:hAnsi="Garamond" w:cs="Garamond"/>
+          <w:sz w:val="23"/>
+          <w:szCs w:val="23"/>
+          <w:highlight w:val="yellow"/>
+        </w:rPr>
+        <w:t>|</w:t>
+      </w:r>
+      <w:proofErr w:type="gramStart"/>
+      <w:r>
+        <w:rPr>
+          <w:rFonts w:ascii="Garamond" w:eastAsia="Garamond" w:hAnsi="Garamond" w:cs="Garamond"/>
+          <w:sz w:val="23"/>
+          <w:szCs w:val="23"/>
+          <w:highlight w:val="yellow"/>
+        </w:rPr>
+        <w:t>lower</w:t>
+      </w:r>
+      <w:proofErr w:type="spellEnd"/>
+      <w:r>
+        <w:rPr>
+          <w:rFonts w:ascii="Garamond" w:eastAsia="Garamond" w:hAnsi="Garamond" w:cs="Garamond"/>
+          <w:sz w:val="23"/>
+          <w:szCs w:val="23"/>
+          <w:highlight w:val="yellow"/>
+        </w:rPr>
+        <w:t xml:space="preserve"> }</w:t>
+      </w:r>
+      <w:proofErr w:type="gramEnd"/>
+      <w:r>
+        <w:rPr>
+          <w:rFonts w:ascii="Garamond" w:eastAsia="Garamond" w:hAnsi="Garamond" w:cs="Garamond"/>
+          <w:sz w:val="23"/>
+          <w:szCs w:val="23"/>
+          <w:highlight w:val="yellow"/>
+        </w:rPr>
+        <w:t>}</w:t>
+      </w:r>
+      <w:r>
+        <w:rPr>
+          <w:rFonts w:ascii="Garamond" w:eastAsia="Garamond" w:hAnsi="Garamond" w:cs="Garamond"/>
+          <w:sz w:val="23"/>
+          <w:szCs w:val="23"/>
+        </w:rPr>
+        <w:t>) meses de ejecución del presente Acuerdo.</w:t>
+      </w:r>
+    </w:p>
+    <w:p>
+      <w:pPr>
+        <w:jc w:val="both"/>
+        <w:rPr>
+          <w:rFonts w:ascii="Garamond" w:eastAsia="Garamond" w:hAnsi="Garamond" w:cs="Garamond"/>
+          <w:sz w:val="23"/>
+          <w:szCs w:val="23"/>
+          <w:lang w:val="en-US"/>
+        </w:rPr>
+      </w:pPr>
+      <w:r>
+        <w:rPr>
+          <w:rFonts w:ascii="Garamond" w:eastAsia="Garamond" w:hAnsi="Garamond" w:cs="Garamond"/>
+          <w:sz w:val="23"/>
+          <w:szCs w:val="23"/>
+          <w:highlight w:val="yellow"/>
+          <w:lang w:val="en-US"/>
+        </w:rPr>
+        <w:t>{%p endif %}</w:t>
+      </w:r>
+    </w:p>
+    <w:p>
+      <w:pPr>
+        <w:jc w:val="both"/>
+        <w:rPr>
+          <w:rFonts w:ascii="Garamond" w:eastAsia="Garamond" w:hAnsi="Garamond" w:cs="Garamond"/>
+          <w:sz w:val="23"/>
+          <w:szCs w:val="23"/>
+          <w:lang w:val="en-US"/>
+        </w:rPr>
+      </w:pPr>
+      <w:r>
+        <w:rPr>
+          <w:rFonts w:ascii="Garamond" w:eastAsia="Garamond" w:hAnsi="Garamond" w:cs="Garamond"/>
+          <w:sz w:val="23"/>
+          <w:szCs w:val="23"/>
+          <w:highlight w:val="yellow"/>
+          <w:lang w:val="en-US"/>
+        </w:rPr>
+        <w:t xml:space="preserve">{%p if </w:t>
+      </w:r>
+      <w:proofErr w:type="spellStart"/>
+      <w:r>
+        <w:rPr>
+          <w:rFonts w:ascii="Garamond" w:eastAsia="Garamond" w:hAnsi="Garamond" w:cs="Garamond"/>
+          <w:sz w:val="23"/>
+          <w:szCs w:val="23"/>
+          <w:highlight w:val="yellow"/>
+          <w:lang w:val="en-US"/>
+        </w:rPr>
+        <w:t>activa_mark_down</w:t>
+      </w:r>
+      <w:proofErr w:type="spellEnd"/>
+      <w:r>
+        <w:rPr>
+          <w:rFonts w:ascii="Garamond" w:eastAsia="Garamond" w:hAnsi="Garamond" w:cs="Garamond"/>
+          <w:sz w:val="23"/>
+          <w:szCs w:val="23"/>
+          <w:highlight w:val="yellow"/>
+          <w:lang w:val="en-US"/>
+        </w:rPr>
+        <w:t xml:space="preserve"> %}</w:t>
+      </w:r>
+    </w:p>
+    <w:p>
+      <w:pPr>
+        <w:jc w:val="both"/>
+        <w:rPr>
+          <w:rFonts w:ascii="Garamond" w:eastAsia="Garamond" w:hAnsi="Garamond" w:cs="Garamond"/>
+          <w:sz w:val="23"/>
+          <w:szCs w:val="23"/>
+        </w:rPr>
+      </w:pPr>
+      <w:r>
+        <w:rPr>
+          <w:rFonts w:ascii="Garamond" w:eastAsia="Garamond" w:hAnsi="Garamond" w:cs="Garamond"/>
+          <w:sz w:val="23"/>
+          <w:szCs w:val="23"/>
+        </w:rPr>
+        <w:t xml:space="preserve">{{ ROM_MARK_DOWN }} Realizar una inversión mensual en promociones del </w:t>
+      </w:r>
+      <w:proofErr w:type="gramStart"/>
+      <w:r>
+        <w:rPr>
+          <w:rFonts w:ascii="Garamond" w:eastAsia="Garamond" w:hAnsi="Garamond" w:cs="Garamond"/>
+          <w:sz w:val="23"/>
+          <w:szCs w:val="23"/>
+          <w:highlight w:val="yellow"/>
+        </w:rPr>
+        <w:t>{{ N</w:t>
+      </w:r>
+      <w:proofErr w:type="gramEnd"/>
+      <w:r>
+        <w:rPr>
+          <w:rFonts w:ascii="Garamond" w:eastAsia="Garamond" w:hAnsi="Garamond" w:cs="Garamond"/>
+          <w:sz w:val="23"/>
+          <w:szCs w:val="23"/>
+          <w:highlight w:val="yellow"/>
+        </w:rPr>
+        <w:t>_DESCUENTO_MARK_</w:t>
+      </w:r>
+      <w:proofErr w:type="gramStart"/>
+      <w:r>
+        <w:rPr>
+          <w:rFonts w:ascii="Garamond" w:eastAsia="Garamond" w:hAnsi="Garamond" w:cs="Garamond"/>
+          <w:sz w:val="23"/>
+          <w:szCs w:val="23"/>
+          <w:highlight w:val="yellow"/>
+        </w:rPr>
+        <w:t>DOWN }}</w:t>
+      </w:r>
+      <w:r>
+        <w:rPr>
+          <w:rFonts w:ascii="Garamond" w:eastAsia="Garamond" w:hAnsi="Garamond" w:cs="Garamond"/>
+          <w:sz w:val="23"/>
+          <w:szCs w:val="23"/>
+        </w:rPr>
+        <w:t>%</w:t>
+      </w:r>
+      <w:proofErr w:type="gramEnd"/>
+      <w:r>
+        <w:rPr>
+          <w:rFonts w:ascii="Garamond" w:eastAsia="Garamond" w:hAnsi="Garamond" w:cs="Garamond"/>
+          <w:sz w:val="23"/>
+          <w:szCs w:val="23"/>
+        </w:rPr>
+        <w:t xml:space="preserve"> (</w:t>
+      </w:r>
+      <w:proofErr w:type="gramStart"/>
+      <w:r>
+        <w:rPr>
+          <w:rFonts w:ascii="Garamond" w:eastAsia="Garamond" w:hAnsi="Garamond" w:cs="Garamond"/>
+          <w:sz w:val="23"/>
+          <w:szCs w:val="23"/>
+          <w:highlight w:val="yellow"/>
+        </w:rPr>
+        <w:t xml:space="preserve">{{ </w:t>
+      </w:r>
+      <w:proofErr w:type="spellStart"/>
+      <w:r>
+        <w:rPr>
+          <w:rFonts w:ascii="Garamond" w:eastAsia="Garamond" w:hAnsi="Garamond" w:cs="Garamond"/>
+          <w:sz w:val="23"/>
+          <w:szCs w:val="23"/>
+          <w:highlight w:val="yellow"/>
+        </w:rPr>
+        <w:t>VALOR</w:t>
+      </w:r>
+      <w:proofErr w:type="gramEnd"/>
+      <w:r>
+        <w:rPr>
+          <w:rFonts w:ascii="Garamond" w:eastAsia="Garamond" w:hAnsi="Garamond" w:cs="Garamond"/>
+          <w:sz w:val="23"/>
+          <w:szCs w:val="23"/>
+          <w:highlight w:val="yellow"/>
+        </w:rPr>
+        <w:t>_DESCUENTO_MARK_DOWN|</w:t>
+      </w:r>
+      <w:proofErr w:type="gramStart"/>
+      <w:r>
+        <w:rPr>
+          <w:rFonts w:ascii="Garamond" w:eastAsia="Garamond" w:hAnsi="Garamond" w:cs="Garamond"/>
+          <w:sz w:val="23"/>
+          <w:szCs w:val="23"/>
+          <w:highlight w:val="yellow"/>
+        </w:rPr>
+        <w:t>lower</w:t>
+      </w:r>
+      <w:proofErr w:type="spellEnd"/>
+      <w:r>
+        <w:rPr>
+          <w:rFonts w:ascii="Garamond" w:eastAsia="Garamond" w:hAnsi="Garamond" w:cs="Garamond"/>
+          <w:sz w:val="23"/>
+          <w:szCs w:val="23"/>
+          <w:highlight w:val="yellow"/>
+        </w:rPr>
+        <w:t xml:space="preserve"> }</w:t>
+      </w:r>
+      <w:proofErr w:type="gramEnd"/>
+      <w:r>
+        <w:rPr>
+          <w:rFonts w:ascii="Garamond" w:eastAsia="Garamond" w:hAnsi="Garamond" w:cs="Garamond"/>
+          <w:sz w:val="23"/>
+          <w:szCs w:val="23"/>
+          <w:highlight w:val="yellow"/>
+        </w:rPr>
+        <w:t>}</w:t>
+      </w:r>
+      <w:r>
+        <w:rPr>
+          <w:rFonts w:ascii="Garamond" w:eastAsia="Garamond" w:hAnsi="Garamond" w:cs="Garamond"/>
+          <w:sz w:val="23"/>
+          <w:szCs w:val="23"/>
+        </w:rPr>
+        <w:t xml:space="preserve"> por ciento) de las ventas totales realizadas por el Aliado a través de la Plataforma Rappi durante el mes inmediatamente anterior durante la vigencia del presente Acuerdo.</w:t>
+      </w:r>
+    </w:p>
+    <w:p>
+      <w:pPr>
+        <w:jc w:val="both"/>
+        <w:rPr>
+          <w:rFonts w:ascii="Garamond" w:eastAsia="Garamond" w:hAnsi="Garamond" w:cs="Garamond"/>
+          <w:sz w:val="23"/>
+          <w:szCs w:val="23"/>
+          <w:lang w:val="es-MX"/>
+        </w:rPr>
+      </w:pPr>
+      <w:r>
+        <w:rPr>
+          <w:rFonts w:ascii="Garamond" w:eastAsia="Garamond" w:hAnsi="Garamond" w:cs="Garamond"/>
+          <w:sz w:val="23"/>
+          <w:szCs w:val="23"/>
+          <w:highlight w:val="yellow"/>
+          <w:lang w:val="es-ES"/>
+        </w:rPr>
         <w:t xml:space="preserve">{%p </w:t>
       </w:r>
       <w:proofErr w:type="spellStart"/>
       <w:r>
         <w:rPr>
           <w:rFonts w:ascii="Garamond" w:eastAsia="Garamond" w:hAnsi="Garamond" w:cs="Garamond"/>
-          <w:highlight w:val="yellow"/>
-        </w:rPr>
-        <w:t>elif</w:t>
-      </w:r>
-      <w:proofErr w:type="spellEnd"/>
-      <w:r>
-        <w:rPr>
-          <w:rFonts w:ascii="Garamond" w:eastAsia="Garamond" w:hAnsi="Garamond" w:cs="Garamond"/>
-          <w:highlight w:val="yellow"/>
+          <w:sz w:val="23"/>
+          <w:szCs w:val="23"/>
+          <w:highlight w:val="yellow"/>
+          <w:lang w:val="es-ES"/>
+        </w:rPr>
+        <w:t>endif</w:t>
+      </w:r>
+      <w:proofErr w:type="spellEnd"/>
+      <w:r>
+        <w:rPr>
+          <w:rFonts w:ascii="Garamond" w:eastAsia="Garamond" w:hAnsi="Garamond" w:cs="Garamond"/>
+          <w:sz w:val="23"/>
+          <w:szCs w:val="23"/>
+          <w:highlight w:val="yellow"/>
+          <w:lang w:val="es-ES"/>
+        </w:rPr>
+        <w:t xml:space="preserve"> %}</w:t>
+      </w:r>
+    </w:p>
+    <w:p>
+      <w:pPr>
+        <w:jc w:val="both"/>
+        <w:rPr>
+          <w:rFonts w:ascii="Garamond" w:eastAsia="Garamond" w:hAnsi="Garamond" w:cs="Garamond"/>
+          <w:sz w:val="23"/>
+          <w:szCs w:val="23"/>
+          <w:lang w:val="es-ES"/>
+        </w:rPr>
+      </w:pPr>
+      <w:r>
+        <w:rPr>
+          <w:rFonts w:ascii="Garamond" w:eastAsia="Garamond" w:hAnsi="Garamond" w:cs="Garamond"/>
+          <w:sz w:val="23"/>
+          <w:szCs w:val="23"/>
+          <w:highlight w:val="yellow"/>
+          <w:lang w:val="es-ES"/>
+        </w:rPr>
+        <w:t xml:space="preserve">{%p </w:t>
+      </w:r>
+      <w:proofErr w:type="spellStart"/>
+      <w:r>
+        <w:rPr>
+          <w:rFonts w:ascii="Garamond" w:eastAsia="Garamond" w:hAnsi="Garamond" w:cs="Garamond"/>
+          <w:sz w:val="23"/>
+          <w:szCs w:val="23"/>
+          <w:highlight w:val="yellow"/>
+          <w:lang w:val="es-ES"/>
+        </w:rPr>
+        <w:t>if</w:t>
+      </w:r>
+      <w:proofErr w:type="spellEnd"/>
+      <w:r>
+        <w:rPr>
+          <w:rFonts w:ascii="Garamond" w:eastAsia="Garamond" w:hAnsi="Garamond" w:cs="Garamond"/>
+          <w:sz w:val="23"/>
+          <w:szCs w:val="23"/>
+          <w:highlight w:val="yellow"/>
+          <w:lang w:val="es-ES"/>
         </w:rPr>
         <w:t xml:space="preserve"> </w:t>
       </w:r>
@@ -3653,434 +4605,282 @@
       <w:r>
         <w:rPr>
           <w:rFonts w:ascii="Garamond" w:eastAsia="Garamond" w:hAnsi="Garamond" w:cs="Garamond"/>
-          <w:highlight w:val="yellow"/>
-        </w:rPr>
-        <w:lastRenderedPageBreak/>
-        <w:t>tipo_ads</w:t>
-      </w:r>
-      <w:proofErr w:type="spellEnd"/>
-      <w:r>
-        <w:rPr>
-          <w:rFonts w:ascii="Garamond" w:eastAsia="Garamond" w:hAnsi="Garamond" w:cs="Garamond"/>
-          <w:highlight w:val="yellow"/>
-        </w:rPr>
-        <w:t xml:space="preserve"> == </w:t>
-      </w:r>
-      <w:r>
-        <w:rPr>
-          <w:rFonts w:ascii="Garamond" w:eastAsia="Garamond" w:hAnsi="Garamond" w:cs="Garamond"/>
-          <w:sz w:val="23"/>
-          <w:szCs w:val="23"/>
-          <w:highlight w:val="yellow"/>
-        </w:rPr>
-        <w:t>'</w:t>
-      </w:r>
-      <w:proofErr w:type="spellStart"/>
-      <w:r>
-        <w:rPr>
-          <w:rFonts w:ascii="Garamond" w:eastAsia="Garamond" w:hAnsi="Garamond" w:cs="Garamond"/>
-          <w:sz w:val="23"/>
-          <w:szCs w:val="23"/>
-          <w:highlight w:val="yellow"/>
-        </w:rPr>
-        <w:t>aliado_y_rappi</w:t>
-      </w:r>
-      <w:proofErr w:type="spellEnd"/>
-      <w:r>
-        <w:rPr>
-          <w:rFonts w:ascii="Garamond" w:eastAsia="Garamond" w:hAnsi="Garamond" w:cs="Garamond"/>
-          <w:sz w:val="23"/>
-          <w:szCs w:val="23"/>
-          <w:highlight w:val="yellow"/>
-        </w:rPr>
-        <w:t>'</w:t>
-      </w:r>
-      <w:r>
-        <w:rPr>
-          <w:rFonts w:ascii="Garamond" w:eastAsia="Garamond" w:hAnsi="Garamond" w:cs="Garamond"/>
-          <w:highlight w:val="yellow"/>
+          <w:sz w:val="23"/>
+          <w:szCs w:val="23"/>
+          <w:highlight w:val="yellow"/>
+          <w:lang w:val="es-ES"/>
+        </w:rPr>
+        <w:t>activa_publicaciones_redes</w:t>
+      </w:r>
+      <w:proofErr w:type="spellEnd"/>
+      <w:r>
+        <w:rPr>
+          <w:rFonts w:ascii="Garamond" w:eastAsia="Garamond" w:hAnsi="Garamond" w:cs="Garamond"/>
+          <w:sz w:val="23"/>
+          <w:szCs w:val="23"/>
+          <w:highlight w:val="yellow"/>
+          <w:lang w:val="es-ES"/>
         </w:rPr>
         <w:t xml:space="preserve"> %}</w:t>
       </w:r>
-      <w:r>
-        <w:rPr>
-          <w:rFonts w:ascii="Garamond" w:eastAsia="Garamond" w:hAnsi="Garamond" w:cs="Garamond"/>
-        </w:rPr>
-        <w:t xml:space="preserve"> </w:t>
-      </w:r>
-      <w:r>
-        <w:rPr>
-          <w:rFonts w:ascii="Garamond" w:eastAsia="Garamond" w:hAnsi="Garamond" w:cs="Garamond"/>
-        </w:rPr>
-        <w:t xml:space="preserve">El Aliado realizará una inversión mensual en </w:t>
-      </w:r>
-      <w:proofErr w:type="spellStart"/>
-      <w:r>
-        <w:rPr>
-          <w:rFonts w:ascii="Garamond" w:eastAsia="Garamond" w:hAnsi="Garamond" w:cs="Garamond"/>
-        </w:rPr>
-        <w:t>Ads</w:t>
-      </w:r>
-      <w:proofErr w:type="spellEnd"/>
-      <w:r>
-        <w:rPr>
-          <w:rFonts w:ascii="Garamond" w:eastAsia="Garamond" w:hAnsi="Garamond" w:cs="Garamond"/>
-        </w:rPr>
-        <w:t xml:space="preserve"> equivalente al </w:t>
+    </w:p>
+    <w:p>
+      <w:pPr>
+        <w:jc w:val="both"/>
+        <w:rPr>
+          <w:rFonts w:ascii="Garamond" w:eastAsia="Garamond" w:hAnsi="Garamond" w:cs="Garamond"/>
+          <w:sz w:val="23"/>
+          <w:szCs w:val="23"/>
+        </w:rPr>
+      </w:pPr>
+      <w:r>
+        <w:rPr>
+          <w:rFonts w:ascii="Garamond" w:eastAsia="Garamond" w:hAnsi="Garamond" w:cs="Garamond"/>
+          <w:sz w:val="23"/>
+          <w:szCs w:val="23"/>
+        </w:rPr>
+        <w:t xml:space="preserve">{{ ROM_REDES }} Realizar, al menos </w:t>
       </w:r>
       <w:proofErr w:type="gramStart"/>
       <w:r>
         <w:rPr>
           <w:rFonts w:ascii="Garamond" w:eastAsia="Garamond" w:hAnsi="Garamond" w:cs="Garamond"/>
-          <w:highlight w:val="yellow"/>
-          <w:lang w:val="es-ES"/>
-        </w:rPr>
-        <w:t>{{ N</w:t>
+          <w:sz w:val="23"/>
+          <w:szCs w:val="23"/>
+          <w:highlight w:val="yellow"/>
+        </w:rPr>
+        <w:t xml:space="preserve">{{ </w:t>
+      </w:r>
+      <w:r>
+        <w:rPr>
+          <w:rFonts w:ascii="Garamond" w:eastAsia="Garamond" w:hAnsi="Garamond" w:cs="Garamond"/>
+          <w:sz w:val="23"/>
+          <w:szCs w:val="23"/>
+          <w:highlight w:val="yellow"/>
+        </w:rPr>
+        <w:t>N</w:t>
       </w:r>
       <w:proofErr w:type="gramEnd"/>
       <w:r>
         <w:rPr>
           <w:rFonts w:ascii="Garamond" w:eastAsia="Garamond" w:hAnsi="Garamond" w:cs="Garamond"/>
-          <w:highlight w:val="yellow"/>
-          <w:lang w:val="es-ES"/>
+          <w:sz w:val="23"/>
+          <w:szCs w:val="23"/>
+          <w:highlight w:val="yellow"/>
         </w:rPr>
         <w:t>_</w:t>
       </w:r>
+      <w:r>
+        <w:rPr>
+          <w:rFonts w:ascii="Garamond" w:eastAsia="Garamond" w:hAnsi="Garamond" w:cs="Garamond"/>
+          <w:sz w:val="23"/>
+          <w:szCs w:val="23"/>
+          <w:highlight w:val="yellow"/>
+        </w:rPr>
+        <w:t>DESCUENTO_</w:t>
+      </w:r>
       <w:proofErr w:type="gramStart"/>
       <w:r>
         <w:rPr>
           <w:rFonts w:ascii="Garamond" w:eastAsia="Garamond" w:hAnsi="Garamond" w:cs="Garamond"/>
-          <w:highlight w:val="yellow"/>
-          <w:lang w:val="es-ES"/>
-        </w:rPr>
-        <w:t>ADS }</w:t>
+          <w:sz w:val="23"/>
+          <w:szCs w:val="23"/>
+          <w:highlight w:val="yellow"/>
+        </w:rPr>
+        <w:t>REDES }</w:t>
       </w:r>
       <w:proofErr w:type="gramEnd"/>
       <w:r>
         <w:rPr>
           <w:rFonts w:ascii="Garamond" w:eastAsia="Garamond" w:hAnsi="Garamond" w:cs="Garamond"/>
-          <w:highlight w:val="yellow"/>
-          <w:lang w:val="es-ES"/>
+          <w:sz w:val="23"/>
+          <w:szCs w:val="23"/>
+          <w:highlight w:val="yellow"/>
         </w:rPr>
         <w:t>}</w:t>
       </w:r>
       <w:r>
         <w:rPr>
           <w:rFonts w:ascii="Garamond" w:eastAsia="Garamond" w:hAnsi="Garamond" w:cs="Garamond"/>
-          <w:lang w:val="es-ES"/>
-        </w:rPr>
-        <w:t xml:space="preserve"> % </w:t>
-      </w:r>
-      <w:r>
-        <w:rPr>
-          <w:rFonts w:ascii="Garamond" w:eastAsia="Garamond" w:hAnsi="Garamond" w:cs="Garamond"/>
-          <w:highlight w:val="yellow"/>
-          <w:lang w:val="es-ES"/>
-        </w:rPr>
-        <w:t>(</w:t>
+          <w:sz w:val="23"/>
+          <w:szCs w:val="23"/>
+        </w:rPr>
+        <w:t xml:space="preserve"> (</w:t>
       </w:r>
       <w:proofErr w:type="gramStart"/>
       <w:r>
         <w:rPr>
           <w:rFonts w:ascii="Garamond" w:eastAsia="Garamond" w:hAnsi="Garamond" w:cs="Garamond"/>
-          <w:highlight w:val="yellow"/>
-          <w:lang w:val="es-ES"/>
-        </w:rPr>
-        <w:t>{{ VALOR</w:t>
+          <w:sz w:val="23"/>
+          <w:szCs w:val="23"/>
+          <w:highlight w:val="yellow"/>
+        </w:rPr>
+        <w:t xml:space="preserve">{{ </w:t>
+      </w:r>
+      <w:proofErr w:type="spellStart"/>
+      <w:r>
+        <w:rPr>
+          <w:rFonts w:ascii="Garamond" w:eastAsia="Garamond" w:hAnsi="Garamond" w:cs="Garamond"/>
+          <w:sz w:val="23"/>
+          <w:szCs w:val="23"/>
+          <w:highlight w:val="yellow"/>
+        </w:rPr>
+        <w:t>DESCUENTO</w:t>
       </w:r>
       <w:proofErr w:type="gramEnd"/>
       <w:r>
         <w:rPr>
           <w:rFonts w:ascii="Garamond" w:eastAsia="Garamond" w:hAnsi="Garamond" w:cs="Garamond"/>
-          <w:highlight w:val="yellow"/>
-          <w:lang w:val="es-ES"/>
-        </w:rPr>
-        <w:t>_</w:t>
+          <w:sz w:val="23"/>
+          <w:szCs w:val="23"/>
+          <w:highlight w:val="yellow"/>
+        </w:rPr>
+        <w:t>_REDES</w:t>
+      </w:r>
+      <w:r>
+        <w:rPr>
+          <w:rFonts w:ascii="Garamond" w:eastAsia="Garamond" w:hAnsi="Garamond" w:cs="Garamond"/>
+          <w:sz w:val="23"/>
+          <w:szCs w:val="23"/>
+          <w:highlight w:val="yellow"/>
+        </w:rPr>
+        <w:t>|</w:t>
       </w:r>
       <w:proofErr w:type="gramStart"/>
       <w:r>
         <w:rPr>
           <w:rFonts w:ascii="Garamond" w:eastAsia="Garamond" w:hAnsi="Garamond" w:cs="Garamond"/>
-          <w:highlight w:val="yellow"/>
-          <w:lang w:val="es-ES"/>
-        </w:rPr>
-        <w:t>ADS }</w:t>
+          <w:sz w:val="23"/>
+          <w:szCs w:val="23"/>
+          <w:highlight w:val="yellow"/>
+        </w:rPr>
+        <w:t>lower</w:t>
+      </w:r>
+      <w:proofErr w:type="spellEnd"/>
+      <w:r>
+        <w:rPr>
+          <w:rFonts w:ascii="Garamond" w:eastAsia="Garamond" w:hAnsi="Garamond" w:cs="Garamond"/>
+          <w:sz w:val="23"/>
+          <w:szCs w:val="23"/>
+          <w:highlight w:val="yellow"/>
+        </w:rPr>
+        <w:t xml:space="preserve"> }</w:t>
       </w:r>
       <w:proofErr w:type="gramEnd"/>
       <w:r>
         <w:rPr>
           <w:rFonts w:ascii="Garamond" w:eastAsia="Garamond" w:hAnsi="Garamond" w:cs="Garamond"/>
-          <w:highlight w:val="yellow"/>
-          <w:lang w:val="es-ES"/>
-        </w:rPr>
-        <w:t>})</w:t>
-      </w:r>
-      <w:r>
-        <w:rPr>
-          <w:rFonts w:ascii="Garamond" w:eastAsia="Garamond" w:hAnsi="Garamond" w:cs="Garamond"/>
-        </w:rPr>
-        <w:t xml:space="preserve"> de sus ventas totales en la Plataforma Rappi del mes anterior y Rappi realizará una inversión mensual en </w:t>
-      </w:r>
-      <w:proofErr w:type="spellStart"/>
-      <w:r>
-        <w:rPr>
-          <w:rFonts w:ascii="Garamond" w:eastAsia="Garamond" w:hAnsi="Garamond" w:cs="Garamond"/>
-        </w:rPr>
-        <w:t>Ads</w:t>
-      </w:r>
-      <w:proofErr w:type="spellEnd"/>
-      <w:r>
-        <w:rPr>
-          <w:rFonts w:ascii="Garamond" w:eastAsia="Garamond" w:hAnsi="Garamond" w:cs="Garamond"/>
-        </w:rPr>
-        <w:t xml:space="preserve"> </w:t>
-      </w:r>
-      <w:r>
-        <w:rPr>
-          <w:rFonts w:ascii="Garamond" w:eastAsia="Garamond" w:hAnsi="Garamond" w:cs="Garamond"/>
-        </w:rPr>
-        <w:t xml:space="preserve">equivalente al </w:t>
+          <w:sz w:val="23"/>
+          <w:szCs w:val="23"/>
+          <w:highlight w:val="yellow"/>
+        </w:rPr>
+        <w:t>}</w:t>
+      </w:r>
+      <w:r>
+        <w:rPr>
+          <w:rFonts w:ascii="Garamond" w:eastAsia="Garamond" w:hAnsi="Garamond" w:cs="Garamond"/>
+          <w:sz w:val="23"/>
+          <w:szCs w:val="23"/>
+        </w:rPr>
+        <w:t xml:space="preserve">) publicaciones mensuales en sus redes sociales garantizando que estén dirigidas única y exclusivamente a incrementar sus ventas a través de la Plataforma Rappi, </w:t>
       </w:r>
       <w:proofErr w:type="gramStart"/>
       <w:r>
         <w:rPr>
           <w:rFonts w:ascii="Garamond" w:eastAsia="Garamond" w:hAnsi="Garamond" w:cs="Garamond"/>
-          <w:highlight w:val="yellow"/>
-        </w:rPr>
-        <w:t>{{ N</w:t>
+          <w:sz w:val="23"/>
+          <w:szCs w:val="23"/>
+        </w:rPr>
+        <w:t>enunciando</w:t>
       </w:r>
       <w:proofErr w:type="gramEnd"/>
       <w:r>
         <w:rPr>
           <w:rFonts w:ascii="Garamond" w:eastAsia="Garamond" w:hAnsi="Garamond" w:cs="Garamond"/>
-          <w:highlight w:val="yellow"/>
-        </w:rPr>
-        <w:t>_ADS_</w:t>
-      </w:r>
-      <w:proofErr w:type="gramStart"/>
-      <w:r>
-        <w:rPr>
-          <w:rFonts w:ascii="Garamond" w:eastAsia="Garamond" w:hAnsi="Garamond" w:cs="Garamond"/>
-          <w:highlight w:val="yellow"/>
-        </w:rPr>
-        <w:t>RAPPI }}</w:t>
-      </w:r>
-      <w:r>
-        <w:rPr>
-          <w:rFonts w:ascii="Garamond" w:eastAsia="Garamond" w:hAnsi="Garamond" w:cs="Garamond"/>
-        </w:rPr>
-        <w:t>%</w:t>
-      </w:r>
-      <w:proofErr w:type="gramEnd"/>
-      <w:r>
-        <w:rPr>
-          <w:rFonts w:ascii="Garamond" w:eastAsia="Garamond" w:hAnsi="Garamond" w:cs="Garamond"/>
-        </w:rPr>
-        <w:t xml:space="preserve"> </w:t>
-      </w:r>
-      <w:r>
-        <w:rPr>
-          <w:rFonts w:ascii="Garamond" w:eastAsia="Garamond" w:hAnsi="Garamond" w:cs="Garamond"/>
-          <w:highlight w:val="yellow"/>
-        </w:rPr>
-        <w:t>(</w:t>
-      </w:r>
-      <w:proofErr w:type="gramStart"/>
-      <w:r>
-        <w:rPr>
-          <w:rFonts w:ascii="Garamond" w:eastAsia="Garamond" w:hAnsi="Garamond" w:cs="Garamond"/>
-          <w:highlight w:val="yellow"/>
-        </w:rPr>
-        <w:t>{{ VALOR</w:t>
-      </w:r>
-      <w:proofErr w:type="gramEnd"/>
-      <w:r>
-        <w:rPr>
-          <w:rFonts w:ascii="Garamond" w:eastAsia="Garamond" w:hAnsi="Garamond" w:cs="Garamond"/>
-          <w:highlight w:val="yellow"/>
-        </w:rPr>
-        <w:t>_ADS_</w:t>
-      </w:r>
-      <w:proofErr w:type="gramStart"/>
-      <w:r>
-        <w:rPr>
-          <w:rFonts w:ascii="Garamond" w:eastAsia="Garamond" w:hAnsi="Garamond" w:cs="Garamond"/>
-          <w:highlight w:val="yellow"/>
-        </w:rPr>
-        <w:t>RAPPI }</w:t>
-      </w:r>
-      <w:proofErr w:type="gramEnd"/>
-      <w:r>
-        <w:rPr>
-          <w:rFonts w:ascii="Garamond" w:eastAsia="Garamond" w:hAnsi="Garamond" w:cs="Garamond"/>
-          <w:highlight w:val="yellow"/>
-        </w:rPr>
-        <w:t>}</w:t>
-      </w:r>
-      <w:r>
-        <w:rPr>
-          <w:rFonts w:ascii="Garamond" w:eastAsia="Garamond" w:hAnsi="Garamond" w:cs="Garamond"/>
-          <w:highlight w:val="yellow"/>
-        </w:rPr>
-        <w:t>)</w:t>
-      </w:r>
-      <w:r>
-        <w:rPr>
-          <w:rFonts w:ascii="Garamond" w:eastAsia="Garamond" w:hAnsi="Garamond" w:cs="Garamond"/>
-        </w:rPr>
-        <w:t xml:space="preserve"> de las ventas totales del Aliado en la Plataforma Rappi del mes anterior. Rappi activará los </w:t>
-      </w:r>
-      <w:proofErr w:type="spellStart"/>
-      <w:r>
-        <w:rPr>
-          <w:rFonts w:ascii="Garamond" w:eastAsia="Garamond" w:hAnsi="Garamond" w:cs="Garamond"/>
-        </w:rPr>
-        <w:t>Ads</w:t>
-      </w:r>
-      <w:proofErr w:type="spellEnd"/>
-      <w:r>
-        <w:rPr>
-          <w:rFonts w:ascii="Garamond" w:eastAsia="Garamond" w:hAnsi="Garamond" w:cs="Garamond"/>
-        </w:rPr>
-        <w:t xml:space="preserve"> en las fechas acordadas por las Partes, sujetándose su ejecución y cobro a los términos disponibles en https://legal.rappi.com.co/mexico/terminos-y-condiciones-ads-vertical-restaurantes-mexico Solo se facturarán los </w:t>
-      </w:r>
-      <w:proofErr w:type="spellStart"/>
-      <w:r>
-        <w:rPr>
-          <w:rFonts w:ascii="Garamond" w:eastAsia="Garamond" w:hAnsi="Garamond" w:cs="Garamond"/>
-        </w:rPr>
-        <w:t>Clicks</w:t>
-      </w:r>
-      <w:proofErr w:type="spellEnd"/>
-      <w:r>
-        <w:rPr>
-          <w:rFonts w:ascii="Garamond" w:eastAsia="Garamond" w:hAnsi="Garamond" w:cs="Garamond"/>
-        </w:rPr>
-        <w:t xml:space="preserve"> efectivamente ejecutados.</w:t>
-      </w:r>
-    </w:p>
-    <w:p>
-      <w:pPr>
-        <w:jc w:val="both"/>
-        <w:rPr>
-          <w:rFonts w:ascii="Garamond" w:eastAsia="Garamond" w:hAnsi="Garamond" w:cs="Garamond"/>
-          <w:sz w:val="23"/>
-          <w:szCs w:val="23"/>
-          <w:lang w:val="pt-PT"/>
-        </w:rPr>
-      </w:pPr>
-      <w:r>
-        <w:rPr>
-          <w:rFonts w:ascii="Garamond" w:eastAsia="Garamond" w:hAnsi="Garamond" w:cs="Garamond"/>
-          <w:sz w:val="23"/>
-          <w:szCs w:val="23"/>
-          <w:highlight w:val="yellow"/>
-          <w:lang w:val="pt-PT"/>
-        </w:rPr>
-        <w:t>{%</w:t>
-      </w:r>
-      <w:r>
-        <w:rPr>
-          <w:rFonts w:ascii="Garamond" w:eastAsia="Garamond" w:hAnsi="Garamond" w:cs="Garamond"/>
-          <w:sz w:val="23"/>
-          <w:szCs w:val="23"/>
-          <w:highlight w:val="yellow"/>
-          <w:lang w:val="pt-PT"/>
-        </w:rPr>
-        <w:t>p</w:t>
-      </w:r>
-      <w:r>
-        <w:rPr>
-          <w:rFonts w:ascii="Garamond" w:eastAsia="Garamond" w:hAnsi="Garamond" w:cs="Garamond"/>
-          <w:sz w:val="23"/>
-          <w:szCs w:val="23"/>
-          <w:highlight w:val="yellow"/>
-          <w:lang w:val="pt-PT"/>
-        </w:rPr>
-        <w:t xml:space="preserve"> endif %}</w:t>
-      </w:r>
-    </w:p>
-    <w:p>
-      <w:pPr>
-        <w:jc w:val="both"/>
-        <w:rPr>
-          <w:rFonts w:ascii="Garamond" w:eastAsia="Garamond" w:hAnsi="Garamond" w:cs="Garamond"/>
-          <w:sz w:val="23"/>
-          <w:szCs w:val="23"/>
-          <w:lang w:val="es-ES"/>
-        </w:rPr>
-      </w:pPr>
-      <w:r>
-        <w:rPr>
-          <w:rFonts w:ascii="Garamond" w:eastAsia="Garamond" w:hAnsi="Garamond" w:cs="Garamond"/>
-          <w:sz w:val="23"/>
-          <w:szCs w:val="23"/>
-          <w:highlight w:val="yellow"/>
-          <w:lang w:val="es-ES"/>
-        </w:rPr>
-        <w:t xml:space="preserve">{%p </w:t>
-      </w:r>
-      <w:proofErr w:type="spellStart"/>
-      <w:r>
-        <w:rPr>
-          <w:rFonts w:ascii="Garamond" w:eastAsia="Garamond" w:hAnsi="Garamond" w:cs="Garamond"/>
-          <w:sz w:val="23"/>
-          <w:szCs w:val="23"/>
-          <w:highlight w:val="yellow"/>
-          <w:lang w:val="es-ES"/>
-        </w:rPr>
-        <w:t>if</w:t>
-      </w:r>
-      <w:proofErr w:type="spellEnd"/>
-      <w:r>
-        <w:rPr>
-          <w:rFonts w:ascii="Garamond" w:eastAsia="Garamond" w:hAnsi="Garamond" w:cs="Garamond"/>
-          <w:sz w:val="23"/>
-          <w:szCs w:val="23"/>
-          <w:highlight w:val="yellow"/>
-          <w:lang w:val="es-ES"/>
-        </w:rPr>
-        <w:t xml:space="preserve"> </w:t>
-      </w:r>
-      <w:proofErr w:type="spellStart"/>
-      <w:r>
-        <w:rPr>
-          <w:rFonts w:ascii="Garamond" w:eastAsia="Garamond" w:hAnsi="Garamond" w:cs="Garamond"/>
-          <w:sz w:val="23"/>
-          <w:szCs w:val="23"/>
-          <w:highlight w:val="yellow"/>
-          <w:lang w:val="es-ES"/>
-        </w:rPr>
-        <w:t>activa_compromisos_ad</w:t>
-      </w:r>
-      <w:r>
-        <w:rPr>
-          <w:rFonts w:ascii="Garamond" w:eastAsia="Garamond" w:hAnsi="Garamond" w:cs="Garamond"/>
-          <w:sz w:val="23"/>
-          <w:szCs w:val="23"/>
-          <w:highlight w:val="yellow"/>
-          <w:lang w:val="es-ES"/>
-        </w:rPr>
-        <w:t>i</w:t>
-      </w:r>
-      <w:r>
-        <w:rPr>
-          <w:rFonts w:ascii="Garamond" w:eastAsia="Garamond" w:hAnsi="Garamond" w:cs="Garamond"/>
-          <w:sz w:val="23"/>
-          <w:szCs w:val="23"/>
-          <w:highlight w:val="yellow"/>
-          <w:lang w:val="es-ES"/>
-        </w:rPr>
-        <w:t>cionales</w:t>
-      </w:r>
-      <w:proofErr w:type="spellEnd"/>
-      <w:r>
-        <w:rPr>
-          <w:rFonts w:ascii="Garamond" w:eastAsia="Garamond" w:hAnsi="Garamond" w:cs="Garamond"/>
-          <w:sz w:val="23"/>
-          <w:szCs w:val="23"/>
-          <w:highlight w:val="yellow"/>
-          <w:lang w:val="es-ES"/>
+          <w:sz w:val="23"/>
+          <w:szCs w:val="23"/>
+        </w:rPr>
+        <w:t xml:space="preserve"> pero no limitando, Instagram, Facebook y/o </w:t>
+      </w:r>
+      <w:proofErr w:type="spellStart"/>
+      <w:r>
+        <w:rPr>
+          <w:rFonts w:ascii="Garamond" w:eastAsia="Garamond" w:hAnsi="Garamond" w:cs="Garamond"/>
+          <w:sz w:val="23"/>
+          <w:szCs w:val="23"/>
+        </w:rPr>
+        <w:t>Tik</w:t>
+      </w:r>
+      <w:proofErr w:type="spellEnd"/>
+      <w:r>
+        <w:rPr>
+          <w:rFonts w:ascii="Garamond" w:eastAsia="Garamond" w:hAnsi="Garamond" w:cs="Garamond"/>
+          <w:sz w:val="23"/>
+          <w:szCs w:val="23"/>
+        </w:rPr>
+        <w:t xml:space="preserve"> Tok. Dichas publicaciones deberán ser presentadas y aprobadas por Rappi previo a su publicación.</w:t>
+      </w:r>
+    </w:p>
+    <w:p>
+      <w:pPr>
+        <w:jc w:val="both"/>
+        <w:rPr>
+          <w:rFonts w:ascii="Garamond" w:eastAsia="Garamond" w:hAnsi="Garamond" w:cs="Garamond"/>
+          <w:sz w:val="23"/>
+          <w:szCs w:val="23"/>
+          <w:lang w:val="en-US"/>
+        </w:rPr>
+      </w:pPr>
+      <w:r>
+        <w:rPr>
+          <w:rFonts w:ascii="Garamond" w:eastAsia="Garamond" w:hAnsi="Garamond" w:cs="Garamond"/>
+          <w:sz w:val="23"/>
+          <w:szCs w:val="23"/>
+          <w:highlight w:val="yellow"/>
+          <w:lang w:val="en-US"/>
+        </w:rPr>
+        <w:t>{%p endif %}</w:t>
+      </w:r>
+    </w:p>
+    <w:p>
+      <w:pPr>
+        <w:jc w:val="both"/>
+        <w:rPr>
+          <w:rFonts w:ascii="Garamond" w:eastAsia="Garamond" w:hAnsi="Garamond" w:cs="Garamond"/>
+          <w:sz w:val="23"/>
+          <w:szCs w:val="23"/>
+          <w:lang w:val="en-US"/>
+        </w:rPr>
+      </w:pPr>
+      <w:r>
+        <w:rPr>
+          <w:rFonts w:ascii="Garamond" w:eastAsia="Garamond" w:hAnsi="Garamond" w:cs="Garamond"/>
+          <w:sz w:val="23"/>
+          <w:szCs w:val="23"/>
+          <w:highlight w:val="yellow"/>
+          <w:lang w:val="en-US"/>
+        </w:rPr>
+        <w:t xml:space="preserve">{%p if </w:t>
+      </w:r>
+      <w:proofErr w:type="spellStart"/>
+      <w:r>
+        <w:rPr>
+          <w:rFonts w:ascii="Garamond" w:eastAsia="Garamond" w:hAnsi="Garamond" w:cs="Garamond"/>
+          <w:sz w:val="23"/>
+          <w:szCs w:val="23"/>
+          <w:highlight w:val="yellow"/>
+          <w:lang w:val="en-US"/>
+        </w:rPr>
+        <w:t>activa_platillos_top_seller</w:t>
+      </w:r>
+      <w:proofErr w:type="spellEnd"/>
+      <w:r>
+        <w:rPr>
+          <w:rFonts w:ascii="Garamond" w:eastAsia="Garamond" w:hAnsi="Garamond" w:cs="Garamond"/>
+          <w:sz w:val="23"/>
+          <w:szCs w:val="23"/>
+          <w:highlight w:val="yellow"/>
+          <w:lang w:val="en-US"/>
         </w:rPr>
         <w:t xml:space="preserve"> %}</w:t>
       </w:r>
@@ -4090,854 +4890,13 @@
         <w:jc w:val="both"/>
         <w:rPr>
           <w:rFonts w:ascii="Garamond" w:eastAsia="Garamond" w:hAnsi="Garamond" w:cs="Garamond"/>
-          <w:sz w:val="23"/>
-          <w:szCs w:val="23"/>
-        </w:rPr>
-      </w:pPr>
-      <w:r>
-        <w:rPr>
-          <w:rFonts w:ascii="Garamond" w:eastAsia="Garamond" w:hAnsi="Garamond" w:cs="Garamond"/>
-          <w:sz w:val="23"/>
-          <w:szCs w:val="23"/>
-        </w:rPr>
-        <w:t xml:space="preserve">(x) Realizar un descuento de por lo menos el </w:t>
-      </w:r>
-      <w:proofErr w:type="gramStart"/>
-      <w:r>
-        <w:rPr>
-          <w:rFonts w:ascii="Garamond" w:eastAsia="Garamond" w:hAnsi="Garamond" w:cs="Garamond"/>
-          <w:sz w:val="23"/>
-          <w:szCs w:val="23"/>
-          <w:highlight w:val="yellow"/>
-        </w:rPr>
-        <w:t>{{ N</w:t>
-      </w:r>
-      <w:proofErr w:type="gramEnd"/>
-      <w:r>
-        <w:rPr>
-          <w:rFonts w:ascii="Garamond" w:eastAsia="Garamond" w:hAnsi="Garamond" w:cs="Garamond"/>
-          <w:sz w:val="23"/>
-          <w:szCs w:val="23"/>
-          <w:highlight w:val="yellow"/>
-        </w:rPr>
-        <w:t>_DESCUENTO_</w:t>
-      </w:r>
-      <w:proofErr w:type="gramStart"/>
-      <w:r>
-        <w:rPr>
-          <w:rFonts w:ascii="Garamond" w:eastAsia="Garamond" w:hAnsi="Garamond" w:cs="Garamond"/>
-          <w:sz w:val="23"/>
-          <w:szCs w:val="23"/>
-          <w:highlight w:val="yellow"/>
-        </w:rPr>
-        <w:t>MENU }}</w:t>
-      </w:r>
-      <w:r>
-        <w:rPr>
-          <w:rFonts w:ascii="Garamond" w:eastAsia="Garamond" w:hAnsi="Garamond" w:cs="Garamond"/>
-          <w:sz w:val="23"/>
-          <w:szCs w:val="23"/>
-        </w:rPr>
-        <w:t>%</w:t>
-      </w:r>
-      <w:proofErr w:type="gramEnd"/>
-      <w:r>
-        <w:rPr>
-          <w:rFonts w:ascii="Garamond" w:eastAsia="Garamond" w:hAnsi="Garamond" w:cs="Garamond"/>
-          <w:sz w:val="23"/>
-          <w:szCs w:val="23"/>
-        </w:rPr>
-        <w:t xml:space="preserve"> (</w:t>
-      </w:r>
-      <w:proofErr w:type="gramStart"/>
-      <w:r>
-        <w:rPr>
-          <w:rFonts w:ascii="Garamond" w:eastAsia="Garamond" w:hAnsi="Garamond" w:cs="Garamond"/>
-          <w:sz w:val="23"/>
-          <w:szCs w:val="23"/>
-          <w:highlight w:val="yellow"/>
-        </w:rPr>
-        <w:t xml:space="preserve">{{ </w:t>
-      </w:r>
-      <w:proofErr w:type="spellStart"/>
-      <w:r>
-        <w:rPr>
-          <w:rFonts w:ascii="Garamond" w:eastAsia="Garamond" w:hAnsi="Garamond" w:cs="Garamond"/>
-          <w:sz w:val="23"/>
-          <w:szCs w:val="23"/>
-          <w:highlight w:val="yellow"/>
-        </w:rPr>
-        <w:t>VALOR</w:t>
-      </w:r>
-      <w:proofErr w:type="gramEnd"/>
-      <w:r>
-        <w:rPr>
-          <w:rFonts w:ascii="Garamond" w:eastAsia="Garamond" w:hAnsi="Garamond" w:cs="Garamond"/>
-          <w:sz w:val="23"/>
-          <w:szCs w:val="23"/>
-          <w:highlight w:val="yellow"/>
-        </w:rPr>
-        <w:t>_DESCUENTO_MENU</w:t>
-      </w:r>
-      <w:r>
-        <w:rPr>
-          <w:rFonts w:ascii="Garamond" w:eastAsia="Garamond" w:hAnsi="Garamond" w:cs="Garamond"/>
-          <w:sz w:val="23"/>
-          <w:szCs w:val="23"/>
-          <w:highlight w:val="yellow"/>
-        </w:rPr>
-        <w:t>|</w:t>
-      </w:r>
-      <w:proofErr w:type="gramStart"/>
-      <w:r>
-        <w:rPr>
-          <w:rFonts w:ascii="Garamond" w:eastAsia="Garamond" w:hAnsi="Garamond" w:cs="Garamond"/>
-          <w:sz w:val="23"/>
-          <w:szCs w:val="23"/>
-          <w:highlight w:val="yellow"/>
-        </w:rPr>
-        <w:t>lower</w:t>
-      </w:r>
-      <w:proofErr w:type="spellEnd"/>
-      <w:r>
-        <w:rPr>
-          <w:rFonts w:ascii="Garamond" w:eastAsia="Garamond" w:hAnsi="Garamond" w:cs="Garamond"/>
-          <w:sz w:val="23"/>
-          <w:szCs w:val="23"/>
-          <w:highlight w:val="yellow"/>
-        </w:rPr>
-        <w:t xml:space="preserve"> }</w:t>
-      </w:r>
-      <w:proofErr w:type="gramEnd"/>
-      <w:r>
-        <w:rPr>
-          <w:rFonts w:ascii="Garamond" w:eastAsia="Garamond" w:hAnsi="Garamond" w:cs="Garamond"/>
-          <w:sz w:val="23"/>
-          <w:szCs w:val="23"/>
-          <w:highlight w:val="yellow"/>
-        </w:rPr>
-        <w:t>}</w:t>
-      </w:r>
-      <w:r>
-        <w:rPr>
-          <w:rFonts w:ascii="Garamond" w:eastAsia="Garamond" w:hAnsi="Garamond" w:cs="Garamond"/>
-          <w:sz w:val="23"/>
-          <w:szCs w:val="23"/>
-        </w:rPr>
-        <w:t xml:space="preserve"> </w:t>
-      </w:r>
-      <w:r>
-        <w:rPr>
-          <w:rFonts w:ascii="Garamond" w:eastAsia="Garamond" w:hAnsi="Garamond" w:cs="Garamond"/>
-          <w:sz w:val="23"/>
-          <w:szCs w:val="23"/>
-        </w:rPr>
-        <w:t xml:space="preserve">por ciento) en todo el menú dentro de la Plataforma Rappi durante los primeros </w:t>
-      </w:r>
-      <w:proofErr w:type="gramStart"/>
-      <w:r>
-        <w:rPr>
-          <w:rFonts w:ascii="Garamond" w:eastAsia="Garamond" w:hAnsi="Garamond" w:cs="Garamond"/>
-          <w:sz w:val="23"/>
-          <w:szCs w:val="23"/>
-          <w:highlight w:val="yellow"/>
-        </w:rPr>
-        <w:t>{{ N</w:t>
-      </w:r>
-      <w:proofErr w:type="gramEnd"/>
-      <w:r>
-        <w:rPr>
-          <w:rFonts w:ascii="Garamond" w:eastAsia="Garamond" w:hAnsi="Garamond" w:cs="Garamond"/>
-          <w:sz w:val="23"/>
-          <w:szCs w:val="23"/>
-          <w:highlight w:val="yellow"/>
-        </w:rPr>
-        <w:t>_MESES_DESCUENTO_</w:t>
-      </w:r>
-      <w:proofErr w:type="gramStart"/>
-      <w:r>
-        <w:rPr>
-          <w:rFonts w:ascii="Garamond" w:eastAsia="Garamond" w:hAnsi="Garamond" w:cs="Garamond"/>
-          <w:sz w:val="23"/>
-          <w:szCs w:val="23"/>
-          <w:highlight w:val="yellow"/>
-        </w:rPr>
-        <w:t>MENU }</w:t>
-      </w:r>
-      <w:proofErr w:type="gramEnd"/>
-      <w:r>
-        <w:rPr>
-          <w:rFonts w:ascii="Garamond" w:eastAsia="Garamond" w:hAnsi="Garamond" w:cs="Garamond"/>
-          <w:sz w:val="23"/>
-          <w:szCs w:val="23"/>
-          <w:highlight w:val="yellow"/>
-        </w:rPr>
-        <w:t>}</w:t>
-      </w:r>
-      <w:r>
-        <w:rPr>
-          <w:rFonts w:ascii="Garamond" w:eastAsia="Garamond" w:hAnsi="Garamond" w:cs="Garamond"/>
-          <w:sz w:val="23"/>
-          <w:szCs w:val="23"/>
-        </w:rPr>
-        <w:t xml:space="preserve"> (</w:t>
-      </w:r>
-      <w:proofErr w:type="gramStart"/>
-      <w:r>
-        <w:rPr>
-          <w:rFonts w:ascii="Garamond" w:eastAsia="Garamond" w:hAnsi="Garamond" w:cs="Garamond"/>
-          <w:sz w:val="23"/>
-          <w:szCs w:val="23"/>
-          <w:highlight w:val="yellow"/>
-        </w:rPr>
-        <w:t xml:space="preserve">{{ </w:t>
-      </w:r>
-      <w:proofErr w:type="spellStart"/>
-      <w:r>
-        <w:rPr>
-          <w:rFonts w:ascii="Garamond" w:eastAsia="Garamond" w:hAnsi="Garamond" w:cs="Garamond"/>
-          <w:sz w:val="23"/>
-          <w:szCs w:val="23"/>
-          <w:highlight w:val="yellow"/>
-        </w:rPr>
-        <w:t>VALOR</w:t>
-      </w:r>
-      <w:proofErr w:type="gramEnd"/>
-      <w:r>
-        <w:rPr>
-          <w:rFonts w:ascii="Garamond" w:eastAsia="Garamond" w:hAnsi="Garamond" w:cs="Garamond"/>
-          <w:sz w:val="23"/>
-          <w:szCs w:val="23"/>
-          <w:highlight w:val="yellow"/>
-        </w:rPr>
-        <w:t>_MES_DESCUENTO_MENU</w:t>
-      </w:r>
-      <w:r>
-        <w:rPr>
-          <w:rFonts w:ascii="Garamond" w:eastAsia="Garamond" w:hAnsi="Garamond" w:cs="Garamond"/>
-          <w:sz w:val="23"/>
-          <w:szCs w:val="23"/>
-          <w:highlight w:val="yellow"/>
-        </w:rPr>
-        <w:t>|</w:t>
-      </w:r>
-      <w:proofErr w:type="gramStart"/>
-      <w:r>
-        <w:rPr>
-          <w:rFonts w:ascii="Garamond" w:eastAsia="Garamond" w:hAnsi="Garamond" w:cs="Garamond"/>
-          <w:sz w:val="23"/>
-          <w:szCs w:val="23"/>
-          <w:highlight w:val="yellow"/>
-        </w:rPr>
-        <w:t>lower</w:t>
-      </w:r>
-      <w:proofErr w:type="spellEnd"/>
-      <w:r>
-        <w:rPr>
-          <w:rFonts w:ascii="Garamond" w:eastAsia="Garamond" w:hAnsi="Garamond" w:cs="Garamond"/>
-          <w:sz w:val="23"/>
-          <w:szCs w:val="23"/>
-          <w:highlight w:val="yellow"/>
-        </w:rPr>
-        <w:t xml:space="preserve"> }</w:t>
-      </w:r>
-      <w:proofErr w:type="gramEnd"/>
-      <w:r>
-        <w:rPr>
-          <w:rFonts w:ascii="Garamond" w:eastAsia="Garamond" w:hAnsi="Garamond" w:cs="Garamond"/>
-          <w:sz w:val="23"/>
-          <w:szCs w:val="23"/>
-          <w:highlight w:val="yellow"/>
-        </w:rPr>
-        <w:t>}</w:t>
-      </w:r>
-      <w:r>
-        <w:rPr>
-          <w:rFonts w:ascii="Garamond" w:eastAsia="Garamond" w:hAnsi="Garamond" w:cs="Garamond"/>
-          <w:sz w:val="23"/>
-          <w:szCs w:val="23"/>
-        </w:rPr>
-        <w:t>) meses de ejecución del presente Acuerdo.</w:t>
-      </w:r>
-    </w:p>
-    <w:p>
-      <w:pPr>
-        <w:jc w:val="both"/>
-        <w:rPr>
-          <w:rFonts w:ascii="Garamond" w:eastAsia="Garamond" w:hAnsi="Garamond" w:cs="Garamond"/>
-          <w:sz w:val="23"/>
-          <w:szCs w:val="23"/>
-          <w:lang w:val="en-US"/>
-        </w:rPr>
-      </w:pPr>
-      <w:r>
-        <w:rPr>
-          <w:rFonts w:ascii="Garamond" w:eastAsia="Garamond" w:hAnsi="Garamond" w:cs="Garamond"/>
-          <w:sz w:val="23"/>
-          <w:szCs w:val="23"/>
-          <w:highlight w:val="yellow"/>
-          <w:lang w:val="en-US"/>
-        </w:rPr>
-        <w:t>{%p endif %}</w:t>
-      </w:r>
-    </w:p>
-    <w:p>
-      <w:pPr>
-        <w:jc w:val="both"/>
-        <w:rPr>
-          <w:rFonts w:ascii="Garamond" w:eastAsia="Garamond" w:hAnsi="Garamond" w:cs="Garamond"/>
-          <w:sz w:val="23"/>
-          <w:szCs w:val="23"/>
-          <w:lang w:val="en-US"/>
-        </w:rPr>
-      </w:pPr>
-      <w:r>
-        <w:rPr>
-          <w:rFonts w:ascii="Garamond" w:eastAsia="Garamond" w:hAnsi="Garamond" w:cs="Garamond"/>
-          <w:sz w:val="23"/>
-          <w:szCs w:val="23"/>
-          <w:highlight w:val="yellow"/>
-          <w:lang w:val="en-US"/>
-        </w:rPr>
-        <w:t xml:space="preserve">{%p if </w:t>
-      </w:r>
-      <w:proofErr w:type="spellStart"/>
-      <w:r>
-        <w:rPr>
-          <w:rFonts w:ascii="Garamond" w:eastAsia="Garamond" w:hAnsi="Garamond" w:cs="Garamond"/>
-          <w:sz w:val="23"/>
-          <w:szCs w:val="23"/>
-          <w:highlight w:val="yellow"/>
-          <w:lang w:val="en-US"/>
-        </w:rPr>
-        <w:t>activa_mark_down</w:t>
-      </w:r>
-      <w:proofErr w:type="spellEnd"/>
-      <w:r>
-        <w:rPr>
-          <w:rFonts w:ascii="Garamond" w:eastAsia="Garamond" w:hAnsi="Garamond" w:cs="Garamond"/>
-          <w:sz w:val="23"/>
-          <w:szCs w:val="23"/>
-          <w:highlight w:val="yellow"/>
-          <w:lang w:val="en-US"/>
-        </w:rPr>
-        <w:t xml:space="preserve"> %}</w:t>
-      </w:r>
-    </w:p>
-    <w:p>
-      <w:pPr>
-        <w:jc w:val="both"/>
-        <w:rPr>
-          <w:rFonts w:ascii="Garamond" w:eastAsia="Garamond" w:hAnsi="Garamond" w:cs="Garamond"/>
-          <w:sz w:val="23"/>
-          <w:szCs w:val="23"/>
-        </w:rPr>
-      </w:pPr>
-      <w:r>
-        <w:rPr>
-          <w:rFonts w:ascii="Garamond" w:eastAsia="Garamond" w:hAnsi="Garamond" w:cs="Garamond"/>
-          <w:sz w:val="23"/>
-          <w:szCs w:val="23"/>
-        </w:rPr>
-        <w:t xml:space="preserve">(x) Realizar una inversión mensual en promociones del </w:t>
-      </w:r>
-      <w:proofErr w:type="gramStart"/>
-      <w:r>
-        <w:rPr>
-          <w:rFonts w:ascii="Garamond" w:eastAsia="Garamond" w:hAnsi="Garamond" w:cs="Garamond"/>
-          <w:sz w:val="23"/>
-          <w:szCs w:val="23"/>
-          <w:highlight w:val="yellow"/>
-        </w:rPr>
-        <w:t>{{ N</w:t>
-      </w:r>
-      <w:proofErr w:type="gramEnd"/>
-      <w:r>
-        <w:rPr>
-          <w:rFonts w:ascii="Garamond" w:eastAsia="Garamond" w:hAnsi="Garamond" w:cs="Garamond"/>
-          <w:sz w:val="23"/>
-          <w:szCs w:val="23"/>
-          <w:highlight w:val="yellow"/>
-        </w:rPr>
-        <w:t>_DESCUENTO_MARK_</w:t>
-      </w:r>
-      <w:proofErr w:type="gramStart"/>
-      <w:r>
-        <w:rPr>
-          <w:rFonts w:ascii="Garamond" w:eastAsia="Garamond" w:hAnsi="Garamond" w:cs="Garamond"/>
-          <w:sz w:val="23"/>
-          <w:szCs w:val="23"/>
-          <w:highlight w:val="yellow"/>
-        </w:rPr>
-        <w:t>DOWN }}</w:t>
-      </w:r>
-      <w:r>
-        <w:rPr>
-          <w:rFonts w:ascii="Garamond" w:eastAsia="Garamond" w:hAnsi="Garamond" w:cs="Garamond"/>
-          <w:sz w:val="23"/>
-          <w:szCs w:val="23"/>
-        </w:rPr>
-        <w:t>%</w:t>
-      </w:r>
-      <w:proofErr w:type="gramEnd"/>
-      <w:r>
-        <w:rPr>
-          <w:rFonts w:ascii="Garamond" w:eastAsia="Garamond" w:hAnsi="Garamond" w:cs="Garamond"/>
-          <w:sz w:val="23"/>
-          <w:szCs w:val="23"/>
-        </w:rPr>
-        <w:t xml:space="preserve"> (</w:t>
-      </w:r>
-      <w:proofErr w:type="gramStart"/>
-      <w:r>
-        <w:rPr>
-          <w:rFonts w:ascii="Garamond" w:eastAsia="Garamond" w:hAnsi="Garamond" w:cs="Garamond"/>
-          <w:sz w:val="23"/>
-          <w:szCs w:val="23"/>
-          <w:highlight w:val="yellow"/>
-        </w:rPr>
-        <w:t xml:space="preserve">{{ </w:t>
-      </w:r>
-      <w:proofErr w:type="spellStart"/>
-      <w:r>
-        <w:rPr>
-          <w:rFonts w:ascii="Garamond" w:eastAsia="Garamond" w:hAnsi="Garamond" w:cs="Garamond"/>
-          <w:sz w:val="23"/>
-          <w:szCs w:val="23"/>
-          <w:highlight w:val="yellow"/>
-        </w:rPr>
-        <w:t>VALOR</w:t>
-      </w:r>
-      <w:proofErr w:type="gramEnd"/>
-      <w:r>
-        <w:rPr>
-          <w:rFonts w:ascii="Garamond" w:eastAsia="Garamond" w:hAnsi="Garamond" w:cs="Garamond"/>
-          <w:sz w:val="23"/>
-          <w:szCs w:val="23"/>
-          <w:highlight w:val="yellow"/>
-        </w:rPr>
-        <w:t>_DESCUENTO_MARK_DOWN|</w:t>
-      </w:r>
-      <w:proofErr w:type="gramStart"/>
-      <w:r>
-        <w:rPr>
-          <w:rFonts w:ascii="Garamond" w:eastAsia="Garamond" w:hAnsi="Garamond" w:cs="Garamond"/>
-          <w:sz w:val="23"/>
-          <w:szCs w:val="23"/>
-          <w:highlight w:val="yellow"/>
-        </w:rPr>
-        <w:t>lower</w:t>
-      </w:r>
-      <w:proofErr w:type="spellEnd"/>
-      <w:r>
-        <w:rPr>
-          <w:rFonts w:ascii="Garamond" w:eastAsia="Garamond" w:hAnsi="Garamond" w:cs="Garamond"/>
-          <w:sz w:val="23"/>
-          <w:szCs w:val="23"/>
-          <w:highlight w:val="yellow"/>
-        </w:rPr>
-        <w:t xml:space="preserve"> }</w:t>
-      </w:r>
-      <w:proofErr w:type="gramEnd"/>
-      <w:r>
-        <w:rPr>
-          <w:rFonts w:ascii="Garamond" w:eastAsia="Garamond" w:hAnsi="Garamond" w:cs="Garamond"/>
-          <w:sz w:val="23"/>
-          <w:szCs w:val="23"/>
-          <w:highlight w:val="yellow"/>
-        </w:rPr>
-        <w:t>}</w:t>
-      </w:r>
-      <w:r>
-        <w:rPr>
-          <w:rFonts w:ascii="Garamond" w:eastAsia="Garamond" w:hAnsi="Garamond" w:cs="Garamond"/>
-          <w:sz w:val="23"/>
-          <w:szCs w:val="23"/>
-        </w:rPr>
-        <w:t xml:space="preserve"> por ciento) de las ventas totales realizadas por el Aliado a través de la Plataforma Rappi durante el mes inmediatamente anterior durante la vigencia del presente Acuerdo.</w:t>
-      </w:r>
-    </w:p>
-    <w:p>
-      <w:pPr>
-        <w:jc w:val="both"/>
-        <w:rPr>
-          <w:rFonts w:ascii="Garamond" w:eastAsia="Garamond" w:hAnsi="Garamond" w:cs="Garamond"/>
-          <w:sz w:val="23"/>
-          <w:szCs w:val="23"/>
-          <w:lang w:val="es-MX"/>
-        </w:rPr>
-      </w:pPr>
-      <w:r>
-        <w:rPr>
-          <w:rFonts w:ascii="Garamond" w:eastAsia="Garamond" w:hAnsi="Garamond" w:cs="Garamond"/>
-          <w:sz w:val="23"/>
-          <w:szCs w:val="23"/>
-          <w:highlight w:val="yellow"/>
-          <w:lang w:val="es-ES"/>
-        </w:rPr>
-        <w:t xml:space="preserve">{%p </w:t>
-      </w:r>
-      <w:proofErr w:type="spellStart"/>
-      <w:r>
-        <w:rPr>
-          <w:rFonts w:ascii="Garamond" w:eastAsia="Garamond" w:hAnsi="Garamond" w:cs="Garamond"/>
-          <w:sz w:val="23"/>
-          <w:szCs w:val="23"/>
-          <w:highlight w:val="yellow"/>
-          <w:lang w:val="es-ES"/>
-        </w:rPr>
-        <w:t>endif</w:t>
-      </w:r>
-      <w:proofErr w:type="spellEnd"/>
-      <w:r>
-        <w:rPr>
-          <w:rFonts w:ascii="Garamond" w:eastAsia="Garamond" w:hAnsi="Garamond" w:cs="Garamond"/>
-          <w:sz w:val="23"/>
-          <w:szCs w:val="23"/>
-          <w:highlight w:val="yellow"/>
-          <w:lang w:val="es-ES"/>
-        </w:rPr>
-        <w:t xml:space="preserve"> %}</w:t>
-      </w:r>
-    </w:p>
-    <w:p>
-      <w:pPr>
-        <w:jc w:val="both"/>
-        <w:rPr>
-          <w:rFonts w:ascii="Garamond" w:eastAsia="Garamond" w:hAnsi="Garamond" w:cs="Garamond"/>
-          <w:sz w:val="23"/>
-          <w:szCs w:val="23"/>
-          <w:lang w:val="es-ES"/>
-        </w:rPr>
-      </w:pPr>
-      <w:r>
-        <w:rPr>
-          <w:rFonts w:ascii="Garamond" w:eastAsia="Garamond" w:hAnsi="Garamond" w:cs="Garamond"/>
-          <w:sz w:val="23"/>
-          <w:szCs w:val="23"/>
-          <w:highlight w:val="yellow"/>
-          <w:lang w:val="es-ES"/>
-        </w:rPr>
-        <w:t xml:space="preserve">{%p </w:t>
-      </w:r>
-      <w:proofErr w:type="spellStart"/>
-      <w:r>
-        <w:rPr>
-          <w:rFonts w:ascii="Garamond" w:eastAsia="Garamond" w:hAnsi="Garamond" w:cs="Garamond"/>
-          <w:sz w:val="23"/>
-          <w:szCs w:val="23"/>
-          <w:highlight w:val="yellow"/>
-          <w:lang w:val="es-ES"/>
-        </w:rPr>
-        <w:t>if</w:t>
-      </w:r>
-      <w:proofErr w:type="spellEnd"/>
-      <w:r>
-        <w:rPr>
-          <w:rFonts w:ascii="Garamond" w:eastAsia="Garamond" w:hAnsi="Garamond" w:cs="Garamond"/>
-          <w:sz w:val="23"/>
-          <w:szCs w:val="23"/>
-          <w:highlight w:val="yellow"/>
-          <w:lang w:val="es-ES"/>
-        </w:rPr>
-        <w:t xml:space="preserve"> </w:t>
-      </w:r>
-      <w:proofErr w:type="spellStart"/>
-      <w:r>
-        <w:rPr>
-          <w:rFonts w:ascii="Garamond" w:eastAsia="Garamond" w:hAnsi="Garamond" w:cs="Garamond"/>
-          <w:sz w:val="23"/>
-          <w:szCs w:val="23"/>
-          <w:highlight w:val="yellow"/>
-          <w:lang w:val="es-ES"/>
-        </w:rPr>
-        <w:t>activa_publicaciones_redes</w:t>
-      </w:r>
-      <w:proofErr w:type="spellEnd"/>
-      <w:r>
-        <w:rPr>
-          <w:rFonts w:ascii="Garamond" w:eastAsia="Garamond" w:hAnsi="Garamond" w:cs="Garamond"/>
-          <w:sz w:val="23"/>
-          <w:szCs w:val="23"/>
-          <w:highlight w:val="yellow"/>
-          <w:lang w:val="es-ES"/>
-        </w:rPr>
-        <w:t xml:space="preserve"> %}</w:t>
-      </w:r>
-    </w:p>
-    <w:p>
-      <w:pPr>
-        <w:jc w:val="both"/>
-        <w:rPr>
-          <w:rFonts w:ascii="Garamond" w:eastAsia="Garamond" w:hAnsi="Garamond" w:cs="Garamond"/>
-          <w:sz w:val="23"/>
-          <w:szCs w:val="23"/>
-        </w:rPr>
-      </w:pPr>
-      <w:r>
-        <w:rPr>
-          <w:rFonts w:ascii="Garamond" w:eastAsia="Garamond" w:hAnsi="Garamond" w:cs="Garamond"/>
-          <w:sz w:val="23"/>
-          <w:szCs w:val="23"/>
-        </w:rPr>
-        <w:t xml:space="preserve">(x) Realizar, al menos </w:t>
-      </w:r>
-      <w:proofErr w:type="gramStart"/>
-      <w:r>
-        <w:rPr>
-          <w:rFonts w:ascii="Garamond" w:eastAsia="Garamond" w:hAnsi="Garamond" w:cs="Garamond"/>
-          <w:sz w:val="23"/>
-          <w:szCs w:val="23"/>
-          <w:highlight w:val="yellow"/>
-        </w:rPr>
-        <w:t xml:space="preserve">{{ </w:t>
-      </w:r>
-      <w:r>
-        <w:rPr>
-          <w:rFonts w:ascii="Garamond" w:eastAsia="Garamond" w:hAnsi="Garamond" w:cs="Garamond"/>
-          <w:sz w:val="23"/>
-          <w:szCs w:val="23"/>
-          <w:highlight w:val="yellow"/>
-        </w:rPr>
-        <w:t>N</w:t>
-      </w:r>
-      <w:proofErr w:type="gramEnd"/>
-      <w:r>
-        <w:rPr>
-          <w:rFonts w:ascii="Garamond" w:eastAsia="Garamond" w:hAnsi="Garamond" w:cs="Garamond"/>
-          <w:sz w:val="23"/>
-          <w:szCs w:val="23"/>
-          <w:highlight w:val="yellow"/>
-        </w:rPr>
-        <w:t>_</w:t>
-      </w:r>
-      <w:r>
-        <w:rPr>
-          <w:rFonts w:ascii="Garamond" w:eastAsia="Garamond" w:hAnsi="Garamond" w:cs="Garamond"/>
-          <w:sz w:val="23"/>
-          <w:szCs w:val="23"/>
-          <w:highlight w:val="yellow"/>
-        </w:rPr>
-        <w:t>DESCUENTO_</w:t>
-      </w:r>
-      <w:proofErr w:type="gramStart"/>
-      <w:r>
-        <w:rPr>
-          <w:rFonts w:ascii="Garamond" w:eastAsia="Garamond" w:hAnsi="Garamond" w:cs="Garamond"/>
-          <w:sz w:val="23"/>
-          <w:szCs w:val="23"/>
-          <w:highlight w:val="yellow"/>
-        </w:rPr>
-        <w:t>REDES }</w:t>
-      </w:r>
-      <w:proofErr w:type="gramEnd"/>
-      <w:r>
-        <w:rPr>
-          <w:rFonts w:ascii="Garamond" w:eastAsia="Garamond" w:hAnsi="Garamond" w:cs="Garamond"/>
-          <w:sz w:val="23"/>
-          <w:szCs w:val="23"/>
-          <w:highlight w:val="yellow"/>
-        </w:rPr>
-        <w:t>}</w:t>
-      </w:r>
-      <w:r>
-        <w:rPr>
-          <w:rFonts w:ascii="Garamond" w:eastAsia="Garamond" w:hAnsi="Garamond" w:cs="Garamond"/>
-          <w:sz w:val="23"/>
-          <w:szCs w:val="23"/>
-        </w:rPr>
-        <w:t xml:space="preserve"> (</w:t>
-      </w:r>
-      <w:proofErr w:type="gramStart"/>
-      <w:r>
-        <w:rPr>
-          <w:rFonts w:ascii="Garamond" w:eastAsia="Garamond" w:hAnsi="Garamond" w:cs="Garamond"/>
-          <w:sz w:val="23"/>
-          <w:szCs w:val="23"/>
-          <w:highlight w:val="yellow"/>
-        </w:rPr>
-        <w:t xml:space="preserve">{{ </w:t>
-      </w:r>
-      <w:proofErr w:type="spellStart"/>
-      <w:r>
-        <w:rPr>
-          <w:rFonts w:ascii="Garamond" w:eastAsia="Garamond" w:hAnsi="Garamond" w:cs="Garamond"/>
-          <w:sz w:val="23"/>
-          <w:szCs w:val="23"/>
-          <w:highlight w:val="yellow"/>
-        </w:rPr>
-        <w:t>DESCUENTO</w:t>
-      </w:r>
-      <w:proofErr w:type="gramEnd"/>
-      <w:r>
-        <w:rPr>
-          <w:rFonts w:ascii="Garamond" w:eastAsia="Garamond" w:hAnsi="Garamond" w:cs="Garamond"/>
-          <w:sz w:val="23"/>
-          <w:szCs w:val="23"/>
-          <w:highlight w:val="yellow"/>
-        </w:rPr>
-        <w:t>_REDES</w:t>
-      </w:r>
-      <w:r>
-        <w:rPr>
-          <w:rFonts w:ascii="Garamond" w:eastAsia="Garamond" w:hAnsi="Garamond" w:cs="Garamond"/>
-          <w:sz w:val="23"/>
-          <w:szCs w:val="23"/>
-          <w:highlight w:val="yellow"/>
-        </w:rPr>
-        <w:t>|</w:t>
-      </w:r>
-      <w:proofErr w:type="gramStart"/>
-      <w:r>
-        <w:rPr>
-          <w:rFonts w:ascii="Garamond" w:eastAsia="Garamond" w:hAnsi="Garamond" w:cs="Garamond"/>
-          <w:sz w:val="23"/>
-          <w:szCs w:val="23"/>
-          <w:highlight w:val="yellow"/>
-        </w:rPr>
-        <w:t>lower</w:t>
-      </w:r>
-      <w:proofErr w:type="spellEnd"/>
-      <w:r>
-        <w:rPr>
-          <w:rFonts w:ascii="Garamond" w:eastAsia="Garamond" w:hAnsi="Garamond" w:cs="Garamond"/>
-          <w:sz w:val="23"/>
-          <w:szCs w:val="23"/>
-          <w:highlight w:val="yellow"/>
-        </w:rPr>
-        <w:t xml:space="preserve"> }</w:t>
-      </w:r>
-      <w:proofErr w:type="gramEnd"/>
-      <w:r>
-        <w:rPr>
-          <w:rFonts w:ascii="Garamond" w:eastAsia="Garamond" w:hAnsi="Garamond" w:cs="Garamond"/>
-          <w:sz w:val="23"/>
-          <w:szCs w:val="23"/>
-          <w:highlight w:val="yellow"/>
-        </w:rPr>
-        <w:t>}</w:t>
-      </w:r>
-      <w:r>
-        <w:rPr>
-          <w:rFonts w:ascii="Garamond" w:eastAsia="Garamond" w:hAnsi="Garamond" w:cs="Garamond"/>
-          <w:sz w:val="23"/>
-          <w:szCs w:val="23"/>
-        </w:rPr>
-        <w:t xml:space="preserve">) publicaciones mensuales en sus redes sociales garantizando que estén dirigidas única y exclusivamente a incrementar sus ventas a través de la Plataforma Rappi, </w:t>
-      </w:r>
-      <w:proofErr w:type="gramStart"/>
-      <w:r>
-        <w:rPr>
-          <w:rFonts w:ascii="Garamond" w:eastAsia="Garamond" w:hAnsi="Garamond" w:cs="Garamond"/>
-          <w:sz w:val="23"/>
-          <w:szCs w:val="23"/>
-        </w:rPr>
-        <w:t>enunciando</w:t>
-      </w:r>
-      <w:proofErr w:type="gramEnd"/>
-      <w:r>
-        <w:rPr>
-          <w:rFonts w:ascii="Garamond" w:eastAsia="Garamond" w:hAnsi="Garamond" w:cs="Garamond"/>
-          <w:sz w:val="23"/>
-          <w:szCs w:val="23"/>
-        </w:rPr>
-        <w:t xml:space="preserve"> pero no limitando, Instagram, Facebook y/o </w:t>
-      </w:r>
-      <w:proofErr w:type="spellStart"/>
-      <w:r>
-        <w:rPr>
-          <w:rFonts w:ascii="Garamond" w:eastAsia="Garamond" w:hAnsi="Garamond" w:cs="Garamond"/>
-          <w:sz w:val="23"/>
-          <w:szCs w:val="23"/>
-        </w:rPr>
-        <w:t>Tik</w:t>
-      </w:r>
-      <w:proofErr w:type="spellEnd"/>
-      <w:r>
-        <w:rPr>
-          <w:rFonts w:ascii="Garamond" w:eastAsia="Garamond" w:hAnsi="Garamond" w:cs="Garamond"/>
-          <w:sz w:val="23"/>
-          <w:szCs w:val="23"/>
-        </w:rPr>
-        <w:t xml:space="preserve"> Tok. Dichas publicaciones deberán ser presentadas y aprobadas por Rappi previo a su publicación.</w:t>
-      </w:r>
-    </w:p>
-    <w:p>
-      <w:pPr>
-        <w:jc w:val="both"/>
-        <w:rPr>
-          <w:rFonts w:ascii="Garamond" w:eastAsia="Garamond" w:hAnsi="Garamond" w:cs="Garamond"/>
-          <w:sz w:val="23"/>
-          <w:szCs w:val="23"/>
-          <w:lang w:val="en-US"/>
-        </w:rPr>
-      </w:pPr>
-      <w:r>
-        <w:rPr>
-          <w:rFonts w:ascii="Garamond" w:eastAsia="Garamond" w:hAnsi="Garamond" w:cs="Garamond"/>
-          <w:sz w:val="23"/>
-          <w:szCs w:val="23"/>
-          <w:highlight w:val="yellow"/>
-          <w:lang w:val="en-US"/>
-        </w:rPr>
-        <w:t>{%p endif %}</w:t>
-      </w:r>
-    </w:p>
-    <w:p>
-      <w:pPr>
-        <w:jc w:val="both"/>
-        <w:rPr>
-          <w:rFonts w:ascii="Garamond" w:eastAsia="Garamond" w:hAnsi="Garamond" w:cs="Garamond"/>
-          <w:sz w:val="23"/>
-          <w:szCs w:val="23"/>
-          <w:lang w:val="en-US"/>
-        </w:rPr>
-      </w:pPr>
-      <w:r>
-        <w:rPr>
-          <w:rFonts w:ascii="Garamond" w:eastAsia="Garamond" w:hAnsi="Garamond" w:cs="Garamond"/>
-          <w:sz w:val="23"/>
-          <w:szCs w:val="23"/>
-          <w:highlight w:val="yellow"/>
-          <w:lang w:val="en-US"/>
-        </w:rPr>
-        <w:t xml:space="preserve">{%p if </w:t>
-      </w:r>
-      <w:proofErr w:type="spellStart"/>
-      <w:r>
-        <w:rPr>
-          <w:rFonts w:ascii="Garamond" w:eastAsia="Garamond" w:hAnsi="Garamond" w:cs="Garamond"/>
-          <w:sz w:val="23"/>
-          <w:szCs w:val="23"/>
-          <w:highlight w:val="yellow"/>
-          <w:lang w:val="en-US"/>
-        </w:rPr>
-        <w:t>activa_platillos_top_seller</w:t>
-      </w:r>
-      <w:proofErr w:type="spellEnd"/>
-      <w:r>
-        <w:rPr>
-          <w:rFonts w:ascii="Garamond" w:eastAsia="Garamond" w:hAnsi="Garamond" w:cs="Garamond"/>
-          <w:sz w:val="23"/>
-          <w:szCs w:val="23"/>
-          <w:highlight w:val="yellow"/>
-          <w:lang w:val="en-US"/>
-        </w:rPr>
-        <w:t xml:space="preserve"> %}</w:t>
-      </w:r>
-    </w:p>
-    <w:p>
-      <w:pPr>
-        <w:jc w:val="both"/>
-        <w:rPr>
-          <w:rFonts w:ascii="Garamond" w:eastAsia="Garamond" w:hAnsi="Garamond" w:cs="Garamond"/>
-        </w:rPr>
-      </w:pPr>
-      <w:r>
-        <w:rPr>
-          <w:rFonts w:ascii="Garamond" w:eastAsia="Garamond" w:hAnsi="Garamond" w:cs="Garamond"/>
-        </w:rPr>
-        <w:t xml:space="preserve">(x) Ofrecer </w:t>
+        </w:rPr>
+      </w:pPr>
+      <w:r>
+        <w:rPr>
+          <w:rFonts w:ascii="Garamond" w:eastAsia="Garamond" w:hAnsi="Garamond" w:cs="Garamond"/>
+        </w:rPr>
+        <w:t xml:space="preserve">{{ ROM_PLATILLOS }} Ofrecer </w:t>
       </w:r>
       <w:proofErr w:type="gramStart"/>
       <w:r>
@@ -6689,7 +6648,7 @@
           <w:szCs w:val="23"/>
           <w:highlight w:val="yellow"/>
         </w:rPr>
-        <w:t xml:space="preserve">Titular: </w:t>
+        <w:t xml:space="preserve">Titular: {{ RAZÓN_SOCIAL_ENCABEZADO }}</w:t>
       </w:r>
       <w:proofErr w:type="gramStart"/>
       <w:r>
@@ -6702,7 +6661,7 @@
           <w:highlight w:val="yellow"/>
           <w:lang w:val="es-ES"/>
         </w:rPr>
-        <w:t>{{ RAZÓN</w:t>
+        <w:t/>
       </w:r>
       <w:proofErr w:type="gramEnd"/>
       <w:r>
@@ -6715,7 +6674,7 @@
           <w:highlight w:val="yellow"/>
           <w:lang w:val="es-ES"/>
         </w:rPr>
-        <w:t>_</w:t>
+        <w:t/>
       </w:r>
       <w:proofErr w:type="gramStart"/>
       <w:r>
@@ -6728,7 +6687,7 @@
           <w:highlight w:val="yellow"/>
           <w:lang w:val="es-ES"/>
         </w:rPr>
-        <w:t>SOCIAL }</w:t>
+        <w:t/>
       </w:r>
       <w:proofErr w:type="gramEnd"/>
       <w:r>
@@ -6741,7 +6700,7 @@
           <w:highlight w:val="yellow"/>
           <w:lang w:val="es-ES"/>
         </w:rPr>
-        <w:t>}</w:t>
+        <w:t/>
       </w:r>
     </w:p>
     <w:p>
@@ -8358,7 +8317,7 @@
           <w:bCs/>
           <w:u w:val="single"/>
         </w:rPr>
-        <w:t xml:space="preserve"> - </w:t>
+        <w:t xml:space="preserve"> - Exclusividad. </w:t>
       </w:r>
       <w:r>
         <w:rPr>
@@ -8514,6 +8473,18 @@
           <w:lang w:val="pt-PT"/>
         </w:rPr>
         <w:t>.</w:t>
+      </w:r>
+      <w:r>
+        <w:rPr>
+          <w:rFonts w:ascii="Garamond" w:eastAsia="Garamond" w:hAnsi="Garamond" w:cs="Garamond"/>
+          <w:b/>
+          <w:bCs/>
+          <w:sz w:val="23"/>
+          <w:szCs w:val="23"/>
+          <w:u w:val="single"/>
+          <w:lang w:val="pt-PT"/>
+        </w:rPr>
+        <w:t xml:space="preserve"> - Semi Exclusividad.</w:t>
       </w:r>
       <w:r>
         <w:rPr>
@@ -12626,6 +12597,27 @@
         <w:jc w:val="both"/>
         <w:rPr>
           <w:rFonts w:ascii="Garamond" w:eastAsia="Garamond" w:hAnsi="Garamond" w:cs="Garamond"/>
+          <w:sz w:val="23"/>
+          <w:szCs w:val="23"/>
+          <w:lang w:val="en-US"/>
+        </w:rPr>
+      </w:pPr>
+      <w:r>
+        <w:rPr>
+          <w:rFonts w:ascii="Garamond" w:eastAsia="Garamond" w:hAnsi="Garamond" w:cs="Garamond"/>
+          <w:sz w:val="23"/>
+          <w:szCs w:val="23"/>
+          <w:highlight w:val="yellow"/>
+          <w:lang w:val="en-US"/>
+        </w:rPr>
+        <w:t>{%p endif %}</w:t>
+      </w:r>
+    </w:p>
+    <w:p>
+      <w:pPr>
+        <w:jc w:val="both"/>
+        <w:rPr>
+          <w:rFonts w:ascii="Garamond" w:eastAsia="Garamond" w:hAnsi="Garamond" w:cs="Garamond"/>
         </w:rPr>
       </w:pPr>
       <w:r>
@@ -12791,49 +12783,6 @@
           <w:rFonts w:ascii="Garamond" w:eastAsia="Garamond" w:hAnsi="Garamond" w:cs="Garamond"/>
         </w:rPr>
         <w:t xml:space="preserve"> a los Productos que comercializará en la Plataforma Rappi, y, garantiza que cuenta con todos los derechos y facultades necesarios para otorgar la autorización del uso de estas. De esta manera, el Aliado Comercial declara y acepta que será exclusivamente responsable por cualquier infracción de los derechos de terceros sobre la autoría o propiedad de dichos logotipos, imágenes y/o fotografías, sacando en paz y a salvo a Rappi de cualquier reclamación de terceros por este concepto. De conformidad con lo anterior, Rappi podrá eliminar los Productos, imágenes y/o fotografías contenidas en el que infrinjan la Ley Aplicable en materia de propiedad intelectual y/o protección al consumidor.</w:t>
-      </w:r>
-    </w:p>
-    <w:p>
-      <w:pPr>
-        <w:jc w:val="both"/>
-        <w:rPr>
-          <w:rFonts w:ascii="Garamond" w:eastAsia="Garamond" w:hAnsi="Garamond" w:cs="Garamond"/>
-          <w:sz w:val="23"/>
-          <w:szCs w:val="23"/>
-          <w:lang w:val="es-ES"/>
-        </w:rPr>
-      </w:pPr>
-      <w:r>
-        <w:rPr>
-          <w:rFonts w:ascii="Garamond" w:eastAsia="Garamond" w:hAnsi="Garamond" w:cs="Garamond"/>
-          <w:sz w:val="23"/>
-          <w:szCs w:val="23"/>
-          <w:highlight w:val="yellow"/>
-          <w:lang w:val="es-ES"/>
-        </w:rPr>
-        <w:t xml:space="preserve">{%p </w:t>
-      </w:r>
-      <w:proofErr w:type="spellStart"/>
-      <w:r>
-        <w:rPr>
-          <w:rFonts w:ascii="Garamond" w:eastAsia="Garamond" w:hAnsi="Garamond" w:cs="Garamond"/>
-          <w:sz w:val="23"/>
-          <w:szCs w:val="23"/>
-          <w:highlight w:val="yellow"/>
-          <w:lang w:val="es-ES"/>
-        </w:rPr>
-        <w:t>endif</w:t>
-      </w:r>
-      <w:proofErr w:type="spellEnd"/>
-      <w:r>
-        <w:rPr>
-          <w:rFonts w:ascii="Garamond" w:eastAsia="Garamond" w:hAnsi="Garamond" w:cs="Garamond"/>
-          <w:sz w:val="23"/>
-          <w:szCs w:val="23"/>
-          <w:highlight w:val="yellow"/>
-          <w:lang w:val="es-ES"/>
-        </w:rPr>
-        <w:t xml:space="preserve"> %}</w:t>
       </w:r>
     </w:p>
     <w:p>
@@ -17032,7 +16981,7 @@
                 <w:szCs w:val="23"/>
                 <w:highlight w:val="yellow"/>
               </w:rPr>
-              <w:t>{{</w:t>
+              <w:t>{{ RAZÓN_SOCIAL }}</w:t>
             </w:r>
             <w:r>
               <w:rPr>
@@ -17043,7 +16992,7 @@
                 <w:szCs w:val="23"/>
                 <w:highlight w:val="yellow"/>
               </w:rPr>
-              <w:t xml:space="preserve"> </w:t>
+              <w:t xml:space="preserve"/>
             </w:r>
             <w:proofErr w:type="spellStart"/>
             <w:r>
@@ -17055,7 +17004,7 @@
                 <w:szCs w:val="23"/>
                 <w:highlight w:val="yellow"/>
               </w:rPr>
-              <w:t>RAZÓN</w:t>
+              <w:t/>
             </w:r>
             <w:proofErr w:type="gramEnd"/>
             <w:r>
@@ -17067,7 +17016,7 @@
                 <w:szCs w:val="23"/>
                 <w:highlight w:val="yellow"/>
               </w:rPr>
-              <w:t>_SOCIAL</w:t>
+              <w:t/>
             </w:r>
             <w:r>
               <w:rPr>
@@ -17078,7 +17027,7 @@
                 <w:szCs w:val="23"/>
                 <w:highlight w:val="yellow"/>
               </w:rPr>
-              <w:t>|title</w:t>
+              <w:t/>
             </w:r>
             <w:proofErr w:type="spellEnd"/>
             <w:r>
@@ -17090,7 +17039,7 @@
                 <w:szCs w:val="23"/>
                 <w:highlight w:val="yellow"/>
               </w:rPr>
-              <w:t xml:space="preserve"> </w:t>
+              <w:t xml:space="preserve"/>
             </w:r>
             <w:r>
               <w:rPr>
@@ -17101,7 +17050,7 @@
                 <w:szCs w:val="23"/>
                 <w:highlight w:val="yellow"/>
               </w:rPr>
-              <w:t>}}</w:t>
+              <w:t/>
             </w:r>
           </w:p>
         </w:tc>

--- a/formatos/New_draft/acuerdo_con_ads_persona_fisica.docx
+++ b/formatos/New_draft/acuerdo_con_ads_persona_fisica.docx
@@ -130,42 +130,7 @@
           <w:szCs w:val="23"/>
           <w:highlight w:val="yellow"/>
         </w:rPr>
-        <w:t xml:space="preserve">{{ RAZÓN_SOCIAL_ENCABEZADO }}</w:t>
-      </w:r>
-      <w:proofErr w:type="spellStart"/>
-      <w:r>
-        <w:rPr>
-          <w:rFonts w:ascii="Garamond" w:eastAsia="Garamond" w:hAnsi="Garamond" w:cs="Garamond"/>
-          <w:b/>
-          <w:bCs/>
-          <w:sz w:val="23"/>
-          <w:szCs w:val="23"/>
-          <w:highlight w:val="yellow"/>
-        </w:rPr>
-        <w:t/>
-      </w:r>
-      <w:r>
-        <w:rPr>
-          <w:rFonts w:ascii="Garamond" w:eastAsia="Garamond" w:hAnsi="Garamond" w:cs="Garamond"/>
-          <w:b/>
-          <w:bCs/>
-          <w:sz w:val="23"/>
-          <w:szCs w:val="23"/>
-          <w:highlight w:val="yellow"/>
-        </w:rPr>
-        <w:t/>
-      </w:r>
-      <w:proofErr w:type="spellEnd"/>
-      <w:r>
-        <w:rPr>
-          <w:rFonts w:ascii="Garamond" w:eastAsia="Garamond" w:hAnsi="Garamond" w:cs="Garamond"/>
-          <w:b/>
-          <w:bCs/>
-          <w:sz w:val="23"/>
-          <w:szCs w:val="23"/>
-          <w:highlight w:val="yellow"/>
-        </w:rPr>
-        <w:t xml:space="preserve"/>
+        <w:t>{{ RAZÓN_SOCIAL_ENCABEZADO }}</w:t>
       </w:r>
       <w:r>
         <w:rPr>
@@ -3419,132 +3384,9 @@
       <w:r>
         <w:rPr>
           <w:rFonts w:ascii="Garamond" w:eastAsia="Garamond" w:hAnsi="Garamond" w:cs="Garamond"/>
-        </w:rPr>
-        <w:t xml:space="preserve"> Eliminar todo el software que pertenezca a Rappi una vez cese el uso de la Plataforma Rappi por parte del Aliado Comercial; y {{ ROM_ADS }} {% if tipo_ads == 'aliado' %}</w:t>
-      </w:r>
-      <w:r>
-        <w:rPr>
-          <w:rFonts w:ascii="Garamond" w:eastAsia="Garamond" w:hAnsi="Garamond" w:cs="Garamond"/>
-          <w:b/>
-          <w:bCs/>
-        </w:rPr>
-        <w:t/>
-      </w:r>
-      <w:proofErr w:type="spellStart"/>
-      <w:r>
-        <w:rPr>
-          <w:rFonts w:ascii="Garamond" w:eastAsia="Garamond" w:hAnsi="Garamond" w:cs="Garamond"/>
-          <w:b/>
-          <w:bCs/>
-        </w:rPr>
-        <w:t/>
-      </w:r>
-      <w:proofErr w:type="spellEnd"/>
-      <w:r>
-        <w:rPr>
-          <w:rFonts w:ascii="Garamond" w:eastAsia="Garamond" w:hAnsi="Garamond" w:cs="Garamond"/>
-          <w:b/>
-          <w:bCs/>
-        </w:rPr>
-        <w:t/>
-      </w:r>
-      <w:r>
-        <w:rPr>
-          <w:rFonts w:ascii="Garamond" w:eastAsia="Garamond" w:hAnsi="Garamond" w:cs="Garamond"/>
-          <w:b/>
-          <w:bCs/>
-        </w:rPr>
-        <w:t xml:space="preserve"/>
-      </w:r>
-      <w:r>
-        <w:rPr>
-          <w:rFonts w:ascii="Garamond" w:eastAsia="Garamond" w:hAnsi="Garamond" w:cs="Garamond"/>
-          <w:highlight w:val="yellow"/>
-        </w:rPr>
-        <w:t xml:space="preserve"/>
-      </w:r>
-      <w:proofErr w:type="spellStart"/>
-      <w:r>
-        <w:rPr>
-          <w:rFonts w:ascii="Garamond" w:eastAsia="Garamond" w:hAnsi="Garamond" w:cs="Garamond"/>
-          <w:highlight w:val="yellow"/>
-        </w:rPr>
-        <w:t/>
-      </w:r>
-      <w:proofErr w:type="spellEnd"/>
-      <w:r>
-        <w:rPr>
-          <w:rFonts w:ascii="Garamond" w:eastAsia="Garamond" w:hAnsi="Garamond" w:cs="Garamond"/>
-          <w:highlight w:val="yellow"/>
-        </w:rPr>
-        <w:t xml:space="preserve"/>
-      </w:r>
-      <w:proofErr w:type="spellStart"/>
-      <w:r>
-        <w:rPr>
-          <w:rFonts w:ascii="Garamond" w:eastAsia="Garamond" w:hAnsi="Garamond" w:cs="Garamond"/>
-          <w:highlight w:val="yellow"/>
-        </w:rPr>
-        <w:t/>
-      </w:r>
-      <w:proofErr w:type="spellEnd"/>
-      <w:r>
-        <w:rPr>
-          <w:rFonts w:ascii="Garamond" w:eastAsia="Garamond" w:hAnsi="Garamond" w:cs="Garamond"/>
-          <w:highlight w:val="yellow"/>
-        </w:rPr>
-        <w:t xml:space="preserve"/>
-      </w:r>
-      <w:r>
-        <w:rPr>
-          <w:rFonts w:ascii="Garamond" w:eastAsia="Garamond" w:hAnsi="Garamond" w:cs="Garamond"/>
-          <w:sz w:val="23"/>
-          <w:szCs w:val="23"/>
-          <w:highlight w:val="yellow"/>
-        </w:rPr>
-        <w:t/>
-      </w:r>
-      <w:r>
-        <w:rPr>
-          <w:rFonts w:ascii="Garamond" w:eastAsia="Garamond" w:hAnsi="Garamond" w:cs="Garamond"/>
-          <w:highlight w:val="yellow"/>
-        </w:rPr>
-        <w:t/>
-      </w:r>
-      <w:r>
-        <w:rPr>
-          <w:rFonts w:ascii="Garamond" w:eastAsia="Garamond" w:hAnsi="Garamond" w:cs="Garamond"/>
-          <w:sz w:val="23"/>
-          <w:szCs w:val="23"/>
-          <w:highlight w:val="yellow"/>
-        </w:rPr>
-        <w:t/>
-      </w:r>
-      <w:r>
-        <w:rPr>
-          <w:rFonts w:ascii="Garamond" w:eastAsia="Garamond" w:hAnsi="Garamond" w:cs="Garamond"/>
-        </w:rPr>
-        <w:t xml:space="preserve"/>
-      </w:r>
-      <w:r>
-        <w:rPr>
-          <w:rFonts w:ascii="Garamond" w:eastAsia="Garamond" w:hAnsi="Garamond" w:cs="Garamond"/>
-          <w:highlight w:val="yellow"/>
-        </w:rPr>
-        <w:t/>
-      </w:r>
-      <w:r>
-        <w:rPr>
-          <w:rFonts w:ascii="Garamond" w:eastAsia="Garamond" w:hAnsi="Garamond" w:cs="Garamond"/>
-          <w:highlight w:val="yellow"/>
-        </w:rPr>
-        <w:t/>
-      </w:r>
-      <w:r>
-        <w:rPr>
-          <w:rFonts w:ascii="Garamond" w:eastAsia="Garamond" w:hAnsi="Garamond" w:cs="Garamond"/>
-        </w:rPr>
-        <w:t xml:space="preserve">Realizar una inversión mensual en </w:t>
+          <w:b/>
+        </w:rPr>
+        <w:t xml:space="preserve"> Eliminar todo el software que pertenezca a Rappi una vez cese el uso de la Plataforma Rappi por parte del Aliado Comercial; y {{ ROM_ADS }} {% if tipo_ads == 'aliado' %}Realizar una inversión mensual en </w:t>
       </w:r>
       <w:proofErr w:type="spellStart"/>
       <w:r>
@@ -3631,1344 +3473,1323 @@
           <w:rFonts w:ascii="Garamond" w:eastAsia="Garamond" w:hAnsi="Garamond" w:cs="Garamond"/>
           <w:highlight w:val="yellow"/>
         </w:rPr>
-        <w:t xml:space="preserve">{% elif tipo_ads == 'aliado_y_rappi' %}</w:t>
+        <w:t xml:space="preserve">{% elif </w:t>
+      </w:r>
+      <w:r>
+        <w:rPr>
+          <w:rFonts w:ascii="Garamond" w:eastAsia="Garamond" w:hAnsi="Garamond" w:cs="Garamond"/>
+          <w:highlight w:val="yellow"/>
+        </w:rPr>
+        <w:lastRenderedPageBreak/>
+        <w:t>tipo_ads == 'aliado_y_rappi' %}</w:t>
+      </w:r>
+      <w:r>
+        <w:rPr>
+          <w:rFonts w:ascii="Garamond" w:eastAsia="Garamond" w:hAnsi="Garamond" w:cs="Garamond"/>
+        </w:rPr>
+        <w:t xml:space="preserve"> </w:t>
+      </w:r>
+      <w:r>
+        <w:rPr>
+          <w:rFonts w:ascii="Garamond" w:eastAsia="Garamond" w:hAnsi="Garamond" w:cs="Garamond"/>
+        </w:rPr>
+        <w:t xml:space="preserve">El Aliado realizará una inversión mensual en </w:t>
       </w:r>
       <w:proofErr w:type="spellStart"/>
       <w:r>
         <w:rPr>
           <w:rFonts w:ascii="Garamond" w:eastAsia="Garamond" w:hAnsi="Garamond" w:cs="Garamond"/>
+        </w:rPr>
+        <w:t>Ads</w:t>
+      </w:r>
+      <w:proofErr w:type="spellEnd"/>
+      <w:r>
+        <w:rPr>
+          <w:rFonts w:ascii="Garamond" w:eastAsia="Garamond" w:hAnsi="Garamond" w:cs="Garamond"/>
+        </w:rPr>
+        <w:t xml:space="preserve"> equivalente al </w:t>
+      </w:r>
+      <w:proofErr w:type="gramStart"/>
+      <w:r>
+        <w:rPr>
+          <w:rFonts w:ascii="Garamond" w:eastAsia="Garamond" w:hAnsi="Garamond" w:cs="Garamond"/>
+          <w:highlight w:val="yellow"/>
+          <w:lang w:val="es-ES"/>
+        </w:rPr>
+        <w:t>{{ N</w:t>
+      </w:r>
+      <w:proofErr w:type="gramEnd"/>
+      <w:r>
+        <w:rPr>
+          <w:rFonts w:ascii="Garamond" w:eastAsia="Garamond" w:hAnsi="Garamond" w:cs="Garamond"/>
+          <w:highlight w:val="yellow"/>
+          <w:lang w:val="es-ES"/>
+        </w:rPr>
+        <w:t>_</w:t>
+      </w:r>
+      <w:proofErr w:type="gramStart"/>
+      <w:r>
+        <w:rPr>
+          <w:rFonts w:ascii="Garamond" w:eastAsia="Garamond" w:hAnsi="Garamond" w:cs="Garamond"/>
+          <w:highlight w:val="yellow"/>
+          <w:lang w:val="es-ES"/>
+        </w:rPr>
+        <w:t>ADS }</w:t>
+      </w:r>
+      <w:proofErr w:type="gramEnd"/>
+      <w:r>
+        <w:rPr>
+          <w:rFonts w:ascii="Garamond" w:eastAsia="Garamond" w:hAnsi="Garamond" w:cs="Garamond"/>
+          <w:highlight w:val="yellow"/>
+          <w:lang w:val="es-ES"/>
+        </w:rPr>
+        <w:t>}</w:t>
+      </w:r>
+      <w:r>
+        <w:rPr>
+          <w:rFonts w:ascii="Garamond" w:eastAsia="Garamond" w:hAnsi="Garamond" w:cs="Garamond"/>
+          <w:lang w:val="es-ES"/>
+        </w:rPr>
+        <w:t xml:space="preserve"> % </w:t>
+      </w:r>
+      <w:r>
+        <w:rPr>
+          <w:rFonts w:ascii="Garamond" w:eastAsia="Garamond" w:hAnsi="Garamond" w:cs="Garamond"/>
+          <w:highlight w:val="yellow"/>
+          <w:lang w:val="es-ES"/>
+        </w:rPr>
+        <w:t>(</w:t>
+      </w:r>
+      <w:proofErr w:type="gramStart"/>
+      <w:r>
+        <w:rPr>
+          <w:rFonts w:ascii="Garamond" w:eastAsia="Garamond" w:hAnsi="Garamond" w:cs="Garamond"/>
+          <w:highlight w:val="yellow"/>
+          <w:lang w:val="es-ES"/>
+        </w:rPr>
+        <w:t>{{ VALOR</w:t>
+      </w:r>
+      <w:proofErr w:type="gramEnd"/>
+      <w:r>
+        <w:rPr>
+          <w:rFonts w:ascii="Garamond" w:eastAsia="Garamond" w:hAnsi="Garamond" w:cs="Garamond"/>
+          <w:highlight w:val="yellow"/>
+          <w:lang w:val="es-ES"/>
+        </w:rPr>
+        <w:t>_</w:t>
+      </w:r>
+      <w:proofErr w:type="gramStart"/>
+      <w:r>
+        <w:rPr>
+          <w:rFonts w:ascii="Garamond" w:eastAsia="Garamond" w:hAnsi="Garamond" w:cs="Garamond"/>
+          <w:highlight w:val="yellow"/>
+          <w:lang w:val="es-ES"/>
+        </w:rPr>
+        <w:t>ADS }</w:t>
+      </w:r>
+      <w:proofErr w:type="gramEnd"/>
+      <w:r>
+        <w:rPr>
+          <w:rFonts w:ascii="Garamond" w:eastAsia="Garamond" w:hAnsi="Garamond" w:cs="Garamond"/>
+          <w:highlight w:val="yellow"/>
+          <w:lang w:val="es-ES"/>
+        </w:rPr>
+        <w:t>})</w:t>
+      </w:r>
+      <w:r>
+        <w:rPr>
+          <w:rFonts w:ascii="Garamond" w:eastAsia="Garamond" w:hAnsi="Garamond" w:cs="Garamond"/>
+        </w:rPr>
+        <w:t xml:space="preserve"> de sus ventas totales en la Plataforma Rappi del mes anterior y Rappi realizará una inversión mensual en </w:t>
+      </w:r>
+      <w:proofErr w:type="spellStart"/>
+      <w:r>
+        <w:rPr>
+          <w:rFonts w:ascii="Garamond" w:eastAsia="Garamond" w:hAnsi="Garamond" w:cs="Garamond"/>
+        </w:rPr>
+        <w:t>Ads</w:t>
+      </w:r>
+      <w:proofErr w:type="spellEnd"/>
+      <w:r>
+        <w:rPr>
+          <w:rFonts w:ascii="Garamond" w:eastAsia="Garamond" w:hAnsi="Garamond" w:cs="Garamond"/>
+        </w:rPr>
+        <w:t xml:space="preserve"> </w:t>
+      </w:r>
+      <w:r>
+        <w:rPr>
+          <w:rFonts w:ascii="Garamond" w:eastAsia="Garamond" w:hAnsi="Garamond" w:cs="Garamond"/>
+        </w:rPr>
+        <w:t xml:space="preserve">equivalente al </w:t>
+      </w:r>
+      <w:proofErr w:type="gramStart"/>
+      <w:r>
+        <w:rPr>
+          <w:rFonts w:ascii="Garamond" w:eastAsia="Garamond" w:hAnsi="Garamond" w:cs="Garamond"/>
+          <w:highlight w:val="yellow"/>
+        </w:rPr>
+        <w:t>{{ N</w:t>
+      </w:r>
+      <w:proofErr w:type="gramEnd"/>
+      <w:r>
+        <w:rPr>
+          <w:rFonts w:ascii="Garamond" w:eastAsia="Garamond" w:hAnsi="Garamond" w:cs="Garamond"/>
+          <w:highlight w:val="yellow"/>
+        </w:rPr>
+        <w:t>_ADS_</w:t>
+      </w:r>
+      <w:proofErr w:type="gramStart"/>
+      <w:r>
+        <w:rPr>
+          <w:rFonts w:ascii="Garamond" w:eastAsia="Garamond" w:hAnsi="Garamond" w:cs="Garamond"/>
+          <w:highlight w:val="yellow"/>
+        </w:rPr>
+        <w:t>RAPPI }}</w:t>
+      </w:r>
+      <w:r>
+        <w:rPr>
+          <w:rFonts w:ascii="Garamond" w:eastAsia="Garamond" w:hAnsi="Garamond" w:cs="Garamond"/>
+        </w:rPr>
+        <w:t>%</w:t>
+      </w:r>
+      <w:proofErr w:type="gramEnd"/>
+      <w:r>
+        <w:rPr>
+          <w:rFonts w:ascii="Garamond" w:eastAsia="Garamond" w:hAnsi="Garamond" w:cs="Garamond"/>
+        </w:rPr>
+        <w:t xml:space="preserve"> </w:t>
+      </w:r>
+      <w:r>
+        <w:rPr>
+          <w:rFonts w:ascii="Garamond" w:eastAsia="Garamond" w:hAnsi="Garamond" w:cs="Garamond"/>
+          <w:highlight w:val="yellow"/>
+        </w:rPr>
+        <w:t>(</w:t>
+      </w:r>
+      <w:proofErr w:type="gramStart"/>
+      <w:r>
+        <w:rPr>
+          <w:rFonts w:ascii="Garamond" w:eastAsia="Garamond" w:hAnsi="Garamond" w:cs="Garamond"/>
+          <w:highlight w:val="yellow"/>
+        </w:rPr>
+        <w:t>{{ VALOR</w:t>
+      </w:r>
+      <w:proofErr w:type="gramEnd"/>
+      <w:r>
+        <w:rPr>
+          <w:rFonts w:ascii="Garamond" w:eastAsia="Garamond" w:hAnsi="Garamond" w:cs="Garamond"/>
+          <w:highlight w:val="yellow"/>
+        </w:rPr>
+        <w:t>_ADS_</w:t>
+      </w:r>
+      <w:proofErr w:type="gramStart"/>
+      <w:r>
+        <w:rPr>
+          <w:rFonts w:ascii="Garamond" w:eastAsia="Garamond" w:hAnsi="Garamond" w:cs="Garamond"/>
+          <w:highlight w:val="yellow"/>
+        </w:rPr>
+        <w:t>RAPPI }</w:t>
+      </w:r>
+      <w:proofErr w:type="gramEnd"/>
+      <w:r>
+        <w:rPr>
+          <w:rFonts w:ascii="Garamond" w:eastAsia="Garamond" w:hAnsi="Garamond" w:cs="Garamond"/>
+          <w:highlight w:val="yellow"/>
+        </w:rPr>
+        <w:t>}</w:t>
+      </w:r>
+      <w:r>
+        <w:rPr>
+          <w:rFonts w:ascii="Garamond" w:eastAsia="Garamond" w:hAnsi="Garamond" w:cs="Garamond"/>
+          <w:highlight w:val="yellow"/>
+        </w:rPr>
+        <w:t>)</w:t>
+      </w:r>
+      <w:r>
+        <w:rPr>
+          <w:rFonts w:ascii="Garamond" w:eastAsia="Garamond" w:hAnsi="Garamond" w:cs="Garamond"/>
+        </w:rPr>
+        <w:t xml:space="preserve"> de las ventas totales del Aliado en la Plataforma Rappi del mes anterior. Rappi activará los </w:t>
+      </w:r>
+      <w:proofErr w:type="spellStart"/>
+      <w:r>
+        <w:rPr>
+          <w:rFonts w:ascii="Garamond" w:eastAsia="Garamond" w:hAnsi="Garamond" w:cs="Garamond"/>
+        </w:rPr>
+        <w:t>Ads</w:t>
+      </w:r>
+      <w:proofErr w:type="spellEnd"/>
+      <w:r>
+        <w:rPr>
+          <w:rFonts w:ascii="Garamond" w:eastAsia="Garamond" w:hAnsi="Garamond" w:cs="Garamond"/>
+        </w:rPr>
+        <w:t xml:space="preserve"> en las fechas acordadas por las Partes, sujetándose su ejecución y cobro a los términos disponibles en https://legal.rappi.com.co/mexico/terminos-y-condiciones-ads-vertical-restaurantes-mexico Solo se facturarán los </w:t>
+      </w:r>
+      <w:proofErr w:type="spellStart"/>
+      <w:r>
+        <w:rPr>
+          <w:rFonts w:ascii="Garamond" w:eastAsia="Garamond" w:hAnsi="Garamond" w:cs="Garamond"/>
+        </w:rPr>
+        <w:t>Clicks</w:t>
+      </w:r>
+      <w:proofErr w:type="spellEnd"/>
+      <w:r>
+        <w:rPr>
+          <w:rFonts w:ascii="Garamond" w:eastAsia="Garamond" w:hAnsi="Garamond" w:cs="Garamond"/>
+        </w:rPr>
+        <w:t xml:space="preserve"> efectivamente ejecutados. {% endif %}</w:t>
+      </w:r>
+    </w:p>
+    <w:p>
+      <w:pPr>
+        <w:jc w:val="both"/>
+        <w:rPr>
+          <w:rFonts w:ascii="Garamond" w:eastAsia="Garamond" w:hAnsi="Garamond" w:cs="Garamond"/>
+          <w:sz w:val="23"/>
+          <w:szCs w:val="23"/>
+          <w:lang w:val="es-ES"/>
+        </w:rPr>
+      </w:pPr>
+      <w:r>
+        <w:rPr>
+          <w:rFonts w:ascii="Garamond" w:eastAsia="Garamond" w:hAnsi="Garamond" w:cs="Garamond"/>
+          <w:sz w:val="23"/>
+          <w:szCs w:val="23"/>
+          <w:highlight w:val="yellow"/>
+          <w:lang w:val="es-ES"/>
+        </w:rPr>
+        <w:t>{%p if activa_descuento_menu %}</w:t>
+      </w:r>
+    </w:p>
+    <w:p>
+      <w:pPr>
+        <w:jc w:val="both"/>
+        <w:rPr>
+          <w:rFonts w:ascii="Garamond" w:eastAsia="Garamond" w:hAnsi="Garamond" w:cs="Garamond"/>
+          <w:sz w:val="23"/>
+          <w:szCs w:val="23"/>
+        </w:rPr>
+      </w:pPr>
+      <w:proofErr w:type="gramStart"/>
+      <w:r>
+        <w:rPr>
+          <w:rFonts w:ascii="Garamond" w:eastAsia="Garamond" w:hAnsi="Garamond" w:cs="Garamond"/>
+          <w:sz w:val="23"/>
+          <w:szCs w:val="23"/>
+          <w:b/>
+        </w:rPr>
+        <w:t>{{ ROM</w:t>
+      </w:r>
+      <w:proofErr w:type="gramEnd"/>
+      <w:r>
+        <w:rPr>
+          <w:rFonts w:ascii="Garamond" w:eastAsia="Garamond" w:hAnsi="Garamond" w:cs="Garamond"/>
+          <w:sz w:val="23"/>
+          <w:szCs w:val="23"/>
+          <w:b/>
+        </w:rPr>
+        <w:t>_DESCUENTO_</w:t>
+      </w:r>
+      <w:proofErr w:type="gramStart"/>
+      <w:r>
+        <w:rPr>
+          <w:rFonts w:ascii="Garamond" w:eastAsia="Garamond" w:hAnsi="Garamond" w:cs="Garamond"/>
+          <w:sz w:val="23"/>
+          <w:szCs w:val="23"/>
+          <w:b/>
+        </w:rPr>
+        <w:t>MENU }</w:t>
+      </w:r>
+      <w:proofErr w:type="gramEnd"/>
+      <w:r>
+        <w:rPr>
+          <w:rFonts w:ascii="Garamond" w:eastAsia="Garamond" w:hAnsi="Garamond" w:cs="Garamond"/>
+          <w:sz w:val="23"/>
+          <w:szCs w:val="23"/>
+          <w:b/>
+        </w:rPr>
+        <w:t xml:space="preserve">} Realizar un descuento de por lo menos el </w:t>
+      </w:r>
+      <w:proofErr w:type="gramStart"/>
+      <w:r>
+        <w:rPr>
+          <w:rFonts w:ascii="Garamond" w:eastAsia="Garamond" w:hAnsi="Garamond" w:cs="Garamond"/>
+          <w:sz w:val="23"/>
+          <w:szCs w:val="23"/>
+          <w:highlight w:val="yellow"/>
+        </w:rPr>
+        <w:t>{{ N</w:t>
+      </w:r>
+      <w:proofErr w:type="gramEnd"/>
+      <w:r>
+        <w:rPr>
+          <w:rFonts w:ascii="Garamond" w:eastAsia="Garamond" w:hAnsi="Garamond" w:cs="Garamond"/>
+          <w:sz w:val="23"/>
+          <w:szCs w:val="23"/>
+          <w:highlight w:val="yellow"/>
+        </w:rPr>
+        <w:t>_DESCUENTO_</w:t>
+      </w:r>
+      <w:proofErr w:type="gramStart"/>
+      <w:r>
+        <w:rPr>
+          <w:rFonts w:ascii="Garamond" w:eastAsia="Garamond" w:hAnsi="Garamond" w:cs="Garamond"/>
+          <w:sz w:val="23"/>
+          <w:szCs w:val="23"/>
+          <w:highlight w:val="yellow"/>
+        </w:rPr>
+        <w:t>MENU }}</w:t>
+      </w:r>
+      <w:r>
+        <w:rPr>
+          <w:rFonts w:ascii="Garamond" w:eastAsia="Garamond" w:hAnsi="Garamond" w:cs="Garamond"/>
+          <w:sz w:val="23"/>
+          <w:szCs w:val="23"/>
+        </w:rPr>
+        <w:t>%</w:t>
+      </w:r>
+      <w:proofErr w:type="gramEnd"/>
+      <w:r>
+        <w:rPr>
+          <w:rFonts w:ascii="Garamond" w:eastAsia="Garamond" w:hAnsi="Garamond" w:cs="Garamond"/>
+          <w:sz w:val="23"/>
+          <w:szCs w:val="23"/>
+        </w:rPr>
+        <w:t xml:space="preserve"> (</w:t>
+      </w:r>
+      <w:proofErr w:type="gramStart"/>
+      <w:r>
+        <w:rPr>
+          <w:rFonts w:ascii="Garamond" w:eastAsia="Garamond" w:hAnsi="Garamond" w:cs="Garamond"/>
+          <w:sz w:val="23"/>
+          <w:szCs w:val="23"/>
+          <w:highlight w:val="yellow"/>
+        </w:rPr>
+        <w:t xml:space="preserve">{{ </w:t>
+      </w:r>
+      <w:proofErr w:type="spellStart"/>
+      <w:r>
+        <w:rPr>
+          <w:rFonts w:ascii="Garamond" w:eastAsia="Garamond" w:hAnsi="Garamond" w:cs="Garamond"/>
+          <w:sz w:val="23"/>
+          <w:szCs w:val="23"/>
+          <w:highlight w:val="yellow"/>
+        </w:rPr>
+        <w:t>VALOR</w:t>
+      </w:r>
+      <w:proofErr w:type="gramEnd"/>
+      <w:r>
+        <w:rPr>
+          <w:rFonts w:ascii="Garamond" w:eastAsia="Garamond" w:hAnsi="Garamond" w:cs="Garamond"/>
+          <w:sz w:val="23"/>
+          <w:szCs w:val="23"/>
+          <w:highlight w:val="yellow"/>
+        </w:rPr>
+        <w:t>_DESCUENTO_MENU</w:t>
+      </w:r>
+      <w:r>
+        <w:rPr>
+          <w:rFonts w:ascii="Garamond" w:eastAsia="Garamond" w:hAnsi="Garamond" w:cs="Garamond"/>
+          <w:sz w:val="23"/>
+          <w:szCs w:val="23"/>
+          <w:highlight w:val="yellow"/>
+        </w:rPr>
+        <w:t>|</w:t>
+      </w:r>
+      <w:proofErr w:type="gramStart"/>
+      <w:r>
+        <w:rPr>
+          <w:rFonts w:ascii="Garamond" w:eastAsia="Garamond" w:hAnsi="Garamond" w:cs="Garamond"/>
+          <w:sz w:val="23"/>
+          <w:szCs w:val="23"/>
+          <w:highlight w:val="yellow"/>
+        </w:rPr>
+        <w:t>lower</w:t>
+      </w:r>
+      <w:proofErr w:type="spellEnd"/>
+      <w:r>
+        <w:rPr>
+          <w:rFonts w:ascii="Garamond" w:eastAsia="Garamond" w:hAnsi="Garamond" w:cs="Garamond"/>
+          <w:sz w:val="23"/>
+          <w:szCs w:val="23"/>
+          <w:highlight w:val="yellow"/>
+        </w:rPr>
+        <w:t xml:space="preserve"> }</w:t>
+      </w:r>
+      <w:proofErr w:type="gramEnd"/>
+      <w:r>
+        <w:rPr>
+          <w:rFonts w:ascii="Garamond" w:eastAsia="Garamond" w:hAnsi="Garamond" w:cs="Garamond"/>
+          <w:sz w:val="23"/>
+          <w:szCs w:val="23"/>
+          <w:highlight w:val="yellow"/>
+        </w:rPr>
+        <w:t>}</w:t>
+      </w:r>
+      <w:r>
+        <w:rPr>
+          <w:rFonts w:ascii="Garamond" w:eastAsia="Garamond" w:hAnsi="Garamond" w:cs="Garamond"/>
+          <w:sz w:val="23"/>
+          <w:szCs w:val="23"/>
+        </w:rPr>
+        <w:t xml:space="preserve"> </w:t>
+      </w:r>
+      <w:r>
+        <w:rPr>
+          <w:rFonts w:ascii="Garamond" w:eastAsia="Garamond" w:hAnsi="Garamond" w:cs="Garamond"/>
+          <w:sz w:val="23"/>
+          <w:szCs w:val="23"/>
+        </w:rPr>
+        <w:t xml:space="preserve">por ciento) en todo el menú dentro de la Plataforma Rappi durante los primeros </w:t>
+      </w:r>
+      <w:proofErr w:type="gramStart"/>
+      <w:r>
+        <w:rPr>
+          <w:rFonts w:ascii="Garamond" w:eastAsia="Garamond" w:hAnsi="Garamond" w:cs="Garamond"/>
+          <w:sz w:val="23"/>
+          <w:szCs w:val="23"/>
+          <w:highlight w:val="yellow"/>
+        </w:rPr>
+        <w:t>{{ N</w:t>
+      </w:r>
+      <w:proofErr w:type="gramEnd"/>
+      <w:r>
+        <w:rPr>
+          <w:rFonts w:ascii="Garamond" w:eastAsia="Garamond" w:hAnsi="Garamond" w:cs="Garamond"/>
+          <w:sz w:val="23"/>
+          <w:szCs w:val="23"/>
+          <w:highlight w:val="yellow"/>
+        </w:rPr>
+        <w:t>_MESES_DESCUENTO_</w:t>
+      </w:r>
+      <w:proofErr w:type="gramStart"/>
+      <w:r>
+        <w:rPr>
+          <w:rFonts w:ascii="Garamond" w:eastAsia="Garamond" w:hAnsi="Garamond" w:cs="Garamond"/>
+          <w:sz w:val="23"/>
+          <w:szCs w:val="23"/>
+          <w:highlight w:val="yellow"/>
+        </w:rPr>
+        <w:t>MENU }</w:t>
+      </w:r>
+      <w:proofErr w:type="gramEnd"/>
+      <w:r>
+        <w:rPr>
+          <w:rFonts w:ascii="Garamond" w:eastAsia="Garamond" w:hAnsi="Garamond" w:cs="Garamond"/>
+          <w:sz w:val="23"/>
+          <w:szCs w:val="23"/>
+          <w:highlight w:val="yellow"/>
+        </w:rPr>
+        <w:t>}</w:t>
+      </w:r>
+      <w:r>
+        <w:rPr>
+          <w:rFonts w:ascii="Garamond" w:eastAsia="Garamond" w:hAnsi="Garamond" w:cs="Garamond"/>
+          <w:sz w:val="23"/>
+          <w:szCs w:val="23"/>
+        </w:rPr>
+        <w:t xml:space="preserve"> (</w:t>
+      </w:r>
+      <w:proofErr w:type="gramStart"/>
+      <w:r>
+        <w:rPr>
+          <w:rFonts w:ascii="Garamond" w:eastAsia="Garamond" w:hAnsi="Garamond" w:cs="Garamond"/>
+          <w:sz w:val="23"/>
+          <w:szCs w:val="23"/>
+          <w:highlight w:val="yellow"/>
+        </w:rPr>
+        <w:t xml:space="preserve">{{ </w:t>
+      </w:r>
+      <w:proofErr w:type="spellStart"/>
+      <w:r>
+        <w:rPr>
+          <w:rFonts w:ascii="Garamond" w:eastAsia="Garamond" w:hAnsi="Garamond" w:cs="Garamond"/>
+          <w:sz w:val="23"/>
+          <w:szCs w:val="23"/>
+          <w:highlight w:val="yellow"/>
+        </w:rPr>
+        <w:t>VALOR</w:t>
+      </w:r>
+      <w:proofErr w:type="gramEnd"/>
+      <w:r>
+        <w:rPr>
+          <w:rFonts w:ascii="Garamond" w:eastAsia="Garamond" w:hAnsi="Garamond" w:cs="Garamond"/>
+          <w:sz w:val="23"/>
+          <w:szCs w:val="23"/>
+          <w:highlight w:val="yellow"/>
+        </w:rPr>
+        <w:t>_MES_DESCUENTO_MENU</w:t>
+      </w:r>
+      <w:r>
+        <w:rPr>
+          <w:rFonts w:ascii="Garamond" w:eastAsia="Garamond" w:hAnsi="Garamond" w:cs="Garamond"/>
+          <w:sz w:val="23"/>
+          <w:szCs w:val="23"/>
+          <w:highlight w:val="yellow"/>
+        </w:rPr>
+        <w:t>|</w:t>
+      </w:r>
+      <w:proofErr w:type="gramStart"/>
+      <w:r>
+        <w:rPr>
+          <w:rFonts w:ascii="Garamond" w:eastAsia="Garamond" w:hAnsi="Garamond" w:cs="Garamond"/>
+          <w:sz w:val="23"/>
+          <w:szCs w:val="23"/>
+          <w:highlight w:val="yellow"/>
+        </w:rPr>
+        <w:t>lower</w:t>
+      </w:r>
+      <w:proofErr w:type="spellEnd"/>
+      <w:r>
+        <w:rPr>
+          <w:rFonts w:ascii="Garamond" w:eastAsia="Garamond" w:hAnsi="Garamond" w:cs="Garamond"/>
+          <w:sz w:val="23"/>
+          <w:szCs w:val="23"/>
+          <w:highlight w:val="yellow"/>
+        </w:rPr>
+        <w:t xml:space="preserve"> }</w:t>
+      </w:r>
+      <w:proofErr w:type="gramEnd"/>
+      <w:r>
+        <w:rPr>
+          <w:rFonts w:ascii="Garamond" w:eastAsia="Garamond" w:hAnsi="Garamond" w:cs="Garamond"/>
+          <w:sz w:val="23"/>
+          <w:szCs w:val="23"/>
+          <w:highlight w:val="yellow"/>
+        </w:rPr>
+        <w:t>}</w:t>
+      </w:r>
+      <w:r>
+        <w:rPr>
+          <w:rFonts w:ascii="Garamond" w:eastAsia="Garamond" w:hAnsi="Garamond" w:cs="Garamond"/>
+          <w:sz w:val="23"/>
+          <w:szCs w:val="23"/>
+        </w:rPr>
+        <w:t>) meses de ejecución del presente Acuerdo.</w:t>
+      </w:r>
+    </w:p>
+    <w:p>
+      <w:pPr>
+        <w:jc w:val="both"/>
+        <w:rPr>
+          <w:rFonts w:ascii="Garamond" w:eastAsia="Garamond" w:hAnsi="Garamond" w:cs="Garamond"/>
+          <w:sz w:val="23"/>
+          <w:szCs w:val="23"/>
+          <w:lang w:val="en-US"/>
+        </w:rPr>
+      </w:pPr>
+      <w:r>
+        <w:rPr>
+          <w:rFonts w:ascii="Garamond" w:eastAsia="Garamond" w:hAnsi="Garamond" w:cs="Garamond"/>
+          <w:sz w:val="23"/>
+          <w:szCs w:val="23"/>
+          <w:highlight w:val="yellow"/>
+          <w:lang w:val="en-US"/>
+        </w:rPr>
+        <w:t>{%p endif %}</w:t>
+      </w:r>
+    </w:p>
+    <w:p>
+      <w:pPr>
+        <w:jc w:val="both"/>
+        <w:rPr>
+          <w:rFonts w:ascii="Garamond" w:eastAsia="Garamond" w:hAnsi="Garamond" w:cs="Garamond"/>
+          <w:sz w:val="23"/>
+          <w:szCs w:val="23"/>
+          <w:lang w:val="en-US"/>
+        </w:rPr>
+      </w:pPr>
+      <w:r>
+        <w:rPr>
+          <w:rFonts w:ascii="Garamond" w:eastAsia="Garamond" w:hAnsi="Garamond" w:cs="Garamond"/>
+          <w:sz w:val="23"/>
+          <w:szCs w:val="23"/>
+          <w:highlight w:val="yellow"/>
+          <w:lang w:val="en-US"/>
+        </w:rPr>
+        <w:t xml:space="preserve">{%p if </w:t>
+      </w:r>
+      <w:proofErr w:type="spellStart"/>
+      <w:r>
+        <w:rPr>
+          <w:rFonts w:ascii="Garamond" w:eastAsia="Garamond" w:hAnsi="Garamond" w:cs="Garamond"/>
+          <w:sz w:val="23"/>
+          <w:szCs w:val="23"/>
+          <w:highlight w:val="yellow"/>
+          <w:lang w:val="en-US"/>
+        </w:rPr>
+        <w:t>activa_mark_down</w:t>
+      </w:r>
+      <w:proofErr w:type="spellEnd"/>
+      <w:r>
+        <w:rPr>
+          <w:rFonts w:ascii="Garamond" w:eastAsia="Garamond" w:hAnsi="Garamond" w:cs="Garamond"/>
+          <w:sz w:val="23"/>
+          <w:szCs w:val="23"/>
+          <w:highlight w:val="yellow"/>
+          <w:lang w:val="en-US"/>
+        </w:rPr>
+        <w:t xml:space="preserve"> %}</w:t>
+      </w:r>
+    </w:p>
+    <w:p>
+      <w:pPr>
+        <w:jc w:val="both"/>
+        <w:rPr>
+          <w:rFonts w:ascii="Garamond" w:eastAsia="Garamond" w:hAnsi="Garamond" w:cs="Garamond"/>
+          <w:sz w:val="23"/>
+          <w:szCs w:val="23"/>
+        </w:rPr>
+      </w:pPr>
+      <w:proofErr w:type="gramStart"/>
+      <w:r>
+        <w:rPr>
+          <w:rFonts w:ascii="Garamond" w:eastAsia="Garamond" w:hAnsi="Garamond" w:cs="Garamond"/>
+          <w:sz w:val="23"/>
+          <w:szCs w:val="23"/>
+          <w:b/>
+        </w:rPr>
+        <w:t>{{ ROM</w:t>
+      </w:r>
+      <w:proofErr w:type="gramEnd"/>
+      <w:r>
+        <w:rPr>
+          <w:rFonts w:ascii="Garamond" w:eastAsia="Garamond" w:hAnsi="Garamond" w:cs="Garamond"/>
+          <w:sz w:val="23"/>
+          <w:szCs w:val="23"/>
+          <w:b/>
+        </w:rPr>
+        <w:t>_MARK_</w:t>
+      </w:r>
+      <w:proofErr w:type="gramStart"/>
+      <w:r>
+        <w:rPr>
+          <w:rFonts w:ascii="Garamond" w:eastAsia="Garamond" w:hAnsi="Garamond" w:cs="Garamond"/>
+          <w:sz w:val="23"/>
+          <w:szCs w:val="23"/>
+          <w:b/>
+        </w:rPr>
+        <w:t>DOWN }</w:t>
+      </w:r>
+      <w:proofErr w:type="gramEnd"/>
+      <w:r>
+        <w:rPr>
+          <w:rFonts w:ascii="Garamond" w:eastAsia="Garamond" w:hAnsi="Garamond" w:cs="Garamond"/>
+          <w:sz w:val="23"/>
+          <w:szCs w:val="23"/>
+          <w:b/>
+        </w:rPr>
+        <w:t xml:space="preserve">} Realizar una inversión mensual en promociones del </w:t>
+      </w:r>
+      <w:proofErr w:type="gramStart"/>
+      <w:r>
+        <w:rPr>
+          <w:rFonts w:ascii="Garamond" w:eastAsia="Garamond" w:hAnsi="Garamond" w:cs="Garamond"/>
+          <w:sz w:val="23"/>
+          <w:szCs w:val="23"/>
+          <w:highlight w:val="yellow"/>
+        </w:rPr>
+        <w:t>{{ N</w:t>
+      </w:r>
+      <w:proofErr w:type="gramEnd"/>
+      <w:r>
+        <w:rPr>
+          <w:rFonts w:ascii="Garamond" w:eastAsia="Garamond" w:hAnsi="Garamond" w:cs="Garamond"/>
+          <w:sz w:val="23"/>
+          <w:szCs w:val="23"/>
+          <w:highlight w:val="yellow"/>
+        </w:rPr>
+        <w:t>_DESCUENTO_MARK_</w:t>
+      </w:r>
+      <w:proofErr w:type="gramStart"/>
+      <w:r>
+        <w:rPr>
+          <w:rFonts w:ascii="Garamond" w:eastAsia="Garamond" w:hAnsi="Garamond" w:cs="Garamond"/>
+          <w:sz w:val="23"/>
+          <w:szCs w:val="23"/>
+          <w:highlight w:val="yellow"/>
+        </w:rPr>
+        <w:t>DOWN }}</w:t>
+      </w:r>
+      <w:r>
+        <w:rPr>
+          <w:rFonts w:ascii="Garamond" w:eastAsia="Garamond" w:hAnsi="Garamond" w:cs="Garamond"/>
+          <w:sz w:val="23"/>
+          <w:szCs w:val="23"/>
+        </w:rPr>
+        <w:t>%</w:t>
+      </w:r>
+      <w:proofErr w:type="gramEnd"/>
+      <w:r>
+        <w:rPr>
+          <w:rFonts w:ascii="Garamond" w:eastAsia="Garamond" w:hAnsi="Garamond" w:cs="Garamond"/>
+          <w:sz w:val="23"/>
+          <w:szCs w:val="23"/>
+        </w:rPr>
+        <w:t xml:space="preserve"> (</w:t>
+      </w:r>
+      <w:proofErr w:type="gramStart"/>
+      <w:r>
+        <w:rPr>
+          <w:rFonts w:ascii="Garamond" w:eastAsia="Garamond" w:hAnsi="Garamond" w:cs="Garamond"/>
+          <w:sz w:val="23"/>
+          <w:szCs w:val="23"/>
+          <w:highlight w:val="yellow"/>
+        </w:rPr>
+        <w:t xml:space="preserve">{{ </w:t>
+      </w:r>
+      <w:proofErr w:type="spellStart"/>
+      <w:r>
+        <w:rPr>
+          <w:rFonts w:ascii="Garamond" w:eastAsia="Garamond" w:hAnsi="Garamond" w:cs="Garamond"/>
+          <w:sz w:val="23"/>
+          <w:szCs w:val="23"/>
+          <w:highlight w:val="yellow"/>
+        </w:rPr>
+        <w:t>VALOR</w:t>
+      </w:r>
+      <w:proofErr w:type="gramEnd"/>
+      <w:r>
+        <w:rPr>
+          <w:rFonts w:ascii="Garamond" w:eastAsia="Garamond" w:hAnsi="Garamond" w:cs="Garamond"/>
+          <w:sz w:val="23"/>
+          <w:szCs w:val="23"/>
+          <w:highlight w:val="yellow"/>
+        </w:rPr>
+        <w:t>_DESCUENTO_MARK_DOWN|</w:t>
+      </w:r>
+      <w:proofErr w:type="gramStart"/>
+      <w:r>
+        <w:rPr>
+          <w:rFonts w:ascii="Garamond" w:eastAsia="Garamond" w:hAnsi="Garamond" w:cs="Garamond"/>
+          <w:sz w:val="23"/>
+          <w:szCs w:val="23"/>
+          <w:highlight w:val="yellow"/>
+        </w:rPr>
+        <w:t>lower</w:t>
+      </w:r>
+      <w:proofErr w:type="spellEnd"/>
+      <w:r>
+        <w:rPr>
+          <w:rFonts w:ascii="Garamond" w:eastAsia="Garamond" w:hAnsi="Garamond" w:cs="Garamond"/>
+          <w:sz w:val="23"/>
+          <w:szCs w:val="23"/>
+          <w:highlight w:val="yellow"/>
+        </w:rPr>
+        <w:t xml:space="preserve"> }</w:t>
+      </w:r>
+      <w:proofErr w:type="gramEnd"/>
+      <w:r>
+        <w:rPr>
+          <w:rFonts w:ascii="Garamond" w:eastAsia="Garamond" w:hAnsi="Garamond" w:cs="Garamond"/>
+          <w:sz w:val="23"/>
+          <w:szCs w:val="23"/>
+          <w:highlight w:val="yellow"/>
+        </w:rPr>
+        <w:t>}</w:t>
+      </w:r>
+      <w:r>
+        <w:rPr>
+          <w:rFonts w:ascii="Garamond" w:eastAsia="Garamond" w:hAnsi="Garamond" w:cs="Garamond"/>
+          <w:sz w:val="23"/>
+          <w:szCs w:val="23"/>
+        </w:rPr>
+        <w:t xml:space="preserve"> por ciento) de las ventas totales realizadas por el Aliado a través de la Plataforma Rappi durante el mes inmediatamente anterior durante la vigencia del presente Acuerdo.</w:t>
+      </w:r>
+    </w:p>
+    <w:p>
+      <w:pPr>
+        <w:jc w:val="both"/>
+        <w:rPr>
+          <w:rFonts w:ascii="Garamond" w:eastAsia="Garamond" w:hAnsi="Garamond" w:cs="Garamond"/>
+          <w:sz w:val="23"/>
+          <w:szCs w:val="23"/>
+          <w:lang w:val="es-MX"/>
+        </w:rPr>
+      </w:pPr>
+      <w:r>
+        <w:rPr>
+          <w:rFonts w:ascii="Garamond" w:eastAsia="Garamond" w:hAnsi="Garamond" w:cs="Garamond"/>
+          <w:sz w:val="23"/>
+          <w:szCs w:val="23"/>
+          <w:highlight w:val="yellow"/>
+          <w:lang w:val="es-ES"/>
+        </w:rPr>
+        <w:t xml:space="preserve">{%p </w:t>
+      </w:r>
+      <w:proofErr w:type="spellStart"/>
+      <w:r>
+        <w:rPr>
+          <w:rFonts w:ascii="Garamond" w:eastAsia="Garamond" w:hAnsi="Garamond" w:cs="Garamond"/>
+          <w:sz w:val="23"/>
+          <w:szCs w:val="23"/>
+          <w:highlight w:val="yellow"/>
+          <w:lang w:val="es-ES"/>
+        </w:rPr>
+        <w:t>endif</w:t>
+      </w:r>
+      <w:proofErr w:type="spellEnd"/>
+      <w:r>
+        <w:rPr>
+          <w:rFonts w:ascii="Garamond" w:eastAsia="Garamond" w:hAnsi="Garamond" w:cs="Garamond"/>
+          <w:sz w:val="23"/>
+          <w:szCs w:val="23"/>
+          <w:highlight w:val="yellow"/>
+          <w:lang w:val="es-ES"/>
+        </w:rPr>
+        <w:t xml:space="preserve"> %}</w:t>
+      </w:r>
+    </w:p>
+    <w:p>
+      <w:pPr>
+        <w:jc w:val="both"/>
+        <w:rPr>
+          <w:rFonts w:ascii="Garamond" w:eastAsia="Garamond" w:hAnsi="Garamond" w:cs="Garamond"/>
+          <w:sz w:val="23"/>
+          <w:szCs w:val="23"/>
+          <w:lang w:val="es-ES"/>
+        </w:rPr>
+      </w:pPr>
+      <w:r>
+        <w:rPr>
+          <w:rFonts w:ascii="Garamond" w:eastAsia="Garamond" w:hAnsi="Garamond" w:cs="Garamond"/>
+          <w:sz w:val="23"/>
+          <w:szCs w:val="23"/>
+          <w:highlight w:val="yellow"/>
+          <w:lang w:val="es-ES"/>
+        </w:rPr>
+        <w:t xml:space="preserve">{%p </w:t>
+      </w:r>
+      <w:proofErr w:type="spellStart"/>
+      <w:r>
+        <w:rPr>
+          <w:rFonts w:ascii="Garamond" w:eastAsia="Garamond" w:hAnsi="Garamond" w:cs="Garamond"/>
+          <w:sz w:val="23"/>
+          <w:szCs w:val="23"/>
+          <w:highlight w:val="yellow"/>
+          <w:lang w:val="es-ES"/>
+        </w:rPr>
+        <w:t>if</w:t>
+      </w:r>
+      <w:proofErr w:type="spellEnd"/>
+      <w:r>
+        <w:rPr>
+          <w:rFonts w:ascii="Garamond" w:eastAsia="Garamond" w:hAnsi="Garamond" w:cs="Garamond"/>
+          <w:sz w:val="23"/>
+          <w:szCs w:val="23"/>
+          <w:highlight w:val="yellow"/>
+          <w:lang w:val="es-ES"/>
+        </w:rPr>
+        <w:t xml:space="preserve"> </w:t>
+      </w:r>
+      <w:proofErr w:type="spellStart"/>
+      <w:r>
+        <w:rPr>
+          <w:rFonts w:ascii="Garamond" w:eastAsia="Garamond" w:hAnsi="Garamond" w:cs="Garamond"/>
+          <w:sz w:val="23"/>
+          <w:szCs w:val="23"/>
+          <w:highlight w:val="yellow"/>
+          <w:lang w:val="es-ES"/>
+        </w:rPr>
+        <w:t>activa_publicaciones_redes</w:t>
+      </w:r>
+      <w:proofErr w:type="spellEnd"/>
+      <w:r>
+        <w:rPr>
+          <w:rFonts w:ascii="Garamond" w:eastAsia="Garamond" w:hAnsi="Garamond" w:cs="Garamond"/>
+          <w:sz w:val="23"/>
+          <w:szCs w:val="23"/>
+          <w:highlight w:val="yellow"/>
+          <w:lang w:val="es-ES"/>
+        </w:rPr>
+        <w:t xml:space="preserve"> %}</w:t>
+      </w:r>
+    </w:p>
+    <w:p>
+      <w:pPr>
+        <w:jc w:val="both"/>
+        <w:rPr>
+          <w:rFonts w:ascii="Garamond" w:eastAsia="Garamond" w:hAnsi="Garamond" w:cs="Garamond"/>
+          <w:sz w:val="23"/>
+          <w:szCs w:val="23"/>
+        </w:rPr>
+      </w:pPr>
+      <w:proofErr w:type="gramStart"/>
+      <w:r>
+        <w:rPr>
+          <w:rFonts w:ascii="Garamond" w:eastAsia="Garamond" w:hAnsi="Garamond" w:cs="Garamond"/>
+          <w:sz w:val="23"/>
+          <w:szCs w:val="23"/>
+          <w:b/>
+        </w:rPr>
+        <w:t>{{ ROM</w:t>
+      </w:r>
+      <w:proofErr w:type="gramEnd"/>
+      <w:r>
+        <w:rPr>
+          <w:rFonts w:ascii="Garamond" w:eastAsia="Garamond" w:hAnsi="Garamond" w:cs="Garamond"/>
+          <w:sz w:val="23"/>
+          <w:szCs w:val="23"/>
+          <w:b/>
+        </w:rPr>
+        <w:t>_</w:t>
+      </w:r>
+      <w:proofErr w:type="gramStart"/>
+      <w:r>
+        <w:rPr>
+          <w:rFonts w:ascii="Garamond" w:eastAsia="Garamond" w:hAnsi="Garamond" w:cs="Garamond"/>
+          <w:sz w:val="23"/>
+          <w:szCs w:val="23"/>
+          <w:b/>
+        </w:rPr>
+        <w:t>REDES }</w:t>
+      </w:r>
+      <w:proofErr w:type="gramEnd"/>
+      <w:r>
+        <w:rPr>
+          <w:rFonts w:ascii="Garamond" w:eastAsia="Garamond" w:hAnsi="Garamond" w:cs="Garamond"/>
+          <w:sz w:val="23"/>
+          <w:szCs w:val="23"/>
+          <w:b/>
+        </w:rPr>
+        <w:t xml:space="preserve">} Realizar, al menos </w:t>
+      </w:r>
+      <w:proofErr w:type="gramStart"/>
+      <w:r>
+        <w:rPr>
+          <w:rFonts w:ascii="Garamond" w:eastAsia="Garamond" w:hAnsi="Garamond" w:cs="Garamond"/>
+          <w:sz w:val="23"/>
+          <w:szCs w:val="23"/>
+          <w:highlight w:val="yellow"/>
+        </w:rPr>
+        <w:t xml:space="preserve">{{ </w:t>
+      </w:r>
+      <w:r>
+        <w:rPr>
+          <w:rFonts w:ascii="Garamond" w:eastAsia="Garamond" w:hAnsi="Garamond" w:cs="Garamond"/>
+          <w:sz w:val="23"/>
+          <w:szCs w:val="23"/>
+          <w:highlight w:val="yellow"/>
+        </w:rPr>
+        <w:t>N</w:t>
+      </w:r>
+      <w:proofErr w:type="gramEnd"/>
+      <w:r>
+        <w:rPr>
+          <w:rFonts w:ascii="Garamond" w:eastAsia="Garamond" w:hAnsi="Garamond" w:cs="Garamond"/>
+          <w:sz w:val="23"/>
+          <w:szCs w:val="23"/>
+          <w:highlight w:val="yellow"/>
+        </w:rPr>
+        <w:t>_</w:t>
+      </w:r>
+      <w:r>
+        <w:rPr>
+          <w:rFonts w:ascii="Garamond" w:eastAsia="Garamond" w:hAnsi="Garamond" w:cs="Garamond"/>
+          <w:sz w:val="23"/>
+          <w:szCs w:val="23"/>
+          <w:highlight w:val="yellow"/>
+        </w:rPr>
+        <w:t>DESCUENTO_</w:t>
+      </w:r>
+      <w:proofErr w:type="gramStart"/>
+      <w:r>
+        <w:rPr>
+          <w:rFonts w:ascii="Garamond" w:eastAsia="Garamond" w:hAnsi="Garamond" w:cs="Garamond"/>
+          <w:sz w:val="23"/>
+          <w:szCs w:val="23"/>
+          <w:highlight w:val="yellow"/>
+        </w:rPr>
+        <w:t>REDES }</w:t>
+      </w:r>
+      <w:proofErr w:type="gramEnd"/>
+      <w:r>
+        <w:rPr>
+          <w:rFonts w:ascii="Garamond" w:eastAsia="Garamond" w:hAnsi="Garamond" w:cs="Garamond"/>
+          <w:sz w:val="23"/>
+          <w:szCs w:val="23"/>
+          <w:highlight w:val="yellow"/>
+        </w:rPr>
+        <w:t>}</w:t>
+      </w:r>
+      <w:r>
+        <w:rPr>
+          <w:rFonts w:ascii="Garamond" w:eastAsia="Garamond" w:hAnsi="Garamond" w:cs="Garamond"/>
+          <w:sz w:val="23"/>
+          <w:szCs w:val="23"/>
+        </w:rPr>
+        <w:t xml:space="preserve"> (</w:t>
+      </w:r>
+      <w:proofErr w:type="gramStart"/>
+      <w:r>
+        <w:rPr>
+          <w:rFonts w:ascii="Garamond" w:eastAsia="Garamond" w:hAnsi="Garamond" w:cs="Garamond"/>
+          <w:sz w:val="23"/>
+          <w:szCs w:val="23"/>
+          <w:highlight w:val="yellow"/>
+        </w:rPr>
+        <w:t xml:space="preserve">{{ </w:t>
+      </w:r>
+      <w:proofErr w:type="spellStart"/>
+      <w:r>
+        <w:rPr>
+          <w:rFonts w:ascii="Garamond" w:eastAsia="Garamond" w:hAnsi="Garamond" w:cs="Garamond"/>
+          <w:sz w:val="23"/>
+          <w:szCs w:val="23"/>
+          <w:highlight w:val="yellow"/>
+        </w:rPr>
+        <w:t>DESCUENTO</w:t>
+      </w:r>
+      <w:proofErr w:type="gramEnd"/>
+      <w:r>
+        <w:rPr>
+          <w:rFonts w:ascii="Garamond" w:eastAsia="Garamond" w:hAnsi="Garamond" w:cs="Garamond"/>
+          <w:sz w:val="23"/>
+          <w:szCs w:val="23"/>
+          <w:highlight w:val="yellow"/>
+        </w:rPr>
+        <w:t>_REDES</w:t>
+      </w:r>
+      <w:r>
+        <w:rPr>
+          <w:rFonts w:ascii="Garamond" w:eastAsia="Garamond" w:hAnsi="Garamond" w:cs="Garamond"/>
+          <w:sz w:val="23"/>
+          <w:szCs w:val="23"/>
+          <w:highlight w:val="yellow"/>
+        </w:rPr>
+        <w:t>|</w:t>
+      </w:r>
+      <w:proofErr w:type="gramStart"/>
+      <w:r>
+        <w:rPr>
+          <w:rFonts w:ascii="Garamond" w:eastAsia="Garamond" w:hAnsi="Garamond" w:cs="Garamond"/>
+          <w:sz w:val="23"/>
+          <w:szCs w:val="23"/>
+          <w:highlight w:val="yellow"/>
+        </w:rPr>
+        <w:t>lower</w:t>
+      </w:r>
+      <w:proofErr w:type="spellEnd"/>
+      <w:r>
+        <w:rPr>
+          <w:rFonts w:ascii="Garamond" w:eastAsia="Garamond" w:hAnsi="Garamond" w:cs="Garamond"/>
+          <w:sz w:val="23"/>
+          <w:szCs w:val="23"/>
+          <w:highlight w:val="yellow"/>
+        </w:rPr>
+        <w:t xml:space="preserve"> }</w:t>
+      </w:r>
+      <w:proofErr w:type="gramEnd"/>
+      <w:r>
+        <w:rPr>
+          <w:rFonts w:ascii="Garamond" w:eastAsia="Garamond" w:hAnsi="Garamond" w:cs="Garamond"/>
+          <w:sz w:val="23"/>
+          <w:szCs w:val="23"/>
+          <w:highlight w:val="yellow"/>
+        </w:rPr>
+        <w:t>}</w:t>
+      </w:r>
+      <w:r>
+        <w:rPr>
+          <w:rFonts w:ascii="Garamond" w:eastAsia="Garamond" w:hAnsi="Garamond" w:cs="Garamond"/>
+          <w:sz w:val="23"/>
+          <w:szCs w:val="23"/>
+        </w:rPr>
+        <w:t xml:space="preserve">) publicaciones mensuales en sus redes sociales garantizando que estén dirigidas única y exclusivamente a incrementar sus ventas a través de la Plataforma Rappi, </w:t>
+      </w:r>
+      <w:proofErr w:type="gramStart"/>
+      <w:r>
+        <w:rPr>
+          <w:rFonts w:ascii="Garamond" w:eastAsia="Garamond" w:hAnsi="Garamond" w:cs="Garamond"/>
+          <w:sz w:val="23"/>
+          <w:szCs w:val="23"/>
+        </w:rPr>
+        <w:t>enunciando</w:t>
+      </w:r>
+      <w:proofErr w:type="gramEnd"/>
+      <w:r>
+        <w:rPr>
+          <w:rFonts w:ascii="Garamond" w:eastAsia="Garamond" w:hAnsi="Garamond" w:cs="Garamond"/>
+          <w:sz w:val="23"/>
+          <w:szCs w:val="23"/>
+        </w:rPr>
+        <w:t xml:space="preserve"> pero no limitando, Instagram, Facebook y/o Tik Tok. Dichas publicaciones deberán ser presentadas y aprobadas por Rappi previo a su publicación.</w:t>
+      </w:r>
+    </w:p>
+    <w:p>
+      <w:pPr>
+        <w:jc w:val="both"/>
+        <w:rPr>
+          <w:rFonts w:ascii="Garamond" w:eastAsia="Garamond" w:hAnsi="Garamond" w:cs="Garamond"/>
+          <w:sz w:val="23"/>
+          <w:szCs w:val="23"/>
+          <w:lang w:val="en-US"/>
+        </w:rPr>
+      </w:pPr>
+      <w:r>
+        <w:rPr>
+          <w:rFonts w:ascii="Garamond" w:eastAsia="Garamond" w:hAnsi="Garamond" w:cs="Garamond"/>
+          <w:sz w:val="23"/>
+          <w:szCs w:val="23"/>
+          <w:highlight w:val="yellow"/>
+          <w:lang w:val="en-US"/>
+        </w:rPr>
+        <w:t>{%p endif %}</w:t>
+      </w:r>
+    </w:p>
+    <w:p>
+      <w:pPr>
+        <w:jc w:val="both"/>
+        <w:rPr>
+          <w:rFonts w:ascii="Garamond" w:eastAsia="Garamond" w:hAnsi="Garamond" w:cs="Garamond"/>
+          <w:sz w:val="23"/>
+          <w:szCs w:val="23"/>
+          <w:lang w:val="en-US"/>
+        </w:rPr>
+      </w:pPr>
+      <w:r>
+        <w:rPr>
+          <w:rFonts w:ascii="Garamond" w:eastAsia="Garamond" w:hAnsi="Garamond" w:cs="Garamond"/>
+          <w:sz w:val="23"/>
+          <w:szCs w:val="23"/>
+          <w:highlight w:val="yellow"/>
+          <w:lang w:val="en-US"/>
+        </w:rPr>
+        <w:t xml:space="preserve">{%p if </w:t>
+      </w:r>
+      <w:proofErr w:type="spellStart"/>
+      <w:r>
+        <w:rPr>
+          <w:rFonts w:ascii="Garamond" w:eastAsia="Garamond" w:hAnsi="Garamond" w:cs="Garamond"/>
+          <w:sz w:val="23"/>
+          <w:szCs w:val="23"/>
+          <w:highlight w:val="yellow"/>
+          <w:lang w:val="en-US"/>
+        </w:rPr>
+        <w:t>activa_platillos_top_seller</w:t>
+      </w:r>
+      <w:proofErr w:type="spellEnd"/>
+      <w:r>
+        <w:rPr>
+          <w:rFonts w:ascii="Garamond" w:eastAsia="Garamond" w:hAnsi="Garamond" w:cs="Garamond"/>
+          <w:sz w:val="23"/>
+          <w:szCs w:val="23"/>
+          <w:highlight w:val="yellow"/>
+          <w:lang w:val="en-US"/>
+        </w:rPr>
+        <w:t xml:space="preserve"> %}</w:t>
+      </w:r>
+    </w:p>
+    <w:p>
+      <w:pPr>
+        <w:jc w:val="both"/>
+        <w:rPr>
+          <w:rFonts w:ascii="Garamond" w:eastAsia="Garamond" w:hAnsi="Garamond" w:cs="Garamond"/>
+        </w:rPr>
+      </w:pPr>
+      <w:proofErr w:type="gramStart"/>
+      <w:r>
+        <w:rPr>
+          <w:rFonts w:ascii="Garamond" w:eastAsia="Garamond" w:hAnsi="Garamond" w:cs="Garamond"/>
+          <w:b/>
+        </w:rPr>
+        <w:t>{{ ROM</w:t>
+      </w:r>
+      <w:proofErr w:type="gramEnd"/>
+      <w:r>
+        <w:rPr>
+          <w:rFonts w:ascii="Garamond" w:eastAsia="Garamond" w:hAnsi="Garamond" w:cs="Garamond"/>
+          <w:b/>
+        </w:rPr>
+        <w:t>_</w:t>
+      </w:r>
+      <w:proofErr w:type="gramStart"/>
+      <w:r>
+        <w:rPr>
+          <w:rFonts w:ascii="Garamond" w:eastAsia="Garamond" w:hAnsi="Garamond" w:cs="Garamond"/>
+          <w:b/>
+        </w:rPr>
+        <w:t>PLATILLOS }</w:t>
+      </w:r>
+      <w:proofErr w:type="gramEnd"/>
+      <w:r>
+        <w:rPr>
+          <w:rFonts w:ascii="Garamond" w:eastAsia="Garamond" w:hAnsi="Garamond" w:cs="Garamond"/>
+          <w:b/>
+        </w:rPr>
+        <w:t xml:space="preserve">} Ofrecer {{ N_CANTIDAD_PLATILLOS }} ({{ VALOR_CANTIDAD_PLATILLOS }}) platillos</w:t>
+      </w:r>
+      <w:proofErr w:type="gramStart"/>
+      <w:r>
+        <w:rPr>
+          <w:rFonts w:ascii="Garamond" w:eastAsia="Garamond" w:hAnsi="Garamond" w:cs="Garamond"/>
+          <w:sz w:val="23"/>
+          <w:szCs w:val="23"/>
+          <w:highlight w:val="yellow"/>
+        </w:rPr>
+        <w:t xml:space="preserve"/>
+      </w:r>
+      <w:r>
+        <w:rPr>
+          <w:rFonts w:ascii="Garamond" w:eastAsia="Garamond" w:hAnsi="Garamond" w:cs="Garamond"/>
+          <w:sz w:val="23"/>
+          <w:szCs w:val="23"/>
           <w:highlight w:val="yellow"/>
         </w:rPr>
         <w:t/>
       </w:r>
-      <w:proofErr w:type="spellEnd"/>
-      <w:r>
-        <w:rPr>
-          <w:rFonts w:ascii="Garamond" w:eastAsia="Garamond" w:hAnsi="Garamond" w:cs="Garamond"/>
-          <w:highlight w:val="yellow"/>
+      <w:proofErr w:type="gramEnd"/>
+      <w:r>
+        <w:rPr>
+          <w:rFonts w:ascii="Garamond" w:eastAsia="Garamond" w:hAnsi="Garamond" w:cs="Garamond"/>
+          <w:sz w:val="23"/>
+          <w:szCs w:val="23"/>
+          <w:highlight w:val="yellow"/>
+        </w:rPr>
+        <w:t/>
+      </w:r>
+      <w:r>
+        <w:rPr>
+          <w:rFonts w:ascii="Garamond" w:eastAsia="Garamond" w:hAnsi="Garamond" w:cs="Garamond"/>
+          <w:sz w:val="23"/>
+          <w:szCs w:val="23"/>
+          <w:highlight w:val="yellow"/>
+        </w:rPr>
+        <w:t/>
+      </w:r>
+      <w:proofErr w:type="gramStart"/>
+      <w:r>
+        <w:rPr>
+          <w:rFonts w:ascii="Garamond" w:eastAsia="Garamond" w:hAnsi="Garamond" w:cs="Garamond"/>
+          <w:sz w:val="23"/>
+          <w:szCs w:val="23"/>
+          <w:highlight w:val="yellow"/>
+        </w:rPr>
+        <w:t/>
+      </w:r>
+      <w:proofErr w:type="gramEnd"/>
+      <w:r>
+        <w:rPr>
+          <w:rFonts w:ascii="Garamond" w:eastAsia="Garamond" w:hAnsi="Garamond" w:cs="Garamond"/>
+          <w:sz w:val="23"/>
+          <w:szCs w:val="23"/>
+          <w:highlight w:val="yellow"/>
+        </w:rPr>
+        <w:t/>
+      </w:r>
+      <w:r>
+        <w:rPr>
+          <w:rFonts w:ascii="Garamond" w:eastAsia="Garamond" w:hAnsi="Garamond" w:cs="Garamond"/>
+          <w:sz w:val="23"/>
+          <w:szCs w:val="23"/>
         </w:rPr>
         <w:t xml:space="preserve"/>
       </w:r>
-      <w:proofErr w:type="spellStart"/>
-      <w:r>
-        <w:rPr>
-          <w:rFonts w:ascii="Garamond" w:eastAsia="Garamond" w:hAnsi="Garamond" w:cs="Garamond"/>
-          <w:highlight w:val="yellow"/>
-        </w:rPr>
-        <w:lastRenderedPageBreak/>
-        <w:t/>
-      </w:r>
-      <w:proofErr w:type="spellEnd"/>
-      <w:r>
-        <w:rPr>
-          <w:rFonts w:ascii="Garamond" w:eastAsia="Garamond" w:hAnsi="Garamond" w:cs="Garamond"/>
-          <w:highlight w:val="yellow"/>
-        </w:rPr>
-        <w:t xml:space="preserve"/>
-      </w:r>
-      <w:r>
-        <w:rPr>
-          <w:rFonts w:ascii="Garamond" w:eastAsia="Garamond" w:hAnsi="Garamond" w:cs="Garamond"/>
-          <w:sz w:val="23"/>
-          <w:szCs w:val="23"/>
-          <w:highlight w:val="yellow"/>
-        </w:rPr>
-        <w:t/>
-      </w:r>
-      <w:proofErr w:type="spellStart"/>
-      <w:r>
-        <w:rPr>
-          <w:rFonts w:ascii="Garamond" w:eastAsia="Garamond" w:hAnsi="Garamond" w:cs="Garamond"/>
-          <w:sz w:val="23"/>
-          <w:szCs w:val="23"/>
-          <w:highlight w:val="yellow"/>
-        </w:rPr>
-        <w:t/>
-      </w:r>
-      <w:proofErr w:type="spellEnd"/>
-      <w:r>
-        <w:rPr>
-          <w:rFonts w:ascii="Garamond" w:eastAsia="Garamond" w:hAnsi="Garamond" w:cs="Garamond"/>
-          <w:sz w:val="23"/>
-          <w:szCs w:val="23"/>
-          <w:highlight w:val="yellow"/>
-        </w:rPr>
-        <w:t/>
-      </w:r>
-      <w:r>
-        <w:rPr>
-          <w:rFonts w:ascii="Garamond" w:eastAsia="Garamond" w:hAnsi="Garamond" w:cs="Garamond"/>
-          <w:highlight w:val="yellow"/>
-        </w:rPr>
-        <w:t xml:space="preserve"/>
-      </w:r>
-      <w:r>
-        <w:rPr>
-          <w:rFonts w:ascii="Garamond" w:eastAsia="Garamond" w:hAnsi="Garamond" w:cs="Garamond"/>
-        </w:rPr>
-        <w:t xml:space="preserve"> </w:t>
-      </w:r>
-      <w:r>
-        <w:rPr>
-          <w:rFonts w:ascii="Garamond" w:eastAsia="Garamond" w:hAnsi="Garamond" w:cs="Garamond"/>
-        </w:rPr>
-        <w:t xml:space="preserve">El Aliado realizará una inversión mensual en </w:t>
-      </w:r>
-      <w:proofErr w:type="spellStart"/>
-      <w:r>
-        <w:rPr>
-          <w:rFonts w:ascii="Garamond" w:eastAsia="Garamond" w:hAnsi="Garamond" w:cs="Garamond"/>
-        </w:rPr>
-        <w:t>Ads</w:t>
-      </w:r>
-      <w:proofErr w:type="spellEnd"/>
-      <w:r>
-        <w:rPr>
-          <w:rFonts w:ascii="Garamond" w:eastAsia="Garamond" w:hAnsi="Garamond" w:cs="Garamond"/>
-        </w:rPr>
-        <w:t xml:space="preserve"> equivalente al </w:t>
-      </w:r>
-      <w:proofErr w:type="gramStart"/>
-      <w:r>
-        <w:rPr>
-          <w:rFonts w:ascii="Garamond" w:eastAsia="Garamond" w:hAnsi="Garamond" w:cs="Garamond"/>
-          <w:highlight w:val="yellow"/>
-          <w:lang w:val="es-ES"/>
-        </w:rPr>
-        <w:t>{{ N</w:t>
-      </w:r>
-      <w:proofErr w:type="gramEnd"/>
-      <w:r>
-        <w:rPr>
-          <w:rFonts w:ascii="Garamond" w:eastAsia="Garamond" w:hAnsi="Garamond" w:cs="Garamond"/>
-          <w:highlight w:val="yellow"/>
-          <w:lang w:val="es-ES"/>
-        </w:rPr>
-        <w:t>_</w:t>
-      </w:r>
-      <w:proofErr w:type="gramStart"/>
-      <w:r>
-        <w:rPr>
-          <w:rFonts w:ascii="Garamond" w:eastAsia="Garamond" w:hAnsi="Garamond" w:cs="Garamond"/>
-          <w:highlight w:val="yellow"/>
-          <w:lang w:val="es-ES"/>
-        </w:rPr>
-        <w:t>ADS }</w:t>
-      </w:r>
-      <w:proofErr w:type="gramEnd"/>
-      <w:r>
-        <w:rPr>
-          <w:rFonts w:ascii="Garamond" w:eastAsia="Garamond" w:hAnsi="Garamond" w:cs="Garamond"/>
-          <w:highlight w:val="yellow"/>
-          <w:lang w:val="es-ES"/>
-        </w:rPr>
-        <w:t>}</w:t>
-      </w:r>
-      <w:r>
-        <w:rPr>
-          <w:rFonts w:ascii="Garamond" w:eastAsia="Garamond" w:hAnsi="Garamond" w:cs="Garamond"/>
-          <w:lang w:val="es-ES"/>
-        </w:rPr>
-        <w:t xml:space="preserve"> % </w:t>
-      </w:r>
-      <w:r>
-        <w:rPr>
-          <w:rFonts w:ascii="Garamond" w:eastAsia="Garamond" w:hAnsi="Garamond" w:cs="Garamond"/>
-          <w:highlight w:val="yellow"/>
-          <w:lang w:val="es-ES"/>
-        </w:rPr>
-        <w:t>(</w:t>
-      </w:r>
-      <w:proofErr w:type="gramStart"/>
-      <w:r>
-        <w:rPr>
-          <w:rFonts w:ascii="Garamond" w:eastAsia="Garamond" w:hAnsi="Garamond" w:cs="Garamond"/>
-          <w:highlight w:val="yellow"/>
-          <w:lang w:val="es-ES"/>
-        </w:rPr>
-        <w:t>{{ VALOR</w:t>
-      </w:r>
-      <w:proofErr w:type="gramEnd"/>
-      <w:r>
-        <w:rPr>
-          <w:rFonts w:ascii="Garamond" w:eastAsia="Garamond" w:hAnsi="Garamond" w:cs="Garamond"/>
-          <w:highlight w:val="yellow"/>
-          <w:lang w:val="es-ES"/>
-        </w:rPr>
-        <w:t>_</w:t>
-      </w:r>
-      <w:proofErr w:type="gramStart"/>
-      <w:r>
-        <w:rPr>
-          <w:rFonts w:ascii="Garamond" w:eastAsia="Garamond" w:hAnsi="Garamond" w:cs="Garamond"/>
-          <w:highlight w:val="yellow"/>
-          <w:lang w:val="es-ES"/>
-        </w:rPr>
-        <w:t>ADS }</w:t>
-      </w:r>
-      <w:proofErr w:type="gramEnd"/>
-      <w:r>
-        <w:rPr>
-          <w:rFonts w:ascii="Garamond" w:eastAsia="Garamond" w:hAnsi="Garamond" w:cs="Garamond"/>
-          <w:highlight w:val="yellow"/>
-          <w:lang w:val="es-ES"/>
-        </w:rPr>
-        <w:t>})</w:t>
-      </w:r>
-      <w:r>
-        <w:rPr>
-          <w:rFonts w:ascii="Garamond" w:eastAsia="Garamond" w:hAnsi="Garamond" w:cs="Garamond"/>
-        </w:rPr>
-        <w:t xml:space="preserve"> de sus ventas totales en la Plataforma Rappi del mes anterior y Rappi realizará una inversión mensual en </w:t>
-      </w:r>
-      <w:proofErr w:type="spellStart"/>
-      <w:r>
-        <w:rPr>
-          <w:rFonts w:ascii="Garamond" w:eastAsia="Garamond" w:hAnsi="Garamond" w:cs="Garamond"/>
-        </w:rPr>
-        <w:t>Ads</w:t>
-      </w:r>
-      <w:proofErr w:type="spellEnd"/>
-      <w:r>
-        <w:rPr>
-          <w:rFonts w:ascii="Garamond" w:eastAsia="Garamond" w:hAnsi="Garamond" w:cs="Garamond"/>
-        </w:rPr>
-        <w:t xml:space="preserve"> </w:t>
-      </w:r>
-      <w:r>
-        <w:rPr>
-          <w:rFonts w:ascii="Garamond" w:eastAsia="Garamond" w:hAnsi="Garamond" w:cs="Garamond"/>
-        </w:rPr>
-        <w:t xml:space="preserve">equivalente al </w:t>
-      </w:r>
-      <w:proofErr w:type="gramStart"/>
-      <w:r>
-        <w:rPr>
-          <w:rFonts w:ascii="Garamond" w:eastAsia="Garamond" w:hAnsi="Garamond" w:cs="Garamond"/>
-          <w:highlight w:val="yellow"/>
-        </w:rPr>
-        <w:t>{{ N</w:t>
-      </w:r>
-      <w:proofErr w:type="gramEnd"/>
-      <w:r>
-        <w:rPr>
-          <w:rFonts w:ascii="Garamond" w:eastAsia="Garamond" w:hAnsi="Garamond" w:cs="Garamond"/>
-          <w:highlight w:val="yellow"/>
-        </w:rPr>
-        <w:t>_ADS_</w:t>
-      </w:r>
-      <w:proofErr w:type="gramStart"/>
-      <w:r>
-        <w:rPr>
-          <w:rFonts w:ascii="Garamond" w:eastAsia="Garamond" w:hAnsi="Garamond" w:cs="Garamond"/>
-          <w:highlight w:val="yellow"/>
-        </w:rPr>
-        <w:t>RAPPI }}</w:t>
-      </w:r>
-      <w:r>
-        <w:rPr>
-          <w:rFonts w:ascii="Garamond" w:eastAsia="Garamond" w:hAnsi="Garamond" w:cs="Garamond"/>
-        </w:rPr>
-        <w:t>%</w:t>
-      </w:r>
-      <w:proofErr w:type="gramEnd"/>
-      <w:r>
-        <w:rPr>
-          <w:rFonts w:ascii="Garamond" w:eastAsia="Garamond" w:hAnsi="Garamond" w:cs="Garamond"/>
-        </w:rPr>
-        <w:t xml:space="preserve"> </w:t>
-      </w:r>
-      <w:r>
-        <w:rPr>
-          <w:rFonts w:ascii="Garamond" w:eastAsia="Garamond" w:hAnsi="Garamond" w:cs="Garamond"/>
-          <w:highlight w:val="yellow"/>
-        </w:rPr>
-        <w:t>(</w:t>
-      </w:r>
-      <w:proofErr w:type="gramStart"/>
-      <w:r>
-        <w:rPr>
-          <w:rFonts w:ascii="Garamond" w:eastAsia="Garamond" w:hAnsi="Garamond" w:cs="Garamond"/>
-          <w:highlight w:val="yellow"/>
-        </w:rPr>
-        <w:t>{{ VALOR</w:t>
-      </w:r>
-      <w:proofErr w:type="gramEnd"/>
-      <w:r>
-        <w:rPr>
-          <w:rFonts w:ascii="Garamond" w:eastAsia="Garamond" w:hAnsi="Garamond" w:cs="Garamond"/>
-          <w:highlight w:val="yellow"/>
-        </w:rPr>
-        <w:t>_ADS_</w:t>
-      </w:r>
-      <w:proofErr w:type="gramStart"/>
-      <w:r>
-        <w:rPr>
-          <w:rFonts w:ascii="Garamond" w:eastAsia="Garamond" w:hAnsi="Garamond" w:cs="Garamond"/>
-          <w:highlight w:val="yellow"/>
-        </w:rPr>
-        <w:t>RAPPI }</w:t>
-      </w:r>
-      <w:proofErr w:type="gramEnd"/>
-      <w:r>
-        <w:rPr>
-          <w:rFonts w:ascii="Garamond" w:eastAsia="Garamond" w:hAnsi="Garamond" w:cs="Garamond"/>
-          <w:highlight w:val="yellow"/>
-        </w:rPr>
-        <w:t>}</w:t>
-      </w:r>
-      <w:r>
-        <w:rPr>
-          <w:rFonts w:ascii="Garamond" w:eastAsia="Garamond" w:hAnsi="Garamond" w:cs="Garamond"/>
-          <w:highlight w:val="yellow"/>
-        </w:rPr>
-        <w:t>)</w:t>
-      </w:r>
-      <w:r>
-        <w:rPr>
-          <w:rFonts w:ascii="Garamond" w:eastAsia="Garamond" w:hAnsi="Garamond" w:cs="Garamond"/>
-        </w:rPr>
-        <w:t xml:space="preserve"> de las ventas totales del Aliado en la Plataforma Rappi del mes anterior. Rappi activará los </w:t>
-      </w:r>
-      <w:proofErr w:type="spellStart"/>
-      <w:r>
-        <w:rPr>
-          <w:rFonts w:ascii="Garamond" w:eastAsia="Garamond" w:hAnsi="Garamond" w:cs="Garamond"/>
-        </w:rPr>
-        <w:t>Ads</w:t>
-      </w:r>
-      <w:proofErr w:type="spellEnd"/>
-      <w:r>
-        <w:rPr>
-          <w:rFonts w:ascii="Garamond" w:eastAsia="Garamond" w:hAnsi="Garamond" w:cs="Garamond"/>
-        </w:rPr>
-        <w:t xml:space="preserve"> en las fechas acordadas por las Partes, sujetándose su ejecución y cobro a los términos disponibles en https://legal.rappi.com.co/mexico/terminos-y-condiciones-ads-vertical-restaurantes-mexico Solo se facturarán los </w:t>
-      </w:r>
-      <w:proofErr w:type="spellStart"/>
-      <w:r>
-        <w:rPr>
-          <w:rFonts w:ascii="Garamond" w:eastAsia="Garamond" w:hAnsi="Garamond" w:cs="Garamond"/>
-        </w:rPr>
-        <w:t>Clicks</w:t>
-      </w:r>
-      <w:proofErr w:type="spellEnd"/>
-      <w:r>
-        <w:rPr>
-          <w:rFonts w:ascii="Garamond" w:eastAsia="Garamond" w:hAnsi="Garamond" w:cs="Garamond"/>
-        </w:rPr>
-        <w:t xml:space="preserve"> efectivamente ejecutados. {% endif %}</w:t>
-      </w:r>
-    </w:p>
-    <w:p>
-      <w:pPr>
-        <w:jc w:val="both"/>
-        <w:rPr>
-          <w:rFonts w:ascii="Garamond" w:eastAsia="Garamond" w:hAnsi="Garamond" w:cs="Garamond"/>
-          <w:sz w:val="23"/>
-          <w:szCs w:val="23"/>
-          <w:lang w:val="es-ES"/>
-        </w:rPr>
-      </w:pPr>
-      <w:r>
-        <w:rPr>
-          <w:rFonts w:ascii="Garamond" w:eastAsia="Garamond" w:hAnsi="Garamond" w:cs="Garamond"/>
-          <w:sz w:val="23"/>
-          <w:szCs w:val="23"/>
-          <w:highlight w:val="yellow"/>
-          <w:lang w:val="es-ES"/>
-        </w:rPr>
-        <w:t xml:space="preserve">{%p if activa_descuento_menu %}</w:t>
-      </w:r>
-      <w:proofErr w:type="spellStart"/>
-      <w:r>
-        <w:rPr>
-          <w:rFonts w:ascii="Garamond" w:eastAsia="Garamond" w:hAnsi="Garamond" w:cs="Garamond"/>
-          <w:sz w:val="23"/>
-          <w:szCs w:val="23"/>
-          <w:highlight w:val="yellow"/>
-          <w:lang w:val="es-ES"/>
-        </w:rPr>
-        <w:t/>
-      </w:r>
-      <w:proofErr w:type="spellEnd"/>
-      <w:r>
-        <w:rPr>
-          <w:rFonts w:ascii="Garamond" w:eastAsia="Garamond" w:hAnsi="Garamond" w:cs="Garamond"/>
-          <w:sz w:val="23"/>
-          <w:szCs w:val="23"/>
-          <w:highlight w:val="yellow"/>
-          <w:lang w:val="es-ES"/>
-        </w:rPr>
-        <w:t xml:space="preserve"/>
-      </w:r>
-      <w:proofErr w:type="spellStart"/>
-      <w:r>
-        <w:rPr>
-          <w:rFonts w:ascii="Garamond" w:eastAsia="Garamond" w:hAnsi="Garamond" w:cs="Garamond"/>
-          <w:sz w:val="23"/>
-          <w:szCs w:val="23"/>
-          <w:highlight w:val="yellow"/>
-          <w:lang w:val="es-ES"/>
-        </w:rPr>
-        <w:t/>
-      </w:r>
-      <w:r>
-        <w:rPr>
-          <w:rFonts w:ascii="Garamond" w:eastAsia="Garamond" w:hAnsi="Garamond" w:cs="Garamond"/>
-          <w:sz w:val="23"/>
-          <w:szCs w:val="23"/>
-          <w:highlight w:val="yellow"/>
-          <w:lang w:val="es-ES"/>
-        </w:rPr>
-        <w:t/>
-      </w:r>
-      <w:r>
-        <w:rPr>
-          <w:rFonts w:ascii="Garamond" w:eastAsia="Garamond" w:hAnsi="Garamond" w:cs="Garamond"/>
-          <w:sz w:val="23"/>
-          <w:szCs w:val="23"/>
-          <w:highlight w:val="yellow"/>
-          <w:lang w:val="es-ES"/>
-        </w:rPr>
-        <w:t/>
-      </w:r>
-      <w:proofErr w:type="spellEnd"/>
-      <w:r>
-        <w:rPr>
-          <w:rFonts w:ascii="Garamond" w:eastAsia="Garamond" w:hAnsi="Garamond" w:cs="Garamond"/>
-          <w:sz w:val="23"/>
-          <w:szCs w:val="23"/>
-          <w:highlight w:val="yellow"/>
-          <w:lang w:val="es-ES"/>
-        </w:rPr>
-        <w:t xml:space="preserve"/>
-      </w:r>
-    </w:p>
-    <w:p>
-      <w:pPr>
-        <w:jc w:val="both"/>
-        <w:rPr>
-          <w:rFonts w:ascii="Garamond" w:eastAsia="Garamond" w:hAnsi="Garamond" w:cs="Garamond"/>
-          <w:sz w:val="23"/>
-          <w:szCs w:val="23"/>
-        </w:rPr>
-      </w:pPr>
-      <w:r>
-        <w:rPr>
-          <w:rFonts w:ascii="Garamond" w:eastAsia="Garamond" w:hAnsi="Garamond" w:cs="Garamond"/>
-          <w:sz w:val="23"/>
-          <w:szCs w:val="23"/>
-        </w:rPr>
-        <w:t xml:space="preserve">{{ ROM_DESCUENTO_MENU }} Realizar un descuento de por lo menos el </w:t>
-      </w:r>
-      <w:proofErr w:type="gramStart"/>
-      <w:r>
-        <w:rPr>
-          <w:rFonts w:ascii="Garamond" w:eastAsia="Garamond" w:hAnsi="Garamond" w:cs="Garamond"/>
-          <w:sz w:val="23"/>
-          <w:szCs w:val="23"/>
-          <w:highlight w:val="yellow"/>
-        </w:rPr>
-        <w:t>{{ N</w:t>
-      </w:r>
-      <w:proofErr w:type="gramEnd"/>
-      <w:r>
-        <w:rPr>
-          <w:rFonts w:ascii="Garamond" w:eastAsia="Garamond" w:hAnsi="Garamond" w:cs="Garamond"/>
-          <w:sz w:val="23"/>
-          <w:szCs w:val="23"/>
-          <w:highlight w:val="yellow"/>
-        </w:rPr>
-        <w:t>_DESCUENTO_</w:t>
-      </w:r>
-      <w:proofErr w:type="gramStart"/>
-      <w:r>
-        <w:rPr>
-          <w:rFonts w:ascii="Garamond" w:eastAsia="Garamond" w:hAnsi="Garamond" w:cs="Garamond"/>
-          <w:sz w:val="23"/>
-          <w:szCs w:val="23"/>
-          <w:highlight w:val="yellow"/>
-        </w:rPr>
-        <w:t>MENU }}</w:t>
-      </w:r>
-      <w:r>
-        <w:rPr>
-          <w:rFonts w:ascii="Garamond" w:eastAsia="Garamond" w:hAnsi="Garamond" w:cs="Garamond"/>
-          <w:sz w:val="23"/>
-          <w:szCs w:val="23"/>
-        </w:rPr>
-        <w:t>%</w:t>
-      </w:r>
-      <w:proofErr w:type="gramEnd"/>
-      <w:r>
-        <w:rPr>
-          <w:rFonts w:ascii="Garamond" w:eastAsia="Garamond" w:hAnsi="Garamond" w:cs="Garamond"/>
-          <w:sz w:val="23"/>
-          <w:szCs w:val="23"/>
-        </w:rPr>
-        <w:t xml:space="preserve"> (</w:t>
-      </w:r>
-      <w:proofErr w:type="gramStart"/>
-      <w:r>
-        <w:rPr>
-          <w:rFonts w:ascii="Garamond" w:eastAsia="Garamond" w:hAnsi="Garamond" w:cs="Garamond"/>
-          <w:sz w:val="23"/>
-          <w:szCs w:val="23"/>
-          <w:highlight w:val="yellow"/>
-        </w:rPr>
-        <w:t xml:space="preserve">{{ </w:t>
-      </w:r>
-      <w:proofErr w:type="spellStart"/>
-      <w:r>
-        <w:rPr>
-          <w:rFonts w:ascii="Garamond" w:eastAsia="Garamond" w:hAnsi="Garamond" w:cs="Garamond"/>
-          <w:sz w:val="23"/>
-          <w:szCs w:val="23"/>
-          <w:highlight w:val="yellow"/>
-        </w:rPr>
-        <w:t>VALOR</w:t>
-      </w:r>
-      <w:proofErr w:type="gramEnd"/>
-      <w:r>
-        <w:rPr>
-          <w:rFonts w:ascii="Garamond" w:eastAsia="Garamond" w:hAnsi="Garamond" w:cs="Garamond"/>
-          <w:sz w:val="23"/>
-          <w:szCs w:val="23"/>
-          <w:highlight w:val="yellow"/>
-        </w:rPr>
-        <w:t>_DESCUENTO_MENU</w:t>
-      </w:r>
-      <w:r>
-        <w:rPr>
-          <w:rFonts w:ascii="Garamond" w:eastAsia="Garamond" w:hAnsi="Garamond" w:cs="Garamond"/>
-          <w:sz w:val="23"/>
-          <w:szCs w:val="23"/>
-          <w:highlight w:val="yellow"/>
-        </w:rPr>
-        <w:t>|</w:t>
-      </w:r>
-      <w:proofErr w:type="gramStart"/>
-      <w:r>
-        <w:rPr>
-          <w:rFonts w:ascii="Garamond" w:eastAsia="Garamond" w:hAnsi="Garamond" w:cs="Garamond"/>
-          <w:sz w:val="23"/>
-          <w:szCs w:val="23"/>
-          <w:highlight w:val="yellow"/>
-        </w:rPr>
-        <w:t>lower</w:t>
-      </w:r>
-      <w:proofErr w:type="spellEnd"/>
-      <w:r>
-        <w:rPr>
-          <w:rFonts w:ascii="Garamond" w:eastAsia="Garamond" w:hAnsi="Garamond" w:cs="Garamond"/>
-          <w:sz w:val="23"/>
-          <w:szCs w:val="23"/>
-          <w:highlight w:val="yellow"/>
-        </w:rPr>
-        <w:t xml:space="preserve"> }</w:t>
-      </w:r>
-      <w:proofErr w:type="gramEnd"/>
-      <w:r>
-        <w:rPr>
-          <w:rFonts w:ascii="Garamond" w:eastAsia="Garamond" w:hAnsi="Garamond" w:cs="Garamond"/>
-          <w:sz w:val="23"/>
-          <w:szCs w:val="23"/>
-          <w:highlight w:val="yellow"/>
-        </w:rPr>
-        <w:t>}</w:t>
-      </w:r>
-      <w:r>
-        <w:rPr>
-          <w:rFonts w:ascii="Garamond" w:eastAsia="Garamond" w:hAnsi="Garamond" w:cs="Garamond"/>
-          <w:sz w:val="23"/>
-          <w:szCs w:val="23"/>
-        </w:rPr>
-        <w:t xml:space="preserve"> </w:t>
-      </w:r>
-      <w:r>
-        <w:rPr>
-          <w:rFonts w:ascii="Garamond" w:eastAsia="Garamond" w:hAnsi="Garamond" w:cs="Garamond"/>
-          <w:sz w:val="23"/>
-          <w:szCs w:val="23"/>
-        </w:rPr>
-        <w:t xml:space="preserve">por ciento) en todo el menú dentro de la Plataforma Rappi durante los primeros </w:t>
-      </w:r>
-      <w:proofErr w:type="gramStart"/>
-      <w:r>
-        <w:rPr>
-          <w:rFonts w:ascii="Garamond" w:eastAsia="Garamond" w:hAnsi="Garamond" w:cs="Garamond"/>
-          <w:sz w:val="23"/>
-          <w:szCs w:val="23"/>
-          <w:highlight w:val="yellow"/>
-        </w:rPr>
-        <w:t>{{ N</w:t>
-      </w:r>
-      <w:proofErr w:type="gramEnd"/>
-      <w:r>
-        <w:rPr>
-          <w:rFonts w:ascii="Garamond" w:eastAsia="Garamond" w:hAnsi="Garamond" w:cs="Garamond"/>
-          <w:sz w:val="23"/>
-          <w:szCs w:val="23"/>
-          <w:highlight w:val="yellow"/>
-        </w:rPr>
-        <w:t>_MESES_DESCUENTO_</w:t>
-      </w:r>
-      <w:proofErr w:type="gramStart"/>
-      <w:r>
-        <w:rPr>
-          <w:rFonts w:ascii="Garamond" w:eastAsia="Garamond" w:hAnsi="Garamond" w:cs="Garamond"/>
-          <w:sz w:val="23"/>
-          <w:szCs w:val="23"/>
-          <w:highlight w:val="yellow"/>
-        </w:rPr>
-        <w:t>MENU }</w:t>
-      </w:r>
-      <w:proofErr w:type="gramEnd"/>
-      <w:r>
-        <w:rPr>
-          <w:rFonts w:ascii="Garamond" w:eastAsia="Garamond" w:hAnsi="Garamond" w:cs="Garamond"/>
-          <w:sz w:val="23"/>
-          <w:szCs w:val="23"/>
-          <w:highlight w:val="yellow"/>
-        </w:rPr>
-        <w:t>}</w:t>
-      </w:r>
-      <w:r>
-        <w:rPr>
-          <w:rFonts w:ascii="Garamond" w:eastAsia="Garamond" w:hAnsi="Garamond" w:cs="Garamond"/>
-          <w:sz w:val="23"/>
-          <w:szCs w:val="23"/>
-        </w:rPr>
-        <w:t xml:space="preserve"> (</w:t>
-      </w:r>
-      <w:proofErr w:type="gramStart"/>
-      <w:r>
-        <w:rPr>
-          <w:rFonts w:ascii="Garamond" w:eastAsia="Garamond" w:hAnsi="Garamond" w:cs="Garamond"/>
-          <w:sz w:val="23"/>
-          <w:szCs w:val="23"/>
-          <w:highlight w:val="yellow"/>
-        </w:rPr>
-        <w:t xml:space="preserve">{{ </w:t>
-      </w:r>
-      <w:proofErr w:type="spellStart"/>
-      <w:r>
-        <w:rPr>
-          <w:rFonts w:ascii="Garamond" w:eastAsia="Garamond" w:hAnsi="Garamond" w:cs="Garamond"/>
-          <w:sz w:val="23"/>
-          <w:szCs w:val="23"/>
-          <w:highlight w:val="yellow"/>
-        </w:rPr>
-        <w:t>VALOR</w:t>
-      </w:r>
-      <w:proofErr w:type="gramEnd"/>
-      <w:r>
-        <w:rPr>
-          <w:rFonts w:ascii="Garamond" w:eastAsia="Garamond" w:hAnsi="Garamond" w:cs="Garamond"/>
-          <w:sz w:val="23"/>
-          <w:szCs w:val="23"/>
-          <w:highlight w:val="yellow"/>
-        </w:rPr>
-        <w:t>_MES_DESCUENTO_MENU</w:t>
-      </w:r>
-      <w:r>
-        <w:rPr>
-          <w:rFonts w:ascii="Garamond" w:eastAsia="Garamond" w:hAnsi="Garamond" w:cs="Garamond"/>
-          <w:sz w:val="23"/>
-          <w:szCs w:val="23"/>
-          <w:highlight w:val="yellow"/>
-        </w:rPr>
-        <w:t>|</w:t>
-      </w:r>
-      <w:proofErr w:type="gramStart"/>
-      <w:r>
-        <w:rPr>
-          <w:rFonts w:ascii="Garamond" w:eastAsia="Garamond" w:hAnsi="Garamond" w:cs="Garamond"/>
-          <w:sz w:val="23"/>
-          <w:szCs w:val="23"/>
-          <w:highlight w:val="yellow"/>
-        </w:rPr>
-        <w:t>lower</w:t>
-      </w:r>
-      <w:proofErr w:type="spellEnd"/>
-      <w:r>
-        <w:rPr>
-          <w:rFonts w:ascii="Garamond" w:eastAsia="Garamond" w:hAnsi="Garamond" w:cs="Garamond"/>
-          <w:sz w:val="23"/>
-          <w:szCs w:val="23"/>
-          <w:highlight w:val="yellow"/>
-        </w:rPr>
-        <w:t xml:space="preserve"> }</w:t>
-      </w:r>
-      <w:proofErr w:type="gramEnd"/>
-      <w:r>
-        <w:rPr>
-          <w:rFonts w:ascii="Garamond" w:eastAsia="Garamond" w:hAnsi="Garamond" w:cs="Garamond"/>
-          <w:sz w:val="23"/>
-          <w:szCs w:val="23"/>
-          <w:highlight w:val="yellow"/>
-        </w:rPr>
-        <w:t>}</w:t>
-      </w:r>
-      <w:r>
-        <w:rPr>
-          <w:rFonts w:ascii="Garamond" w:eastAsia="Garamond" w:hAnsi="Garamond" w:cs="Garamond"/>
-          <w:sz w:val="23"/>
-          <w:szCs w:val="23"/>
-        </w:rPr>
-        <w:t>) meses de ejecución del presente Acuerdo.</w:t>
-      </w:r>
-    </w:p>
-    <w:p>
-      <w:pPr>
-        <w:jc w:val="both"/>
-        <w:rPr>
-          <w:rFonts w:ascii="Garamond" w:eastAsia="Garamond" w:hAnsi="Garamond" w:cs="Garamond"/>
-          <w:sz w:val="23"/>
-          <w:szCs w:val="23"/>
-          <w:lang w:val="en-US"/>
-        </w:rPr>
-      </w:pPr>
-      <w:r>
-        <w:rPr>
-          <w:rFonts w:ascii="Garamond" w:eastAsia="Garamond" w:hAnsi="Garamond" w:cs="Garamond"/>
-          <w:sz w:val="23"/>
-          <w:szCs w:val="23"/>
-          <w:highlight w:val="yellow"/>
-          <w:lang w:val="en-US"/>
-        </w:rPr>
-        <w:t>{%p endif %}</w:t>
-      </w:r>
-    </w:p>
-    <w:p>
-      <w:pPr>
-        <w:jc w:val="both"/>
-        <w:rPr>
-          <w:rFonts w:ascii="Garamond" w:eastAsia="Garamond" w:hAnsi="Garamond" w:cs="Garamond"/>
-          <w:sz w:val="23"/>
-          <w:szCs w:val="23"/>
-          <w:lang w:val="en-US"/>
-        </w:rPr>
-      </w:pPr>
-      <w:r>
-        <w:rPr>
-          <w:rFonts w:ascii="Garamond" w:eastAsia="Garamond" w:hAnsi="Garamond" w:cs="Garamond"/>
-          <w:sz w:val="23"/>
-          <w:szCs w:val="23"/>
-          <w:highlight w:val="yellow"/>
-          <w:lang w:val="en-US"/>
-        </w:rPr>
-        <w:t xml:space="preserve">{%p if </w:t>
-      </w:r>
-      <w:proofErr w:type="spellStart"/>
-      <w:r>
-        <w:rPr>
-          <w:rFonts w:ascii="Garamond" w:eastAsia="Garamond" w:hAnsi="Garamond" w:cs="Garamond"/>
-          <w:sz w:val="23"/>
-          <w:szCs w:val="23"/>
-          <w:highlight w:val="yellow"/>
-          <w:lang w:val="en-US"/>
-        </w:rPr>
-        <w:t>activa_mark_down</w:t>
-      </w:r>
-      <w:proofErr w:type="spellEnd"/>
-      <w:r>
-        <w:rPr>
-          <w:rFonts w:ascii="Garamond" w:eastAsia="Garamond" w:hAnsi="Garamond" w:cs="Garamond"/>
-          <w:sz w:val="23"/>
-          <w:szCs w:val="23"/>
-          <w:highlight w:val="yellow"/>
-          <w:lang w:val="en-US"/>
-        </w:rPr>
-        <w:t xml:space="preserve"> %}</w:t>
-      </w:r>
-    </w:p>
-    <w:p>
-      <w:pPr>
-        <w:jc w:val="both"/>
-        <w:rPr>
-          <w:rFonts w:ascii="Garamond" w:eastAsia="Garamond" w:hAnsi="Garamond" w:cs="Garamond"/>
-          <w:sz w:val="23"/>
-          <w:szCs w:val="23"/>
-        </w:rPr>
-      </w:pPr>
-      <w:r>
-        <w:rPr>
-          <w:rFonts w:ascii="Garamond" w:eastAsia="Garamond" w:hAnsi="Garamond" w:cs="Garamond"/>
-          <w:sz w:val="23"/>
-          <w:szCs w:val="23"/>
-        </w:rPr>
-        <w:t xml:space="preserve">{{ ROM_MARK_DOWN }} Realizar una inversión mensual en promociones del </w:t>
-      </w:r>
-      <w:proofErr w:type="gramStart"/>
-      <w:r>
-        <w:rPr>
-          <w:rFonts w:ascii="Garamond" w:eastAsia="Garamond" w:hAnsi="Garamond" w:cs="Garamond"/>
-          <w:sz w:val="23"/>
-          <w:szCs w:val="23"/>
-          <w:highlight w:val="yellow"/>
-        </w:rPr>
-        <w:t>{{ N</w:t>
-      </w:r>
-      <w:proofErr w:type="gramEnd"/>
-      <w:r>
-        <w:rPr>
-          <w:rFonts w:ascii="Garamond" w:eastAsia="Garamond" w:hAnsi="Garamond" w:cs="Garamond"/>
-          <w:sz w:val="23"/>
-          <w:szCs w:val="23"/>
-          <w:highlight w:val="yellow"/>
-        </w:rPr>
-        <w:t>_DESCUENTO_MARK_</w:t>
-      </w:r>
-      <w:proofErr w:type="gramStart"/>
-      <w:r>
-        <w:rPr>
-          <w:rFonts w:ascii="Garamond" w:eastAsia="Garamond" w:hAnsi="Garamond" w:cs="Garamond"/>
-          <w:sz w:val="23"/>
-          <w:szCs w:val="23"/>
-          <w:highlight w:val="yellow"/>
-        </w:rPr>
-        <w:t>DOWN }}</w:t>
-      </w:r>
-      <w:r>
-        <w:rPr>
-          <w:rFonts w:ascii="Garamond" w:eastAsia="Garamond" w:hAnsi="Garamond" w:cs="Garamond"/>
-          <w:sz w:val="23"/>
-          <w:szCs w:val="23"/>
-        </w:rPr>
-        <w:t>%</w:t>
-      </w:r>
-      <w:proofErr w:type="gramEnd"/>
-      <w:r>
-        <w:rPr>
-          <w:rFonts w:ascii="Garamond" w:eastAsia="Garamond" w:hAnsi="Garamond" w:cs="Garamond"/>
-          <w:sz w:val="23"/>
-          <w:szCs w:val="23"/>
-        </w:rPr>
-        <w:t xml:space="preserve"> (</w:t>
-      </w:r>
-      <w:proofErr w:type="gramStart"/>
-      <w:r>
-        <w:rPr>
-          <w:rFonts w:ascii="Garamond" w:eastAsia="Garamond" w:hAnsi="Garamond" w:cs="Garamond"/>
-          <w:sz w:val="23"/>
-          <w:szCs w:val="23"/>
-          <w:highlight w:val="yellow"/>
-        </w:rPr>
-        <w:t xml:space="preserve">{{ </w:t>
-      </w:r>
-      <w:proofErr w:type="spellStart"/>
-      <w:r>
-        <w:rPr>
-          <w:rFonts w:ascii="Garamond" w:eastAsia="Garamond" w:hAnsi="Garamond" w:cs="Garamond"/>
-          <w:sz w:val="23"/>
-          <w:szCs w:val="23"/>
-          <w:highlight w:val="yellow"/>
-        </w:rPr>
-        <w:t>VALOR</w:t>
-      </w:r>
-      <w:proofErr w:type="gramEnd"/>
-      <w:r>
-        <w:rPr>
-          <w:rFonts w:ascii="Garamond" w:eastAsia="Garamond" w:hAnsi="Garamond" w:cs="Garamond"/>
-          <w:sz w:val="23"/>
-          <w:szCs w:val="23"/>
-          <w:highlight w:val="yellow"/>
-        </w:rPr>
-        <w:t>_DESCUENTO_MARK_DOWN|</w:t>
-      </w:r>
-      <w:proofErr w:type="gramStart"/>
-      <w:r>
-        <w:rPr>
-          <w:rFonts w:ascii="Garamond" w:eastAsia="Garamond" w:hAnsi="Garamond" w:cs="Garamond"/>
-          <w:sz w:val="23"/>
-          <w:szCs w:val="23"/>
-          <w:highlight w:val="yellow"/>
-        </w:rPr>
-        <w:t>lower</w:t>
-      </w:r>
-      <w:proofErr w:type="spellEnd"/>
-      <w:r>
-        <w:rPr>
-          <w:rFonts w:ascii="Garamond" w:eastAsia="Garamond" w:hAnsi="Garamond" w:cs="Garamond"/>
-          <w:sz w:val="23"/>
-          <w:szCs w:val="23"/>
-          <w:highlight w:val="yellow"/>
-        </w:rPr>
-        <w:t xml:space="preserve"> }</w:t>
-      </w:r>
-      <w:proofErr w:type="gramEnd"/>
-      <w:r>
-        <w:rPr>
-          <w:rFonts w:ascii="Garamond" w:eastAsia="Garamond" w:hAnsi="Garamond" w:cs="Garamond"/>
-          <w:sz w:val="23"/>
-          <w:szCs w:val="23"/>
-          <w:highlight w:val="yellow"/>
-        </w:rPr>
-        <w:t>}</w:t>
-      </w:r>
-      <w:r>
-        <w:rPr>
-          <w:rFonts w:ascii="Garamond" w:eastAsia="Garamond" w:hAnsi="Garamond" w:cs="Garamond"/>
-          <w:sz w:val="23"/>
-          <w:szCs w:val="23"/>
-        </w:rPr>
-        <w:t xml:space="preserve"> por ciento) de las ventas totales realizadas por el Aliado a través de la Plataforma Rappi durante el mes inmediatamente anterior durante la vigencia del presente Acuerdo.</w:t>
-      </w:r>
-    </w:p>
-    <w:p>
-      <w:pPr>
-        <w:jc w:val="both"/>
-        <w:rPr>
-          <w:rFonts w:ascii="Garamond" w:eastAsia="Garamond" w:hAnsi="Garamond" w:cs="Garamond"/>
-          <w:sz w:val="23"/>
-          <w:szCs w:val="23"/>
-          <w:lang w:val="es-MX"/>
-        </w:rPr>
-      </w:pPr>
-      <w:r>
-        <w:rPr>
-          <w:rFonts w:ascii="Garamond" w:eastAsia="Garamond" w:hAnsi="Garamond" w:cs="Garamond"/>
-          <w:sz w:val="23"/>
-          <w:szCs w:val="23"/>
-          <w:highlight w:val="yellow"/>
-          <w:lang w:val="es-ES"/>
-        </w:rPr>
-        <w:t xml:space="preserve">{%p </w:t>
-      </w:r>
-      <w:proofErr w:type="spellStart"/>
-      <w:r>
-        <w:rPr>
-          <w:rFonts w:ascii="Garamond" w:eastAsia="Garamond" w:hAnsi="Garamond" w:cs="Garamond"/>
-          <w:sz w:val="23"/>
-          <w:szCs w:val="23"/>
-          <w:highlight w:val="yellow"/>
-          <w:lang w:val="es-ES"/>
-        </w:rPr>
-        <w:t>endif</w:t>
-      </w:r>
-      <w:proofErr w:type="spellEnd"/>
-      <w:r>
-        <w:rPr>
-          <w:rFonts w:ascii="Garamond" w:eastAsia="Garamond" w:hAnsi="Garamond" w:cs="Garamond"/>
-          <w:sz w:val="23"/>
-          <w:szCs w:val="23"/>
-          <w:highlight w:val="yellow"/>
-          <w:lang w:val="es-ES"/>
-        </w:rPr>
-        <w:t xml:space="preserve"> %}</w:t>
-      </w:r>
-    </w:p>
-    <w:p>
-      <w:pPr>
-        <w:jc w:val="both"/>
-        <w:rPr>
-          <w:rFonts w:ascii="Garamond" w:eastAsia="Garamond" w:hAnsi="Garamond" w:cs="Garamond"/>
-          <w:sz w:val="23"/>
-          <w:szCs w:val="23"/>
-          <w:lang w:val="es-ES"/>
-        </w:rPr>
-      </w:pPr>
-      <w:r>
-        <w:rPr>
-          <w:rFonts w:ascii="Garamond" w:eastAsia="Garamond" w:hAnsi="Garamond" w:cs="Garamond"/>
-          <w:sz w:val="23"/>
-          <w:szCs w:val="23"/>
-          <w:highlight w:val="yellow"/>
-          <w:lang w:val="es-ES"/>
-        </w:rPr>
-        <w:t xml:space="preserve">{%p </w:t>
-      </w:r>
-      <w:proofErr w:type="spellStart"/>
-      <w:r>
-        <w:rPr>
-          <w:rFonts w:ascii="Garamond" w:eastAsia="Garamond" w:hAnsi="Garamond" w:cs="Garamond"/>
-          <w:sz w:val="23"/>
-          <w:szCs w:val="23"/>
-          <w:highlight w:val="yellow"/>
-          <w:lang w:val="es-ES"/>
-        </w:rPr>
-        <w:t>if</w:t>
-      </w:r>
-      <w:proofErr w:type="spellEnd"/>
-      <w:r>
-        <w:rPr>
-          <w:rFonts w:ascii="Garamond" w:eastAsia="Garamond" w:hAnsi="Garamond" w:cs="Garamond"/>
-          <w:sz w:val="23"/>
-          <w:szCs w:val="23"/>
-          <w:highlight w:val="yellow"/>
-          <w:lang w:val="es-ES"/>
-        </w:rPr>
-        <w:t xml:space="preserve"> </w:t>
-      </w:r>
-      <w:proofErr w:type="spellStart"/>
-      <w:r>
-        <w:rPr>
-          <w:rFonts w:ascii="Garamond" w:eastAsia="Garamond" w:hAnsi="Garamond" w:cs="Garamond"/>
-          <w:sz w:val="23"/>
-          <w:szCs w:val="23"/>
-          <w:highlight w:val="yellow"/>
-          <w:lang w:val="es-ES"/>
-        </w:rPr>
-        <w:t>activa_publicaciones_redes</w:t>
-      </w:r>
-      <w:proofErr w:type="spellEnd"/>
-      <w:r>
-        <w:rPr>
-          <w:rFonts w:ascii="Garamond" w:eastAsia="Garamond" w:hAnsi="Garamond" w:cs="Garamond"/>
-          <w:sz w:val="23"/>
-          <w:szCs w:val="23"/>
-          <w:highlight w:val="yellow"/>
-          <w:lang w:val="es-ES"/>
-        </w:rPr>
-        <w:t xml:space="preserve"> %}</w:t>
-      </w:r>
-    </w:p>
-    <w:p>
-      <w:pPr>
-        <w:jc w:val="both"/>
-        <w:rPr>
-          <w:rFonts w:ascii="Garamond" w:eastAsia="Garamond" w:hAnsi="Garamond" w:cs="Garamond"/>
-          <w:sz w:val="23"/>
-          <w:szCs w:val="23"/>
-        </w:rPr>
-      </w:pPr>
-      <w:r>
-        <w:rPr>
-          <w:rFonts w:ascii="Garamond" w:eastAsia="Garamond" w:hAnsi="Garamond" w:cs="Garamond"/>
-          <w:sz w:val="23"/>
-          <w:szCs w:val="23"/>
-        </w:rPr>
-        <w:t xml:space="preserve">{{ ROM_REDES }} Realizar, al menos </w:t>
-      </w:r>
-      <w:proofErr w:type="gramStart"/>
-      <w:r>
-        <w:rPr>
-          <w:rFonts w:ascii="Garamond" w:eastAsia="Garamond" w:hAnsi="Garamond" w:cs="Garamond"/>
-          <w:sz w:val="23"/>
-          <w:szCs w:val="23"/>
-          <w:highlight w:val="yellow"/>
-        </w:rPr>
-        <w:t xml:space="preserve">{{ </w:t>
-      </w:r>
-      <w:r>
-        <w:rPr>
-          <w:rFonts w:ascii="Garamond" w:eastAsia="Garamond" w:hAnsi="Garamond" w:cs="Garamond"/>
-          <w:sz w:val="23"/>
-          <w:szCs w:val="23"/>
-          <w:highlight w:val="yellow"/>
-        </w:rPr>
-        <w:t>N</w:t>
-      </w:r>
-      <w:proofErr w:type="gramEnd"/>
-      <w:r>
-        <w:rPr>
-          <w:rFonts w:ascii="Garamond" w:eastAsia="Garamond" w:hAnsi="Garamond" w:cs="Garamond"/>
-          <w:sz w:val="23"/>
-          <w:szCs w:val="23"/>
-          <w:highlight w:val="yellow"/>
-        </w:rPr>
-        <w:t>_</w:t>
-      </w:r>
-      <w:r>
-        <w:rPr>
-          <w:rFonts w:ascii="Garamond" w:eastAsia="Garamond" w:hAnsi="Garamond" w:cs="Garamond"/>
-          <w:sz w:val="23"/>
-          <w:szCs w:val="23"/>
-          <w:highlight w:val="yellow"/>
-        </w:rPr>
-        <w:t>DESCUENTO_</w:t>
-      </w:r>
-      <w:proofErr w:type="gramStart"/>
-      <w:r>
-        <w:rPr>
-          <w:rFonts w:ascii="Garamond" w:eastAsia="Garamond" w:hAnsi="Garamond" w:cs="Garamond"/>
-          <w:sz w:val="23"/>
-          <w:szCs w:val="23"/>
-          <w:highlight w:val="yellow"/>
-        </w:rPr>
-        <w:t>REDES }</w:t>
-      </w:r>
-      <w:proofErr w:type="gramEnd"/>
-      <w:r>
-        <w:rPr>
-          <w:rFonts w:ascii="Garamond" w:eastAsia="Garamond" w:hAnsi="Garamond" w:cs="Garamond"/>
-          <w:sz w:val="23"/>
-          <w:szCs w:val="23"/>
-          <w:highlight w:val="yellow"/>
-        </w:rPr>
-        <w:t>}</w:t>
-      </w:r>
-      <w:r>
-        <w:rPr>
-          <w:rFonts w:ascii="Garamond" w:eastAsia="Garamond" w:hAnsi="Garamond" w:cs="Garamond"/>
-          <w:sz w:val="23"/>
-          <w:szCs w:val="23"/>
-        </w:rPr>
-        <w:t xml:space="preserve"> (</w:t>
-      </w:r>
-      <w:proofErr w:type="gramStart"/>
-      <w:r>
-        <w:rPr>
-          <w:rFonts w:ascii="Garamond" w:eastAsia="Garamond" w:hAnsi="Garamond" w:cs="Garamond"/>
-          <w:sz w:val="23"/>
-          <w:szCs w:val="23"/>
-          <w:highlight w:val="yellow"/>
-        </w:rPr>
-        <w:t xml:space="preserve">{{ </w:t>
-      </w:r>
-      <w:proofErr w:type="spellStart"/>
-      <w:r>
-        <w:rPr>
-          <w:rFonts w:ascii="Garamond" w:eastAsia="Garamond" w:hAnsi="Garamond" w:cs="Garamond"/>
-          <w:sz w:val="23"/>
-          <w:szCs w:val="23"/>
-          <w:highlight w:val="yellow"/>
-        </w:rPr>
-        <w:t>DESCUENTO</w:t>
-      </w:r>
-      <w:proofErr w:type="gramEnd"/>
-      <w:r>
-        <w:rPr>
-          <w:rFonts w:ascii="Garamond" w:eastAsia="Garamond" w:hAnsi="Garamond" w:cs="Garamond"/>
-          <w:sz w:val="23"/>
-          <w:szCs w:val="23"/>
-          <w:highlight w:val="yellow"/>
-        </w:rPr>
-        <w:t>_REDES</w:t>
-      </w:r>
-      <w:r>
-        <w:rPr>
-          <w:rFonts w:ascii="Garamond" w:eastAsia="Garamond" w:hAnsi="Garamond" w:cs="Garamond"/>
-          <w:sz w:val="23"/>
-          <w:szCs w:val="23"/>
-          <w:highlight w:val="yellow"/>
-        </w:rPr>
-        <w:t>|</w:t>
-      </w:r>
-      <w:proofErr w:type="gramStart"/>
-      <w:r>
-        <w:rPr>
-          <w:rFonts w:ascii="Garamond" w:eastAsia="Garamond" w:hAnsi="Garamond" w:cs="Garamond"/>
-          <w:sz w:val="23"/>
-          <w:szCs w:val="23"/>
-          <w:highlight w:val="yellow"/>
-        </w:rPr>
-        <w:t>lower</w:t>
-      </w:r>
-      <w:proofErr w:type="spellEnd"/>
-      <w:r>
-        <w:rPr>
-          <w:rFonts w:ascii="Garamond" w:eastAsia="Garamond" w:hAnsi="Garamond" w:cs="Garamond"/>
-          <w:sz w:val="23"/>
-          <w:szCs w:val="23"/>
-          <w:highlight w:val="yellow"/>
-        </w:rPr>
-        <w:t xml:space="preserve"> }</w:t>
-      </w:r>
-      <w:proofErr w:type="gramEnd"/>
-      <w:r>
-        <w:rPr>
-          <w:rFonts w:ascii="Garamond" w:eastAsia="Garamond" w:hAnsi="Garamond" w:cs="Garamond"/>
-          <w:sz w:val="23"/>
-          <w:szCs w:val="23"/>
-          <w:highlight w:val="yellow"/>
-        </w:rPr>
-        <w:t>}</w:t>
-      </w:r>
-      <w:r>
-        <w:rPr>
-          <w:rFonts w:ascii="Garamond" w:eastAsia="Garamond" w:hAnsi="Garamond" w:cs="Garamond"/>
-          <w:sz w:val="23"/>
-          <w:szCs w:val="23"/>
-        </w:rPr>
-        <w:t xml:space="preserve">) publicaciones mensuales en sus redes sociales garantizando que estén dirigidas única y exclusivamente a incrementar sus ventas a través de la Plataforma Rappi, </w:t>
-      </w:r>
-      <w:proofErr w:type="gramStart"/>
-      <w:r>
-        <w:rPr>
-          <w:rFonts w:ascii="Garamond" w:eastAsia="Garamond" w:hAnsi="Garamond" w:cs="Garamond"/>
-          <w:sz w:val="23"/>
-          <w:szCs w:val="23"/>
-        </w:rPr>
-        <w:t>enunciando</w:t>
-      </w:r>
-      <w:proofErr w:type="gramEnd"/>
-      <w:r>
-        <w:rPr>
-          <w:rFonts w:ascii="Garamond" w:eastAsia="Garamond" w:hAnsi="Garamond" w:cs="Garamond"/>
-          <w:sz w:val="23"/>
-          <w:szCs w:val="23"/>
-        </w:rPr>
-        <w:t xml:space="preserve"> pero no limitando, Instagram, Facebook y/o </w:t>
-      </w:r>
-      <w:proofErr w:type="spellStart"/>
-      <w:r>
-        <w:rPr>
-          <w:rFonts w:ascii="Garamond" w:eastAsia="Garamond" w:hAnsi="Garamond" w:cs="Garamond"/>
-          <w:sz w:val="23"/>
-          <w:szCs w:val="23"/>
-        </w:rPr>
-        <w:t>Tik</w:t>
-      </w:r>
-      <w:proofErr w:type="spellEnd"/>
-      <w:r>
-        <w:rPr>
-          <w:rFonts w:ascii="Garamond" w:eastAsia="Garamond" w:hAnsi="Garamond" w:cs="Garamond"/>
-          <w:sz w:val="23"/>
-          <w:szCs w:val="23"/>
-        </w:rPr>
-        <w:t xml:space="preserve"> Tok. Dichas publicaciones deberán ser presentadas y aprobadas por Rappi previo a su publicación.</w:t>
-      </w:r>
-    </w:p>
-    <w:p>
-      <w:pPr>
-        <w:jc w:val="both"/>
-        <w:rPr>
-          <w:rFonts w:ascii="Garamond" w:eastAsia="Garamond" w:hAnsi="Garamond" w:cs="Garamond"/>
-          <w:sz w:val="23"/>
-          <w:szCs w:val="23"/>
-          <w:lang w:val="en-US"/>
-        </w:rPr>
-      </w:pPr>
-      <w:r>
-        <w:rPr>
-          <w:rFonts w:ascii="Garamond" w:eastAsia="Garamond" w:hAnsi="Garamond" w:cs="Garamond"/>
-          <w:sz w:val="23"/>
-          <w:szCs w:val="23"/>
-          <w:highlight w:val="yellow"/>
-          <w:lang w:val="en-US"/>
-        </w:rPr>
-        <w:t>{%p endif %}</w:t>
-      </w:r>
-    </w:p>
-    <w:p>
-      <w:pPr>
-        <w:jc w:val="both"/>
-        <w:rPr>
-          <w:rFonts w:ascii="Garamond" w:eastAsia="Garamond" w:hAnsi="Garamond" w:cs="Garamond"/>
-          <w:sz w:val="23"/>
-          <w:szCs w:val="23"/>
-          <w:lang w:val="en-US"/>
-        </w:rPr>
-      </w:pPr>
-      <w:r>
-        <w:rPr>
-          <w:rFonts w:ascii="Garamond" w:eastAsia="Garamond" w:hAnsi="Garamond" w:cs="Garamond"/>
-          <w:sz w:val="23"/>
-          <w:szCs w:val="23"/>
-          <w:highlight w:val="yellow"/>
-          <w:lang w:val="en-US"/>
-        </w:rPr>
-        <w:t xml:space="preserve">{%p if </w:t>
-      </w:r>
-      <w:proofErr w:type="spellStart"/>
-      <w:r>
-        <w:rPr>
-          <w:rFonts w:ascii="Garamond" w:eastAsia="Garamond" w:hAnsi="Garamond" w:cs="Garamond"/>
-          <w:sz w:val="23"/>
-          <w:szCs w:val="23"/>
-          <w:highlight w:val="yellow"/>
-          <w:lang w:val="en-US"/>
-        </w:rPr>
-        <w:t>activa_platillos_top_seller</w:t>
-      </w:r>
-      <w:proofErr w:type="spellEnd"/>
-      <w:r>
-        <w:rPr>
-          <w:rFonts w:ascii="Garamond" w:eastAsia="Garamond" w:hAnsi="Garamond" w:cs="Garamond"/>
-          <w:sz w:val="23"/>
-          <w:szCs w:val="23"/>
-          <w:highlight w:val="yellow"/>
-          <w:lang w:val="en-US"/>
-        </w:rPr>
-        <w:t xml:space="preserve"> %}</w:t>
-      </w:r>
-    </w:p>
-    <w:p>
-      <w:pPr>
-        <w:jc w:val="both"/>
-        <w:rPr>
-          <w:rFonts w:ascii="Garamond" w:eastAsia="Garamond" w:hAnsi="Garamond" w:cs="Garamond"/>
-        </w:rPr>
-      </w:pPr>
-      <w:r>
-        <w:rPr>
-          <w:rFonts w:ascii="Garamond" w:eastAsia="Garamond" w:hAnsi="Garamond" w:cs="Garamond"/>
-        </w:rPr>
-        <w:t xml:space="preserve">{{ ROM_PLATILLOS }} Ofrecer </w:t>
-      </w:r>
-      <w:proofErr w:type="gramStart"/>
-      <w:r>
-        <w:rPr>
-          <w:rFonts w:ascii="Garamond" w:eastAsia="Garamond" w:hAnsi="Garamond" w:cs="Garamond"/>
-          <w:sz w:val="23"/>
-          <w:szCs w:val="23"/>
-          <w:highlight w:val="yellow"/>
-        </w:rPr>
-        <w:t xml:space="preserve">{{ </w:t>
-      </w:r>
-      <w:r>
-        <w:rPr>
-          <w:rFonts w:ascii="Garamond" w:eastAsia="Garamond" w:hAnsi="Garamond" w:cs="Garamond"/>
-          <w:sz w:val="23"/>
-          <w:szCs w:val="23"/>
-          <w:highlight w:val="yellow"/>
-        </w:rPr>
-        <w:t>N</w:t>
-      </w:r>
-      <w:proofErr w:type="gramEnd"/>
-      <w:r>
-        <w:rPr>
-          <w:rFonts w:ascii="Garamond" w:eastAsia="Garamond" w:hAnsi="Garamond" w:cs="Garamond"/>
-          <w:sz w:val="23"/>
-          <w:szCs w:val="23"/>
-          <w:highlight w:val="yellow"/>
-        </w:rPr>
-        <w:t>_</w:t>
-      </w:r>
-      <w:r>
-        <w:rPr>
-          <w:rFonts w:ascii="Garamond" w:eastAsia="Garamond" w:hAnsi="Garamond" w:cs="Garamond"/>
-          <w:sz w:val="23"/>
-          <w:szCs w:val="23"/>
-          <w:highlight w:val="yellow"/>
-        </w:rPr>
-        <w:t>CANTIDAD_</w:t>
-      </w:r>
-      <w:proofErr w:type="gramStart"/>
-      <w:r>
-        <w:rPr>
-          <w:rFonts w:ascii="Garamond" w:eastAsia="Garamond" w:hAnsi="Garamond" w:cs="Garamond"/>
-          <w:sz w:val="23"/>
-          <w:szCs w:val="23"/>
-          <w:highlight w:val="yellow"/>
-        </w:rPr>
-        <w:t>PLATILLOS }</w:t>
-      </w:r>
-      <w:proofErr w:type="gramEnd"/>
-      <w:r>
-        <w:rPr>
-          <w:rFonts w:ascii="Garamond" w:eastAsia="Garamond" w:hAnsi="Garamond" w:cs="Garamond"/>
-          <w:sz w:val="23"/>
-          <w:szCs w:val="23"/>
-          <w:highlight w:val="yellow"/>
-        </w:rPr>
-        <w:t>}</w:t>
-      </w:r>
-      <w:r>
-        <w:rPr>
-          <w:rFonts w:ascii="Garamond" w:eastAsia="Garamond" w:hAnsi="Garamond" w:cs="Garamond"/>
-          <w:sz w:val="23"/>
-          <w:szCs w:val="23"/>
-        </w:rPr>
-        <w:t xml:space="preserve"> </w:t>
-      </w:r>
-      <w:r>
-        <w:rPr>
-          <w:rFonts w:ascii="Garamond" w:eastAsia="Garamond" w:hAnsi="Garamond" w:cs="Garamond"/>
-        </w:rPr>
-        <w:t xml:space="preserve">platillos que sean Top Seller un </w:t>
+      <w:r>
+        <w:rPr>
+          <w:rFonts w:ascii="Garamond" w:eastAsia="Garamond" w:hAnsi="Garamond" w:cs="Garamond"/>
+        </w:rPr>
+        <w:t xml:space="preserve"> que sean Top Seller un </w:t>
       </w:r>
       <w:proofErr w:type="gramStart"/>
       <w:r>
@@ -6648,7 +6469,7 @@
           <w:szCs w:val="23"/>
           <w:highlight w:val="yellow"/>
         </w:rPr>
-        <w:t xml:space="preserve">Titular: {{ RAZÓN_SOCIAL_ENCABEZADO }}</w:t>
+        <w:t xml:space="preserve">Titular: </w:t>
       </w:r>
       <w:proofErr w:type="gramStart"/>
       <w:r>
@@ -6659,9 +6480,8 @@
           <w:sz w:val="23"/>
           <w:szCs w:val="23"/>
           <w:highlight w:val="yellow"/>
-          <w:lang w:val="es-ES"/>
-        </w:rPr>
-        <w:t/>
+        </w:rPr>
+        <w:t>{{ RAZÓN</w:t>
       </w:r>
       <w:proofErr w:type="gramEnd"/>
       <w:r>
@@ -6672,9 +6492,8 @@
           <w:sz w:val="23"/>
           <w:szCs w:val="23"/>
           <w:highlight w:val="yellow"/>
-          <w:lang w:val="es-ES"/>
-        </w:rPr>
-        <w:t/>
+        </w:rPr>
+        <w:t>_SOCIAL_</w:t>
       </w:r>
       <w:proofErr w:type="gramStart"/>
       <w:r>
@@ -6685,9 +6504,8 @@
           <w:sz w:val="23"/>
           <w:szCs w:val="23"/>
           <w:highlight w:val="yellow"/>
-          <w:lang w:val="es-ES"/>
-        </w:rPr>
-        <w:t/>
+        </w:rPr>
+        <w:t>ENCABEZADO }</w:t>
       </w:r>
       <w:proofErr w:type="gramEnd"/>
       <w:r>
@@ -6698,9 +6516,8 @@
           <w:sz w:val="23"/>
           <w:szCs w:val="23"/>
           <w:highlight w:val="yellow"/>
-          <w:lang w:val="es-ES"/>
-        </w:rPr>
-        <w:t/>
+        </w:rPr>
+        <w:t>}</w:t>
       </w:r>
     </w:p>
     <w:p>
@@ -7359,19 +7176,8 @@
           <w:bCs/>
           <w:u w:val="single"/>
         </w:rPr>
-        <w:t xml:space="preserve">CLÁUSULA DÉCIMA SEGUNDA. - </w:t>
-      </w:r>
-      <w:proofErr w:type="spellStart"/>
-      <w:r>
-        <w:rPr>
-          <w:rFonts w:ascii="Garamond" w:eastAsia="Garamond" w:hAnsi="Garamond" w:cs="Garamond"/>
-          <w:b/>
-          <w:bCs/>
-          <w:u w:val="single"/>
-        </w:rPr>
-        <w:t>Tablets</w:t>
-      </w:r>
-      <w:proofErr w:type="spellEnd"/>
+        <w:t>CLÁUSULA DÉCIMA SEGUNDA. - Tablets</w:t>
+      </w:r>
       <w:r>
         <w:rPr>
           <w:rFonts w:ascii="Garamond" w:eastAsia="Garamond" w:hAnsi="Garamond" w:cs="Garamond"/>
@@ -8210,8 +8016,246 @@
           <w:sz w:val="23"/>
           <w:szCs w:val="23"/>
           <w:u w:val="single"/>
+          <w:lang w:val="pt-PT"/>
+        </w:rPr>
+        <w:t xml:space="preserve">CLÁUSULA </w:t>
+      </w:r>
+      <w:r>
+        <w:rPr>
+          <w:rFonts w:ascii="Garamond" w:eastAsia="Garamond" w:hAnsi="Garamond" w:cs="Garamond"/>
+          <w:b/>
+          <w:bCs/>
+          <w:sz w:val="23"/>
+          <w:szCs w:val="23"/>
+          <w:highlight w:val="yellow"/>
+          <w:u w:val="single"/>
+          <w:lang w:val="pt-PT"/>
+        </w:rPr>
+        <w:t>{{ NUM_EXCLUSIVIDAD|upper }}</w:t>
+      </w:r>
+      <w:r>
+        <w:rPr>
+          <w:rFonts w:ascii="Garamond" w:eastAsia="Garamond" w:hAnsi="Garamond" w:cs="Garamond"/>
+          <w:b/>
+          <w:bCs/>
+          <w:sz w:val="23"/>
+          <w:szCs w:val="23"/>
+          <w:u w:val="single"/>
+          <w:lang w:val="pt-PT"/>
+        </w:rPr>
+        <w:t>.</w:t>
+      </w:r>
+      <w:r>
+        <w:rPr>
+          <w:rFonts w:ascii="Garamond" w:eastAsia="Garamond" w:hAnsi="Garamond" w:cs="Garamond"/>
+          <w:b/>
+          <w:bCs/>
+          <w:u w:val="single"/>
+          <w:lang w:val="pt-PT"/>
+        </w:rPr>
+        <w:t xml:space="preserve"> - Exclusividad.</w:t>
+      </w:r>
+      <w:r>
+        <w:rPr>
+          <w:rFonts w:ascii="Garamond" w:eastAsia="Garamond" w:hAnsi="Garamond" w:cs="Garamond"/>
+          <w:lang w:val="pt-PT"/>
+        </w:rPr>
+        <w:t xml:space="preserve"> </w:t>
+      </w:r>
+      <w:r>
+        <w:rPr>
+          <w:rFonts w:ascii="Garamond" w:eastAsia="Garamond" w:hAnsi="Garamond" w:cs="Garamond"/>
+        </w:rPr>
+        <w:t>En virtud de las condiciones comerciales preferenciales otorgadas al Aliado y al interés recíproco de impulsar el crecimiento y posicionamiento estratégico del Aliado y su Marca dentro de la Plataforma Rappi, las Partes acuerdan que la obligación descrita en la presente Cláusula constituye un motivo determinante de la voluntad para celebrar el presente Acuerdo. En virtud de lo anterior, el Aliado no podrá contratar, celebrar y/o ejecutar, de manera directa o indirecta, por medio de sus representantes, filiales u otros, ningún tipo de acuerdo con un objeto igual o similar al objeto del presente Acuerdo con cualquier empresa y/o plataforma virtual que preste servicios iguales o similares a Rappi (en adelante, “Empresa Adicional”).</w:t>
+      </w:r>
+    </w:p>
+    <w:p>
+      <w:pPr>
+        <w:jc w:val="both"/>
+        <w:rPr>
+          <w:rFonts w:ascii="Garamond" w:eastAsia="Garamond" w:hAnsi="Garamond" w:cs="Garamond"/>
+        </w:rPr>
+      </w:pPr>
+    </w:p>
+    <w:p>
+      <w:pPr>
+        <w:jc w:val="both"/>
+        <w:rPr>
+          <w:rFonts w:ascii="Garamond" w:eastAsia="Garamond" w:hAnsi="Garamond" w:cs="Garamond"/>
+        </w:rPr>
+      </w:pPr>
+      <w:r>
+        <w:rPr>
+          <w:rFonts w:ascii="Garamond" w:eastAsia="Garamond" w:hAnsi="Garamond" w:cs="Garamond"/>
+        </w:rPr>
+        <w:t>En caso de incumplir con esta obligación, se duplicará de manera automática el porcentaje acordado por concepto del Uso y Alquiler de la Plataforma Rappi.</w:t>
+      </w:r>
+    </w:p>
+    <w:p>
+      <w:pPr>
+        <w:jc w:val="both"/>
+        <w:rPr>
+          <w:rFonts w:ascii="Garamond" w:eastAsia="Garamond" w:hAnsi="Garamond" w:cs="Garamond"/>
+        </w:rPr>
+      </w:pPr>
+    </w:p>
+    <w:p>
+      <w:pPr>
+        <w:jc w:val="both"/>
+        <w:rPr>
+          <w:rFonts w:ascii="Garamond" w:eastAsia="Garamond" w:hAnsi="Garamond" w:cs="Garamond"/>
+        </w:rPr>
+      </w:pPr>
+      <w:r>
+        <w:rPr>
+          <w:rFonts w:ascii="Garamond" w:eastAsia="Garamond" w:hAnsi="Garamond" w:cs="Garamond"/>
+        </w:rPr>
+        <w:t>Esta obligación de exclusividad aplica sobre la Marca objeto de este Acuerdo, así como sobre cualquier otro Producto dentro del Catálogo y que el Aliado prepare y despache desde los Establecimientos de Comercio identificados bajo la Marca. En consecuencia, ningún producto elaborado en dichas ubicaciones podrá comercializarse a través de una Empresa Adicional."</w:t>
+      </w:r>
+    </w:p>
+    <w:p>
+      <w:pPr>
+        <w:jc w:val="both"/>
+        <w:rPr>
+          <w:rFonts w:ascii="Garamond" w:eastAsia="Garamond" w:hAnsi="Garamond" w:cs="Garamond"/>
+          <w:sz w:val="23"/>
+          <w:szCs w:val="23"/>
           <w:lang w:val="es-MX"/>
         </w:rPr>
+      </w:pPr>
+      <w:r>
+        <w:rPr>
+          <w:rFonts w:ascii="Garamond" w:eastAsia="Garamond" w:hAnsi="Garamond" w:cs="Garamond"/>
+          <w:sz w:val="23"/>
+          <w:szCs w:val="23"/>
+          <w:highlight w:val="yellow"/>
+          <w:lang w:val="es-MX"/>
+        </w:rPr>
+        <w:t xml:space="preserve">{%p </w:t>
+      </w:r>
+      <w:proofErr w:type="spellStart"/>
+      <w:r>
+        <w:rPr>
+          <w:rFonts w:ascii="Garamond" w:eastAsia="Garamond" w:hAnsi="Garamond" w:cs="Garamond"/>
+          <w:sz w:val="23"/>
+          <w:szCs w:val="23"/>
+          <w:highlight w:val="yellow"/>
+          <w:lang w:val="es-MX"/>
+        </w:rPr>
+        <w:t>endif</w:t>
+      </w:r>
+      <w:proofErr w:type="spellEnd"/>
+      <w:r>
+        <w:rPr>
+          <w:rFonts w:ascii="Garamond" w:eastAsia="Garamond" w:hAnsi="Garamond" w:cs="Garamond"/>
+          <w:sz w:val="23"/>
+          <w:szCs w:val="23"/>
+          <w:highlight w:val="yellow"/>
+          <w:lang w:val="es-MX"/>
+        </w:rPr>
+        <w:t xml:space="preserve"> %}</w:t>
+      </w:r>
+    </w:p>
+    <w:p>
+      <w:pPr>
+        <w:jc w:val="both"/>
+        <w:rPr>
+          <w:rFonts w:ascii="Garamond" w:eastAsia="Garamond" w:hAnsi="Garamond" w:cs="Garamond"/>
+          <w:sz w:val="23"/>
+          <w:szCs w:val="23"/>
+          <w:lang w:val="es-MX"/>
+        </w:rPr>
+      </w:pPr>
+      <w:r>
+        <w:rPr>
+          <w:rFonts w:ascii="Garamond" w:eastAsia="Garamond" w:hAnsi="Garamond" w:cs="Garamond"/>
+          <w:sz w:val="23"/>
+          <w:szCs w:val="23"/>
+          <w:highlight w:val="yellow"/>
+          <w:lang w:val="es-MX"/>
+        </w:rPr>
+        <w:t xml:space="preserve">{%p </w:t>
+      </w:r>
+      <w:proofErr w:type="spellStart"/>
+      <w:r>
+        <w:rPr>
+          <w:rFonts w:ascii="Garamond" w:eastAsia="Garamond" w:hAnsi="Garamond" w:cs="Garamond"/>
+          <w:sz w:val="23"/>
+          <w:szCs w:val="23"/>
+          <w:highlight w:val="yellow"/>
+          <w:lang w:val="es-MX"/>
+        </w:rPr>
+        <w:t>if</w:t>
+      </w:r>
+      <w:proofErr w:type="spellEnd"/>
+      <w:r>
+        <w:rPr>
+          <w:rFonts w:ascii="Garamond" w:eastAsia="Garamond" w:hAnsi="Garamond" w:cs="Garamond"/>
+          <w:sz w:val="23"/>
+          <w:szCs w:val="23"/>
+          <w:highlight w:val="yellow"/>
+          <w:lang w:val="es-MX"/>
+        </w:rPr>
+        <w:t xml:space="preserve"> </w:t>
+      </w:r>
+      <w:proofErr w:type="spellStart"/>
+      <w:r>
+        <w:rPr>
+          <w:rFonts w:ascii="Garamond" w:eastAsia="Garamond" w:hAnsi="Garamond" w:cs="Garamond"/>
+          <w:sz w:val="23"/>
+          <w:szCs w:val="23"/>
+          <w:highlight w:val="yellow"/>
+          <w:lang w:val="es-MX"/>
+        </w:rPr>
+        <w:t>activa_semi_exclusividad</w:t>
+      </w:r>
+      <w:proofErr w:type="spellEnd"/>
+      <w:r>
+        <w:rPr>
+          <w:rFonts w:ascii="Garamond" w:eastAsia="Garamond" w:hAnsi="Garamond" w:cs="Garamond"/>
+          <w:sz w:val="23"/>
+          <w:szCs w:val="23"/>
+          <w:highlight w:val="yellow"/>
+          <w:lang w:val="es-MX"/>
+        </w:rPr>
+        <w:t xml:space="preserve"> %}</w:t>
+      </w:r>
+    </w:p>
+    <w:p>
+      <w:pPr>
+        <w:jc w:val="both"/>
+        <w:rPr>
+          <w:rFonts w:ascii="Garamond" w:eastAsia="Garamond" w:hAnsi="Garamond" w:cs="Garamond"/>
+          <w:lang w:val="es-MX"/>
+        </w:rPr>
+      </w:pPr>
+    </w:p>
+    <w:p>
+      <w:pPr>
+        <w:jc w:val="both"/>
+        <w:rPr>
+          <w:rFonts w:ascii="Garamond" w:eastAsia="Garamond" w:hAnsi="Garamond" w:cs="Garamond"/>
+          <w:lang w:val="es-MX"/>
+        </w:rPr>
+      </w:pPr>
+    </w:p>
+    <w:p>
+      <w:pPr>
+        <w:jc w:val="both"/>
+        <w:rPr>
+          <w:rFonts w:ascii="Garamond" w:eastAsia="Garamond" w:hAnsi="Garamond" w:cs="Garamond"/>
+        </w:rPr>
+      </w:pPr>
+      <w:r>
+        <w:rPr>
+          <w:rFonts w:ascii="Garamond" w:eastAsia="Garamond" w:hAnsi="Garamond" w:cs="Garamond"/>
+          <w:b/>
+          <w:bCs/>
+          <w:sz w:val="23"/>
+          <w:szCs w:val="23"/>
+          <w:u w:val="single"/>
+          <w:lang w:val="es-MX"/>
+        </w:rPr>
         <w:t xml:space="preserve">CLÁUSULA </w:t>
       </w:r>
       <w:proofErr w:type="gramStart"/>
@@ -8254,7 +8298,7 @@
           <w:u w:val="single"/>
           <w:lang w:val="es-MX"/>
         </w:rPr>
-        <w:t>_EXCLUSIVIDAD|</w:t>
+        <w:t>_SEMI_EXCLUSIVIDAD|</w:t>
       </w:r>
       <w:proofErr w:type="gramStart"/>
       <w:r>
@@ -8308,188 +8352,12 @@
           <w:u w:val="single"/>
           <w:lang w:val="es-MX"/>
         </w:rPr>
-        <w:t>.</w:t>
-      </w:r>
-      <w:r>
-        <w:rPr>
-          <w:rFonts w:ascii="Garamond" w:eastAsia="Garamond" w:hAnsi="Garamond" w:cs="Garamond"/>
-          <w:b/>
-          <w:bCs/>
-          <w:u w:val="single"/>
-        </w:rPr>
-        <w:t xml:space="preserve"> - Exclusividad. </w:t>
-      </w:r>
-      <w:r>
-        <w:rPr>
-          <w:rFonts w:ascii="Garamond" w:eastAsia="Garamond" w:hAnsi="Garamond" w:cs="Garamond"/>
-        </w:rPr>
-        <w:t>En virtud de las condiciones comerciales preferenciales otorgadas al Aliado y al interés recíproco de impulsar el crecimiento y posicionamiento estratégico del Aliado y su Marca dentro de la Plataforma Rappi, las Partes acuerdan que la obligación descrita en la presente Cláusula constituye un motivo determinante de la voluntad para celebrar el presente Acuerdo. En virtud de lo anterior, el Aliado no podrá contratar, celebrar y/o ejecutar, de manera directa o indirecta, por medio de sus representantes, filiales u otros, ningún tipo de acuerdo con un objeto igual o similar al objeto del presente Acuerdo con cualquier empresa y/o plataforma virtual que preste servicios iguales o similares a Rappi (en adelante, “Empresa Adicional”).</w:t>
-      </w:r>
-    </w:p>
-    <w:p>
-      <w:pPr>
-        <w:jc w:val="both"/>
-        <w:rPr>
-          <w:rFonts w:ascii="Garamond" w:eastAsia="Garamond" w:hAnsi="Garamond" w:cs="Garamond"/>
-        </w:rPr>
-      </w:pPr>
-    </w:p>
-    <w:p>
-      <w:pPr>
-        <w:jc w:val="both"/>
-        <w:rPr>
-          <w:rFonts w:ascii="Garamond" w:eastAsia="Garamond" w:hAnsi="Garamond" w:cs="Garamond"/>
-        </w:rPr>
-      </w:pPr>
-      <w:r>
-        <w:rPr>
-          <w:rFonts w:ascii="Garamond" w:eastAsia="Garamond" w:hAnsi="Garamond" w:cs="Garamond"/>
-        </w:rPr>
-        <w:t>En caso de incumplir con esta obligación, se duplicará de manera automática el porcentaje acordado por concepto del Uso y Alquiler de la Plataforma Rappi.</w:t>
-      </w:r>
-    </w:p>
-    <w:p>
-      <w:pPr>
-        <w:jc w:val="both"/>
-        <w:rPr>
-          <w:rFonts w:ascii="Garamond" w:eastAsia="Garamond" w:hAnsi="Garamond" w:cs="Garamond"/>
-        </w:rPr>
-      </w:pPr>
-    </w:p>
-    <w:p>
-      <w:pPr>
-        <w:jc w:val="both"/>
-        <w:rPr>
-          <w:rFonts w:ascii="Garamond" w:eastAsia="Garamond" w:hAnsi="Garamond" w:cs="Garamond"/>
-        </w:rPr>
-      </w:pPr>
-      <w:r>
-        <w:rPr>
-          <w:rFonts w:ascii="Garamond" w:eastAsia="Garamond" w:hAnsi="Garamond" w:cs="Garamond"/>
-        </w:rPr>
-        <w:t>Esta obligación de exclusividad aplica sobre la Marca objeto de este Acuerdo, así como sobre cualquier otro Producto dentro del Catálogo y que el Aliado prepare y despache desde los Establecimientos de Comercio identificados bajo la Marca. En consecuencia, ningún producto elaborado en dichas ubicaciones podrá comercializarse a través de una Empresa Adicional."</w:t>
-      </w:r>
-    </w:p>
-    <w:p>
-      <w:pPr>
-        <w:jc w:val="both"/>
-        <w:rPr>
-          <w:rFonts w:ascii="Garamond" w:eastAsia="Garamond" w:hAnsi="Garamond" w:cs="Garamond"/>
-          <w:sz w:val="23"/>
-          <w:szCs w:val="23"/>
-          <w:lang w:val="pt-PT"/>
-        </w:rPr>
-      </w:pPr>
-      <w:r>
-        <w:rPr>
-          <w:rFonts w:ascii="Garamond" w:eastAsia="Garamond" w:hAnsi="Garamond" w:cs="Garamond"/>
-          <w:sz w:val="23"/>
-          <w:szCs w:val="23"/>
-          <w:highlight w:val="yellow"/>
-          <w:lang w:val="pt-PT"/>
-        </w:rPr>
-        <w:t>{%p endif %}</w:t>
-      </w:r>
-    </w:p>
-    <w:p>
-      <w:pPr>
-        <w:jc w:val="both"/>
-        <w:rPr>
-          <w:rFonts w:ascii="Garamond" w:eastAsia="Garamond" w:hAnsi="Garamond" w:cs="Garamond"/>
-          <w:sz w:val="23"/>
-          <w:szCs w:val="23"/>
-          <w:lang w:val="pt-PT"/>
-        </w:rPr>
-      </w:pPr>
-      <w:r>
-        <w:rPr>
-          <w:rFonts w:ascii="Garamond" w:eastAsia="Garamond" w:hAnsi="Garamond" w:cs="Garamond"/>
-          <w:sz w:val="23"/>
-          <w:szCs w:val="23"/>
-          <w:highlight w:val="yellow"/>
-          <w:lang w:val="pt-PT"/>
-        </w:rPr>
-        <w:t>{%p if activa_semi_exclusividad %}</w:t>
-      </w:r>
-    </w:p>
-    <w:p>
-      <w:pPr>
-        <w:jc w:val="both"/>
-        <w:rPr>
-          <w:rFonts w:ascii="Garamond" w:eastAsia="Garamond" w:hAnsi="Garamond" w:cs="Garamond"/>
-          <w:lang w:val="pt-PT"/>
-        </w:rPr>
-      </w:pPr>
-    </w:p>
-    <w:p>
-      <w:pPr>
-        <w:jc w:val="both"/>
-        <w:rPr>
-          <w:rFonts w:ascii="Garamond" w:eastAsia="Garamond" w:hAnsi="Garamond" w:cs="Garamond"/>
-          <w:lang w:val="pt-PT"/>
-        </w:rPr>
-      </w:pPr>
-    </w:p>
-    <w:p>
-      <w:pPr>
-        <w:jc w:val="both"/>
-        <w:rPr>
-          <w:rFonts w:ascii="Garamond" w:eastAsia="Garamond" w:hAnsi="Garamond" w:cs="Garamond"/>
-        </w:rPr>
-      </w:pPr>
-      <w:r>
-        <w:rPr>
-          <w:rFonts w:ascii="Garamond" w:eastAsia="Garamond" w:hAnsi="Garamond" w:cs="Garamond"/>
-          <w:b/>
-          <w:bCs/>
-          <w:sz w:val="23"/>
-          <w:szCs w:val="23"/>
-          <w:u w:val="single"/>
-          <w:lang w:val="pt-PT"/>
-        </w:rPr>
-        <w:t xml:space="preserve">CLÁUSULA </w:t>
-      </w:r>
-      <w:r>
-        <w:rPr>
-          <w:rFonts w:ascii="Garamond" w:eastAsia="Garamond" w:hAnsi="Garamond" w:cs="Garamond"/>
-          <w:b/>
-          <w:bCs/>
-          <w:sz w:val="23"/>
-          <w:szCs w:val="23"/>
-          <w:highlight w:val="yellow"/>
-          <w:u w:val="single"/>
-          <w:lang w:val="pt-PT"/>
-        </w:rPr>
-        <w:t>{{ NUM_SEMI_EXCLUSIVIDAD|upper }}</w:t>
-      </w:r>
-      <w:r>
-        <w:rPr>
-          <w:rFonts w:ascii="Garamond" w:eastAsia="Garamond" w:hAnsi="Garamond" w:cs="Garamond"/>
-          <w:b/>
-          <w:bCs/>
-          <w:sz w:val="23"/>
-          <w:szCs w:val="23"/>
-          <w:u w:val="single"/>
-          <w:lang w:val="pt-PT"/>
-        </w:rPr>
-        <w:t>.</w:t>
-      </w:r>
-      <w:r>
-        <w:rPr>
-          <w:rFonts w:ascii="Garamond" w:eastAsia="Garamond" w:hAnsi="Garamond" w:cs="Garamond"/>
-          <w:b/>
-          <w:bCs/>
-          <w:sz w:val="23"/>
-          <w:szCs w:val="23"/>
-          <w:u w:val="single"/>
-          <w:lang w:val="pt-PT"/>
-        </w:rPr>
-        <w:t xml:space="preserve"> - Semi Exclusividad.</w:t>
-      </w:r>
-      <w:r>
-        <w:rPr>
-          <w:rFonts w:ascii="Garamond" w:eastAsia="Garamond" w:hAnsi="Garamond" w:cs="Garamond"/>
-          <w:lang w:val="pt-PT"/>
+        <w:t>. - Semi Exclusividad.</w:t>
+      </w:r>
+      <w:r>
+        <w:rPr>
+          <w:rFonts w:ascii="Garamond" w:eastAsia="Garamond" w:hAnsi="Garamond" w:cs="Garamond"/>
+          <w:lang w:val="es-MX"/>
         </w:rPr>
         <w:t xml:space="preserve"> </w:t>
       </w:r>
@@ -11703,14 +11571,22 @@
           <w:rFonts w:ascii="Garamond" w:eastAsia="Garamond" w:hAnsi="Garamond" w:cs="Garamond"/>
           <w:b/>
           <w:bCs/>
+          <w:u w:val="single"/>
         </w:rPr>
         <w:t xml:space="preserve"> – Línea de Crédito Nuevas Aperturas</w:t>
       </w:r>
       <w:r>
         <w:rPr>
           <w:rFonts w:ascii="Garamond" w:eastAsia="Garamond" w:hAnsi="Garamond" w:cs="Garamond"/>
-        </w:rPr>
-        <w:t>. Rappi apoyará al Aliado con una línea de crédito (“Línea de Crédito NA”) por una cantidad de hasta $</w:t>
+          <w:u w:val="single"/>
+        </w:rPr>
+        <w:t>.</w:t>
+      </w:r>
+      <w:r>
+        <w:rPr>
+          <w:rFonts w:ascii="Garamond" w:eastAsia="Garamond" w:hAnsi="Garamond" w:cs="Garamond"/>
+        </w:rPr>
+        <w:t xml:space="preserve"> Rappi apoyará al Aliado con una línea de crédito (“Línea de Crédito NA”) por una cantidad de hasta $</w:t>
       </w:r>
       <w:proofErr w:type="gramStart"/>
       <w:r>
@@ -12128,24 +12004,9 @@
           <w:rFonts w:ascii="Garamond" w:eastAsia="Garamond" w:hAnsi="Garamond" w:cs="Garamond"/>
           <w:b/>
           <w:bCs/>
-        </w:rPr>
-        <w:t xml:space="preserve">. </w:t>
-      </w:r>
-      <w:r>
-        <w:rPr>
-          <w:rFonts w:ascii="Garamond" w:eastAsia="Garamond" w:hAnsi="Garamond" w:cs="Garamond"/>
-          <w:b/>
-          <w:bCs/>
-        </w:rPr>
-        <w:t xml:space="preserve">-  </w:t>
-      </w:r>
-      <w:r>
-        <w:rPr>
-          <w:rFonts w:ascii="Garamond" w:eastAsia="Garamond" w:hAnsi="Garamond" w:cs="Garamond"/>
-          <w:b/>
-          <w:bCs/>
-        </w:rPr>
-        <w:t>Incumplimiento.</w:t>
+          <w:u w:val="single"/>
+        </w:rPr>
+        <w:t>. -  Incumplimiento.</w:t>
       </w:r>
       <w:r>
         <w:rPr>
@@ -12372,6 +12233,7 @@
           <w:rFonts w:ascii="Garamond" w:eastAsia="Garamond" w:hAnsi="Garamond" w:cs="Garamond"/>
           <w:sz w:val="23"/>
           <w:szCs w:val="23"/>
+          <w:lang w:val="en-US"/>
         </w:rPr>
       </w:pPr>
       <w:r>
@@ -12580,36 +12442,14 @@
         </w:rPr>
         <w:br/>
       </w:r>
-    </w:p>
-    <w:p>
-      <w:pPr>
-        <w:jc w:val="both"/>
-        <w:rPr>
-          <w:rFonts w:ascii="Garamond" w:eastAsia="Garamond" w:hAnsi="Garamond" w:cs="Garamond"/>
-          <w:b/>
-          <w:bCs/>
-          <w:u w:val="single"/>
-        </w:rPr>
-      </w:pPr>
-    </w:p>
-    <w:p>
-      <w:pPr>
-        <w:jc w:val="both"/>
-        <w:rPr>
-          <w:rFonts w:ascii="Garamond" w:eastAsia="Garamond" w:hAnsi="Garamond" w:cs="Garamond"/>
-          <w:sz w:val="23"/>
-          <w:szCs w:val="23"/>
+      <w:r>
+        <w:rPr>
+          <w:rFonts w:ascii="Garamond" w:eastAsia="Garamond" w:hAnsi="Garamond" w:cs="Garamond"/>
+          <w:sz w:val="23"/>
+          <w:szCs w:val="23"/>
+          <w:highlight w:val="yellow"/>
           <w:lang w:val="en-US"/>
         </w:rPr>
-      </w:pPr>
-      <w:r>
-        <w:rPr>
-          <w:rFonts w:ascii="Garamond" w:eastAsia="Garamond" w:hAnsi="Garamond" w:cs="Garamond"/>
-          <w:sz w:val="23"/>
-          <w:szCs w:val="23"/>
-          <w:highlight w:val="yellow"/>
-          <w:lang w:val="en-US"/>
-        </w:rPr>
         <w:t>{%p endif %}</w:t>
       </w:r>
     </w:p>
@@ -12618,6 +12458,16 @@
         <w:jc w:val="both"/>
         <w:rPr>
           <w:rFonts w:ascii="Garamond" w:eastAsia="Garamond" w:hAnsi="Garamond" w:cs="Garamond"/>
+          <w:sz w:val="23"/>
+          <w:szCs w:val="23"/>
+        </w:rPr>
+      </w:pPr>
+    </w:p>
+    <w:p>
+      <w:pPr>
+        <w:jc w:val="both"/>
+        <w:rPr>
+          <w:rFonts w:ascii="Garamond" w:eastAsia="Garamond" w:hAnsi="Garamond" w:cs="Garamond"/>
         </w:rPr>
       </w:pPr>
       <w:r>
@@ -12767,7 +12617,6 @@
         <w:rPr>
           <w:rFonts w:ascii="Garamond" w:eastAsia="Garamond" w:hAnsi="Garamond" w:cs="Garamond"/>
         </w:rPr>
-        <w:lastRenderedPageBreak/>
         <w:t xml:space="preserve">En ese sentido, el Aliado Comercial garantiza ser propietario de los nombres comerciales, logotipos, imágenes y/o </w:t>
       </w:r>
       <w:proofErr w:type="gramStart"/>
@@ -16981,30 +16830,7 @@
                 <w:szCs w:val="23"/>
                 <w:highlight w:val="yellow"/>
               </w:rPr>
-              <w:t>{{ RAZÓN_SOCIAL }}</w:t>
-            </w:r>
-            <w:r>
-              <w:rPr>
-                <w:rFonts w:ascii="Garamond" w:eastAsia="Garamond" w:hAnsi="Garamond" w:cs="Garamond"/>
-                <w:b/>
-                <w:bCs/>
-                <w:sz w:val="23"/>
-                <w:szCs w:val="23"/>
-                <w:highlight w:val="yellow"/>
-              </w:rPr>
-              <w:t xml:space="preserve"/>
-            </w:r>
-            <w:proofErr w:type="spellStart"/>
-            <w:r>
-              <w:rPr>
-                <w:rFonts w:ascii="Garamond" w:eastAsia="Garamond" w:hAnsi="Garamond" w:cs="Garamond"/>
-                <w:b/>
-                <w:bCs/>
-                <w:sz w:val="23"/>
-                <w:szCs w:val="23"/>
-                <w:highlight w:val="yellow"/>
-              </w:rPr>
-              <w:t/>
+              <w:t>{{ RAZÓN</w:t>
             </w:r>
             <w:proofErr w:type="gramEnd"/>
             <w:r>
@@ -17016,41 +16842,7 @@
                 <w:szCs w:val="23"/>
                 <w:highlight w:val="yellow"/>
               </w:rPr>
-              <w:t/>
-            </w:r>
-            <w:r>
-              <w:rPr>
-                <w:rFonts w:ascii="Garamond" w:eastAsia="Garamond" w:hAnsi="Garamond" w:cs="Garamond"/>
-                <w:b/>
-                <w:bCs/>
-                <w:sz w:val="23"/>
-                <w:szCs w:val="23"/>
-                <w:highlight w:val="yellow"/>
-              </w:rPr>
-              <w:t/>
-            </w:r>
-            <w:proofErr w:type="spellEnd"/>
-            <w:r>
-              <w:rPr>
-                <w:rFonts w:ascii="Garamond" w:eastAsia="Garamond" w:hAnsi="Garamond" w:cs="Garamond"/>
-                <w:b/>
-                <w:bCs/>
-                <w:sz w:val="23"/>
-                <w:szCs w:val="23"/>
-                <w:highlight w:val="yellow"/>
-              </w:rPr>
-              <w:t xml:space="preserve"/>
-            </w:r>
-            <w:r>
-              <w:rPr>
-                <w:rFonts w:ascii="Garamond" w:eastAsia="Garamond" w:hAnsi="Garamond" w:cs="Garamond"/>
-                <w:b/>
-                <w:bCs/>
-                <w:sz w:val="23"/>
-                <w:szCs w:val="23"/>
-                <w:highlight w:val="yellow"/>
-              </w:rPr>
-              <w:t/>
+              <w:t>_SOCIAL }}</w:t>
             </w:r>
           </w:p>
         </w:tc>

--- a/formatos/New_draft/acuerdo_con_ads_persona_fisica.docx
+++ b/formatos/New_draft/acuerdo_con_ads_persona_fisica.docx
@@ -2289,21 +2289,7 @@
         <w:rPr>
           <w:rFonts w:ascii="Garamond" w:eastAsia="Garamond" w:hAnsi="Garamond" w:cs="Garamond"/>
         </w:rPr>
-        <w:t xml:space="preserve">. Significa el GMV menos el valor de las órdenes canceladas </w:t>
-      </w:r>
-      <w:proofErr w:type="gramStart"/>
-      <w:r>
-        <w:rPr>
-          <w:rFonts w:ascii="Garamond" w:eastAsia="Garamond" w:hAnsi="Garamond" w:cs="Garamond"/>
-        </w:rPr>
-        <w:t>y  menos</w:t>
-      </w:r>
-      <w:proofErr w:type="gramEnd"/>
-      <w:r>
-        <w:rPr>
-          <w:rFonts w:ascii="Garamond" w:eastAsia="Garamond" w:hAnsi="Garamond" w:cs="Garamond"/>
-        </w:rPr>
-        <w:t xml:space="preserve"> el valor de los descuentos asumidos por el Aliado Comercial. </w:t>
+        <w:t xml:space="preserve">. Significa el GMV menos el valor de las órdenes canceladas y menos el valor de los descuentos asumidos por el Aliado Comercial. </w:t>
       </w:r>
     </w:p>
     <w:p>
@@ -2496,21 +2482,7 @@
         <w:rPr>
           <w:rFonts w:ascii="Garamond" w:eastAsia="Garamond" w:hAnsi="Garamond" w:cs="Garamond"/>
         </w:rPr>
-        <w:t xml:space="preserve">El objeto del presente Acuerdo de Cooperación es establecer los términos y condiciones que regularán la relación comercial entre Rappi y el Aliado Comercial. En virtud de este, Rappi pone a disposición la Plataforma Rappi para que el Aliado Comercial pueda exhibir, ofrecer y comercializar sus </w:t>
-      </w:r>
-      <w:proofErr w:type="gramStart"/>
-      <w:r>
-        <w:rPr>
-          <w:rFonts w:ascii="Garamond" w:eastAsia="Garamond" w:hAnsi="Garamond" w:cs="Garamond"/>
-        </w:rPr>
-        <w:t>Productos  directamente</w:t>
-      </w:r>
-      <w:proofErr w:type="gramEnd"/>
-      <w:r>
-        <w:rPr>
-          <w:rFonts w:ascii="Garamond" w:eastAsia="Garamond" w:hAnsi="Garamond" w:cs="Garamond"/>
-        </w:rPr>
-        <w:t xml:space="preserve"> a los Usuarios/Consumidores a través de dicha Plataforma.</w:t>
+        <w:t>El objeto del presente Acuerdo de Cooperación es establecer los términos y condiciones que regularán la relación comercial entre Rappi y el Aliado Comercial. En virtud de este, Rappi pone a disposición la Plataforma Rappi para que el Aliado Comercial pueda exhibir, ofrecer y comercializar sus Productos directamente a los Usuarios/Consumidores a través de dicha Plataforma.</w:t>
       </w:r>
       <w:r>
         <w:rPr>
@@ -3386,7 +3358,21 @@
           <w:rFonts w:ascii="Garamond" w:eastAsia="Garamond" w:hAnsi="Garamond" w:cs="Garamond"/>
           <w:b/>
         </w:rPr>
-        <w:t xml:space="preserve"> Eliminar todo el software que pertenezca a Rappi una vez cese el uso de la Plataforma Rappi por parte del Aliado Comercial; y {{ ROM_ADS }} {% if tipo_ads == 'aliado' %}Realizar una inversión mensual en </w:t>
+        <w:t xml:space="preserve"> </w:t>
+      </w:r>
+      <w:r>
+        <w:rPr>
+          <w:rFonts w:ascii="Garamond" w:eastAsia="Garamond" w:hAnsi="Garamond" w:cs="Garamond"/>
+          <w:bCs/>
+        </w:rPr>
+        <w:t>Eliminar todo el software que pertenezca a Rappi una vez cese el uso de la Plataforma Rappi por parte del Aliado Comercial; y {{ ROM_ADS }} {% if tipo_ads == 'aliado' %}Realizar una inversión mensual en</w:t>
+      </w:r>
+      <w:r>
+        <w:rPr>
+          <w:rFonts w:ascii="Garamond" w:eastAsia="Garamond" w:hAnsi="Garamond" w:cs="Garamond"/>
+          <w:b/>
+        </w:rPr>
+        <w:t xml:space="preserve"> </w:t>
       </w:r>
       <w:proofErr w:type="spellStart"/>
       <w:r>
@@ -3774,9 +3760,9 @@
       <w:r>
         <w:rPr>
           <w:rFonts w:ascii="Garamond" w:eastAsia="Garamond" w:hAnsi="Garamond" w:cs="Garamond"/>
-          <w:sz w:val="23"/>
-          <w:szCs w:val="23"/>
-          <w:b/>
+          <w:b/>
+          <w:sz w:val="23"/>
+          <w:szCs w:val="23"/>
         </w:rPr>
         <w:t>{{ ROM</w:t>
       </w:r>
@@ -3784,9 +3770,9 @@
       <w:r>
         <w:rPr>
           <w:rFonts w:ascii="Garamond" w:eastAsia="Garamond" w:hAnsi="Garamond" w:cs="Garamond"/>
-          <w:sz w:val="23"/>
-          <w:szCs w:val="23"/>
-          <w:b/>
+          <w:b/>
+          <w:sz w:val="23"/>
+          <w:szCs w:val="23"/>
         </w:rPr>
         <w:t>_DESCUENTO_</w:t>
       </w:r>
@@ -3794,9 +3780,9 @@
       <w:r>
         <w:rPr>
           <w:rFonts w:ascii="Garamond" w:eastAsia="Garamond" w:hAnsi="Garamond" w:cs="Garamond"/>
-          <w:sz w:val="23"/>
-          <w:szCs w:val="23"/>
-          <w:b/>
+          <w:b/>
+          <w:sz w:val="23"/>
+          <w:szCs w:val="23"/>
         </w:rPr>
         <w:t>MENU }</w:t>
       </w:r>
@@ -3804,11 +3790,29 @@
       <w:r>
         <w:rPr>
           <w:rFonts w:ascii="Garamond" w:eastAsia="Garamond" w:hAnsi="Garamond" w:cs="Garamond"/>
-          <w:sz w:val="23"/>
-          <w:szCs w:val="23"/>
-          <w:b/>
-        </w:rPr>
-        <w:t xml:space="preserve">} Realizar un descuento de por lo menos el </w:t>
+          <w:b/>
+          <w:sz w:val="23"/>
+          <w:szCs w:val="23"/>
+        </w:rPr>
+        <w:t xml:space="preserve">} </w:t>
+      </w:r>
+      <w:r>
+        <w:rPr>
+          <w:rFonts w:ascii="Garamond" w:eastAsia="Garamond" w:hAnsi="Garamond" w:cs="Garamond"/>
+          <w:bCs/>
+          <w:sz w:val="23"/>
+          <w:szCs w:val="23"/>
+        </w:rPr>
+        <w:t>Realizar un descuento de por lo menos el</w:t>
+      </w:r>
+      <w:r>
+        <w:rPr>
+          <w:rFonts w:ascii="Garamond" w:eastAsia="Garamond" w:hAnsi="Garamond" w:cs="Garamond"/>
+          <w:b/>
+          <w:sz w:val="23"/>
+          <w:szCs w:val="23"/>
+        </w:rPr>
+        <w:t xml:space="preserve"> </w:t>
       </w:r>
       <w:proofErr w:type="gramStart"/>
       <w:r>
@@ -4145,9 +4149,9 @@
       <w:r>
         <w:rPr>
           <w:rFonts w:ascii="Garamond" w:eastAsia="Garamond" w:hAnsi="Garamond" w:cs="Garamond"/>
-          <w:sz w:val="23"/>
-          <w:szCs w:val="23"/>
-          <w:b/>
+          <w:b/>
+          <w:sz w:val="23"/>
+          <w:szCs w:val="23"/>
         </w:rPr>
         <w:t>{{ ROM</w:t>
       </w:r>
@@ -4155,9 +4159,9 @@
       <w:r>
         <w:rPr>
           <w:rFonts w:ascii="Garamond" w:eastAsia="Garamond" w:hAnsi="Garamond" w:cs="Garamond"/>
-          <w:sz w:val="23"/>
-          <w:szCs w:val="23"/>
-          <w:b/>
+          <w:b/>
+          <w:sz w:val="23"/>
+          <w:szCs w:val="23"/>
         </w:rPr>
         <w:t>_MARK_</w:t>
       </w:r>
@@ -4165,9 +4169,9 @@
       <w:r>
         <w:rPr>
           <w:rFonts w:ascii="Garamond" w:eastAsia="Garamond" w:hAnsi="Garamond" w:cs="Garamond"/>
-          <w:sz w:val="23"/>
-          <w:szCs w:val="23"/>
-          <w:b/>
+          <w:b/>
+          <w:sz w:val="23"/>
+          <w:szCs w:val="23"/>
         </w:rPr>
         <w:t>DOWN }</w:t>
       </w:r>
@@ -4175,11 +4179,29 @@
       <w:r>
         <w:rPr>
           <w:rFonts w:ascii="Garamond" w:eastAsia="Garamond" w:hAnsi="Garamond" w:cs="Garamond"/>
-          <w:sz w:val="23"/>
-          <w:szCs w:val="23"/>
-          <w:b/>
-        </w:rPr>
-        <w:t xml:space="preserve">} Realizar una inversión mensual en promociones del </w:t>
+          <w:b/>
+          <w:sz w:val="23"/>
+          <w:szCs w:val="23"/>
+        </w:rPr>
+        <w:t xml:space="preserve">} </w:t>
+      </w:r>
+      <w:r>
+        <w:rPr>
+          <w:rFonts w:ascii="Garamond" w:eastAsia="Garamond" w:hAnsi="Garamond" w:cs="Garamond"/>
+          <w:bCs/>
+          <w:sz w:val="23"/>
+          <w:szCs w:val="23"/>
+        </w:rPr>
+        <w:t>Realizar una inversión mensual en promociones del</w:t>
+      </w:r>
+      <w:r>
+        <w:rPr>
+          <w:rFonts w:ascii="Garamond" w:eastAsia="Garamond" w:hAnsi="Garamond" w:cs="Garamond"/>
+          <w:b/>
+          <w:sz w:val="23"/>
+          <w:szCs w:val="23"/>
+        </w:rPr>
+        <w:t xml:space="preserve"> </w:t>
       </w:r>
       <w:proofErr w:type="gramStart"/>
       <w:r>
@@ -4418,9 +4440,9 @@
       <w:r>
         <w:rPr>
           <w:rFonts w:ascii="Garamond" w:eastAsia="Garamond" w:hAnsi="Garamond" w:cs="Garamond"/>
-          <w:sz w:val="23"/>
-          <w:szCs w:val="23"/>
-          <w:b/>
+          <w:b/>
+          <w:sz w:val="23"/>
+          <w:szCs w:val="23"/>
         </w:rPr>
         <w:t>{{ ROM</w:t>
       </w:r>
@@ -4428,9 +4450,9 @@
       <w:r>
         <w:rPr>
           <w:rFonts w:ascii="Garamond" w:eastAsia="Garamond" w:hAnsi="Garamond" w:cs="Garamond"/>
-          <w:sz w:val="23"/>
-          <w:szCs w:val="23"/>
-          <w:b/>
+          <w:b/>
+          <w:sz w:val="23"/>
+          <w:szCs w:val="23"/>
         </w:rPr>
         <w:t>_</w:t>
       </w:r>
@@ -4438,9 +4460,9 @@
       <w:r>
         <w:rPr>
           <w:rFonts w:ascii="Garamond" w:eastAsia="Garamond" w:hAnsi="Garamond" w:cs="Garamond"/>
-          <w:sz w:val="23"/>
-          <w:szCs w:val="23"/>
-          <w:b/>
+          <w:b/>
+          <w:sz w:val="23"/>
+          <w:szCs w:val="23"/>
         </w:rPr>
         <w:t>REDES }</w:t>
       </w:r>
@@ -4448,11 +4470,29 @@
       <w:r>
         <w:rPr>
           <w:rFonts w:ascii="Garamond" w:eastAsia="Garamond" w:hAnsi="Garamond" w:cs="Garamond"/>
-          <w:sz w:val="23"/>
-          <w:szCs w:val="23"/>
-          <w:b/>
-        </w:rPr>
-        <w:t xml:space="preserve">} Realizar, al menos </w:t>
+          <w:b/>
+          <w:sz w:val="23"/>
+          <w:szCs w:val="23"/>
+        </w:rPr>
+        <w:t xml:space="preserve">} </w:t>
+      </w:r>
+      <w:r>
+        <w:rPr>
+          <w:rFonts w:ascii="Garamond" w:eastAsia="Garamond" w:hAnsi="Garamond" w:cs="Garamond"/>
+          <w:bCs/>
+          <w:sz w:val="23"/>
+          <w:szCs w:val="23"/>
+        </w:rPr>
+        <w:t>Realizar, al menos</w:t>
+      </w:r>
+      <w:r>
+        <w:rPr>
+          <w:rFonts w:ascii="Garamond" w:eastAsia="Garamond" w:hAnsi="Garamond" w:cs="Garamond"/>
+          <w:b/>
+          <w:sz w:val="23"/>
+          <w:szCs w:val="23"/>
+        </w:rPr>
+        <w:t xml:space="preserve"> </w:t>
       </w:r>
       <w:proofErr w:type="gramStart"/>
       <w:r>
@@ -4717,73 +4757,92 @@
           <w:rFonts w:ascii="Garamond" w:eastAsia="Garamond" w:hAnsi="Garamond" w:cs="Garamond"/>
           <w:b/>
         </w:rPr>
-        <w:t xml:space="preserve">} Ofrecer {{ N_CANTIDAD_PLATILLOS }} ({{ VALOR_CANTIDAD_PLATILLOS }}) platillos</w:t>
+        <w:t xml:space="preserve">} </w:t>
+      </w:r>
+      <w:r>
+        <w:rPr>
+          <w:rFonts w:ascii="Garamond" w:eastAsia="Garamond" w:hAnsi="Garamond" w:cs="Garamond"/>
+          <w:bCs/>
+        </w:rPr>
+        <w:t xml:space="preserve">Ofrecer </w:t>
       </w:r>
       <w:proofErr w:type="gramStart"/>
       <w:r>
         <w:rPr>
           <w:rFonts w:ascii="Garamond" w:eastAsia="Garamond" w:hAnsi="Garamond" w:cs="Garamond"/>
-          <w:sz w:val="23"/>
-          <w:szCs w:val="23"/>
-          <w:highlight w:val="yellow"/>
-        </w:rPr>
-        <w:t xml:space="preserve"/>
-      </w:r>
-      <w:r>
-        <w:rPr>
-          <w:rFonts w:ascii="Garamond" w:eastAsia="Garamond" w:hAnsi="Garamond" w:cs="Garamond"/>
-          <w:sz w:val="23"/>
-          <w:szCs w:val="23"/>
-          <w:highlight w:val="yellow"/>
-        </w:rPr>
-        <w:t/>
+          <w:bCs/>
+        </w:rPr>
+        <w:t>{{ N</w:t>
       </w:r>
       <w:proofErr w:type="gramEnd"/>
       <w:r>
         <w:rPr>
           <w:rFonts w:ascii="Garamond" w:eastAsia="Garamond" w:hAnsi="Garamond" w:cs="Garamond"/>
-          <w:sz w:val="23"/>
-          <w:szCs w:val="23"/>
-          <w:highlight w:val="yellow"/>
-        </w:rPr>
-        <w:t/>
-      </w:r>
-      <w:r>
-        <w:rPr>
-          <w:rFonts w:ascii="Garamond" w:eastAsia="Garamond" w:hAnsi="Garamond" w:cs="Garamond"/>
-          <w:sz w:val="23"/>
-          <w:szCs w:val="23"/>
-          <w:highlight w:val="yellow"/>
-        </w:rPr>
-        <w:t/>
+          <w:bCs/>
+        </w:rPr>
+        <w:t>_CANTIDAD_</w:t>
       </w:r>
       <w:proofErr w:type="gramStart"/>
       <w:r>
         <w:rPr>
           <w:rFonts w:ascii="Garamond" w:eastAsia="Garamond" w:hAnsi="Garamond" w:cs="Garamond"/>
-          <w:sz w:val="23"/>
-          <w:szCs w:val="23"/>
-          <w:highlight w:val="yellow"/>
-        </w:rPr>
-        <w:t/>
+          <w:bCs/>
+        </w:rPr>
+        <w:t>PLATILLOS }</w:t>
       </w:r>
       <w:proofErr w:type="gramEnd"/>
       <w:r>
         <w:rPr>
           <w:rFonts w:ascii="Garamond" w:eastAsia="Garamond" w:hAnsi="Garamond" w:cs="Garamond"/>
-          <w:sz w:val="23"/>
-          <w:szCs w:val="23"/>
-          <w:highlight w:val="yellow"/>
-        </w:rPr>
-        <w:t/>
-      </w:r>
-      <w:r>
-        <w:rPr>
-          <w:rFonts w:ascii="Garamond" w:eastAsia="Garamond" w:hAnsi="Garamond" w:cs="Garamond"/>
-          <w:sz w:val="23"/>
-          <w:szCs w:val="23"/>
-        </w:rPr>
-        <w:t xml:space="preserve"/>
+          <w:bCs/>
+        </w:rPr>
+        <w:t>}</w:t>
+      </w:r>
+      <w:r>
+        <w:rPr>
+          <w:rFonts w:ascii="Garamond" w:eastAsia="Garamond" w:hAnsi="Garamond" w:cs="Garamond"/>
+          <w:b/>
+        </w:rPr>
+        <w:t xml:space="preserve"> </w:t>
+      </w:r>
+      <w:r>
+        <w:rPr>
+          <w:rFonts w:ascii="Garamond" w:eastAsia="Garamond" w:hAnsi="Garamond" w:cs="Garamond"/>
+          <w:bCs/>
+        </w:rPr>
+        <w:t>(</w:t>
+      </w:r>
+      <w:proofErr w:type="gramStart"/>
+      <w:r>
+        <w:rPr>
+          <w:rFonts w:ascii="Garamond" w:eastAsia="Garamond" w:hAnsi="Garamond" w:cs="Garamond"/>
+          <w:bCs/>
+        </w:rPr>
+        <w:t>{{ VALOR</w:t>
+      </w:r>
+      <w:proofErr w:type="gramEnd"/>
+      <w:r>
+        <w:rPr>
+          <w:rFonts w:ascii="Garamond" w:eastAsia="Garamond" w:hAnsi="Garamond" w:cs="Garamond"/>
+          <w:bCs/>
+        </w:rPr>
+        <w:t>_CANTIDAD_</w:t>
+      </w:r>
+      <w:proofErr w:type="gramStart"/>
+      <w:r>
+        <w:rPr>
+          <w:rFonts w:ascii="Garamond" w:eastAsia="Garamond" w:hAnsi="Garamond" w:cs="Garamond"/>
+          <w:bCs/>
+        </w:rPr>
+        <w:t>PLATILLOS }</w:t>
+      </w:r>
+      <w:proofErr w:type="gramEnd"/>
+      <w:r>
+        <w:rPr>
+          <w:rFonts w:ascii="Garamond" w:eastAsia="Garamond" w:hAnsi="Garamond" w:cs="Garamond"/>
+          <w:bCs/>
+        </w:rPr>
+        <w:t>}) platillos</w:t>
       </w:r>
       <w:r>
         <w:rPr>
@@ -5307,14 +5366,14 @@
         <w:rPr>
           <w:rFonts w:ascii="Garamond" w:eastAsia="Garamond" w:hAnsi="Garamond" w:cs="Garamond"/>
         </w:rPr>
-        <w:t xml:space="preserve">El Aliado Comercial reconoce que es el entero responsable por la calidad, higiene, elaboración y seguridad de los ingredientes de los Productos y acepta </w:t>
+        <w:t xml:space="preserve">El Aliado Comercial reconoce que es el entero </w:t>
       </w:r>
       <w:r>
         <w:rPr>
           <w:rFonts w:ascii="Garamond" w:eastAsia="Garamond" w:hAnsi="Garamond" w:cs="Garamond"/>
         </w:rPr>
         <w:lastRenderedPageBreak/>
-        <w:t>cumplir con toda la Ley Aplicable en materia de seguridad alimentaria. Rappi no será responsable en ningún grado por cualquier incumplimiento del Aliado Comercial de los criterios anteriores. En el caso en el que el Usuario/Consumidor presente un reclamo con relación a la calidad, higiene, elaboración y seguridad de los ingredientes de los Productos, el Aliado Comercial deberá asumir el valor de los mismos. De esta manera, el Aliado Comercial autoriza el descuento semanal de dichos valores del total de sus ventas a través de la Plataforma Rappi. El valor pagadero por parte del Aliado Comercial a Rappi, mencionado anteriormente, es de carácter adicional a aquel pagado por concepto de Uso y Alquiler de la Plataforma Rappi.</w:t>
+        <w:t>responsable por la calidad, higiene, elaboración y seguridad de los ingredientes de los Productos y acepta cumplir con toda la Ley Aplicable en materia de seguridad alimentaria. Rappi no será responsable en ningún grado por cualquier incumplimiento del Aliado Comercial de los criterios anteriores. En el caso en el que el Usuario/Consumidor presente un reclamo con relación a la calidad, higiene, elaboración y seguridad de los ingredientes de los Productos, el Aliado Comercial deberá asumir el valor de los mismos. De esta manera, el Aliado Comercial autoriza el descuento semanal de dichos valores del total de sus ventas a través de la Plataforma Rappi. El valor pagadero por parte del Aliado Comercial a Rappi, mencionado anteriormente, es de carácter adicional a aquel pagado por concepto de Uso y Alquiler de la Plataforma Rappi.</w:t>
       </w:r>
     </w:p>
     <w:p>
@@ -6071,6 +6130,7 @@
           <w:sz w:val="23"/>
           <w:szCs w:val="23"/>
         </w:rPr>
+        <w:lastRenderedPageBreak/>
         <w:t>Promedio de Órdenes Mensuales</w:t>
       </w:r>
     </w:p>
@@ -6089,7 +6149,6 @@
           <w:sz w:val="23"/>
           <w:szCs w:val="23"/>
         </w:rPr>
-        <w:lastRenderedPageBreak/>
         <w:t>Take Rate Aplicable</w:t>
       </w:r>
     </w:p>
@@ -6984,15 +7043,21 @@
         <w:rPr>
           <w:rFonts w:ascii="Garamond" w:eastAsia="Garamond" w:hAnsi="Garamond" w:cs="Garamond"/>
         </w:rPr>
-        <w:t xml:space="preserve"> Rappi cubrirá el 35% (treinta y cinco por ciento) del valor total de las órdenes canceladas, cuya cancelación no sea culpa exclusiva del Aliado Comercial. Se aclara que dentro de dicho porcentaje no se tendrá en cuenta el valor de los Productos que no requieren preparación; </w:t>
-      </w:r>
-      <w:r>
-        <w:rPr>
-          <w:rFonts w:ascii="Garamond" w:eastAsia="Garamond" w:hAnsi="Garamond" w:cs="Garamond"/>
-          <w:b/>
-          <w:bCs/>
+        <w:t xml:space="preserve"> Rappi cubrirá el 35% (treinta y cinco por ciento) del valor total de las órdenes canceladas, cuya cancelación no sea culpa exclusiva del Aliado Comercial. Se aclara que </w:t>
+      </w:r>
+      <w:r>
+        <w:rPr>
+          <w:rFonts w:ascii="Garamond" w:eastAsia="Garamond" w:hAnsi="Garamond" w:cs="Garamond"/>
         </w:rPr>
         <w:lastRenderedPageBreak/>
+        <w:t xml:space="preserve">dentro de dicho porcentaje no se tendrá en cuenta el valor de los Productos que no requieren preparación; </w:t>
+      </w:r>
+      <w:r>
+        <w:rPr>
+          <w:rFonts w:ascii="Garamond" w:eastAsia="Garamond" w:hAnsi="Garamond" w:cs="Garamond"/>
+          <w:b/>
+          <w:bCs/>
+        </w:rPr>
         <w:t>(</w:t>
       </w:r>
       <w:proofErr w:type="spellStart"/>
@@ -7464,6 +7529,7 @@
           <w:rFonts w:ascii="Garamond" w:eastAsia="Garamond" w:hAnsi="Garamond" w:cs="Garamond"/>
           <w:color w:val="000000"/>
         </w:rPr>
+        <w:lastRenderedPageBreak/>
         <w:t>Por decisión de autoridad competente.</w:t>
       </w:r>
     </w:p>
@@ -7941,7 +8007,6 @@
           <w:rFonts w:ascii="Garamond" w:eastAsia="Garamond" w:hAnsi="Garamond" w:cs="Garamond"/>
           <w:color w:val="000000"/>
         </w:rPr>
-        <w:lastRenderedPageBreak/>
         <w:t xml:space="preserve">Rappi podrá terminar el presente Acuerdo de Cooperación de forma inmediata, en el caso en el que identifique actuaciones irregulares en la cuenta del Aliado Comercial en el Portal </w:t>
       </w:r>
       <w:proofErr w:type="spellStart"/>
@@ -7998,26 +8063,27 @@
           <w:b/>
           <w:bCs/>
           <w:u w:val="single"/>
-        </w:rPr>
-      </w:pPr>
-    </w:p>
-    <w:p>
-      <w:pPr>
-        <w:jc w:val="both"/>
-        <w:rPr>
-          <w:rFonts w:ascii="Garamond" w:eastAsia="Garamond" w:hAnsi="Garamond" w:cs="Garamond"/>
-        </w:rPr>
-      </w:pPr>
-      <w:r>
-        <w:rPr>
-          <w:rFonts w:ascii="Garamond" w:eastAsia="Garamond" w:hAnsi="Garamond" w:cs="Garamond"/>
-          <w:b/>
-          <w:bCs/>
-          <w:sz w:val="23"/>
-          <w:szCs w:val="23"/>
-          <w:u w:val="single"/>
           <w:lang w:val="pt-PT"/>
         </w:rPr>
+      </w:pPr>
+    </w:p>
+    <w:p>
+      <w:pPr>
+        <w:jc w:val="both"/>
+        <w:rPr>
+          <w:rFonts w:ascii="Garamond" w:eastAsia="Garamond" w:hAnsi="Garamond" w:cs="Garamond"/>
+        </w:rPr>
+      </w:pPr>
+      <w:r>
+        <w:rPr>
+          <w:rFonts w:ascii="Garamond" w:eastAsia="Garamond" w:hAnsi="Garamond" w:cs="Garamond"/>
+          <w:b/>
+          <w:bCs/>
+          <w:sz w:val="23"/>
+          <w:szCs w:val="23"/>
+          <w:u w:val="single"/>
+          <w:lang w:val="pt-PT"/>
+        </w:rPr>
         <w:t xml:space="preserve">CLÁUSULA </w:t>
       </w:r>
       <w:r>
@@ -8254,110 +8320,39 @@
           <w:sz w:val="23"/>
           <w:szCs w:val="23"/>
           <w:u w:val="single"/>
-          <w:lang w:val="es-MX"/>
+          <w:lang w:val="pt-PT"/>
         </w:rPr>
         <w:t xml:space="preserve">CLÁUSULA </w:t>
       </w:r>
-      <w:proofErr w:type="gramStart"/>
-      <w:r>
-        <w:rPr>
-          <w:rFonts w:ascii="Garamond" w:eastAsia="Garamond" w:hAnsi="Garamond" w:cs="Garamond"/>
-          <w:b/>
-          <w:bCs/>
-          <w:sz w:val="23"/>
-          <w:szCs w:val="23"/>
-          <w:highlight w:val="yellow"/>
-          <w:u w:val="single"/>
-          <w:lang w:val="es-MX"/>
-        </w:rPr>
-        <w:t xml:space="preserve">{{ </w:t>
-      </w:r>
-      <w:proofErr w:type="spellStart"/>
-      <w:r>
-        <w:rPr>
-          <w:rFonts w:ascii="Garamond" w:eastAsia="Garamond" w:hAnsi="Garamond" w:cs="Garamond"/>
-          <w:b/>
-          <w:bCs/>
-          <w:sz w:val="23"/>
-          <w:szCs w:val="23"/>
-          <w:highlight w:val="yellow"/>
-          <w:u w:val="single"/>
-          <w:lang w:val="es-MX"/>
-        </w:rPr>
-        <w:t>NUM</w:t>
-      </w:r>
-      <w:proofErr w:type="gramEnd"/>
-      <w:r>
-        <w:rPr>
-          <w:rFonts w:ascii="Garamond" w:eastAsia="Garamond" w:hAnsi="Garamond" w:cs="Garamond"/>
-          <w:b/>
-          <w:bCs/>
-          <w:sz w:val="23"/>
-          <w:szCs w:val="23"/>
-          <w:highlight w:val="yellow"/>
-          <w:u w:val="single"/>
-          <w:lang w:val="es-MX"/>
-        </w:rPr>
-        <w:t>_SEMI_EXCLUSIVIDAD|</w:t>
-      </w:r>
-      <w:proofErr w:type="gramStart"/>
-      <w:r>
-        <w:rPr>
-          <w:rFonts w:ascii="Garamond" w:eastAsia="Garamond" w:hAnsi="Garamond" w:cs="Garamond"/>
-          <w:b/>
-          <w:bCs/>
-          <w:sz w:val="23"/>
-          <w:szCs w:val="23"/>
-          <w:highlight w:val="yellow"/>
-          <w:u w:val="single"/>
-          <w:lang w:val="es-MX"/>
-        </w:rPr>
-        <w:t>upper</w:t>
-      </w:r>
-      <w:proofErr w:type="spellEnd"/>
-      <w:r>
-        <w:rPr>
-          <w:rFonts w:ascii="Garamond" w:eastAsia="Garamond" w:hAnsi="Garamond" w:cs="Garamond"/>
-          <w:b/>
-          <w:bCs/>
-          <w:sz w:val="23"/>
-          <w:szCs w:val="23"/>
-          <w:highlight w:val="yellow"/>
-          <w:u w:val="single"/>
-          <w:lang w:val="es-MX"/>
-        </w:rPr>
-        <w:t xml:space="preserve"> }</w:t>
-      </w:r>
-      <w:proofErr w:type="gramEnd"/>
-      <w:r>
-        <w:rPr>
-          <w:rFonts w:ascii="Garamond" w:eastAsia="Garamond" w:hAnsi="Garamond" w:cs="Garamond"/>
-          <w:b/>
-          <w:bCs/>
-          <w:sz w:val="23"/>
-          <w:szCs w:val="23"/>
-          <w:highlight w:val="yellow"/>
-          <w:u w:val="single"/>
-          <w:lang w:val="es-MX"/>
-        </w:rPr>
-        <w:t>}</w:t>
-      </w:r>
-      <w:r>
-        <w:rPr>
-          <w:rFonts w:ascii="Garamond" w:eastAsia="Garamond" w:hAnsi="Garamond" w:cs="Garamond"/>
-          <w:b/>
-          <w:bCs/>
-          <w:sz w:val="23"/>
-          <w:szCs w:val="23"/>
-          <w:u w:val="single"/>
-          <w:lang w:val="es-MX"/>
+      <w:r>
+        <w:rPr>
+          <w:rFonts w:ascii="Garamond" w:eastAsia="Garamond" w:hAnsi="Garamond" w:cs="Garamond"/>
+          <w:b/>
+          <w:bCs/>
+          <w:sz w:val="23"/>
+          <w:szCs w:val="23"/>
+          <w:highlight w:val="yellow"/>
+          <w:u w:val="single"/>
+          <w:lang w:val="pt-PT"/>
+        </w:rPr>
+        <w:t>{{ NUM_SEMI_EXCLUSIVIDAD|upper }}</w:t>
+      </w:r>
+      <w:r>
+        <w:rPr>
+          <w:rFonts w:ascii="Garamond" w:eastAsia="Garamond" w:hAnsi="Garamond" w:cs="Garamond"/>
+          <w:b/>
+          <w:bCs/>
+          <w:sz w:val="23"/>
+          <w:szCs w:val="23"/>
+          <w:u w:val="single"/>
+          <w:lang w:val="pt-PT"/>
         </w:rPr>
         <w:t>. - Semi Exclusividad.</w:t>
       </w:r>
       <w:r>
         <w:rPr>
           <w:rFonts w:ascii="Garamond" w:eastAsia="Garamond" w:hAnsi="Garamond" w:cs="Garamond"/>
-          <w:lang w:val="es-MX"/>
+          <w:lang w:val="pt-PT"/>
         </w:rPr>
         <w:t xml:space="preserve"> </w:t>
       </w:r>
@@ -8413,49 +8408,6 @@
           <w:highlight w:val="yellow"/>
           <w:lang w:val="es-MX"/>
         </w:rPr>
-        <w:t xml:space="preserve">{%p </w:t>
-      </w:r>
-      <w:proofErr w:type="spellStart"/>
-      <w:r>
-        <w:rPr>
-          <w:rFonts w:ascii="Garamond" w:eastAsia="Garamond" w:hAnsi="Garamond" w:cs="Garamond"/>
-          <w:sz w:val="23"/>
-          <w:szCs w:val="23"/>
-          <w:highlight w:val="yellow"/>
-          <w:lang w:val="es-MX"/>
-        </w:rPr>
-        <w:t>endif</w:t>
-      </w:r>
-      <w:proofErr w:type="spellEnd"/>
-      <w:r>
-        <w:rPr>
-          <w:rFonts w:ascii="Garamond" w:eastAsia="Garamond" w:hAnsi="Garamond" w:cs="Garamond"/>
-          <w:sz w:val="23"/>
-          <w:szCs w:val="23"/>
-          <w:highlight w:val="yellow"/>
-          <w:lang w:val="es-MX"/>
-        </w:rPr>
-        <w:t xml:space="preserve"> %}</w:t>
-      </w:r>
-    </w:p>
-    <w:p>
-      <w:pPr>
-        <w:jc w:val="both"/>
-        <w:rPr>
-          <w:rFonts w:ascii="Garamond" w:eastAsia="Garamond" w:hAnsi="Garamond" w:cs="Garamond"/>
-          <w:sz w:val="23"/>
-          <w:szCs w:val="23"/>
-          <w:lang w:val="es-MX"/>
-        </w:rPr>
-      </w:pPr>
-      <w:r>
-        <w:rPr>
-          <w:rFonts w:ascii="Garamond" w:eastAsia="Garamond" w:hAnsi="Garamond" w:cs="Garamond"/>
-          <w:sz w:val="23"/>
-          <w:szCs w:val="23"/>
-          <w:highlight w:val="yellow"/>
-          <w:u w:val="single"/>
-        </w:rPr>
         <w:lastRenderedPageBreak/>
         <w:t xml:space="preserve">{%p </w:t>
       </w:r>
@@ -8466,6 +8418,49 @@
           <w:sz w:val="23"/>
           <w:szCs w:val="23"/>
           <w:highlight w:val="yellow"/>
+          <w:lang w:val="es-MX"/>
+        </w:rPr>
+        <w:t>endif</w:t>
+      </w:r>
+      <w:proofErr w:type="spellEnd"/>
+      <w:r>
+        <w:rPr>
+          <w:rFonts w:ascii="Garamond" w:eastAsia="Garamond" w:hAnsi="Garamond" w:cs="Garamond"/>
+          <w:sz w:val="23"/>
+          <w:szCs w:val="23"/>
+          <w:highlight w:val="yellow"/>
+          <w:lang w:val="es-MX"/>
+        </w:rPr>
+        <w:t xml:space="preserve"> %}</w:t>
+      </w:r>
+    </w:p>
+    <w:p>
+      <w:pPr>
+        <w:jc w:val="both"/>
+        <w:rPr>
+          <w:rFonts w:ascii="Garamond" w:eastAsia="Garamond" w:hAnsi="Garamond" w:cs="Garamond"/>
+          <w:sz w:val="23"/>
+          <w:szCs w:val="23"/>
+          <w:lang w:val="es-MX"/>
+        </w:rPr>
+      </w:pPr>
+      <w:r>
+        <w:rPr>
+          <w:rFonts w:ascii="Garamond" w:eastAsia="Garamond" w:hAnsi="Garamond" w:cs="Garamond"/>
+          <w:sz w:val="23"/>
+          <w:szCs w:val="23"/>
+          <w:highlight w:val="yellow"/>
+          <w:u w:val="single"/>
+        </w:rPr>
+        <w:t xml:space="preserve">{%p </w:t>
+      </w:r>
+      <w:proofErr w:type="spellStart"/>
+      <w:r>
+        <w:rPr>
+          <w:rFonts w:ascii="Garamond" w:eastAsia="Garamond" w:hAnsi="Garamond" w:cs="Garamond"/>
+          <w:sz w:val="23"/>
+          <w:szCs w:val="23"/>
+          <w:highlight w:val="yellow"/>
           <w:u w:val="single"/>
         </w:rPr>
         <w:t>if</w:t>
@@ -9185,14 +9180,14 @@
           <w:rFonts w:ascii="Garamond" w:eastAsia="Garamond" w:hAnsi="Garamond" w:cs="Garamond"/>
         </w:rPr>
         <w:br/>
-        <w:t xml:space="preserve">El Aliado se obliga a ejecutar el Bono de Mercadotecnia exclusivamente en actividades de promoción dentro y fuera de la Plataforma Rappi, garantizando que estén dirigidas única y exclusivamente a incrementar sus ventas a través de la Plataforma Rappi. Para que el Aliado Comercial pueda demostrar y acreditar ante Rappi la correcta aplicación del Bono de Mercadotecnia, deberá demostrar que todo anuncio, promoción, publicación o campaña publicitaria (física o digital) financiada total o parcialmente con el Bono de Mercadotecnia, mencione de manera expresa y clara la disponibilidad de los Productos a través de la Plataforma Rappi, y estar orientadas al incremento de las ventas del Aliado Comercial a través </w:t>
+        <w:t xml:space="preserve">El Aliado se obliga a ejecutar el Bono de Mercadotecnia exclusivamente en actividades de promoción dentro y fuera de la Plataforma Rappi, garantizando que estén dirigidas única y exclusivamente a incrementar sus ventas a través de la Plataforma Rappi. Para que el Aliado Comercial pueda demostrar y acreditar ante Rappi la correcta aplicación del Bono de Mercadotecnia, deberá demostrar que todo anuncio, promoción, publicación o campaña publicitaria (física o digital) financiada total o parcialmente con el Bono de Mercadotecnia, mencione de manera expresa y clara la disponibilidad de los Productos a </w:t>
       </w:r>
       <w:r>
         <w:rPr>
           <w:rFonts w:ascii="Garamond" w:eastAsia="Garamond" w:hAnsi="Garamond" w:cs="Garamond"/>
         </w:rPr>
         <w:lastRenderedPageBreak/>
-        <w:t xml:space="preserve">de la misma; lo anterior sujetándose a los lineamientos de uso de marca que Rappi le comunique y a la aprobación previa de los materiales por parte de Rappi. </w:t>
+        <w:t xml:space="preserve">través de la Plataforma Rappi, y estar orientadas al incremento de las ventas del Aliado Comercial a través de la misma; lo anterior sujetándose a los lineamientos de uso de marca que Rappi le comunique y a la aprobación previa de los materiales por parte de Rappi. </w:t>
       </w:r>
       <w:r>
         <w:rPr>
@@ -9901,14 +9896,14 @@
         <w:rPr>
           <w:rFonts w:ascii="Garamond" w:eastAsia="Garamond" w:hAnsi="Garamond" w:cs="Garamond"/>
         </w:rPr>
-        <w:t xml:space="preserve">”). Este Periodo de Amortización aplicará para todos los Establecimientos de Comercio y/o Cocinas Ocultas operados por el Aliado Comercial en términos </w:t>
+        <w:t xml:space="preserve">”). Este Periodo de Amortización aplicará para todos </w:t>
       </w:r>
       <w:r>
         <w:rPr>
           <w:rFonts w:ascii="Garamond" w:eastAsia="Garamond" w:hAnsi="Garamond" w:cs="Garamond"/>
         </w:rPr>
         <w:lastRenderedPageBreak/>
-        <w:t xml:space="preserve">del presente Acuerdo, por lo que, si la Vigencia Inicial del Acuerdo fuera inferior a dicho Periodo de Amortización, la vigencia del Acuerdo se entenderá automáticamente prorrogada por el tiempo necesario para completar el Periodo de Amortización de cada Establecimiento de Comercio y/o Cocina Oculta que se hayan </w:t>
+        <w:t xml:space="preserve">los Establecimientos de Comercio y/o Cocinas Ocultas operados por el Aliado Comercial en términos del presente Acuerdo, por lo que, si la Vigencia Inicial del Acuerdo fuera inferior a dicho Periodo de Amortización, la vigencia del Acuerdo se entenderá automáticamente prorrogada por el tiempo necesario para completar el Periodo de Amortización de cada Establecimiento de Comercio y/o Cocina Oculta que se hayan </w:t>
       </w:r>
       <w:proofErr w:type="spellStart"/>
       <w:r>
@@ -10649,14 +10644,14 @@
         <w:rPr>
           <w:rFonts w:ascii="Garamond" w:eastAsia="Garamond" w:hAnsi="Garamond" w:cs="Garamond"/>
         </w:rPr>
-        <w:t xml:space="preserve">”). Este Periodo de Amortización aplicará para todos los Establecimientos de Comercio y/o Cocinas Ocultas operados por el Aliado Comercial en términos del presente Acuerdo, por lo que, si la Vigencia Inicial del Acuerdo fuera inferior </w:t>
+        <w:t xml:space="preserve">”). Este Periodo de Amortización aplicará para todos los Establecimientos de Comercio y/o Cocinas Ocultas operados por el Aliado </w:t>
       </w:r>
       <w:r>
         <w:rPr>
           <w:rFonts w:ascii="Garamond" w:eastAsia="Garamond" w:hAnsi="Garamond" w:cs="Garamond"/>
         </w:rPr>
         <w:lastRenderedPageBreak/>
-        <w:t xml:space="preserve">a dicho Periodo de Amortización, la vigencia se entenderá automáticamente prorrogada por el tiempo necesario para completar el Periodo de Amortización de cada Establecimiento de Comercio y/o Cocina Oculta que se hayan </w:t>
+        <w:t xml:space="preserve">Comercial en términos del presente Acuerdo, por lo que, si la Vigencia Inicial del Acuerdo fuera inferior a dicho Periodo de Amortización, la vigencia se entenderá automáticamente prorrogada por el tiempo necesario para completar el Periodo de Amortización de cada Establecimiento de Comercio y/o Cocina Oculta que se hayan </w:t>
       </w:r>
       <w:proofErr w:type="spellStart"/>
       <w:r>
@@ -11158,14 +11153,14 @@
         <w:rPr>
           <w:rFonts w:ascii="Garamond" w:eastAsia="Garamond" w:hAnsi="Garamond" w:cs="Garamond"/>
         </w:rPr>
-        <w:t xml:space="preserve"> pesos 00/100 Moneda Nacional). El Fondo de Mercadotecnia podrá utilizarse en publicidad dentro o fuera de la Plataforma Rappi, siendo este administrado y ejecutado a discreción de Rappi. El Aliado podrá acceder a las métricas de sus </w:t>
+        <w:t xml:space="preserve"> pesos 00/100 Moneda Nacional). El Fondo de Mercadotecnia podrá utilizarse en publicidad dentro o fuera de la Plataforma Rappi, siendo este </w:t>
       </w:r>
       <w:r>
         <w:rPr>
           <w:rFonts w:ascii="Garamond" w:eastAsia="Garamond" w:hAnsi="Garamond" w:cs="Garamond"/>
         </w:rPr>
         <w:lastRenderedPageBreak/>
-        <w:t xml:space="preserve">Establecimientos de Comercio en todo momento a través de Portal </w:t>
+        <w:t xml:space="preserve">administrado y ejecutado a discreción de Rappi. El Aliado podrá acceder a las métricas de sus Establecimientos de Comercio en todo momento a través de Portal </w:t>
       </w:r>
       <w:proofErr w:type="spellStart"/>
       <w:r>
@@ -11763,7 +11758,14 @@
           <w:rFonts w:ascii="Garamond" w:eastAsia="Garamond" w:hAnsi="Garamond" w:cs="Garamond"/>
         </w:rPr>
         <w:br/>
-        <w:t>Rappi no cobrará ningún interés ni costo financiero sobre la Línea de Crédito NA durante los primeros 12 (doce) meses contados a partir del desembolso realizado por Rappi. Se aclara que para el caso de que no se haya liquidado la totalidad de la deuda tras dicho periodo, Rappi cobrará un interés anual, calculado a razón de la Tasa de Interés Interbancaria de Equilibrio (TIIE) vigente al momento de la determinación.</w:t>
+        <w:t xml:space="preserve">Rappi no cobrará ningún interés ni costo financiero sobre la Línea de Crédito NA durante los primeros 12 (doce) meses contados a partir del desembolso realizado por Rappi. Se aclara que para el caso de que no se haya liquidado la totalidad de la deuda tras dicho periodo, Rappi cobrará un interés anual, calculado </w:t>
+      </w:r>
+      <w:r>
+        <w:rPr>
+          <w:rFonts w:ascii="Garamond" w:eastAsia="Garamond" w:hAnsi="Garamond" w:cs="Garamond"/>
+        </w:rPr>
+        <w:lastRenderedPageBreak/>
+        <w:t>a razón de la Tasa de Interés Interbancaria de Equilibrio (TIIE) vigente al momento de la determinación.</w:t>
       </w:r>
       <w:r>
         <w:rPr>
@@ -11775,7 +11777,6 @@
         <w:rPr>
           <w:rFonts w:ascii="Garamond" w:eastAsia="Garamond" w:hAnsi="Garamond" w:cs="Garamond"/>
         </w:rPr>
-        <w:lastRenderedPageBreak/>
         <w:br/>
         <w:t>El Aliado acepta y reconoce que deberá de sacar en paz y a salvo a Rappi de cualquier sanción fiscal y financiera que, en su caso, las autoridades tributarias pudieren imponer al Aliado con respecto a la Línea de Crédito NA establecida en la presente Cláusula.</w:t>
       </w:r>
@@ -12595,7 +12596,14 @@
         <w:rPr>
           <w:rFonts w:ascii="Garamond" w:eastAsia="Garamond" w:hAnsi="Garamond" w:cs="Garamond"/>
         </w:rPr>
-        <w:t xml:space="preserve">El Aliado Comercial declara y garantiza que es legítimo titular, licenciatario, o se encuentra debidamente autorizado por los titulares correspondientes, para usar, explotar y permitir la exhibición de la Marca en los Estados Unidos Mexicanos, entendiéndose que tiene todos los derechos para exhibir, ofrecer y comercializar Productos identificados con dicha Marca, por medio de la Plataforma Rappi.  </w:t>
+        <w:t xml:space="preserve">El Aliado Comercial declara y garantiza que es legítimo titular, licenciatario, o se encuentra debidamente autorizado por los titulares correspondientes, para usar, explotar y permitir la exhibición de la Marca en los Estados Unidos Mexicanos, entendiéndose que tiene todos los derechos para exhibir, ofrecer y comercializar Productos identificados con dicha Marca, por </w:t>
+      </w:r>
+      <w:r>
+        <w:rPr>
+          <w:rFonts w:ascii="Garamond" w:eastAsia="Garamond" w:hAnsi="Garamond" w:cs="Garamond"/>
+        </w:rPr>
+        <w:lastRenderedPageBreak/>
+        <w:t xml:space="preserve">medio de la Plataforma Rappi.  </w:t>
       </w:r>
     </w:p>
     <w:p>
@@ -12983,14 +12991,8 @@
         <w:rPr>
           <w:rFonts w:ascii="Garamond" w:eastAsia="Garamond" w:hAnsi="Garamond" w:cs="Garamond"/>
         </w:rPr>
-        <w:t xml:space="preserve">El Aliado Comercial declara que cuenta con los medios suficientes para brindar un nivel de seguridad </w:t>
-      </w:r>
-      <w:r>
-        <w:rPr>
-          <w:rFonts w:ascii="Garamond" w:eastAsia="Garamond" w:hAnsi="Garamond" w:cs="Garamond"/>
-        </w:rPr>
         <w:lastRenderedPageBreak/>
-        <w:t xml:space="preserve">adecuado a la información y a los datos a los que acceda el Aliado Comercial con ocasión a la ejecución del presente Acuerdo de Cooperación. En particular, el Aliado Comercial se obliga a: </w:t>
+        <w:t xml:space="preserve">El Aliado Comercial declara que cuenta con los medios suficientes para brindar un nivel de seguridad adecuado a la información y a los datos a los que acceda el Aliado Comercial con ocasión a la ejecución del presente Acuerdo de Cooperación. En particular, el Aliado Comercial se obliga a: </w:t>
       </w:r>
       <w:r>
         <w:rPr>
@@ -13881,14 +13883,14 @@
         <w:rPr>
           <w:rFonts w:ascii="Garamond" w:eastAsia="Garamond" w:hAnsi="Garamond" w:cs="Garamond"/>
         </w:rPr>
-        <w:t xml:space="preserve">Toda controversia o diferencia generada con ocasión del presente Acuerdo de Cooperación o su ejecución, se intentará </w:t>
+        <w:t xml:space="preserve">Toda controversia </w:t>
       </w:r>
       <w:r>
         <w:rPr>
           <w:rFonts w:ascii="Garamond" w:eastAsia="Garamond" w:hAnsi="Garamond" w:cs="Garamond"/>
         </w:rPr>
         <w:lastRenderedPageBreak/>
-        <w:t>resolver en primera instancia mediante arreglo directo entre las Partes. Si transcurridos 30 (treinta) días calendario de surgida la controversia ésta no se ha resuelto, las Partes se someterán a los tribunales de la jurisdicción de la Ciudad de México, renunciando expresamente a cualquier otra jurisdicción que pudiera corresponderles en razón de sus domicilios presentes o futuros.</w:t>
+        <w:t>o diferencia generada con ocasión del presente Acuerdo de Cooperación o su ejecución, se intentará resolver en primera instancia mediante arreglo directo entre las Partes. Si transcurridos 30 (treinta) días calendario de surgida la controversia ésta no se ha resuelto, las Partes se someterán a los tribunales de la jurisdicción de la Ciudad de México, renunciando expresamente a cualquier otra jurisdicción que pudiera corresponderles en razón de sus domicilios presentes o futuros.</w:t>
       </w:r>
     </w:p>
     <w:p>
@@ -14476,14 +14478,14 @@
         <w:rPr>
           <w:rFonts w:ascii="Garamond" w:eastAsia="Garamond" w:hAnsi="Garamond" w:cs="Garamond"/>
         </w:rPr>
-        <w:t xml:space="preserve">En el caso en el que alguna disposición de este Acuerdo de Cooperación fuera considerada nula, ilegal o no exigible, la validez, legalidad y </w:t>
+        <w:t xml:space="preserve">En el caso en el que alguna disposición de </w:t>
       </w:r>
       <w:r>
         <w:rPr>
           <w:rFonts w:ascii="Garamond" w:eastAsia="Garamond" w:hAnsi="Garamond" w:cs="Garamond"/>
         </w:rPr>
         <w:lastRenderedPageBreak/>
-        <w:t xml:space="preserve">exigibilidad del resto de las disposiciones no se verá afectada o limitada en forma alguna. La falta o demora de cualquiera de las Partes en ejercer cualquiera de las facultades o derechos consagrados en el presente Acuerdo de Cooperación, o a exigir su cumplimiento, no se interpretará como una renuncia a dichos derechos o facultades ni afectará la validez total o parcial del presente Acuerdo de Cooperación, ni el derecho de la respectiva Parte de ejercer posteriormente tales facultades o derechos, salvo disposición legal o contractual en contrario. </w:t>
+        <w:t xml:space="preserve">este Acuerdo de Cooperación fuera considerada nula, ilegal o no exigible, la validez, legalidad y exigibilidad del resto de las disposiciones no se verá afectada o limitada en forma alguna. La falta o demora de cualquiera de las Partes en ejercer cualquiera de las facultades o derechos consagrados en el presente Acuerdo de Cooperación, o a exigir su cumplimiento, no se interpretará como una renuncia a dichos derechos o facultades ni afectará la validez total o parcial del presente Acuerdo de Cooperación, ni el derecho de la respectiva Parte de ejercer posteriormente tales facultades o derechos, salvo disposición legal o contractual en contrario. </w:t>
       </w:r>
     </w:p>
     <w:p>
@@ -15207,7 +15209,14 @@
         <w:rPr>
           <w:rFonts w:ascii="Garamond" w:eastAsia="Garamond" w:hAnsi="Garamond" w:cs="Garamond"/>
         </w:rPr>
-        <w:t xml:space="preserve">Cualquier cambio de dirección de notificaciones o de las personas encargadas de coordinar el Acuerdo de Cooperación, deberá ser notificada con una antelación de 5 (cinco) días hábiles a la otra Parte. </w:t>
+        <w:t xml:space="preserve">Cualquier cambio de dirección de notificaciones o de las personas encargadas de coordinar el Acuerdo de Cooperación, deberá ser notificada con una antelación de 5 (cinco) días hábiles a la </w:t>
+      </w:r>
+      <w:r>
+        <w:rPr>
+          <w:rFonts w:ascii="Garamond" w:eastAsia="Garamond" w:hAnsi="Garamond" w:cs="Garamond"/>
+        </w:rPr>
+        <w:lastRenderedPageBreak/>
+        <w:t xml:space="preserve">otra Parte. </w:t>
       </w:r>
     </w:p>
     <w:p>
@@ -15615,14 +15624,14 @@
         <w:rPr>
           <w:rFonts w:ascii="Garamond" w:eastAsia="Garamond" w:hAnsi="Garamond" w:cs="Garamond"/>
         </w:rPr>
-        <w:t xml:space="preserve">Las Partes declaran que sus ingresos provienen de actividades lícitas, que no se encuentran incluidas en listas para el control de lavado de activos y financiación del terrorismo, administradas por cualquier autoridad nacional o extranjera, y que, en consecuencia, se obligan a responder por todos los daños y/o perjuicios que llegasen a causar como consecuencia de esta afirmación. Conforme a lo anterior, cualquiera de las Partes podrá terminar el presente Acuerdo de Cooperación en el caso en el que la otra Parte sea incluida en la lista de la Oficina de Control de Activos en el Exterior – OFAC emitida por la Oficina del Tesoro de los Estados Unidos de Norte América, la lista de la Organización de las Naciones Unidas y otras listas públicas relacionadas con el tema de lavado </w:t>
+        <w:t xml:space="preserve">Las Partes declaran que sus ingresos provienen de actividades lícitas, que no se encuentran incluidas en listas para el control de lavado de activos y financiación del terrorismo, administradas por cualquier autoridad nacional o extranjera, y que, en consecuencia, se obligan a responder por todos los daños y/o perjuicios que llegasen a causar como consecuencia de esta afirmación. Conforme a lo anterior, cualquiera de las Partes podrá terminar el presente Acuerdo de Cooperación en el caso en el que la otra Parte sea incluida en la lista de la Oficina de Control de Activos en el Exterior – OFAC emitida por la Oficina del Tesoro de los Estados Unidos de Norte América, la lista de la </w:t>
       </w:r>
       <w:r>
         <w:rPr>
           <w:rFonts w:ascii="Garamond" w:eastAsia="Garamond" w:hAnsi="Garamond" w:cs="Garamond"/>
         </w:rPr>
         <w:lastRenderedPageBreak/>
-        <w:t xml:space="preserve">de activos y financiación del terrorismo. </w:t>
+        <w:t xml:space="preserve">Organización de las Naciones Unidas y otras listas públicas relacionadas con el tema de lavado de activos y financiación del terrorismo. </w:t>
       </w:r>
     </w:p>
     <w:p>
@@ -16074,14 +16083,14 @@
         <w:rPr>
           <w:rFonts w:ascii="Garamond" w:eastAsia="Garamond" w:hAnsi="Garamond" w:cs="Garamond"/>
         </w:rPr>
-        <w:t xml:space="preserve">Las Partes, de manera expresa, se comprometen y obligan a cumplir con la Ley Aplicable de los Estados Unidos Mexicanos y la ley internacional vigente, relacionada, directa o indirectamente, con la ejecución del presente Acuerdo de Cooperación. Cada Parte se compromete a reportar a la otra Parte cualquier incumplimiento del presente numeral dentro de los 2 (dos) días hábiles siguientes al incumplimiento, con el fin de que la otra </w:t>
+        <w:t xml:space="preserve">Las Partes, de manera expresa, se comprometen y obligan a cumplir con la Ley Aplicable de los Estados Unidos Mexicanos y la ley internacional vigente, relacionada, directa o indirectamente, con la ejecución del presente Acuerdo de Cooperación. Cada Parte se compromete a reportar a la otra Parte cualquier incumplimiento del presente </w:t>
       </w:r>
       <w:r>
         <w:rPr>
           <w:rFonts w:ascii="Garamond" w:eastAsia="Garamond" w:hAnsi="Garamond" w:cs="Garamond"/>
         </w:rPr>
         <w:lastRenderedPageBreak/>
-        <w:t xml:space="preserve">Parte pueda llevar a cabo las acciones respectivas para salvaguardar su operación y derechos. </w:t>
+        <w:t xml:space="preserve">numeral dentro de los 2 (dos) días hábiles siguientes al incumplimiento, con el fin de que la otra Parte pueda llevar a cabo las acciones respectivas para salvaguardar su operación y derechos. </w:t>
       </w:r>
     </w:p>
     <w:p>

--- a/formatos/New_draft/acuerdo_con_ads_persona_fisica.docx
+++ b/formatos/New_draft/acuerdo_con_ads_persona_fisica.docx
@@ -128,7 +128,6 @@
           <w:bCs/>
           <w:sz w:val="23"/>
           <w:szCs w:val="23"/>
-          <w:highlight w:val="yellow"/>
         </w:rPr>
         <w:t>{{ RAZÓN_SOCIAL_ENCABEZADO }}</w:t>
       </w:r>
@@ -541,7 +540,6 @@
           <w:rFonts w:ascii="Garamond" w:eastAsia="Garamond" w:hAnsi="Garamond" w:cs="Garamond"/>
           <w:sz w:val="23"/>
           <w:szCs w:val="23"/>
-          <w:highlight w:val="yellow"/>
         </w:rPr>
         <w:t xml:space="preserve">{{ </w:t>
       </w:r>
@@ -551,7 +549,6 @@
           <w:rFonts w:ascii="Garamond" w:eastAsia="Garamond" w:hAnsi="Garamond" w:cs="Garamond"/>
           <w:sz w:val="23"/>
           <w:szCs w:val="23"/>
-          <w:highlight w:val="yellow"/>
         </w:rPr>
         <w:t>RFC</w:t>
       </w:r>
@@ -561,7 +558,6 @@
           <w:rFonts w:ascii="Garamond" w:eastAsia="Garamond" w:hAnsi="Garamond" w:cs="Garamond"/>
           <w:sz w:val="23"/>
           <w:szCs w:val="23"/>
-          <w:highlight w:val="yellow"/>
         </w:rPr>
         <w:t>|</w:t>
       </w:r>
@@ -571,7 +567,6 @@
           <w:rFonts w:ascii="Garamond" w:eastAsia="Garamond" w:hAnsi="Garamond" w:cs="Garamond"/>
           <w:sz w:val="23"/>
           <w:szCs w:val="23"/>
-          <w:highlight w:val="yellow"/>
         </w:rPr>
         <w:t>upper</w:t>
       </w:r>
@@ -581,7 +576,6 @@
           <w:rFonts w:ascii="Garamond" w:eastAsia="Garamond" w:hAnsi="Garamond" w:cs="Garamond"/>
           <w:sz w:val="23"/>
           <w:szCs w:val="23"/>
-          <w:highlight w:val="yellow"/>
         </w:rPr>
         <w:t xml:space="preserve"> }</w:t>
       </w:r>
@@ -591,17 +585,8 @@
           <w:rFonts w:ascii="Garamond" w:eastAsia="Garamond" w:hAnsi="Garamond" w:cs="Garamond"/>
           <w:sz w:val="23"/>
           <w:szCs w:val="23"/>
-          <w:highlight w:val="yellow"/>
-        </w:rPr>
-        <w:t>}</w:t>
-      </w:r>
-      <w:r>
-        <w:rPr>
-          <w:rFonts w:ascii="Garamond" w:eastAsia="Garamond" w:hAnsi="Garamond" w:cs="Garamond"/>
-          <w:sz w:val="23"/>
-          <w:szCs w:val="23"/>
-        </w:rPr>
-        <w:t>.</w:t>
+        </w:rPr>
+        <w:t>}.</w:t>
       </w:r>
       <w:r>
         <w:rPr>
@@ -655,7 +640,6 @@
           <w:rFonts w:ascii="Garamond" w:eastAsia="Garamond" w:hAnsi="Garamond" w:cs="Garamond"/>
           <w:sz w:val="23"/>
           <w:szCs w:val="23"/>
-          <w:highlight w:val="yellow"/>
         </w:rPr>
         <w:t>{{ DIRECCIÓN</w:t>
       </w:r>
@@ -665,17 +649,8 @@
           <w:rFonts w:ascii="Garamond" w:eastAsia="Garamond" w:hAnsi="Garamond" w:cs="Garamond"/>
           <w:sz w:val="23"/>
           <w:szCs w:val="23"/>
-          <w:highlight w:val="yellow"/>
-        </w:rPr>
-        <w:t xml:space="preserve"> }}</w:t>
-      </w:r>
-      <w:r>
-        <w:rPr>
-          <w:rFonts w:ascii="Garamond" w:eastAsia="Garamond" w:hAnsi="Garamond" w:cs="Garamond"/>
-          <w:sz w:val="23"/>
-          <w:szCs w:val="23"/>
-        </w:rPr>
-        <w:t>.</w:t>
+        </w:rPr>
+        <w:t xml:space="preserve"> }}.</w:t>
       </w:r>
     </w:p>
     <w:p>
@@ -2542,7 +2517,6 @@
           <w:rFonts w:ascii="Garamond" w:eastAsia="Garamond" w:hAnsi="Garamond" w:cs="Garamond"/>
           <w:sz w:val="23"/>
           <w:szCs w:val="23"/>
-          <w:highlight w:val="yellow"/>
         </w:rPr>
         <w:t xml:space="preserve">{{ </w:t>
       </w:r>
@@ -2552,7 +2526,6 @@
           <w:rFonts w:ascii="Garamond" w:eastAsia="Garamond" w:hAnsi="Garamond" w:cs="Garamond"/>
           <w:sz w:val="23"/>
           <w:szCs w:val="23"/>
-          <w:highlight w:val="yellow"/>
         </w:rPr>
         <w:t>MARCA</w:t>
       </w:r>
@@ -2562,7 +2535,6 @@
           <w:rFonts w:ascii="Garamond" w:eastAsia="Garamond" w:hAnsi="Garamond" w:cs="Garamond"/>
           <w:sz w:val="23"/>
           <w:szCs w:val="23"/>
-          <w:highlight w:val="yellow"/>
         </w:rPr>
         <w:t>|</w:t>
       </w:r>
@@ -2572,7 +2544,6 @@
           <w:rFonts w:ascii="Garamond" w:eastAsia="Garamond" w:hAnsi="Garamond" w:cs="Garamond"/>
           <w:sz w:val="23"/>
           <w:szCs w:val="23"/>
-          <w:highlight w:val="yellow"/>
         </w:rPr>
         <w:t>title</w:t>
       </w:r>
@@ -2582,7 +2553,6 @@
           <w:rFonts w:ascii="Garamond" w:eastAsia="Garamond" w:hAnsi="Garamond" w:cs="Garamond"/>
           <w:sz w:val="23"/>
           <w:szCs w:val="23"/>
-          <w:highlight w:val="yellow"/>
         </w:rPr>
         <w:t xml:space="preserve"> }</w:t>
       </w:r>
@@ -2592,7 +2562,6 @@
           <w:rFonts w:ascii="Garamond" w:eastAsia="Garamond" w:hAnsi="Garamond" w:cs="Garamond"/>
           <w:sz w:val="23"/>
           <w:szCs w:val="23"/>
-          <w:highlight w:val="yellow"/>
         </w:rPr>
         <w:t>}</w:t>
       </w:r>
@@ -3393,7 +3362,6 @@
           <w:rFonts w:ascii="Garamond" w:eastAsia="Garamond" w:hAnsi="Garamond" w:cs="Garamond"/>
           <w:sz w:val="23"/>
           <w:szCs w:val="23"/>
-          <w:highlight w:val="yellow"/>
         </w:rPr>
         <w:t>{{ N_ADS }}</w:t>
       </w:r>
@@ -3408,7 +3376,6 @@
           <w:rFonts w:ascii="Garamond" w:eastAsia="Garamond" w:hAnsi="Garamond" w:cs="Garamond"/>
           <w:sz w:val="23"/>
           <w:szCs w:val="23"/>
-          <w:highlight w:val="yellow"/>
         </w:rPr>
         <w:t>{{ VALOR_ADS }}</w:t>
       </w:r>
@@ -3452,19 +3419,11 @@
         <w:rPr>
           <w:rFonts w:ascii="Garamond" w:eastAsia="Garamond" w:hAnsi="Garamond" w:cs="Garamond"/>
         </w:rPr>
-        <w:t xml:space="preserve"> </w:t>
-      </w:r>
-      <w:r>
-        <w:rPr>
-          <w:rFonts w:ascii="Garamond" w:eastAsia="Garamond" w:hAnsi="Garamond" w:cs="Garamond"/>
-          <w:highlight w:val="yellow"/>
-        </w:rPr>
-        <w:t xml:space="preserve">{% elif </w:t>
-      </w:r>
-      <w:r>
-        <w:rPr>
-          <w:rFonts w:ascii="Garamond" w:eastAsia="Garamond" w:hAnsi="Garamond" w:cs="Garamond"/>
-          <w:highlight w:val="yellow"/>
+        <w:t xml:space="preserve"> {% elif </w:t>
+      </w:r>
+      <w:r>
+        <w:rPr>
+          <w:rFonts w:ascii="Garamond" w:eastAsia="Garamond" w:hAnsi="Garamond" w:cs="Garamond"/>
         </w:rPr>
         <w:lastRenderedPageBreak/>
         <w:t>tipo_ads == 'aliado_y_rappi' %}</w:t>
@@ -3499,7 +3458,6 @@
       <w:r>
         <w:rPr>
           <w:rFonts w:ascii="Garamond" w:eastAsia="Garamond" w:hAnsi="Garamond" w:cs="Garamond"/>
-          <w:highlight w:val="yellow"/>
           <w:lang w:val="es-ES"/>
         </w:rPr>
         <w:t>{{ N</w:t>
@@ -3508,7 +3466,6 @@
       <w:r>
         <w:rPr>
           <w:rFonts w:ascii="Garamond" w:eastAsia="Garamond" w:hAnsi="Garamond" w:cs="Garamond"/>
-          <w:highlight w:val="yellow"/>
           <w:lang w:val="es-ES"/>
         </w:rPr>
         <w:t>_</w:t>
@@ -3517,7 +3474,6 @@
       <w:r>
         <w:rPr>
           <w:rFonts w:ascii="Garamond" w:eastAsia="Garamond" w:hAnsi="Garamond" w:cs="Garamond"/>
-          <w:highlight w:val="yellow"/>
           <w:lang w:val="es-ES"/>
         </w:rPr>
         <w:t>ADS }</w:t>
@@ -3526,32 +3482,1096 @@
       <w:r>
         <w:rPr>
           <w:rFonts w:ascii="Garamond" w:eastAsia="Garamond" w:hAnsi="Garamond" w:cs="Garamond"/>
-          <w:highlight w:val="yellow"/>
           <w:lang w:val="es-ES"/>
         </w:rPr>
+        <w:t>} % (</w:t>
+      </w:r>
+      <w:proofErr w:type="gramStart"/>
+      <w:r>
+        <w:rPr>
+          <w:rFonts w:ascii="Garamond" w:eastAsia="Garamond" w:hAnsi="Garamond" w:cs="Garamond"/>
+          <w:lang w:val="es-ES"/>
+        </w:rPr>
+        <w:t>{{ VALOR</w:t>
+      </w:r>
+      <w:proofErr w:type="gramEnd"/>
+      <w:r>
+        <w:rPr>
+          <w:rFonts w:ascii="Garamond" w:eastAsia="Garamond" w:hAnsi="Garamond" w:cs="Garamond"/>
+          <w:lang w:val="es-ES"/>
+        </w:rPr>
+        <w:t>_</w:t>
+      </w:r>
+      <w:proofErr w:type="gramStart"/>
+      <w:r>
+        <w:rPr>
+          <w:rFonts w:ascii="Garamond" w:eastAsia="Garamond" w:hAnsi="Garamond" w:cs="Garamond"/>
+          <w:lang w:val="es-ES"/>
+        </w:rPr>
+        <w:t>ADS }</w:t>
+      </w:r>
+      <w:proofErr w:type="gramEnd"/>
+      <w:r>
+        <w:rPr>
+          <w:rFonts w:ascii="Garamond" w:eastAsia="Garamond" w:hAnsi="Garamond" w:cs="Garamond"/>
+          <w:lang w:val="es-ES"/>
+        </w:rPr>
+        <w:t>})</w:t>
+      </w:r>
+      <w:r>
+        <w:rPr>
+          <w:rFonts w:ascii="Garamond" w:eastAsia="Garamond" w:hAnsi="Garamond" w:cs="Garamond"/>
+        </w:rPr>
+        <w:t xml:space="preserve"> de sus ventas totales en la Plataforma Rappi del mes anterior y Rappi realizará una inversión mensual en </w:t>
+      </w:r>
+      <w:proofErr w:type="spellStart"/>
+      <w:r>
+        <w:rPr>
+          <w:rFonts w:ascii="Garamond" w:eastAsia="Garamond" w:hAnsi="Garamond" w:cs="Garamond"/>
+        </w:rPr>
+        <w:t>Ads</w:t>
+      </w:r>
+      <w:proofErr w:type="spellEnd"/>
+      <w:r>
+        <w:rPr>
+          <w:rFonts w:ascii="Garamond" w:eastAsia="Garamond" w:hAnsi="Garamond" w:cs="Garamond"/>
+        </w:rPr>
+        <w:t xml:space="preserve"> </w:t>
+      </w:r>
+      <w:r>
+        <w:rPr>
+          <w:rFonts w:ascii="Garamond" w:eastAsia="Garamond" w:hAnsi="Garamond" w:cs="Garamond"/>
+        </w:rPr>
+        <w:t xml:space="preserve">equivalente al </w:t>
+      </w:r>
+      <w:proofErr w:type="gramStart"/>
+      <w:r>
+        <w:rPr>
+          <w:rFonts w:ascii="Garamond" w:eastAsia="Garamond" w:hAnsi="Garamond" w:cs="Garamond"/>
+        </w:rPr>
+        <w:t>{{ N</w:t>
+      </w:r>
+      <w:proofErr w:type="gramEnd"/>
+      <w:r>
+        <w:rPr>
+          <w:rFonts w:ascii="Garamond" w:eastAsia="Garamond" w:hAnsi="Garamond" w:cs="Garamond"/>
+        </w:rPr>
+        <w:t>_ADS_</w:t>
+      </w:r>
+      <w:proofErr w:type="gramStart"/>
+      <w:r>
+        <w:rPr>
+          <w:rFonts w:ascii="Garamond" w:eastAsia="Garamond" w:hAnsi="Garamond" w:cs="Garamond"/>
+        </w:rPr>
+        <w:t>RAPPI }}</w:t>
+      </w:r>
+      <w:r>
+        <w:rPr>
+          <w:rFonts w:ascii="Garamond" w:eastAsia="Garamond" w:hAnsi="Garamond" w:cs="Garamond"/>
+        </w:rPr>
+        <w:t>%</w:t>
+      </w:r>
+      <w:proofErr w:type="gramEnd"/>
+      <w:r>
+        <w:rPr>
+          <w:rFonts w:ascii="Garamond" w:eastAsia="Garamond" w:hAnsi="Garamond" w:cs="Garamond"/>
+        </w:rPr>
+        <w:t xml:space="preserve"> </w:t>
+      </w:r>
+      <w:r>
+        <w:rPr>
+          <w:rFonts w:ascii="Garamond" w:eastAsia="Garamond" w:hAnsi="Garamond" w:cs="Garamond"/>
+        </w:rPr>
+        <w:t>(</w:t>
+      </w:r>
+      <w:proofErr w:type="gramStart"/>
+      <w:r>
+        <w:rPr>
+          <w:rFonts w:ascii="Garamond" w:eastAsia="Garamond" w:hAnsi="Garamond" w:cs="Garamond"/>
+        </w:rPr>
+        <w:t>{{ VALOR</w:t>
+      </w:r>
+      <w:proofErr w:type="gramEnd"/>
+      <w:r>
+        <w:rPr>
+          <w:rFonts w:ascii="Garamond" w:eastAsia="Garamond" w:hAnsi="Garamond" w:cs="Garamond"/>
+        </w:rPr>
+        <w:t>_ADS_</w:t>
+      </w:r>
+      <w:proofErr w:type="gramStart"/>
+      <w:r>
+        <w:rPr>
+          <w:rFonts w:ascii="Garamond" w:eastAsia="Garamond" w:hAnsi="Garamond" w:cs="Garamond"/>
+        </w:rPr>
+        <w:t>RAPPI }</w:t>
+      </w:r>
+      <w:proofErr w:type="gramEnd"/>
+      <w:r>
+        <w:rPr>
+          <w:rFonts w:ascii="Garamond" w:eastAsia="Garamond" w:hAnsi="Garamond" w:cs="Garamond"/>
+        </w:rPr>
         <w:t>}</w:t>
       </w:r>
       <w:r>
         <w:rPr>
           <w:rFonts w:ascii="Garamond" w:eastAsia="Garamond" w:hAnsi="Garamond" w:cs="Garamond"/>
+        </w:rPr>
+        <w:t>)</w:t>
+      </w:r>
+      <w:r>
+        <w:rPr>
+          <w:rFonts w:ascii="Garamond" w:eastAsia="Garamond" w:hAnsi="Garamond" w:cs="Garamond"/>
+        </w:rPr>
+        <w:t xml:space="preserve"> de las ventas totales del Aliado en la Plataforma Rappi del mes anterior. Rappi activará los </w:t>
+      </w:r>
+      <w:proofErr w:type="spellStart"/>
+      <w:r>
+        <w:rPr>
+          <w:rFonts w:ascii="Garamond" w:eastAsia="Garamond" w:hAnsi="Garamond" w:cs="Garamond"/>
+        </w:rPr>
+        <w:t>Ads</w:t>
+      </w:r>
+      <w:proofErr w:type="spellEnd"/>
+      <w:r>
+        <w:rPr>
+          <w:rFonts w:ascii="Garamond" w:eastAsia="Garamond" w:hAnsi="Garamond" w:cs="Garamond"/>
+        </w:rPr>
+        <w:t xml:space="preserve"> en las fechas acordadas por las Partes, sujetándose su ejecución y cobro a los términos disponibles en https://legal.rappi.com.co/mexico/terminos-y-condiciones-ads-vertical-restaurantes-mexico Solo se facturarán los </w:t>
+      </w:r>
+      <w:proofErr w:type="spellStart"/>
+      <w:r>
+        <w:rPr>
+          <w:rFonts w:ascii="Garamond" w:eastAsia="Garamond" w:hAnsi="Garamond" w:cs="Garamond"/>
+        </w:rPr>
+        <w:t>Clicks</w:t>
+      </w:r>
+      <w:proofErr w:type="spellEnd"/>
+      <w:r>
+        <w:rPr>
+          <w:rFonts w:ascii="Garamond" w:eastAsia="Garamond" w:hAnsi="Garamond" w:cs="Garamond"/>
+        </w:rPr>
+        <w:t xml:space="preserve"> efectivamente ejecutados. {% endif %}</w:t>
+      </w:r>
+    </w:p>
+    <w:p>
+      <w:pPr>
+        <w:jc w:val="both"/>
+        <w:rPr>
+          <w:rFonts w:ascii="Garamond" w:eastAsia="Garamond" w:hAnsi="Garamond" w:cs="Garamond"/>
+          <w:sz w:val="23"/>
+          <w:szCs w:val="23"/>
           <w:lang w:val="es-ES"/>
         </w:rPr>
-        <w:t xml:space="preserve"> % </w:t>
-      </w:r>
-      <w:r>
-        <w:rPr>
-          <w:rFonts w:ascii="Garamond" w:eastAsia="Garamond" w:hAnsi="Garamond" w:cs="Garamond"/>
-          <w:highlight w:val="yellow"/>
+      </w:pPr>
+      <w:r>
+        <w:rPr>
+          <w:rFonts w:ascii="Garamond" w:eastAsia="Garamond" w:hAnsi="Garamond" w:cs="Garamond"/>
+          <w:sz w:val="23"/>
+          <w:szCs w:val="23"/>
           <w:lang w:val="es-ES"/>
         </w:rPr>
+        <w:t>{%p if activa_descuento_menu %}</w:t>
+      </w:r>
+    </w:p>
+    <w:p>
+      <w:pPr>
+        <w:jc w:val="both"/>
+        <w:rPr>
+          <w:rFonts w:ascii="Garamond" w:eastAsia="Garamond" w:hAnsi="Garamond" w:cs="Garamond"/>
+          <w:sz w:val="23"/>
+          <w:szCs w:val="23"/>
+        </w:rPr>
+      </w:pPr>
+      <w:proofErr w:type="gramStart"/>
+      <w:r>
+        <w:rPr>
+          <w:rFonts w:ascii="Garamond" w:eastAsia="Garamond" w:hAnsi="Garamond" w:cs="Garamond"/>
+          <w:b/>
+          <w:sz w:val="23"/>
+          <w:szCs w:val="23"/>
+        </w:rPr>
+        <w:t>{{ ROM</w:t>
+      </w:r>
+      <w:proofErr w:type="gramEnd"/>
+      <w:r>
+        <w:rPr>
+          <w:rFonts w:ascii="Garamond" w:eastAsia="Garamond" w:hAnsi="Garamond" w:cs="Garamond"/>
+          <w:b/>
+          <w:sz w:val="23"/>
+          <w:szCs w:val="23"/>
+        </w:rPr>
+        <w:t>_DESCUENTO_</w:t>
+      </w:r>
+      <w:proofErr w:type="gramStart"/>
+      <w:r>
+        <w:rPr>
+          <w:rFonts w:ascii="Garamond" w:eastAsia="Garamond" w:hAnsi="Garamond" w:cs="Garamond"/>
+          <w:b/>
+          <w:sz w:val="23"/>
+          <w:szCs w:val="23"/>
+        </w:rPr>
+        <w:t>MENU }</w:t>
+      </w:r>
+      <w:proofErr w:type="gramEnd"/>
+      <w:r>
+        <w:rPr>
+          <w:rFonts w:ascii="Garamond" w:eastAsia="Garamond" w:hAnsi="Garamond" w:cs="Garamond"/>
+          <w:b/>
+          <w:sz w:val="23"/>
+          <w:szCs w:val="23"/>
+        </w:rPr>
+        <w:t xml:space="preserve">} </w:t>
+      </w:r>
+      <w:r>
+        <w:rPr>
+          <w:rFonts w:ascii="Garamond" w:eastAsia="Garamond" w:hAnsi="Garamond" w:cs="Garamond"/>
+          <w:bCs/>
+          <w:sz w:val="23"/>
+          <w:szCs w:val="23"/>
+        </w:rPr>
+        <w:t>Realizar un descuento de por lo menos el</w:t>
+      </w:r>
+      <w:r>
+        <w:rPr>
+          <w:rFonts w:ascii="Garamond" w:eastAsia="Garamond" w:hAnsi="Garamond" w:cs="Garamond"/>
+          <w:b/>
+          <w:sz w:val="23"/>
+          <w:szCs w:val="23"/>
+        </w:rPr>
+        <w:t xml:space="preserve"> </w:t>
+      </w:r>
+      <w:proofErr w:type="gramStart"/>
+      <w:r>
+        <w:rPr>
+          <w:rFonts w:ascii="Garamond" w:eastAsia="Garamond" w:hAnsi="Garamond" w:cs="Garamond"/>
+          <w:sz w:val="23"/>
+          <w:szCs w:val="23"/>
+        </w:rPr>
+        <w:t>{{ N</w:t>
+      </w:r>
+      <w:proofErr w:type="gramEnd"/>
+      <w:r>
+        <w:rPr>
+          <w:rFonts w:ascii="Garamond" w:eastAsia="Garamond" w:hAnsi="Garamond" w:cs="Garamond"/>
+          <w:sz w:val="23"/>
+          <w:szCs w:val="23"/>
+        </w:rPr>
+        <w:t>_DESCUENTO_</w:t>
+      </w:r>
+      <w:proofErr w:type="gramStart"/>
+      <w:r>
+        <w:rPr>
+          <w:rFonts w:ascii="Garamond" w:eastAsia="Garamond" w:hAnsi="Garamond" w:cs="Garamond"/>
+          <w:sz w:val="23"/>
+          <w:szCs w:val="23"/>
+        </w:rPr>
+        <w:t>MENU }}%</w:t>
+      </w:r>
+      <w:proofErr w:type="gramEnd"/>
+      <w:r>
+        <w:rPr>
+          <w:rFonts w:ascii="Garamond" w:eastAsia="Garamond" w:hAnsi="Garamond" w:cs="Garamond"/>
+          <w:sz w:val="23"/>
+          <w:szCs w:val="23"/>
+        </w:rPr>
+        <w:t xml:space="preserve"> (</w:t>
+      </w:r>
+      <w:proofErr w:type="gramStart"/>
+      <w:r>
+        <w:rPr>
+          <w:rFonts w:ascii="Garamond" w:eastAsia="Garamond" w:hAnsi="Garamond" w:cs="Garamond"/>
+          <w:sz w:val="23"/>
+          <w:szCs w:val="23"/>
+        </w:rPr>
+        <w:t xml:space="preserve">{{ </w:t>
+      </w:r>
+      <w:proofErr w:type="spellStart"/>
+      <w:r>
+        <w:rPr>
+          <w:rFonts w:ascii="Garamond" w:eastAsia="Garamond" w:hAnsi="Garamond" w:cs="Garamond"/>
+          <w:sz w:val="23"/>
+          <w:szCs w:val="23"/>
+        </w:rPr>
+        <w:t>VALOR</w:t>
+      </w:r>
+      <w:proofErr w:type="gramEnd"/>
+      <w:r>
+        <w:rPr>
+          <w:rFonts w:ascii="Garamond" w:eastAsia="Garamond" w:hAnsi="Garamond" w:cs="Garamond"/>
+          <w:sz w:val="23"/>
+          <w:szCs w:val="23"/>
+        </w:rPr>
+        <w:t>_DESCUENTO_MENU|</w:t>
+      </w:r>
+      <w:proofErr w:type="gramStart"/>
+      <w:r>
+        <w:rPr>
+          <w:rFonts w:ascii="Garamond" w:eastAsia="Garamond" w:hAnsi="Garamond" w:cs="Garamond"/>
+          <w:sz w:val="23"/>
+          <w:szCs w:val="23"/>
+        </w:rPr>
+        <w:t>lower</w:t>
+      </w:r>
+      <w:proofErr w:type="spellEnd"/>
+      <w:r>
+        <w:rPr>
+          <w:rFonts w:ascii="Garamond" w:eastAsia="Garamond" w:hAnsi="Garamond" w:cs="Garamond"/>
+          <w:sz w:val="23"/>
+          <w:szCs w:val="23"/>
+        </w:rPr>
+        <w:t xml:space="preserve"> }</w:t>
+      </w:r>
+      <w:proofErr w:type="gramEnd"/>
+      <w:r>
+        <w:rPr>
+          <w:rFonts w:ascii="Garamond" w:eastAsia="Garamond" w:hAnsi="Garamond" w:cs="Garamond"/>
+          <w:sz w:val="23"/>
+          <w:szCs w:val="23"/>
+        </w:rPr>
+        <w:t xml:space="preserve">} por ciento) en todo el menú dentro de la Plataforma Rappi durante los primeros </w:t>
+      </w:r>
+      <w:proofErr w:type="gramStart"/>
+      <w:r>
+        <w:rPr>
+          <w:rFonts w:ascii="Garamond" w:eastAsia="Garamond" w:hAnsi="Garamond" w:cs="Garamond"/>
+          <w:sz w:val="23"/>
+          <w:szCs w:val="23"/>
+        </w:rPr>
+        <w:t>{{ N</w:t>
+      </w:r>
+      <w:proofErr w:type="gramEnd"/>
+      <w:r>
+        <w:rPr>
+          <w:rFonts w:ascii="Garamond" w:eastAsia="Garamond" w:hAnsi="Garamond" w:cs="Garamond"/>
+          <w:sz w:val="23"/>
+          <w:szCs w:val="23"/>
+        </w:rPr>
+        <w:t>_MESES_DESCUENTO_</w:t>
+      </w:r>
+      <w:proofErr w:type="gramStart"/>
+      <w:r>
+        <w:rPr>
+          <w:rFonts w:ascii="Garamond" w:eastAsia="Garamond" w:hAnsi="Garamond" w:cs="Garamond"/>
+          <w:sz w:val="23"/>
+          <w:szCs w:val="23"/>
+        </w:rPr>
+        <w:t>MENU }</w:t>
+      </w:r>
+      <w:proofErr w:type="gramEnd"/>
+      <w:r>
+        <w:rPr>
+          <w:rFonts w:ascii="Garamond" w:eastAsia="Garamond" w:hAnsi="Garamond" w:cs="Garamond"/>
+          <w:sz w:val="23"/>
+          <w:szCs w:val="23"/>
+        </w:rPr>
+        <w:t>} (</w:t>
+      </w:r>
+      <w:proofErr w:type="gramStart"/>
+      <w:r>
+        <w:rPr>
+          <w:rFonts w:ascii="Garamond" w:eastAsia="Garamond" w:hAnsi="Garamond" w:cs="Garamond"/>
+          <w:sz w:val="23"/>
+          <w:szCs w:val="23"/>
+        </w:rPr>
+        <w:t xml:space="preserve">{{ </w:t>
+      </w:r>
+      <w:proofErr w:type="spellStart"/>
+      <w:r>
+        <w:rPr>
+          <w:rFonts w:ascii="Garamond" w:eastAsia="Garamond" w:hAnsi="Garamond" w:cs="Garamond"/>
+          <w:sz w:val="23"/>
+          <w:szCs w:val="23"/>
+        </w:rPr>
+        <w:t>VALOR</w:t>
+      </w:r>
+      <w:proofErr w:type="gramEnd"/>
+      <w:r>
+        <w:rPr>
+          <w:rFonts w:ascii="Garamond" w:eastAsia="Garamond" w:hAnsi="Garamond" w:cs="Garamond"/>
+          <w:sz w:val="23"/>
+          <w:szCs w:val="23"/>
+        </w:rPr>
+        <w:t>_MES_DESCUENTO_MENU|</w:t>
+      </w:r>
+      <w:proofErr w:type="gramStart"/>
+      <w:r>
+        <w:rPr>
+          <w:rFonts w:ascii="Garamond" w:eastAsia="Garamond" w:hAnsi="Garamond" w:cs="Garamond"/>
+          <w:sz w:val="23"/>
+          <w:szCs w:val="23"/>
+        </w:rPr>
+        <w:t>lower</w:t>
+      </w:r>
+      <w:proofErr w:type="spellEnd"/>
+      <w:r>
+        <w:rPr>
+          <w:rFonts w:ascii="Garamond" w:eastAsia="Garamond" w:hAnsi="Garamond" w:cs="Garamond"/>
+          <w:sz w:val="23"/>
+          <w:szCs w:val="23"/>
+        </w:rPr>
+        <w:t xml:space="preserve"> }</w:t>
+      </w:r>
+      <w:proofErr w:type="gramEnd"/>
+      <w:r>
+        <w:rPr>
+          <w:rFonts w:ascii="Garamond" w:eastAsia="Garamond" w:hAnsi="Garamond" w:cs="Garamond"/>
+          <w:sz w:val="23"/>
+          <w:szCs w:val="23"/>
+        </w:rPr>
+        <w:t>}) meses de ejecución del presente Acuerdo.</w:t>
+      </w:r>
+    </w:p>
+    <w:p>
+      <w:pPr>
+        <w:jc w:val="both"/>
+        <w:rPr>
+          <w:rFonts w:ascii="Garamond" w:eastAsia="Garamond" w:hAnsi="Garamond" w:cs="Garamond"/>
+          <w:sz w:val="23"/>
+          <w:szCs w:val="23"/>
+          <w:lang w:val="en-US"/>
+        </w:rPr>
+      </w:pPr>
+      <w:r>
+        <w:rPr>
+          <w:rFonts w:ascii="Garamond" w:eastAsia="Garamond" w:hAnsi="Garamond" w:cs="Garamond"/>
+          <w:sz w:val="23"/>
+          <w:szCs w:val="23"/>
+          <w:lang w:val="en-US"/>
+        </w:rPr>
+        <w:t>{%p endif %}</w:t>
+      </w:r>
+    </w:p>
+    <w:p>
+      <w:pPr>
+        <w:jc w:val="both"/>
+        <w:rPr>
+          <w:rFonts w:ascii="Garamond" w:eastAsia="Garamond" w:hAnsi="Garamond" w:cs="Garamond"/>
+          <w:sz w:val="23"/>
+          <w:szCs w:val="23"/>
+          <w:lang w:val="en-US"/>
+        </w:rPr>
+      </w:pPr>
+      <w:r>
+        <w:rPr>
+          <w:rFonts w:ascii="Garamond" w:eastAsia="Garamond" w:hAnsi="Garamond" w:cs="Garamond"/>
+          <w:sz w:val="23"/>
+          <w:szCs w:val="23"/>
+          <w:lang w:val="en-US"/>
+        </w:rPr>
+        <w:t xml:space="preserve">{%p if </w:t>
+      </w:r>
+      <w:proofErr w:type="spellStart"/>
+      <w:r>
+        <w:rPr>
+          <w:rFonts w:ascii="Garamond" w:eastAsia="Garamond" w:hAnsi="Garamond" w:cs="Garamond"/>
+          <w:sz w:val="23"/>
+          <w:szCs w:val="23"/>
+          <w:lang w:val="en-US"/>
+        </w:rPr>
+        <w:t>activa_mark_down</w:t>
+      </w:r>
+      <w:proofErr w:type="spellEnd"/>
+      <w:r>
+        <w:rPr>
+          <w:rFonts w:ascii="Garamond" w:eastAsia="Garamond" w:hAnsi="Garamond" w:cs="Garamond"/>
+          <w:sz w:val="23"/>
+          <w:szCs w:val="23"/>
+          <w:lang w:val="en-US"/>
+        </w:rPr>
+        <w:t xml:space="preserve"> %}</w:t>
+      </w:r>
+    </w:p>
+    <w:p>
+      <w:pPr>
+        <w:jc w:val="both"/>
+        <w:rPr>
+          <w:rFonts w:ascii="Garamond" w:eastAsia="Garamond" w:hAnsi="Garamond" w:cs="Garamond"/>
+          <w:sz w:val="23"/>
+          <w:szCs w:val="23"/>
+        </w:rPr>
+      </w:pPr>
+      <w:proofErr w:type="gramStart"/>
+      <w:r>
+        <w:rPr>
+          <w:rFonts w:ascii="Garamond" w:eastAsia="Garamond" w:hAnsi="Garamond" w:cs="Garamond"/>
+          <w:b/>
+          <w:sz w:val="23"/>
+          <w:szCs w:val="23"/>
+        </w:rPr>
+        <w:t>{{ ROM</w:t>
+      </w:r>
+      <w:proofErr w:type="gramEnd"/>
+      <w:r>
+        <w:rPr>
+          <w:rFonts w:ascii="Garamond" w:eastAsia="Garamond" w:hAnsi="Garamond" w:cs="Garamond"/>
+          <w:b/>
+          <w:sz w:val="23"/>
+          <w:szCs w:val="23"/>
+        </w:rPr>
+        <w:t>_MARK_</w:t>
+      </w:r>
+      <w:proofErr w:type="gramStart"/>
+      <w:r>
+        <w:rPr>
+          <w:rFonts w:ascii="Garamond" w:eastAsia="Garamond" w:hAnsi="Garamond" w:cs="Garamond"/>
+          <w:b/>
+          <w:sz w:val="23"/>
+          <w:szCs w:val="23"/>
+        </w:rPr>
+        <w:t>DOWN }</w:t>
+      </w:r>
+      <w:proofErr w:type="gramEnd"/>
+      <w:r>
+        <w:rPr>
+          <w:rFonts w:ascii="Garamond" w:eastAsia="Garamond" w:hAnsi="Garamond" w:cs="Garamond"/>
+          <w:b/>
+          <w:sz w:val="23"/>
+          <w:szCs w:val="23"/>
+        </w:rPr>
+        <w:t xml:space="preserve">} </w:t>
+      </w:r>
+      <w:r>
+        <w:rPr>
+          <w:rFonts w:ascii="Garamond" w:eastAsia="Garamond" w:hAnsi="Garamond" w:cs="Garamond"/>
+          <w:bCs/>
+          <w:sz w:val="23"/>
+          <w:szCs w:val="23"/>
+        </w:rPr>
+        <w:t>Realizar una inversión mensual en promociones del</w:t>
+      </w:r>
+      <w:r>
+        <w:rPr>
+          <w:rFonts w:ascii="Garamond" w:eastAsia="Garamond" w:hAnsi="Garamond" w:cs="Garamond"/>
+          <w:b/>
+          <w:sz w:val="23"/>
+          <w:szCs w:val="23"/>
+        </w:rPr>
+        <w:t xml:space="preserve"> </w:t>
+      </w:r>
+      <w:proofErr w:type="gramStart"/>
+      <w:r>
+        <w:rPr>
+          <w:rFonts w:ascii="Garamond" w:eastAsia="Garamond" w:hAnsi="Garamond" w:cs="Garamond"/>
+          <w:sz w:val="23"/>
+          <w:szCs w:val="23"/>
+        </w:rPr>
+        <w:t>{{ N</w:t>
+      </w:r>
+      <w:proofErr w:type="gramEnd"/>
+      <w:r>
+        <w:rPr>
+          <w:rFonts w:ascii="Garamond" w:eastAsia="Garamond" w:hAnsi="Garamond" w:cs="Garamond"/>
+          <w:sz w:val="23"/>
+          <w:szCs w:val="23"/>
+        </w:rPr>
+        <w:t>_DESCUENTO_MARK_</w:t>
+      </w:r>
+      <w:proofErr w:type="gramStart"/>
+      <w:r>
+        <w:rPr>
+          <w:rFonts w:ascii="Garamond" w:eastAsia="Garamond" w:hAnsi="Garamond" w:cs="Garamond"/>
+          <w:sz w:val="23"/>
+          <w:szCs w:val="23"/>
+        </w:rPr>
+        <w:t>DOWN }}%</w:t>
+      </w:r>
+      <w:proofErr w:type="gramEnd"/>
+      <w:r>
+        <w:rPr>
+          <w:rFonts w:ascii="Garamond" w:eastAsia="Garamond" w:hAnsi="Garamond" w:cs="Garamond"/>
+          <w:sz w:val="23"/>
+          <w:szCs w:val="23"/>
+        </w:rPr>
+        <w:t xml:space="preserve"> (</w:t>
+      </w:r>
+      <w:proofErr w:type="gramStart"/>
+      <w:r>
+        <w:rPr>
+          <w:rFonts w:ascii="Garamond" w:eastAsia="Garamond" w:hAnsi="Garamond" w:cs="Garamond"/>
+          <w:sz w:val="23"/>
+          <w:szCs w:val="23"/>
+        </w:rPr>
+        <w:t xml:space="preserve">{{ </w:t>
+      </w:r>
+      <w:proofErr w:type="spellStart"/>
+      <w:r>
+        <w:rPr>
+          <w:rFonts w:ascii="Garamond" w:eastAsia="Garamond" w:hAnsi="Garamond" w:cs="Garamond"/>
+          <w:sz w:val="23"/>
+          <w:szCs w:val="23"/>
+        </w:rPr>
+        <w:t>VALOR</w:t>
+      </w:r>
+      <w:proofErr w:type="gramEnd"/>
+      <w:r>
+        <w:rPr>
+          <w:rFonts w:ascii="Garamond" w:eastAsia="Garamond" w:hAnsi="Garamond" w:cs="Garamond"/>
+          <w:sz w:val="23"/>
+          <w:szCs w:val="23"/>
+        </w:rPr>
+        <w:t>_DESCUENTO_MARK_DOWN|</w:t>
+      </w:r>
+      <w:proofErr w:type="gramStart"/>
+      <w:r>
+        <w:rPr>
+          <w:rFonts w:ascii="Garamond" w:eastAsia="Garamond" w:hAnsi="Garamond" w:cs="Garamond"/>
+          <w:sz w:val="23"/>
+          <w:szCs w:val="23"/>
+        </w:rPr>
+        <w:t>lower</w:t>
+      </w:r>
+      <w:proofErr w:type="spellEnd"/>
+      <w:r>
+        <w:rPr>
+          <w:rFonts w:ascii="Garamond" w:eastAsia="Garamond" w:hAnsi="Garamond" w:cs="Garamond"/>
+          <w:sz w:val="23"/>
+          <w:szCs w:val="23"/>
+        </w:rPr>
+        <w:t xml:space="preserve"> }</w:t>
+      </w:r>
+      <w:proofErr w:type="gramEnd"/>
+      <w:r>
+        <w:rPr>
+          <w:rFonts w:ascii="Garamond" w:eastAsia="Garamond" w:hAnsi="Garamond" w:cs="Garamond"/>
+          <w:sz w:val="23"/>
+          <w:szCs w:val="23"/>
+        </w:rPr>
+        <w:t>} por ciento) de las ventas totales realizadas por el Aliado a través de la Plataforma Rappi durante el mes inmediatamente anterior durante la vigencia del presente Acuerdo.</w:t>
+      </w:r>
+    </w:p>
+    <w:p>
+      <w:pPr>
+        <w:jc w:val="both"/>
+        <w:rPr>
+          <w:rFonts w:ascii="Garamond" w:eastAsia="Garamond" w:hAnsi="Garamond" w:cs="Garamond"/>
+          <w:sz w:val="23"/>
+          <w:szCs w:val="23"/>
+          <w:lang w:val="es-MX"/>
+        </w:rPr>
+      </w:pPr>
+      <w:r>
+        <w:rPr>
+          <w:rFonts w:ascii="Garamond" w:eastAsia="Garamond" w:hAnsi="Garamond" w:cs="Garamond"/>
+          <w:sz w:val="23"/>
+          <w:szCs w:val="23"/>
+          <w:lang w:val="es-ES"/>
+        </w:rPr>
+        <w:t xml:space="preserve">{%p </w:t>
+      </w:r>
+      <w:proofErr w:type="spellStart"/>
+      <w:r>
+        <w:rPr>
+          <w:rFonts w:ascii="Garamond" w:eastAsia="Garamond" w:hAnsi="Garamond" w:cs="Garamond"/>
+          <w:sz w:val="23"/>
+          <w:szCs w:val="23"/>
+          <w:lang w:val="es-ES"/>
+        </w:rPr>
+        <w:t>endif</w:t>
+      </w:r>
+      <w:proofErr w:type="spellEnd"/>
+      <w:r>
+        <w:rPr>
+          <w:rFonts w:ascii="Garamond" w:eastAsia="Garamond" w:hAnsi="Garamond" w:cs="Garamond"/>
+          <w:sz w:val="23"/>
+          <w:szCs w:val="23"/>
+          <w:lang w:val="es-ES"/>
+        </w:rPr>
+        <w:t xml:space="preserve"> %}</w:t>
+      </w:r>
+    </w:p>
+    <w:p>
+      <w:pPr>
+        <w:jc w:val="both"/>
+        <w:rPr>
+          <w:rFonts w:ascii="Garamond" w:eastAsia="Garamond" w:hAnsi="Garamond" w:cs="Garamond"/>
+          <w:sz w:val="23"/>
+          <w:szCs w:val="23"/>
+          <w:lang w:val="es-ES"/>
+        </w:rPr>
+      </w:pPr>
+      <w:r>
+        <w:rPr>
+          <w:rFonts w:ascii="Garamond" w:eastAsia="Garamond" w:hAnsi="Garamond" w:cs="Garamond"/>
+          <w:sz w:val="23"/>
+          <w:szCs w:val="23"/>
+          <w:lang w:val="es-ES"/>
+        </w:rPr>
+        <w:t xml:space="preserve">{%p </w:t>
+      </w:r>
+      <w:proofErr w:type="spellStart"/>
+      <w:r>
+        <w:rPr>
+          <w:rFonts w:ascii="Garamond" w:eastAsia="Garamond" w:hAnsi="Garamond" w:cs="Garamond"/>
+          <w:sz w:val="23"/>
+          <w:szCs w:val="23"/>
+          <w:lang w:val="es-ES"/>
+        </w:rPr>
+        <w:t>if</w:t>
+      </w:r>
+      <w:proofErr w:type="spellEnd"/>
+      <w:r>
+        <w:rPr>
+          <w:rFonts w:ascii="Garamond" w:eastAsia="Garamond" w:hAnsi="Garamond" w:cs="Garamond"/>
+          <w:sz w:val="23"/>
+          <w:szCs w:val="23"/>
+          <w:lang w:val="es-ES"/>
+        </w:rPr>
+        <w:t xml:space="preserve"> </w:t>
+      </w:r>
+      <w:proofErr w:type="spellStart"/>
+      <w:r>
+        <w:rPr>
+          <w:rFonts w:ascii="Garamond" w:eastAsia="Garamond" w:hAnsi="Garamond" w:cs="Garamond"/>
+          <w:sz w:val="23"/>
+          <w:szCs w:val="23"/>
+          <w:lang w:val="es-ES"/>
+        </w:rPr>
+        <w:t>activa_publicaciones_redes</w:t>
+      </w:r>
+      <w:proofErr w:type="spellEnd"/>
+      <w:r>
+        <w:rPr>
+          <w:rFonts w:ascii="Garamond" w:eastAsia="Garamond" w:hAnsi="Garamond" w:cs="Garamond"/>
+          <w:sz w:val="23"/>
+          <w:szCs w:val="23"/>
+          <w:lang w:val="es-ES"/>
+        </w:rPr>
+        <w:t xml:space="preserve"> %}</w:t>
+      </w:r>
+    </w:p>
+    <w:p>
+      <w:pPr>
+        <w:jc w:val="both"/>
+        <w:rPr>
+          <w:rFonts w:ascii="Garamond" w:eastAsia="Garamond" w:hAnsi="Garamond" w:cs="Garamond"/>
+          <w:sz w:val="23"/>
+          <w:szCs w:val="23"/>
+        </w:rPr>
+      </w:pPr>
+      <w:proofErr w:type="gramStart"/>
+      <w:r>
+        <w:rPr>
+          <w:rFonts w:ascii="Garamond" w:eastAsia="Garamond" w:hAnsi="Garamond" w:cs="Garamond"/>
+          <w:b/>
+          <w:sz w:val="23"/>
+          <w:szCs w:val="23"/>
+        </w:rPr>
+        <w:t>{{ ROM</w:t>
+      </w:r>
+      <w:proofErr w:type="gramEnd"/>
+      <w:r>
+        <w:rPr>
+          <w:rFonts w:ascii="Garamond" w:eastAsia="Garamond" w:hAnsi="Garamond" w:cs="Garamond"/>
+          <w:b/>
+          <w:sz w:val="23"/>
+          <w:szCs w:val="23"/>
+        </w:rPr>
+        <w:t>_</w:t>
+      </w:r>
+      <w:proofErr w:type="gramStart"/>
+      <w:r>
+        <w:rPr>
+          <w:rFonts w:ascii="Garamond" w:eastAsia="Garamond" w:hAnsi="Garamond" w:cs="Garamond"/>
+          <w:b/>
+          <w:sz w:val="23"/>
+          <w:szCs w:val="23"/>
+        </w:rPr>
+        <w:t>REDES }</w:t>
+      </w:r>
+      <w:proofErr w:type="gramEnd"/>
+      <w:r>
+        <w:rPr>
+          <w:rFonts w:ascii="Garamond" w:eastAsia="Garamond" w:hAnsi="Garamond" w:cs="Garamond"/>
+          <w:b/>
+          <w:sz w:val="23"/>
+          <w:szCs w:val="23"/>
+        </w:rPr>
+        <w:t xml:space="preserve">} </w:t>
+      </w:r>
+      <w:r>
+        <w:rPr>
+          <w:rFonts w:ascii="Garamond" w:eastAsia="Garamond" w:hAnsi="Garamond" w:cs="Garamond"/>
+          <w:bCs/>
+          <w:sz w:val="23"/>
+          <w:szCs w:val="23"/>
+        </w:rPr>
+        <w:t>Realizar, al menos</w:t>
+      </w:r>
+      <w:r>
+        <w:rPr>
+          <w:rFonts w:ascii="Garamond" w:eastAsia="Garamond" w:hAnsi="Garamond" w:cs="Garamond"/>
+          <w:b/>
+          <w:sz w:val="23"/>
+          <w:szCs w:val="23"/>
+        </w:rPr>
+        <w:t xml:space="preserve"> </w:t>
+      </w:r>
+      <w:proofErr w:type="gramStart"/>
+      <w:r>
+        <w:rPr>
+          <w:rFonts w:ascii="Garamond" w:eastAsia="Garamond" w:hAnsi="Garamond" w:cs="Garamond"/>
+          <w:sz w:val="23"/>
+          <w:szCs w:val="23"/>
+        </w:rPr>
+        <w:t>{{ N</w:t>
+      </w:r>
+      <w:proofErr w:type="gramEnd"/>
+      <w:r>
+        <w:rPr>
+          <w:rFonts w:ascii="Garamond" w:eastAsia="Garamond" w:hAnsi="Garamond" w:cs="Garamond"/>
+          <w:sz w:val="23"/>
+          <w:szCs w:val="23"/>
+        </w:rPr>
+        <w:t>_DESCUENTO_</w:t>
+      </w:r>
+      <w:proofErr w:type="gramStart"/>
+      <w:r>
+        <w:rPr>
+          <w:rFonts w:ascii="Garamond" w:eastAsia="Garamond" w:hAnsi="Garamond" w:cs="Garamond"/>
+          <w:sz w:val="23"/>
+          <w:szCs w:val="23"/>
+        </w:rPr>
+        <w:t>REDES }</w:t>
+      </w:r>
+      <w:proofErr w:type="gramEnd"/>
+      <w:r>
+        <w:rPr>
+          <w:rFonts w:ascii="Garamond" w:eastAsia="Garamond" w:hAnsi="Garamond" w:cs="Garamond"/>
+          <w:sz w:val="23"/>
+          <w:szCs w:val="23"/>
+        </w:rPr>
+        <w:t>} (</w:t>
+      </w:r>
+      <w:proofErr w:type="gramStart"/>
+      <w:r>
+        <w:rPr>
+          <w:rFonts w:ascii="Garamond" w:eastAsia="Garamond" w:hAnsi="Garamond" w:cs="Garamond"/>
+          <w:sz w:val="23"/>
+          <w:szCs w:val="23"/>
+        </w:rPr>
+        <w:t xml:space="preserve">{{ </w:t>
+      </w:r>
+      <w:proofErr w:type="spellStart"/>
+      <w:r>
+        <w:rPr>
+          <w:rFonts w:ascii="Garamond" w:eastAsia="Garamond" w:hAnsi="Garamond" w:cs="Garamond"/>
+          <w:sz w:val="23"/>
+          <w:szCs w:val="23"/>
+        </w:rPr>
+        <w:t>DESCUENTO</w:t>
+      </w:r>
+      <w:proofErr w:type="gramEnd"/>
+      <w:r>
+        <w:rPr>
+          <w:rFonts w:ascii="Garamond" w:eastAsia="Garamond" w:hAnsi="Garamond" w:cs="Garamond"/>
+          <w:sz w:val="23"/>
+          <w:szCs w:val="23"/>
+        </w:rPr>
+        <w:t>_REDES|</w:t>
+      </w:r>
+      <w:proofErr w:type="gramStart"/>
+      <w:r>
+        <w:rPr>
+          <w:rFonts w:ascii="Garamond" w:eastAsia="Garamond" w:hAnsi="Garamond" w:cs="Garamond"/>
+          <w:sz w:val="23"/>
+          <w:szCs w:val="23"/>
+        </w:rPr>
+        <w:t>lower</w:t>
+      </w:r>
+      <w:proofErr w:type="spellEnd"/>
+      <w:r>
+        <w:rPr>
+          <w:rFonts w:ascii="Garamond" w:eastAsia="Garamond" w:hAnsi="Garamond" w:cs="Garamond"/>
+          <w:sz w:val="23"/>
+          <w:szCs w:val="23"/>
+        </w:rPr>
+        <w:t xml:space="preserve"> }</w:t>
+      </w:r>
+      <w:proofErr w:type="gramEnd"/>
+      <w:r>
+        <w:rPr>
+          <w:rFonts w:ascii="Garamond" w:eastAsia="Garamond" w:hAnsi="Garamond" w:cs="Garamond"/>
+          <w:sz w:val="23"/>
+          <w:szCs w:val="23"/>
+        </w:rPr>
+        <w:t xml:space="preserve">}) publicaciones mensuales en sus redes sociales garantizando que estén dirigidas única y exclusivamente a incrementar sus ventas a través de la Plataforma Rappi, </w:t>
+      </w:r>
+      <w:proofErr w:type="gramStart"/>
+      <w:r>
+        <w:rPr>
+          <w:rFonts w:ascii="Garamond" w:eastAsia="Garamond" w:hAnsi="Garamond" w:cs="Garamond"/>
+          <w:sz w:val="23"/>
+          <w:szCs w:val="23"/>
+        </w:rPr>
+        <w:t>enunciando</w:t>
+      </w:r>
+      <w:proofErr w:type="gramEnd"/>
+      <w:r>
+        <w:rPr>
+          <w:rFonts w:ascii="Garamond" w:eastAsia="Garamond" w:hAnsi="Garamond" w:cs="Garamond"/>
+          <w:sz w:val="23"/>
+          <w:szCs w:val="23"/>
+        </w:rPr>
+        <w:t xml:space="preserve"> pero no limitando, Instagram, Facebook y/o Tik Tok. Dichas publicaciones deberán ser presentadas y aprobadas por Rappi previo a su publicación.</w:t>
+      </w:r>
+    </w:p>
+    <w:p>
+      <w:pPr>
+        <w:jc w:val="both"/>
+        <w:rPr>
+          <w:rFonts w:ascii="Garamond" w:eastAsia="Garamond" w:hAnsi="Garamond" w:cs="Garamond"/>
+          <w:sz w:val="23"/>
+          <w:szCs w:val="23"/>
+          <w:lang w:val="en-US"/>
+        </w:rPr>
+      </w:pPr>
+      <w:r>
+        <w:rPr>
+          <w:rFonts w:ascii="Garamond" w:eastAsia="Garamond" w:hAnsi="Garamond" w:cs="Garamond"/>
+          <w:sz w:val="23"/>
+          <w:szCs w:val="23"/>
+          <w:lang w:val="en-US"/>
+        </w:rPr>
+        <w:t>{%p endif %}</w:t>
+      </w:r>
+    </w:p>
+    <w:p>
+      <w:pPr>
+        <w:jc w:val="both"/>
+        <w:rPr>
+          <w:rFonts w:ascii="Garamond" w:eastAsia="Garamond" w:hAnsi="Garamond" w:cs="Garamond"/>
+          <w:sz w:val="23"/>
+          <w:szCs w:val="23"/>
+          <w:lang w:val="en-US"/>
+        </w:rPr>
+      </w:pPr>
+      <w:r>
+        <w:rPr>
+          <w:rFonts w:ascii="Garamond" w:eastAsia="Garamond" w:hAnsi="Garamond" w:cs="Garamond"/>
+          <w:sz w:val="23"/>
+          <w:szCs w:val="23"/>
+          <w:lang w:val="en-US"/>
+        </w:rPr>
+        <w:t xml:space="preserve">{%p if </w:t>
+      </w:r>
+      <w:proofErr w:type="spellStart"/>
+      <w:r>
+        <w:rPr>
+          <w:rFonts w:ascii="Garamond" w:eastAsia="Garamond" w:hAnsi="Garamond" w:cs="Garamond"/>
+          <w:sz w:val="23"/>
+          <w:szCs w:val="23"/>
+          <w:lang w:val="en-US"/>
+        </w:rPr>
+        <w:t>activa_platillos_top_seller</w:t>
+      </w:r>
+      <w:proofErr w:type="spellEnd"/>
+      <w:r>
+        <w:rPr>
+          <w:rFonts w:ascii="Garamond" w:eastAsia="Garamond" w:hAnsi="Garamond" w:cs="Garamond"/>
+          <w:sz w:val="23"/>
+          <w:szCs w:val="23"/>
+          <w:lang w:val="en-US"/>
+        </w:rPr>
+        <w:t xml:space="preserve"> %}</w:t>
+      </w:r>
+    </w:p>
+    <w:p>
+      <w:pPr>
+        <w:jc w:val="both"/>
+        <w:rPr>
+          <w:rFonts w:ascii="Garamond" w:eastAsia="Garamond" w:hAnsi="Garamond" w:cs="Garamond"/>
+        </w:rPr>
+      </w:pPr>
+      <w:proofErr w:type="gramStart"/>
+      <w:r>
+        <w:rPr>
+          <w:rFonts w:ascii="Garamond" w:eastAsia="Garamond" w:hAnsi="Garamond" w:cs="Garamond"/>
+          <w:b/>
+        </w:rPr>
+        <w:t>{{ ROM</w:t>
+      </w:r>
+      <w:proofErr w:type="gramEnd"/>
+      <w:r>
+        <w:rPr>
+          <w:rFonts w:ascii="Garamond" w:eastAsia="Garamond" w:hAnsi="Garamond" w:cs="Garamond"/>
+          <w:b/>
+        </w:rPr>
+        <w:t>_</w:t>
+      </w:r>
+      <w:proofErr w:type="gramStart"/>
+      <w:r>
+        <w:rPr>
+          <w:rFonts w:ascii="Garamond" w:eastAsia="Garamond" w:hAnsi="Garamond" w:cs="Garamond"/>
+          <w:b/>
+        </w:rPr>
+        <w:t>PLATILLOS }</w:t>
+      </w:r>
+      <w:proofErr w:type="gramEnd"/>
+      <w:r>
+        <w:rPr>
+          <w:rFonts w:ascii="Garamond" w:eastAsia="Garamond" w:hAnsi="Garamond" w:cs="Garamond"/>
+          <w:b/>
+        </w:rPr>
+        <w:t xml:space="preserve">} </w:t>
+      </w:r>
+      <w:r>
+        <w:rPr>
+          <w:rFonts w:ascii="Garamond" w:eastAsia="Garamond" w:hAnsi="Garamond" w:cs="Garamond"/>
+          <w:bCs/>
+        </w:rPr>
+        <w:t xml:space="preserve">Ofrecer </w:t>
+      </w:r>
+      <w:proofErr w:type="gramStart"/>
+      <w:r>
+        <w:rPr>
+          <w:rFonts w:ascii="Garamond" w:eastAsia="Garamond" w:hAnsi="Garamond" w:cs="Garamond"/>
+          <w:bCs/>
+        </w:rPr>
+        <w:t>{{ N</w:t>
+      </w:r>
+      <w:proofErr w:type="gramEnd"/>
+      <w:r>
+        <w:rPr>
+          <w:rFonts w:ascii="Garamond" w:eastAsia="Garamond" w:hAnsi="Garamond" w:cs="Garamond"/>
+          <w:bCs/>
+        </w:rPr>
+        <w:t>_CANTIDAD_</w:t>
+      </w:r>
+      <w:proofErr w:type="gramStart"/>
+      <w:r>
+        <w:rPr>
+          <w:rFonts w:ascii="Garamond" w:eastAsia="Garamond" w:hAnsi="Garamond" w:cs="Garamond"/>
+          <w:bCs/>
+        </w:rPr>
+        <w:t>PLATILLOS }</w:t>
+      </w:r>
+      <w:proofErr w:type="gramEnd"/>
+      <w:r>
+        <w:rPr>
+          <w:rFonts w:ascii="Garamond" w:eastAsia="Garamond" w:hAnsi="Garamond" w:cs="Garamond"/>
+          <w:bCs/>
+        </w:rPr>
+        <w:t>}</w:t>
+      </w:r>
+      <w:r>
+        <w:rPr>
+          <w:rFonts w:ascii="Garamond" w:eastAsia="Garamond" w:hAnsi="Garamond" w:cs="Garamond"/>
+          <w:b/>
+        </w:rPr>
+        <w:t xml:space="preserve"> </w:t>
+      </w:r>
+      <w:r>
+        <w:rPr>
+          <w:rFonts w:ascii="Garamond" w:eastAsia="Garamond" w:hAnsi="Garamond" w:cs="Garamond"/>
+          <w:bCs/>
+        </w:rPr>
         <w:t>(</w:t>
       </w:r>
       <w:proofErr w:type="gramStart"/>
       <w:r>
         <w:rPr>
           <w:rFonts w:ascii="Garamond" w:eastAsia="Garamond" w:hAnsi="Garamond" w:cs="Garamond"/>
-          <w:highlight w:val="yellow"/>
-          <w:lang w:val="es-ES"/>
+          <w:bCs/>
         </w:rPr>
         <w:t>{{ VALOR</w:t>
       </w:r>
@@ -3559,60 +4579,38 @@
       <w:r>
         <w:rPr>
           <w:rFonts w:ascii="Garamond" w:eastAsia="Garamond" w:hAnsi="Garamond" w:cs="Garamond"/>
-          <w:highlight w:val="yellow"/>
-          <w:lang w:val="es-ES"/>
-        </w:rPr>
-        <w:t>_</w:t>
+          <w:bCs/>
+        </w:rPr>
+        <w:t>_CANTIDAD_</w:t>
       </w:r>
       <w:proofErr w:type="gramStart"/>
       <w:r>
         <w:rPr>
           <w:rFonts w:ascii="Garamond" w:eastAsia="Garamond" w:hAnsi="Garamond" w:cs="Garamond"/>
-          <w:highlight w:val="yellow"/>
-          <w:lang w:val="es-ES"/>
-        </w:rPr>
-        <w:t>ADS }</w:t>
+          <w:bCs/>
+        </w:rPr>
+        <w:t>PLATILLOS }</w:t>
       </w:r>
       <w:proofErr w:type="gramEnd"/>
       <w:r>
         <w:rPr>
           <w:rFonts w:ascii="Garamond" w:eastAsia="Garamond" w:hAnsi="Garamond" w:cs="Garamond"/>
-          <w:highlight w:val="yellow"/>
-          <w:lang w:val="es-ES"/>
-        </w:rPr>
-        <w:t>})</w:t>
-      </w:r>
-      <w:r>
-        <w:rPr>
-          <w:rFonts w:ascii="Garamond" w:eastAsia="Garamond" w:hAnsi="Garamond" w:cs="Garamond"/>
-        </w:rPr>
-        <w:t xml:space="preserve"> de sus ventas totales en la Plataforma Rappi del mes anterior y Rappi realizará una inversión mensual en </w:t>
-      </w:r>
-      <w:proofErr w:type="spellStart"/>
-      <w:r>
-        <w:rPr>
-          <w:rFonts w:ascii="Garamond" w:eastAsia="Garamond" w:hAnsi="Garamond" w:cs="Garamond"/>
-        </w:rPr>
-        <w:t>Ads</w:t>
-      </w:r>
-      <w:proofErr w:type="spellEnd"/>
-      <w:r>
-        <w:rPr>
-          <w:rFonts w:ascii="Garamond" w:eastAsia="Garamond" w:hAnsi="Garamond" w:cs="Garamond"/>
-        </w:rPr>
-        <w:t xml:space="preserve"> </w:t>
-      </w:r>
-      <w:r>
-        <w:rPr>
-          <w:rFonts w:ascii="Garamond" w:eastAsia="Garamond" w:hAnsi="Garamond" w:cs="Garamond"/>
-        </w:rPr>
-        <w:t xml:space="preserve">equivalente al </w:t>
+          <w:bCs/>
+        </w:rPr>
+        <w:t>}) platillos</w:t>
+      </w:r>
+      <w:r>
+        <w:rPr>
+          <w:rFonts w:ascii="Garamond" w:eastAsia="Garamond" w:hAnsi="Garamond" w:cs="Garamond"/>
+        </w:rPr>
+        <w:t xml:space="preserve"> que sean Top Seller un </w:t>
       </w:r>
       <w:proofErr w:type="gramStart"/>
       <w:r>
         <w:rPr>
           <w:rFonts w:ascii="Garamond" w:eastAsia="Garamond" w:hAnsi="Garamond" w:cs="Garamond"/>
-          <w:highlight w:val="yellow"/>
+          <w:sz w:val="23"/>
+          <w:szCs w:val="23"/>
         </w:rPr>
         <w:t>{{ N</w:t>
       </w:r>
@@ -3620,17 +4618,19 @@
       <w:r>
         <w:rPr>
           <w:rFonts w:ascii="Garamond" w:eastAsia="Garamond" w:hAnsi="Garamond" w:cs="Garamond"/>
-          <w:highlight w:val="yellow"/>
-        </w:rPr>
-        <w:t>_ADS_</w:t>
+          <w:sz w:val="23"/>
+          <w:szCs w:val="23"/>
+        </w:rPr>
+        <w:t>_DESCUENTO_</w:t>
       </w:r>
       <w:proofErr w:type="gramStart"/>
       <w:r>
         <w:rPr>
           <w:rFonts w:ascii="Garamond" w:eastAsia="Garamond" w:hAnsi="Garamond" w:cs="Garamond"/>
-          <w:highlight w:val="yellow"/>
-        </w:rPr>
-        <w:t>RAPPI }}</w:t>
+          <w:sz w:val="23"/>
+          <w:szCs w:val="23"/>
+        </w:rPr>
+        <w:t>PLATILLOS }}</w:t>
       </w:r>
       <w:r>
         <w:rPr>
@@ -3643,176 +4643,109 @@
         <w:rPr>
           <w:rFonts w:ascii="Garamond" w:eastAsia="Garamond" w:hAnsi="Garamond" w:cs="Garamond"/>
         </w:rPr>
-        <w:t xml:space="preserve"> </w:t>
-      </w:r>
-      <w:r>
-        <w:rPr>
-          <w:rFonts w:ascii="Garamond" w:eastAsia="Garamond" w:hAnsi="Garamond" w:cs="Garamond"/>
-          <w:highlight w:val="yellow"/>
-        </w:rPr>
-        <w:t>(</w:t>
+        <w:t xml:space="preserve"> (</w:t>
       </w:r>
       <w:proofErr w:type="gramStart"/>
       <w:r>
         <w:rPr>
           <w:rFonts w:ascii="Garamond" w:eastAsia="Garamond" w:hAnsi="Garamond" w:cs="Garamond"/>
-          <w:highlight w:val="yellow"/>
-        </w:rPr>
-        <w:t>{{ VALOR</w:t>
+          <w:sz w:val="23"/>
+          <w:szCs w:val="23"/>
+        </w:rPr>
+        <w:t xml:space="preserve">{{ </w:t>
+      </w:r>
+      <w:proofErr w:type="spellStart"/>
+      <w:r>
+        <w:rPr>
+          <w:rFonts w:ascii="Garamond" w:eastAsia="Garamond" w:hAnsi="Garamond" w:cs="Garamond"/>
+          <w:sz w:val="23"/>
+          <w:szCs w:val="23"/>
+        </w:rPr>
+        <w:t>VALOR</w:t>
       </w:r>
       <w:proofErr w:type="gramEnd"/>
       <w:r>
         <w:rPr>
           <w:rFonts w:ascii="Garamond" w:eastAsia="Garamond" w:hAnsi="Garamond" w:cs="Garamond"/>
-          <w:highlight w:val="yellow"/>
-        </w:rPr>
-        <w:t>_ADS_</w:t>
+          <w:sz w:val="23"/>
+          <w:szCs w:val="23"/>
+        </w:rPr>
+        <w:t>_DESCUENTO_PLATILLOS|</w:t>
       </w:r>
       <w:proofErr w:type="gramStart"/>
       <w:r>
         <w:rPr>
           <w:rFonts w:ascii="Garamond" w:eastAsia="Garamond" w:hAnsi="Garamond" w:cs="Garamond"/>
-          <w:highlight w:val="yellow"/>
-        </w:rPr>
-        <w:t>RAPPI }</w:t>
+          <w:sz w:val="23"/>
+          <w:szCs w:val="23"/>
+        </w:rPr>
+        <w:t>lower</w:t>
+      </w:r>
+      <w:proofErr w:type="spellEnd"/>
+      <w:r>
+        <w:rPr>
+          <w:rFonts w:ascii="Garamond" w:eastAsia="Garamond" w:hAnsi="Garamond" w:cs="Garamond"/>
+          <w:sz w:val="23"/>
+          <w:szCs w:val="23"/>
+        </w:rPr>
+        <w:t xml:space="preserve"> }</w:t>
       </w:r>
       <w:proofErr w:type="gramEnd"/>
       <w:r>
         <w:rPr>
           <w:rFonts w:ascii="Garamond" w:eastAsia="Garamond" w:hAnsi="Garamond" w:cs="Garamond"/>
-          <w:highlight w:val="yellow"/>
+          <w:sz w:val="23"/>
+          <w:szCs w:val="23"/>
         </w:rPr>
         <w:t>}</w:t>
       </w:r>
       <w:r>
         <w:rPr>
           <w:rFonts w:ascii="Garamond" w:eastAsia="Garamond" w:hAnsi="Garamond" w:cs="Garamond"/>
-          <w:highlight w:val="yellow"/>
-        </w:rPr>
-        <w:t>)</w:t>
-      </w:r>
-      <w:r>
-        <w:rPr>
-          <w:rFonts w:ascii="Garamond" w:eastAsia="Garamond" w:hAnsi="Garamond" w:cs="Garamond"/>
-        </w:rPr>
-        <w:t xml:space="preserve"> de las ventas totales del Aliado en la Plataforma Rappi del mes anterior. Rappi activará los </w:t>
-      </w:r>
-      <w:proofErr w:type="spellStart"/>
-      <w:r>
-        <w:rPr>
-          <w:rFonts w:ascii="Garamond" w:eastAsia="Garamond" w:hAnsi="Garamond" w:cs="Garamond"/>
-        </w:rPr>
-        <w:t>Ads</w:t>
-      </w:r>
-      <w:proofErr w:type="spellEnd"/>
-      <w:r>
-        <w:rPr>
-          <w:rFonts w:ascii="Garamond" w:eastAsia="Garamond" w:hAnsi="Garamond" w:cs="Garamond"/>
-        </w:rPr>
-        <w:t xml:space="preserve"> en las fechas acordadas por las Partes, sujetándose su ejecución y cobro a los términos disponibles en https://legal.rappi.com.co/mexico/terminos-y-condiciones-ads-vertical-restaurantes-mexico Solo se facturarán los </w:t>
-      </w:r>
-      <w:proofErr w:type="spellStart"/>
-      <w:r>
-        <w:rPr>
-          <w:rFonts w:ascii="Garamond" w:eastAsia="Garamond" w:hAnsi="Garamond" w:cs="Garamond"/>
-        </w:rPr>
-        <w:t>Clicks</w:t>
-      </w:r>
-      <w:proofErr w:type="spellEnd"/>
-      <w:r>
-        <w:rPr>
-          <w:rFonts w:ascii="Garamond" w:eastAsia="Garamond" w:hAnsi="Garamond" w:cs="Garamond"/>
-        </w:rPr>
-        <w:t xml:space="preserve"> efectivamente ejecutados. {% endif %}</w:t>
-      </w:r>
-    </w:p>
-    <w:p>
-      <w:pPr>
-        <w:jc w:val="both"/>
-        <w:rPr>
-          <w:rFonts w:ascii="Garamond" w:eastAsia="Garamond" w:hAnsi="Garamond" w:cs="Garamond"/>
-          <w:sz w:val="23"/>
-          <w:szCs w:val="23"/>
-          <w:lang w:val="es-ES"/>
-        </w:rPr>
-      </w:pPr>
-      <w:r>
-        <w:rPr>
-          <w:rFonts w:ascii="Garamond" w:eastAsia="Garamond" w:hAnsi="Garamond" w:cs="Garamond"/>
-          <w:sz w:val="23"/>
-          <w:szCs w:val="23"/>
-          <w:highlight w:val="yellow"/>
-          <w:lang w:val="es-ES"/>
-        </w:rPr>
-        <w:t>{%p if activa_descuento_menu %}</w:t>
-      </w:r>
-    </w:p>
-    <w:p>
-      <w:pPr>
-        <w:jc w:val="both"/>
-        <w:rPr>
-          <w:rFonts w:ascii="Garamond" w:eastAsia="Garamond" w:hAnsi="Garamond" w:cs="Garamond"/>
-          <w:sz w:val="23"/>
-          <w:szCs w:val="23"/>
-        </w:rPr>
-      </w:pPr>
+        </w:rPr>
+        <w:t xml:space="preserve"> por ciento) de descuento exclusivo al interior de la Plataforma Rappi, durante los primeros </w:t>
+      </w:r>
       <w:proofErr w:type="gramStart"/>
       <w:r>
         <w:rPr>
           <w:rFonts w:ascii="Garamond" w:eastAsia="Garamond" w:hAnsi="Garamond" w:cs="Garamond"/>
-          <w:b/>
-          <w:sz w:val="23"/>
-          <w:szCs w:val="23"/>
-        </w:rPr>
-        <w:t>{{ ROM</w:t>
+          <w:sz w:val="23"/>
+          <w:szCs w:val="23"/>
+        </w:rPr>
+        <w:t>{{ N</w:t>
       </w:r>
       <w:proofErr w:type="gramEnd"/>
       <w:r>
         <w:rPr>
           <w:rFonts w:ascii="Garamond" w:eastAsia="Garamond" w:hAnsi="Garamond" w:cs="Garamond"/>
-          <w:b/>
-          <w:sz w:val="23"/>
-          <w:szCs w:val="23"/>
-        </w:rPr>
-        <w:t>_DESCUENTO_</w:t>
+          <w:sz w:val="23"/>
+          <w:szCs w:val="23"/>
+        </w:rPr>
+        <w:t>_MESES_DESCUENTO_</w:t>
       </w:r>
       <w:proofErr w:type="gramStart"/>
       <w:r>
         <w:rPr>
           <w:rFonts w:ascii="Garamond" w:eastAsia="Garamond" w:hAnsi="Garamond" w:cs="Garamond"/>
-          <w:b/>
-          <w:sz w:val="23"/>
-          <w:szCs w:val="23"/>
-        </w:rPr>
-        <w:t>MENU }</w:t>
+          <w:sz w:val="23"/>
+          <w:szCs w:val="23"/>
+        </w:rPr>
+        <w:t>PLATILLOS }</w:t>
       </w:r>
       <w:proofErr w:type="gramEnd"/>
       <w:r>
         <w:rPr>
           <w:rFonts w:ascii="Garamond" w:eastAsia="Garamond" w:hAnsi="Garamond" w:cs="Garamond"/>
-          <w:b/>
-          <w:sz w:val="23"/>
-          <w:szCs w:val="23"/>
-        </w:rPr>
-        <w:t xml:space="preserve">} </w:t>
-      </w:r>
-      <w:r>
-        <w:rPr>
-          <w:rFonts w:ascii="Garamond" w:eastAsia="Garamond" w:hAnsi="Garamond" w:cs="Garamond"/>
-          <w:bCs/>
-          <w:sz w:val="23"/>
-          <w:szCs w:val="23"/>
-        </w:rPr>
-        <w:t>Realizar un descuento de por lo menos el</w:t>
-      </w:r>
-      <w:r>
-        <w:rPr>
-          <w:rFonts w:ascii="Garamond" w:eastAsia="Garamond" w:hAnsi="Garamond" w:cs="Garamond"/>
-          <w:b/>
-          <w:sz w:val="23"/>
-          <w:szCs w:val="23"/>
-        </w:rPr>
-        <w:t xml:space="preserve"> </w:t>
+          <w:sz w:val="23"/>
+          <w:szCs w:val="23"/>
+        </w:rPr>
+        <w:t>}</w:t>
+      </w:r>
+      <w:r>
+        <w:rPr>
+          <w:rFonts w:ascii="Garamond" w:eastAsia="Garamond" w:hAnsi="Garamond" w:cs="Garamond"/>
+        </w:rPr>
+        <w:t xml:space="preserve"> (</w:t>
       </w:r>
       <w:proofErr w:type="gramStart"/>
       <w:r>
@@ -3820,9 +4753,17 @@
           <w:rFonts w:ascii="Garamond" w:eastAsia="Garamond" w:hAnsi="Garamond" w:cs="Garamond"/>
           <w:sz w:val="23"/>
           <w:szCs w:val="23"/>
-          <w:highlight w:val="yellow"/>
-        </w:rPr>
-        <w:t>{{ N</w:t>
+        </w:rPr>
+        <w:t xml:space="preserve">{{ </w:t>
+      </w:r>
+      <w:proofErr w:type="spellStart"/>
+      <w:r>
+        <w:rPr>
+          <w:rFonts w:ascii="Garamond" w:eastAsia="Garamond" w:hAnsi="Garamond" w:cs="Garamond"/>
+          <w:sz w:val="23"/>
+          <w:szCs w:val="23"/>
+        </w:rPr>
+        <w:t>VALOR</w:t>
       </w:r>
       <w:proofErr w:type="gramEnd"/>
       <w:r>
@@ -3830,9 +4771,8 @@
           <w:rFonts w:ascii="Garamond" w:eastAsia="Garamond" w:hAnsi="Garamond" w:cs="Garamond"/>
           <w:sz w:val="23"/>
           <w:szCs w:val="23"/>
-          <w:highlight w:val="yellow"/>
-        </w:rPr>
-        <w:t>_DESCUENTO_</w:t>
+        </w:rPr>
+        <w:t>_MES_DESCUENTO_PLATILLOS|</w:t>
       </w:r>
       <w:proofErr w:type="gramStart"/>
       <w:r>
@@ -3840,17 +4780,17 @@
           <w:rFonts w:ascii="Garamond" w:eastAsia="Garamond" w:hAnsi="Garamond" w:cs="Garamond"/>
           <w:sz w:val="23"/>
           <w:szCs w:val="23"/>
-          <w:highlight w:val="yellow"/>
-        </w:rPr>
-        <w:t>MENU }}</w:t>
-      </w:r>
-      <w:r>
-        <w:rPr>
-          <w:rFonts w:ascii="Garamond" w:eastAsia="Garamond" w:hAnsi="Garamond" w:cs="Garamond"/>
-          <w:sz w:val="23"/>
-          <w:szCs w:val="23"/>
-        </w:rPr>
-        <w:t>%</w:t>
+        </w:rPr>
+        <w:t>lower</w:t>
+      </w:r>
+      <w:proofErr w:type="spellEnd"/>
+      <w:r>
+        <w:rPr>
+          <w:rFonts w:ascii="Garamond" w:eastAsia="Garamond" w:hAnsi="Garamond" w:cs="Garamond"/>
+          <w:sz w:val="23"/>
+          <w:szCs w:val="23"/>
+        </w:rPr>
+        <w:t xml:space="preserve"> }</w:t>
       </w:r>
       <w:proofErr w:type="gramEnd"/>
       <w:r>
@@ -3859,215 +4799,11 @@
           <w:sz w:val="23"/>
           <w:szCs w:val="23"/>
         </w:rPr>
-        <w:t xml:space="preserve"> (</w:t>
-      </w:r>
-      <w:proofErr w:type="gramStart"/>
-      <w:r>
-        <w:rPr>
-          <w:rFonts w:ascii="Garamond" w:eastAsia="Garamond" w:hAnsi="Garamond" w:cs="Garamond"/>
-          <w:sz w:val="23"/>
-          <w:szCs w:val="23"/>
-          <w:highlight w:val="yellow"/>
-        </w:rPr>
-        <w:t xml:space="preserve">{{ </w:t>
-      </w:r>
-      <w:proofErr w:type="spellStart"/>
-      <w:r>
-        <w:rPr>
-          <w:rFonts w:ascii="Garamond" w:eastAsia="Garamond" w:hAnsi="Garamond" w:cs="Garamond"/>
-          <w:sz w:val="23"/>
-          <w:szCs w:val="23"/>
-          <w:highlight w:val="yellow"/>
-        </w:rPr>
-        <w:t>VALOR</w:t>
-      </w:r>
-      <w:proofErr w:type="gramEnd"/>
-      <w:r>
-        <w:rPr>
-          <w:rFonts w:ascii="Garamond" w:eastAsia="Garamond" w:hAnsi="Garamond" w:cs="Garamond"/>
-          <w:sz w:val="23"/>
-          <w:szCs w:val="23"/>
-          <w:highlight w:val="yellow"/>
-        </w:rPr>
-        <w:t>_DESCUENTO_MENU</w:t>
-      </w:r>
-      <w:r>
-        <w:rPr>
-          <w:rFonts w:ascii="Garamond" w:eastAsia="Garamond" w:hAnsi="Garamond" w:cs="Garamond"/>
-          <w:sz w:val="23"/>
-          <w:szCs w:val="23"/>
-          <w:highlight w:val="yellow"/>
-        </w:rPr>
-        <w:t>|</w:t>
-      </w:r>
-      <w:proofErr w:type="gramStart"/>
-      <w:r>
-        <w:rPr>
-          <w:rFonts w:ascii="Garamond" w:eastAsia="Garamond" w:hAnsi="Garamond" w:cs="Garamond"/>
-          <w:sz w:val="23"/>
-          <w:szCs w:val="23"/>
-          <w:highlight w:val="yellow"/>
-        </w:rPr>
-        <w:t>lower</w:t>
-      </w:r>
-      <w:proofErr w:type="spellEnd"/>
-      <w:r>
-        <w:rPr>
-          <w:rFonts w:ascii="Garamond" w:eastAsia="Garamond" w:hAnsi="Garamond" w:cs="Garamond"/>
-          <w:sz w:val="23"/>
-          <w:szCs w:val="23"/>
-          <w:highlight w:val="yellow"/>
-        </w:rPr>
-        <w:t xml:space="preserve"> }</w:t>
-      </w:r>
-      <w:proofErr w:type="gramEnd"/>
-      <w:r>
-        <w:rPr>
-          <w:rFonts w:ascii="Garamond" w:eastAsia="Garamond" w:hAnsi="Garamond" w:cs="Garamond"/>
-          <w:sz w:val="23"/>
-          <w:szCs w:val="23"/>
-          <w:highlight w:val="yellow"/>
-        </w:rPr>
         <w:t>}</w:t>
       </w:r>
       <w:r>
         <w:rPr>
           <w:rFonts w:ascii="Garamond" w:eastAsia="Garamond" w:hAnsi="Garamond" w:cs="Garamond"/>
-          <w:sz w:val="23"/>
-          <w:szCs w:val="23"/>
-        </w:rPr>
-        <w:t xml:space="preserve"> </w:t>
-      </w:r>
-      <w:r>
-        <w:rPr>
-          <w:rFonts w:ascii="Garamond" w:eastAsia="Garamond" w:hAnsi="Garamond" w:cs="Garamond"/>
-          <w:sz w:val="23"/>
-          <w:szCs w:val="23"/>
-        </w:rPr>
-        <w:t xml:space="preserve">por ciento) en todo el menú dentro de la Plataforma Rappi durante los primeros </w:t>
-      </w:r>
-      <w:proofErr w:type="gramStart"/>
-      <w:r>
-        <w:rPr>
-          <w:rFonts w:ascii="Garamond" w:eastAsia="Garamond" w:hAnsi="Garamond" w:cs="Garamond"/>
-          <w:sz w:val="23"/>
-          <w:szCs w:val="23"/>
-          <w:highlight w:val="yellow"/>
-        </w:rPr>
-        <w:t>{{ N</w:t>
-      </w:r>
-      <w:proofErr w:type="gramEnd"/>
-      <w:r>
-        <w:rPr>
-          <w:rFonts w:ascii="Garamond" w:eastAsia="Garamond" w:hAnsi="Garamond" w:cs="Garamond"/>
-          <w:sz w:val="23"/>
-          <w:szCs w:val="23"/>
-          <w:highlight w:val="yellow"/>
-        </w:rPr>
-        <w:t>_MESES_DESCUENTO_</w:t>
-      </w:r>
-      <w:proofErr w:type="gramStart"/>
-      <w:r>
-        <w:rPr>
-          <w:rFonts w:ascii="Garamond" w:eastAsia="Garamond" w:hAnsi="Garamond" w:cs="Garamond"/>
-          <w:sz w:val="23"/>
-          <w:szCs w:val="23"/>
-          <w:highlight w:val="yellow"/>
-        </w:rPr>
-        <w:t>MENU }</w:t>
-      </w:r>
-      <w:proofErr w:type="gramEnd"/>
-      <w:r>
-        <w:rPr>
-          <w:rFonts w:ascii="Garamond" w:eastAsia="Garamond" w:hAnsi="Garamond" w:cs="Garamond"/>
-          <w:sz w:val="23"/>
-          <w:szCs w:val="23"/>
-          <w:highlight w:val="yellow"/>
-        </w:rPr>
-        <w:t>}</w:t>
-      </w:r>
-      <w:r>
-        <w:rPr>
-          <w:rFonts w:ascii="Garamond" w:eastAsia="Garamond" w:hAnsi="Garamond" w:cs="Garamond"/>
-          <w:sz w:val="23"/>
-          <w:szCs w:val="23"/>
-        </w:rPr>
-        <w:t xml:space="preserve"> (</w:t>
-      </w:r>
-      <w:proofErr w:type="gramStart"/>
-      <w:r>
-        <w:rPr>
-          <w:rFonts w:ascii="Garamond" w:eastAsia="Garamond" w:hAnsi="Garamond" w:cs="Garamond"/>
-          <w:sz w:val="23"/>
-          <w:szCs w:val="23"/>
-          <w:highlight w:val="yellow"/>
-        </w:rPr>
-        <w:t xml:space="preserve">{{ </w:t>
-      </w:r>
-      <w:proofErr w:type="spellStart"/>
-      <w:r>
-        <w:rPr>
-          <w:rFonts w:ascii="Garamond" w:eastAsia="Garamond" w:hAnsi="Garamond" w:cs="Garamond"/>
-          <w:sz w:val="23"/>
-          <w:szCs w:val="23"/>
-          <w:highlight w:val="yellow"/>
-        </w:rPr>
-        <w:t>VALOR</w:t>
-      </w:r>
-      <w:proofErr w:type="gramEnd"/>
-      <w:r>
-        <w:rPr>
-          <w:rFonts w:ascii="Garamond" w:eastAsia="Garamond" w:hAnsi="Garamond" w:cs="Garamond"/>
-          <w:sz w:val="23"/>
-          <w:szCs w:val="23"/>
-          <w:highlight w:val="yellow"/>
-        </w:rPr>
-        <w:t>_MES_DESCUENTO_MENU</w:t>
-      </w:r>
-      <w:r>
-        <w:rPr>
-          <w:rFonts w:ascii="Garamond" w:eastAsia="Garamond" w:hAnsi="Garamond" w:cs="Garamond"/>
-          <w:sz w:val="23"/>
-          <w:szCs w:val="23"/>
-          <w:highlight w:val="yellow"/>
-        </w:rPr>
-        <w:t>|</w:t>
-      </w:r>
-      <w:proofErr w:type="gramStart"/>
-      <w:r>
-        <w:rPr>
-          <w:rFonts w:ascii="Garamond" w:eastAsia="Garamond" w:hAnsi="Garamond" w:cs="Garamond"/>
-          <w:sz w:val="23"/>
-          <w:szCs w:val="23"/>
-          <w:highlight w:val="yellow"/>
-        </w:rPr>
-        <w:t>lower</w:t>
-      </w:r>
-      <w:proofErr w:type="spellEnd"/>
-      <w:r>
-        <w:rPr>
-          <w:rFonts w:ascii="Garamond" w:eastAsia="Garamond" w:hAnsi="Garamond" w:cs="Garamond"/>
-          <w:sz w:val="23"/>
-          <w:szCs w:val="23"/>
-          <w:highlight w:val="yellow"/>
-        </w:rPr>
-        <w:t xml:space="preserve"> }</w:t>
-      </w:r>
-      <w:proofErr w:type="gramEnd"/>
-      <w:r>
-        <w:rPr>
-          <w:rFonts w:ascii="Garamond" w:eastAsia="Garamond" w:hAnsi="Garamond" w:cs="Garamond"/>
-          <w:sz w:val="23"/>
-          <w:szCs w:val="23"/>
-          <w:highlight w:val="yellow"/>
-        </w:rPr>
-        <w:t>}</w:t>
-      </w:r>
-      <w:r>
-        <w:rPr>
-          <w:rFonts w:ascii="Garamond" w:eastAsia="Garamond" w:hAnsi="Garamond" w:cs="Garamond"/>
-          <w:sz w:val="23"/>
-          <w:szCs w:val="23"/>
         </w:rPr>
         <w:t>) meses de ejecución del presente Acuerdo.</w:t>
       </w:r>
@@ -4079,1069 +4815,6 @@
           <w:rFonts w:ascii="Garamond" w:eastAsia="Garamond" w:hAnsi="Garamond" w:cs="Garamond"/>
           <w:sz w:val="23"/>
           <w:szCs w:val="23"/>
-          <w:lang w:val="en-US"/>
-        </w:rPr>
-      </w:pPr>
-      <w:r>
-        <w:rPr>
-          <w:rFonts w:ascii="Garamond" w:eastAsia="Garamond" w:hAnsi="Garamond" w:cs="Garamond"/>
-          <w:sz w:val="23"/>
-          <w:szCs w:val="23"/>
-          <w:highlight w:val="yellow"/>
-          <w:lang w:val="en-US"/>
-        </w:rPr>
-        <w:t>{%p endif %}</w:t>
-      </w:r>
-    </w:p>
-    <w:p>
-      <w:pPr>
-        <w:jc w:val="both"/>
-        <w:rPr>
-          <w:rFonts w:ascii="Garamond" w:eastAsia="Garamond" w:hAnsi="Garamond" w:cs="Garamond"/>
-          <w:sz w:val="23"/>
-          <w:szCs w:val="23"/>
-          <w:lang w:val="en-US"/>
-        </w:rPr>
-      </w:pPr>
-      <w:r>
-        <w:rPr>
-          <w:rFonts w:ascii="Garamond" w:eastAsia="Garamond" w:hAnsi="Garamond" w:cs="Garamond"/>
-          <w:sz w:val="23"/>
-          <w:szCs w:val="23"/>
-          <w:highlight w:val="yellow"/>
-          <w:lang w:val="en-US"/>
-        </w:rPr>
-        <w:t xml:space="preserve">{%p if </w:t>
-      </w:r>
-      <w:proofErr w:type="spellStart"/>
-      <w:r>
-        <w:rPr>
-          <w:rFonts w:ascii="Garamond" w:eastAsia="Garamond" w:hAnsi="Garamond" w:cs="Garamond"/>
-          <w:sz w:val="23"/>
-          <w:szCs w:val="23"/>
-          <w:highlight w:val="yellow"/>
-          <w:lang w:val="en-US"/>
-        </w:rPr>
-        <w:t>activa_mark_down</w:t>
-      </w:r>
-      <w:proofErr w:type="spellEnd"/>
-      <w:r>
-        <w:rPr>
-          <w:rFonts w:ascii="Garamond" w:eastAsia="Garamond" w:hAnsi="Garamond" w:cs="Garamond"/>
-          <w:sz w:val="23"/>
-          <w:szCs w:val="23"/>
-          <w:highlight w:val="yellow"/>
-          <w:lang w:val="en-US"/>
-        </w:rPr>
-        <w:t xml:space="preserve"> %}</w:t>
-      </w:r>
-    </w:p>
-    <w:p>
-      <w:pPr>
-        <w:jc w:val="both"/>
-        <w:rPr>
-          <w:rFonts w:ascii="Garamond" w:eastAsia="Garamond" w:hAnsi="Garamond" w:cs="Garamond"/>
-          <w:sz w:val="23"/>
-          <w:szCs w:val="23"/>
-        </w:rPr>
-      </w:pPr>
-      <w:proofErr w:type="gramStart"/>
-      <w:r>
-        <w:rPr>
-          <w:rFonts w:ascii="Garamond" w:eastAsia="Garamond" w:hAnsi="Garamond" w:cs="Garamond"/>
-          <w:b/>
-          <w:sz w:val="23"/>
-          <w:szCs w:val="23"/>
-        </w:rPr>
-        <w:t>{{ ROM</w:t>
-      </w:r>
-      <w:proofErr w:type="gramEnd"/>
-      <w:r>
-        <w:rPr>
-          <w:rFonts w:ascii="Garamond" w:eastAsia="Garamond" w:hAnsi="Garamond" w:cs="Garamond"/>
-          <w:b/>
-          <w:sz w:val="23"/>
-          <w:szCs w:val="23"/>
-        </w:rPr>
-        <w:t>_MARK_</w:t>
-      </w:r>
-      <w:proofErr w:type="gramStart"/>
-      <w:r>
-        <w:rPr>
-          <w:rFonts w:ascii="Garamond" w:eastAsia="Garamond" w:hAnsi="Garamond" w:cs="Garamond"/>
-          <w:b/>
-          <w:sz w:val="23"/>
-          <w:szCs w:val="23"/>
-        </w:rPr>
-        <w:t>DOWN }</w:t>
-      </w:r>
-      <w:proofErr w:type="gramEnd"/>
-      <w:r>
-        <w:rPr>
-          <w:rFonts w:ascii="Garamond" w:eastAsia="Garamond" w:hAnsi="Garamond" w:cs="Garamond"/>
-          <w:b/>
-          <w:sz w:val="23"/>
-          <w:szCs w:val="23"/>
-        </w:rPr>
-        <w:t xml:space="preserve">} </w:t>
-      </w:r>
-      <w:r>
-        <w:rPr>
-          <w:rFonts w:ascii="Garamond" w:eastAsia="Garamond" w:hAnsi="Garamond" w:cs="Garamond"/>
-          <w:bCs/>
-          <w:sz w:val="23"/>
-          <w:szCs w:val="23"/>
-        </w:rPr>
-        <w:t>Realizar una inversión mensual en promociones del</w:t>
-      </w:r>
-      <w:r>
-        <w:rPr>
-          <w:rFonts w:ascii="Garamond" w:eastAsia="Garamond" w:hAnsi="Garamond" w:cs="Garamond"/>
-          <w:b/>
-          <w:sz w:val="23"/>
-          <w:szCs w:val="23"/>
-        </w:rPr>
-        <w:t xml:space="preserve"> </w:t>
-      </w:r>
-      <w:proofErr w:type="gramStart"/>
-      <w:r>
-        <w:rPr>
-          <w:rFonts w:ascii="Garamond" w:eastAsia="Garamond" w:hAnsi="Garamond" w:cs="Garamond"/>
-          <w:sz w:val="23"/>
-          <w:szCs w:val="23"/>
-          <w:highlight w:val="yellow"/>
-        </w:rPr>
-        <w:t>{{ N</w:t>
-      </w:r>
-      <w:proofErr w:type="gramEnd"/>
-      <w:r>
-        <w:rPr>
-          <w:rFonts w:ascii="Garamond" w:eastAsia="Garamond" w:hAnsi="Garamond" w:cs="Garamond"/>
-          <w:sz w:val="23"/>
-          <w:szCs w:val="23"/>
-          <w:highlight w:val="yellow"/>
-        </w:rPr>
-        <w:t>_DESCUENTO_MARK_</w:t>
-      </w:r>
-      <w:proofErr w:type="gramStart"/>
-      <w:r>
-        <w:rPr>
-          <w:rFonts w:ascii="Garamond" w:eastAsia="Garamond" w:hAnsi="Garamond" w:cs="Garamond"/>
-          <w:sz w:val="23"/>
-          <w:szCs w:val="23"/>
-          <w:highlight w:val="yellow"/>
-        </w:rPr>
-        <w:t>DOWN }}</w:t>
-      </w:r>
-      <w:r>
-        <w:rPr>
-          <w:rFonts w:ascii="Garamond" w:eastAsia="Garamond" w:hAnsi="Garamond" w:cs="Garamond"/>
-          <w:sz w:val="23"/>
-          <w:szCs w:val="23"/>
-        </w:rPr>
-        <w:t>%</w:t>
-      </w:r>
-      <w:proofErr w:type="gramEnd"/>
-      <w:r>
-        <w:rPr>
-          <w:rFonts w:ascii="Garamond" w:eastAsia="Garamond" w:hAnsi="Garamond" w:cs="Garamond"/>
-          <w:sz w:val="23"/>
-          <w:szCs w:val="23"/>
-        </w:rPr>
-        <w:t xml:space="preserve"> (</w:t>
-      </w:r>
-      <w:proofErr w:type="gramStart"/>
-      <w:r>
-        <w:rPr>
-          <w:rFonts w:ascii="Garamond" w:eastAsia="Garamond" w:hAnsi="Garamond" w:cs="Garamond"/>
-          <w:sz w:val="23"/>
-          <w:szCs w:val="23"/>
-          <w:highlight w:val="yellow"/>
-        </w:rPr>
-        <w:t xml:space="preserve">{{ </w:t>
-      </w:r>
-      <w:proofErr w:type="spellStart"/>
-      <w:r>
-        <w:rPr>
-          <w:rFonts w:ascii="Garamond" w:eastAsia="Garamond" w:hAnsi="Garamond" w:cs="Garamond"/>
-          <w:sz w:val="23"/>
-          <w:szCs w:val="23"/>
-          <w:highlight w:val="yellow"/>
-        </w:rPr>
-        <w:t>VALOR</w:t>
-      </w:r>
-      <w:proofErr w:type="gramEnd"/>
-      <w:r>
-        <w:rPr>
-          <w:rFonts w:ascii="Garamond" w:eastAsia="Garamond" w:hAnsi="Garamond" w:cs="Garamond"/>
-          <w:sz w:val="23"/>
-          <w:szCs w:val="23"/>
-          <w:highlight w:val="yellow"/>
-        </w:rPr>
-        <w:t>_DESCUENTO_MARK_DOWN|</w:t>
-      </w:r>
-      <w:proofErr w:type="gramStart"/>
-      <w:r>
-        <w:rPr>
-          <w:rFonts w:ascii="Garamond" w:eastAsia="Garamond" w:hAnsi="Garamond" w:cs="Garamond"/>
-          <w:sz w:val="23"/>
-          <w:szCs w:val="23"/>
-          <w:highlight w:val="yellow"/>
-        </w:rPr>
-        <w:t>lower</w:t>
-      </w:r>
-      <w:proofErr w:type="spellEnd"/>
-      <w:r>
-        <w:rPr>
-          <w:rFonts w:ascii="Garamond" w:eastAsia="Garamond" w:hAnsi="Garamond" w:cs="Garamond"/>
-          <w:sz w:val="23"/>
-          <w:szCs w:val="23"/>
-          <w:highlight w:val="yellow"/>
-        </w:rPr>
-        <w:t xml:space="preserve"> }</w:t>
-      </w:r>
-      <w:proofErr w:type="gramEnd"/>
-      <w:r>
-        <w:rPr>
-          <w:rFonts w:ascii="Garamond" w:eastAsia="Garamond" w:hAnsi="Garamond" w:cs="Garamond"/>
-          <w:sz w:val="23"/>
-          <w:szCs w:val="23"/>
-          <w:highlight w:val="yellow"/>
-        </w:rPr>
-        <w:t>}</w:t>
-      </w:r>
-      <w:r>
-        <w:rPr>
-          <w:rFonts w:ascii="Garamond" w:eastAsia="Garamond" w:hAnsi="Garamond" w:cs="Garamond"/>
-          <w:sz w:val="23"/>
-          <w:szCs w:val="23"/>
-        </w:rPr>
-        <w:t xml:space="preserve"> por ciento) de las ventas totales realizadas por el Aliado a través de la Plataforma Rappi durante el mes inmediatamente anterior durante la vigencia del presente Acuerdo.</w:t>
-      </w:r>
-    </w:p>
-    <w:p>
-      <w:pPr>
-        <w:jc w:val="both"/>
-        <w:rPr>
-          <w:rFonts w:ascii="Garamond" w:eastAsia="Garamond" w:hAnsi="Garamond" w:cs="Garamond"/>
-          <w:sz w:val="23"/>
-          <w:szCs w:val="23"/>
-          <w:lang w:val="es-MX"/>
-        </w:rPr>
-      </w:pPr>
-      <w:r>
-        <w:rPr>
-          <w:rFonts w:ascii="Garamond" w:eastAsia="Garamond" w:hAnsi="Garamond" w:cs="Garamond"/>
-          <w:sz w:val="23"/>
-          <w:szCs w:val="23"/>
-          <w:highlight w:val="yellow"/>
-          <w:lang w:val="es-ES"/>
-        </w:rPr>
-        <w:t xml:space="preserve">{%p </w:t>
-      </w:r>
-      <w:proofErr w:type="spellStart"/>
-      <w:r>
-        <w:rPr>
-          <w:rFonts w:ascii="Garamond" w:eastAsia="Garamond" w:hAnsi="Garamond" w:cs="Garamond"/>
-          <w:sz w:val="23"/>
-          <w:szCs w:val="23"/>
-          <w:highlight w:val="yellow"/>
-          <w:lang w:val="es-ES"/>
-        </w:rPr>
-        <w:t>endif</w:t>
-      </w:r>
-      <w:proofErr w:type="spellEnd"/>
-      <w:r>
-        <w:rPr>
-          <w:rFonts w:ascii="Garamond" w:eastAsia="Garamond" w:hAnsi="Garamond" w:cs="Garamond"/>
-          <w:sz w:val="23"/>
-          <w:szCs w:val="23"/>
-          <w:highlight w:val="yellow"/>
-          <w:lang w:val="es-ES"/>
-        </w:rPr>
-        <w:t xml:space="preserve"> %}</w:t>
-      </w:r>
-    </w:p>
-    <w:p>
-      <w:pPr>
-        <w:jc w:val="both"/>
-        <w:rPr>
-          <w:rFonts w:ascii="Garamond" w:eastAsia="Garamond" w:hAnsi="Garamond" w:cs="Garamond"/>
-          <w:sz w:val="23"/>
-          <w:szCs w:val="23"/>
-          <w:lang w:val="es-ES"/>
-        </w:rPr>
-      </w:pPr>
-      <w:r>
-        <w:rPr>
-          <w:rFonts w:ascii="Garamond" w:eastAsia="Garamond" w:hAnsi="Garamond" w:cs="Garamond"/>
-          <w:sz w:val="23"/>
-          <w:szCs w:val="23"/>
-          <w:highlight w:val="yellow"/>
-          <w:lang w:val="es-ES"/>
-        </w:rPr>
-        <w:t xml:space="preserve">{%p </w:t>
-      </w:r>
-      <w:proofErr w:type="spellStart"/>
-      <w:r>
-        <w:rPr>
-          <w:rFonts w:ascii="Garamond" w:eastAsia="Garamond" w:hAnsi="Garamond" w:cs="Garamond"/>
-          <w:sz w:val="23"/>
-          <w:szCs w:val="23"/>
-          <w:highlight w:val="yellow"/>
-          <w:lang w:val="es-ES"/>
-        </w:rPr>
-        <w:t>if</w:t>
-      </w:r>
-      <w:proofErr w:type="spellEnd"/>
-      <w:r>
-        <w:rPr>
-          <w:rFonts w:ascii="Garamond" w:eastAsia="Garamond" w:hAnsi="Garamond" w:cs="Garamond"/>
-          <w:sz w:val="23"/>
-          <w:szCs w:val="23"/>
-          <w:highlight w:val="yellow"/>
-          <w:lang w:val="es-ES"/>
-        </w:rPr>
-        <w:t xml:space="preserve"> </w:t>
-      </w:r>
-      <w:proofErr w:type="spellStart"/>
-      <w:r>
-        <w:rPr>
-          <w:rFonts w:ascii="Garamond" w:eastAsia="Garamond" w:hAnsi="Garamond" w:cs="Garamond"/>
-          <w:sz w:val="23"/>
-          <w:szCs w:val="23"/>
-          <w:highlight w:val="yellow"/>
-          <w:lang w:val="es-ES"/>
-        </w:rPr>
-        <w:t>activa_publicaciones_redes</w:t>
-      </w:r>
-      <w:proofErr w:type="spellEnd"/>
-      <w:r>
-        <w:rPr>
-          <w:rFonts w:ascii="Garamond" w:eastAsia="Garamond" w:hAnsi="Garamond" w:cs="Garamond"/>
-          <w:sz w:val="23"/>
-          <w:szCs w:val="23"/>
-          <w:highlight w:val="yellow"/>
-          <w:lang w:val="es-ES"/>
-        </w:rPr>
-        <w:t xml:space="preserve"> %}</w:t>
-      </w:r>
-    </w:p>
-    <w:p>
-      <w:pPr>
-        <w:jc w:val="both"/>
-        <w:rPr>
-          <w:rFonts w:ascii="Garamond" w:eastAsia="Garamond" w:hAnsi="Garamond" w:cs="Garamond"/>
-          <w:sz w:val="23"/>
-          <w:szCs w:val="23"/>
-        </w:rPr>
-      </w:pPr>
-      <w:proofErr w:type="gramStart"/>
-      <w:r>
-        <w:rPr>
-          <w:rFonts w:ascii="Garamond" w:eastAsia="Garamond" w:hAnsi="Garamond" w:cs="Garamond"/>
-          <w:b/>
-          <w:sz w:val="23"/>
-          <w:szCs w:val="23"/>
-        </w:rPr>
-        <w:t>{{ ROM</w:t>
-      </w:r>
-      <w:proofErr w:type="gramEnd"/>
-      <w:r>
-        <w:rPr>
-          <w:rFonts w:ascii="Garamond" w:eastAsia="Garamond" w:hAnsi="Garamond" w:cs="Garamond"/>
-          <w:b/>
-          <w:sz w:val="23"/>
-          <w:szCs w:val="23"/>
-        </w:rPr>
-        <w:t>_</w:t>
-      </w:r>
-      <w:proofErr w:type="gramStart"/>
-      <w:r>
-        <w:rPr>
-          <w:rFonts w:ascii="Garamond" w:eastAsia="Garamond" w:hAnsi="Garamond" w:cs="Garamond"/>
-          <w:b/>
-          <w:sz w:val="23"/>
-          <w:szCs w:val="23"/>
-        </w:rPr>
-        <w:t>REDES }</w:t>
-      </w:r>
-      <w:proofErr w:type="gramEnd"/>
-      <w:r>
-        <w:rPr>
-          <w:rFonts w:ascii="Garamond" w:eastAsia="Garamond" w:hAnsi="Garamond" w:cs="Garamond"/>
-          <w:b/>
-          <w:sz w:val="23"/>
-          <w:szCs w:val="23"/>
-        </w:rPr>
-        <w:t xml:space="preserve">} </w:t>
-      </w:r>
-      <w:r>
-        <w:rPr>
-          <w:rFonts w:ascii="Garamond" w:eastAsia="Garamond" w:hAnsi="Garamond" w:cs="Garamond"/>
-          <w:bCs/>
-          <w:sz w:val="23"/>
-          <w:szCs w:val="23"/>
-        </w:rPr>
-        <w:t>Realizar, al menos</w:t>
-      </w:r>
-      <w:r>
-        <w:rPr>
-          <w:rFonts w:ascii="Garamond" w:eastAsia="Garamond" w:hAnsi="Garamond" w:cs="Garamond"/>
-          <w:b/>
-          <w:sz w:val="23"/>
-          <w:szCs w:val="23"/>
-        </w:rPr>
-        <w:t xml:space="preserve"> </w:t>
-      </w:r>
-      <w:proofErr w:type="gramStart"/>
-      <w:r>
-        <w:rPr>
-          <w:rFonts w:ascii="Garamond" w:eastAsia="Garamond" w:hAnsi="Garamond" w:cs="Garamond"/>
-          <w:sz w:val="23"/>
-          <w:szCs w:val="23"/>
-          <w:highlight w:val="yellow"/>
-        </w:rPr>
-        <w:t xml:space="preserve">{{ </w:t>
-      </w:r>
-      <w:r>
-        <w:rPr>
-          <w:rFonts w:ascii="Garamond" w:eastAsia="Garamond" w:hAnsi="Garamond" w:cs="Garamond"/>
-          <w:sz w:val="23"/>
-          <w:szCs w:val="23"/>
-          <w:highlight w:val="yellow"/>
-        </w:rPr>
-        <w:t>N</w:t>
-      </w:r>
-      <w:proofErr w:type="gramEnd"/>
-      <w:r>
-        <w:rPr>
-          <w:rFonts w:ascii="Garamond" w:eastAsia="Garamond" w:hAnsi="Garamond" w:cs="Garamond"/>
-          <w:sz w:val="23"/>
-          <w:szCs w:val="23"/>
-          <w:highlight w:val="yellow"/>
-        </w:rPr>
-        <w:t>_</w:t>
-      </w:r>
-      <w:r>
-        <w:rPr>
-          <w:rFonts w:ascii="Garamond" w:eastAsia="Garamond" w:hAnsi="Garamond" w:cs="Garamond"/>
-          <w:sz w:val="23"/>
-          <w:szCs w:val="23"/>
-          <w:highlight w:val="yellow"/>
-        </w:rPr>
-        <w:t>DESCUENTO_</w:t>
-      </w:r>
-      <w:proofErr w:type="gramStart"/>
-      <w:r>
-        <w:rPr>
-          <w:rFonts w:ascii="Garamond" w:eastAsia="Garamond" w:hAnsi="Garamond" w:cs="Garamond"/>
-          <w:sz w:val="23"/>
-          <w:szCs w:val="23"/>
-          <w:highlight w:val="yellow"/>
-        </w:rPr>
-        <w:t>REDES }</w:t>
-      </w:r>
-      <w:proofErr w:type="gramEnd"/>
-      <w:r>
-        <w:rPr>
-          <w:rFonts w:ascii="Garamond" w:eastAsia="Garamond" w:hAnsi="Garamond" w:cs="Garamond"/>
-          <w:sz w:val="23"/>
-          <w:szCs w:val="23"/>
-          <w:highlight w:val="yellow"/>
-        </w:rPr>
-        <w:t>}</w:t>
-      </w:r>
-      <w:r>
-        <w:rPr>
-          <w:rFonts w:ascii="Garamond" w:eastAsia="Garamond" w:hAnsi="Garamond" w:cs="Garamond"/>
-          <w:sz w:val="23"/>
-          <w:szCs w:val="23"/>
-        </w:rPr>
-        <w:t xml:space="preserve"> (</w:t>
-      </w:r>
-      <w:proofErr w:type="gramStart"/>
-      <w:r>
-        <w:rPr>
-          <w:rFonts w:ascii="Garamond" w:eastAsia="Garamond" w:hAnsi="Garamond" w:cs="Garamond"/>
-          <w:sz w:val="23"/>
-          <w:szCs w:val="23"/>
-          <w:highlight w:val="yellow"/>
-        </w:rPr>
-        <w:t xml:space="preserve">{{ </w:t>
-      </w:r>
-      <w:proofErr w:type="spellStart"/>
-      <w:r>
-        <w:rPr>
-          <w:rFonts w:ascii="Garamond" w:eastAsia="Garamond" w:hAnsi="Garamond" w:cs="Garamond"/>
-          <w:sz w:val="23"/>
-          <w:szCs w:val="23"/>
-          <w:highlight w:val="yellow"/>
-        </w:rPr>
-        <w:t>DESCUENTO</w:t>
-      </w:r>
-      <w:proofErr w:type="gramEnd"/>
-      <w:r>
-        <w:rPr>
-          <w:rFonts w:ascii="Garamond" w:eastAsia="Garamond" w:hAnsi="Garamond" w:cs="Garamond"/>
-          <w:sz w:val="23"/>
-          <w:szCs w:val="23"/>
-          <w:highlight w:val="yellow"/>
-        </w:rPr>
-        <w:t>_REDES</w:t>
-      </w:r>
-      <w:r>
-        <w:rPr>
-          <w:rFonts w:ascii="Garamond" w:eastAsia="Garamond" w:hAnsi="Garamond" w:cs="Garamond"/>
-          <w:sz w:val="23"/>
-          <w:szCs w:val="23"/>
-          <w:highlight w:val="yellow"/>
-        </w:rPr>
-        <w:t>|</w:t>
-      </w:r>
-      <w:proofErr w:type="gramStart"/>
-      <w:r>
-        <w:rPr>
-          <w:rFonts w:ascii="Garamond" w:eastAsia="Garamond" w:hAnsi="Garamond" w:cs="Garamond"/>
-          <w:sz w:val="23"/>
-          <w:szCs w:val="23"/>
-          <w:highlight w:val="yellow"/>
-        </w:rPr>
-        <w:t>lower</w:t>
-      </w:r>
-      <w:proofErr w:type="spellEnd"/>
-      <w:r>
-        <w:rPr>
-          <w:rFonts w:ascii="Garamond" w:eastAsia="Garamond" w:hAnsi="Garamond" w:cs="Garamond"/>
-          <w:sz w:val="23"/>
-          <w:szCs w:val="23"/>
-          <w:highlight w:val="yellow"/>
-        </w:rPr>
-        <w:t xml:space="preserve"> }</w:t>
-      </w:r>
-      <w:proofErr w:type="gramEnd"/>
-      <w:r>
-        <w:rPr>
-          <w:rFonts w:ascii="Garamond" w:eastAsia="Garamond" w:hAnsi="Garamond" w:cs="Garamond"/>
-          <w:sz w:val="23"/>
-          <w:szCs w:val="23"/>
-          <w:highlight w:val="yellow"/>
-        </w:rPr>
-        <w:t>}</w:t>
-      </w:r>
-      <w:r>
-        <w:rPr>
-          <w:rFonts w:ascii="Garamond" w:eastAsia="Garamond" w:hAnsi="Garamond" w:cs="Garamond"/>
-          <w:sz w:val="23"/>
-          <w:szCs w:val="23"/>
-        </w:rPr>
-        <w:t xml:space="preserve">) publicaciones mensuales en sus redes sociales garantizando que estén dirigidas única y exclusivamente a incrementar sus ventas a través de la Plataforma Rappi, </w:t>
-      </w:r>
-      <w:proofErr w:type="gramStart"/>
-      <w:r>
-        <w:rPr>
-          <w:rFonts w:ascii="Garamond" w:eastAsia="Garamond" w:hAnsi="Garamond" w:cs="Garamond"/>
-          <w:sz w:val="23"/>
-          <w:szCs w:val="23"/>
-        </w:rPr>
-        <w:t>enunciando</w:t>
-      </w:r>
-      <w:proofErr w:type="gramEnd"/>
-      <w:r>
-        <w:rPr>
-          <w:rFonts w:ascii="Garamond" w:eastAsia="Garamond" w:hAnsi="Garamond" w:cs="Garamond"/>
-          <w:sz w:val="23"/>
-          <w:szCs w:val="23"/>
-        </w:rPr>
-        <w:t xml:space="preserve"> pero no limitando, Instagram, Facebook y/o Tik Tok. Dichas publicaciones deberán ser presentadas y aprobadas por Rappi previo a su publicación.</w:t>
-      </w:r>
-    </w:p>
-    <w:p>
-      <w:pPr>
-        <w:jc w:val="both"/>
-        <w:rPr>
-          <w:rFonts w:ascii="Garamond" w:eastAsia="Garamond" w:hAnsi="Garamond" w:cs="Garamond"/>
-          <w:sz w:val="23"/>
-          <w:szCs w:val="23"/>
-          <w:lang w:val="en-US"/>
-        </w:rPr>
-      </w:pPr>
-      <w:r>
-        <w:rPr>
-          <w:rFonts w:ascii="Garamond" w:eastAsia="Garamond" w:hAnsi="Garamond" w:cs="Garamond"/>
-          <w:sz w:val="23"/>
-          <w:szCs w:val="23"/>
-          <w:highlight w:val="yellow"/>
-          <w:lang w:val="en-US"/>
-        </w:rPr>
-        <w:t>{%p endif %}</w:t>
-      </w:r>
-    </w:p>
-    <w:p>
-      <w:pPr>
-        <w:jc w:val="both"/>
-        <w:rPr>
-          <w:rFonts w:ascii="Garamond" w:eastAsia="Garamond" w:hAnsi="Garamond" w:cs="Garamond"/>
-          <w:sz w:val="23"/>
-          <w:szCs w:val="23"/>
-          <w:lang w:val="en-US"/>
-        </w:rPr>
-      </w:pPr>
-      <w:r>
-        <w:rPr>
-          <w:rFonts w:ascii="Garamond" w:eastAsia="Garamond" w:hAnsi="Garamond" w:cs="Garamond"/>
-          <w:sz w:val="23"/>
-          <w:szCs w:val="23"/>
-          <w:highlight w:val="yellow"/>
-          <w:lang w:val="en-US"/>
-        </w:rPr>
-        <w:t xml:space="preserve">{%p if </w:t>
-      </w:r>
-      <w:proofErr w:type="spellStart"/>
-      <w:r>
-        <w:rPr>
-          <w:rFonts w:ascii="Garamond" w:eastAsia="Garamond" w:hAnsi="Garamond" w:cs="Garamond"/>
-          <w:sz w:val="23"/>
-          <w:szCs w:val="23"/>
-          <w:highlight w:val="yellow"/>
-          <w:lang w:val="en-US"/>
-        </w:rPr>
-        <w:t>activa_platillos_top_seller</w:t>
-      </w:r>
-      <w:proofErr w:type="spellEnd"/>
-      <w:r>
-        <w:rPr>
-          <w:rFonts w:ascii="Garamond" w:eastAsia="Garamond" w:hAnsi="Garamond" w:cs="Garamond"/>
-          <w:sz w:val="23"/>
-          <w:szCs w:val="23"/>
-          <w:highlight w:val="yellow"/>
-          <w:lang w:val="en-US"/>
-        </w:rPr>
-        <w:t xml:space="preserve"> %}</w:t>
-      </w:r>
-    </w:p>
-    <w:p>
-      <w:pPr>
-        <w:jc w:val="both"/>
-        <w:rPr>
-          <w:rFonts w:ascii="Garamond" w:eastAsia="Garamond" w:hAnsi="Garamond" w:cs="Garamond"/>
-        </w:rPr>
-      </w:pPr>
-      <w:proofErr w:type="gramStart"/>
-      <w:r>
-        <w:rPr>
-          <w:rFonts w:ascii="Garamond" w:eastAsia="Garamond" w:hAnsi="Garamond" w:cs="Garamond"/>
-          <w:b/>
-        </w:rPr>
-        <w:t>{{ ROM</w:t>
-      </w:r>
-      <w:proofErr w:type="gramEnd"/>
-      <w:r>
-        <w:rPr>
-          <w:rFonts w:ascii="Garamond" w:eastAsia="Garamond" w:hAnsi="Garamond" w:cs="Garamond"/>
-          <w:b/>
-        </w:rPr>
-        <w:t>_</w:t>
-      </w:r>
-      <w:proofErr w:type="gramStart"/>
-      <w:r>
-        <w:rPr>
-          <w:rFonts w:ascii="Garamond" w:eastAsia="Garamond" w:hAnsi="Garamond" w:cs="Garamond"/>
-          <w:b/>
-        </w:rPr>
-        <w:t>PLATILLOS }</w:t>
-      </w:r>
-      <w:proofErr w:type="gramEnd"/>
-      <w:r>
-        <w:rPr>
-          <w:rFonts w:ascii="Garamond" w:eastAsia="Garamond" w:hAnsi="Garamond" w:cs="Garamond"/>
-          <w:b/>
-        </w:rPr>
-        <w:t xml:space="preserve">} </w:t>
-      </w:r>
-      <w:r>
-        <w:rPr>
-          <w:rFonts w:ascii="Garamond" w:eastAsia="Garamond" w:hAnsi="Garamond" w:cs="Garamond"/>
-          <w:bCs/>
-        </w:rPr>
-        <w:t xml:space="preserve">Ofrecer </w:t>
-      </w:r>
-      <w:proofErr w:type="gramStart"/>
-      <w:r>
-        <w:rPr>
-          <w:rFonts w:ascii="Garamond" w:eastAsia="Garamond" w:hAnsi="Garamond" w:cs="Garamond"/>
-          <w:bCs/>
-        </w:rPr>
-        <w:t>{{ N</w:t>
-      </w:r>
-      <w:proofErr w:type="gramEnd"/>
-      <w:r>
-        <w:rPr>
-          <w:rFonts w:ascii="Garamond" w:eastAsia="Garamond" w:hAnsi="Garamond" w:cs="Garamond"/>
-          <w:bCs/>
-        </w:rPr>
-        <w:t>_CANTIDAD_</w:t>
-      </w:r>
-      <w:proofErr w:type="gramStart"/>
-      <w:r>
-        <w:rPr>
-          <w:rFonts w:ascii="Garamond" w:eastAsia="Garamond" w:hAnsi="Garamond" w:cs="Garamond"/>
-          <w:bCs/>
-        </w:rPr>
-        <w:t>PLATILLOS }</w:t>
-      </w:r>
-      <w:proofErr w:type="gramEnd"/>
-      <w:r>
-        <w:rPr>
-          <w:rFonts w:ascii="Garamond" w:eastAsia="Garamond" w:hAnsi="Garamond" w:cs="Garamond"/>
-          <w:bCs/>
-        </w:rPr>
-        <w:t>}</w:t>
-      </w:r>
-      <w:r>
-        <w:rPr>
-          <w:rFonts w:ascii="Garamond" w:eastAsia="Garamond" w:hAnsi="Garamond" w:cs="Garamond"/>
-          <w:b/>
-        </w:rPr>
-        <w:t xml:space="preserve"> </w:t>
-      </w:r>
-      <w:r>
-        <w:rPr>
-          <w:rFonts w:ascii="Garamond" w:eastAsia="Garamond" w:hAnsi="Garamond" w:cs="Garamond"/>
-          <w:bCs/>
-        </w:rPr>
-        <w:t>(</w:t>
-      </w:r>
-      <w:proofErr w:type="gramStart"/>
-      <w:r>
-        <w:rPr>
-          <w:rFonts w:ascii="Garamond" w:eastAsia="Garamond" w:hAnsi="Garamond" w:cs="Garamond"/>
-          <w:bCs/>
-        </w:rPr>
-        <w:t>{{ VALOR</w:t>
-      </w:r>
-      <w:proofErr w:type="gramEnd"/>
-      <w:r>
-        <w:rPr>
-          <w:rFonts w:ascii="Garamond" w:eastAsia="Garamond" w:hAnsi="Garamond" w:cs="Garamond"/>
-          <w:bCs/>
-        </w:rPr>
-        <w:t>_CANTIDAD_</w:t>
-      </w:r>
-      <w:proofErr w:type="gramStart"/>
-      <w:r>
-        <w:rPr>
-          <w:rFonts w:ascii="Garamond" w:eastAsia="Garamond" w:hAnsi="Garamond" w:cs="Garamond"/>
-          <w:bCs/>
-        </w:rPr>
-        <w:t>PLATILLOS }</w:t>
-      </w:r>
-      <w:proofErr w:type="gramEnd"/>
-      <w:r>
-        <w:rPr>
-          <w:rFonts w:ascii="Garamond" w:eastAsia="Garamond" w:hAnsi="Garamond" w:cs="Garamond"/>
-          <w:bCs/>
-        </w:rPr>
-        <w:t>}) platillos</w:t>
-      </w:r>
-      <w:r>
-        <w:rPr>
-          <w:rFonts w:ascii="Garamond" w:eastAsia="Garamond" w:hAnsi="Garamond" w:cs="Garamond"/>
-        </w:rPr>
-        <w:t xml:space="preserve"> que sean Top Seller un </w:t>
-      </w:r>
-      <w:proofErr w:type="gramStart"/>
-      <w:r>
-        <w:rPr>
-          <w:rFonts w:ascii="Garamond" w:eastAsia="Garamond" w:hAnsi="Garamond" w:cs="Garamond"/>
-          <w:sz w:val="23"/>
-          <w:szCs w:val="23"/>
-          <w:highlight w:val="yellow"/>
-        </w:rPr>
-        <w:t xml:space="preserve">{{ </w:t>
-      </w:r>
-      <w:r>
-        <w:rPr>
-          <w:rFonts w:ascii="Garamond" w:eastAsia="Garamond" w:hAnsi="Garamond" w:cs="Garamond"/>
-          <w:sz w:val="23"/>
-          <w:szCs w:val="23"/>
-          <w:highlight w:val="yellow"/>
-        </w:rPr>
-        <w:t>N</w:t>
-      </w:r>
-      <w:proofErr w:type="gramEnd"/>
-      <w:r>
-        <w:rPr>
-          <w:rFonts w:ascii="Garamond" w:eastAsia="Garamond" w:hAnsi="Garamond" w:cs="Garamond"/>
-          <w:sz w:val="23"/>
-          <w:szCs w:val="23"/>
-          <w:highlight w:val="yellow"/>
-        </w:rPr>
-        <w:t>_DESCUENTO_</w:t>
-      </w:r>
-      <w:proofErr w:type="gramStart"/>
-      <w:r>
-        <w:rPr>
-          <w:rFonts w:ascii="Garamond" w:eastAsia="Garamond" w:hAnsi="Garamond" w:cs="Garamond"/>
-          <w:sz w:val="23"/>
-          <w:szCs w:val="23"/>
-          <w:highlight w:val="yellow"/>
-        </w:rPr>
-        <w:t>PLATILLOS }}</w:t>
-      </w:r>
-      <w:r>
-        <w:rPr>
-          <w:rFonts w:ascii="Garamond" w:eastAsia="Garamond" w:hAnsi="Garamond" w:cs="Garamond"/>
-        </w:rPr>
-        <w:t>%</w:t>
-      </w:r>
-      <w:proofErr w:type="gramEnd"/>
-      <w:r>
-        <w:rPr>
-          <w:rFonts w:ascii="Garamond" w:eastAsia="Garamond" w:hAnsi="Garamond" w:cs="Garamond"/>
-        </w:rPr>
-        <w:t xml:space="preserve"> (</w:t>
-      </w:r>
-      <w:proofErr w:type="gramStart"/>
-      <w:r>
-        <w:rPr>
-          <w:rFonts w:ascii="Garamond" w:eastAsia="Garamond" w:hAnsi="Garamond" w:cs="Garamond"/>
-          <w:sz w:val="23"/>
-          <w:szCs w:val="23"/>
-          <w:highlight w:val="yellow"/>
-        </w:rPr>
-        <w:t xml:space="preserve">{{ </w:t>
-      </w:r>
-      <w:proofErr w:type="spellStart"/>
-      <w:r>
-        <w:rPr>
-          <w:rFonts w:ascii="Garamond" w:eastAsia="Garamond" w:hAnsi="Garamond" w:cs="Garamond"/>
-          <w:sz w:val="23"/>
-          <w:szCs w:val="23"/>
-          <w:highlight w:val="yellow"/>
-        </w:rPr>
-        <w:t>VALOR</w:t>
-      </w:r>
-      <w:proofErr w:type="gramEnd"/>
-      <w:r>
-        <w:rPr>
-          <w:rFonts w:ascii="Garamond" w:eastAsia="Garamond" w:hAnsi="Garamond" w:cs="Garamond"/>
-          <w:sz w:val="23"/>
-          <w:szCs w:val="23"/>
-          <w:highlight w:val="yellow"/>
-        </w:rPr>
-        <w:t>_DESCUENTO_PLATILLOS</w:t>
-      </w:r>
-      <w:r>
-        <w:rPr>
-          <w:rFonts w:ascii="Garamond" w:eastAsia="Garamond" w:hAnsi="Garamond" w:cs="Garamond"/>
-          <w:sz w:val="23"/>
-          <w:szCs w:val="23"/>
-          <w:highlight w:val="yellow"/>
-        </w:rPr>
-        <w:t>|</w:t>
-      </w:r>
-      <w:proofErr w:type="gramStart"/>
-      <w:r>
-        <w:rPr>
-          <w:rFonts w:ascii="Garamond" w:eastAsia="Garamond" w:hAnsi="Garamond" w:cs="Garamond"/>
-          <w:sz w:val="23"/>
-          <w:szCs w:val="23"/>
-          <w:highlight w:val="yellow"/>
-        </w:rPr>
-        <w:t>lower</w:t>
-      </w:r>
-      <w:proofErr w:type="spellEnd"/>
-      <w:r>
-        <w:rPr>
-          <w:rFonts w:ascii="Garamond" w:eastAsia="Garamond" w:hAnsi="Garamond" w:cs="Garamond"/>
-          <w:sz w:val="23"/>
-          <w:szCs w:val="23"/>
-          <w:highlight w:val="yellow"/>
-        </w:rPr>
-        <w:t xml:space="preserve"> }</w:t>
-      </w:r>
-      <w:proofErr w:type="gramEnd"/>
-      <w:r>
-        <w:rPr>
-          <w:rFonts w:ascii="Garamond" w:eastAsia="Garamond" w:hAnsi="Garamond" w:cs="Garamond"/>
-          <w:sz w:val="23"/>
-          <w:szCs w:val="23"/>
-          <w:highlight w:val="yellow"/>
-        </w:rPr>
-        <w:t>}</w:t>
-      </w:r>
-      <w:r>
-        <w:rPr>
-          <w:rFonts w:ascii="Garamond" w:eastAsia="Garamond" w:hAnsi="Garamond" w:cs="Garamond"/>
-        </w:rPr>
-        <w:t xml:space="preserve"> por ciento) de descuento exclusivo al interior de la Plataforma Rappi, durante los primeros </w:t>
-      </w:r>
-      <w:proofErr w:type="gramStart"/>
-      <w:r>
-        <w:rPr>
-          <w:rFonts w:ascii="Garamond" w:eastAsia="Garamond" w:hAnsi="Garamond" w:cs="Garamond"/>
-          <w:sz w:val="23"/>
-          <w:szCs w:val="23"/>
-          <w:highlight w:val="yellow"/>
-        </w:rPr>
-        <w:t xml:space="preserve">{{ </w:t>
-      </w:r>
-      <w:r>
-        <w:rPr>
-          <w:rFonts w:ascii="Garamond" w:eastAsia="Garamond" w:hAnsi="Garamond" w:cs="Garamond"/>
-          <w:sz w:val="23"/>
-          <w:szCs w:val="23"/>
-          <w:highlight w:val="yellow"/>
-        </w:rPr>
-        <w:t>N</w:t>
-      </w:r>
-      <w:proofErr w:type="gramEnd"/>
-      <w:r>
-        <w:rPr>
-          <w:rFonts w:ascii="Garamond" w:eastAsia="Garamond" w:hAnsi="Garamond" w:cs="Garamond"/>
-          <w:sz w:val="23"/>
-          <w:szCs w:val="23"/>
-          <w:highlight w:val="yellow"/>
-        </w:rPr>
-        <w:t>_</w:t>
-      </w:r>
-      <w:r>
-        <w:rPr>
-          <w:rFonts w:ascii="Garamond" w:eastAsia="Garamond" w:hAnsi="Garamond" w:cs="Garamond"/>
-          <w:sz w:val="23"/>
-          <w:szCs w:val="23"/>
-          <w:highlight w:val="yellow"/>
-        </w:rPr>
-        <w:t>MESES_DESCUENTO_</w:t>
-      </w:r>
-      <w:proofErr w:type="gramStart"/>
-      <w:r>
-        <w:rPr>
-          <w:rFonts w:ascii="Garamond" w:eastAsia="Garamond" w:hAnsi="Garamond" w:cs="Garamond"/>
-          <w:sz w:val="23"/>
-          <w:szCs w:val="23"/>
-          <w:highlight w:val="yellow"/>
-        </w:rPr>
-        <w:t>PLATILLOS }</w:t>
-      </w:r>
-      <w:proofErr w:type="gramEnd"/>
-      <w:r>
-        <w:rPr>
-          <w:rFonts w:ascii="Garamond" w:eastAsia="Garamond" w:hAnsi="Garamond" w:cs="Garamond"/>
-          <w:sz w:val="23"/>
-          <w:szCs w:val="23"/>
-          <w:highlight w:val="yellow"/>
-        </w:rPr>
-        <w:t>}</w:t>
-      </w:r>
-      <w:r>
-        <w:rPr>
-          <w:rFonts w:ascii="Garamond" w:eastAsia="Garamond" w:hAnsi="Garamond" w:cs="Garamond"/>
-        </w:rPr>
-        <w:t xml:space="preserve"> (</w:t>
-      </w:r>
-      <w:proofErr w:type="gramStart"/>
-      <w:r>
-        <w:rPr>
-          <w:rFonts w:ascii="Garamond" w:eastAsia="Garamond" w:hAnsi="Garamond" w:cs="Garamond"/>
-          <w:sz w:val="23"/>
-          <w:szCs w:val="23"/>
-          <w:highlight w:val="yellow"/>
-        </w:rPr>
-        <w:t xml:space="preserve">{{ </w:t>
-      </w:r>
-      <w:proofErr w:type="spellStart"/>
-      <w:r>
-        <w:rPr>
-          <w:rFonts w:ascii="Garamond" w:eastAsia="Garamond" w:hAnsi="Garamond" w:cs="Garamond"/>
-          <w:sz w:val="23"/>
-          <w:szCs w:val="23"/>
-          <w:highlight w:val="yellow"/>
-        </w:rPr>
-        <w:t>VALOR</w:t>
-      </w:r>
-      <w:proofErr w:type="gramEnd"/>
-      <w:r>
-        <w:rPr>
-          <w:rFonts w:ascii="Garamond" w:eastAsia="Garamond" w:hAnsi="Garamond" w:cs="Garamond"/>
-          <w:sz w:val="23"/>
-          <w:szCs w:val="23"/>
-          <w:highlight w:val="yellow"/>
-        </w:rPr>
-        <w:t>_</w:t>
-      </w:r>
-      <w:r>
-        <w:rPr>
-          <w:rFonts w:ascii="Garamond" w:eastAsia="Garamond" w:hAnsi="Garamond" w:cs="Garamond"/>
-          <w:sz w:val="23"/>
-          <w:szCs w:val="23"/>
-          <w:highlight w:val="yellow"/>
-        </w:rPr>
-        <w:t>MES_</w:t>
-      </w:r>
-      <w:r>
-        <w:rPr>
-          <w:rFonts w:ascii="Garamond" w:eastAsia="Garamond" w:hAnsi="Garamond" w:cs="Garamond"/>
-          <w:sz w:val="23"/>
-          <w:szCs w:val="23"/>
-          <w:highlight w:val="yellow"/>
-        </w:rPr>
-        <w:t>DESCUENTO_PLATILLOS</w:t>
-      </w:r>
-      <w:r>
-        <w:rPr>
-          <w:rFonts w:ascii="Garamond" w:eastAsia="Garamond" w:hAnsi="Garamond" w:cs="Garamond"/>
-          <w:sz w:val="23"/>
-          <w:szCs w:val="23"/>
-          <w:highlight w:val="yellow"/>
-        </w:rPr>
-        <w:t>|</w:t>
-      </w:r>
-      <w:proofErr w:type="gramStart"/>
-      <w:r>
-        <w:rPr>
-          <w:rFonts w:ascii="Garamond" w:eastAsia="Garamond" w:hAnsi="Garamond" w:cs="Garamond"/>
-          <w:sz w:val="23"/>
-          <w:szCs w:val="23"/>
-          <w:highlight w:val="yellow"/>
-        </w:rPr>
-        <w:t>lower</w:t>
-      </w:r>
-      <w:proofErr w:type="spellEnd"/>
-      <w:r>
-        <w:rPr>
-          <w:rFonts w:ascii="Garamond" w:eastAsia="Garamond" w:hAnsi="Garamond" w:cs="Garamond"/>
-          <w:sz w:val="23"/>
-          <w:szCs w:val="23"/>
-          <w:highlight w:val="yellow"/>
-        </w:rPr>
-        <w:t xml:space="preserve"> }</w:t>
-      </w:r>
-      <w:proofErr w:type="gramEnd"/>
-      <w:r>
-        <w:rPr>
-          <w:rFonts w:ascii="Garamond" w:eastAsia="Garamond" w:hAnsi="Garamond" w:cs="Garamond"/>
-          <w:sz w:val="23"/>
-          <w:szCs w:val="23"/>
-          <w:highlight w:val="yellow"/>
-        </w:rPr>
-        <w:t>}</w:t>
-      </w:r>
-      <w:r>
-        <w:rPr>
-          <w:rFonts w:ascii="Garamond" w:eastAsia="Garamond" w:hAnsi="Garamond" w:cs="Garamond"/>
-        </w:rPr>
-        <w:t>) meses de ejecución del presente Acuerdo.</w:t>
-      </w:r>
-    </w:p>
-    <w:p>
-      <w:pPr>
-        <w:jc w:val="both"/>
-        <w:rPr>
-          <w:rFonts w:ascii="Garamond" w:eastAsia="Garamond" w:hAnsi="Garamond" w:cs="Garamond"/>
-          <w:sz w:val="23"/>
-          <w:szCs w:val="23"/>
           <w:lang w:val="pt-PT"/>
         </w:rPr>
       </w:pPr>
@@ -5150,7 +4823,6 @@
           <w:rFonts w:ascii="Garamond" w:eastAsia="Garamond" w:hAnsi="Garamond" w:cs="Garamond"/>
           <w:sz w:val="23"/>
           <w:szCs w:val="23"/>
-          <w:highlight w:val="yellow"/>
           <w:lang w:val="pt-PT"/>
         </w:rPr>
         <w:t>{%p endif %}</w:t>
@@ -5415,7 +5087,6 @@
           <w:rFonts w:ascii="Garamond" w:eastAsia="Garamond" w:hAnsi="Garamond" w:cs="Garamond"/>
           <w:sz w:val="23"/>
           <w:szCs w:val="23"/>
-          <w:highlight w:val="yellow"/>
         </w:rPr>
         <w:t xml:space="preserve">{% </w:t>
       </w:r>
@@ -5425,7 +5096,6 @@
           <w:rFonts w:ascii="Garamond" w:eastAsia="Garamond" w:hAnsi="Garamond" w:cs="Garamond"/>
           <w:sz w:val="23"/>
           <w:szCs w:val="23"/>
-          <w:highlight w:val="yellow"/>
         </w:rPr>
         <w:t>if</w:t>
       </w:r>
@@ -5435,7 +5105,6 @@
           <w:rFonts w:ascii="Garamond" w:eastAsia="Garamond" w:hAnsi="Garamond" w:cs="Garamond"/>
           <w:sz w:val="23"/>
           <w:szCs w:val="23"/>
-          <w:highlight w:val="yellow"/>
         </w:rPr>
         <w:t xml:space="preserve"> </w:t>
       </w:r>
@@ -5445,7 +5114,6 @@
           <w:rFonts w:ascii="Garamond" w:eastAsia="Garamond" w:hAnsi="Garamond" w:cs="Garamond"/>
           <w:sz w:val="23"/>
           <w:szCs w:val="23"/>
-          <w:highlight w:val="yellow"/>
         </w:rPr>
         <w:t>tipo_comision</w:t>
       </w:r>
@@ -5455,31 +5123,231 @@
           <w:rFonts w:ascii="Garamond" w:eastAsia="Garamond" w:hAnsi="Garamond" w:cs="Garamond"/>
           <w:sz w:val="23"/>
           <w:szCs w:val="23"/>
-          <w:highlight w:val="yellow"/>
-        </w:rPr>
-        <w:t xml:space="preserve"> == 'fija' %}</w:t>
-      </w:r>
-      <w:r>
-        <w:rPr>
-          <w:rFonts w:ascii="Garamond" w:eastAsia="Garamond" w:hAnsi="Garamond" w:cs="Garamond"/>
-          <w:sz w:val="23"/>
-          <w:szCs w:val="23"/>
+        </w:rPr>
+        <w:t xml:space="preserve"> == 'fija' %} </w:t>
+      </w:r>
+      <w:r>
+        <w:rPr>
+          <w:rFonts w:ascii="Garamond" w:eastAsia="Garamond" w:hAnsi="Garamond" w:cs="Garamond"/>
+        </w:rPr>
+        <w:t xml:space="preserve">El Aliado Comercial pagará a Rappi, por concepto del Uso y Alquiler de la Plataforma Rappi un porcentaje sobre el valor total de los Productos vendidos por el Aliado Comercial por medio de la Plataforma Rappi. Dicho porcentaje corresponderá al </w:t>
+      </w:r>
+      <w:proofErr w:type="gramStart"/>
+      <w:r>
+        <w:rPr>
+          <w:rFonts w:ascii="Garamond" w:eastAsia="Garamond" w:hAnsi="Garamond" w:cs="Garamond"/>
+          <w:sz w:val="23"/>
+          <w:szCs w:val="23"/>
+        </w:rPr>
+        <w:t xml:space="preserve">{{ </w:t>
+      </w:r>
+      <w:proofErr w:type="spellStart"/>
+      <w:r>
+        <w:rPr>
+          <w:rFonts w:ascii="Garamond" w:eastAsia="Garamond" w:hAnsi="Garamond" w:cs="Garamond"/>
+          <w:sz w:val="23"/>
+          <w:szCs w:val="23"/>
+        </w:rPr>
+        <w:t>n</w:t>
+      </w:r>
+      <w:proofErr w:type="gramEnd"/>
+      <w:r>
+        <w:rPr>
+          <w:rFonts w:ascii="Garamond" w:eastAsia="Garamond" w:hAnsi="Garamond" w:cs="Garamond"/>
+          <w:sz w:val="23"/>
+          <w:szCs w:val="23"/>
+        </w:rPr>
+        <w:t>_comision_</w:t>
+      </w:r>
+      <w:proofErr w:type="gramStart"/>
+      <w:r>
+        <w:rPr>
+          <w:rFonts w:ascii="Garamond" w:eastAsia="Garamond" w:hAnsi="Garamond" w:cs="Garamond"/>
+          <w:sz w:val="23"/>
+          <w:szCs w:val="23"/>
+        </w:rPr>
+        <w:t>fija</w:t>
+      </w:r>
+      <w:proofErr w:type="spellEnd"/>
+      <w:r>
+        <w:rPr>
+          <w:rFonts w:ascii="Garamond" w:eastAsia="Garamond" w:hAnsi="Garamond" w:cs="Garamond"/>
+          <w:sz w:val="23"/>
+          <w:szCs w:val="23"/>
+        </w:rPr>
+        <w:t xml:space="preserve"> }}</w:t>
+      </w:r>
+      <w:r>
+        <w:rPr>
+          <w:rFonts w:ascii="Garamond" w:eastAsia="Garamond" w:hAnsi="Garamond" w:cs="Garamond"/>
+        </w:rPr>
+        <w:t>%</w:t>
+      </w:r>
+      <w:proofErr w:type="gramEnd"/>
+      <w:r>
+        <w:rPr>
+          <w:rFonts w:ascii="Garamond" w:eastAsia="Garamond" w:hAnsi="Garamond" w:cs="Garamond"/>
+        </w:rPr>
+        <w:t xml:space="preserve"> (</w:t>
+      </w:r>
+      <w:proofErr w:type="gramStart"/>
+      <w:r>
+        <w:rPr>
+          <w:rFonts w:ascii="Garamond" w:eastAsia="Garamond" w:hAnsi="Garamond" w:cs="Garamond"/>
+          <w:sz w:val="23"/>
+          <w:szCs w:val="23"/>
+        </w:rPr>
+        <w:t xml:space="preserve">{{ </w:t>
+      </w:r>
+      <w:proofErr w:type="spellStart"/>
+      <w:r>
+        <w:rPr>
+          <w:rFonts w:ascii="Garamond" w:eastAsia="Garamond" w:hAnsi="Garamond" w:cs="Garamond"/>
+          <w:sz w:val="23"/>
+          <w:szCs w:val="23"/>
+        </w:rPr>
+        <w:t>valor</w:t>
+      </w:r>
+      <w:proofErr w:type="gramEnd"/>
+      <w:r>
+        <w:rPr>
+          <w:rFonts w:ascii="Garamond" w:eastAsia="Garamond" w:hAnsi="Garamond" w:cs="Garamond"/>
+          <w:sz w:val="23"/>
+          <w:szCs w:val="23"/>
+        </w:rPr>
+        <w:t>_comision_</w:t>
+      </w:r>
+      <w:proofErr w:type="gramStart"/>
+      <w:r>
+        <w:rPr>
+          <w:rFonts w:ascii="Garamond" w:eastAsia="Garamond" w:hAnsi="Garamond" w:cs="Garamond"/>
+          <w:sz w:val="23"/>
+          <w:szCs w:val="23"/>
+        </w:rPr>
+        <w:t>fija</w:t>
+      </w:r>
+      <w:proofErr w:type="spellEnd"/>
+      <w:r>
+        <w:rPr>
+          <w:rFonts w:ascii="Garamond" w:eastAsia="Garamond" w:hAnsi="Garamond" w:cs="Garamond"/>
+          <w:sz w:val="23"/>
+          <w:szCs w:val="23"/>
+        </w:rPr>
+        <w:t xml:space="preserve"> }</w:t>
+      </w:r>
+      <w:proofErr w:type="gramEnd"/>
+      <w:r>
+        <w:rPr>
+          <w:rFonts w:ascii="Garamond" w:eastAsia="Garamond" w:hAnsi="Garamond" w:cs="Garamond"/>
+          <w:sz w:val="23"/>
+          <w:szCs w:val="23"/>
+        </w:rPr>
+        <w:t>}</w:t>
+      </w:r>
+      <w:r>
+        <w:rPr>
+          <w:rFonts w:ascii="Garamond" w:eastAsia="Garamond" w:hAnsi="Garamond" w:cs="Garamond"/>
+        </w:rPr>
+        <w:t xml:space="preserve"> por ciento) + IVA del valor total de las ventas realizadas por medio de la Plataforma Rappi.</w:t>
+      </w:r>
+      <w:r>
+        <w:rPr>
+          <w:rFonts w:ascii="Garamond" w:eastAsia="Garamond" w:hAnsi="Garamond" w:cs="Garamond"/>
         </w:rPr>
         <w:t xml:space="preserve"> </w:t>
       </w:r>
-      <w:r>
-        <w:rPr>
-          <w:rFonts w:ascii="Garamond" w:eastAsia="Garamond" w:hAnsi="Garamond" w:cs="Garamond"/>
-        </w:rPr>
-        <w:t xml:space="preserve">El Aliado Comercial pagará a Rappi, por concepto del Uso y Alquiler de la Plataforma Rappi un porcentaje sobre el valor total de los Productos vendidos por el Aliado Comercial por medio de la Plataforma Rappi. Dicho porcentaje corresponderá al </w:t>
-      </w:r>
+    </w:p>
+    <w:p>
+      <w:pPr>
+        <w:jc w:val="both"/>
+        <w:rPr>
+          <w:rFonts w:ascii="Garamond" w:eastAsia="Garamond" w:hAnsi="Garamond" w:cs="Garamond"/>
+        </w:rPr>
+      </w:pPr>
+    </w:p>
+    <w:p>
+      <w:pPr>
+        <w:jc w:val="both"/>
+        <w:rPr>
+          <w:rFonts w:ascii="Garamond" w:eastAsia="Garamond" w:hAnsi="Garamond" w:cs="Garamond"/>
+          <w:lang w:val="es-ES"/>
+        </w:rPr>
+      </w:pPr>
+      <w:r>
+        <w:rPr>
+          <w:rFonts w:ascii="Garamond" w:eastAsia="Garamond" w:hAnsi="Garamond" w:cs="Garamond"/>
+        </w:rPr>
+        <w:t>Se aclara que este porcentaje se calculará semanalmente sobre el precio total de los Productos del Aliado Comercial en la Plataforma Rappi.</w:t>
+      </w:r>
+      <w:r>
+        <w:rPr>
+          <w:rFonts w:ascii="Garamond" w:eastAsia="Garamond" w:hAnsi="Garamond" w:cs="Garamond"/>
+        </w:rPr>
+        <w:t xml:space="preserve"> </w:t>
+      </w:r>
+      <w:r>
+        <w:rPr>
+          <w:rFonts w:ascii="Garamond" w:eastAsia="Garamond" w:hAnsi="Garamond" w:cs="Garamond"/>
+          <w:lang w:val="es-ES"/>
+        </w:rPr>
+        <w:t xml:space="preserve">{% </w:t>
+      </w:r>
+      <w:proofErr w:type="spellStart"/>
+      <w:r>
+        <w:rPr>
+          <w:rFonts w:ascii="Garamond" w:eastAsia="Garamond" w:hAnsi="Garamond" w:cs="Garamond"/>
+          <w:lang w:val="es-ES"/>
+        </w:rPr>
+        <w:t>elif</w:t>
+      </w:r>
+      <w:proofErr w:type="spellEnd"/>
+      <w:r>
+        <w:rPr>
+          <w:rFonts w:ascii="Garamond" w:eastAsia="Garamond" w:hAnsi="Garamond" w:cs="Garamond"/>
+          <w:lang w:val="es-ES"/>
+        </w:rPr>
+        <w:t xml:space="preserve"> </w:t>
+      </w:r>
+      <w:proofErr w:type="spellStart"/>
+      <w:r>
+        <w:rPr>
+          <w:rFonts w:ascii="Garamond" w:eastAsia="Garamond" w:hAnsi="Garamond" w:cs="Garamond"/>
+          <w:lang w:val="es-ES"/>
+        </w:rPr>
+        <w:t>tipo_comision</w:t>
+      </w:r>
+      <w:proofErr w:type="spellEnd"/>
+      <w:r>
+        <w:rPr>
+          <w:rFonts w:ascii="Garamond" w:eastAsia="Garamond" w:hAnsi="Garamond" w:cs="Garamond"/>
+          <w:lang w:val="es-ES"/>
+        </w:rPr>
+        <w:t xml:space="preserve"> == 'mes' %} Se pagará un porcentaje variable sobre el valor total de las ventas realizadas por el Aliado Comercial por medio de la Plataforma Rappi. Dicho porcentaje variará dependiendo del mes de ejecución del presente Acuerdo de Cooperación, de la siguiente manera:</w:t>
+      </w:r>
+    </w:p>
+    <w:p>
+      <w:pPr>
+        <w:jc w:val="both"/>
+        <w:rPr>
+          <w:rFonts w:ascii="Garamond" w:eastAsia="Garamond" w:hAnsi="Garamond" w:cs="Garamond"/>
+        </w:rPr>
+      </w:pPr>
+    </w:p>
+    <w:p>
+      <w:pPr>
+        <w:rPr>
+          <w:rFonts w:ascii="Garamond" w:eastAsia="Garamond" w:hAnsi="Garamond" w:cs="Garamond"/>
+          <w:sz w:val="23"/>
+          <w:szCs w:val="23"/>
+          <w:lang w:val="es-MX"/>
+        </w:rPr>
+      </w:pPr>
       <w:proofErr w:type="gramStart"/>
       <w:r>
         <w:rPr>
           <w:rFonts w:ascii="Garamond" w:eastAsia="Garamond" w:hAnsi="Garamond" w:cs="Garamond"/>
           <w:sz w:val="23"/>
           <w:szCs w:val="23"/>
-          <w:highlight w:val="yellow"/>
         </w:rPr>
         <w:t xml:space="preserve">{{ </w:t>
       </w:r>
@@ -5489,7 +5357,182 @@
           <w:rFonts w:ascii="Garamond" w:eastAsia="Garamond" w:hAnsi="Garamond" w:cs="Garamond"/>
           <w:sz w:val="23"/>
           <w:szCs w:val="23"/>
-          <w:highlight w:val="yellow"/>
+        </w:rPr>
+        <w:t>comision</w:t>
+      </w:r>
+      <w:proofErr w:type="gramEnd"/>
+      <w:r>
+        <w:rPr>
+          <w:rFonts w:ascii="Garamond" w:eastAsia="Garamond" w:hAnsi="Garamond" w:cs="Garamond"/>
+          <w:sz w:val="23"/>
+          <w:szCs w:val="23"/>
+        </w:rPr>
+        <w:t>_</w:t>
+      </w:r>
+      <w:proofErr w:type="gramStart"/>
+      <w:r>
+        <w:rPr>
+          <w:rFonts w:ascii="Garamond" w:eastAsia="Garamond" w:hAnsi="Garamond" w:cs="Garamond"/>
+          <w:sz w:val="23"/>
+          <w:szCs w:val="23"/>
+        </w:rPr>
+        <w:t>escalonada</w:t>
+      </w:r>
+      <w:proofErr w:type="spellEnd"/>
+      <w:r>
+        <w:rPr>
+          <w:rFonts w:ascii="Garamond" w:eastAsia="Garamond" w:hAnsi="Garamond" w:cs="Garamond"/>
+          <w:sz w:val="23"/>
+          <w:szCs w:val="23"/>
+        </w:rPr>
+        <w:t xml:space="preserve"> }</w:t>
+      </w:r>
+      <w:proofErr w:type="gramEnd"/>
+      <w:r>
+        <w:rPr>
+          <w:rFonts w:ascii="Garamond" w:eastAsia="Garamond" w:hAnsi="Garamond" w:cs="Garamond"/>
+          <w:sz w:val="23"/>
+          <w:szCs w:val="23"/>
+        </w:rPr>
+        <w:t>}</w:t>
+      </w:r>
+    </w:p>
+    <w:p>
+      <w:pPr>
+        <w:jc w:val="both"/>
+        <w:rPr>
+          <w:rFonts w:ascii="Garamond" w:eastAsia="Garamond" w:hAnsi="Garamond" w:cs="Garamond"/>
+        </w:rPr>
+      </w:pPr>
+    </w:p>
+    <w:p>
+      <w:pPr>
+        <w:jc w:val="both"/>
+        <w:rPr>
+          <w:rFonts w:ascii="Garamond" w:eastAsia="Garamond" w:hAnsi="Garamond" w:cs="Garamond"/>
+          <w:sz w:val="23"/>
+          <w:szCs w:val="23"/>
+        </w:rPr>
+      </w:pPr>
+      <w:r>
+        <w:rPr>
+          <w:rFonts w:ascii="Garamond" w:eastAsia="Garamond" w:hAnsi="Garamond" w:cs="Garamond"/>
+        </w:rPr>
+        <w:t>Se aclara que este porcentaje se calculará semanalmente sobre el precio de los Productos del Aliado Comercial en la Plataforma Rappi.</w:t>
+      </w:r>
+      <w:r>
+        <w:rPr>
+          <w:rFonts w:ascii="Garamond" w:eastAsia="Garamond" w:hAnsi="Garamond" w:cs="Garamond"/>
+        </w:rPr>
+        <w:t xml:space="preserve"> </w:t>
+      </w:r>
+      <w:r>
+        <w:rPr>
+          <w:rFonts w:ascii="Garamond" w:eastAsia="Garamond" w:hAnsi="Garamond" w:cs="Garamond"/>
+          <w:sz w:val="23"/>
+          <w:szCs w:val="23"/>
+        </w:rPr>
+        <w:t xml:space="preserve">{% </w:t>
+      </w:r>
+      <w:proofErr w:type="spellStart"/>
+      <w:r>
+        <w:rPr>
+          <w:rFonts w:ascii="Garamond" w:eastAsia="Garamond" w:hAnsi="Garamond" w:cs="Garamond"/>
+          <w:sz w:val="23"/>
+          <w:szCs w:val="23"/>
+        </w:rPr>
+        <w:t>elif</w:t>
+      </w:r>
+      <w:proofErr w:type="spellEnd"/>
+      <w:r>
+        <w:rPr>
+          <w:rFonts w:ascii="Garamond" w:eastAsia="Garamond" w:hAnsi="Garamond" w:cs="Garamond"/>
+          <w:sz w:val="23"/>
+          <w:szCs w:val="23"/>
+        </w:rPr>
+        <w:t xml:space="preserve"> </w:t>
+      </w:r>
+      <w:proofErr w:type="spellStart"/>
+      <w:r>
+        <w:rPr>
+          <w:rFonts w:ascii="Garamond" w:eastAsia="Garamond" w:hAnsi="Garamond" w:cs="Garamond"/>
+          <w:sz w:val="23"/>
+          <w:szCs w:val="23"/>
+        </w:rPr>
+        <w:t>tipo_comision</w:t>
+      </w:r>
+      <w:proofErr w:type="spellEnd"/>
+      <w:r>
+        <w:rPr>
+          <w:rFonts w:ascii="Garamond" w:eastAsia="Garamond" w:hAnsi="Garamond" w:cs="Garamond"/>
+          <w:sz w:val="23"/>
+          <w:szCs w:val="23"/>
+        </w:rPr>
+        <w:t xml:space="preserve"> == 'ordenes' %} El Aliado Comercial pagará a Rappi, por concepto del Uso y Alquiler de la Plataforma Rappi un porcentaje sobre el valor total de los Productos vendidos por el Aliado Comercial por medio de la Plataforma Rappi. Se aclara que este porcentaje se calculará semanalmente sobre el precio total de los Productos del Aliado Comercial en la Plataforma Rappi.</w:t>
+      </w:r>
+    </w:p>
+    <w:p>
+      <w:pPr>
+        <w:jc w:val="both"/>
+        <w:rPr>
+          <w:rFonts w:ascii="Garamond" w:eastAsia="Garamond" w:hAnsi="Garamond" w:cs="Garamond"/>
+          <w:sz w:val="23"/>
+          <w:szCs w:val="23"/>
+        </w:rPr>
+      </w:pPr>
+    </w:p>
+    <w:p>
+      <w:pPr>
+        <w:jc w:val="both"/>
+        <w:rPr>
+          <w:rFonts w:ascii="Garamond" w:eastAsia="Garamond" w:hAnsi="Garamond" w:cs="Garamond"/>
+          <w:sz w:val="23"/>
+          <w:szCs w:val="23"/>
+        </w:rPr>
+      </w:pPr>
+      <w:r>
+        <w:rPr>
+          <w:rFonts w:ascii="Garamond" w:eastAsia="Garamond" w:hAnsi="Garamond" w:cs="Garamond"/>
+          <w:sz w:val="23"/>
+          <w:szCs w:val="23"/>
+        </w:rPr>
+        <w:t>Dicho porcentaje variará dependiendo del mes de ejecución del presente Acuerdo de Cooperación, de la siguiente manera:</w:t>
+      </w:r>
+    </w:p>
+    <w:p>
+      <w:pPr>
+        <w:jc w:val="both"/>
+        <w:rPr>
+          <w:rFonts w:ascii="Garamond" w:eastAsia="Garamond" w:hAnsi="Garamond" w:cs="Garamond"/>
+          <w:sz w:val="23"/>
+          <w:szCs w:val="23"/>
+        </w:rPr>
+      </w:pPr>
+      <w:r>
+        <w:rPr>
+          <w:rFonts w:ascii="Garamond" w:eastAsia="Garamond" w:hAnsi="Garamond" w:cs="Garamond"/>
+          <w:sz w:val="23"/>
+          <w:szCs w:val="23"/>
+        </w:rPr>
+        <w:t xml:space="preserve">Durante los primeros 12 (doce) meses de vigencia del presente Acuerdo (el "Primer Año"), el porcentaje será del </w:t>
+      </w:r>
+      <w:proofErr w:type="gramStart"/>
+      <w:r>
+        <w:rPr>
+          <w:rFonts w:ascii="Garamond" w:eastAsia="Garamond" w:hAnsi="Garamond" w:cs="Garamond"/>
+          <w:sz w:val="23"/>
+          <w:szCs w:val="23"/>
+          <w:lang w:val="es-ES"/>
+        </w:rPr>
+        <w:t xml:space="preserve">{{ </w:t>
+      </w:r>
+      <w:proofErr w:type="spellStart"/>
+      <w:r>
+        <w:rPr>
+          <w:rFonts w:ascii="Garamond" w:eastAsia="Garamond" w:hAnsi="Garamond" w:cs="Garamond"/>
+          <w:sz w:val="23"/>
+          <w:szCs w:val="23"/>
+          <w:lang w:val="es-ES"/>
         </w:rPr>
         <w:t>n</w:t>
       </w:r>
@@ -5499,7 +5542,7 @@
           <w:rFonts w:ascii="Garamond" w:eastAsia="Garamond" w:hAnsi="Garamond" w:cs="Garamond"/>
           <w:sz w:val="23"/>
           <w:szCs w:val="23"/>
-          <w:highlight w:val="yellow"/>
+          <w:lang w:val="es-ES"/>
         </w:rPr>
         <w:t>_comision_</w:t>
       </w:r>
@@ -5509,7 +5552,7 @@
           <w:rFonts w:ascii="Garamond" w:eastAsia="Garamond" w:hAnsi="Garamond" w:cs="Garamond"/>
           <w:sz w:val="23"/>
           <w:szCs w:val="23"/>
-          <w:highlight w:val="yellow"/>
+          <w:lang w:val="es-ES"/>
         </w:rPr>
         <w:t>fija</w:t>
       </w:r>
@@ -5519,14 +5562,15 @@
           <w:rFonts w:ascii="Garamond" w:eastAsia="Garamond" w:hAnsi="Garamond" w:cs="Garamond"/>
           <w:sz w:val="23"/>
           <w:szCs w:val="23"/>
-          <w:highlight w:val="yellow"/>
+          <w:lang w:val="es-ES"/>
         </w:rPr>
         <w:t xml:space="preserve"> }}</w:t>
       </w:r>
       <w:r>
         <w:rPr>
           <w:rFonts w:ascii="Garamond" w:eastAsia="Garamond" w:hAnsi="Garamond" w:cs="Garamond"/>
-          <w:highlight w:val="yellow"/>
+          <w:sz w:val="23"/>
+          <w:szCs w:val="23"/>
         </w:rPr>
         <w:t>%</w:t>
       </w:r>
@@ -5534,15 +5578,10 @@
       <w:r>
         <w:rPr>
           <w:rFonts w:ascii="Garamond" w:eastAsia="Garamond" w:hAnsi="Garamond" w:cs="Garamond"/>
-        </w:rPr>
-        <w:t xml:space="preserve"> </w:t>
-      </w:r>
-      <w:r>
-        <w:rPr>
-          <w:rFonts w:ascii="Garamond" w:eastAsia="Garamond" w:hAnsi="Garamond" w:cs="Garamond"/>
-          <w:highlight w:val="yellow"/>
-        </w:rPr>
-        <w:t>(</w:t>
+          <w:sz w:val="23"/>
+          <w:szCs w:val="23"/>
+        </w:rPr>
+        <w:t xml:space="preserve"> (</w:t>
       </w:r>
       <w:proofErr w:type="gramStart"/>
       <w:r>
@@ -5550,7 +5589,7 @@
           <w:rFonts w:ascii="Garamond" w:eastAsia="Garamond" w:hAnsi="Garamond" w:cs="Garamond"/>
           <w:sz w:val="23"/>
           <w:szCs w:val="23"/>
-          <w:highlight w:val="yellow"/>
+          <w:lang w:val="es-ES"/>
         </w:rPr>
         <w:t xml:space="preserve">{{ </w:t>
       </w:r>
@@ -5560,7 +5599,7 @@
           <w:rFonts w:ascii="Garamond" w:eastAsia="Garamond" w:hAnsi="Garamond" w:cs="Garamond"/>
           <w:sz w:val="23"/>
           <w:szCs w:val="23"/>
-          <w:highlight w:val="yellow"/>
+          <w:lang w:val="es-ES"/>
         </w:rPr>
         <w:t>valor</w:t>
       </w:r>
@@ -5570,7 +5609,7 @@
           <w:rFonts w:ascii="Garamond" w:eastAsia="Garamond" w:hAnsi="Garamond" w:cs="Garamond"/>
           <w:sz w:val="23"/>
           <w:szCs w:val="23"/>
-          <w:highlight w:val="yellow"/>
+          <w:lang w:val="es-ES"/>
         </w:rPr>
         <w:t>_comision_</w:t>
       </w:r>
@@ -5580,7 +5619,7 @@
           <w:rFonts w:ascii="Garamond" w:eastAsia="Garamond" w:hAnsi="Garamond" w:cs="Garamond"/>
           <w:sz w:val="23"/>
           <w:szCs w:val="23"/>
-          <w:highlight w:val="yellow"/>
+          <w:lang w:val="es-ES"/>
         </w:rPr>
         <w:t>fija</w:t>
       </w:r>
@@ -5590,7 +5629,7 @@
           <w:rFonts w:ascii="Garamond" w:eastAsia="Garamond" w:hAnsi="Garamond" w:cs="Garamond"/>
           <w:sz w:val="23"/>
           <w:szCs w:val="23"/>
-          <w:highlight w:val="yellow"/>
+          <w:lang w:val="es-ES"/>
         </w:rPr>
         <w:t xml:space="preserve"> }</w:t>
       </w:r>
@@ -5600,475 +5639,9 @@
           <w:rFonts w:ascii="Garamond" w:eastAsia="Garamond" w:hAnsi="Garamond" w:cs="Garamond"/>
           <w:sz w:val="23"/>
           <w:szCs w:val="23"/>
-          <w:highlight w:val="yellow"/>
-        </w:rPr>
-        <w:t>}</w:t>
-      </w:r>
-      <w:r>
-        <w:rPr>
-          <w:rFonts w:ascii="Garamond" w:eastAsia="Garamond" w:hAnsi="Garamond" w:cs="Garamond"/>
-        </w:rPr>
-        <w:t xml:space="preserve"> por ciento) + IVA del valor total de las ventas realizadas por medio de la Plataforma Rappi.</w:t>
-      </w:r>
-      <w:r>
-        <w:rPr>
-          <w:rFonts w:ascii="Garamond" w:eastAsia="Garamond" w:hAnsi="Garamond" w:cs="Garamond"/>
-        </w:rPr>
-        <w:t xml:space="preserve"> </w:t>
-      </w:r>
-    </w:p>
-    <w:p>
-      <w:pPr>
-        <w:jc w:val="both"/>
-        <w:rPr>
-          <w:rFonts w:ascii="Garamond" w:eastAsia="Garamond" w:hAnsi="Garamond" w:cs="Garamond"/>
-        </w:rPr>
-      </w:pPr>
-    </w:p>
-    <w:p>
-      <w:pPr>
-        <w:jc w:val="both"/>
-        <w:rPr>
-          <w:rFonts w:ascii="Garamond" w:eastAsia="Garamond" w:hAnsi="Garamond" w:cs="Garamond"/>
           <w:lang w:val="es-ES"/>
         </w:rPr>
-      </w:pPr>
-      <w:r>
-        <w:rPr>
-          <w:rFonts w:ascii="Garamond" w:eastAsia="Garamond" w:hAnsi="Garamond" w:cs="Garamond"/>
-        </w:rPr>
-        <w:t>Se aclara que este porcentaje se calculará semanalmente sobre el precio total de los Productos del Aliado Comercial en la Plataforma Rappi.</w:t>
-      </w:r>
-      <w:r>
-        <w:rPr>
-          <w:rFonts w:ascii="Garamond" w:eastAsia="Garamond" w:hAnsi="Garamond" w:cs="Garamond"/>
-        </w:rPr>
-        <w:t xml:space="preserve"> </w:t>
-      </w:r>
-      <w:r>
-        <w:rPr>
-          <w:rFonts w:ascii="Garamond" w:eastAsia="Garamond" w:hAnsi="Garamond" w:cs="Garamond"/>
-          <w:highlight w:val="yellow"/>
-          <w:lang w:val="es-ES"/>
-        </w:rPr>
-        <w:t xml:space="preserve">{% </w:t>
-      </w:r>
-      <w:proofErr w:type="spellStart"/>
-      <w:r>
-        <w:rPr>
-          <w:rFonts w:ascii="Garamond" w:eastAsia="Garamond" w:hAnsi="Garamond" w:cs="Garamond"/>
-          <w:highlight w:val="yellow"/>
-          <w:lang w:val="es-ES"/>
-        </w:rPr>
-        <w:t>elif</w:t>
-      </w:r>
-      <w:proofErr w:type="spellEnd"/>
-      <w:r>
-        <w:rPr>
-          <w:rFonts w:ascii="Garamond" w:eastAsia="Garamond" w:hAnsi="Garamond" w:cs="Garamond"/>
-          <w:highlight w:val="yellow"/>
-          <w:lang w:val="es-ES"/>
-        </w:rPr>
-        <w:t xml:space="preserve"> </w:t>
-      </w:r>
-      <w:proofErr w:type="spellStart"/>
-      <w:r>
-        <w:rPr>
-          <w:rFonts w:ascii="Garamond" w:eastAsia="Garamond" w:hAnsi="Garamond" w:cs="Garamond"/>
-          <w:highlight w:val="yellow"/>
-          <w:lang w:val="es-ES"/>
-        </w:rPr>
-        <w:t>tipo_comision</w:t>
-      </w:r>
-      <w:proofErr w:type="spellEnd"/>
-      <w:r>
-        <w:rPr>
-          <w:rFonts w:ascii="Garamond" w:eastAsia="Garamond" w:hAnsi="Garamond" w:cs="Garamond"/>
-          <w:highlight w:val="yellow"/>
-          <w:lang w:val="es-ES"/>
-        </w:rPr>
-        <w:t xml:space="preserve"> == 'mes' %}</w:t>
-      </w:r>
-      <w:r>
-        <w:rPr>
-          <w:rFonts w:ascii="Garamond" w:eastAsia="Garamond" w:hAnsi="Garamond" w:cs="Garamond"/>
-          <w:lang w:val="es-ES"/>
-        </w:rPr>
-        <w:t xml:space="preserve"> </w:t>
-      </w:r>
-      <w:r>
-        <w:rPr>
-          <w:rFonts w:ascii="Garamond" w:eastAsia="Garamond" w:hAnsi="Garamond" w:cs="Garamond"/>
-          <w:lang w:val="es-ES"/>
-        </w:rPr>
-        <w:t>Se pagará un porcentaje variable sobre el valor total de las ventas realizadas por el Aliado Comercial por medio de la Plataforma Rappi. Dicho porcentaje variará dependiendo del mes de ejecución del presente Acuerdo de Cooperación, de la siguiente manera:</w:t>
-      </w:r>
-    </w:p>
-    <w:p>
-      <w:pPr>
-        <w:jc w:val="both"/>
-        <w:rPr>
-          <w:rFonts w:ascii="Garamond" w:eastAsia="Garamond" w:hAnsi="Garamond" w:cs="Garamond"/>
-        </w:rPr>
-      </w:pPr>
-    </w:p>
-    <w:p>
-      <w:pPr>
-        <w:rPr>
-          <w:rFonts w:ascii="Garamond" w:eastAsia="Garamond" w:hAnsi="Garamond" w:cs="Garamond"/>
-          <w:sz w:val="23"/>
-          <w:szCs w:val="23"/>
-          <w:lang w:val="es-MX"/>
-        </w:rPr>
-      </w:pPr>
-      <w:proofErr w:type="gramStart"/>
-      <w:r>
-        <w:rPr>
-          <w:rFonts w:ascii="Garamond" w:eastAsia="Garamond" w:hAnsi="Garamond" w:cs="Garamond"/>
-          <w:sz w:val="23"/>
-          <w:szCs w:val="23"/>
-          <w:highlight w:val="yellow"/>
-        </w:rPr>
-        <w:t xml:space="preserve">{{ </w:t>
-      </w:r>
-      <w:proofErr w:type="spellStart"/>
-      <w:r>
-        <w:rPr>
-          <w:rFonts w:ascii="Garamond" w:eastAsia="Garamond" w:hAnsi="Garamond" w:cs="Garamond"/>
-          <w:sz w:val="23"/>
-          <w:szCs w:val="23"/>
-          <w:highlight w:val="yellow"/>
-        </w:rPr>
-        <w:t>comision</w:t>
-      </w:r>
-      <w:proofErr w:type="gramEnd"/>
-      <w:r>
-        <w:rPr>
-          <w:rFonts w:ascii="Garamond" w:eastAsia="Garamond" w:hAnsi="Garamond" w:cs="Garamond"/>
-          <w:sz w:val="23"/>
-          <w:szCs w:val="23"/>
-          <w:highlight w:val="yellow"/>
-        </w:rPr>
-        <w:t>_</w:t>
-      </w:r>
-      <w:proofErr w:type="gramStart"/>
-      <w:r>
-        <w:rPr>
-          <w:rFonts w:ascii="Garamond" w:eastAsia="Garamond" w:hAnsi="Garamond" w:cs="Garamond"/>
-          <w:sz w:val="23"/>
-          <w:szCs w:val="23"/>
-          <w:highlight w:val="yellow"/>
-        </w:rPr>
-        <w:t>escalonada</w:t>
-      </w:r>
-      <w:proofErr w:type="spellEnd"/>
-      <w:r>
-        <w:rPr>
-          <w:rFonts w:ascii="Garamond" w:eastAsia="Garamond" w:hAnsi="Garamond" w:cs="Garamond"/>
-          <w:sz w:val="23"/>
-          <w:szCs w:val="23"/>
-          <w:highlight w:val="yellow"/>
-        </w:rPr>
-        <w:t xml:space="preserve"> }</w:t>
-      </w:r>
-      <w:proofErr w:type="gramEnd"/>
-      <w:r>
-        <w:rPr>
-          <w:rFonts w:ascii="Garamond" w:eastAsia="Garamond" w:hAnsi="Garamond" w:cs="Garamond"/>
-          <w:sz w:val="23"/>
-          <w:szCs w:val="23"/>
-          <w:highlight w:val="yellow"/>
-        </w:rPr>
-        <w:t>}</w:t>
-      </w:r>
-    </w:p>
-    <w:p>
-      <w:pPr>
-        <w:jc w:val="both"/>
-        <w:rPr>
-          <w:rFonts w:ascii="Garamond" w:eastAsia="Garamond" w:hAnsi="Garamond" w:cs="Garamond"/>
-        </w:rPr>
-      </w:pPr>
-    </w:p>
-    <w:p>
-      <w:pPr>
-        <w:jc w:val="both"/>
-        <w:rPr>
-          <w:rFonts w:ascii="Garamond" w:eastAsia="Garamond" w:hAnsi="Garamond" w:cs="Garamond"/>
-          <w:sz w:val="23"/>
-          <w:szCs w:val="23"/>
-        </w:rPr>
-      </w:pPr>
-      <w:r>
-        <w:rPr>
-          <w:rFonts w:ascii="Garamond" w:eastAsia="Garamond" w:hAnsi="Garamond" w:cs="Garamond"/>
-        </w:rPr>
-        <w:t>Se aclara que este porcentaje se calculará semanalmente sobre el precio de los Productos del Aliado Comercial en la Plataforma Rappi.</w:t>
-      </w:r>
-      <w:r>
-        <w:rPr>
-          <w:rFonts w:ascii="Garamond" w:eastAsia="Garamond" w:hAnsi="Garamond" w:cs="Garamond"/>
-        </w:rPr>
-        <w:t xml:space="preserve"> </w:t>
-      </w:r>
-      <w:r>
-        <w:rPr>
-          <w:rFonts w:ascii="Garamond" w:eastAsia="Garamond" w:hAnsi="Garamond" w:cs="Garamond"/>
-          <w:sz w:val="23"/>
-          <w:szCs w:val="23"/>
-          <w:highlight w:val="yellow"/>
-        </w:rPr>
-        <w:t xml:space="preserve">{% </w:t>
-      </w:r>
-      <w:proofErr w:type="spellStart"/>
-      <w:r>
-        <w:rPr>
-          <w:rFonts w:ascii="Garamond" w:eastAsia="Garamond" w:hAnsi="Garamond" w:cs="Garamond"/>
-          <w:sz w:val="23"/>
-          <w:szCs w:val="23"/>
-          <w:highlight w:val="yellow"/>
-        </w:rPr>
-        <w:t>elif</w:t>
-      </w:r>
-      <w:proofErr w:type="spellEnd"/>
-      <w:r>
-        <w:rPr>
-          <w:rFonts w:ascii="Garamond" w:eastAsia="Garamond" w:hAnsi="Garamond" w:cs="Garamond"/>
-          <w:sz w:val="23"/>
-          <w:szCs w:val="23"/>
-          <w:highlight w:val="yellow"/>
-        </w:rPr>
-        <w:t xml:space="preserve"> </w:t>
-      </w:r>
-      <w:proofErr w:type="spellStart"/>
-      <w:r>
-        <w:rPr>
-          <w:rFonts w:ascii="Garamond" w:eastAsia="Garamond" w:hAnsi="Garamond" w:cs="Garamond"/>
-          <w:sz w:val="23"/>
-          <w:szCs w:val="23"/>
-          <w:highlight w:val="yellow"/>
-        </w:rPr>
-        <w:t>tipo_comision</w:t>
-      </w:r>
-      <w:proofErr w:type="spellEnd"/>
-      <w:r>
-        <w:rPr>
-          <w:rFonts w:ascii="Garamond" w:eastAsia="Garamond" w:hAnsi="Garamond" w:cs="Garamond"/>
-          <w:sz w:val="23"/>
-          <w:szCs w:val="23"/>
-          <w:highlight w:val="yellow"/>
-        </w:rPr>
-        <w:t xml:space="preserve"> == 'ordenes' %}</w:t>
-      </w:r>
-      <w:r>
-        <w:rPr>
-          <w:rFonts w:ascii="Garamond" w:eastAsia="Garamond" w:hAnsi="Garamond" w:cs="Garamond"/>
-          <w:sz w:val="23"/>
-          <w:szCs w:val="23"/>
-        </w:rPr>
-        <w:t xml:space="preserve"> El Aliado Comercial pagará a Rappi, por concepto del Uso y Alquiler de la Plataforma Rappi un porcentaje sobre el valor total de los Productos vendidos por el Aliado Comercial por medio de la Plataforma Rappi. Se aclara que este porcentaje se calculará semanalmente sobre el precio total de los Productos del Aliado Comercial en la Plataforma Rappi.</w:t>
-      </w:r>
-    </w:p>
-    <w:p>
-      <w:pPr>
-        <w:jc w:val="both"/>
-        <w:rPr>
-          <w:rFonts w:ascii="Garamond" w:eastAsia="Garamond" w:hAnsi="Garamond" w:cs="Garamond"/>
-          <w:sz w:val="23"/>
-          <w:szCs w:val="23"/>
-        </w:rPr>
-      </w:pPr>
-    </w:p>
-    <w:p>
-      <w:pPr>
-        <w:jc w:val="both"/>
-        <w:rPr>
-          <w:rFonts w:ascii="Garamond" w:eastAsia="Garamond" w:hAnsi="Garamond" w:cs="Garamond"/>
-          <w:sz w:val="23"/>
-          <w:szCs w:val="23"/>
-        </w:rPr>
-      </w:pPr>
-      <w:r>
-        <w:rPr>
-          <w:rFonts w:ascii="Garamond" w:eastAsia="Garamond" w:hAnsi="Garamond" w:cs="Garamond"/>
-          <w:sz w:val="23"/>
-          <w:szCs w:val="23"/>
-        </w:rPr>
-        <w:t>Dicho porcentaje variará dependiendo del mes de ejecución del presente Acuerdo de Cooperación, de la siguiente manera:</w:t>
-      </w:r>
-    </w:p>
-    <w:p>
-      <w:pPr>
-        <w:jc w:val="both"/>
-        <w:rPr>
-          <w:rFonts w:ascii="Garamond" w:eastAsia="Garamond" w:hAnsi="Garamond" w:cs="Garamond"/>
-          <w:sz w:val="23"/>
-          <w:szCs w:val="23"/>
-        </w:rPr>
-      </w:pPr>
-      <w:r>
-        <w:rPr>
-          <w:rFonts w:ascii="Garamond" w:eastAsia="Garamond" w:hAnsi="Garamond" w:cs="Garamond"/>
-          <w:sz w:val="23"/>
-          <w:szCs w:val="23"/>
-        </w:rPr>
-        <w:t xml:space="preserve">Durante los primeros 12 (doce) meses de vigencia del presente Acuerdo (el "Primer Año"), el porcentaje será del </w:t>
-      </w:r>
-      <w:proofErr w:type="gramStart"/>
-      <w:r>
-        <w:rPr>
-          <w:rFonts w:ascii="Garamond" w:eastAsia="Garamond" w:hAnsi="Garamond" w:cs="Garamond"/>
-          <w:sz w:val="23"/>
-          <w:szCs w:val="23"/>
-          <w:highlight w:val="yellow"/>
-          <w:lang w:val="es-ES"/>
-        </w:rPr>
-        <w:t xml:space="preserve">{{ </w:t>
-      </w:r>
-      <w:proofErr w:type="spellStart"/>
-      <w:r>
-        <w:rPr>
-          <w:rFonts w:ascii="Garamond" w:eastAsia="Garamond" w:hAnsi="Garamond" w:cs="Garamond"/>
-          <w:sz w:val="23"/>
-          <w:szCs w:val="23"/>
-          <w:highlight w:val="yellow"/>
-          <w:lang w:val="es-ES"/>
-        </w:rPr>
-        <w:t>n</w:t>
-      </w:r>
-      <w:proofErr w:type="gramEnd"/>
-      <w:r>
-        <w:rPr>
-          <w:rFonts w:ascii="Garamond" w:eastAsia="Garamond" w:hAnsi="Garamond" w:cs="Garamond"/>
-          <w:sz w:val="23"/>
-          <w:szCs w:val="23"/>
-          <w:highlight w:val="yellow"/>
-          <w:lang w:val="es-ES"/>
-        </w:rPr>
-        <w:t>_comision_</w:t>
-      </w:r>
-      <w:proofErr w:type="gramStart"/>
-      <w:r>
-        <w:rPr>
-          <w:rFonts w:ascii="Garamond" w:eastAsia="Garamond" w:hAnsi="Garamond" w:cs="Garamond"/>
-          <w:sz w:val="23"/>
-          <w:szCs w:val="23"/>
-          <w:highlight w:val="yellow"/>
-          <w:lang w:val="es-ES"/>
-        </w:rPr>
-        <w:t>fija</w:t>
-      </w:r>
-      <w:proofErr w:type="spellEnd"/>
-      <w:r>
-        <w:rPr>
-          <w:rFonts w:ascii="Garamond" w:eastAsia="Garamond" w:hAnsi="Garamond" w:cs="Garamond"/>
-          <w:sz w:val="23"/>
-          <w:szCs w:val="23"/>
-          <w:highlight w:val="yellow"/>
-          <w:lang w:val="es-ES"/>
-        </w:rPr>
-        <w:t xml:space="preserve"> }}</w:t>
-      </w:r>
-      <w:r>
-        <w:rPr>
-          <w:rFonts w:ascii="Garamond" w:eastAsia="Garamond" w:hAnsi="Garamond" w:cs="Garamond"/>
-          <w:sz w:val="23"/>
-          <w:szCs w:val="23"/>
-        </w:rPr>
-        <w:t>%</w:t>
-      </w:r>
-      <w:proofErr w:type="gramEnd"/>
-      <w:r>
-        <w:rPr>
-          <w:rFonts w:ascii="Garamond" w:eastAsia="Garamond" w:hAnsi="Garamond" w:cs="Garamond"/>
-          <w:sz w:val="23"/>
-          <w:szCs w:val="23"/>
-        </w:rPr>
-        <w:t xml:space="preserve"> </w:t>
-      </w:r>
-      <w:r>
-        <w:rPr>
-          <w:rFonts w:ascii="Garamond" w:eastAsia="Garamond" w:hAnsi="Garamond" w:cs="Garamond"/>
-          <w:sz w:val="23"/>
-          <w:szCs w:val="23"/>
-          <w:highlight w:val="yellow"/>
-        </w:rPr>
-        <w:t>(</w:t>
-      </w:r>
-      <w:proofErr w:type="gramStart"/>
-      <w:r>
-        <w:rPr>
-          <w:rFonts w:ascii="Garamond" w:eastAsia="Garamond" w:hAnsi="Garamond" w:cs="Garamond"/>
-          <w:sz w:val="23"/>
-          <w:szCs w:val="23"/>
-          <w:highlight w:val="yellow"/>
-          <w:lang w:val="es-ES"/>
-        </w:rPr>
-        <w:t xml:space="preserve">{{ </w:t>
-      </w:r>
-      <w:proofErr w:type="spellStart"/>
-      <w:r>
-        <w:rPr>
-          <w:rFonts w:ascii="Garamond" w:eastAsia="Garamond" w:hAnsi="Garamond" w:cs="Garamond"/>
-          <w:sz w:val="23"/>
-          <w:szCs w:val="23"/>
-          <w:highlight w:val="yellow"/>
-          <w:lang w:val="es-ES"/>
-        </w:rPr>
-        <w:t>valor</w:t>
-      </w:r>
-      <w:proofErr w:type="gramEnd"/>
-      <w:r>
-        <w:rPr>
-          <w:rFonts w:ascii="Garamond" w:eastAsia="Garamond" w:hAnsi="Garamond" w:cs="Garamond"/>
-          <w:sz w:val="23"/>
-          <w:szCs w:val="23"/>
-          <w:highlight w:val="yellow"/>
-          <w:lang w:val="es-ES"/>
-        </w:rPr>
-        <w:t>_comision_</w:t>
-      </w:r>
-      <w:proofErr w:type="gramStart"/>
-      <w:r>
-        <w:rPr>
-          <w:rFonts w:ascii="Garamond" w:eastAsia="Garamond" w:hAnsi="Garamond" w:cs="Garamond"/>
-          <w:sz w:val="23"/>
-          <w:szCs w:val="23"/>
-          <w:highlight w:val="yellow"/>
-          <w:lang w:val="es-ES"/>
-        </w:rPr>
-        <w:t>fija</w:t>
-      </w:r>
-      <w:proofErr w:type="spellEnd"/>
-      <w:r>
-        <w:rPr>
-          <w:rFonts w:ascii="Garamond" w:eastAsia="Garamond" w:hAnsi="Garamond" w:cs="Garamond"/>
-          <w:sz w:val="23"/>
-          <w:szCs w:val="23"/>
-          <w:highlight w:val="yellow"/>
-          <w:lang w:val="es-ES"/>
-        </w:rPr>
-        <w:t xml:space="preserve"> }</w:t>
-      </w:r>
-      <w:proofErr w:type="gramEnd"/>
-      <w:r>
-        <w:rPr>
-          <w:rFonts w:ascii="Garamond" w:eastAsia="Garamond" w:hAnsi="Garamond" w:cs="Garamond"/>
-          <w:sz w:val="23"/>
-          <w:szCs w:val="23"/>
-          <w:highlight w:val="yellow"/>
-          <w:lang w:val="es-ES"/>
-        </w:rPr>
-        <w:t>}</w:t>
-      </w:r>
-      <w:r>
-        <w:rPr>
-          <w:rFonts w:ascii="Garamond" w:eastAsia="Garamond" w:hAnsi="Garamond" w:cs="Garamond"/>
-          <w:sz w:val="23"/>
-          <w:szCs w:val="23"/>
-          <w:lang w:val="es-ES"/>
-        </w:rPr>
-        <w:t xml:space="preserve"> </w:t>
+        <w:t xml:space="preserve">} </w:t>
       </w:r>
       <w:r>
         <w:rPr>
@@ -6167,24 +5740,7 @@
           <w:sz w:val="23"/>
           <w:szCs w:val="23"/>
         </w:rPr>
-        <w:t xml:space="preserve">De </w:t>
-      </w:r>
-      <w:r>
-        <w:rPr>
-          <w:rFonts w:ascii="Garamond" w:eastAsia="Garamond" w:hAnsi="Garamond" w:cs="Garamond"/>
-          <w:sz w:val="23"/>
-          <w:szCs w:val="23"/>
-          <w:highlight w:val="yellow"/>
-        </w:rPr>
-        <w:t>0</w:t>
-      </w:r>
-      <w:r>
-        <w:rPr>
-          <w:rFonts w:ascii="Garamond" w:eastAsia="Garamond" w:hAnsi="Garamond" w:cs="Garamond"/>
-          <w:sz w:val="23"/>
-          <w:szCs w:val="23"/>
-        </w:rPr>
-        <w:t xml:space="preserve"> a </w:t>
+        <w:t xml:space="preserve">De 0 a </w:t>
       </w:r>
       <w:proofErr w:type="gramStart"/>
       <w:r>
@@ -6192,7 +5748,6 @@
           <w:rFonts w:ascii="Garamond" w:eastAsia="Garamond" w:hAnsi="Garamond" w:cs="Garamond"/>
           <w:sz w:val="23"/>
           <w:szCs w:val="23"/>
-          <w:highlight w:val="yellow"/>
         </w:rPr>
         <w:t xml:space="preserve">{{ </w:t>
       </w:r>
@@ -6202,7 +5757,6 @@
           <w:rFonts w:ascii="Garamond" w:eastAsia="Garamond" w:hAnsi="Garamond" w:cs="Garamond"/>
           <w:sz w:val="23"/>
           <w:szCs w:val="23"/>
-          <w:highlight w:val="yellow"/>
         </w:rPr>
         <w:t>max</w:t>
       </w:r>
@@ -6212,7 +5766,6 @@
           <w:rFonts w:ascii="Garamond" w:eastAsia="Garamond" w:hAnsi="Garamond" w:cs="Garamond"/>
           <w:sz w:val="23"/>
           <w:szCs w:val="23"/>
-          <w:highlight w:val="yellow"/>
         </w:rPr>
         <w:t>_</w:t>
       </w:r>
@@ -6222,7 +5775,6 @@
           <w:rFonts w:ascii="Garamond" w:eastAsia="Garamond" w:hAnsi="Garamond" w:cs="Garamond"/>
           <w:sz w:val="23"/>
           <w:szCs w:val="23"/>
-          <w:highlight w:val="yellow"/>
         </w:rPr>
         <w:t>ordenes</w:t>
       </w:r>
@@ -6232,7 +5784,6 @@
           <w:rFonts w:ascii="Garamond" w:eastAsia="Garamond" w:hAnsi="Garamond" w:cs="Garamond"/>
           <w:sz w:val="23"/>
           <w:szCs w:val="23"/>
-          <w:highlight w:val="yellow"/>
         </w:rPr>
         <w:t xml:space="preserve"> }</w:t>
       </w:r>
@@ -6242,27 +5793,17 @@
           <w:rFonts w:ascii="Garamond" w:eastAsia="Garamond" w:hAnsi="Garamond" w:cs="Garamond"/>
           <w:sz w:val="23"/>
           <w:szCs w:val="23"/>
-          <w:highlight w:val="yellow"/>
-        </w:rPr>
-        <w:t xml:space="preserve">} </w:t>
-      </w:r>
-      <w:r>
-        <w:rPr>
-          <w:rFonts w:ascii="Garamond" w:eastAsia="Garamond" w:hAnsi="Garamond" w:cs="Garamond"/>
-          <w:sz w:val="23"/>
-          <w:szCs w:val="23"/>
-        </w:rPr>
-        <w:t>órdenes</w:t>
-      </w:r>
-    </w:p>
-    <w:p>
-      <w:pPr>
-        <w:jc w:val="both"/>
-        <w:rPr>
-          <w:rFonts w:ascii="Garamond" w:eastAsia="Garamond" w:hAnsi="Garamond" w:cs="Garamond"/>
-          <w:sz w:val="23"/>
-          <w:szCs w:val="23"/>
-          <w:highlight w:val="yellow"/>
+        </w:rPr>
+        <w:t>} órdenes</w:t>
+      </w:r>
+    </w:p>
+    <w:p>
+      <w:pPr>
+        <w:jc w:val="both"/>
+        <w:rPr>
+          <w:rFonts w:ascii="Garamond" w:eastAsia="Garamond" w:hAnsi="Garamond" w:cs="Garamond"/>
+          <w:sz w:val="23"/>
+          <w:szCs w:val="23"/>
         </w:rPr>
       </w:pPr>
       <w:proofErr w:type="gramStart"/>
@@ -6271,7 +5812,6 @@
           <w:rFonts w:ascii="Garamond" w:eastAsia="Garamond" w:hAnsi="Garamond" w:cs="Garamond"/>
           <w:sz w:val="23"/>
           <w:szCs w:val="23"/>
-          <w:highlight w:val="yellow"/>
         </w:rPr>
         <w:t>{{ n</w:t>
       </w:r>
@@ -6281,7 +5821,6 @@
           <w:rFonts w:ascii="Garamond" w:eastAsia="Garamond" w:hAnsi="Garamond" w:cs="Garamond"/>
           <w:sz w:val="23"/>
           <w:szCs w:val="23"/>
-          <w:highlight w:val="yellow"/>
         </w:rPr>
         <w:t>_comision_</w:t>
       </w:r>
@@ -6291,7 +5830,6 @@
           <w:rFonts w:ascii="Garamond" w:eastAsia="Garamond" w:hAnsi="Garamond" w:cs="Garamond"/>
           <w:sz w:val="23"/>
           <w:szCs w:val="23"/>
-          <w:highlight w:val="yellow"/>
         </w:rPr>
         <w:t>1 }}%</w:t>
       </w:r>
@@ -6358,7 +5896,6 @@
           <w:rFonts w:ascii="Garamond" w:eastAsia="Garamond" w:hAnsi="Garamond" w:cs="Garamond"/>
           <w:sz w:val="23"/>
           <w:szCs w:val="23"/>
-          <w:highlight w:val="yellow"/>
           <w:lang w:val="pt-PT"/>
         </w:rPr>
         <w:t>{% endif %}</w:t>
@@ -6516,7 +6053,6 @@
           <w:iCs/>
           <w:sz w:val="23"/>
           <w:szCs w:val="23"/>
-          <w:highlight w:val="yellow"/>
         </w:rPr>
       </w:pPr>
       <w:r>
@@ -6526,7 +6062,6 @@
           <w:iCs/>
           <w:sz w:val="23"/>
           <w:szCs w:val="23"/>
-          <w:highlight w:val="yellow"/>
         </w:rPr>
         <w:t xml:space="preserve">Titular: </w:t>
       </w:r>
@@ -6538,7 +6073,6 @@
           <w:iCs/>
           <w:sz w:val="23"/>
           <w:szCs w:val="23"/>
-          <w:highlight w:val="yellow"/>
         </w:rPr>
         <w:t>{{ RAZÓN</w:t>
       </w:r>
@@ -6550,7 +6084,6 @@
           <w:iCs/>
           <w:sz w:val="23"/>
           <w:szCs w:val="23"/>
-          <w:highlight w:val="yellow"/>
         </w:rPr>
         <w:t>_SOCIAL_</w:t>
       </w:r>
@@ -6562,7 +6095,6 @@
           <w:iCs/>
           <w:sz w:val="23"/>
           <w:szCs w:val="23"/>
-          <w:highlight w:val="yellow"/>
         </w:rPr>
         <w:t>ENCABEZADO }</w:t>
       </w:r>
@@ -6574,7 +6106,6 @@
           <w:iCs/>
           <w:sz w:val="23"/>
           <w:szCs w:val="23"/>
-          <w:highlight w:val="yellow"/>
         </w:rPr>
         <w:t>}</w:t>
       </w:r>
@@ -6600,7 +6131,6 @@
           <w:iCs/>
           <w:sz w:val="23"/>
           <w:szCs w:val="23"/>
-          <w:highlight w:val="yellow"/>
         </w:rPr>
       </w:pPr>
       <w:r>
@@ -6610,7 +6140,6 @@
           <w:iCs/>
           <w:sz w:val="23"/>
           <w:szCs w:val="23"/>
-          <w:highlight w:val="yellow"/>
         </w:rPr>
         <w:t xml:space="preserve">Cuenta: </w:t>
       </w:r>
@@ -6622,7 +6151,6 @@
           <w:iCs/>
           <w:sz w:val="23"/>
           <w:szCs w:val="23"/>
-          <w:highlight w:val="yellow"/>
         </w:rPr>
         <w:t>{{ N</w:t>
       </w:r>
@@ -6634,7 +6162,6 @@
           <w:iCs/>
           <w:sz w:val="23"/>
           <w:szCs w:val="23"/>
-          <w:highlight w:val="yellow"/>
         </w:rPr>
         <w:t>_</w:t>
       </w:r>
@@ -6646,7 +6173,6 @@
           <w:iCs/>
           <w:sz w:val="23"/>
           <w:szCs w:val="23"/>
-          <w:highlight w:val="yellow"/>
         </w:rPr>
         <w:t>CUENTA }</w:t>
       </w:r>
@@ -6658,7 +6184,6 @@
           <w:iCs/>
           <w:sz w:val="23"/>
           <w:szCs w:val="23"/>
-          <w:highlight w:val="yellow"/>
         </w:rPr>
         <w:t>}</w:t>
       </w:r>
@@ -6684,7 +6209,6 @@
           <w:iCs/>
           <w:sz w:val="23"/>
           <w:szCs w:val="23"/>
-          <w:highlight w:val="yellow"/>
         </w:rPr>
       </w:pPr>
       <w:proofErr w:type="spellStart"/>
@@ -6695,7 +6219,6 @@
           <w:iCs/>
           <w:sz w:val="23"/>
           <w:szCs w:val="23"/>
-          <w:highlight w:val="yellow"/>
         </w:rPr>
         <w:t>Clabe</w:t>
       </w:r>
@@ -6707,7 +6230,6 @@
           <w:iCs/>
           <w:sz w:val="23"/>
           <w:szCs w:val="23"/>
-          <w:highlight w:val="yellow"/>
         </w:rPr>
         <w:t xml:space="preserve"> Interbancaria: </w:t>
       </w:r>
@@ -6719,7 +6241,6 @@
           <w:iCs/>
           <w:sz w:val="23"/>
           <w:szCs w:val="23"/>
-          <w:highlight w:val="yellow"/>
         </w:rPr>
         <w:t>{{ N</w:t>
       </w:r>
@@ -6731,7 +6252,6 @@
           <w:iCs/>
           <w:sz w:val="23"/>
           <w:szCs w:val="23"/>
-          <w:highlight w:val="yellow"/>
         </w:rPr>
         <w:t>_</w:t>
       </w:r>
@@ -6743,7 +6263,6 @@
           <w:iCs/>
           <w:sz w:val="23"/>
           <w:szCs w:val="23"/>
-          <w:highlight w:val="yellow"/>
         </w:rPr>
         <w:t>CLABE }</w:t>
       </w:r>
@@ -6755,7 +6274,6 @@
           <w:iCs/>
           <w:sz w:val="23"/>
           <w:szCs w:val="23"/>
-          <w:highlight w:val="yellow"/>
         </w:rPr>
         <w:t xml:space="preserve">} </w:t>
       </w:r>
@@ -6781,7 +6299,6 @@
           <w:iCs/>
           <w:sz w:val="23"/>
           <w:szCs w:val="23"/>
-          <w:highlight w:val="yellow"/>
         </w:rPr>
       </w:pPr>
       <w:r>
@@ -6791,7 +6308,6 @@
           <w:iCs/>
           <w:sz w:val="23"/>
           <w:szCs w:val="23"/>
-          <w:highlight w:val="yellow"/>
         </w:rPr>
         <w:t xml:space="preserve">Banco: </w:t>
       </w:r>
@@ -6803,7 +6319,6 @@
           <w:iCs/>
           <w:sz w:val="23"/>
           <w:szCs w:val="23"/>
-          <w:highlight w:val="yellow"/>
         </w:rPr>
         <w:t xml:space="preserve">{{ </w:t>
       </w:r>
@@ -6815,7 +6330,6 @@
           <w:iCs/>
           <w:sz w:val="23"/>
           <w:szCs w:val="23"/>
-          <w:highlight w:val="yellow"/>
         </w:rPr>
         <w:t>BANCO</w:t>
       </w:r>
@@ -6827,7 +6341,6 @@
           <w:iCs/>
           <w:sz w:val="23"/>
           <w:szCs w:val="23"/>
-          <w:highlight w:val="yellow"/>
         </w:rPr>
         <w:t>|</w:t>
       </w:r>
@@ -6839,7 +6352,6 @@
           <w:iCs/>
           <w:sz w:val="23"/>
           <w:szCs w:val="23"/>
-          <w:highlight w:val="yellow"/>
         </w:rPr>
         <w:t>upper</w:t>
       </w:r>
@@ -6851,7 +6363,6 @@
           <w:iCs/>
           <w:sz w:val="23"/>
           <w:szCs w:val="23"/>
-          <w:highlight w:val="yellow"/>
         </w:rPr>
         <w:t xml:space="preserve"> }</w:t>
       </w:r>
@@ -6863,7 +6374,6 @@
           <w:iCs/>
           <w:sz w:val="23"/>
           <w:szCs w:val="23"/>
-          <w:highlight w:val="yellow"/>
         </w:rPr>
         <w:t>}</w:t>
       </w:r>
@@ -7393,7 +6903,6 @@
           <w:rFonts w:ascii="Garamond" w:eastAsia="Garamond" w:hAnsi="Garamond" w:cs="Garamond"/>
           <w:sz w:val="23"/>
           <w:szCs w:val="23"/>
-          <w:highlight w:val="yellow"/>
         </w:rPr>
         <w:t>{{ VIGENCIA }} ({{ N_VIGENCIA }}</w:t>
       </w:r>
@@ -8049,7 +7558,6 @@
           <w:rFonts w:ascii="Garamond" w:eastAsia="Garamond" w:hAnsi="Garamond" w:cs="Garamond"/>
           <w:sz w:val="23"/>
           <w:szCs w:val="23"/>
-          <w:highlight w:val="yellow"/>
           <w:lang w:val="pt-PT"/>
         </w:rPr>
         <w:t>{%p if activa_exclusividad %}</w:t>
@@ -8084,48 +7592,23 @@
           <w:u w:val="single"/>
           <w:lang w:val="pt-PT"/>
         </w:rPr>
-        <w:t xml:space="preserve">CLÁUSULA </w:t>
-      </w:r>
-      <w:r>
-        <w:rPr>
-          <w:rFonts w:ascii="Garamond" w:eastAsia="Garamond" w:hAnsi="Garamond" w:cs="Garamond"/>
-          <w:b/>
-          <w:bCs/>
-          <w:sz w:val="23"/>
-          <w:szCs w:val="23"/>
-          <w:highlight w:val="yellow"/>
+        <w:t>CLÁUSULA {{ NUM_EXCLUSIVIDAD|upper }}.</w:t>
+      </w:r>
+      <w:r>
+        <w:rPr>
+          <w:rFonts w:ascii="Garamond" w:eastAsia="Garamond" w:hAnsi="Garamond" w:cs="Garamond"/>
+          <w:b/>
+          <w:bCs/>
           <w:u w:val="single"/>
           <w:lang w:val="pt-PT"/>
         </w:rPr>
-        <w:t>{{ NUM_EXCLUSIVIDAD|upper }}</w:t>
-      </w:r>
-      <w:r>
-        <w:rPr>
-          <w:rFonts w:ascii="Garamond" w:eastAsia="Garamond" w:hAnsi="Garamond" w:cs="Garamond"/>
-          <w:b/>
-          <w:bCs/>
-          <w:sz w:val="23"/>
-          <w:szCs w:val="23"/>
-          <w:u w:val="single"/>
+        <w:t xml:space="preserve"> - Exclusividad.</w:t>
+      </w:r>
+      <w:r>
+        <w:rPr>
+          <w:rFonts w:ascii="Garamond" w:eastAsia="Garamond" w:hAnsi="Garamond" w:cs="Garamond"/>
           <w:lang w:val="pt-PT"/>
         </w:rPr>
-        <w:t>.</w:t>
-      </w:r>
-      <w:r>
-        <w:rPr>
-          <w:rFonts w:ascii="Garamond" w:eastAsia="Garamond" w:hAnsi="Garamond" w:cs="Garamond"/>
-          <w:b/>
-          <w:bCs/>
-          <w:u w:val="single"/>
-          <w:lang w:val="pt-PT"/>
-        </w:rPr>
-        <w:t xml:space="preserve"> - Exclusividad.</w:t>
-      </w:r>
-      <w:r>
-        <w:rPr>
-          <w:rFonts w:ascii="Garamond" w:eastAsia="Garamond" w:hAnsi="Garamond" w:cs="Garamond"/>
-          <w:lang w:val="pt-PT"/>
-        </w:rPr>
         <w:t xml:space="preserve"> </w:t>
       </w:r>
       <w:r>
@@ -8194,7 +7677,6 @@
           <w:rFonts w:ascii="Garamond" w:eastAsia="Garamond" w:hAnsi="Garamond" w:cs="Garamond"/>
           <w:sz w:val="23"/>
           <w:szCs w:val="23"/>
-          <w:highlight w:val="yellow"/>
           <w:lang w:val="es-MX"/>
         </w:rPr>
         <w:t xml:space="preserve">{%p </w:t>
@@ -8205,7 +7687,6 @@
           <w:rFonts w:ascii="Garamond" w:eastAsia="Garamond" w:hAnsi="Garamond" w:cs="Garamond"/>
           <w:sz w:val="23"/>
           <w:szCs w:val="23"/>
-          <w:highlight w:val="yellow"/>
           <w:lang w:val="es-MX"/>
         </w:rPr>
         <w:t>endif</w:t>
@@ -8216,7 +7697,6 @@
           <w:rFonts w:ascii="Garamond" w:eastAsia="Garamond" w:hAnsi="Garamond" w:cs="Garamond"/>
           <w:sz w:val="23"/>
           <w:szCs w:val="23"/>
-          <w:highlight w:val="yellow"/>
           <w:lang w:val="es-MX"/>
         </w:rPr>
         <w:t xml:space="preserve"> %}</w:t>
@@ -8237,7 +7717,6 @@
           <w:rFonts w:ascii="Garamond" w:eastAsia="Garamond" w:hAnsi="Garamond" w:cs="Garamond"/>
           <w:sz w:val="23"/>
           <w:szCs w:val="23"/>
-          <w:highlight w:val="yellow"/>
           <w:lang w:val="es-MX"/>
         </w:rPr>
         <w:t xml:space="preserve">{%p </w:t>
@@ -8248,7 +7727,6 @@
           <w:rFonts w:ascii="Garamond" w:eastAsia="Garamond" w:hAnsi="Garamond" w:cs="Garamond"/>
           <w:sz w:val="23"/>
           <w:szCs w:val="23"/>
-          <w:highlight w:val="yellow"/>
           <w:lang w:val="es-MX"/>
         </w:rPr>
         <w:t>if</w:t>
@@ -8259,7 +7737,6 @@
           <w:rFonts w:ascii="Garamond" w:eastAsia="Garamond" w:hAnsi="Garamond" w:cs="Garamond"/>
           <w:sz w:val="23"/>
           <w:szCs w:val="23"/>
-          <w:highlight w:val="yellow"/>
           <w:lang w:val="es-MX"/>
         </w:rPr>
         <w:t xml:space="preserve"> </w:t>
@@ -8270,7 +7747,6 @@
           <w:rFonts w:ascii="Garamond" w:eastAsia="Garamond" w:hAnsi="Garamond" w:cs="Garamond"/>
           <w:sz w:val="23"/>
           <w:szCs w:val="23"/>
-          <w:highlight w:val="yellow"/>
           <w:lang w:val="es-MX"/>
         </w:rPr>
         <w:t>activa_semi_exclusividad</w:t>
@@ -8281,7 +7757,6 @@
           <w:rFonts w:ascii="Garamond" w:eastAsia="Garamond" w:hAnsi="Garamond" w:cs="Garamond"/>
           <w:sz w:val="23"/>
           <w:szCs w:val="23"/>
-          <w:highlight w:val="yellow"/>
           <w:lang w:val="es-MX"/>
         </w:rPr>
         <w:t xml:space="preserve"> %}</w:t>
@@ -8320,39 +7795,14 @@
           <w:sz w:val="23"/>
           <w:szCs w:val="23"/>
           <w:u w:val="single"/>
-          <w:lang w:val="pt-PT"/>
-        </w:rPr>
-        <w:t xml:space="preserve">CLÁUSULA </w:t>
-      </w:r>
-      <w:r>
-        <w:rPr>
-          <w:rFonts w:ascii="Garamond" w:eastAsia="Garamond" w:hAnsi="Garamond" w:cs="Garamond"/>
-          <w:b/>
-          <w:bCs/>
-          <w:sz w:val="23"/>
-          <w:szCs w:val="23"/>
-          <w:highlight w:val="yellow"/>
-          <w:u w:val="single"/>
-          <w:lang w:val="pt-PT"/>
-        </w:rPr>
-        <w:t>{{ NUM_SEMI_EXCLUSIVIDAD|upper }}</w:t>
-      </w:r>
-      <w:r>
-        <w:rPr>
-          <w:rFonts w:ascii="Garamond" w:eastAsia="Garamond" w:hAnsi="Garamond" w:cs="Garamond"/>
-          <w:b/>
-          <w:bCs/>
-          <w:sz w:val="23"/>
-          <w:szCs w:val="23"/>
-          <w:u w:val="single"/>
-          <w:lang w:val="pt-PT"/>
-        </w:rPr>
-        <w:t>. - Semi Exclusividad.</w:t>
-      </w:r>
-      <w:r>
-        <w:rPr>
-          <w:rFonts w:ascii="Garamond" w:eastAsia="Garamond" w:hAnsi="Garamond" w:cs="Garamond"/>
-          <w:lang w:val="pt-PT"/>
+          <w:lang w:val="es-MX"/>
+        </w:rPr>
+        <w:t>CLÁUSULA {{ NUM_SEMI_EXCLUSIVIDAD|upper }}. - Semi Exclusividad.</w:t>
+      </w:r>
+      <w:r>
+        <w:rPr>
+          <w:rFonts w:ascii="Garamond" w:eastAsia="Garamond" w:hAnsi="Garamond" w:cs="Garamond"/>
+          <w:lang w:val="es-MX"/>
         </w:rPr>
         <w:t xml:space="preserve"> </w:t>
       </w:r>
@@ -8405,7 +7855,6 @@
           <w:rFonts w:ascii="Garamond" w:eastAsia="Garamond" w:hAnsi="Garamond" w:cs="Garamond"/>
           <w:sz w:val="23"/>
           <w:szCs w:val="23"/>
-          <w:highlight w:val="yellow"/>
           <w:lang w:val="es-MX"/>
         </w:rPr>
         <w:lastRenderedPageBreak/>
@@ -8417,7 +7866,6 @@
           <w:rFonts w:ascii="Garamond" w:eastAsia="Garamond" w:hAnsi="Garamond" w:cs="Garamond"/>
           <w:sz w:val="23"/>
           <w:szCs w:val="23"/>
-          <w:highlight w:val="yellow"/>
           <w:lang w:val="es-MX"/>
         </w:rPr>
         <w:t>endif</w:t>
@@ -8428,7 +7876,6 @@
           <w:rFonts w:ascii="Garamond" w:eastAsia="Garamond" w:hAnsi="Garamond" w:cs="Garamond"/>
           <w:sz w:val="23"/>
           <w:szCs w:val="23"/>
-          <w:highlight w:val="yellow"/>
           <w:lang w:val="es-MX"/>
         </w:rPr>
         <w:t xml:space="preserve"> %}</w:t>
@@ -8449,7 +7896,6 @@
           <w:rFonts w:ascii="Garamond" w:eastAsia="Garamond" w:hAnsi="Garamond" w:cs="Garamond"/>
           <w:sz w:val="23"/>
           <w:szCs w:val="23"/>
-          <w:highlight w:val="yellow"/>
           <w:u w:val="single"/>
         </w:rPr>
         <w:t xml:space="preserve">{%p </w:t>
@@ -8460,7 +7906,6 @@
           <w:rFonts w:ascii="Garamond" w:eastAsia="Garamond" w:hAnsi="Garamond" w:cs="Garamond"/>
           <w:sz w:val="23"/>
           <w:szCs w:val="23"/>
-          <w:highlight w:val="yellow"/>
           <w:u w:val="single"/>
         </w:rPr>
         <w:t>if</w:t>
@@ -8471,7 +7916,6 @@
           <w:rFonts w:ascii="Garamond" w:eastAsia="Garamond" w:hAnsi="Garamond" w:cs="Garamond"/>
           <w:sz w:val="23"/>
           <w:szCs w:val="23"/>
-          <w:highlight w:val="yellow"/>
           <w:u w:val="single"/>
         </w:rPr>
         <w:t xml:space="preserve"> </w:t>
@@ -8482,7 +7926,6 @@
           <w:rFonts w:ascii="Garamond" w:eastAsia="Garamond" w:hAnsi="Garamond" w:cs="Garamond"/>
           <w:sz w:val="23"/>
           <w:szCs w:val="23"/>
-          <w:highlight w:val="yellow"/>
           <w:u w:val="single"/>
         </w:rPr>
         <w:t>activa_bono_crecimiento</w:t>
@@ -8493,7 +7936,6 @@
           <w:rFonts w:ascii="Garamond" w:eastAsia="Garamond" w:hAnsi="Garamond" w:cs="Garamond"/>
           <w:sz w:val="23"/>
           <w:szCs w:val="23"/>
-          <w:highlight w:val="yellow"/>
           <w:u w:val="single"/>
         </w:rPr>
         <w:t xml:space="preserve"> %}</w:t>
@@ -8533,7 +7975,6 @@
           <w:bCs/>
           <w:sz w:val="23"/>
           <w:szCs w:val="23"/>
-          <w:highlight w:val="yellow"/>
           <w:u w:val="single"/>
         </w:rPr>
         <w:t xml:space="preserve">{{ </w:t>
@@ -8546,7 +7987,6 @@
           <w:bCs/>
           <w:sz w:val="23"/>
           <w:szCs w:val="23"/>
-          <w:highlight w:val="yellow"/>
           <w:u w:val="single"/>
         </w:rPr>
         <w:t>NUM</w:t>
@@ -8559,7 +7999,6 @@
           <w:bCs/>
           <w:sz w:val="23"/>
           <w:szCs w:val="23"/>
-          <w:highlight w:val="yellow"/>
           <w:u w:val="single"/>
         </w:rPr>
         <w:t>_BONO_CRECIMIENTO|</w:t>
@@ -8572,7 +8011,6 @@
           <w:bCs/>
           <w:sz w:val="23"/>
           <w:szCs w:val="23"/>
-          <w:highlight w:val="yellow"/>
           <w:u w:val="single"/>
         </w:rPr>
         <w:t>upper</w:t>
@@ -8585,7 +8023,6 @@
           <w:bCs/>
           <w:sz w:val="23"/>
           <w:szCs w:val="23"/>
-          <w:highlight w:val="yellow"/>
           <w:u w:val="single"/>
         </w:rPr>
         <w:t xml:space="preserve"> }</w:t>
@@ -8598,49 +8035,79 @@
           <w:bCs/>
           <w:sz w:val="23"/>
           <w:szCs w:val="23"/>
-          <w:highlight w:val="yellow"/>
-          <w:u w:val="single"/>
+          <w:u w:val="single"/>
+        </w:rPr>
+        <w:t>}.</w:t>
+      </w:r>
+      <w:r>
+        <w:rPr>
+          <w:rFonts w:ascii="Garamond" w:eastAsia="Garamond" w:hAnsi="Garamond" w:cs="Garamond"/>
+          <w:b/>
+          <w:bCs/>
+          <w:u w:val="single"/>
+        </w:rPr>
+        <w:t xml:space="preserve"> - Bono de Crecimiento.</w:t>
+      </w:r>
+      <w:r>
+        <w:rPr>
+          <w:rFonts w:ascii="Garamond" w:eastAsia="Garamond" w:hAnsi="Garamond" w:cs="Garamond"/>
+        </w:rPr>
+        <w:t xml:space="preserve"> Rappi apoyará al Aliado Comercial con un bono de crecimiento (en adelante, “</w:t>
+      </w:r>
+      <w:r>
+        <w:rPr>
+          <w:rFonts w:ascii="Garamond" w:eastAsia="Garamond" w:hAnsi="Garamond" w:cs="Garamond"/>
+          <w:u w:val="single"/>
+        </w:rPr>
+        <w:t>Bono de Crecimiento</w:t>
+      </w:r>
+      <w:r>
+        <w:rPr>
+          <w:rFonts w:ascii="Garamond" w:eastAsia="Garamond" w:hAnsi="Garamond" w:cs="Garamond"/>
+        </w:rPr>
+        <w:t>”) por la cantidad total de $</w:t>
+      </w:r>
+      <w:proofErr w:type="gramStart"/>
+      <w:r>
+        <w:rPr>
+          <w:rFonts w:ascii="Garamond" w:eastAsia="Garamond" w:hAnsi="Garamond" w:cs="Garamond"/>
+          <w:sz w:val="23"/>
+          <w:szCs w:val="23"/>
+        </w:rPr>
+        <w:t>{{ N</w:t>
+      </w:r>
+      <w:proofErr w:type="gramEnd"/>
+      <w:r>
+        <w:rPr>
+          <w:rFonts w:ascii="Garamond" w:eastAsia="Garamond" w:hAnsi="Garamond" w:cs="Garamond"/>
+          <w:sz w:val="23"/>
+          <w:szCs w:val="23"/>
+        </w:rPr>
+        <w:t>_BONO_</w:t>
+      </w:r>
+      <w:proofErr w:type="gramStart"/>
+      <w:r>
+        <w:rPr>
+          <w:rFonts w:ascii="Garamond" w:eastAsia="Garamond" w:hAnsi="Garamond" w:cs="Garamond"/>
+          <w:sz w:val="23"/>
+          <w:szCs w:val="23"/>
+        </w:rPr>
+        <w:t>CRECIMIENTO }</w:t>
+      </w:r>
+      <w:proofErr w:type="gramEnd"/>
+      <w:r>
+        <w:rPr>
+          <w:rFonts w:ascii="Garamond" w:eastAsia="Garamond" w:hAnsi="Garamond" w:cs="Garamond"/>
+          <w:sz w:val="23"/>
+          <w:szCs w:val="23"/>
         </w:rPr>
         <w:t>}</w:t>
       </w:r>
       <w:r>
         <w:rPr>
           <w:rFonts w:ascii="Garamond" w:eastAsia="Garamond" w:hAnsi="Garamond" w:cs="Garamond"/>
-          <w:b/>
-          <w:bCs/>
-          <w:sz w:val="23"/>
-          <w:szCs w:val="23"/>
-          <w:u w:val="single"/>
-        </w:rPr>
-        <w:t>.</w:t>
-      </w:r>
-      <w:r>
-        <w:rPr>
-          <w:rFonts w:ascii="Garamond" w:eastAsia="Garamond" w:hAnsi="Garamond" w:cs="Garamond"/>
-          <w:b/>
-          <w:bCs/>
-          <w:u w:val="single"/>
-        </w:rPr>
-        <w:t xml:space="preserve"> - Bono de Crecimiento.</w:t>
-      </w:r>
-      <w:r>
-        <w:rPr>
-          <w:rFonts w:ascii="Garamond" w:eastAsia="Garamond" w:hAnsi="Garamond" w:cs="Garamond"/>
-        </w:rPr>
-        <w:t xml:space="preserve"> Rappi apoyará al Aliado Comercial con un bono de crecimiento (en adelante, “</w:t>
-      </w:r>
-      <w:r>
-        <w:rPr>
-          <w:rFonts w:ascii="Garamond" w:eastAsia="Garamond" w:hAnsi="Garamond" w:cs="Garamond"/>
-          <w:u w:val="single"/>
-        </w:rPr>
-        <w:t>Bono de Crecimiento</w:t>
-      </w:r>
-      <w:r>
-        <w:rPr>
-          <w:rFonts w:ascii="Garamond" w:eastAsia="Garamond" w:hAnsi="Garamond" w:cs="Garamond"/>
-        </w:rPr>
-        <w:t>”) por la cantidad total de $</w:t>
+        </w:rPr>
+        <w:t xml:space="preserve"> M.N. (</w:t>
       </w:r>
       <w:proofErr w:type="gramStart"/>
       <w:r>
@@ -8648,18 +8115,17 @@
           <w:rFonts w:ascii="Garamond" w:eastAsia="Garamond" w:hAnsi="Garamond" w:cs="Garamond"/>
           <w:sz w:val="23"/>
           <w:szCs w:val="23"/>
-          <w:highlight w:val="yellow"/>
         </w:rPr>
         <w:t xml:space="preserve">{{ </w:t>
       </w:r>
-      <w:r>
-        <w:rPr>
-          <w:rFonts w:ascii="Garamond" w:eastAsia="Garamond" w:hAnsi="Garamond" w:cs="Garamond"/>
-          <w:sz w:val="23"/>
-          <w:szCs w:val="23"/>
-          <w:highlight w:val="yellow"/>
-        </w:rPr>
-        <w:t>N</w:t>
+      <w:proofErr w:type="spellStart"/>
+      <w:r>
+        <w:rPr>
+          <w:rFonts w:ascii="Garamond" w:eastAsia="Garamond" w:hAnsi="Garamond" w:cs="Garamond"/>
+          <w:sz w:val="23"/>
+          <w:szCs w:val="23"/>
+        </w:rPr>
+        <w:t>VALOR</w:t>
       </w:r>
       <w:proofErr w:type="gramEnd"/>
       <w:r>
@@ -8667,9 +8133,8 @@
           <w:rFonts w:ascii="Garamond" w:eastAsia="Garamond" w:hAnsi="Garamond" w:cs="Garamond"/>
           <w:sz w:val="23"/>
           <w:szCs w:val="23"/>
-          <w:highlight w:val="yellow"/>
-        </w:rPr>
-        <w:t>_BONO_</w:t>
+        </w:rPr>
+        <w:t>_BONO_CRECIMIENTO|</w:t>
       </w:r>
       <w:proofErr w:type="gramStart"/>
       <w:r>
@@ -8677,9 +8142,17 @@
           <w:rFonts w:ascii="Garamond" w:eastAsia="Garamond" w:hAnsi="Garamond" w:cs="Garamond"/>
           <w:sz w:val="23"/>
           <w:szCs w:val="23"/>
-          <w:highlight w:val="yellow"/>
-        </w:rPr>
-        <w:t>CRECIMIENTO }</w:t>
+        </w:rPr>
+        <w:t>lower</w:t>
+      </w:r>
+      <w:proofErr w:type="spellEnd"/>
+      <w:r>
+        <w:rPr>
+          <w:rFonts w:ascii="Garamond" w:eastAsia="Garamond" w:hAnsi="Garamond" w:cs="Garamond"/>
+          <w:sz w:val="23"/>
+          <w:szCs w:val="23"/>
+        </w:rPr>
+        <w:t xml:space="preserve"> }</w:t>
       </w:r>
       <w:proofErr w:type="gramEnd"/>
       <w:r>
@@ -8687,73 +8160,6 @@
           <w:rFonts w:ascii="Garamond" w:eastAsia="Garamond" w:hAnsi="Garamond" w:cs="Garamond"/>
           <w:sz w:val="23"/>
           <w:szCs w:val="23"/>
-          <w:highlight w:val="yellow"/>
-        </w:rPr>
-        <w:t>}</w:t>
-      </w:r>
-      <w:r>
-        <w:rPr>
-          <w:rFonts w:ascii="Garamond" w:eastAsia="Garamond" w:hAnsi="Garamond" w:cs="Garamond"/>
-        </w:rPr>
-        <w:t xml:space="preserve"> M.N. (</w:t>
-      </w:r>
-      <w:proofErr w:type="gramStart"/>
-      <w:r>
-        <w:rPr>
-          <w:rFonts w:ascii="Garamond" w:eastAsia="Garamond" w:hAnsi="Garamond" w:cs="Garamond"/>
-          <w:sz w:val="23"/>
-          <w:szCs w:val="23"/>
-          <w:highlight w:val="yellow"/>
-        </w:rPr>
-        <w:t xml:space="preserve">{{ </w:t>
-      </w:r>
-      <w:proofErr w:type="spellStart"/>
-      <w:r>
-        <w:rPr>
-          <w:rFonts w:ascii="Garamond" w:eastAsia="Garamond" w:hAnsi="Garamond" w:cs="Garamond"/>
-          <w:sz w:val="23"/>
-          <w:szCs w:val="23"/>
-          <w:highlight w:val="yellow"/>
-        </w:rPr>
-        <w:t>VALOR</w:t>
-      </w:r>
-      <w:proofErr w:type="gramEnd"/>
-      <w:r>
-        <w:rPr>
-          <w:rFonts w:ascii="Garamond" w:eastAsia="Garamond" w:hAnsi="Garamond" w:cs="Garamond"/>
-          <w:sz w:val="23"/>
-          <w:szCs w:val="23"/>
-          <w:highlight w:val="yellow"/>
-        </w:rPr>
-        <w:t>_BONO_CRECIMIENTO|</w:t>
-      </w:r>
-      <w:proofErr w:type="gramStart"/>
-      <w:r>
-        <w:rPr>
-          <w:rFonts w:ascii="Garamond" w:eastAsia="Garamond" w:hAnsi="Garamond" w:cs="Garamond"/>
-          <w:sz w:val="23"/>
-          <w:szCs w:val="23"/>
-          <w:highlight w:val="yellow"/>
-        </w:rPr>
-        <w:t>lower</w:t>
-      </w:r>
-      <w:proofErr w:type="spellEnd"/>
-      <w:r>
-        <w:rPr>
-          <w:rFonts w:ascii="Garamond" w:eastAsia="Garamond" w:hAnsi="Garamond" w:cs="Garamond"/>
-          <w:sz w:val="23"/>
-          <w:szCs w:val="23"/>
-          <w:highlight w:val="yellow"/>
-        </w:rPr>
-        <w:t xml:space="preserve"> }</w:t>
-      </w:r>
-      <w:proofErr w:type="gramEnd"/>
-      <w:r>
-        <w:rPr>
-          <w:rFonts w:ascii="Garamond" w:eastAsia="Garamond" w:hAnsi="Garamond" w:cs="Garamond"/>
-          <w:sz w:val="23"/>
-          <w:szCs w:val="23"/>
-          <w:highlight w:val="yellow"/>
         </w:rPr>
         <w:t>}</w:t>
       </w:r>
@@ -8860,7 +8266,6 @@
           <w:rFonts w:ascii="Garamond" w:eastAsia="Garamond" w:hAnsi="Garamond" w:cs="Garamond"/>
           <w:sz w:val="23"/>
           <w:szCs w:val="23"/>
-          <w:highlight w:val="yellow"/>
           <w:lang w:val="es-MX"/>
         </w:rPr>
         <w:t xml:space="preserve">{%p </w:t>
@@ -8871,7 +8276,6 @@
           <w:rFonts w:ascii="Garamond" w:eastAsia="Garamond" w:hAnsi="Garamond" w:cs="Garamond"/>
           <w:sz w:val="23"/>
           <w:szCs w:val="23"/>
-          <w:highlight w:val="yellow"/>
           <w:lang w:val="es-MX"/>
         </w:rPr>
         <w:t>endif</w:t>
@@ -8882,7 +8286,6 @@
           <w:rFonts w:ascii="Garamond" w:eastAsia="Garamond" w:hAnsi="Garamond" w:cs="Garamond"/>
           <w:sz w:val="23"/>
           <w:szCs w:val="23"/>
-          <w:highlight w:val="yellow"/>
           <w:lang w:val="es-MX"/>
         </w:rPr>
         <w:t xml:space="preserve"> %}</w:t>
@@ -8904,7 +8307,6 @@
           <w:rFonts w:ascii="Garamond" w:eastAsia="Garamond" w:hAnsi="Garamond" w:cs="Garamond"/>
           <w:sz w:val="23"/>
           <w:szCs w:val="23"/>
-          <w:highlight w:val="yellow"/>
           <w:u w:val="single"/>
           <w:lang w:val="pt-PT"/>
         </w:rPr>
@@ -8936,74 +8338,23 @@
           <w:u w:val="single"/>
           <w:lang w:val="pt-PT"/>
         </w:rPr>
-        <w:t xml:space="preserve">CLÁUSULA </w:t>
-      </w:r>
-      <w:r>
-        <w:rPr>
-          <w:rFonts w:ascii="Garamond" w:eastAsia="Garamond" w:hAnsi="Garamond" w:cs="Garamond"/>
-          <w:b/>
-          <w:bCs/>
-          <w:sz w:val="23"/>
-          <w:szCs w:val="23"/>
-          <w:highlight w:val="yellow"/>
+        <w:t>CLÁUSULA {{ NUM_BONO_MERCADOTECNIA|upper }}.</w:t>
+      </w:r>
+      <w:r>
+        <w:rPr>
+          <w:rFonts w:ascii="Garamond" w:eastAsia="Garamond" w:hAnsi="Garamond" w:cs="Garamond"/>
+          <w:b/>
+          <w:bCs/>
           <w:u w:val="single"/>
           <w:lang w:val="pt-PT"/>
         </w:rPr>
-        <w:t>{{ NUM_BONO_MERCADOTECNIA</w:t>
-      </w:r>
-      <w:r>
-        <w:rPr>
-          <w:rFonts w:ascii="Garamond" w:eastAsia="Garamond" w:hAnsi="Garamond" w:cs="Garamond"/>
-          <w:b/>
-          <w:bCs/>
-          <w:sz w:val="23"/>
-          <w:szCs w:val="23"/>
-          <w:highlight w:val="yellow"/>
-          <w:u w:val="single"/>
+        <w:t xml:space="preserve"> - Bono de Mercadotecnia.</w:t>
+      </w:r>
+      <w:r>
+        <w:rPr>
+          <w:rFonts w:ascii="Garamond" w:eastAsia="Garamond" w:hAnsi="Garamond" w:cs="Garamond"/>
           <w:lang w:val="pt-PT"/>
         </w:rPr>
-        <w:t>|upper</w:t>
-      </w:r>
-      <w:r>
-        <w:rPr>
-          <w:rFonts w:ascii="Garamond" w:eastAsia="Garamond" w:hAnsi="Garamond" w:cs="Garamond"/>
-          <w:b/>
-          <w:bCs/>
-          <w:sz w:val="23"/>
-          <w:szCs w:val="23"/>
-          <w:highlight w:val="yellow"/>
-          <w:u w:val="single"/>
-          <w:lang w:val="pt-PT"/>
-        </w:rPr>
-        <w:t xml:space="preserve"> }}</w:t>
-      </w:r>
-      <w:r>
-        <w:rPr>
-          <w:rFonts w:ascii="Garamond" w:eastAsia="Garamond" w:hAnsi="Garamond" w:cs="Garamond"/>
-          <w:b/>
-          <w:bCs/>
-          <w:sz w:val="23"/>
-          <w:szCs w:val="23"/>
-          <w:u w:val="single"/>
-          <w:lang w:val="pt-PT"/>
-        </w:rPr>
-        <w:t>.</w:t>
-      </w:r>
-      <w:r>
-        <w:rPr>
-          <w:rFonts w:ascii="Garamond" w:eastAsia="Garamond" w:hAnsi="Garamond" w:cs="Garamond"/>
-          <w:b/>
-          <w:bCs/>
-          <w:u w:val="single"/>
-          <w:lang w:val="pt-PT"/>
-        </w:rPr>
-        <w:t xml:space="preserve"> - Bono de Mercadotecnia.</w:t>
-      </w:r>
-      <w:r>
-        <w:rPr>
-          <w:rFonts w:ascii="Garamond" w:eastAsia="Garamond" w:hAnsi="Garamond" w:cs="Garamond"/>
-          <w:lang w:val="pt-PT"/>
-        </w:rPr>
         <w:t xml:space="preserve"> </w:t>
       </w:r>
       <w:r>
@@ -9018,18 +8369,59 @@
           <w:rFonts w:ascii="Garamond" w:eastAsia="Garamond" w:hAnsi="Garamond" w:cs="Garamond"/>
           <w:sz w:val="23"/>
           <w:szCs w:val="23"/>
-          <w:highlight w:val="yellow"/>
+        </w:rPr>
+        <w:t>{{ N</w:t>
+      </w:r>
+      <w:proofErr w:type="gramEnd"/>
+      <w:r>
+        <w:rPr>
+          <w:rFonts w:ascii="Garamond" w:eastAsia="Garamond" w:hAnsi="Garamond" w:cs="Garamond"/>
+          <w:sz w:val="23"/>
+          <w:szCs w:val="23"/>
+        </w:rPr>
+        <w:t>_BONO_</w:t>
+      </w:r>
+      <w:proofErr w:type="gramStart"/>
+      <w:r>
+        <w:rPr>
+          <w:rFonts w:ascii="Garamond" w:eastAsia="Garamond" w:hAnsi="Garamond" w:cs="Garamond"/>
+          <w:sz w:val="23"/>
+          <w:szCs w:val="23"/>
+        </w:rPr>
+        <w:t>MERCADOTECNIA }</w:t>
+      </w:r>
+      <w:proofErr w:type="gramEnd"/>
+      <w:r>
+        <w:rPr>
+          <w:rFonts w:ascii="Garamond" w:eastAsia="Garamond" w:hAnsi="Garamond" w:cs="Garamond"/>
+          <w:sz w:val="23"/>
+          <w:szCs w:val="23"/>
+        </w:rPr>
+        <w:t>}</w:t>
+      </w:r>
+      <w:r>
+        <w:rPr>
+          <w:rFonts w:ascii="Garamond" w:eastAsia="Garamond" w:hAnsi="Garamond" w:cs="Garamond"/>
+        </w:rPr>
+        <w:t xml:space="preserve"> M.N. (</w:t>
+      </w:r>
+      <w:proofErr w:type="gramStart"/>
+      <w:r>
+        <w:rPr>
+          <w:rFonts w:ascii="Garamond" w:eastAsia="Garamond" w:hAnsi="Garamond" w:cs="Garamond"/>
+          <w:sz w:val="23"/>
+          <w:szCs w:val="23"/>
         </w:rPr>
         <w:t xml:space="preserve">{{ </w:t>
       </w:r>
-      <w:r>
-        <w:rPr>
-          <w:rFonts w:ascii="Garamond" w:eastAsia="Garamond" w:hAnsi="Garamond" w:cs="Garamond"/>
-          <w:sz w:val="23"/>
-          <w:szCs w:val="23"/>
-          <w:highlight w:val="yellow"/>
-        </w:rPr>
-        <w:t>N</w:t>
+      <w:proofErr w:type="spellStart"/>
+      <w:r>
+        <w:rPr>
+          <w:rFonts w:ascii="Garamond" w:eastAsia="Garamond" w:hAnsi="Garamond" w:cs="Garamond"/>
+          <w:sz w:val="23"/>
+          <w:szCs w:val="23"/>
+        </w:rPr>
+        <w:t>VALOR</w:t>
       </w:r>
       <w:proofErr w:type="gramEnd"/>
       <w:r>
@@ -9037,9 +8429,8 @@
           <w:rFonts w:ascii="Garamond" w:eastAsia="Garamond" w:hAnsi="Garamond" w:cs="Garamond"/>
           <w:sz w:val="23"/>
           <w:szCs w:val="23"/>
-          <w:highlight w:val="yellow"/>
-        </w:rPr>
-        <w:t>_BONO_</w:t>
+        </w:rPr>
+        <w:t>_BONO_MERCADOTECNIA|</w:t>
       </w:r>
       <w:proofErr w:type="gramStart"/>
       <w:r>
@@ -9047,9 +8438,17 @@
           <w:rFonts w:ascii="Garamond" w:eastAsia="Garamond" w:hAnsi="Garamond" w:cs="Garamond"/>
           <w:sz w:val="23"/>
           <w:szCs w:val="23"/>
-          <w:highlight w:val="yellow"/>
-        </w:rPr>
-        <w:t>MERCADOTECNIA }</w:t>
+        </w:rPr>
+        <w:t>lower</w:t>
+      </w:r>
+      <w:proofErr w:type="spellEnd"/>
+      <w:r>
+        <w:rPr>
+          <w:rFonts w:ascii="Garamond" w:eastAsia="Garamond" w:hAnsi="Garamond" w:cs="Garamond"/>
+          <w:sz w:val="23"/>
+          <w:szCs w:val="23"/>
+        </w:rPr>
+        <w:t xml:space="preserve"> }</w:t>
       </w:r>
       <w:proofErr w:type="gramEnd"/>
       <w:r>
@@ -9057,82 +8456,6 @@
           <w:rFonts w:ascii="Garamond" w:eastAsia="Garamond" w:hAnsi="Garamond" w:cs="Garamond"/>
           <w:sz w:val="23"/>
           <w:szCs w:val="23"/>
-          <w:highlight w:val="yellow"/>
-        </w:rPr>
-        <w:t>}</w:t>
-      </w:r>
-      <w:r>
-        <w:rPr>
-          <w:rFonts w:ascii="Garamond" w:eastAsia="Garamond" w:hAnsi="Garamond" w:cs="Garamond"/>
-        </w:rPr>
-        <w:t xml:space="preserve"> M.N. (</w:t>
-      </w:r>
-      <w:proofErr w:type="gramStart"/>
-      <w:r>
-        <w:rPr>
-          <w:rFonts w:ascii="Garamond" w:eastAsia="Garamond" w:hAnsi="Garamond" w:cs="Garamond"/>
-          <w:sz w:val="23"/>
-          <w:szCs w:val="23"/>
-          <w:highlight w:val="yellow"/>
-        </w:rPr>
-        <w:t xml:space="preserve">{{ </w:t>
-      </w:r>
-      <w:proofErr w:type="spellStart"/>
-      <w:r>
-        <w:rPr>
-          <w:rFonts w:ascii="Garamond" w:eastAsia="Garamond" w:hAnsi="Garamond" w:cs="Garamond"/>
-          <w:sz w:val="23"/>
-          <w:szCs w:val="23"/>
-          <w:highlight w:val="yellow"/>
-        </w:rPr>
-        <w:t>VALOR</w:t>
-      </w:r>
-      <w:proofErr w:type="gramEnd"/>
-      <w:r>
-        <w:rPr>
-          <w:rFonts w:ascii="Garamond" w:eastAsia="Garamond" w:hAnsi="Garamond" w:cs="Garamond"/>
-          <w:sz w:val="23"/>
-          <w:szCs w:val="23"/>
-          <w:highlight w:val="yellow"/>
-        </w:rPr>
-        <w:t>_BONO_MERCADOTECNIA</w:t>
-      </w:r>
-      <w:r>
-        <w:rPr>
-          <w:rFonts w:ascii="Garamond" w:eastAsia="Garamond" w:hAnsi="Garamond" w:cs="Garamond"/>
-          <w:sz w:val="23"/>
-          <w:szCs w:val="23"/>
-          <w:highlight w:val="yellow"/>
-        </w:rPr>
-        <w:t>|</w:t>
-      </w:r>
-      <w:proofErr w:type="gramStart"/>
-      <w:r>
-        <w:rPr>
-          <w:rFonts w:ascii="Garamond" w:eastAsia="Garamond" w:hAnsi="Garamond" w:cs="Garamond"/>
-          <w:sz w:val="23"/>
-          <w:szCs w:val="23"/>
-          <w:highlight w:val="yellow"/>
-        </w:rPr>
-        <w:t>lower</w:t>
-      </w:r>
-      <w:proofErr w:type="spellEnd"/>
-      <w:r>
-        <w:rPr>
-          <w:rFonts w:ascii="Garamond" w:eastAsia="Garamond" w:hAnsi="Garamond" w:cs="Garamond"/>
-          <w:sz w:val="23"/>
-          <w:szCs w:val="23"/>
-          <w:highlight w:val="yellow"/>
-        </w:rPr>
-        <w:t xml:space="preserve"> }</w:t>
-      </w:r>
-      <w:proofErr w:type="gramEnd"/>
-      <w:r>
-        <w:rPr>
-          <w:rFonts w:ascii="Garamond" w:eastAsia="Garamond" w:hAnsi="Garamond" w:cs="Garamond"/>
-          <w:sz w:val="23"/>
-          <w:szCs w:val="23"/>
-          <w:highlight w:val="yellow"/>
         </w:rPr>
         <w:t>}</w:t>
       </w:r>
@@ -9257,7 +8580,6 @@
           <w:rFonts w:ascii="Garamond" w:eastAsia="Garamond" w:hAnsi="Garamond" w:cs="Garamond"/>
           <w:sz w:val="23"/>
           <w:szCs w:val="23"/>
-          <w:highlight w:val="yellow"/>
           <w:lang w:val="es-MX"/>
         </w:rPr>
         <w:t xml:space="preserve">{%p </w:t>
@@ -9268,7 +8590,6 @@
           <w:rFonts w:ascii="Garamond" w:eastAsia="Garamond" w:hAnsi="Garamond" w:cs="Garamond"/>
           <w:sz w:val="23"/>
           <w:szCs w:val="23"/>
-          <w:highlight w:val="yellow"/>
           <w:lang w:val="es-MX"/>
         </w:rPr>
         <w:t>endif</w:t>
@@ -9279,7 +8600,6 @@
           <w:rFonts w:ascii="Garamond" w:eastAsia="Garamond" w:hAnsi="Garamond" w:cs="Garamond"/>
           <w:sz w:val="23"/>
           <w:szCs w:val="23"/>
-          <w:highlight w:val="yellow"/>
           <w:lang w:val="es-MX"/>
         </w:rPr>
         <w:t xml:space="preserve"> %}</w:t>
@@ -9299,7 +8619,6 @@
           <w:rFonts w:ascii="Garamond" w:eastAsia="Garamond" w:hAnsi="Garamond" w:cs="Garamond"/>
           <w:sz w:val="23"/>
           <w:szCs w:val="23"/>
-          <w:highlight w:val="yellow"/>
         </w:rPr>
         <w:t xml:space="preserve">{%p </w:t>
       </w:r>
@@ -9309,7 +8628,6 @@
           <w:rFonts w:ascii="Garamond" w:eastAsia="Garamond" w:hAnsi="Garamond" w:cs="Garamond"/>
           <w:sz w:val="23"/>
           <w:szCs w:val="23"/>
-          <w:highlight w:val="yellow"/>
         </w:rPr>
         <w:t>if</w:t>
       </w:r>
@@ -9319,7 +8637,6 @@
           <w:rFonts w:ascii="Garamond" w:eastAsia="Garamond" w:hAnsi="Garamond" w:cs="Garamond"/>
           <w:sz w:val="23"/>
           <w:szCs w:val="23"/>
-          <w:highlight w:val="yellow"/>
         </w:rPr>
         <w:t xml:space="preserve"> </w:t>
       </w:r>
@@ -9329,7 +8646,6 @@
           <w:rFonts w:ascii="Garamond" w:eastAsia="Garamond" w:hAnsi="Garamond" w:cs="Garamond"/>
           <w:sz w:val="23"/>
           <w:szCs w:val="23"/>
-          <w:highlight w:val="yellow"/>
         </w:rPr>
         <w:t>activa_bono_nuevas_aperturas</w:t>
       </w:r>
@@ -9339,7 +8655,6 @@
           <w:rFonts w:ascii="Garamond" w:eastAsia="Garamond" w:hAnsi="Garamond" w:cs="Garamond"/>
           <w:sz w:val="23"/>
           <w:szCs w:val="23"/>
-          <w:highlight w:val="yellow"/>
         </w:rPr>
         <w:t xml:space="preserve"> %}</w:t>
       </w:r>
@@ -9378,7 +8693,6 @@
           <w:bCs/>
           <w:sz w:val="23"/>
           <w:szCs w:val="23"/>
-          <w:highlight w:val="yellow"/>
           <w:u w:val="single"/>
         </w:rPr>
         <w:t xml:space="preserve">{{ </w:t>
@@ -9391,7 +8705,6 @@
           <w:bCs/>
           <w:sz w:val="23"/>
           <w:szCs w:val="23"/>
-          <w:highlight w:val="yellow"/>
           <w:u w:val="single"/>
         </w:rPr>
         <w:t>NUM</w:t>
@@ -9404,22 +8717,9 @@
           <w:bCs/>
           <w:sz w:val="23"/>
           <w:szCs w:val="23"/>
-          <w:highlight w:val="yellow"/>
-          <w:u w:val="single"/>
-        </w:rPr>
-        <w:t>_BONO_NUEVAS_APERTURAS_POSTERIOR</w:t>
-      </w:r>
-      <w:r>
-        <w:rPr>
-          <w:rFonts w:ascii="Garamond" w:eastAsia="Garamond" w:hAnsi="Garamond" w:cs="Garamond"/>
-          <w:b/>
-          <w:bCs/>
-          <w:sz w:val="23"/>
-          <w:szCs w:val="23"/>
-          <w:highlight w:val="yellow"/>
-          <w:u w:val="single"/>
-        </w:rPr>
-        <w:t>|</w:t>
+          <w:u w:val="single"/>
+        </w:rPr>
+        <w:t>_BONO_NUEVAS_APERTURAS_POSTERIOR|</w:t>
       </w:r>
       <w:proofErr w:type="gramStart"/>
       <w:r>
@@ -9429,7 +8729,6 @@
           <w:bCs/>
           <w:sz w:val="23"/>
           <w:szCs w:val="23"/>
-          <w:highlight w:val="yellow"/>
           <w:u w:val="single"/>
         </w:rPr>
         <w:t>upper</w:t>
@@ -9442,7 +8741,6 @@
           <w:bCs/>
           <w:sz w:val="23"/>
           <w:szCs w:val="23"/>
-          <w:highlight w:val="yellow"/>
           <w:u w:val="single"/>
         </w:rPr>
         <w:t xml:space="preserve"> }</w:t>
@@ -9455,56 +8753,86 @@
           <w:bCs/>
           <w:sz w:val="23"/>
           <w:szCs w:val="23"/>
-          <w:highlight w:val="yellow"/>
-          <w:u w:val="single"/>
+          <w:u w:val="single"/>
+        </w:rPr>
+        <w:t>}.</w:t>
+      </w:r>
+      <w:r>
+        <w:rPr>
+          <w:rFonts w:ascii="Garamond" w:eastAsia="Garamond" w:hAnsi="Garamond" w:cs="Garamond"/>
+          <w:b/>
+          <w:bCs/>
+          <w:u w:val="single"/>
+        </w:rPr>
+        <w:t xml:space="preserve"> - Bono Nuevas Aperturas.</w:t>
+      </w:r>
+      <w:r>
+        <w:rPr>
+          <w:rFonts w:ascii="Garamond" w:eastAsia="Garamond" w:hAnsi="Garamond" w:cs="Garamond"/>
+          <w:lang w:val="es-MX"/>
+        </w:rPr>
+        <w:t xml:space="preserve"> </w:t>
+      </w:r>
+      <w:r>
+        <w:rPr>
+          <w:rFonts w:ascii="Garamond" w:eastAsia="Garamond" w:hAnsi="Garamond" w:cs="Garamond"/>
+        </w:rPr>
+        <w:t>Rappi otorgará un bono para nuevas aperturas ("</w:t>
+      </w:r>
+      <w:r>
+        <w:rPr>
+          <w:rFonts w:ascii="Garamond" w:eastAsia="Garamond" w:hAnsi="Garamond" w:cs="Garamond"/>
+          <w:u w:val="single"/>
+        </w:rPr>
+        <w:t>Bono para Nuevas Aperturas</w:t>
+      </w:r>
+      <w:r>
+        <w:rPr>
+          <w:rFonts w:ascii="Garamond" w:eastAsia="Garamond" w:hAnsi="Garamond" w:cs="Garamond"/>
+        </w:rPr>
+        <w:t>") por hasta $</w:t>
+      </w:r>
+      <w:proofErr w:type="gramStart"/>
+      <w:r>
+        <w:rPr>
+          <w:rFonts w:ascii="Garamond" w:eastAsia="Garamond" w:hAnsi="Garamond" w:cs="Garamond"/>
+          <w:sz w:val="23"/>
+          <w:szCs w:val="23"/>
+        </w:rPr>
+        <w:t>{{ N</w:t>
+      </w:r>
+      <w:proofErr w:type="gramEnd"/>
+      <w:r>
+        <w:rPr>
+          <w:rFonts w:ascii="Garamond" w:eastAsia="Garamond" w:hAnsi="Garamond" w:cs="Garamond"/>
+          <w:sz w:val="23"/>
+          <w:szCs w:val="23"/>
+        </w:rPr>
+        <w:t>_BONO_NUEVAS_</w:t>
+      </w:r>
+      <w:proofErr w:type="gramStart"/>
+      <w:r>
+        <w:rPr>
+          <w:rFonts w:ascii="Garamond" w:eastAsia="Garamond" w:hAnsi="Garamond" w:cs="Garamond"/>
+          <w:sz w:val="23"/>
+          <w:szCs w:val="23"/>
+        </w:rPr>
+        <w:t>APERTURAS }</w:t>
+      </w:r>
+      <w:proofErr w:type="gramEnd"/>
+      <w:r>
+        <w:rPr>
+          <w:rFonts w:ascii="Garamond" w:eastAsia="Garamond" w:hAnsi="Garamond" w:cs="Garamond"/>
+          <w:sz w:val="23"/>
+          <w:szCs w:val="23"/>
         </w:rPr>
         <w:t>}</w:t>
       </w:r>
       <w:r>
         <w:rPr>
           <w:rFonts w:ascii="Garamond" w:eastAsia="Garamond" w:hAnsi="Garamond" w:cs="Garamond"/>
-          <w:b/>
-          <w:bCs/>
-          <w:sz w:val="23"/>
-          <w:szCs w:val="23"/>
-          <w:u w:val="single"/>
-        </w:rPr>
-        <w:t>.</w:t>
-      </w:r>
-      <w:r>
-        <w:rPr>
-          <w:rFonts w:ascii="Garamond" w:eastAsia="Garamond" w:hAnsi="Garamond" w:cs="Garamond"/>
-          <w:b/>
-          <w:bCs/>
-          <w:u w:val="single"/>
-        </w:rPr>
-        <w:t xml:space="preserve"> - Bono Nuevas Aperturas.</w:t>
-      </w:r>
-      <w:r>
-        <w:rPr>
-          <w:rFonts w:ascii="Garamond" w:eastAsia="Garamond" w:hAnsi="Garamond" w:cs="Garamond"/>
-          <w:lang w:val="es-MX"/>
-        </w:rPr>
-        <w:t xml:space="preserve"> </w:t>
-      </w:r>
-      <w:r>
-        <w:rPr>
-          <w:rFonts w:ascii="Garamond" w:eastAsia="Garamond" w:hAnsi="Garamond" w:cs="Garamond"/>
-        </w:rPr>
-        <w:t>Rappi otorgará un bono para nuevas aperturas ("</w:t>
-      </w:r>
-      <w:r>
-        <w:rPr>
-          <w:rFonts w:ascii="Garamond" w:eastAsia="Garamond" w:hAnsi="Garamond" w:cs="Garamond"/>
-          <w:u w:val="single"/>
-        </w:rPr>
-        <w:t>Bono para Nuevas Aperturas</w:t>
-      </w:r>
-      <w:r>
-        <w:rPr>
-          <w:rFonts w:ascii="Garamond" w:eastAsia="Garamond" w:hAnsi="Garamond" w:cs="Garamond"/>
-        </w:rPr>
-        <w:t>") por hasta $</w:t>
+        </w:rPr>
+        <w:t>.00 M.N. (</w:t>
       </w:r>
       <w:proofErr w:type="gramStart"/>
       <w:r>
@@ -9512,18 +8840,17 @@
           <w:rFonts w:ascii="Garamond" w:eastAsia="Garamond" w:hAnsi="Garamond" w:cs="Garamond"/>
           <w:sz w:val="23"/>
           <w:szCs w:val="23"/>
-          <w:highlight w:val="yellow"/>
         </w:rPr>
         <w:t xml:space="preserve">{{ </w:t>
       </w:r>
-      <w:r>
-        <w:rPr>
-          <w:rFonts w:ascii="Garamond" w:eastAsia="Garamond" w:hAnsi="Garamond" w:cs="Garamond"/>
-          <w:sz w:val="23"/>
-          <w:szCs w:val="23"/>
-          <w:highlight w:val="yellow"/>
-        </w:rPr>
-        <w:t>N</w:t>
+      <w:proofErr w:type="spellStart"/>
+      <w:r>
+        <w:rPr>
+          <w:rFonts w:ascii="Garamond" w:eastAsia="Garamond" w:hAnsi="Garamond" w:cs="Garamond"/>
+          <w:sz w:val="23"/>
+          <w:szCs w:val="23"/>
+        </w:rPr>
+        <w:t>VALOR</w:t>
       </w:r>
       <w:proofErr w:type="gramEnd"/>
       <w:r>
@@ -9531,9 +8858,8 @@
           <w:rFonts w:ascii="Garamond" w:eastAsia="Garamond" w:hAnsi="Garamond" w:cs="Garamond"/>
           <w:sz w:val="23"/>
           <w:szCs w:val="23"/>
-          <w:highlight w:val="yellow"/>
-        </w:rPr>
-        <w:t>_BONO_NUEVAS_</w:t>
+        </w:rPr>
+        <w:t>_BONO_NUEVAS_APERTURAS|</w:t>
       </w:r>
       <w:proofErr w:type="gramStart"/>
       <w:r>
@@ -9541,9 +8867,17 @@
           <w:rFonts w:ascii="Garamond" w:eastAsia="Garamond" w:hAnsi="Garamond" w:cs="Garamond"/>
           <w:sz w:val="23"/>
           <w:szCs w:val="23"/>
-          <w:highlight w:val="yellow"/>
-        </w:rPr>
-        <w:t>APERTURAS }</w:t>
+        </w:rPr>
+        <w:t>lower</w:t>
+      </w:r>
+      <w:proofErr w:type="spellEnd"/>
+      <w:r>
+        <w:rPr>
+          <w:rFonts w:ascii="Garamond" w:eastAsia="Garamond" w:hAnsi="Garamond" w:cs="Garamond"/>
+          <w:sz w:val="23"/>
+          <w:szCs w:val="23"/>
+        </w:rPr>
+        <w:t xml:space="preserve"> }</w:t>
       </w:r>
       <w:proofErr w:type="gramEnd"/>
       <w:r>
@@ -9551,7 +8885,6 @@
           <w:rFonts w:ascii="Garamond" w:eastAsia="Garamond" w:hAnsi="Garamond" w:cs="Garamond"/>
           <w:sz w:val="23"/>
           <w:szCs w:val="23"/>
-          <w:highlight w:val="yellow"/>
         </w:rPr>
         <w:t>}</w:t>
       </w:r>
@@ -9559,81 +8892,6 @@
         <w:rPr>
           <w:rFonts w:ascii="Garamond" w:eastAsia="Garamond" w:hAnsi="Garamond" w:cs="Garamond"/>
         </w:rPr>
-        <w:t>.00 M.N. (</w:t>
-      </w:r>
-      <w:proofErr w:type="gramStart"/>
-      <w:r>
-        <w:rPr>
-          <w:rFonts w:ascii="Garamond" w:eastAsia="Garamond" w:hAnsi="Garamond" w:cs="Garamond"/>
-          <w:sz w:val="23"/>
-          <w:szCs w:val="23"/>
-          <w:highlight w:val="yellow"/>
-        </w:rPr>
-        <w:t xml:space="preserve">{{ </w:t>
-      </w:r>
-      <w:proofErr w:type="spellStart"/>
-      <w:r>
-        <w:rPr>
-          <w:rFonts w:ascii="Garamond" w:eastAsia="Garamond" w:hAnsi="Garamond" w:cs="Garamond"/>
-          <w:sz w:val="23"/>
-          <w:szCs w:val="23"/>
-          <w:highlight w:val="yellow"/>
-        </w:rPr>
-        <w:t>VALOR</w:t>
-      </w:r>
-      <w:proofErr w:type="gramEnd"/>
-      <w:r>
-        <w:rPr>
-          <w:rFonts w:ascii="Garamond" w:eastAsia="Garamond" w:hAnsi="Garamond" w:cs="Garamond"/>
-          <w:sz w:val="23"/>
-          <w:szCs w:val="23"/>
-          <w:highlight w:val="yellow"/>
-        </w:rPr>
-        <w:t>_BONO_NUEVAS_APERTURAS</w:t>
-      </w:r>
-      <w:r>
-        <w:rPr>
-          <w:rFonts w:ascii="Garamond" w:eastAsia="Garamond" w:hAnsi="Garamond" w:cs="Garamond"/>
-          <w:sz w:val="23"/>
-          <w:szCs w:val="23"/>
-          <w:highlight w:val="yellow"/>
-        </w:rPr>
-        <w:t>|</w:t>
-      </w:r>
-      <w:proofErr w:type="gramStart"/>
-      <w:r>
-        <w:rPr>
-          <w:rFonts w:ascii="Garamond" w:eastAsia="Garamond" w:hAnsi="Garamond" w:cs="Garamond"/>
-          <w:sz w:val="23"/>
-          <w:szCs w:val="23"/>
-          <w:highlight w:val="yellow"/>
-        </w:rPr>
-        <w:t>lower</w:t>
-      </w:r>
-      <w:proofErr w:type="spellEnd"/>
-      <w:r>
-        <w:rPr>
-          <w:rFonts w:ascii="Garamond" w:eastAsia="Garamond" w:hAnsi="Garamond" w:cs="Garamond"/>
-          <w:sz w:val="23"/>
-          <w:szCs w:val="23"/>
-          <w:highlight w:val="yellow"/>
-        </w:rPr>
-        <w:t xml:space="preserve"> }</w:t>
-      </w:r>
-      <w:proofErr w:type="gramEnd"/>
-      <w:r>
-        <w:rPr>
-          <w:rFonts w:ascii="Garamond" w:eastAsia="Garamond" w:hAnsi="Garamond" w:cs="Garamond"/>
-          <w:sz w:val="23"/>
-          <w:szCs w:val="23"/>
-          <w:highlight w:val="yellow"/>
-        </w:rPr>
-        <w:t>}</w:t>
-      </w:r>
-      <w:r>
-        <w:rPr>
-          <w:rFonts w:ascii="Garamond" w:eastAsia="Garamond" w:hAnsi="Garamond" w:cs="Garamond"/>
-        </w:rPr>
         <w:t xml:space="preserve"> pesos 00/100 Moneda Nacional) más IVA. Este Bono para Nuevas Aperturas, que constituye un motivo determinante de la voluntad de las Partes, deberá destinarse exclusivamente a la construcción, apertura y activación de hasta </w:t>
       </w:r>
       <w:r>
@@ -9641,26 +8899,8 @@
           <w:rFonts w:ascii="Garamond" w:eastAsia="Garamond" w:hAnsi="Garamond" w:cs="Garamond"/>
           <w:sz w:val="23"/>
           <w:szCs w:val="23"/>
-          <w:highlight w:val="yellow"/>
-        </w:rPr>
-        <w:t>{{ ESTABLECIMIENTOS</w:t>
-      </w:r>
-      <w:r>
-        <w:rPr>
-          <w:rFonts w:ascii="Garamond" w:eastAsia="Garamond" w:hAnsi="Garamond" w:cs="Garamond"/>
-          <w:sz w:val="23"/>
-          <w:szCs w:val="23"/>
-        </w:rPr>
-        <w:t xml:space="preserve"> </w:t>
-      </w:r>
-      <w:r>
-        <w:rPr>
-          <w:rFonts w:ascii="Garamond" w:eastAsia="Garamond" w:hAnsi="Garamond" w:cs="Garamond"/>
-          <w:sz w:val="23"/>
-          <w:szCs w:val="23"/>
-          <w:highlight w:val="yellow"/>
-        </w:rPr>
-        <w:t>}}</w:t>
+        </w:rPr>
+        <w:t>{{ ESTABLECIMIENTOS }}</w:t>
       </w:r>
       <w:r>
         <w:rPr>
@@ -9673,7 +8913,6 @@
           <w:rFonts w:ascii="Garamond" w:eastAsia="Garamond" w:hAnsi="Garamond" w:cs="Garamond"/>
           <w:sz w:val="23"/>
           <w:szCs w:val="23"/>
-          <w:highlight w:val="yellow"/>
         </w:rPr>
         <w:t>{{ NUM_ESTABLECIMIENTOS }}</w:t>
       </w:r>
@@ -9701,40 +8940,95 @@
           <w:rFonts w:ascii="Garamond" w:eastAsia="Garamond" w:hAnsi="Garamond" w:cs="Garamond"/>
           <w:sz w:val="23"/>
           <w:szCs w:val="23"/>
-          <w:highlight w:val="yellow"/>
+        </w:rPr>
+        <w:t>{{ NUM_MAXIMO_BONO }}</w:t>
+      </w:r>
+      <w:r>
+        <w:rPr>
+          <w:rFonts w:ascii="Garamond" w:eastAsia="Garamond" w:hAnsi="Garamond" w:cs="Garamond"/>
+        </w:rPr>
+        <w:t>.00 M.N. (</w:t>
+      </w:r>
+      <w:r>
+        <w:rPr>
+          <w:rFonts w:ascii="Garamond" w:eastAsia="Garamond" w:hAnsi="Garamond" w:cs="Garamond"/>
+          <w:sz w:val="23"/>
+          <w:szCs w:val="23"/>
         </w:rPr>
         <w:t xml:space="preserve">{{ </w:t>
       </w:r>
-      <w:r>
-        <w:rPr>
-          <w:rFonts w:ascii="Garamond" w:eastAsia="Garamond" w:hAnsi="Garamond" w:cs="Garamond"/>
-          <w:sz w:val="23"/>
-          <w:szCs w:val="23"/>
-          <w:highlight w:val="yellow"/>
-        </w:rPr>
-        <w:t>NUM</w:t>
-      </w:r>
-      <w:r>
-        <w:rPr>
-          <w:rFonts w:ascii="Garamond" w:eastAsia="Garamond" w:hAnsi="Garamond" w:cs="Garamond"/>
-          <w:sz w:val="23"/>
-          <w:szCs w:val="23"/>
-          <w:highlight w:val="yellow"/>
-        </w:rPr>
-        <w:t>_MAXIMO_BONO }}</w:t>
-      </w:r>
-      <w:r>
-        <w:rPr>
-          <w:rFonts w:ascii="Garamond" w:eastAsia="Garamond" w:hAnsi="Garamond" w:cs="Garamond"/>
-        </w:rPr>
-        <w:t>.00 M.N. (</w:t>
-      </w:r>
-      <w:r>
-        <w:rPr>
-          <w:rFonts w:ascii="Garamond" w:eastAsia="Garamond" w:hAnsi="Garamond" w:cs="Garamond"/>
-          <w:sz w:val="23"/>
-          <w:szCs w:val="23"/>
-          <w:highlight w:val="yellow"/>
+      <w:proofErr w:type="spellStart"/>
+      <w:r>
+        <w:rPr>
+          <w:rFonts w:ascii="Garamond" w:eastAsia="Garamond" w:hAnsi="Garamond" w:cs="Garamond"/>
+          <w:sz w:val="23"/>
+          <w:szCs w:val="23"/>
+        </w:rPr>
+        <w:t>VALOR_MAXIMO_BONO|lower</w:t>
+      </w:r>
+      <w:proofErr w:type="spellEnd"/>
+      <w:r>
+        <w:rPr>
+          <w:rFonts w:ascii="Garamond" w:eastAsia="Garamond" w:hAnsi="Garamond" w:cs="Garamond"/>
+          <w:sz w:val="23"/>
+          <w:szCs w:val="23"/>
+        </w:rPr>
+        <w:t xml:space="preserve"> }}</w:t>
+      </w:r>
+      <w:r>
+        <w:rPr>
+          <w:rFonts w:ascii="Garamond" w:eastAsia="Garamond" w:hAnsi="Garamond" w:cs="Garamond"/>
+        </w:rPr>
+        <w:t xml:space="preserve"> pesos 00/100 Moneda Nacional) más IVA. Ambas Partes acuerdan que el desembolso de cada Bono para Nuevas Aperturas requiere un plazo de </w:t>
+      </w:r>
+      <w:proofErr w:type="gramStart"/>
+      <w:r>
+        <w:rPr>
+          <w:rFonts w:ascii="Garamond" w:eastAsia="Garamond" w:hAnsi="Garamond" w:cs="Garamond"/>
+          <w:sz w:val="23"/>
+          <w:szCs w:val="23"/>
+        </w:rPr>
+        <w:t>{{ NUM</w:t>
+      </w:r>
+      <w:proofErr w:type="gramEnd"/>
+      <w:r>
+        <w:rPr>
+          <w:rFonts w:ascii="Garamond" w:eastAsia="Garamond" w:hAnsi="Garamond" w:cs="Garamond"/>
+          <w:sz w:val="23"/>
+          <w:szCs w:val="23"/>
+        </w:rPr>
+        <w:t>_</w:t>
+      </w:r>
+      <w:proofErr w:type="gramStart"/>
+      <w:r>
+        <w:rPr>
+          <w:rFonts w:ascii="Garamond" w:eastAsia="Garamond" w:hAnsi="Garamond" w:cs="Garamond"/>
+          <w:sz w:val="23"/>
+          <w:szCs w:val="23"/>
+        </w:rPr>
+        <w:t>MESES }</w:t>
+      </w:r>
+      <w:proofErr w:type="gramEnd"/>
+      <w:r>
+        <w:rPr>
+          <w:rFonts w:ascii="Garamond" w:eastAsia="Garamond" w:hAnsi="Garamond" w:cs="Garamond"/>
+          <w:sz w:val="23"/>
+          <w:szCs w:val="23"/>
+        </w:rPr>
+        <w:t>}</w:t>
+      </w:r>
+      <w:r>
+        <w:rPr>
+          <w:rFonts w:ascii="Garamond" w:eastAsia="Garamond" w:hAnsi="Garamond" w:cs="Garamond"/>
+        </w:rPr>
+        <w:t xml:space="preserve"> (</w:t>
+      </w:r>
+      <w:proofErr w:type="gramStart"/>
+      <w:r>
+        <w:rPr>
+          <w:rFonts w:ascii="Garamond" w:eastAsia="Garamond" w:hAnsi="Garamond" w:cs="Garamond"/>
+          <w:sz w:val="23"/>
+          <w:szCs w:val="23"/>
         </w:rPr>
         <w:t xml:space="preserve">{{ </w:t>
       </w:r>
@@ -9744,25 +9038,17 @@
           <w:rFonts w:ascii="Garamond" w:eastAsia="Garamond" w:hAnsi="Garamond" w:cs="Garamond"/>
           <w:sz w:val="23"/>
           <w:szCs w:val="23"/>
-          <w:highlight w:val="yellow"/>
-        </w:rPr>
-        <w:t>VALOR_MAXIMO_BONO|lower</w:t>
-      </w:r>
-      <w:proofErr w:type="spellEnd"/>
-      <w:r>
-        <w:rPr>
-          <w:rFonts w:ascii="Garamond" w:eastAsia="Garamond" w:hAnsi="Garamond" w:cs="Garamond"/>
-          <w:sz w:val="23"/>
-          <w:szCs w:val="23"/>
-          <w:highlight w:val="yellow"/>
-        </w:rPr>
-        <w:t xml:space="preserve"> }}</w:t>
-      </w:r>
-      <w:r>
-        <w:rPr>
-          <w:rFonts w:ascii="Garamond" w:eastAsia="Garamond" w:hAnsi="Garamond" w:cs="Garamond"/>
-        </w:rPr>
-        <w:t xml:space="preserve"> pesos 00/100 Moneda Nacional) más IVA. Ambas Partes acuerdan que el desembolso de cada Bono para Nuevas Aperturas requiere un plazo de </w:t>
+        </w:rPr>
+        <w:t>MESES</w:t>
+      </w:r>
+      <w:proofErr w:type="gramEnd"/>
+      <w:r>
+        <w:rPr>
+          <w:rFonts w:ascii="Garamond" w:eastAsia="Garamond" w:hAnsi="Garamond" w:cs="Garamond"/>
+          <w:sz w:val="23"/>
+          <w:szCs w:val="23"/>
+        </w:rPr>
+        <w:t>|</w:t>
       </w:r>
       <w:proofErr w:type="gramStart"/>
       <w:r>
@@ -9770,18 +9056,17 @@
           <w:rFonts w:ascii="Garamond" w:eastAsia="Garamond" w:hAnsi="Garamond" w:cs="Garamond"/>
           <w:sz w:val="23"/>
           <w:szCs w:val="23"/>
-          <w:highlight w:val="yellow"/>
-        </w:rPr>
-        <w:t xml:space="preserve">{{ </w:t>
-      </w:r>
-      <w:r>
-        <w:rPr>
-          <w:rFonts w:ascii="Garamond" w:eastAsia="Garamond" w:hAnsi="Garamond" w:cs="Garamond"/>
-          <w:sz w:val="23"/>
-          <w:szCs w:val="23"/>
-          <w:highlight w:val="yellow"/>
-        </w:rPr>
-        <w:t>NUM</w:t>
+        </w:rPr>
+        <w:t>lower</w:t>
+      </w:r>
+      <w:proofErr w:type="spellEnd"/>
+      <w:r>
+        <w:rPr>
+          <w:rFonts w:ascii="Garamond" w:eastAsia="Garamond" w:hAnsi="Garamond" w:cs="Garamond"/>
+          <w:sz w:val="23"/>
+          <w:szCs w:val="23"/>
+        </w:rPr>
+        <w:t xml:space="preserve"> }</w:t>
       </w:r>
       <w:proofErr w:type="gramEnd"/>
       <w:r>
@@ -9789,93 +9074,6 @@
           <w:rFonts w:ascii="Garamond" w:eastAsia="Garamond" w:hAnsi="Garamond" w:cs="Garamond"/>
           <w:sz w:val="23"/>
           <w:szCs w:val="23"/>
-          <w:highlight w:val="yellow"/>
-        </w:rPr>
-        <w:t>_</w:t>
-      </w:r>
-      <w:proofErr w:type="gramStart"/>
-      <w:r>
-        <w:rPr>
-          <w:rFonts w:ascii="Garamond" w:eastAsia="Garamond" w:hAnsi="Garamond" w:cs="Garamond"/>
-          <w:sz w:val="23"/>
-          <w:szCs w:val="23"/>
-          <w:highlight w:val="yellow"/>
-        </w:rPr>
-        <w:t>MESES }</w:t>
-      </w:r>
-      <w:proofErr w:type="gramEnd"/>
-      <w:r>
-        <w:rPr>
-          <w:rFonts w:ascii="Garamond" w:eastAsia="Garamond" w:hAnsi="Garamond" w:cs="Garamond"/>
-          <w:sz w:val="23"/>
-          <w:szCs w:val="23"/>
-          <w:highlight w:val="yellow"/>
-        </w:rPr>
-        <w:t>}</w:t>
-      </w:r>
-      <w:r>
-        <w:rPr>
-          <w:rFonts w:ascii="Garamond" w:eastAsia="Garamond" w:hAnsi="Garamond" w:cs="Garamond"/>
-        </w:rPr>
-        <w:t xml:space="preserve"> (</w:t>
-      </w:r>
-      <w:proofErr w:type="gramStart"/>
-      <w:r>
-        <w:rPr>
-          <w:rFonts w:ascii="Garamond" w:eastAsia="Garamond" w:hAnsi="Garamond" w:cs="Garamond"/>
-          <w:sz w:val="23"/>
-          <w:szCs w:val="23"/>
-          <w:highlight w:val="yellow"/>
-        </w:rPr>
-        <w:t xml:space="preserve">{{ </w:t>
-      </w:r>
-      <w:proofErr w:type="spellStart"/>
-      <w:r>
-        <w:rPr>
-          <w:rFonts w:ascii="Garamond" w:eastAsia="Garamond" w:hAnsi="Garamond" w:cs="Garamond"/>
-          <w:sz w:val="23"/>
-          <w:szCs w:val="23"/>
-          <w:highlight w:val="yellow"/>
-        </w:rPr>
-        <w:t>MESES</w:t>
-      </w:r>
-      <w:proofErr w:type="gramEnd"/>
-      <w:r>
-        <w:rPr>
-          <w:rFonts w:ascii="Garamond" w:eastAsia="Garamond" w:hAnsi="Garamond" w:cs="Garamond"/>
-          <w:sz w:val="23"/>
-          <w:szCs w:val="23"/>
-          <w:highlight w:val="yellow"/>
-        </w:rPr>
-        <w:t>|</w:t>
-      </w:r>
-      <w:proofErr w:type="gramStart"/>
-      <w:r>
-        <w:rPr>
-          <w:rFonts w:ascii="Garamond" w:eastAsia="Garamond" w:hAnsi="Garamond" w:cs="Garamond"/>
-          <w:sz w:val="23"/>
-          <w:szCs w:val="23"/>
-          <w:highlight w:val="yellow"/>
-        </w:rPr>
-        <w:t>lower</w:t>
-      </w:r>
-      <w:proofErr w:type="spellEnd"/>
-      <w:r>
-        <w:rPr>
-          <w:rFonts w:ascii="Garamond" w:eastAsia="Garamond" w:hAnsi="Garamond" w:cs="Garamond"/>
-          <w:sz w:val="23"/>
-          <w:szCs w:val="23"/>
-          <w:highlight w:val="yellow"/>
-        </w:rPr>
-        <w:t xml:space="preserve"> }</w:t>
-      </w:r>
-      <w:proofErr w:type="gramEnd"/>
-      <w:r>
-        <w:rPr>
-          <w:rFonts w:ascii="Garamond" w:eastAsia="Garamond" w:hAnsi="Garamond" w:cs="Garamond"/>
-          <w:sz w:val="23"/>
-          <w:szCs w:val="23"/>
-          <w:highlight w:val="yellow"/>
         </w:rPr>
         <w:t>}</w:t>
       </w:r>
@@ -9988,7 +9186,6 @@
           <w:rFonts w:ascii="Garamond" w:eastAsia="Garamond" w:hAnsi="Garamond" w:cs="Garamond"/>
           <w:sz w:val="23"/>
           <w:szCs w:val="23"/>
-          <w:highlight w:val="yellow"/>
         </w:rPr>
         <w:t xml:space="preserve">{%p </w:t>
       </w:r>
@@ -9998,7 +9195,6 @@
           <w:rFonts w:ascii="Garamond" w:eastAsia="Garamond" w:hAnsi="Garamond" w:cs="Garamond"/>
           <w:sz w:val="23"/>
           <w:szCs w:val="23"/>
-          <w:highlight w:val="yellow"/>
         </w:rPr>
         <w:t>endif</w:t>
       </w:r>
@@ -10008,7 +9204,6 @@
           <w:rFonts w:ascii="Garamond" w:eastAsia="Garamond" w:hAnsi="Garamond" w:cs="Garamond"/>
           <w:sz w:val="23"/>
           <w:szCs w:val="23"/>
-          <w:highlight w:val="yellow"/>
         </w:rPr>
         <w:t xml:space="preserve"> %}</w:t>
       </w:r>
@@ -10027,7 +9222,6 @@
           <w:rFonts w:ascii="Garamond" w:eastAsia="Garamond" w:hAnsi="Garamond" w:cs="Garamond"/>
           <w:sz w:val="23"/>
           <w:szCs w:val="23"/>
-          <w:highlight w:val="yellow"/>
         </w:rPr>
         <w:t xml:space="preserve">{%p </w:t>
       </w:r>
@@ -10037,7 +9231,6 @@
           <w:rFonts w:ascii="Garamond" w:eastAsia="Garamond" w:hAnsi="Garamond" w:cs="Garamond"/>
           <w:sz w:val="23"/>
           <w:szCs w:val="23"/>
-          <w:highlight w:val="yellow"/>
         </w:rPr>
         <w:t>if</w:t>
       </w:r>
@@ -10047,7 +9240,6 @@
           <w:rFonts w:ascii="Garamond" w:eastAsia="Garamond" w:hAnsi="Garamond" w:cs="Garamond"/>
           <w:sz w:val="23"/>
           <w:szCs w:val="23"/>
-          <w:highlight w:val="yellow"/>
         </w:rPr>
         <w:t xml:space="preserve"> </w:t>
       </w:r>
@@ -10057,7 +9249,6 @@
           <w:rFonts w:ascii="Garamond" w:eastAsia="Garamond" w:hAnsi="Garamond" w:cs="Garamond"/>
           <w:sz w:val="23"/>
           <w:szCs w:val="23"/>
-          <w:highlight w:val="yellow"/>
         </w:rPr>
         <w:t>activa_bono_nuevas_aperturas_previo</w:t>
       </w:r>
@@ -10067,7 +9258,6 @@
           <w:rFonts w:ascii="Garamond" w:eastAsia="Garamond" w:hAnsi="Garamond" w:cs="Garamond"/>
           <w:sz w:val="23"/>
           <w:szCs w:val="23"/>
-          <w:highlight w:val="yellow"/>
         </w:rPr>
         <w:t xml:space="preserve"> %}</w:t>
       </w:r>
@@ -10107,7 +9297,6 @@
           <w:bCs/>
           <w:sz w:val="23"/>
           <w:szCs w:val="23"/>
-          <w:highlight w:val="yellow"/>
           <w:u w:val="single"/>
           <w:lang w:val="es-MX"/>
         </w:rPr>
@@ -10121,7 +9310,6 @@
           <w:bCs/>
           <w:sz w:val="23"/>
           <w:szCs w:val="23"/>
-          <w:highlight w:val="yellow"/>
           <w:u w:val="single"/>
           <w:lang w:val="es-MX"/>
         </w:rPr>
@@ -10135,7 +9323,6 @@
           <w:bCs/>
           <w:sz w:val="23"/>
           <w:szCs w:val="23"/>
-          <w:highlight w:val="yellow"/>
           <w:u w:val="single"/>
           <w:lang w:val="es-MX"/>
         </w:rPr>
@@ -10149,7 +9336,6 @@
           <w:bCs/>
           <w:sz w:val="23"/>
           <w:szCs w:val="23"/>
-          <w:highlight w:val="yellow"/>
           <w:u w:val="single"/>
           <w:lang w:val="es-MX"/>
         </w:rPr>
@@ -10163,7 +9349,6 @@
           <w:bCs/>
           <w:sz w:val="23"/>
           <w:szCs w:val="23"/>
-          <w:highlight w:val="yellow"/>
           <w:u w:val="single"/>
           <w:lang w:val="es-MX"/>
         </w:rPr>
@@ -10177,95 +9362,138 @@
           <w:bCs/>
           <w:sz w:val="23"/>
           <w:szCs w:val="23"/>
-          <w:highlight w:val="yellow"/>
           <w:u w:val="single"/>
           <w:lang w:val="es-MX"/>
         </w:rPr>
+        <w:t xml:space="preserve">}. </w:t>
+      </w:r>
+      <w:r>
+        <w:rPr>
+          <w:rFonts w:ascii="Garamond" w:eastAsia="Garamond" w:hAnsi="Garamond" w:cs="Garamond"/>
+          <w:b/>
+          <w:bCs/>
+          <w:u w:val="single"/>
+          <w:lang w:val="es-MX"/>
+        </w:rPr>
+        <w:t xml:space="preserve">- </w:t>
+      </w:r>
+      <w:r>
+        <w:rPr>
+          <w:rFonts w:ascii="Garamond" w:eastAsia="Garamond" w:hAnsi="Garamond" w:cs="Garamond"/>
+          <w:b/>
+          <w:bCs/>
+          <w:u w:val="single"/>
+        </w:rPr>
+        <w:t>Bono Nuevas Aperturas.</w:t>
+      </w:r>
+      <w:r>
+        <w:rPr>
+          <w:rFonts w:ascii="Garamond" w:eastAsia="Garamond" w:hAnsi="Garamond" w:cs="Garamond"/>
+        </w:rPr>
+        <w:t xml:space="preserve"> Rappi otorgará un bono para nuevas aperturas ("</w:t>
+      </w:r>
+      <w:r>
+        <w:rPr>
+          <w:rFonts w:ascii="Garamond" w:eastAsia="Garamond" w:hAnsi="Garamond" w:cs="Garamond"/>
+          <w:u w:val="single"/>
+        </w:rPr>
+        <w:t>Bono para Nuevas Aperturas</w:t>
+      </w:r>
+      <w:r>
+        <w:rPr>
+          <w:rFonts w:ascii="Garamond" w:eastAsia="Garamond" w:hAnsi="Garamond" w:cs="Garamond"/>
+        </w:rPr>
+        <w:t>") por hasta $</w:t>
+      </w:r>
+      <w:proofErr w:type="gramStart"/>
+      <w:r>
+        <w:rPr>
+          <w:rFonts w:ascii="Garamond" w:eastAsia="Garamond" w:hAnsi="Garamond" w:cs="Garamond"/>
+          <w:lang w:val="es-ES"/>
+        </w:rPr>
+        <w:t>{{ N</w:t>
+      </w:r>
+      <w:proofErr w:type="gramEnd"/>
+      <w:r>
+        <w:rPr>
+          <w:rFonts w:ascii="Garamond" w:eastAsia="Garamond" w:hAnsi="Garamond" w:cs="Garamond"/>
+          <w:lang w:val="es-ES"/>
+        </w:rPr>
+        <w:t>_BONO_NUEVAS_</w:t>
+      </w:r>
+      <w:proofErr w:type="gramStart"/>
+      <w:r>
+        <w:rPr>
+          <w:rFonts w:ascii="Garamond" w:eastAsia="Garamond" w:hAnsi="Garamond" w:cs="Garamond"/>
+          <w:lang w:val="es-ES"/>
+        </w:rPr>
+        <w:t>APERTURAS }</w:t>
+      </w:r>
+      <w:proofErr w:type="gramEnd"/>
+      <w:r>
+        <w:rPr>
+          <w:rFonts w:ascii="Garamond" w:eastAsia="Garamond" w:hAnsi="Garamond" w:cs="Garamond"/>
+          <w:lang w:val="es-ES"/>
+        </w:rPr>
         <w:t>}</w:t>
       </w:r>
       <w:r>
         <w:rPr>
           <w:rFonts w:ascii="Garamond" w:eastAsia="Garamond" w:hAnsi="Garamond" w:cs="Garamond"/>
-          <w:b/>
-          <w:bCs/>
-          <w:sz w:val="23"/>
-          <w:szCs w:val="23"/>
-          <w:u w:val="single"/>
-          <w:lang w:val="es-MX"/>
-        </w:rPr>
-        <w:t xml:space="preserve">. </w:t>
-      </w:r>
-      <w:r>
-        <w:rPr>
-          <w:rFonts w:ascii="Garamond" w:eastAsia="Garamond" w:hAnsi="Garamond" w:cs="Garamond"/>
-          <w:b/>
-          <w:bCs/>
-          <w:u w:val="single"/>
-          <w:lang w:val="es-MX"/>
-        </w:rPr>
-        <w:t xml:space="preserve">- </w:t>
-      </w:r>
-      <w:r>
-        <w:rPr>
-          <w:rFonts w:ascii="Garamond" w:eastAsia="Garamond" w:hAnsi="Garamond" w:cs="Garamond"/>
-          <w:b/>
-          <w:bCs/>
-          <w:u w:val="single"/>
-        </w:rPr>
-        <w:t>Bono Nuevas Aperturas.</w:t>
-      </w:r>
-      <w:r>
-        <w:rPr>
-          <w:rFonts w:ascii="Garamond" w:eastAsia="Garamond" w:hAnsi="Garamond" w:cs="Garamond"/>
-        </w:rPr>
-        <w:t xml:space="preserve"> Rappi otorgará un bono para nuevas aperturas ("</w:t>
-      </w:r>
-      <w:r>
-        <w:rPr>
-          <w:rFonts w:ascii="Garamond" w:eastAsia="Garamond" w:hAnsi="Garamond" w:cs="Garamond"/>
-          <w:u w:val="single"/>
-        </w:rPr>
-        <w:t>Bono para Nuevas Aperturas</w:t>
-      </w:r>
-      <w:r>
-        <w:rPr>
-          <w:rFonts w:ascii="Garamond" w:eastAsia="Garamond" w:hAnsi="Garamond" w:cs="Garamond"/>
-        </w:rPr>
-        <w:t>") por hasta $</w:t>
+        </w:rPr>
+        <w:t>.00 M.N. (</w:t>
       </w:r>
       <w:proofErr w:type="gramStart"/>
       <w:r>
         <w:rPr>
           <w:rFonts w:ascii="Garamond" w:eastAsia="Garamond" w:hAnsi="Garamond" w:cs="Garamond"/>
-          <w:highlight w:val="yellow"/>
-          <w:lang w:val="es-ES"/>
-        </w:rPr>
-        <w:t>{{ N</w:t>
+          <w:sz w:val="23"/>
+          <w:szCs w:val="23"/>
+        </w:rPr>
+        <w:t xml:space="preserve">{{ </w:t>
+      </w:r>
+      <w:proofErr w:type="spellStart"/>
+      <w:r>
+        <w:rPr>
+          <w:rFonts w:ascii="Garamond" w:eastAsia="Garamond" w:hAnsi="Garamond" w:cs="Garamond"/>
+          <w:sz w:val="23"/>
+          <w:szCs w:val="23"/>
+        </w:rPr>
+        <w:t>VALOR</w:t>
       </w:r>
       <w:proofErr w:type="gramEnd"/>
       <w:r>
         <w:rPr>
           <w:rFonts w:ascii="Garamond" w:eastAsia="Garamond" w:hAnsi="Garamond" w:cs="Garamond"/>
-          <w:highlight w:val="yellow"/>
-          <w:lang w:val="es-ES"/>
-        </w:rPr>
-        <w:t>_BONO_NUEVAS_</w:t>
+          <w:sz w:val="23"/>
+          <w:szCs w:val="23"/>
+        </w:rPr>
+        <w:t>_BONO_NUEVAS_APERTURAS|</w:t>
       </w:r>
       <w:proofErr w:type="gramStart"/>
       <w:r>
         <w:rPr>
           <w:rFonts w:ascii="Garamond" w:eastAsia="Garamond" w:hAnsi="Garamond" w:cs="Garamond"/>
-          <w:highlight w:val="yellow"/>
-          <w:lang w:val="es-ES"/>
-        </w:rPr>
-        <w:t>APERTURAS }</w:t>
+          <w:sz w:val="23"/>
+          <w:szCs w:val="23"/>
+        </w:rPr>
+        <w:t>lower</w:t>
+      </w:r>
+      <w:proofErr w:type="spellEnd"/>
+      <w:r>
+        <w:rPr>
+          <w:rFonts w:ascii="Garamond" w:eastAsia="Garamond" w:hAnsi="Garamond" w:cs="Garamond"/>
+          <w:sz w:val="23"/>
+          <w:szCs w:val="23"/>
+        </w:rPr>
+        <w:t xml:space="preserve"> }</w:t>
       </w:r>
       <w:proofErr w:type="gramEnd"/>
       <w:r>
         <w:rPr>
           <w:rFonts w:ascii="Garamond" w:eastAsia="Garamond" w:hAnsi="Garamond" w:cs="Garamond"/>
-          <w:highlight w:val="yellow"/>
-          <w:lang w:val="es-ES"/>
+          <w:sz w:val="23"/>
+          <w:szCs w:val="23"/>
         </w:rPr>
         <w:t>}</w:t>
       </w:r>
@@ -10273,7 +9501,21 @@
         <w:rPr>
           <w:rFonts w:ascii="Garamond" w:eastAsia="Garamond" w:hAnsi="Garamond" w:cs="Garamond"/>
         </w:rPr>
-        <w:t>.00 M.N. (</w:t>
+        <w:t xml:space="preserve"> pesos 00/100 Moneda Nacional) más IVA, el cual será pagado mediante transferencia bancaria a la cuenta previamente registrada por el Aliado Comercial en Portal </w:t>
+      </w:r>
+      <w:proofErr w:type="spellStart"/>
+      <w:r>
+        <w:rPr>
+          <w:rFonts w:ascii="Garamond" w:eastAsia="Garamond" w:hAnsi="Garamond" w:cs="Garamond"/>
+        </w:rPr>
+        <w:t>Partners</w:t>
+      </w:r>
+      <w:proofErr w:type="spellEnd"/>
+      <w:r>
+        <w:rPr>
+          <w:rFonts w:ascii="Garamond" w:eastAsia="Garamond" w:hAnsi="Garamond" w:cs="Garamond"/>
+        </w:rPr>
+        <w:t xml:space="preserve">. Este Bono para Nuevas Aperturas, que constituye un motivo determinante de la voluntad de las Partes, deberá destinarse exclusivamente a la construcción, apertura y activación en la Plataforma Rappi de hasta </w:t>
       </w:r>
       <w:proofErr w:type="gramStart"/>
       <w:r>
@@ -10281,19 +9523,8 @@
           <w:rFonts w:ascii="Garamond" w:eastAsia="Garamond" w:hAnsi="Garamond" w:cs="Garamond"/>
           <w:sz w:val="23"/>
           <w:szCs w:val="23"/>
-          <w:highlight w:val="yellow"/>
-        </w:rPr>
-        <w:t xml:space="preserve">{{ </w:t>
-      </w:r>
-      <w:proofErr w:type="spellStart"/>
-      <w:r>
-        <w:rPr>
-          <w:rFonts w:ascii="Garamond" w:eastAsia="Garamond" w:hAnsi="Garamond" w:cs="Garamond"/>
-          <w:sz w:val="23"/>
-          <w:szCs w:val="23"/>
-          <w:highlight w:val="yellow"/>
-        </w:rPr>
-        <w:t>VALOR</w:t>
+        </w:rPr>
+        <w:t>{{ ESTABLECIMIENTOS</w:t>
       </w:r>
       <w:proofErr w:type="gramEnd"/>
       <w:r>
@@ -10301,18 +9532,14 @@
           <w:rFonts w:ascii="Garamond" w:eastAsia="Garamond" w:hAnsi="Garamond" w:cs="Garamond"/>
           <w:sz w:val="23"/>
           <w:szCs w:val="23"/>
-          <w:highlight w:val="yellow"/>
-        </w:rPr>
-        <w:t>_BONO_NUEVAS_APERTURAS</w:t>
-      </w:r>
-      <w:r>
-        <w:rPr>
-          <w:rFonts w:ascii="Garamond" w:eastAsia="Garamond" w:hAnsi="Garamond" w:cs="Garamond"/>
-          <w:sz w:val="23"/>
-          <w:szCs w:val="23"/>
-          <w:highlight w:val="yellow"/>
-        </w:rPr>
-        <w:t>|</w:t>
+        </w:rPr>
+        <w:t xml:space="preserve"> }}</w:t>
+      </w:r>
+      <w:r>
+        <w:rPr>
+          <w:rFonts w:ascii="Garamond" w:eastAsia="Garamond" w:hAnsi="Garamond" w:cs="Garamond"/>
+        </w:rPr>
+        <w:t xml:space="preserve"> (</w:t>
       </w:r>
       <w:proofErr w:type="gramStart"/>
       <w:r>
@@ -10320,19 +9547,8 @@
           <w:rFonts w:ascii="Garamond" w:eastAsia="Garamond" w:hAnsi="Garamond" w:cs="Garamond"/>
           <w:sz w:val="23"/>
           <w:szCs w:val="23"/>
-          <w:highlight w:val="yellow"/>
-        </w:rPr>
-        <w:t>lower</w:t>
-      </w:r>
-      <w:proofErr w:type="spellEnd"/>
-      <w:r>
-        <w:rPr>
-          <w:rFonts w:ascii="Garamond" w:eastAsia="Garamond" w:hAnsi="Garamond" w:cs="Garamond"/>
-          <w:sz w:val="23"/>
-          <w:szCs w:val="23"/>
-          <w:highlight w:val="yellow"/>
-        </w:rPr>
-        <w:t xml:space="preserve"> }</w:t>
+        </w:rPr>
+        <w:t>{{ NUM</w:t>
       </w:r>
       <w:proofErr w:type="gramEnd"/>
       <w:r>
@@ -10340,29 +9556,8 @@
           <w:rFonts w:ascii="Garamond" w:eastAsia="Garamond" w:hAnsi="Garamond" w:cs="Garamond"/>
           <w:sz w:val="23"/>
           <w:szCs w:val="23"/>
-          <w:highlight w:val="yellow"/>
-        </w:rPr>
-        <w:t>}</w:t>
-      </w:r>
-      <w:r>
-        <w:rPr>
-          <w:rFonts w:ascii="Garamond" w:eastAsia="Garamond" w:hAnsi="Garamond" w:cs="Garamond"/>
-        </w:rPr>
-        <w:t xml:space="preserve"> pesos 00/100 Moneda Nacional) más IVA, el cual será pagado mediante transferencia bancaria a la cuenta previamente registrada por el Aliado Comercial en Portal </w:t>
-      </w:r>
-      <w:proofErr w:type="spellStart"/>
-      <w:r>
-        <w:rPr>
-          <w:rFonts w:ascii="Garamond" w:eastAsia="Garamond" w:hAnsi="Garamond" w:cs="Garamond"/>
-        </w:rPr>
-        <w:t>Partners</w:t>
-      </w:r>
-      <w:proofErr w:type="spellEnd"/>
-      <w:r>
-        <w:rPr>
-          <w:rFonts w:ascii="Garamond" w:eastAsia="Garamond" w:hAnsi="Garamond" w:cs="Garamond"/>
-        </w:rPr>
-        <w:t xml:space="preserve">. Este Bono para Nuevas Aperturas, que constituye un motivo determinante de la voluntad de las Partes, deberá destinarse exclusivamente a la construcción, apertura y activación en la Plataforma Rappi de hasta </w:t>
+        </w:rPr>
+        <w:t>_</w:t>
       </w:r>
       <w:proofErr w:type="gramStart"/>
       <w:r>
@@ -10370,9 +9565,8 @@
           <w:rFonts w:ascii="Garamond" w:eastAsia="Garamond" w:hAnsi="Garamond" w:cs="Garamond"/>
           <w:sz w:val="23"/>
           <w:szCs w:val="23"/>
-          <w:highlight w:val="yellow"/>
-        </w:rPr>
-        <w:t>{{ ESTABLECIMIENTOS</w:t>
+        </w:rPr>
+        <w:t>ESTABLECIMIENTOS }</w:t>
       </w:r>
       <w:proofErr w:type="gramEnd"/>
       <w:r>
@@ -10380,53 +9574,6 @@
           <w:rFonts w:ascii="Garamond" w:eastAsia="Garamond" w:hAnsi="Garamond" w:cs="Garamond"/>
           <w:sz w:val="23"/>
           <w:szCs w:val="23"/>
-          <w:highlight w:val="yellow"/>
-        </w:rPr>
-        <w:t xml:space="preserve"> }}</w:t>
-      </w:r>
-      <w:r>
-        <w:rPr>
-          <w:rFonts w:ascii="Garamond" w:eastAsia="Garamond" w:hAnsi="Garamond" w:cs="Garamond"/>
-        </w:rPr>
-        <w:t xml:space="preserve"> (</w:t>
-      </w:r>
-      <w:proofErr w:type="gramStart"/>
-      <w:r>
-        <w:rPr>
-          <w:rFonts w:ascii="Garamond" w:eastAsia="Garamond" w:hAnsi="Garamond" w:cs="Garamond"/>
-          <w:sz w:val="23"/>
-          <w:szCs w:val="23"/>
-          <w:highlight w:val="yellow"/>
-        </w:rPr>
-        <w:t>{{ NUM</w:t>
-      </w:r>
-      <w:proofErr w:type="gramEnd"/>
-      <w:r>
-        <w:rPr>
-          <w:rFonts w:ascii="Garamond" w:eastAsia="Garamond" w:hAnsi="Garamond" w:cs="Garamond"/>
-          <w:sz w:val="23"/>
-          <w:szCs w:val="23"/>
-          <w:highlight w:val="yellow"/>
-        </w:rPr>
-        <w:t>_</w:t>
-      </w:r>
-      <w:proofErr w:type="gramStart"/>
-      <w:r>
-        <w:rPr>
-          <w:rFonts w:ascii="Garamond" w:eastAsia="Garamond" w:hAnsi="Garamond" w:cs="Garamond"/>
-          <w:sz w:val="23"/>
-          <w:szCs w:val="23"/>
-          <w:highlight w:val="yellow"/>
-        </w:rPr>
-        <w:t>ESTABLECIMIENTOS }</w:t>
-      </w:r>
-      <w:proofErr w:type="gramEnd"/>
-      <w:r>
-        <w:rPr>
-          <w:rFonts w:ascii="Garamond" w:eastAsia="Garamond" w:hAnsi="Garamond" w:cs="Garamond"/>
-          <w:sz w:val="23"/>
-          <w:szCs w:val="23"/>
-          <w:highlight w:val="yellow"/>
         </w:rPr>
         <w:t>}</w:t>
       </w:r>
@@ -10454,7 +9601,6 @@
       <w:r>
         <w:rPr>
           <w:rFonts w:ascii="Garamond" w:eastAsia="Garamond" w:hAnsi="Garamond" w:cs="Garamond"/>
-          <w:highlight w:val="yellow"/>
           <w:lang w:val="es-ES"/>
         </w:rPr>
         <w:t>{{ NUM</w:t>
@@ -10463,7 +9609,6 @@
       <w:r>
         <w:rPr>
           <w:rFonts w:ascii="Garamond" w:eastAsia="Garamond" w:hAnsi="Garamond" w:cs="Garamond"/>
-          <w:highlight w:val="yellow"/>
           <w:lang w:val="es-ES"/>
         </w:rPr>
         <w:t>_</w:t>
@@ -10472,7 +9617,6 @@
       <w:r>
         <w:rPr>
           <w:rFonts w:ascii="Garamond" w:eastAsia="Garamond" w:hAnsi="Garamond" w:cs="Garamond"/>
-          <w:highlight w:val="yellow"/>
           <w:lang w:val="es-ES"/>
         </w:rPr>
         <w:t>MESES }</w:t>
@@ -10481,7 +9625,6 @@
       <w:r>
         <w:rPr>
           <w:rFonts w:ascii="Garamond" w:eastAsia="Garamond" w:hAnsi="Garamond" w:cs="Garamond"/>
-          <w:highlight w:val="yellow"/>
           <w:lang w:val="es-ES"/>
         </w:rPr>
         <w:t>}</w:t>
@@ -10496,7 +9639,6 @@
       <w:r>
         <w:rPr>
           <w:rFonts w:ascii="Garamond" w:eastAsia="Garamond" w:hAnsi="Garamond" w:cs="Garamond"/>
-          <w:highlight w:val="yellow"/>
           <w:lang w:val="es-ES"/>
         </w:rPr>
         <w:t xml:space="preserve">{{ </w:t>
@@ -10505,7 +9647,6 @@
       <w:r>
         <w:rPr>
           <w:rFonts w:ascii="Garamond" w:eastAsia="Garamond" w:hAnsi="Garamond" w:cs="Garamond"/>
-          <w:highlight w:val="yellow"/>
           <w:lang w:val="es-ES"/>
         </w:rPr>
         <w:t>MESES</w:t>
@@ -10514,7 +9655,6 @@
       <w:r>
         <w:rPr>
           <w:rFonts w:ascii="Garamond" w:eastAsia="Garamond" w:hAnsi="Garamond" w:cs="Garamond"/>
-          <w:highlight w:val="yellow"/>
           <w:lang w:val="es-ES"/>
         </w:rPr>
         <w:t>|</w:t>
@@ -10523,7 +9663,6 @@
       <w:r>
         <w:rPr>
           <w:rFonts w:ascii="Garamond" w:eastAsia="Garamond" w:hAnsi="Garamond" w:cs="Garamond"/>
-          <w:highlight w:val="yellow"/>
           <w:lang w:val="es-ES"/>
         </w:rPr>
         <w:t>lower</w:t>
@@ -10532,7 +9671,6 @@
       <w:r>
         <w:rPr>
           <w:rFonts w:ascii="Garamond" w:eastAsia="Garamond" w:hAnsi="Garamond" w:cs="Garamond"/>
-          <w:highlight w:val="yellow"/>
           <w:lang w:val="es-ES"/>
         </w:rPr>
         <w:t xml:space="preserve"> }</w:t>
@@ -10541,7 +9679,6 @@
       <w:r>
         <w:rPr>
           <w:rFonts w:ascii="Garamond" w:eastAsia="Garamond" w:hAnsi="Garamond" w:cs="Garamond"/>
-          <w:highlight w:val="yellow"/>
           <w:lang w:val="es-ES"/>
         </w:rPr>
         <w:t>}</w:t>
@@ -10591,13 +9728,7 @@
         <w:rPr>
           <w:rFonts w:ascii="Garamond" w:eastAsia="Garamond" w:hAnsi="Garamond" w:cs="Garamond"/>
         </w:rPr>
-        <w:t>}</w:t>
-      </w:r>
-      <w:r>
-        <w:rPr>
-          <w:rFonts w:ascii="Garamond" w:eastAsia="Garamond" w:hAnsi="Garamond" w:cs="Garamond"/>
-        </w:rPr>
-        <w:t xml:space="preserve"> (</w:t>
+        <w:t>} (</w:t>
       </w:r>
       <w:proofErr w:type="gramStart"/>
       <w:r>
@@ -10625,13 +9756,7 @@
         <w:rPr>
           <w:rFonts w:ascii="Garamond" w:eastAsia="Garamond" w:hAnsi="Garamond" w:cs="Garamond"/>
         </w:rPr>
-        <w:t>}</w:t>
-      </w:r>
-      <w:r>
-        <w:rPr>
-          <w:rFonts w:ascii="Garamond" w:eastAsia="Garamond" w:hAnsi="Garamond" w:cs="Garamond"/>
-        </w:rPr>
-        <w:t>) meses de permanencia en la Plataforma Rappi, contados a partir de la apertura de cada Establecimiento de Comercio y/o Cocina Oculta (en adelante “</w:t>
+        <w:t>}) meses de permanencia en la Plataforma Rappi, contados a partir de la apertura de cada Establecimiento de Comercio y/o Cocina Oculta (en adelante “</w:t>
       </w:r>
       <w:r>
         <w:rPr>
@@ -10749,7 +9874,6 @@
           <w:rFonts w:ascii="Garamond" w:eastAsia="Garamond" w:hAnsi="Garamond" w:cs="Garamond"/>
           <w:sz w:val="23"/>
           <w:szCs w:val="23"/>
-          <w:highlight w:val="yellow"/>
           <w:lang w:val="es-ES"/>
         </w:rPr>
         <w:t xml:space="preserve">{%p </w:t>
@@ -10760,7 +9884,6 @@
           <w:rFonts w:ascii="Garamond" w:eastAsia="Garamond" w:hAnsi="Garamond" w:cs="Garamond"/>
           <w:sz w:val="23"/>
           <w:szCs w:val="23"/>
-          <w:highlight w:val="yellow"/>
           <w:lang w:val="es-ES"/>
         </w:rPr>
         <w:t>endif</w:t>
@@ -10771,7 +9894,6 @@
           <w:rFonts w:ascii="Garamond" w:eastAsia="Garamond" w:hAnsi="Garamond" w:cs="Garamond"/>
           <w:sz w:val="23"/>
           <w:szCs w:val="23"/>
-          <w:highlight w:val="yellow"/>
           <w:lang w:val="es-ES"/>
         </w:rPr>
         <w:t xml:space="preserve"> %}</w:t>
@@ -10792,7 +9914,6 @@
           <w:rFonts w:ascii="Garamond" w:eastAsia="Garamond" w:hAnsi="Garamond" w:cs="Garamond"/>
           <w:sz w:val="23"/>
           <w:szCs w:val="23"/>
-          <w:highlight w:val="yellow"/>
           <w:lang w:val="es-ES"/>
         </w:rPr>
         <w:t xml:space="preserve">{%p </w:t>
@@ -10803,7 +9924,6 @@
           <w:rFonts w:ascii="Garamond" w:eastAsia="Garamond" w:hAnsi="Garamond" w:cs="Garamond"/>
           <w:sz w:val="23"/>
           <w:szCs w:val="23"/>
-          <w:highlight w:val="yellow"/>
           <w:lang w:val="es-ES"/>
         </w:rPr>
         <w:t>if</w:t>
@@ -10814,7 +9934,6 @@
           <w:rFonts w:ascii="Garamond" w:eastAsia="Garamond" w:hAnsi="Garamond" w:cs="Garamond"/>
           <w:sz w:val="23"/>
           <w:szCs w:val="23"/>
-          <w:highlight w:val="yellow"/>
           <w:lang w:val="es-ES"/>
         </w:rPr>
         <w:t xml:space="preserve"> </w:t>
@@ -10825,40 +9944,18 @@
           <w:rFonts w:ascii="Garamond" w:eastAsia="Garamond" w:hAnsi="Garamond" w:cs="Garamond"/>
           <w:sz w:val="23"/>
           <w:szCs w:val="23"/>
-          <w:highlight w:val="yellow"/>
           <w:lang w:val="es-ES"/>
         </w:rPr>
-        <w:t>activa</w:t>
-      </w:r>
-      <w:r>
-        <w:rPr>
-          <w:rFonts w:ascii="Garamond" w:eastAsia="Garamond" w:hAnsi="Garamond" w:cs="Garamond"/>
-          <w:sz w:val="23"/>
-          <w:szCs w:val="23"/>
-          <w:highlight w:val="yellow"/>
+        <w:t>activa_fondo_mercadotecnia</w:t>
+      </w:r>
+      <w:proofErr w:type="spellEnd"/>
+      <w:r>
+        <w:rPr>
+          <w:rFonts w:ascii="Garamond" w:eastAsia="Garamond" w:hAnsi="Garamond" w:cs="Garamond"/>
+          <w:sz w:val="23"/>
+          <w:szCs w:val="23"/>
           <w:lang w:val="es-ES"/>
         </w:rPr>
-        <w:t>_</w:t>
-      </w:r>
-      <w:r>
-        <w:rPr>
-          <w:rFonts w:ascii="Garamond" w:eastAsia="Garamond" w:hAnsi="Garamond" w:cs="Garamond"/>
-          <w:sz w:val="23"/>
-          <w:szCs w:val="23"/>
-          <w:highlight w:val="yellow"/>
-          <w:lang w:val="es-ES"/>
-        </w:rPr>
-        <w:t>fondo_mercadotecnia</w:t>
-      </w:r>
-      <w:proofErr w:type="spellEnd"/>
-      <w:r>
-        <w:rPr>
-          <w:rFonts w:ascii="Garamond" w:eastAsia="Garamond" w:hAnsi="Garamond" w:cs="Garamond"/>
-          <w:sz w:val="23"/>
-          <w:szCs w:val="23"/>
-          <w:highlight w:val="yellow"/>
-          <w:lang w:val="es-ES"/>
-        </w:rPr>
         <w:t xml:space="preserve"> %}</w:t>
       </w:r>
     </w:p>
@@ -10896,7 +9993,6 @@
           <w:bCs/>
           <w:sz w:val="23"/>
           <w:szCs w:val="23"/>
-          <w:highlight w:val="yellow"/>
           <w:u w:val="single"/>
         </w:rPr>
         <w:t xml:space="preserve">{{ </w:t>
@@ -10909,7 +10005,6 @@
           <w:bCs/>
           <w:sz w:val="23"/>
           <w:szCs w:val="23"/>
-          <w:highlight w:val="yellow"/>
           <w:u w:val="single"/>
         </w:rPr>
         <w:t>NUM</w:t>
@@ -10922,22 +10017,9 @@
           <w:bCs/>
           <w:sz w:val="23"/>
           <w:szCs w:val="23"/>
-          <w:highlight w:val="yellow"/>
-          <w:u w:val="single"/>
-        </w:rPr>
-        <w:t>_FONDO_MERCADOTECNIA</w:t>
-      </w:r>
-      <w:r>
-        <w:rPr>
-          <w:rFonts w:ascii="Garamond" w:eastAsia="Garamond" w:hAnsi="Garamond" w:cs="Garamond"/>
-          <w:b/>
-          <w:bCs/>
-          <w:sz w:val="23"/>
-          <w:szCs w:val="23"/>
-          <w:highlight w:val="yellow"/>
-          <w:u w:val="single"/>
-        </w:rPr>
-        <w:t>|</w:t>
+          <w:u w:val="single"/>
+        </w:rPr>
+        <w:t>_FONDO_MERCADOTECNIA|</w:t>
       </w:r>
       <w:proofErr w:type="gramStart"/>
       <w:r>
@@ -10947,7 +10029,6 @@
           <w:bCs/>
           <w:sz w:val="23"/>
           <w:szCs w:val="23"/>
-          <w:highlight w:val="yellow"/>
           <w:u w:val="single"/>
         </w:rPr>
         <w:t>upper</w:t>
@@ -10960,7 +10041,6 @@
           <w:bCs/>
           <w:sz w:val="23"/>
           <w:szCs w:val="23"/>
-          <w:highlight w:val="yellow"/>
           <w:u w:val="single"/>
         </w:rPr>
         <w:t xml:space="preserve"> }</w:t>
@@ -10973,21 +10053,9 @@
           <w:bCs/>
           <w:sz w:val="23"/>
           <w:szCs w:val="23"/>
-          <w:highlight w:val="yellow"/>
-          <w:u w:val="single"/>
-        </w:rPr>
-        <w:t>}</w:t>
-      </w:r>
-      <w:r>
-        <w:rPr>
-          <w:rFonts w:ascii="Garamond" w:eastAsia="Garamond" w:hAnsi="Garamond" w:cs="Garamond"/>
-          <w:b/>
-          <w:bCs/>
-          <w:sz w:val="23"/>
-          <w:szCs w:val="23"/>
-          <w:u w:val="single"/>
-        </w:rPr>
-        <w:t>.</w:t>
+          <w:u w:val="single"/>
+        </w:rPr>
+        <w:t>}.</w:t>
       </w:r>
       <w:r>
         <w:rPr>
@@ -11023,18 +10091,59 @@
           <w:rFonts w:ascii="Garamond" w:eastAsia="Garamond" w:hAnsi="Garamond" w:cs="Garamond"/>
           <w:sz w:val="23"/>
           <w:szCs w:val="23"/>
-          <w:highlight w:val="yellow"/>
+        </w:rPr>
+        <w:t>{{ N</w:t>
+      </w:r>
+      <w:proofErr w:type="gramEnd"/>
+      <w:r>
+        <w:rPr>
+          <w:rFonts w:ascii="Garamond" w:eastAsia="Garamond" w:hAnsi="Garamond" w:cs="Garamond"/>
+          <w:sz w:val="23"/>
+          <w:szCs w:val="23"/>
+        </w:rPr>
+        <w:t>_FONDO_</w:t>
+      </w:r>
+      <w:proofErr w:type="gramStart"/>
+      <w:r>
+        <w:rPr>
+          <w:rFonts w:ascii="Garamond" w:eastAsia="Garamond" w:hAnsi="Garamond" w:cs="Garamond"/>
+          <w:sz w:val="23"/>
+          <w:szCs w:val="23"/>
+        </w:rPr>
+        <w:t>MERCADOTECNIA }</w:t>
+      </w:r>
+      <w:proofErr w:type="gramEnd"/>
+      <w:r>
+        <w:rPr>
+          <w:rFonts w:ascii="Garamond" w:eastAsia="Garamond" w:hAnsi="Garamond" w:cs="Garamond"/>
+          <w:sz w:val="23"/>
+          <w:szCs w:val="23"/>
+        </w:rPr>
+        <w:t>}.00</w:t>
+      </w:r>
+      <w:r>
+        <w:rPr>
+          <w:rFonts w:ascii="Garamond" w:eastAsia="Garamond" w:hAnsi="Garamond" w:cs="Garamond"/>
+        </w:rPr>
+        <w:t xml:space="preserve"> M.N. (</w:t>
+      </w:r>
+      <w:proofErr w:type="gramStart"/>
+      <w:r>
+        <w:rPr>
+          <w:rFonts w:ascii="Garamond" w:eastAsia="Garamond" w:hAnsi="Garamond" w:cs="Garamond"/>
+          <w:sz w:val="23"/>
+          <w:szCs w:val="23"/>
         </w:rPr>
         <w:t xml:space="preserve">{{ </w:t>
       </w:r>
-      <w:r>
-        <w:rPr>
-          <w:rFonts w:ascii="Garamond" w:eastAsia="Garamond" w:hAnsi="Garamond" w:cs="Garamond"/>
-          <w:sz w:val="23"/>
-          <w:szCs w:val="23"/>
-          <w:highlight w:val="yellow"/>
-        </w:rPr>
-        <w:t>N</w:t>
+      <w:proofErr w:type="spellStart"/>
+      <w:r>
+        <w:rPr>
+          <w:rFonts w:ascii="Garamond" w:eastAsia="Garamond" w:hAnsi="Garamond" w:cs="Garamond"/>
+          <w:sz w:val="23"/>
+          <w:szCs w:val="23"/>
+        </w:rPr>
+        <w:t>VALOR</w:t>
       </w:r>
       <w:proofErr w:type="gramEnd"/>
       <w:r>
@@ -11042,9 +10151,8 @@
           <w:rFonts w:ascii="Garamond" w:eastAsia="Garamond" w:hAnsi="Garamond" w:cs="Garamond"/>
           <w:sz w:val="23"/>
           <w:szCs w:val="23"/>
-          <w:highlight w:val="yellow"/>
-        </w:rPr>
-        <w:t>_FONDO_</w:t>
+        </w:rPr>
+        <w:t>_FONDO_MERCADOTECNIA|</w:t>
       </w:r>
       <w:proofErr w:type="gramStart"/>
       <w:r>
@@ -11052,9 +10160,17 @@
           <w:rFonts w:ascii="Garamond" w:eastAsia="Garamond" w:hAnsi="Garamond" w:cs="Garamond"/>
           <w:sz w:val="23"/>
           <w:szCs w:val="23"/>
-          <w:highlight w:val="yellow"/>
-        </w:rPr>
-        <w:t>MERCADOTECNIA }</w:t>
+        </w:rPr>
+        <w:t>lower</w:t>
+      </w:r>
+      <w:proofErr w:type="spellEnd"/>
+      <w:r>
+        <w:rPr>
+          <w:rFonts w:ascii="Garamond" w:eastAsia="Garamond" w:hAnsi="Garamond" w:cs="Garamond"/>
+          <w:sz w:val="23"/>
+          <w:szCs w:val="23"/>
+        </w:rPr>
+        <w:t xml:space="preserve"> }</w:t>
       </w:r>
       <w:proofErr w:type="gramEnd"/>
       <w:r>
@@ -11062,90 +10178,6 @@
           <w:rFonts w:ascii="Garamond" w:eastAsia="Garamond" w:hAnsi="Garamond" w:cs="Garamond"/>
           <w:sz w:val="23"/>
           <w:szCs w:val="23"/>
-          <w:highlight w:val="yellow"/>
-        </w:rPr>
-        <w:t>}</w:t>
-      </w:r>
-      <w:r>
-        <w:rPr>
-          <w:rFonts w:ascii="Garamond" w:eastAsia="Garamond" w:hAnsi="Garamond" w:cs="Garamond"/>
-          <w:sz w:val="23"/>
-          <w:szCs w:val="23"/>
-        </w:rPr>
-        <w:t>.00</w:t>
-      </w:r>
-      <w:r>
-        <w:rPr>
-          <w:rFonts w:ascii="Garamond" w:eastAsia="Garamond" w:hAnsi="Garamond" w:cs="Garamond"/>
-        </w:rPr>
-        <w:t xml:space="preserve"> M.N. (</w:t>
-      </w:r>
-      <w:proofErr w:type="gramStart"/>
-      <w:r>
-        <w:rPr>
-          <w:rFonts w:ascii="Garamond" w:eastAsia="Garamond" w:hAnsi="Garamond" w:cs="Garamond"/>
-          <w:sz w:val="23"/>
-          <w:szCs w:val="23"/>
-          <w:highlight w:val="yellow"/>
-        </w:rPr>
-        <w:t xml:space="preserve">{{ </w:t>
-      </w:r>
-      <w:proofErr w:type="spellStart"/>
-      <w:r>
-        <w:rPr>
-          <w:rFonts w:ascii="Garamond" w:eastAsia="Garamond" w:hAnsi="Garamond" w:cs="Garamond"/>
-          <w:sz w:val="23"/>
-          <w:szCs w:val="23"/>
-          <w:highlight w:val="yellow"/>
-        </w:rPr>
-        <w:t>VALOR</w:t>
-      </w:r>
-      <w:proofErr w:type="gramEnd"/>
-      <w:r>
-        <w:rPr>
-          <w:rFonts w:ascii="Garamond" w:eastAsia="Garamond" w:hAnsi="Garamond" w:cs="Garamond"/>
-          <w:sz w:val="23"/>
-          <w:szCs w:val="23"/>
-          <w:highlight w:val="yellow"/>
-        </w:rPr>
-        <w:t>_FONDO_MERCADOTECNIA</w:t>
-      </w:r>
-      <w:r>
-        <w:rPr>
-          <w:rFonts w:ascii="Garamond" w:eastAsia="Garamond" w:hAnsi="Garamond" w:cs="Garamond"/>
-          <w:sz w:val="23"/>
-          <w:szCs w:val="23"/>
-          <w:highlight w:val="yellow"/>
-        </w:rPr>
-        <w:t>|</w:t>
-      </w:r>
-      <w:proofErr w:type="gramStart"/>
-      <w:r>
-        <w:rPr>
-          <w:rFonts w:ascii="Garamond" w:eastAsia="Garamond" w:hAnsi="Garamond" w:cs="Garamond"/>
-          <w:sz w:val="23"/>
-          <w:szCs w:val="23"/>
-          <w:highlight w:val="yellow"/>
-        </w:rPr>
-        <w:t>lower</w:t>
-      </w:r>
-      <w:proofErr w:type="spellEnd"/>
-      <w:r>
-        <w:rPr>
-          <w:rFonts w:ascii="Garamond" w:eastAsia="Garamond" w:hAnsi="Garamond" w:cs="Garamond"/>
-          <w:sz w:val="23"/>
-          <w:szCs w:val="23"/>
-          <w:highlight w:val="yellow"/>
-        </w:rPr>
-        <w:t xml:space="preserve"> }</w:t>
-      </w:r>
-      <w:proofErr w:type="gramEnd"/>
-      <w:r>
-        <w:rPr>
-          <w:rFonts w:ascii="Garamond" w:eastAsia="Garamond" w:hAnsi="Garamond" w:cs="Garamond"/>
-          <w:sz w:val="23"/>
-          <w:szCs w:val="23"/>
-          <w:highlight w:val="yellow"/>
         </w:rPr>
         <w:t>}</w:t>
       </w:r>
@@ -11187,7 +10219,82 @@
           <w:rFonts w:ascii="Garamond" w:eastAsia="Garamond" w:hAnsi="Garamond" w:cs="Garamond"/>
         </w:rPr>
         <w:br/>
-        <w:t xml:space="preserve">El Fondo de Mercadotecnia se mantendrá vigente siempre que el Aliado no incurra en cualquiera de los siguientes eventos: (i) incumplimiento de la obligación de </w:t>
+        <w:t xml:space="preserve">El Fondo de Mercadotecnia se mantendrá vigente siempre que el Aliado no incurra en cualquiera de los siguientes eventos: (i) incumplimiento de la obligación de  </w:t>
+      </w:r>
+      <w:r>
+        <w:rPr>
+          <w:rFonts w:ascii="Garamond" w:eastAsia="Garamond" w:hAnsi="Garamond" w:cs="Garamond"/>
+          <w:sz w:val="23"/>
+          <w:szCs w:val="23"/>
+        </w:rPr>
+        <w:t xml:space="preserve">{{ </w:t>
+      </w:r>
+      <w:proofErr w:type="spellStart"/>
+      <w:r>
+        <w:rPr>
+          <w:rFonts w:ascii="Garamond" w:eastAsia="Garamond" w:hAnsi="Garamond" w:cs="Garamond"/>
+          <w:sz w:val="23"/>
+          <w:szCs w:val="23"/>
+        </w:rPr>
+        <w:t>EXCLUSIVIDAD|title</w:t>
+      </w:r>
+      <w:proofErr w:type="spellEnd"/>
+      <w:r>
+        <w:rPr>
+          <w:rFonts w:ascii="Garamond" w:eastAsia="Garamond" w:hAnsi="Garamond" w:cs="Garamond"/>
+          <w:sz w:val="23"/>
+          <w:szCs w:val="23"/>
+        </w:rPr>
+        <w:t xml:space="preserve"> }}</w:t>
+      </w:r>
+      <w:r>
+        <w:rPr>
+          <w:rFonts w:ascii="Garamond" w:eastAsia="Garamond" w:hAnsi="Garamond" w:cs="Garamond"/>
+        </w:rPr>
+        <w:t xml:space="preserve"> prevista en la cláusula denominada "</w:t>
+      </w:r>
+      <w:r>
+        <w:rPr>
+          <w:rFonts w:ascii="Garamond" w:eastAsia="Garamond" w:hAnsi="Garamond" w:cs="Garamond"/>
+          <w:lang w:val="es-ES"/>
+        </w:rPr>
+        <w:t xml:space="preserve">{{ </w:t>
+      </w:r>
+      <w:proofErr w:type="spellStart"/>
+      <w:r>
+        <w:rPr>
+          <w:rFonts w:ascii="Garamond" w:eastAsia="Garamond" w:hAnsi="Garamond" w:cs="Garamond"/>
+          <w:lang w:val="es-ES"/>
+        </w:rPr>
+        <w:t>EXCLUSIVIDAD|title</w:t>
+      </w:r>
+      <w:proofErr w:type="spellEnd"/>
+      <w:r>
+        <w:rPr>
+          <w:rFonts w:ascii="Garamond" w:eastAsia="Garamond" w:hAnsi="Garamond" w:cs="Garamond"/>
+          <w:lang w:val="es-ES"/>
+        </w:rPr>
+        <w:t xml:space="preserve"> }}</w:t>
+      </w:r>
+      <w:r>
+        <w:rPr>
+          <w:rFonts w:ascii="Garamond" w:eastAsia="Garamond" w:hAnsi="Garamond" w:cs="Garamond"/>
+        </w:rPr>
+        <w:t>" / Condiciones Preferenciales" del Acuerdo; o (</w:t>
+      </w:r>
+      <w:proofErr w:type="spellStart"/>
+      <w:r>
+        <w:rPr>
+          <w:rFonts w:ascii="Garamond" w:eastAsia="Garamond" w:hAnsi="Garamond" w:cs="Garamond"/>
+        </w:rPr>
+        <w:t>ii</w:t>
+      </w:r>
+      <w:proofErr w:type="spellEnd"/>
+      <w:r>
+        <w:rPr>
+          <w:rFonts w:ascii="Garamond" w:eastAsia="Garamond" w:hAnsi="Garamond" w:cs="Garamond"/>
+        </w:rPr>
+        <w:t>) incumplimiento de cualquiera de las obligaciones a su cargo previstas en el Acuerdo, que no sea subsanado dentro de los diez (10) días hábiles siguientes a la fecha en que Rappi le notifique por escrito dicho incumplimiento. En el caso en el que Rappi identifique alguno de los eventos descritos previamente podrá, a su discreción: (a) suspender la disposición del Fondo de Mercadotecnia hasta que el incumplimiento sea subsanado; o (b) dar por terminado el Fondo de Mercadotecnia de manera definitiva, sin responsabilidad alguna a su cargo. Lo anterior sin perjuicio de los demás derechos, penas convencionales y acciones que correspondan a Rappi conforme al Acuerdo y a la Ley Aplicable.</w:t>
       </w:r>
       <w:r>
         <w:rPr>
@@ -11195,12 +10302,142 @@
         </w:rPr>
         <w:t xml:space="preserve"> </w:t>
       </w:r>
-      <w:r>
-        <w:rPr>
-          <w:rFonts w:ascii="Garamond" w:eastAsia="Garamond" w:hAnsi="Garamond" w:cs="Garamond"/>
-          <w:sz w:val="23"/>
-          <w:szCs w:val="23"/>
-          <w:highlight w:val="yellow"/>
+    </w:p>
+    <w:p>
+      <w:pPr>
+        <w:jc w:val="both"/>
+        <w:rPr>
+          <w:rFonts w:ascii="Garamond" w:eastAsia="Garamond" w:hAnsi="Garamond" w:cs="Garamond"/>
+          <w:sz w:val="23"/>
+          <w:szCs w:val="23"/>
+          <w:lang w:val="es-ES"/>
+        </w:rPr>
+      </w:pPr>
+      <w:r>
+        <w:rPr>
+          <w:rFonts w:ascii="Garamond" w:eastAsia="Garamond" w:hAnsi="Garamond" w:cs="Garamond"/>
+          <w:sz w:val="23"/>
+          <w:szCs w:val="23"/>
+          <w:lang w:val="es-ES"/>
+        </w:rPr>
+        <w:t xml:space="preserve">{%p </w:t>
+      </w:r>
+      <w:proofErr w:type="spellStart"/>
+      <w:r>
+        <w:rPr>
+          <w:rFonts w:ascii="Garamond" w:eastAsia="Garamond" w:hAnsi="Garamond" w:cs="Garamond"/>
+          <w:sz w:val="23"/>
+          <w:szCs w:val="23"/>
+          <w:lang w:val="es-ES"/>
+        </w:rPr>
+        <w:t>endif</w:t>
+      </w:r>
+      <w:proofErr w:type="spellEnd"/>
+      <w:r>
+        <w:rPr>
+          <w:rFonts w:ascii="Garamond" w:eastAsia="Garamond" w:hAnsi="Garamond" w:cs="Garamond"/>
+          <w:sz w:val="23"/>
+          <w:szCs w:val="23"/>
+          <w:lang w:val="es-ES"/>
+        </w:rPr>
+        <w:t xml:space="preserve"> %}</w:t>
+      </w:r>
+    </w:p>
+    <w:p>
+      <w:pPr>
+        <w:jc w:val="both"/>
+        <w:rPr>
+          <w:rFonts w:ascii="Garamond" w:eastAsia="Garamond" w:hAnsi="Garamond" w:cs="Garamond"/>
+          <w:sz w:val="23"/>
+          <w:szCs w:val="23"/>
+          <w:lang w:val="es-ES"/>
+        </w:rPr>
+      </w:pPr>
+      <w:r>
+        <w:rPr>
+          <w:rFonts w:ascii="Garamond" w:eastAsia="Garamond" w:hAnsi="Garamond" w:cs="Garamond"/>
+          <w:sz w:val="23"/>
+          <w:szCs w:val="23"/>
+          <w:lang w:val="es-ES"/>
+        </w:rPr>
+        <w:t xml:space="preserve">{%p </w:t>
+      </w:r>
+      <w:proofErr w:type="spellStart"/>
+      <w:r>
+        <w:rPr>
+          <w:rFonts w:ascii="Garamond" w:eastAsia="Garamond" w:hAnsi="Garamond" w:cs="Garamond"/>
+          <w:sz w:val="23"/>
+          <w:szCs w:val="23"/>
+          <w:lang w:val="es-ES"/>
+        </w:rPr>
+        <w:t>if</w:t>
+      </w:r>
+      <w:proofErr w:type="spellEnd"/>
+      <w:r>
+        <w:rPr>
+          <w:rFonts w:ascii="Garamond" w:eastAsia="Garamond" w:hAnsi="Garamond" w:cs="Garamond"/>
+          <w:sz w:val="23"/>
+          <w:szCs w:val="23"/>
+          <w:lang w:val="es-ES"/>
+        </w:rPr>
+        <w:t xml:space="preserve"> </w:t>
+      </w:r>
+      <w:proofErr w:type="spellStart"/>
+      <w:r>
+        <w:rPr>
+          <w:rFonts w:ascii="Garamond" w:eastAsia="Garamond" w:hAnsi="Garamond" w:cs="Garamond"/>
+          <w:sz w:val="23"/>
+          <w:szCs w:val="23"/>
+          <w:lang w:val="es-ES"/>
+        </w:rPr>
+        <w:t>activa_linea_nuevas_aperturas</w:t>
+      </w:r>
+      <w:proofErr w:type="spellEnd"/>
+      <w:r>
+        <w:rPr>
+          <w:rFonts w:ascii="Garamond" w:eastAsia="Garamond" w:hAnsi="Garamond" w:cs="Garamond"/>
+          <w:sz w:val="23"/>
+          <w:szCs w:val="23"/>
+          <w:lang w:val="es-ES"/>
+        </w:rPr>
+        <w:t xml:space="preserve"> %}</w:t>
+      </w:r>
+    </w:p>
+    <w:p>
+      <w:pPr>
+        <w:jc w:val="both"/>
+        <w:rPr>
+          <w:rFonts w:ascii="Garamond" w:eastAsia="Garamond" w:hAnsi="Garamond" w:cs="Garamond"/>
+        </w:rPr>
+      </w:pPr>
+    </w:p>
+    <w:p>
+      <w:pPr>
+        <w:jc w:val="both"/>
+        <w:rPr>
+          <w:rFonts w:ascii="Garamond" w:eastAsia="Garamond" w:hAnsi="Garamond" w:cs="Garamond"/>
+        </w:rPr>
+      </w:pPr>
+      <w:r>
+        <w:rPr>
+          <w:rFonts w:ascii="Garamond" w:eastAsia="Garamond" w:hAnsi="Garamond" w:cs="Garamond"/>
+          <w:b/>
+          <w:bCs/>
+          <w:sz w:val="23"/>
+          <w:szCs w:val="23"/>
+          <w:u w:val="single"/>
+        </w:rPr>
+        <w:t xml:space="preserve">CLÁUSULA </w:t>
+      </w:r>
+      <w:proofErr w:type="gramStart"/>
+      <w:r>
+        <w:rPr>
+          <w:rFonts w:ascii="Garamond" w:eastAsia="Garamond" w:hAnsi="Garamond" w:cs="Garamond"/>
+          <w:b/>
+          <w:bCs/>
+          <w:sz w:val="23"/>
+          <w:szCs w:val="23"/>
+          <w:u w:val="single"/>
         </w:rPr>
         <w:t xml:space="preserve">{{ </w:t>
       </w:r>
@@ -11208,49 +10445,132 @@
       <w:r>
         <w:rPr>
           <w:rFonts w:ascii="Garamond" w:eastAsia="Garamond" w:hAnsi="Garamond" w:cs="Garamond"/>
-          <w:sz w:val="23"/>
-          <w:szCs w:val="23"/>
-          <w:highlight w:val="yellow"/>
-        </w:rPr>
-        <w:t>EXCLUSIVIDAD</w:t>
-      </w:r>
-      <w:r>
-        <w:rPr>
-          <w:rFonts w:ascii="Garamond" w:eastAsia="Garamond" w:hAnsi="Garamond" w:cs="Garamond"/>
-          <w:sz w:val="23"/>
-          <w:szCs w:val="23"/>
-          <w:highlight w:val="yellow"/>
-        </w:rPr>
-        <w:t>|title</w:t>
-      </w:r>
-      <w:proofErr w:type="spellEnd"/>
-      <w:r>
-        <w:rPr>
-          <w:rFonts w:ascii="Garamond" w:eastAsia="Garamond" w:hAnsi="Garamond" w:cs="Garamond"/>
-          <w:sz w:val="23"/>
-          <w:szCs w:val="23"/>
-          <w:highlight w:val="yellow"/>
-        </w:rPr>
-        <w:t xml:space="preserve"> }}</w:t>
-      </w:r>
-      <w:r>
-        <w:rPr>
-          <w:rFonts w:ascii="Garamond" w:eastAsia="Garamond" w:hAnsi="Garamond" w:cs="Garamond"/>
-        </w:rPr>
-        <w:t xml:space="preserve"> prevista en la cláusula denominada </w:t>
-      </w:r>
-      <w:r>
-        <w:rPr>
-          <w:rFonts w:ascii="Garamond" w:eastAsia="Garamond" w:hAnsi="Garamond" w:cs="Garamond"/>
-          <w:highlight w:val="yellow"/>
-        </w:rPr>
-        <w:t>"</w:t>
-      </w:r>
-      <w:r>
-        <w:rPr>
-          <w:rFonts w:ascii="Garamond" w:eastAsia="Garamond" w:hAnsi="Garamond" w:cs="Garamond"/>
-          <w:highlight w:val="yellow"/>
-          <w:lang w:val="es-ES"/>
+          <w:b/>
+          <w:bCs/>
+          <w:sz w:val="23"/>
+          <w:szCs w:val="23"/>
+          <w:u w:val="single"/>
+        </w:rPr>
+        <w:t>NUM</w:t>
+      </w:r>
+      <w:proofErr w:type="gramEnd"/>
+      <w:r>
+        <w:rPr>
+          <w:rFonts w:ascii="Garamond" w:eastAsia="Garamond" w:hAnsi="Garamond" w:cs="Garamond"/>
+          <w:b/>
+          <w:bCs/>
+          <w:sz w:val="23"/>
+          <w:szCs w:val="23"/>
+          <w:u w:val="single"/>
+        </w:rPr>
+        <w:t>_LINEA_NUEVAS_APERTURAS|</w:t>
+      </w:r>
+      <w:proofErr w:type="gramStart"/>
+      <w:r>
+        <w:rPr>
+          <w:rFonts w:ascii="Garamond" w:eastAsia="Garamond" w:hAnsi="Garamond" w:cs="Garamond"/>
+          <w:b/>
+          <w:bCs/>
+          <w:sz w:val="23"/>
+          <w:szCs w:val="23"/>
+          <w:u w:val="single"/>
+        </w:rPr>
+        <w:t>upper</w:t>
+      </w:r>
+      <w:proofErr w:type="spellEnd"/>
+      <w:r>
+        <w:rPr>
+          <w:rFonts w:ascii="Garamond" w:eastAsia="Garamond" w:hAnsi="Garamond" w:cs="Garamond"/>
+          <w:b/>
+          <w:bCs/>
+          <w:sz w:val="23"/>
+          <w:szCs w:val="23"/>
+          <w:u w:val="single"/>
+        </w:rPr>
+        <w:t xml:space="preserve"> }</w:t>
+      </w:r>
+      <w:proofErr w:type="gramEnd"/>
+      <w:r>
+        <w:rPr>
+          <w:rFonts w:ascii="Garamond" w:eastAsia="Garamond" w:hAnsi="Garamond" w:cs="Garamond"/>
+          <w:b/>
+          <w:bCs/>
+          <w:sz w:val="23"/>
+          <w:szCs w:val="23"/>
+          <w:u w:val="single"/>
+        </w:rPr>
+        <w:t>}.</w:t>
+      </w:r>
+      <w:r>
+        <w:rPr>
+          <w:rFonts w:ascii="Garamond" w:eastAsia="Garamond" w:hAnsi="Garamond" w:cs="Garamond"/>
+          <w:b/>
+          <w:bCs/>
+          <w:u w:val="single"/>
+        </w:rPr>
+        <w:t xml:space="preserve"> – Línea de Crédito Nuevas Aperturas</w:t>
+      </w:r>
+      <w:r>
+        <w:rPr>
+          <w:rFonts w:ascii="Garamond" w:eastAsia="Garamond" w:hAnsi="Garamond" w:cs="Garamond"/>
+          <w:u w:val="single"/>
+        </w:rPr>
+        <w:t>.</w:t>
+      </w:r>
+      <w:r>
+        <w:rPr>
+          <w:rFonts w:ascii="Garamond" w:eastAsia="Garamond" w:hAnsi="Garamond" w:cs="Garamond"/>
+        </w:rPr>
+        <w:t xml:space="preserve"> Rappi apoyará al Aliado con una línea de crédito (“Línea de Crédito NA”) por una cantidad de hasta $</w:t>
+      </w:r>
+      <w:proofErr w:type="gramStart"/>
+      <w:r>
+        <w:rPr>
+          <w:rFonts w:ascii="Garamond" w:eastAsia="Garamond" w:hAnsi="Garamond" w:cs="Garamond"/>
+          <w:sz w:val="23"/>
+          <w:szCs w:val="23"/>
+        </w:rPr>
+        <w:t>{{ N</w:t>
+      </w:r>
+      <w:proofErr w:type="gramEnd"/>
+      <w:r>
+        <w:rPr>
+          <w:rFonts w:ascii="Garamond" w:eastAsia="Garamond" w:hAnsi="Garamond" w:cs="Garamond"/>
+          <w:sz w:val="23"/>
+          <w:szCs w:val="23"/>
+        </w:rPr>
+        <w:t>_NUEVAS_</w:t>
+      </w:r>
+      <w:proofErr w:type="gramStart"/>
+      <w:r>
+        <w:rPr>
+          <w:rFonts w:ascii="Garamond" w:eastAsia="Garamond" w:hAnsi="Garamond" w:cs="Garamond"/>
+          <w:sz w:val="23"/>
+          <w:szCs w:val="23"/>
+        </w:rPr>
+        <w:t>APERTURAS }</w:t>
+      </w:r>
+      <w:proofErr w:type="gramEnd"/>
+      <w:r>
+        <w:rPr>
+          <w:rFonts w:ascii="Garamond" w:eastAsia="Garamond" w:hAnsi="Garamond" w:cs="Garamond"/>
+          <w:sz w:val="23"/>
+          <w:szCs w:val="23"/>
+        </w:rPr>
+        <w:t>}.00</w:t>
+      </w:r>
+      <w:r>
+        <w:rPr>
+          <w:rFonts w:ascii="Garamond" w:eastAsia="Garamond" w:hAnsi="Garamond" w:cs="Garamond"/>
+        </w:rPr>
+        <w:t xml:space="preserve"> M.N. (</w:t>
+      </w:r>
+      <w:proofErr w:type="gramStart"/>
+      <w:r>
+        <w:rPr>
+          <w:rFonts w:ascii="Garamond" w:eastAsia="Garamond" w:hAnsi="Garamond" w:cs="Garamond"/>
+          <w:sz w:val="23"/>
+          <w:szCs w:val="23"/>
         </w:rPr>
         <w:t xml:space="preserve">{{ </w:t>
       </w:r>
@@ -11258,460 +10578,44 @@
       <w:r>
         <w:rPr>
           <w:rFonts w:ascii="Garamond" w:eastAsia="Garamond" w:hAnsi="Garamond" w:cs="Garamond"/>
-          <w:highlight w:val="yellow"/>
-          <w:lang w:val="es-ES"/>
-        </w:rPr>
-        <w:t>EXCLUSIVIDAD|title</w:t>
-      </w:r>
-      <w:proofErr w:type="spellEnd"/>
-      <w:r>
-        <w:rPr>
-          <w:rFonts w:ascii="Garamond" w:eastAsia="Garamond" w:hAnsi="Garamond" w:cs="Garamond"/>
-          <w:highlight w:val="yellow"/>
-          <w:lang w:val="es-ES"/>
-        </w:rPr>
-        <w:t xml:space="preserve"> }}</w:t>
-      </w:r>
-      <w:r>
-        <w:rPr>
-          <w:rFonts w:ascii="Garamond" w:eastAsia="Garamond" w:hAnsi="Garamond" w:cs="Garamond"/>
-          <w:highlight w:val="yellow"/>
-        </w:rPr>
-        <w:t>"</w:t>
-      </w:r>
-      <w:r>
-        <w:rPr>
-          <w:rFonts w:ascii="Garamond" w:eastAsia="Garamond" w:hAnsi="Garamond" w:cs="Garamond"/>
-        </w:rPr>
-        <w:t xml:space="preserve"> / Condiciones Preferenciales" del Acuerdo; o (</w:t>
-      </w:r>
-      <w:proofErr w:type="spellStart"/>
-      <w:r>
-        <w:rPr>
-          <w:rFonts w:ascii="Garamond" w:eastAsia="Garamond" w:hAnsi="Garamond" w:cs="Garamond"/>
-        </w:rPr>
-        <w:t>ii</w:t>
-      </w:r>
-      <w:proofErr w:type="spellEnd"/>
-      <w:r>
-        <w:rPr>
-          <w:rFonts w:ascii="Garamond" w:eastAsia="Garamond" w:hAnsi="Garamond" w:cs="Garamond"/>
-        </w:rPr>
-        <w:t>) incumplimiento de cualquiera de las obligaciones a su cargo previstas en el Acuerdo, que no sea subsanado dentro de los diez (10) días hábiles siguientes a la fecha en que Rappi le notifique por escrito dicho incumplimiento. En el caso en el que Rappi identifique alguno de los eventos descritos previamente podrá, a su discreción: (a) suspender la disposición del Fondo de Mercadotecnia hasta que el incumplimiento sea subsanado; o (b) dar por terminado el Fondo de Mercadotecnia de manera definitiva, sin responsabilidad alguna a su cargo. Lo anterior sin perjuicio de los demás derechos, penas convencionales y acciones que correspondan a Rappi conforme al Acuerdo y a la Ley Aplicable.</w:t>
-      </w:r>
-      <w:r>
-        <w:rPr>
-          <w:rFonts w:ascii="Garamond" w:eastAsia="Garamond" w:hAnsi="Garamond" w:cs="Garamond"/>
-        </w:rPr>
-        <w:t xml:space="preserve"> </w:t>
-      </w:r>
-    </w:p>
-    <w:p>
-      <w:pPr>
-        <w:jc w:val="both"/>
-        <w:rPr>
-          <w:rFonts w:ascii="Garamond" w:eastAsia="Garamond" w:hAnsi="Garamond" w:cs="Garamond"/>
-          <w:sz w:val="23"/>
-          <w:szCs w:val="23"/>
-          <w:lang w:val="es-ES"/>
-        </w:rPr>
-      </w:pPr>
-      <w:r>
-        <w:rPr>
-          <w:rFonts w:ascii="Garamond" w:eastAsia="Garamond" w:hAnsi="Garamond" w:cs="Garamond"/>
-          <w:sz w:val="23"/>
-          <w:szCs w:val="23"/>
-          <w:highlight w:val="yellow"/>
-          <w:lang w:val="es-ES"/>
-        </w:rPr>
-        <w:t xml:space="preserve">{%p </w:t>
-      </w:r>
-      <w:proofErr w:type="spellStart"/>
-      <w:r>
-        <w:rPr>
-          <w:rFonts w:ascii="Garamond" w:eastAsia="Garamond" w:hAnsi="Garamond" w:cs="Garamond"/>
-          <w:sz w:val="23"/>
-          <w:szCs w:val="23"/>
-          <w:highlight w:val="yellow"/>
-          <w:lang w:val="es-ES"/>
-        </w:rPr>
-        <w:t>endif</w:t>
-      </w:r>
-      <w:proofErr w:type="spellEnd"/>
-      <w:r>
-        <w:rPr>
-          <w:rFonts w:ascii="Garamond" w:eastAsia="Garamond" w:hAnsi="Garamond" w:cs="Garamond"/>
-          <w:sz w:val="23"/>
-          <w:szCs w:val="23"/>
-          <w:highlight w:val="yellow"/>
-          <w:lang w:val="es-ES"/>
-        </w:rPr>
-        <w:t xml:space="preserve"> %}</w:t>
-      </w:r>
-    </w:p>
-    <w:p>
-      <w:pPr>
-        <w:jc w:val="both"/>
-        <w:rPr>
-          <w:rFonts w:ascii="Garamond" w:eastAsia="Garamond" w:hAnsi="Garamond" w:cs="Garamond"/>
-          <w:sz w:val="23"/>
-          <w:szCs w:val="23"/>
-          <w:lang w:val="es-ES"/>
-        </w:rPr>
-      </w:pPr>
-      <w:r>
-        <w:rPr>
-          <w:rFonts w:ascii="Garamond" w:eastAsia="Garamond" w:hAnsi="Garamond" w:cs="Garamond"/>
-          <w:sz w:val="23"/>
-          <w:szCs w:val="23"/>
-          <w:highlight w:val="yellow"/>
-          <w:lang w:val="es-ES"/>
-        </w:rPr>
-        <w:t xml:space="preserve">{%p </w:t>
-      </w:r>
-      <w:proofErr w:type="spellStart"/>
-      <w:r>
-        <w:rPr>
-          <w:rFonts w:ascii="Garamond" w:eastAsia="Garamond" w:hAnsi="Garamond" w:cs="Garamond"/>
-          <w:sz w:val="23"/>
-          <w:szCs w:val="23"/>
-          <w:highlight w:val="yellow"/>
-          <w:lang w:val="es-ES"/>
-        </w:rPr>
-        <w:t>if</w:t>
-      </w:r>
-      <w:proofErr w:type="spellEnd"/>
-      <w:r>
-        <w:rPr>
-          <w:rFonts w:ascii="Garamond" w:eastAsia="Garamond" w:hAnsi="Garamond" w:cs="Garamond"/>
-          <w:sz w:val="23"/>
-          <w:szCs w:val="23"/>
-          <w:highlight w:val="yellow"/>
-          <w:lang w:val="es-ES"/>
-        </w:rPr>
-        <w:t xml:space="preserve"> </w:t>
-      </w:r>
-      <w:proofErr w:type="spellStart"/>
-      <w:r>
-        <w:rPr>
-          <w:rFonts w:ascii="Garamond" w:eastAsia="Garamond" w:hAnsi="Garamond" w:cs="Garamond"/>
-          <w:sz w:val="23"/>
-          <w:szCs w:val="23"/>
-          <w:highlight w:val="yellow"/>
-          <w:lang w:val="es-ES"/>
-        </w:rPr>
-        <w:t>activa</w:t>
-      </w:r>
-      <w:r>
-        <w:rPr>
-          <w:rFonts w:ascii="Garamond" w:eastAsia="Garamond" w:hAnsi="Garamond" w:cs="Garamond"/>
-          <w:sz w:val="23"/>
-          <w:szCs w:val="23"/>
-          <w:highlight w:val="yellow"/>
-          <w:lang w:val="es-ES"/>
-        </w:rPr>
-        <w:t>_</w:t>
-      </w:r>
-      <w:r>
-        <w:rPr>
-          <w:rFonts w:ascii="Garamond" w:eastAsia="Garamond" w:hAnsi="Garamond" w:cs="Garamond"/>
-          <w:sz w:val="23"/>
-          <w:szCs w:val="23"/>
-          <w:highlight w:val="yellow"/>
-          <w:lang w:val="es-ES"/>
-        </w:rPr>
-        <w:t>linea_nuevas_aperturas</w:t>
-      </w:r>
-      <w:proofErr w:type="spellEnd"/>
-      <w:r>
-        <w:rPr>
-          <w:rFonts w:ascii="Garamond" w:eastAsia="Garamond" w:hAnsi="Garamond" w:cs="Garamond"/>
-          <w:sz w:val="23"/>
-          <w:szCs w:val="23"/>
-          <w:highlight w:val="yellow"/>
-          <w:lang w:val="es-ES"/>
-        </w:rPr>
-        <w:t xml:space="preserve"> %}</w:t>
-      </w:r>
-    </w:p>
-    <w:p>
-      <w:pPr>
-        <w:jc w:val="both"/>
-        <w:rPr>
-          <w:rFonts w:ascii="Garamond" w:eastAsia="Garamond" w:hAnsi="Garamond" w:cs="Garamond"/>
-        </w:rPr>
-      </w:pPr>
-    </w:p>
-    <w:p>
-      <w:pPr>
-        <w:jc w:val="both"/>
-        <w:rPr>
-          <w:rFonts w:ascii="Garamond" w:eastAsia="Garamond" w:hAnsi="Garamond" w:cs="Garamond"/>
-        </w:rPr>
-      </w:pPr>
-      <w:r>
-        <w:rPr>
-          <w:rFonts w:ascii="Garamond" w:eastAsia="Garamond" w:hAnsi="Garamond" w:cs="Garamond"/>
-          <w:b/>
-          <w:bCs/>
-          <w:sz w:val="23"/>
-          <w:szCs w:val="23"/>
-          <w:u w:val="single"/>
-        </w:rPr>
-        <w:t xml:space="preserve">CLÁUSULA </w:t>
+          <w:sz w:val="23"/>
+          <w:szCs w:val="23"/>
+        </w:rPr>
+        <w:t>VALOR</w:t>
+      </w:r>
+      <w:proofErr w:type="gramEnd"/>
+      <w:r>
+        <w:rPr>
+          <w:rFonts w:ascii="Garamond" w:eastAsia="Garamond" w:hAnsi="Garamond" w:cs="Garamond"/>
+          <w:sz w:val="23"/>
+          <w:szCs w:val="23"/>
+        </w:rPr>
+        <w:t>_NUEVAS_APERTURAS|</w:t>
       </w:r>
       <w:proofErr w:type="gramStart"/>
       <w:r>
         <w:rPr>
           <w:rFonts w:ascii="Garamond" w:eastAsia="Garamond" w:hAnsi="Garamond" w:cs="Garamond"/>
-          <w:b/>
-          <w:bCs/>
-          <w:sz w:val="23"/>
-          <w:szCs w:val="23"/>
-          <w:highlight w:val="yellow"/>
-          <w:u w:val="single"/>
-        </w:rPr>
-        <w:t xml:space="preserve">{{ </w:t>
-      </w:r>
-      <w:proofErr w:type="spellStart"/>
-      <w:r>
-        <w:rPr>
-          <w:rFonts w:ascii="Garamond" w:eastAsia="Garamond" w:hAnsi="Garamond" w:cs="Garamond"/>
-          <w:b/>
-          <w:bCs/>
-          <w:sz w:val="23"/>
-          <w:szCs w:val="23"/>
-          <w:highlight w:val="yellow"/>
-          <w:u w:val="single"/>
-        </w:rPr>
-        <w:t>NUM</w:t>
+          <w:sz w:val="23"/>
+          <w:szCs w:val="23"/>
+        </w:rPr>
+        <w:t>lower</w:t>
+      </w:r>
+      <w:proofErr w:type="spellEnd"/>
+      <w:r>
+        <w:rPr>
+          <w:rFonts w:ascii="Garamond" w:eastAsia="Garamond" w:hAnsi="Garamond" w:cs="Garamond"/>
+          <w:sz w:val="23"/>
+          <w:szCs w:val="23"/>
+        </w:rPr>
+        <w:t xml:space="preserve"> }</w:t>
       </w:r>
       <w:proofErr w:type="gramEnd"/>
       <w:r>
         <w:rPr>
           <w:rFonts w:ascii="Garamond" w:eastAsia="Garamond" w:hAnsi="Garamond" w:cs="Garamond"/>
-          <w:b/>
-          <w:bCs/>
-          <w:sz w:val="23"/>
-          <w:szCs w:val="23"/>
-          <w:highlight w:val="yellow"/>
-          <w:u w:val="single"/>
-        </w:rPr>
-        <w:t>_LINEA_NUEVAS_APERTURAS</w:t>
-      </w:r>
-      <w:r>
-        <w:rPr>
-          <w:rFonts w:ascii="Garamond" w:eastAsia="Garamond" w:hAnsi="Garamond" w:cs="Garamond"/>
-          <w:b/>
-          <w:bCs/>
-          <w:sz w:val="23"/>
-          <w:szCs w:val="23"/>
-          <w:highlight w:val="yellow"/>
-          <w:u w:val="single"/>
-        </w:rPr>
-        <w:t>|</w:t>
-      </w:r>
-      <w:proofErr w:type="gramStart"/>
-      <w:r>
-        <w:rPr>
-          <w:rFonts w:ascii="Garamond" w:eastAsia="Garamond" w:hAnsi="Garamond" w:cs="Garamond"/>
-          <w:b/>
-          <w:bCs/>
-          <w:sz w:val="23"/>
-          <w:szCs w:val="23"/>
-          <w:highlight w:val="yellow"/>
-          <w:u w:val="single"/>
-        </w:rPr>
-        <w:t>upper</w:t>
-      </w:r>
-      <w:proofErr w:type="spellEnd"/>
-      <w:r>
-        <w:rPr>
-          <w:rFonts w:ascii="Garamond" w:eastAsia="Garamond" w:hAnsi="Garamond" w:cs="Garamond"/>
-          <w:b/>
-          <w:bCs/>
-          <w:sz w:val="23"/>
-          <w:szCs w:val="23"/>
-          <w:highlight w:val="yellow"/>
-          <w:u w:val="single"/>
-        </w:rPr>
-        <w:t xml:space="preserve"> }</w:t>
-      </w:r>
-      <w:proofErr w:type="gramEnd"/>
-      <w:r>
-        <w:rPr>
-          <w:rFonts w:ascii="Garamond" w:eastAsia="Garamond" w:hAnsi="Garamond" w:cs="Garamond"/>
-          <w:b/>
-          <w:bCs/>
-          <w:sz w:val="23"/>
-          <w:szCs w:val="23"/>
-          <w:highlight w:val="yellow"/>
-          <w:u w:val="single"/>
-        </w:rPr>
-        <w:t>}</w:t>
-      </w:r>
-      <w:r>
-        <w:rPr>
-          <w:rFonts w:ascii="Garamond" w:eastAsia="Garamond" w:hAnsi="Garamond" w:cs="Garamond"/>
-          <w:b/>
-          <w:bCs/>
-          <w:sz w:val="23"/>
-          <w:szCs w:val="23"/>
-          <w:u w:val="single"/>
-        </w:rPr>
-        <w:t>.</w:t>
-      </w:r>
-      <w:r>
-        <w:rPr>
-          <w:rFonts w:ascii="Garamond" w:eastAsia="Garamond" w:hAnsi="Garamond" w:cs="Garamond"/>
-          <w:b/>
-          <w:bCs/>
-          <w:u w:val="single"/>
-        </w:rPr>
-        <w:t xml:space="preserve"> – Línea de Crédito Nuevas Aperturas</w:t>
-      </w:r>
-      <w:r>
-        <w:rPr>
-          <w:rFonts w:ascii="Garamond" w:eastAsia="Garamond" w:hAnsi="Garamond" w:cs="Garamond"/>
-          <w:u w:val="single"/>
-        </w:rPr>
-        <w:t>.</w:t>
-      </w:r>
-      <w:r>
-        <w:rPr>
-          <w:rFonts w:ascii="Garamond" w:eastAsia="Garamond" w:hAnsi="Garamond" w:cs="Garamond"/>
-        </w:rPr>
-        <w:t xml:space="preserve"> Rappi apoyará al Aliado con una línea de crédito (“Línea de Crédito NA”) por una cantidad de hasta $</w:t>
-      </w:r>
-      <w:proofErr w:type="gramStart"/>
-      <w:r>
-        <w:rPr>
-          <w:rFonts w:ascii="Garamond" w:eastAsia="Garamond" w:hAnsi="Garamond" w:cs="Garamond"/>
-          <w:sz w:val="23"/>
-          <w:szCs w:val="23"/>
-          <w:highlight w:val="yellow"/>
-        </w:rPr>
-        <w:t xml:space="preserve">{{ </w:t>
-      </w:r>
-      <w:r>
-        <w:rPr>
-          <w:rFonts w:ascii="Garamond" w:eastAsia="Garamond" w:hAnsi="Garamond" w:cs="Garamond"/>
-          <w:sz w:val="23"/>
-          <w:szCs w:val="23"/>
-          <w:highlight w:val="yellow"/>
-        </w:rPr>
-        <w:t>N</w:t>
-      </w:r>
-      <w:proofErr w:type="gramEnd"/>
-      <w:r>
-        <w:rPr>
-          <w:rFonts w:ascii="Garamond" w:eastAsia="Garamond" w:hAnsi="Garamond" w:cs="Garamond"/>
-          <w:sz w:val="23"/>
-          <w:szCs w:val="23"/>
-          <w:highlight w:val="yellow"/>
-        </w:rPr>
-        <w:t>_NUEVAS_</w:t>
-      </w:r>
-      <w:proofErr w:type="gramStart"/>
-      <w:r>
-        <w:rPr>
-          <w:rFonts w:ascii="Garamond" w:eastAsia="Garamond" w:hAnsi="Garamond" w:cs="Garamond"/>
-          <w:sz w:val="23"/>
-          <w:szCs w:val="23"/>
-          <w:highlight w:val="yellow"/>
-        </w:rPr>
-        <w:t>APERTURAS }</w:t>
-      </w:r>
-      <w:proofErr w:type="gramEnd"/>
-      <w:r>
-        <w:rPr>
-          <w:rFonts w:ascii="Garamond" w:eastAsia="Garamond" w:hAnsi="Garamond" w:cs="Garamond"/>
-          <w:sz w:val="23"/>
-          <w:szCs w:val="23"/>
-          <w:highlight w:val="yellow"/>
-        </w:rPr>
-        <w:t>}</w:t>
-      </w:r>
-      <w:r>
-        <w:rPr>
-          <w:rFonts w:ascii="Garamond" w:eastAsia="Garamond" w:hAnsi="Garamond" w:cs="Garamond"/>
-          <w:sz w:val="23"/>
-          <w:szCs w:val="23"/>
-        </w:rPr>
-        <w:t>.00</w:t>
-      </w:r>
-      <w:r>
-        <w:rPr>
-          <w:rFonts w:ascii="Garamond" w:eastAsia="Garamond" w:hAnsi="Garamond" w:cs="Garamond"/>
-        </w:rPr>
-        <w:t xml:space="preserve"> M.N. (</w:t>
-      </w:r>
-      <w:proofErr w:type="gramStart"/>
-      <w:r>
-        <w:rPr>
-          <w:rFonts w:ascii="Garamond" w:eastAsia="Garamond" w:hAnsi="Garamond" w:cs="Garamond"/>
-          <w:sz w:val="23"/>
-          <w:szCs w:val="23"/>
-          <w:highlight w:val="yellow"/>
-        </w:rPr>
-        <w:t xml:space="preserve">{{ </w:t>
-      </w:r>
-      <w:proofErr w:type="spellStart"/>
-      <w:r>
-        <w:rPr>
-          <w:rFonts w:ascii="Garamond" w:eastAsia="Garamond" w:hAnsi="Garamond" w:cs="Garamond"/>
-          <w:sz w:val="23"/>
-          <w:szCs w:val="23"/>
-          <w:highlight w:val="yellow"/>
-        </w:rPr>
-        <w:t>VALOR</w:t>
-      </w:r>
-      <w:proofErr w:type="gramEnd"/>
-      <w:r>
-        <w:rPr>
-          <w:rFonts w:ascii="Garamond" w:eastAsia="Garamond" w:hAnsi="Garamond" w:cs="Garamond"/>
-          <w:sz w:val="23"/>
-          <w:szCs w:val="23"/>
-          <w:highlight w:val="yellow"/>
-        </w:rPr>
-        <w:t>_NUEVAS_APERTURAS</w:t>
-      </w:r>
-      <w:r>
-        <w:rPr>
-          <w:rFonts w:ascii="Garamond" w:eastAsia="Garamond" w:hAnsi="Garamond" w:cs="Garamond"/>
-          <w:sz w:val="23"/>
-          <w:szCs w:val="23"/>
-          <w:highlight w:val="yellow"/>
-        </w:rPr>
-        <w:t>|</w:t>
-      </w:r>
-      <w:proofErr w:type="gramStart"/>
-      <w:r>
-        <w:rPr>
-          <w:rFonts w:ascii="Garamond" w:eastAsia="Garamond" w:hAnsi="Garamond" w:cs="Garamond"/>
-          <w:sz w:val="23"/>
-          <w:szCs w:val="23"/>
-          <w:highlight w:val="yellow"/>
-        </w:rPr>
-        <w:t>lower</w:t>
-      </w:r>
-      <w:proofErr w:type="spellEnd"/>
-      <w:r>
-        <w:rPr>
-          <w:rFonts w:ascii="Garamond" w:eastAsia="Garamond" w:hAnsi="Garamond" w:cs="Garamond"/>
-          <w:sz w:val="23"/>
-          <w:szCs w:val="23"/>
-          <w:highlight w:val="yellow"/>
-        </w:rPr>
-        <w:t xml:space="preserve"> }</w:t>
-      </w:r>
-      <w:proofErr w:type="gramEnd"/>
-      <w:r>
-        <w:rPr>
-          <w:rFonts w:ascii="Garamond" w:eastAsia="Garamond" w:hAnsi="Garamond" w:cs="Garamond"/>
-          <w:sz w:val="23"/>
-          <w:szCs w:val="23"/>
-          <w:highlight w:val="yellow"/>
+          <w:sz w:val="23"/>
+          <w:szCs w:val="23"/>
         </w:rPr>
         <w:t>}</w:t>
       </w:r>
@@ -11795,7 +10699,6 @@
           <w:rFonts w:ascii="Garamond" w:eastAsia="Garamond" w:hAnsi="Garamond" w:cs="Garamond"/>
           <w:sz w:val="23"/>
           <w:szCs w:val="23"/>
-          <w:highlight w:val="yellow"/>
           <w:lang w:val="es-ES"/>
         </w:rPr>
         <w:t xml:space="preserve">{%p </w:t>
@@ -11806,7 +10709,6 @@
           <w:rFonts w:ascii="Garamond" w:eastAsia="Garamond" w:hAnsi="Garamond" w:cs="Garamond"/>
           <w:sz w:val="23"/>
           <w:szCs w:val="23"/>
-          <w:highlight w:val="yellow"/>
           <w:lang w:val="es-ES"/>
         </w:rPr>
         <w:t>endif</w:t>
@@ -11817,7 +10719,6 @@
           <w:rFonts w:ascii="Garamond" w:eastAsia="Garamond" w:hAnsi="Garamond" w:cs="Garamond"/>
           <w:sz w:val="23"/>
           <w:szCs w:val="23"/>
-          <w:highlight w:val="yellow"/>
           <w:lang w:val="es-ES"/>
         </w:rPr>
         <w:t xml:space="preserve"> %}</w:t>
@@ -11837,7 +10738,6 @@
           <w:rFonts w:ascii="Garamond" w:eastAsia="Garamond" w:hAnsi="Garamond" w:cs="Garamond"/>
           <w:sz w:val="23"/>
           <w:szCs w:val="23"/>
-          <w:highlight w:val="yellow"/>
         </w:rPr>
         <w:t xml:space="preserve">{%p </w:t>
       </w:r>
@@ -11847,7 +10747,6 @@
           <w:rFonts w:ascii="Garamond" w:eastAsia="Garamond" w:hAnsi="Garamond" w:cs="Garamond"/>
           <w:sz w:val="23"/>
           <w:szCs w:val="23"/>
-          <w:highlight w:val="yellow"/>
         </w:rPr>
         <w:t>if</w:t>
       </w:r>
@@ -11857,7 +10756,6 @@
           <w:rFonts w:ascii="Garamond" w:eastAsia="Garamond" w:hAnsi="Garamond" w:cs="Garamond"/>
           <w:sz w:val="23"/>
           <w:szCs w:val="23"/>
-          <w:highlight w:val="yellow"/>
         </w:rPr>
         <w:t xml:space="preserve"> </w:t>
       </w:r>
@@ -11867,7 +10765,6 @@
           <w:rFonts w:ascii="Garamond" w:eastAsia="Garamond" w:hAnsi="Garamond" w:cs="Garamond"/>
           <w:sz w:val="23"/>
           <w:szCs w:val="23"/>
-          <w:highlight w:val="yellow"/>
         </w:rPr>
         <w:t>activa_incumplimiento_bono_fondo</w:t>
       </w:r>
@@ -11877,7 +10774,6 @@
           <w:rFonts w:ascii="Garamond" w:eastAsia="Garamond" w:hAnsi="Garamond" w:cs="Garamond"/>
           <w:sz w:val="23"/>
           <w:szCs w:val="23"/>
-          <w:highlight w:val="yellow"/>
         </w:rPr>
         <w:t xml:space="preserve"> %}</w:t>
       </w:r>
@@ -11918,7 +10814,6 @@
           <w:bCs/>
           <w:sz w:val="23"/>
           <w:szCs w:val="23"/>
-          <w:highlight w:val="yellow"/>
           <w:u w:val="single"/>
         </w:rPr>
         <w:t xml:space="preserve">{{ </w:t>
@@ -11931,7 +10826,6 @@
           <w:bCs/>
           <w:sz w:val="23"/>
           <w:szCs w:val="23"/>
-          <w:highlight w:val="yellow"/>
           <w:u w:val="single"/>
         </w:rPr>
         <w:t>NUM</w:t>
@@ -11944,22 +10838,9 @@
           <w:bCs/>
           <w:sz w:val="23"/>
           <w:szCs w:val="23"/>
-          <w:highlight w:val="yellow"/>
-          <w:u w:val="single"/>
-        </w:rPr>
-        <w:t>_INCUMPLIMIENTO_BONO_Y_FONDO</w:t>
-      </w:r>
-      <w:r>
-        <w:rPr>
-          <w:rFonts w:ascii="Garamond" w:eastAsia="Garamond" w:hAnsi="Garamond" w:cs="Garamond"/>
-          <w:b/>
-          <w:bCs/>
-          <w:sz w:val="23"/>
-          <w:szCs w:val="23"/>
-          <w:highlight w:val="yellow"/>
-          <w:u w:val="single"/>
-        </w:rPr>
-        <w:t>|</w:t>
+          <w:u w:val="single"/>
+        </w:rPr>
+        <w:t>_INCUMPLIMIENTO_BONO_Y_FONDO|</w:t>
       </w:r>
       <w:proofErr w:type="gramStart"/>
       <w:r>
@@ -11969,7 +10850,6 @@
           <w:bCs/>
           <w:sz w:val="23"/>
           <w:szCs w:val="23"/>
-          <w:highlight w:val="yellow"/>
           <w:u w:val="single"/>
         </w:rPr>
         <w:t>upper</w:t>
@@ -11982,7 +10862,6 @@
           <w:bCs/>
           <w:sz w:val="23"/>
           <w:szCs w:val="23"/>
-          <w:highlight w:val="yellow"/>
           <w:u w:val="single"/>
         </w:rPr>
         <w:t xml:space="preserve"> }</w:t>
@@ -11995,7 +10874,6 @@
           <w:bCs/>
           <w:sz w:val="23"/>
           <w:szCs w:val="23"/>
-          <w:highlight w:val="yellow"/>
           <w:u w:val="single"/>
         </w:rPr>
         <w:t>}</w:t>
@@ -12027,13 +10905,7 @@
         <w:rPr>
           <w:rFonts w:ascii="Garamond" w:eastAsia="Garamond" w:hAnsi="Garamond" w:cs="Garamond"/>
         </w:rPr>
-        <w:t>”</w:t>
-      </w:r>
-      <w:r>
-        <w:rPr>
-          <w:rFonts w:ascii="Garamond" w:eastAsia="Garamond" w:hAnsi="Garamond" w:cs="Garamond"/>
-        </w:rPr>
-        <w:t xml:space="preserve"> del Acuerdo frente a Rappi; (</w:t>
+        <w:t>” del Acuerdo frente a Rappi; (</w:t>
       </w:r>
       <w:proofErr w:type="spellStart"/>
       <w:r>
@@ -12061,13 +10933,7 @@
         <w:rPr>
           <w:rFonts w:ascii="Garamond" w:eastAsia="Garamond" w:hAnsi="Garamond" w:cs="Garamond"/>
         </w:rPr>
-        <w:t xml:space="preserve">) Rappi rescinda el Acuerdo por causas imputables al Aliado (en adelante “Incumplimiento”), entonces el Aliado deberá devolver íntegramente las cantidades que Rappi haya otorgado por concepto de </w:t>
-      </w:r>
-      <w:r>
-        <w:rPr>
-          <w:rFonts w:ascii="Garamond" w:eastAsia="Garamond" w:hAnsi="Garamond" w:cs="Garamond"/>
-        </w:rPr>
-        <w:t>“</w:t>
+        <w:t>) Rappi rescinda el Acuerdo por causas imputables al Aliado (en adelante “Incumplimiento”), entonces el Aliado deberá devolver íntegramente las cantidades que Rappi haya otorgado por concepto de “</w:t>
       </w:r>
       <w:r>
         <w:rPr>
@@ -12082,13 +10948,7 @@
         <w:rPr>
           <w:rFonts w:ascii="Garamond" w:eastAsia="Garamond" w:hAnsi="Garamond" w:cs="Garamond"/>
         </w:rPr>
-        <w:t xml:space="preserve">” </w:t>
-      </w:r>
-      <w:r>
-        <w:rPr>
-          <w:rFonts w:ascii="Garamond" w:eastAsia="Garamond" w:hAnsi="Garamond" w:cs="Garamond"/>
-        </w:rPr>
-        <w:t>que hasta ese momento se hayan desembolsado por parte de Rappi, más una pena convencional del 50% (cincuenta por ciento) sobre dicho monto.</w:t>
+        <w:t>” que hasta ese momento se hayan desembolsado por parte de Rappi, más una pena convencional del 50% (cincuenta por ciento) sobre dicho monto.</w:t>
       </w:r>
       <w:r>
         <w:rPr>
@@ -12132,7 +10992,6 @@
           <w:rFonts w:ascii="Garamond" w:eastAsia="Garamond" w:hAnsi="Garamond" w:cs="Garamond"/>
           <w:sz w:val="23"/>
           <w:szCs w:val="23"/>
-          <w:highlight w:val="yellow"/>
           <w:lang w:val="es-ES"/>
         </w:rPr>
         <w:t xml:space="preserve">{%p </w:t>
@@ -12143,7 +11002,6 @@
           <w:rFonts w:ascii="Garamond" w:eastAsia="Garamond" w:hAnsi="Garamond" w:cs="Garamond"/>
           <w:sz w:val="23"/>
           <w:szCs w:val="23"/>
-          <w:highlight w:val="yellow"/>
           <w:lang w:val="es-ES"/>
         </w:rPr>
         <w:t>endif</w:t>
@@ -12154,7 +11012,6 @@
           <w:rFonts w:ascii="Garamond" w:eastAsia="Garamond" w:hAnsi="Garamond" w:cs="Garamond"/>
           <w:sz w:val="23"/>
           <w:szCs w:val="23"/>
-          <w:highlight w:val="yellow"/>
           <w:lang w:val="es-ES"/>
         </w:rPr>
         <w:t xml:space="preserve"> %}</w:t>
@@ -12174,7 +11031,6 @@
           <w:rFonts w:ascii="Garamond" w:eastAsia="Garamond" w:hAnsi="Garamond" w:cs="Garamond"/>
           <w:sz w:val="23"/>
           <w:szCs w:val="23"/>
-          <w:highlight w:val="yellow"/>
         </w:rPr>
         <w:t xml:space="preserve">{%p </w:t>
       </w:r>
@@ -12184,7 +11040,6 @@
           <w:rFonts w:ascii="Garamond" w:eastAsia="Garamond" w:hAnsi="Garamond" w:cs="Garamond"/>
           <w:sz w:val="23"/>
           <w:szCs w:val="23"/>
-          <w:highlight w:val="yellow"/>
         </w:rPr>
         <w:t>if</w:t>
       </w:r>
@@ -12194,7 +11049,6 @@
           <w:rFonts w:ascii="Garamond" w:eastAsia="Garamond" w:hAnsi="Garamond" w:cs="Garamond"/>
           <w:sz w:val="23"/>
           <w:szCs w:val="23"/>
-          <w:highlight w:val="yellow"/>
         </w:rPr>
         <w:t xml:space="preserve"> </w:t>
       </w:r>
@@ -12204,7 +11058,6 @@
           <w:rFonts w:ascii="Garamond" w:eastAsia="Garamond" w:hAnsi="Garamond" w:cs="Garamond"/>
           <w:sz w:val="23"/>
           <w:szCs w:val="23"/>
-          <w:highlight w:val="yellow"/>
         </w:rPr>
         <w:t>activa_incumplimiento_exclusividad</w:t>
       </w:r>
@@ -12214,7 +11067,6 @@
           <w:rFonts w:ascii="Garamond" w:eastAsia="Garamond" w:hAnsi="Garamond" w:cs="Garamond"/>
           <w:sz w:val="23"/>
           <w:szCs w:val="23"/>
-          <w:highlight w:val="yellow"/>
         </w:rPr>
         <w:t xml:space="preserve"> %}</w:t>
       </w:r>
@@ -12256,7 +11108,6 @@
           <w:bCs/>
           <w:sz w:val="23"/>
           <w:szCs w:val="23"/>
-          <w:highlight w:val="yellow"/>
           <w:u w:val="single"/>
         </w:rPr>
         <w:t xml:space="preserve">{{ </w:t>
@@ -12269,7 +11120,6 @@
           <w:bCs/>
           <w:sz w:val="23"/>
           <w:szCs w:val="23"/>
-          <w:highlight w:val="yellow"/>
           <w:u w:val="single"/>
         </w:rPr>
         <w:t>NUM</w:t>
@@ -12282,20 +11132,84 @@
           <w:bCs/>
           <w:sz w:val="23"/>
           <w:szCs w:val="23"/>
-          <w:highlight w:val="yellow"/>
-          <w:u w:val="single"/>
-        </w:rPr>
-        <w:t>_INCUMPLIMIENTO_EXCLUSIVIDAD_Y_SEMI</w:t>
-      </w:r>
-      <w:r>
-        <w:rPr>
-          <w:rFonts w:ascii="Garamond" w:eastAsia="Garamond" w:hAnsi="Garamond" w:cs="Garamond"/>
-          <w:b/>
-          <w:bCs/>
-          <w:sz w:val="23"/>
-          <w:szCs w:val="23"/>
-          <w:highlight w:val="yellow"/>
-          <w:u w:val="single"/>
+          <w:u w:val="single"/>
+        </w:rPr>
+        <w:t>_INCUMPLIMIENTO_EXCLUSIVIDAD_Y_SEMI|</w:t>
+      </w:r>
+      <w:proofErr w:type="gramStart"/>
+      <w:r>
+        <w:rPr>
+          <w:rFonts w:ascii="Garamond" w:eastAsia="Garamond" w:hAnsi="Garamond" w:cs="Garamond"/>
+          <w:b/>
+          <w:bCs/>
+          <w:sz w:val="23"/>
+          <w:szCs w:val="23"/>
+          <w:u w:val="single"/>
+        </w:rPr>
+        <w:t>upper</w:t>
+      </w:r>
+      <w:proofErr w:type="spellEnd"/>
+      <w:r>
+        <w:rPr>
+          <w:rFonts w:ascii="Garamond" w:eastAsia="Garamond" w:hAnsi="Garamond" w:cs="Garamond"/>
+          <w:b/>
+          <w:bCs/>
+          <w:sz w:val="23"/>
+          <w:szCs w:val="23"/>
+          <w:u w:val="single"/>
+        </w:rPr>
+        <w:t xml:space="preserve"> }</w:t>
+      </w:r>
+      <w:proofErr w:type="gramEnd"/>
+      <w:r>
+        <w:rPr>
+          <w:rFonts w:ascii="Garamond" w:eastAsia="Garamond" w:hAnsi="Garamond" w:cs="Garamond"/>
+          <w:b/>
+          <w:bCs/>
+          <w:sz w:val="23"/>
+          <w:szCs w:val="23"/>
+          <w:u w:val="single"/>
+        </w:rPr>
+        <w:t xml:space="preserve">}. - </w:t>
+      </w:r>
+      <w:r>
+        <w:rPr>
+          <w:rFonts w:ascii="Garamond" w:eastAsia="Garamond" w:hAnsi="Garamond" w:cs="Garamond"/>
+          <w:b/>
+          <w:bCs/>
+        </w:rPr>
+        <w:t xml:space="preserve"> Incumplimiento.</w:t>
+      </w:r>
+      <w:r>
+        <w:rPr>
+          <w:rFonts w:ascii="Garamond" w:eastAsia="Garamond" w:hAnsi="Garamond" w:cs="Garamond"/>
+        </w:rPr>
+        <w:t xml:space="preserve"> En caso de que el Aliado incumpla con la obligación consagrada en la Cláusula denominada "</w:t>
+      </w:r>
+      <w:proofErr w:type="gramStart"/>
+      <w:r>
+        <w:rPr>
+          <w:rFonts w:ascii="Garamond" w:eastAsia="Garamond" w:hAnsi="Garamond" w:cs="Garamond"/>
+          <w:sz w:val="23"/>
+          <w:szCs w:val="23"/>
+        </w:rPr>
+        <w:t xml:space="preserve">{{ </w:t>
+      </w:r>
+      <w:proofErr w:type="spellStart"/>
+      <w:r>
+        <w:rPr>
+          <w:rFonts w:ascii="Garamond" w:eastAsia="Garamond" w:hAnsi="Garamond" w:cs="Garamond"/>
+          <w:sz w:val="23"/>
+          <w:szCs w:val="23"/>
+        </w:rPr>
+        <w:t>EXCLUSIVIDAD</w:t>
+      </w:r>
+      <w:proofErr w:type="gramEnd"/>
+      <w:r>
+        <w:rPr>
+          <w:rFonts w:ascii="Garamond" w:eastAsia="Garamond" w:hAnsi="Garamond" w:cs="Garamond"/>
+          <w:sz w:val="23"/>
+          <w:szCs w:val="23"/>
         </w:rPr>
         <w:t>|</w:t>
       </w:r>
@@ -12303,11 +11217,121 @@
       <w:r>
         <w:rPr>
           <w:rFonts w:ascii="Garamond" w:eastAsia="Garamond" w:hAnsi="Garamond" w:cs="Garamond"/>
-          <w:b/>
-          <w:bCs/>
-          <w:sz w:val="23"/>
-          <w:szCs w:val="23"/>
-          <w:highlight w:val="yellow"/>
+          <w:sz w:val="23"/>
+          <w:szCs w:val="23"/>
+        </w:rPr>
+        <w:t>title</w:t>
+      </w:r>
+      <w:proofErr w:type="spellEnd"/>
+      <w:r>
+        <w:rPr>
+          <w:rFonts w:ascii="Garamond" w:eastAsia="Garamond" w:hAnsi="Garamond" w:cs="Garamond"/>
+          <w:sz w:val="23"/>
+          <w:szCs w:val="23"/>
+        </w:rPr>
+        <w:t xml:space="preserve"> }}</w:t>
+      </w:r>
+      <w:r>
+        <w:rPr>
+          <w:rFonts w:ascii="Garamond" w:eastAsia="Garamond" w:hAnsi="Garamond" w:cs="Garamond"/>
+        </w:rPr>
+        <w:t>"</w:t>
+      </w:r>
+      <w:proofErr w:type="gramEnd"/>
+      <w:r>
+        <w:rPr>
+          <w:rFonts w:ascii="Garamond" w:eastAsia="Garamond" w:hAnsi="Garamond" w:cs="Garamond"/>
+        </w:rPr>
+        <w:t xml:space="preserve"> del Acuerdo frente a Rappi, deberá pagar una penalidad del 10% (diez por ciento) del valor total de las ventas realizadas a través de la Plataforma Rappi hasta el momento en el que se configure el incumplimiento. El Aliado acepta que el monto señalado anteriormente sea descontado de las ventas semanales generadas a través de la Plataforma Rappi hasta que se cubra la totalidad de la penalidad, y/o mediante depósito bancario a la cuenta que Rappi indique para tal caso dentro de los 30 (treinta) días naturales siguientes a la fecha en la que se actualice el incumplimiento.</w:t>
+      </w:r>
+      <w:r>
+        <w:rPr>
+          <w:rFonts w:ascii="Garamond" w:eastAsia="Garamond" w:hAnsi="Garamond" w:cs="Garamond"/>
+        </w:rPr>
+        <w:br/>
+      </w:r>
+      <w:r>
+        <w:rPr>
+          <w:rFonts w:ascii="Garamond" w:eastAsia="Garamond" w:hAnsi="Garamond" w:cs="Garamond"/>
+          <w:sz w:val="23"/>
+          <w:szCs w:val="23"/>
+          <w:lang w:val="en-US"/>
+        </w:rPr>
+        <w:t>{%p endif %}</w:t>
+      </w:r>
+    </w:p>
+    <w:p>
+      <w:pPr>
+        <w:jc w:val="both"/>
+        <w:rPr>
+          <w:rFonts w:ascii="Garamond" w:eastAsia="Garamond" w:hAnsi="Garamond" w:cs="Garamond"/>
+          <w:sz w:val="23"/>
+          <w:szCs w:val="23"/>
+        </w:rPr>
+      </w:pPr>
+    </w:p>
+    <w:p>
+      <w:pPr>
+        <w:jc w:val="both"/>
+        <w:rPr>
+          <w:rFonts w:ascii="Garamond" w:eastAsia="Garamond" w:hAnsi="Garamond" w:cs="Garamond"/>
+        </w:rPr>
+      </w:pPr>
+      <w:r>
+        <w:rPr>
+          <w:rFonts w:ascii="Garamond" w:eastAsia="Garamond" w:hAnsi="Garamond" w:cs="Garamond"/>
+          <w:b/>
+          <w:bCs/>
+          <w:sz w:val="23"/>
+          <w:szCs w:val="23"/>
+          <w:u w:val="single"/>
+        </w:rPr>
+        <w:t xml:space="preserve">CLÁUSULA </w:t>
+      </w:r>
+      <w:proofErr w:type="gramStart"/>
+      <w:r>
+        <w:rPr>
+          <w:rFonts w:ascii="Garamond" w:eastAsia="Garamond" w:hAnsi="Garamond" w:cs="Garamond"/>
+          <w:b/>
+          <w:bCs/>
+          <w:sz w:val="23"/>
+          <w:szCs w:val="23"/>
+          <w:u w:val="single"/>
+        </w:rPr>
+        <w:t xml:space="preserve">{{ </w:t>
+      </w:r>
+      <w:proofErr w:type="spellStart"/>
+      <w:r>
+        <w:rPr>
+          <w:rFonts w:ascii="Garamond" w:eastAsia="Garamond" w:hAnsi="Garamond" w:cs="Garamond"/>
+          <w:b/>
+          <w:bCs/>
+          <w:sz w:val="23"/>
+          <w:szCs w:val="23"/>
+          <w:u w:val="single"/>
+        </w:rPr>
+        <w:t>NUM</w:t>
+      </w:r>
+      <w:proofErr w:type="gramEnd"/>
+      <w:r>
+        <w:rPr>
+          <w:rFonts w:ascii="Garamond" w:eastAsia="Garamond" w:hAnsi="Garamond" w:cs="Garamond"/>
+          <w:b/>
+          <w:bCs/>
+          <w:sz w:val="23"/>
+          <w:szCs w:val="23"/>
+          <w:u w:val="single"/>
+        </w:rPr>
+        <w:t>_DECLARACIONES_Y_GARANTIAS|</w:t>
+      </w:r>
+      <w:proofErr w:type="gramStart"/>
+      <w:r>
+        <w:rPr>
+          <w:rFonts w:ascii="Garamond" w:eastAsia="Garamond" w:hAnsi="Garamond" w:cs="Garamond"/>
+          <w:b/>
+          <w:bCs/>
+          <w:sz w:val="23"/>
+          <w:szCs w:val="23"/>
           <w:u w:val="single"/>
         </w:rPr>
         <w:t>upper</w:t>
@@ -12320,7 +11344,6 @@
           <w:bCs/>
           <w:sz w:val="23"/>
           <w:szCs w:val="23"/>
-          <w:highlight w:val="yellow"/>
           <w:u w:val="single"/>
         </w:rPr>
         <w:t xml:space="preserve"> }</w:t>
@@ -12333,255 +11356,9 @@
           <w:bCs/>
           <w:sz w:val="23"/>
           <w:szCs w:val="23"/>
-          <w:highlight w:val="yellow"/>
-          <w:u w:val="single"/>
-        </w:rPr>
-        <w:t>}</w:t>
-      </w:r>
-      <w:r>
-        <w:rPr>
-          <w:rFonts w:ascii="Garamond" w:eastAsia="Garamond" w:hAnsi="Garamond" w:cs="Garamond"/>
-          <w:b/>
-          <w:bCs/>
-          <w:sz w:val="23"/>
-          <w:szCs w:val="23"/>
-          <w:u w:val="single"/>
-        </w:rPr>
-        <w:t>.</w:t>
-      </w:r>
-      <w:r>
-        <w:rPr>
-          <w:rFonts w:ascii="Garamond" w:eastAsia="Garamond" w:hAnsi="Garamond" w:cs="Garamond"/>
-          <w:b/>
-          <w:bCs/>
-          <w:sz w:val="23"/>
-          <w:szCs w:val="23"/>
-          <w:u w:val="single"/>
-        </w:rPr>
-        <w:t xml:space="preserve"> - </w:t>
-      </w:r>
-      <w:r>
-        <w:rPr>
-          <w:rFonts w:ascii="Garamond" w:eastAsia="Garamond" w:hAnsi="Garamond" w:cs="Garamond"/>
-          <w:b/>
-          <w:bCs/>
-        </w:rPr>
-        <w:t xml:space="preserve"> Incumplimiento.</w:t>
-      </w:r>
-      <w:r>
-        <w:rPr>
-          <w:rFonts w:ascii="Garamond" w:eastAsia="Garamond" w:hAnsi="Garamond" w:cs="Garamond"/>
-        </w:rPr>
-        <w:t xml:space="preserve"> En caso de que el Aliado incumpla con la obligación consagrada en la Cláusula denominada "</w:t>
-      </w:r>
-      <w:proofErr w:type="gramStart"/>
-      <w:r>
-        <w:rPr>
-          <w:rFonts w:ascii="Garamond" w:eastAsia="Garamond" w:hAnsi="Garamond" w:cs="Garamond"/>
-          <w:sz w:val="23"/>
-          <w:szCs w:val="23"/>
-          <w:highlight w:val="yellow"/>
-        </w:rPr>
-        <w:t xml:space="preserve">{{ </w:t>
-      </w:r>
-      <w:proofErr w:type="spellStart"/>
-      <w:r>
-        <w:rPr>
-          <w:rFonts w:ascii="Garamond" w:eastAsia="Garamond" w:hAnsi="Garamond" w:cs="Garamond"/>
-          <w:sz w:val="23"/>
-          <w:szCs w:val="23"/>
-          <w:highlight w:val="yellow"/>
-        </w:rPr>
-        <w:t>EXCLUSIVIDAD</w:t>
-      </w:r>
-      <w:proofErr w:type="gramEnd"/>
-      <w:r>
-        <w:rPr>
-          <w:rFonts w:ascii="Garamond" w:eastAsia="Garamond" w:hAnsi="Garamond" w:cs="Garamond"/>
-          <w:sz w:val="23"/>
-          <w:szCs w:val="23"/>
-          <w:highlight w:val="yellow"/>
-        </w:rPr>
-        <w:t>|</w:t>
-      </w:r>
-      <w:proofErr w:type="gramStart"/>
-      <w:r>
-        <w:rPr>
-          <w:rFonts w:ascii="Garamond" w:eastAsia="Garamond" w:hAnsi="Garamond" w:cs="Garamond"/>
-          <w:sz w:val="23"/>
-          <w:szCs w:val="23"/>
-          <w:highlight w:val="yellow"/>
-        </w:rPr>
-        <w:t>title</w:t>
-      </w:r>
-      <w:proofErr w:type="spellEnd"/>
-      <w:r>
-        <w:rPr>
-          <w:rFonts w:ascii="Garamond" w:eastAsia="Garamond" w:hAnsi="Garamond" w:cs="Garamond"/>
-          <w:sz w:val="23"/>
-          <w:szCs w:val="23"/>
-          <w:highlight w:val="yellow"/>
-        </w:rPr>
-        <w:t xml:space="preserve"> }}</w:t>
-      </w:r>
-      <w:r>
-        <w:rPr>
-          <w:rFonts w:ascii="Garamond" w:eastAsia="Garamond" w:hAnsi="Garamond" w:cs="Garamond"/>
-        </w:rPr>
-        <w:t>"</w:t>
-      </w:r>
-      <w:proofErr w:type="gramEnd"/>
-      <w:r>
-        <w:rPr>
-          <w:rFonts w:ascii="Garamond" w:eastAsia="Garamond" w:hAnsi="Garamond" w:cs="Garamond"/>
-        </w:rPr>
-        <w:t xml:space="preserve"> del Acuerdo frente a Rappi, deberá pagar una penalidad del 10% (diez por ciento) del valor total de las ventas realizadas a través de la Plataforma Rappi hasta el momento en el que se configure el incumplimiento. El Aliado acepta que el monto señalado anteriormente sea descontado de las ventas semanales generadas a través de la Plataforma Rappi hasta que se cubra la totalidad de la penalidad, y/o mediante depósito bancario a la cuenta que Rappi indique para tal caso dentro de los 30 (treinta) días naturales siguientes a la fecha en la que se actualice el incumplimiento.</w:t>
-      </w:r>
-      <w:r>
-        <w:rPr>
-          <w:rFonts w:ascii="Garamond" w:eastAsia="Garamond" w:hAnsi="Garamond" w:cs="Garamond"/>
-        </w:rPr>
-        <w:br/>
-      </w:r>
-      <w:r>
-        <w:rPr>
-          <w:rFonts w:ascii="Garamond" w:eastAsia="Garamond" w:hAnsi="Garamond" w:cs="Garamond"/>
-          <w:sz w:val="23"/>
-          <w:szCs w:val="23"/>
-          <w:highlight w:val="yellow"/>
-          <w:lang w:val="en-US"/>
-        </w:rPr>
-        <w:t>{%p endif %}</w:t>
-      </w:r>
-    </w:p>
-    <w:p>
-      <w:pPr>
-        <w:jc w:val="both"/>
-        <w:rPr>
-          <w:rFonts w:ascii="Garamond" w:eastAsia="Garamond" w:hAnsi="Garamond" w:cs="Garamond"/>
-          <w:sz w:val="23"/>
-          <w:szCs w:val="23"/>
-        </w:rPr>
-      </w:pPr>
-    </w:p>
-    <w:p>
-      <w:pPr>
-        <w:jc w:val="both"/>
-        <w:rPr>
-          <w:rFonts w:ascii="Garamond" w:eastAsia="Garamond" w:hAnsi="Garamond" w:cs="Garamond"/>
-        </w:rPr>
-      </w:pPr>
-      <w:r>
-        <w:rPr>
-          <w:rFonts w:ascii="Garamond" w:eastAsia="Garamond" w:hAnsi="Garamond" w:cs="Garamond"/>
-          <w:b/>
-          <w:bCs/>
-          <w:sz w:val="23"/>
-          <w:szCs w:val="23"/>
-          <w:u w:val="single"/>
-        </w:rPr>
-        <w:t xml:space="preserve">CLÁUSULA </w:t>
-      </w:r>
-      <w:proofErr w:type="gramStart"/>
-      <w:r>
-        <w:rPr>
-          <w:rFonts w:ascii="Garamond" w:eastAsia="Garamond" w:hAnsi="Garamond" w:cs="Garamond"/>
-          <w:b/>
-          <w:bCs/>
-          <w:sz w:val="23"/>
-          <w:szCs w:val="23"/>
-          <w:highlight w:val="yellow"/>
-          <w:u w:val="single"/>
-        </w:rPr>
-        <w:t xml:space="preserve">{{ </w:t>
-      </w:r>
-      <w:proofErr w:type="spellStart"/>
-      <w:r>
-        <w:rPr>
-          <w:rFonts w:ascii="Garamond" w:eastAsia="Garamond" w:hAnsi="Garamond" w:cs="Garamond"/>
-          <w:b/>
-          <w:bCs/>
-          <w:sz w:val="23"/>
-          <w:szCs w:val="23"/>
-          <w:highlight w:val="yellow"/>
-          <w:u w:val="single"/>
-        </w:rPr>
-        <w:t>NUM</w:t>
-      </w:r>
-      <w:proofErr w:type="gramEnd"/>
-      <w:r>
-        <w:rPr>
-          <w:rFonts w:ascii="Garamond" w:eastAsia="Garamond" w:hAnsi="Garamond" w:cs="Garamond"/>
-          <w:b/>
-          <w:bCs/>
-          <w:sz w:val="23"/>
-          <w:szCs w:val="23"/>
-          <w:highlight w:val="yellow"/>
-          <w:u w:val="single"/>
-        </w:rPr>
-        <w:t>_DECLARACIONES_Y_GARANTIAS</w:t>
-      </w:r>
-      <w:r>
-        <w:rPr>
-          <w:rFonts w:ascii="Garamond" w:eastAsia="Garamond" w:hAnsi="Garamond" w:cs="Garamond"/>
-          <w:b/>
-          <w:bCs/>
-          <w:sz w:val="23"/>
-          <w:szCs w:val="23"/>
-          <w:highlight w:val="yellow"/>
-          <w:u w:val="single"/>
-        </w:rPr>
-        <w:t>|</w:t>
-      </w:r>
-      <w:proofErr w:type="gramStart"/>
-      <w:r>
-        <w:rPr>
-          <w:rFonts w:ascii="Garamond" w:eastAsia="Garamond" w:hAnsi="Garamond" w:cs="Garamond"/>
-          <w:b/>
-          <w:bCs/>
-          <w:sz w:val="23"/>
-          <w:szCs w:val="23"/>
-          <w:highlight w:val="yellow"/>
-          <w:u w:val="single"/>
-        </w:rPr>
-        <w:t>upper</w:t>
-      </w:r>
-      <w:proofErr w:type="spellEnd"/>
-      <w:r>
-        <w:rPr>
-          <w:rFonts w:ascii="Garamond" w:eastAsia="Garamond" w:hAnsi="Garamond" w:cs="Garamond"/>
-          <w:b/>
-          <w:bCs/>
-          <w:sz w:val="23"/>
-          <w:szCs w:val="23"/>
-          <w:highlight w:val="yellow"/>
-          <w:u w:val="single"/>
-        </w:rPr>
-        <w:t xml:space="preserve"> }</w:t>
-      </w:r>
-      <w:proofErr w:type="gramEnd"/>
-      <w:r>
-        <w:rPr>
-          <w:rFonts w:ascii="Garamond" w:eastAsia="Garamond" w:hAnsi="Garamond" w:cs="Garamond"/>
-          <w:b/>
-          <w:bCs/>
-          <w:sz w:val="23"/>
-          <w:szCs w:val="23"/>
-          <w:highlight w:val="yellow"/>
-          <w:u w:val="single"/>
-        </w:rPr>
-        <w:t>}</w:t>
-      </w:r>
-      <w:r>
-        <w:rPr>
-          <w:rFonts w:ascii="Garamond" w:eastAsia="Garamond" w:hAnsi="Garamond" w:cs="Garamond"/>
-          <w:b/>
-          <w:bCs/>
-          <w:sz w:val="23"/>
-          <w:szCs w:val="23"/>
-          <w:u w:val="single"/>
-        </w:rPr>
-        <w:t xml:space="preserve">. </w:t>
+          <w:u w:val="single"/>
+        </w:rPr>
+        <w:t xml:space="preserve">}. </w:t>
       </w:r>
       <w:r>
         <w:rPr>
@@ -12689,7 +11466,6 @@
           <w:bCs/>
           <w:sz w:val="23"/>
           <w:szCs w:val="23"/>
-          <w:highlight w:val="yellow"/>
           <w:u w:val="single"/>
         </w:rPr>
         <w:t xml:space="preserve">{{ </w:t>
@@ -12702,7 +11478,6 @@
           <w:bCs/>
           <w:sz w:val="23"/>
           <w:szCs w:val="23"/>
-          <w:highlight w:val="yellow"/>
           <w:u w:val="single"/>
         </w:rPr>
         <w:t>NUM</w:t>
@@ -12715,22 +11490,9 @@
           <w:bCs/>
           <w:sz w:val="23"/>
           <w:szCs w:val="23"/>
-          <w:highlight w:val="yellow"/>
-          <w:u w:val="single"/>
-        </w:rPr>
-        <w:t>_PROPIEDAD_INTELECTUAL</w:t>
-      </w:r>
-      <w:r>
-        <w:rPr>
-          <w:rFonts w:ascii="Garamond" w:eastAsia="Garamond" w:hAnsi="Garamond" w:cs="Garamond"/>
-          <w:b/>
-          <w:bCs/>
-          <w:sz w:val="23"/>
-          <w:szCs w:val="23"/>
-          <w:highlight w:val="yellow"/>
-          <w:u w:val="single"/>
-        </w:rPr>
-        <w:t>|</w:t>
+          <w:u w:val="single"/>
+        </w:rPr>
+        <w:t>_PROPIEDAD_INTELECTUAL|</w:t>
       </w:r>
       <w:proofErr w:type="gramStart"/>
       <w:r>
@@ -12740,7 +11502,6 @@
           <w:bCs/>
           <w:sz w:val="23"/>
           <w:szCs w:val="23"/>
-          <w:highlight w:val="yellow"/>
           <w:u w:val="single"/>
         </w:rPr>
         <w:t>upper</w:t>
@@ -12753,7 +11514,6 @@
           <w:bCs/>
           <w:sz w:val="23"/>
           <w:szCs w:val="23"/>
-          <w:highlight w:val="yellow"/>
           <w:u w:val="single"/>
         </w:rPr>
         <w:t xml:space="preserve"> }</w:t>
@@ -12766,59 +11526,47 @@
           <w:bCs/>
           <w:sz w:val="23"/>
           <w:szCs w:val="23"/>
-          <w:highlight w:val="yellow"/>
-          <w:u w:val="single"/>
-        </w:rPr>
-        <w:t>}</w:t>
-      </w:r>
-      <w:r>
-        <w:rPr>
-          <w:rFonts w:ascii="Garamond" w:eastAsia="Garamond" w:hAnsi="Garamond" w:cs="Garamond"/>
-          <w:b/>
-          <w:bCs/>
-          <w:sz w:val="23"/>
-          <w:szCs w:val="23"/>
-          <w:u w:val="single"/>
+          <w:u w:val="single"/>
+        </w:rPr>
+        <w:t xml:space="preserve">}. </w:t>
+      </w:r>
+      <w:r>
+        <w:rPr>
+          <w:rFonts w:ascii="Garamond" w:eastAsia="Garamond" w:hAnsi="Garamond" w:cs="Garamond"/>
+          <w:b/>
+          <w:bCs/>
+          <w:u w:val="single"/>
+        </w:rPr>
+        <w:t>- Propiedad Intelectual</w:t>
+      </w:r>
+      <w:r>
+        <w:rPr>
+          <w:rFonts w:ascii="Garamond" w:eastAsia="Garamond" w:hAnsi="Garamond" w:cs="Garamond"/>
+          <w:b/>
+          <w:bCs/>
         </w:rPr>
         <w:t xml:space="preserve">. </w:t>
       </w:r>
       <w:r>
         <w:rPr>
           <w:rFonts w:ascii="Garamond" w:eastAsia="Garamond" w:hAnsi="Garamond" w:cs="Garamond"/>
-          <w:b/>
-          <w:bCs/>
-          <w:u w:val="single"/>
-        </w:rPr>
-        <w:t>- Propiedad Intelectual</w:t>
-      </w:r>
-      <w:r>
-        <w:rPr>
-          <w:rFonts w:ascii="Garamond" w:eastAsia="Garamond" w:hAnsi="Garamond" w:cs="Garamond"/>
-          <w:b/>
-          <w:bCs/>
+        </w:rPr>
+        <w:t xml:space="preserve">Excepto por lo expresamente establecido en este Acuerdo de Cooperación, nada de lo aquí estipulado se considerará que efectúa la transferencia, cesión o asignación de cualquier derecho de propiedad intelectual u otros derechos de propiedad de una Parte a la otra Parte. Bajo ningún supuesto, el presente Acuerdo de Cooperación se podrá entender como transferencia a cualquier título de la tecnología de la cual es propietaria Rappi, su matriz, sus subsidiarias y/o compañías filiales. Rappi es el titular y conserva todos los derechos de propiedad intelectual relacionados con la Plataforma Rappi, la Aplicación Rappi Aliados y el Portal </w:t>
+      </w:r>
+      <w:proofErr w:type="spellStart"/>
+      <w:r>
+        <w:rPr>
+          <w:rFonts w:ascii="Garamond" w:eastAsia="Garamond" w:hAnsi="Garamond" w:cs="Garamond"/>
+        </w:rPr>
+        <w:t>Partners</w:t>
+      </w:r>
+      <w:proofErr w:type="spellEnd"/>
+      <w:r>
+        <w:rPr>
+          <w:rFonts w:ascii="Garamond" w:eastAsia="Garamond" w:hAnsi="Garamond" w:cs="Garamond"/>
         </w:rPr>
         <w:t xml:space="preserve">. </w:t>
       </w:r>
-      <w:r>
-        <w:rPr>
-          <w:rFonts w:ascii="Garamond" w:eastAsia="Garamond" w:hAnsi="Garamond" w:cs="Garamond"/>
-        </w:rPr>
-        <w:t xml:space="preserve">Excepto por lo expresamente establecido en este Acuerdo de Cooperación, nada de lo aquí estipulado se considerará que efectúa la transferencia, cesión o asignación de cualquier derecho de propiedad intelectual u otros derechos de propiedad de una Parte a la otra Parte. Bajo ningún supuesto, el presente Acuerdo de Cooperación se podrá entender como transferencia a cualquier título de la tecnología de la cual es propietaria Rappi, su matriz, sus subsidiarias y/o compañías filiales. Rappi es el titular y conserva todos los derechos de propiedad intelectual relacionados con la Plataforma Rappi, la Aplicación Rappi Aliados y el Portal </w:t>
-      </w:r>
-      <w:proofErr w:type="spellStart"/>
-      <w:r>
-        <w:rPr>
-          <w:rFonts w:ascii="Garamond" w:eastAsia="Garamond" w:hAnsi="Garamond" w:cs="Garamond"/>
-        </w:rPr>
-        <w:t>Partners</w:t>
-      </w:r>
-      <w:proofErr w:type="spellEnd"/>
-      <w:r>
-        <w:rPr>
-          <w:rFonts w:ascii="Garamond" w:eastAsia="Garamond" w:hAnsi="Garamond" w:cs="Garamond"/>
-        </w:rPr>
-        <w:t xml:space="preserve">. </w:t>
-      </w:r>
     </w:p>
     <w:p>
       <w:pPr>
@@ -12867,44 +11615,7 @@
           <w:u w:val="single"/>
           <w:lang w:val="pt-PT"/>
         </w:rPr>
-        <w:t xml:space="preserve">CLÁUSULA </w:t>
-      </w:r>
-      <w:r>
-        <w:rPr>
-          <w:rFonts w:ascii="Garamond" w:eastAsia="Garamond" w:hAnsi="Garamond" w:cs="Garamond"/>
-          <w:b/>
-          <w:bCs/>
-          <w:sz w:val="23"/>
-          <w:szCs w:val="23"/>
-          <w:highlight w:val="yellow"/>
-          <w:u w:val="single"/>
-          <w:lang w:val="pt-PT"/>
-        </w:rPr>
-        <w:t>{{ NUM_CONFIDENCIALIDAD|upper }}</w:t>
-      </w:r>
-      <w:r>
-        <w:rPr>
-          <w:rFonts w:ascii="Garamond" w:eastAsia="Garamond" w:hAnsi="Garamond" w:cs="Garamond"/>
-          <w:b/>
-          <w:bCs/>
-          <w:sz w:val="23"/>
-          <w:szCs w:val="23"/>
-          <w:u w:val="single"/>
-          <w:lang w:val="pt-PT"/>
-        </w:rPr>
-        <w:t>.</w:t>
-      </w:r>
-      <w:r>
-        <w:rPr>
-          <w:rFonts w:ascii="Garamond" w:eastAsia="Garamond" w:hAnsi="Garamond" w:cs="Garamond"/>
-          <w:b/>
-          <w:bCs/>
-          <w:sz w:val="23"/>
-          <w:szCs w:val="23"/>
-          <w:u w:val="single"/>
-          <w:lang w:val="pt-PT"/>
-        </w:rPr>
-        <w:t xml:space="preserve"> </w:t>
+        <w:t xml:space="preserve">CLÁUSULA {{ NUM_CONFIDENCIALIDAD|upper }}. </w:t>
       </w:r>
       <w:r>
         <w:rPr>
@@ -13109,7 +11820,6 @@
           <w:bCs/>
           <w:sz w:val="23"/>
           <w:szCs w:val="23"/>
-          <w:highlight w:val="yellow"/>
           <w:u w:val="single"/>
         </w:rPr>
         <w:t xml:space="preserve">{{ </w:t>
@@ -13122,7 +11832,6 @@
           <w:bCs/>
           <w:sz w:val="23"/>
           <w:szCs w:val="23"/>
-          <w:highlight w:val="yellow"/>
           <w:u w:val="single"/>
         </w:rPr>
         <w:t>NUM</w:t>
@@ -13135,22 +11844,9 @@
           <w:bCs/>
           <w:sz w:val="23"/>
           <w:szCs w:val="23"/>
-          <w:highlight w:val="yellow"/>
-          <w:u w:val="single"/>
-        </w:rPr>
-        <w:t>_INDEPENDENCIA</w:t>
-      </w:r>
-      <w:r>
-        <w:rPr>
-          <w:rFonts w:ascii="Garamond" w:eastAsia="Garamond" w:hAnsi="Garamond" w:cs="Garamond"/>
-          <w:b/>
-          <w:bCs/>
-          <w:sz w:val="23"/>
-          <w:szCs w:val="23"/>
-          <w:highlight w:val="yellow"/>
-          <w:u w:val="single"/>
-        </w:rPr>
-        <w:t>|</w:t>
+          <w:u w:val="single"/>
+        </w:rPr>
+        <w:t>_INDEPENDENCIA|</w:t>
       </w:r>
       <w:proofErr w:type="gramStart"/>
       <w:r>
@@ -13160,7 +11856,6 @@
           <w:bCs/>
           <w:sz w:val="23"/>
           <w:szCs w:val="23"/>
-          <w:highlight w:val="yellow"/>
           <w:u w:val="single"/>
         </w:rPr>
         <w:t>upper</w:t>
@@ -13173,7 +11868,6 @@
           <w:bCs/>
           <w:sz w:val="23"/>
           <w:szCs w:val="23"/>
-          <w:highlight w:val="yellow"/>
           <w:u w:val="single"/>
         </w:rPr>
         <w:t xml:space="preserve"> }</w:t>
@@ -13186,21 +11880,9 @@
           <w:bCs/>
           <w:sz w:val="23"/>
           <w:szCs w:val="23"/>
-          <w:highlight w:val="yellow"/>
-          <w:u w:val="single"/>
-        </w:rPr>
-        <w:t>}</w:t>
-      </w:r>
-      <w:r>
-        <w:rPr>
-          <w:rFonts w:ascii="Garamond" w:eastAsia="Garamond" w:hAnsi="Garamond" w:cs="Garamond"/>
-          <w:b/>
-          <w:bCs/>
-          <w:sz w:val="23"/>
-          <w:szCs w:val="23"/>
-          <w:u w:val="single"/>
-        </w:rPr>
-        <w:t xml:space="preserve">. </w:t>
+          <w:u w:val="single"/>
+        </w:rPr>
+        <w:t xml:space="preserve">}. </w:t>
       </w:r>
       <w:r>
         <w:rPr>
@@ -13289,325 +11971,237 @@
           <w:u w:val="single"/>
           <w:lang w:val="pt-PT"/>
         </w:rPr>
+        <w:t xml:space="preserve">CLÁUSULA {{ NUM_CASO_FORTUITO|upper }}. </w:t>
+      </w:r>
+      <w:r>
+        <w:rPr>
+          <w:rFonts w:ascii="Garamond" w:eastAsia="Garamond" w:hAnsi="Garamond" w:cs="Garamond"/>
+          <w:b/>
+          <w:bCs/>
+          <w:u w:val="single"/>
+          <w:lang w:val="pt-PT"/>
+        </w:rPr>
+        <w:t>- Caso Fortuito o Fuerza Mayor</w:t>
+      </w:r>
+      <w:r>
+        <w:rPr>
+          <w:rFonts w:ascii="Garamond" w:eastAsia="Garamond" w:hAnsi="Garamond" w:cs="Garamond"/>
+          <w:b/>
+          <w:bCs/>
+          <w:lang w:val="pt-PT"/>
+        </w:rPr>
+        <w:t>.</w:t>
+      </w:r>
+      <w:r>
+        <w:rPr>
+          <w:rFonts w:ascii="Garamond" w:eastAsia="Garamond" w:hAnsi="Garamond" w:cs="Garamond"/>
+          <w:lang w:val="pt-PT"/>
+        </w:rPr>
+        <w:t xml:space="preserve"> </w:t>
+      </w:r>
+      <w:r>
+        <w:rPr>
+          <w:rFonts w:ascii="Garamond" w:eastAsia="Garamond" w:hAnsi="Garamond" w:cs="Garamond"/>
+        </w:rPr>
+        <w:t xml:space="preserve">Ninguna de las Partes será responsable de cualquier retraso o incumplimiento de este Acuerdo de Cooperación que resulte, directa o indirectamente, de caso fortuito o fuerza mayor. Por "fuerza mayor" o “caso fortuito” se entenderán todas las causas o acontecimientos que: </w:t>
+      </w:r>
+      <w:r>
+        <w:rPr>
+          <w:rFonts w:ascii="Garamond" w:eastAsia="Garamond" w:hAnsi="Garamond" w:cs="Garamond"/>
+          <w:b/>
+          <w:bCs/>
+        </w:rPr>
+        <w:t>(i)</w:t>
+      </w:r>
+      <w:r>
+        <w:rPr>
+          <w:rFonts w:ascii="Garamond" w:eastAsia="Garamond" w:hAnsi="Garamond" w:cs="Garamond"/>
+        </w:rPr>
+        <w:t xml:space="preserve"> escapen del control de cualquiera de las Partes; </w:t>
+      </w:r>
+      <w:r>
+        <w:rPr>
+          <w:rFonts w:ascii="Garamond" w:eastAsia="Garamond" w:hAnsi="Garamond" w:cs="Garamond"/>
+          <w:b/>
+          <w:bCs/>
+        </w:rPr>
+        <w:t>(</w:t>
+      </w:r>
+      <w:proofErr w:type="spellStart"/>
+      <w:r>
+        <w:rPr>
+          <w:rFonts w:ascii="Garamond" w:eastAsia="Garamond" w:hAnsi="Garamond" w:cs="Garamond"/>
+          <w:b/>
+          <w:bCs/>
+        </w:rPr>
+        <w:t>ii</w:t>
+      </w:r>
+      <w:proofErr w:type="spellEnd"/>
+      <w:r>
+        <w:rPr>
+          <w:rFonts w:ascii="Garamond" w:eastAsia="Garamond" w:hAnsi="Garamond" w:cs="Garamond"/>
+          <w:b/>
+          <w:bCs/>
+        </w:rPr>
+        <w:t>)</w:t>
+      </w:r>
+      <w:r>
+        <w:rPr>
+          <w:rFonts w:ascii="Garamond" w:eastAsia="Garamond" w:hAnsi="Garamond" w:cs="Garamond"/>
+        </w:rPr>
+        <w:t xml:space="preserve"> no puedan preverse o que, si pudieran preverse, no podrían evitarse; </w:t>
+      </w:r>
+      <w:r>
+        <w:rPr>
+          <w:rFonts w:ascii="Garamond" w:eastAsia="Garamond" w:hAnsi="Garamond" w:cs="Garamond"/>
+          <w:b/>
+          <w:bCs/>
+        </w:rPr>
+        <w:t>(</w:t>
+      </w:r>
+      <w:proofErr w:type="spellStart"/>
+      <w:r>
+        <w:rPr>
+          <w:rFonts w:ascii="Garamond" w:eastAsia="Garamond" w:hAnsi="Garamond" w:cs="Garamond"/>
+          <w:b/>
+          <w:bCs/>
+        </w:rPr>
+        <w:t>iii</w:t>
+      </w:r>
+      <w:proofErr w:type="spellEnd"/>
+      <w:r>
+        <w:rPr>
+          <w:rFonts w:ascii="Garamond" w:eastAsia="Garamond" w:hAnsi="Garamond" w:cs="Garamond"/>
+          <w:b/>
+          <w:bCs/>
+        </w:rPr>
+        <w:t>)</w:t>
+      </w:r>
+      <w:r>
+        <w:rPr>
+          <w:rFonts w:ascii="Garamond" w:eastAsia="Garamond" w:hAnsi="Garamond" w:cs="Garamond"/>
+        </w:rPr>
+        <w:t xml:space="preserve"> se produzcan una vez que se encuentre en ejecución y surtiendo sus efectos legales el presente Acuerdo de Cooperación; y </w:t>
+      </w:r>
+      <w:r>
+        <w:rPr>
+          <w:rFonts w:ascii="Garamond" w:eastAsia="Garamond" w:hAnsi="Garamond" w:cs="Garamond"/>
+          <w:b/>
+          <w:bCs/>
+        </w:rPr>
+        <w:t>(</w:t>
+      </w:r>
+      <w:proofErr w:type="spellStart"/>
+      <w:r>
+        <w:rPr>
+          <w:rFonts w:ascii="Garamond" w:eastAsia="Garamond" w:hAnsi="Garamond" w:cs="Garamond"/>
+          <w:b/>
+          <w:bCs/>
+        </w:rPr>
+        <w:t>iv</w:t>
+      </w:r>
+      <w:proofErr w:type="spellEnd"/>
+      <w:r>
+        <w:rPr>
+          <w:rFonts w:ascii="Garamond" w:eastAsia="Garamond" w:hAnsi="Garamond" w:cs="Garamond"/>
+          <w:b/>
+          <w:bCs/>
+        </w:rPr>
+        <w:t>)</w:t>
+      </w:r>
+      <w:r>
+        <w:rPr>
+          <w:rFonts w:ascii="Garamond" w:eastAsia="Garamond" w:hAnsi="Garamond" w:cs="Garamond"/>
+        </w:rPr>
+        <w:t xml:space="preserve"> impidan, retarden u obstaculicen el cumplimiento de las obligaciones de alguna de las Partes.</w:t>
+      </w:r>
+    </w:p>
+    <w:p>
+      <w:pPr>
+        <w:jc w:val="both"/>
+        <w:rPr>
+          <w:rFonts w:ascii="Garamond" w:eastAsia="Garamond" w:hAnsi="Garamond" w:cs="Garamond"/>
+        </w:rPr>
+      </w:pPr>
+    </w:p>
+    <w:p>
+      <w:pPr>
+        <w:jc w:val="both"/>
+        <w:rPr>
+          <w:rFonts w:ascii="Garamond" w:eastAsia="Garamond" w:hAnsi="Garamond" w:cs="Garamond"/>
+        </w:rPr>
+      </w:pPr>
+      <w:r>
+        <w:rPr>
+          <w:rFonts w:ascii="Garamond" w:eastAsia="Garamond" w:hAnsi="Garamond" w:cs="Garamond"/>
+          <w:b/>
+          <w:bCs/>
+          <w:sz w:val="23"/>
+          <w:szCs w:val="23"/>
+          <w:u w:val="single"/>
+          <w:lang w:val="pt-PT"/>
+        </w:rPr>
+        <w:t xml:space="preserve">CLÁUSULA {{ NUM_INDEMNIDAD|upper }}. </w:t>
+      </w:r>
+      <w:r>
+        <w:rPr>
+          <w:rFonts w:ascii="Garamond" w:eastAsia="Garamond" w:hAnsi="Garamond" w:cs="Garamond"/>
+          <w:b/>
+          <w:bCs/>
+          <w:u w:val="single"/>
+          <w:lang w:val="pt-PT"/>
+        </w:rPr>
+        <w:t>-  Indemnidad</w:t>
+      </w:r>
+      <w:r>
+        <w:rPr>
+          <w:rFonts w:ascii="Garamond" w:eastAsia="Garamond" w:hAnsi="Garamond" w:cs="Garamond"/>
+          <w:b/>
+          <w:bCs/>
+          <w:lang w:val="pt-PT"/>
+        </w:rPr>
+        <w:t>.</w:t>
+      </w:r>
+      <w:r>
+        <w:rPr>
+          <w:rFonts w:ascii="Garamond" w:eastAsia="Garamond" w:hAnsi="Garamond" w:cs="Garamond"/>
+          <w:lang w:val="pt-PT"/>
+        </w:rPr>
+        <w:t xml:space="preserve"> </w:t>
+      </w:r>
+      <w:r>
+        <w:rPr>
+          <w:rFonts w:ascii="Garamond" w:eastAsia="Garamond" w:hAnsi="Garamond" w:cs="Garamond"/>
+        </w:rPr>
+        <w:t>Las Partes acuerdan mantenerse indemnes respecto de terceros que pudieran ser afectados por una de las Partes por el incumplimiento de este Acuerdo de Cooperación y la Ley Aplicable. En atención a la obligación de mantenerse indemnes, responderán por los daños y/o perjuicios que sus acciones u omisiones pudieran causar a terceros y por los que la otra Parte pudiere resultar afectada.</w:t>
+      </w:r>
+    </w:p>
+    <w:p>
+      <w:pPr>
+        <w:jc w:val="both"/>
+        <w:rPr>
+          <w:rFonts w:ascii="Garamond" w:eastAsia="Garamond" w:hAnsi="Garamond" w:cs="Garamond"/>
+        </w:rPr>
+      </w:pPr>
+    </w:p>
+    <w:p>
+      <w:pPr>
+        <w:jc w:val="both"/>
+        <w:rPr>
+          <w:rFonts w:ascii="Garamond" w:eastAsia="Garamond" w:hAnsi="Garamond" w:cs="Garamond"/>
+        </w:rPr>
+      </w:pPr>
+      <w:r>
+        <w:rPr>
+          <w:rFonts w:ascii="Garamond" w:eastAsia="Garamond" w:hAnsi="Garamond" w:cs="Garamond"/>
+          <w:b/>
+          <w:bCs/>
+          <w:sz w:val="23"/>
+          <w:szCs w:val="23"/>
+          <w:u w:val="single"/>
+        </w:rPr>
         <w:t xml:space="preserve">CLÁUSULA </w:t>
       </w:r>
-      <w:r>
-        <w:rPr>
-          <w:rFonts w:ascii="Garamond" w:eastAsia="Garamond" w:hAnsi="Garamond" w:cs="Garamond"/>
-          <w:b/>
-          <w:bCs/>
-          <w:sz w:val="23"/>
-          <w:szCs w:val="23"/>
-          <w:highlight w:val="yellow"/>
-          <w:u w:val="single"/>
-          <w:lang w:val="pt-PT"/>
-        </w:rPr>
-        <w:t>{{ NUM_CASO_FORTUITO</w:t>
-      </w:r>
-      <w:r>
-        <w:rPr>
-          <w:rFonts w:ascii="Garamond" w:eastAsia="Garamond" w:hAnsi="Garamond" w:cs="Garamond"/>
-          <w:b/>
-          <w:bCs/>
-          <w:sz w:val="23"/>
-          <w:szCs w:val="23"/>
-          <w:highlight w:val="yellow"/>
-          <w:u w:val="single"/>
-          <w:lang w:val="pt-PT"/>
-        </w:rPr>
-        <w:t>|upper</w:t>
-      </w:r>
-      <w:r>
-        <w:rPr>
-          <w:rFonts w:ascii="Garamond" w:eastAsia="Garamond" w:hAnsi="Garamond" w:cs="Garamond"/>
-          <w:b/>
-          <w:bCs/>
-          <w:sz w:val="23"/>
-          <w:szCs w:val="23"/>
-          <w:highlight w:val="yellow"/>
-          <w:u w:val="single"/>
-          <w:lang w:val="pt-PT"/>
-        </w:rPr>
-        <w:t xml:space="preserve"> }}</w:t>
-      </w:r>
-      <w:r>
-        <w:rPr>
-          <w:rFonts w:ascii="Garamond" w:eastAsia="Garamond" w:hAnsi="Garamond" w:cs="Garamond"/>
-          <w:b/>
-          <w:bCs/>
-          <w:sz w:val="23"/>
-          <w:szCs w:val="23"/>
-          <w:u w:val="single"/>
-          <w:lang w:val="pt-PT"/>
-        </w:rPr>
-        <w:t xml:space="preserve">. </w:t>
-      </w:r>
-      <w:r>
-        <w:rPr>
-          <w:rFonts w:ascii="Garamond" w:eastAsia="Garamond" w:hAnsi="Garamond" w:cs="Garamond"/>
-          <w:b/>
-          <w:bCs/>
-          <w:u w:val="single"/>
-          <w:lang w:val="pt-PT"/>
-        </w:rPr>
-        <w:t>- Caso Fortuito o Fuerza Mayor</w:t>
-      </w:r>
-      <w:r>
-        <w:rPr>
-          <w:rFonts w:ascii="Garamond" w:eastAsia="Garamond" w:hAnsi="Garamond" w:cs="Garamond"/>
-          <w:b/>
-          <w:bCs/>
-          <w:lang w:val="pt-PT"/>
-        </w:rPr>
-        <w:t>.</w:t>
-      </w:r>
-      <w:r>
-        <w:rPr>
-          <w:rFonts w:ascii="Garamond" w:eastAsia="Garamond" w:hAnsi="Garamond" w:cs="Garamond"/>
-          <w:lang w:val="pt-PT"/>
-        </w:rPr>
-        <w:t xml:space="preserve"> </w:t>
-      </w:r>
-      <w:r>
-        <w:rPr>
-          <w:rFonts w:ascii="Garamond" w:eastAsia="Garamond" w:hAnsi="Garamond" w:cs="Garamond"/>
-        </w:rPr>
-        <w:t xml:space="preserve">Ninguna de las Partes será responsable de cualquier retraso o incumplimiento de este Acuerdo de Cooperación que resulte, directa o indirectamente, de caso fortuito o fuerza mayor. Por "fuerza mayor" o “caso fortuito” se entenderán todas las causas o acontecimientos que: </w:t>
-      </w:r>
-      <w:r>
-        <w:rPr>
-          <w:rFonts w:ascii="Garamond" w:eastAsia="Garamond" w:hAnsi="Garamond" w:cs="Garamond"/>
-          <w:b/>
-          <w:bCs/>
-        </w:rPr>
-        <w:t>(i)</w:t>
-      </w:r>
-      <w:r>
-        <w:rPr>
-          <w:rFonts w:ascii="Garamond" w:eastAsia="Garamond" w:hAnsi="Garamond" w:cs="Garamond"/>
-        </w:rPr>
-        <w:t xml:space="preserve"> escapen del control de cualquiera de las Partes; </w:t>
-      </w:r>
-      <w:r>
-        <w:rPr>
-          <w:rFonts w:ascii="Garamond" w:eastAsia="Garamond" w:hAnsi="Garamond" w:cs="Garamond"/>
-          <w:b/>
-          <w:bCs/>
-        </w:rPr>
-        <w:t>(</w:t>
-      </w:r>
-      <w:proofErr w:type="spellStart"/>
-      <w:r>
-        <w:rPr>
-          <w:rFonts w:ascii="Garamond" w:eastAsia="Garamond" w:hAnsi="Garamond" w:cs="Garamond"/>
-          <w:b/>
-          <w:bCs/>
-        </w:rPr>
-        <w:t>ii</w:t>
-      </w:r>
-      <w:proofErr w:type="spellEnd"/>
-      <w:r>
-        <w:rPr>
-          <w:rFonts w:ascii="Garamond" w:eastAsia="Garamond" w:hAnsi="Garamond" w:cs="Garamond"/>
-          <w:b/>
-          <w:bCs/>
-        </w:rPr>
-        <w:t>)</w:t>
-      </w:r>
-      <w:r>
-        <w:rPr>
-          <w:rFonts w:ascii="Garamond" w:eastAsia="Garamond" w:hAnsi="Garamond" w:cs="Garamond"/>
-        </w:rPr>
-        <w:t xml:space="preserve"> no puedan preverse o que, si pudieran preverse, no podrían evitarse; </w:t>
-      </w:r>
-      <w:r>
-        <w:rPr>
-          <w:rFonts w:ascii="Garamond" w:eastAsia="Garamond" w:hAnsi="Garamond" w:cs="Garamond"/>
-          <w:b/>
-          <w:bCs/>
-        </w:rPr>
-        <w:t>(</w:t>
-      </w:r>
-      <w:proofErr w:type="spellStart"/>
-      <w:r>
-        <w:rPr>
-          <w:rFonts w:ascii="Garamond" w:eastAsia="Garamond" w:hAnsi="Garamond" w:cs="Garamond"/>
-          <w:b/>
-          <w:bCs/>
-        </w:rPr>
-        <w:t>iii</w:t>
-      </w:r>
-      <w:proofErr w:type="spellEnd"/>
-      <w:r>
-        <w:rPr>
-          <w:rFonts w:ascii="Garamond" w:eastAsia="Garamond" w:hAnsi="Garamond" w:cs="Garamond"/>
-          <w:b/>
-          <w:bCs/>
-        </w:rPr>
-        <w:t>)</w:t>
-      </w:r>
-      <w:r>
-        <w:rPr>
-          <w:rFonts w:ascii="Garamond" w:eastAsia="Garamond" w:hAnsi="Garamond" w:cs="Garamond"/>
-        </w:rPr>
-        <w:t xml:space="preserve"> se produzcan una vez que se encuentre en ejecución y surtiendo sus efectos legales el presente Acuerdo de Cooperación; y </w:t>
-      </w:r>
-      <w:r>
-        <w:rPr>
-          <w:rFonts w:ascii="Garamond" w:eastAsia="Garamond" w:hAnsi="Garamond" w:cs="Garamond"/>
-          <w:b/>
-          <w:bCs/>
-        </w:rPr>
-        <w:t>(</w:t>
-      </w:r>
-      <w:proofErr w:type="spellStart"/>
-      <w:r>
-        <w:rPr>
-          <w:rFonts w:ascii="Garamond" w:eastAsia="Garamond" w:hAnsi="Garamond" w:cs="Garamond"/>
-          <w:b/>
-          <w:bCs/>
-        </w:rPr>
-        <w:t>iv</w:t>
-      </w:r>
-      <w:proofErr w:type="spellEnd"/>
-      <w:r>
-        <w:rPr>
-          <w:rFonts w:ascii="Garamond" w:eastAsia="Garamond" w:hAnsi="Garamond" w:cs="Garamond"/>
-          <w:b/>
-          <w:bCs/>
-        </w:rPr>
-        <w:t>)</w:t>
-      </w:r>
-      <w:r>
-        <w:rPr>
-          <w:rFonts w:ascii="Garamond" w:eastAsia="Garamond" w:hAnsi="Garamond" w:cs="Garamond"/>
-        </w:rPr>
-        <w:t xml:space="preserve"> impidan, retarden u obstaculicen el cumplimiento de las obligaciones de alguna de las Partes.</w:t>
-      </w:r>
-    </w:p>
-    <w:p>
-      <w:pPr>
-        <w:jc w:val="both"/>
-        <w:rPr>
-          <w:rFonts w:ascii="Garamond" w:eastAsia="Garamond" w:hAnsi="Garamond" w:cs="Garamond"/>
-        </w:rPr>
-      </w:pPr>
-    </w:p>
-    <w:p>
-      <w:pPr>
-        <w:jc w:val="both"/>
-        <w:rPr>
-          <w:rFonts w:ascii="Garamond" w:eastAsia="Garamond" w:hAnsi="Garamond" w:cs="Garamond"/>
-        </w:rPr>
-      </w:pPr>
-      <w:r>
-        <w:rPr>
-          <w:rFonts w:ascii="Garamond" w:eastAsia="Garamond" w:hAnsi="Garamond" w:cs="Garamond"/>
-          <w:b/>
-          <w:bCs/>
-          <w:sz w:val="23"/>
-          <w:szCs w:val="23"/>
-          <w:u w:val="single"/>
-          <w:lang w:val="pt-PT"/>
-        </w:rPr>
-        <w:t xml:space="preserve">CLÁUSULA </w:t>
-      </w:r>
-      <w:r>
-        <w:rPr>
-          <w:rFonts w:ascii="Garamond" w:eastAsia="Garamond" w:hAnsi="Garamond" w:cs="Garamond"/>
-          <w:b/>
-          <w:bCs/>
-          <w:sz w:val="23"/>
-          <w:szCs w:val="23"/>
-          <w:highlight w:val="yellow"/>
-          <w:u w:val="single"/>
-          <w:lang w:val="pt-PT"/>
-        </w:rPr>
-        <w:t>{{ NUM_INDEMNIDAD|upper }}</w:t>
-      </w:r>
-      <w:r>
-        <w:rPr>
-          <w:rFonts w:ascii="Garamond" w:eastAsia="Garamond" w:hAnsi="Garamond" w:cs="Garamond"/>
-          <w:b/>
-          <w:bCs/>
-          <w:sz w:val="23"/>
-          <w:szCs w:val="23"/>
-          <w:u w:val="single"/>
-          <w:lang w:val="pt-PT"/>
-        </w:rPr>
-        <w:t>.</w:t>
-      </w:r>
-      <w:r>
-        <w:rPr>
-          <w:rFonts w:ascii="Garamond" w:eastAsia="Garamond" w:hAnsi="Garamond" w:cs="Garamond"/>
-          <w:b/>
-          <w:bCs/>
-          <w:sz w:val="23"/>
-          <w:szCs w:val="23"/>
-          <w:u w:val="single"/>
-          <w:lang w:val="pt-PT"/>
-        </w:rPr>
-        <w:t xml:space="preserve"> </w:t>
-      </w:r>
-      <w:r>
-        <w:rPr>
-          <w:rFonts w:ascii="Garamond" w:eastAsia="Garamond" w:hAnsi="Garamond" w:cs="Garamond"/>
-          <w:b/>
-          <w:bCs/>
-          <w:u w:val="single"/>
-          <w:lang w:val="pt-PT"/>
-        </w:rPr>
-        <w:t>-  Indemnidad</w:t>
-      </w:r>
-      <w:r>
-        <w:rPr>
-          <w:rFonts w:ascii="Garamond" w:eastAsia="Garamond" w:hAnsi="Garamond" w:cs="Garamond"/>
-          <w:b/>
-          <w:bCs/>
-          <w:lang w:val="pt-PT"/>
-        </w:rPr>
-        <w:t>.</w:t>
-      </w:r>
-      <w:r>
-        <w:rPr>
-          <w:rFonts w:ascii="Garamond" w:eastAsia="Garamond" w:hAnsi="Garamond" w:cs="Garamond"/>
-          <w:lang w:val="pt-PT"/>
-        </w:rPr>
-        <w:t xml:space="preserve"> </w:t>
-      </w:r>
-      <w:r>
-        <w:rPr>
-          <w:rFonts w:ascii="Garamond" w:eastAsia="Garamond" w:hAnsi="Garamond" w:cs="Garamond"/>
-        </w:rPr>
-        <w:t>Las Partes acuerdan mantenerse indemnes respecto de terceros que pudieran ser afectados por una de las Partes por el incumplimiento de este Acuerdo de Cooperación y la Ley Aplicable. En atención a la obligación de mantenerse indemnes, responderán por los daños y/o perjuicios que sus acciones u omisiones pudieran causar a terceros y por los que la otra Parte pudiere resultar afectada.</w:t>
-      </w:r>
-    </w:p>
-    <w:p>
-      <w:pPr>
-        <w:jc w:val="both"/>
-        <w:rPr>
-          <w:rFonts w:ascii="Garamond" w:eastAsia="Garamond" w:hAnsi="Garamond" w:cs="Garamond"/>
-        </w:rPr>
-      </w:pPr>
-    </w:p>
-    <w:p>
-      <w:pPr>
-        <w:jc w:val="both"/>
-        <w:rPr>
-          <w:rFonts w:ascii="Garamond" w:eastAsia="Garamond" w:hAnsi="Garamond" w:cs="Garamond"/>
-        </w:rPr>
-      </w:pPr>
-      <w:r>
-        <w:rPr>
-          <w:rFonts w:ascii="Garamond" w:eastAsia="Garamond" w:hAnsi="Garamond" w:cs="Garamond"/>
-          <w:b/>
-          <w:bCs/>
-          <w:sz w:val="23"/>
-          <w:szCs w:val="23"/>
-          <w:u w:val="single"/>
-        </w:rPr>
-        <w:t xml:space="preserve">CLÁUSULA </w:t>
-      </w:r>
       <w:proofErr w:type="gramStart"/>
       <w:r>
         <w:rPr>
@@ -13616,7 +12210,6 @@
           <w:bCs/>
           <w:sz w:val="23"/>
           <w:szCs w:val="23"/>
-          <w:highlight w:val="yellow"/>
           <w:u w:val="single"/>
         </w:rPr>
         <w:t xml:space="preserve">{{ </w:t>
@@ -13629,7 +12222,6 @@
           <w:bCs/>
           <w:sz w:val="23"/>
           <w:szCs w:val="23"/>
-          <w:highlight w:val="yellow"/>
           <w:u w:val="single"/>
         </w:rPr>
         <w:t>NUM</w:t>
@@ -13642,22 +12234,9 @@
           <w:bCs/>
           <w:sz w:val="23"/>
           <w:szCs w:val="23"/>
-          <w:highlight w:val="yellow"/>
-          <w:u w:val="single"/>
-        </w:rPr>
-        <w:t>_CUMPLIMIENTO</w:t>
-      </w:r>
-      <w:r>
-        <w:rPr>
-          <w:rFonts w:ascii="Garamond" w:eastAsia="Garamond" w:hAnsi="Garamond" w:cs="Garamond"/>
-          <w:b/>
-          <w:bCs/>
-          <w:sz w:val="23"/>
-          <w:szCs w:val="23"/>
-          <w:highlight w:val="yellow"/>
-          <w:u w:val="single"/>
-        </w:rPr>
-        <w:t>|</w:t>
+          <w:u w:val="single"/>
+        </w:rPr>
+        <w:t>_CUMPLIMIENTO|</w:t>
       </w:r>
       <w:proofErr w:type="gramStart"/>
       <w:r>
@@ -13667,7 +12246,6 @@
           <w:bCs/>
           <w:sz w:val="23"/>
           <w:szCs w:val="23"/>
-          <w:highlight w:val="yellow"/>
           <w:u w:val="single"/>
         </w:rPr>
         <w:t>upper</w:t>
@@ -13680,7 +12258,6 @@
           <w:bCs/>
           <w:sz w:val="23"/>
           <w:szCs w:val="23"/>
-          <w:highlight w:val="yellow"/>
           <w:u w:val="single"/>
         </w:rPr>
         <w:t xml:space="preserve"> }</w:t>
@@ -13693,21 +12270,9 @@
           <w:bCs/>
           <w:sz w:val="23"/>
           <w:szCs w:val="23"/>
-          <w:highlight w:val="yellow"/>
-          <w:u w:val="single"/>
-        </w:rPr>
-        <w:t>}</w:t>
-      </w:r>
-      <w:r>
-        <w:rPr>
-          <w:rFonts w:ascii="Garamond" w:eastAsia="Garamond" w:hAnsi="Garamond" w:cs="Garamond"/>
-          <w:b/>
-          <w:bCs/>
-          <w:sz w:val="23"/>
-          <w:szCs w:val="23"/>
-          <w:u w:val="single"/>
-        </w:rPr>
-        <w:t xml:space="preserve">. </w:t>
+          <w:u w:val="single"/>
+        </w:rPr>
+        <w:t xml:space="preserve">}. </w:t>
       </w:r>
       <w:r>
         <w:rPr>
@@ -13769,7 +12334,6 @@
           <w:bCs/>
           <w:sz w:val="23"/>
           <w:szCs w:val="23"/>
-          <w:highlight w:val="yellow"/>
           <w:u w:val="single"/>
         </w:rPr>
         <w:t xml:space="preserve">{{ </w:t>
@@ -13782,7 +12346,6 @@
           <w:bCs/>
           <w:sz w:val="23"/>
           <w:szCs w:val="23"/>
-          <w:highlight w:val="yellow"/>
           <w:u w:val="single"/>
         </w:rPr>
         <w:t>NUM</w:t>
@@ -13795,22 +12358,9 @@
           <w:bCs/>
           <w:sz w:val="23"/>
           <w:szCs w:val="23"/>
-          <w:highlight w:val="yellow"/>
-          <w:u w:val="single"/>
-        </w:rPr>
-        <w:t>_RESOLUCIÓN</w:t>
-      </w:r>
-      <w:r>
-        <w:rPr>
-          <w:rFonts w:ascii="Garamond" w:eastAsia="Garamond" w:hAnsi="Garamond" w:cs="Garamond"/>
-          <w:b/>
-          <w:bCs/>
-          <w:sz w:val="23"/>
-          <w:szCs w:val="23"/>
-          <w:highlight w:val="yellow"/>
-          <w:u w:val="single"/>
-        </w:rPr>
-        <w:t>|</w:t>
+          <w:u w:val="single"/>
+        </w:rPr>
+        <w:t>_RESOLUCIÓN|</w:t>
       </w:r>
       <w:proofErr w:type="gramStart"/>
       <w:r>
@@ -13820,7 +12370,6 @@
           <w:bCs/>
           <w:sz w:val="23"/>
           <w:szCs w:val="23"/>
-          <w:highlight w:val="yellow"/>
           <w:u w:val="single"/>
         </w:rPr>
         <w:t>upper</w:t>
@@ -13833,7 +12382,6 @@
           <w:bCs/>
           <w:sz w:val="23"/>
           <w:szCs w:val="23"/>
-          <w:highlight w:val="yellow"/>
           <w:u w:val="single"/>
         </w:rPr>
         <w:t xml:space="preserve"> }</w:t>
@@ -13846,21 +12394,9 @@
           <w:bCs/>
           <w:sz w:val="23"/>
           <w:szCs w:val="23"/>
-          <w:highlight w:val="yellow"/>
-          <w:u w:val="single"/>
-        </w:rPr>
-        <w:t>}</w:t>
-      </w:r>
-      <w:r>
-        <w:rPr>
-          <w:rFonts w:ascii="Garamond" w:eastAsia="Garamond" w:hAnsi="Garamond" w:cs="Garamond"/>
-          <w:b/>
-          <w:bCs/>
-          <w:sz w:val="23"/>
-          <w:szCs w:val="23"/>
-          <w:u w:val="single"/>
-        </w:rPr>
-        <w:t xml:space="preserve">. </w:t>
+          <w:u w:val="single"/>
+        </w:rPr>
+        <w:t xml:space="preserve">}. </w:t>
       </w:r>
       <w:r>
         <w:rPr>
@@ -13941,7 +12477,6 @@
           <w:color w:val="000000"/>
           <w:sz w:val="23"/>
           <w:szCs w:val="23"/>
-          <w:highlight w:val="yellow"/>
           <w:u w:val="single"/>
         </w:rPr>
         <w:t xml:space="preserve">{{ </w:t>
@@ -13955,7 +12490,6 @@
           <w:color w:val="000000"/>
           <w:sz w:val="23"/>
           <w:szCs w:val="23"/>
-          <w:highlight w:val="yellow"/>
           <w:u w:val="single"/>
         </w:rPr>
         <w:t>NUM</w:t>
@@ -13969,7 +12503,6 @@
           <w:color w:val="000000"/>
           <w:sz w:val="23"/>
           <w:szCs w:val="23"/>
-          <w:highlight w:val="yellow"/>
           <w:u w:val="single"/>
         </w:rPr>
         <w:t>_PROTECCIÓN_DATOS_PERSONALES</w:t>
@@ -13981,7 +12514,6 @@
           <w:bCs/>
           <w:sz w:val="23"/>
           <w:szCs w:val="23"/>
-          <w:highlight w:val="yellow"/>
           <w:u w:val="single"/>
         </w:rPr>
         <w:t>|</w:t>
@@ -13994,7 +12526,6 @@
           <w:bCs/>
           <w:sz w:val="23"/>
           <w:szCs w:val="23"/>
-          <w:highlight w:val="yellow"/>
           <w:u w:val="single"/>
         </w:rPr>
         <w:t>upper</w:t>
@@ -14008,7 +12539,6 @@
           <w:color w:val="000000"/>
           <w:sz w:val="23"/>
           <w:szCs w:val="23"/>
-          <w:highlight w:val="yellow"/>
           <w:u w:val="single"/>
         </w:rPr>
         <w:t xml:space="preserve"> }</w:t>
@@ -14022,22 +12552,9 @@
           <w:color w:val="000000"/>
           <w:sz w:val="23"/>
           <w:szCs w:val="23"/>
-          <w:highlight w:val="yellow"/>
-          <w:u w:val="single"/>
-        </w:rPr>
-        <w:t>}</w:t>
-      </w:r>
-      <w:r>
-        <w:rPr>
-          <w:rFonts w:ascii="Garamond" w:eastAsia="Garamond" w:hAnsi="Garamond" w:cs="Garamond"/>
-          <w:b/>
-          <w:bCs/>
-          <w:color w:val="000000"/>
-          <w:sz w:val="23"/>
-          <w:szCs w:val="23"/>
-          <w:u w:val="single"/>
-        </w:rPr>
-        <w:t xml:space="preserve">. </w:t>
+          <w:u w:val="single"/>
+        </w:rPr>
+        <w:t xml:space="preserve">}. </w:t>
       </w:r>
       <w:r>
         <w:rPr>
@@ -14313,7 +12830,6 @@
           <w:color w:val="000000"/>
           <w:sz w:val="23"/>
           <w:szCs w:val="23"/>
-          <w:highlight w:val="yellow"/>
           <w:u w:val="single"/>
         </w:rPr>
         <w:t xml:space="preserve">{{ </w:t>
@@ -14327,7 +12843,6 @@
           <w:color w:val="000000"/>
           <w:sz w:val="23"/>
           <w:szCs w:val="23"/>
-          <w:highlight w:val="yellow"/>
           <w:u w:val="single"/>
         </w:rPr>
         <w:t>NUM</w:t>
@@ -14341,7 +12856,6 @@
           <w:color w:val="000000"/>
           <w:sz w:val="23"/>
           <w:szCs w:val="23"/>
-          <w:highlight w:val="yellow"/>
           <w:u w:val="single"/>
         </w:rPr>
         <w:t>_DISPOSICIONES_GENERALES</w:t>
@@ -14353,7 +12867,6 @@
           <w:bCs/>
           <w:sz w:val="23"/>
           <w:szCs w:val="23"/>
-          <w:highlight w:val="yellow"/>
           <w:u w:val="single"/>
         </w:rPr>
         <w:t>|</w:t>
@@ -14366,7 +12879,6 @@
           <w:bCs/>
           <w:sz w:val="23"/>
           <w:szCs w:val="23"/>
-          <w:highlight w:val="yellow"/>
           <w:u w:val="single"/>
         </w:rPr>
         <w:t>upper</w:t>
@@ -14380,7 +12892,6 @@
           <w:color w:val="000000"/>
           <w:sz w:val="23"/>
           <w:szCs w:val="23"/>
-          <w:highlight w:val="yellow"/>
           <w:u w:val="single"/>
         </w:rPr>
         <w:t xml:space="preserve"> }</w:t>
@@ -14394,22 +12905,9 @@
           <w:color w:val="000000"/>
           <w:sz w:val="23"/>
           <w:szCs w:val="23"/>
-          <w:highlight w:val="yellow"/>
-          <w:u w:val="single"/>
-        </w:rPr>
-        <w:t>}</w:t>
-      </w:r>
-      <w:r>
-        <w:rPr>
-          <w:rFonts w:ascii="Garamond" w:eastAsia="Garamond" w:hAnsi="Garamond" w:cs="Garamond"/>
-          <w:b/>
-          <w:bCs/>
-          <w:color w:val="000000"/>
-          <w:sz w:val="23"/>
-          <w:szCs w:val="23"/>
-          <w:u w:val="single"/>
-        </w:rPr>
-        <w:t xml:space="preserve">. </w:t>
+          <w:u w:val="single"/>
+        </w:rPr>
+        <w:t xml:space="preserve">}. </w:t>
       </w:r>
       <w:r>
         <w:rPr>
@@ -14987,7 +13485,6 @@
           <w:color w:val="467886"/>
           <w:sz w:val="23"/>
           <w:szCs w:val="23"/>
-          <w:highlight w:val="yellow"/>
           <w:u w:val="single"/>
           <w:lang w:val="en-US"/>
         </w:rPr>
@@ -15000,7 +13497,6 @@
           <w:color w:val="467886"/>
           <w:sz w:val="23"/>
           <w:szCs w:val="23"/>
-          <w:highlight w:val="yellow"/>
           <w:u w:val="single"/>
           <w:lang w:val="en-US"/>
         </w:rPr>
@@ -15013,7 +13509,6 @@
           <w:color w:val="467886"/>
           <w:sz w:val="23"/>
           <w:szCs w:val="23"/>
-          <w:highlight w:val="yellow"/>
           <w:u w:val="single"/>
           <w:lang w:val="en-US"/>
         </w:rPr>
@@ -15026,7 +13521,6 @@
           <w:color w:val="467886"/>
           <w:sz w:val="23"/>
           <w:szCs w:val="23"/>
-          <w:highlight w:val="yellow"/>
           <w:u w:val="single"/>
           <w:lang w:val="en-US"/>
         </w:rPr>
@@ -15039,7 +13533,6 @@
           <w:color w:val="467886"/>
           <w:sz w:val="23"/>
           <w:szCs w:val="23"/>
-          <w:highlight w:val="yellow"/>
           <w:u w:val="single"/>
           <w:lang w:val="en-US"/>
         </w:rPr>
@@ -15052,7 +13545,6 @@
           <w:color w:val="467886"/>
           <w:sz w:val="23"/>
           <w:szCs w:val="23"/>
-          <w:highlight w:val="yellow"/>
           <w:u w:val="single"/>
           <w:lang w:val="en-US"/>
         </w:rPr>
@@ -15096,7 +13588,6 @@
           <w:color w:val="467886"/>
           <w:sz w:val="23"/>
           <w:szCs w:val="23"/>
-          <w:highlight w:val="yellow"/>
           <w:u w:val="single"/>
           <w:lang w:val="es-MX"/>
         </w:rPr>
@@ -15109,7 +13600,6 @@
           <w:color w:val="467886"/>
           <w:sz w:val="23"/>
           <w:szCs w:val="23"/>
-          <w:highlight w:val="yellow"/>
           <w:u w:val="single"/>
           <w:lang w:val="es-MX"/>
         </w:rPr>
@@ -15122,58 +13612,42 @@
           <w:color w:val="467886"/>
           <w:sz w:val="23"/>
           <w:szCs w:val="23"/>
-          <w:highlight w:val="yellow"/>
           <w:u w:val="single"/>
           <w:lang w:val="es-MX"/>
         </w:rPr>
-        <w:t>_ALIADO</w:t>
-      </w:r>
+        <w:t>_ALIADO|</w:t>
+      </w:r>
+      <w:proofErr w:type="gramStart"/>
       <w:r>
         <w:rPr>
           <w:rFonts w:ascii="Garamond" w:eastAsia="Garamond" w:hAnsi="Garamond" w:cs="Garamond"/>
           <w:color w:val="467886"/>
           <w:sz w:val="23"/>
           <w:szCs w:val="23"/>
-          <w:highlight w:val="yellow"/>
           <w:u w:val="single"/>
           <w:lang w:val="es-MX"/>
         </w:rPr>
-        <w:t>|</w:t>
-      </w:r>
-      <w:proofErr w:type="gramStart"/>
+        <w:t>lower</w:t>
+      </w:r>
+      <w:proofErr w:type="spellEnd"/>
       <w:r>
         <w:rPr>
           <w:rFonts w:ascii="Garamond" w:eastAsia="Garamond" w:hAnsi="Garamond" w:cs="Garamond"/>
           <w:color w:val="467886"/>
           <w:sz w:val="23"/>
           <w:szCs w:val="23"/>
-          <w:highlight w:val="yellow"/>
           <w:u w:val="single"/>
           <w:lang w:val="es-MX"/>
         </w:rPr>
-        <w:t>lower</w:t>
-      </w:r>
-      <w:proofErr w:type="spellEnd"/>
+        <w:t xml:space="preserve"> }</w:t>
+      </w:r>
+      <w:proofErr w:type="gramEnd"/>
       <w:r>
         <w:rPr>
           <w:rFonts w:ascii="Garamond" w:eastAsia="Garamond" w:hAnsi="Garamond" w:cs="Garamond"/>
           <w:color w:val="467886"/>
           <w:sz w:val="23"/>
           <w:szCs w:val="23"/>
-          <w:highlight w:val="yellow"/>
-          <w:u w:val="single"/>
-          <w:lang w:val="es-MX"/>
-        </w:rPr>
-        <w:t xml:space="preserve"> }</w:t>
-      </w:r>
-      <w:proofErr w:type="gramEnd"/>
-      <w:r>
-        <w:rPr>
-          <w:rFonts w:ascii="Garamond" w:eastAsia="Garamond" w:hAnsi="Garamond" w:cs="Garamond"/>
-          <w:color w:val="467886"/>
-          <w:sz w:val="23"/>
-          <w:szCs w:val="23"/>
-          <w:highlight w:val="yellow"/>
           <w:u w:val="single"/>
           <w:lang w:val="es-MX"/>
         </w:rPr>
@@ -16299,7 +14773,6 @@
           <w:rFonts w:ascii="Garamond" w:eastAsia="Garamond" w:hAnsi="Garamond" w:cs="Garamond"/>
           <w:sz w:val="23"/>
           <w:szCs w:val="23"/>
-          <w:highlight w:val="yellow"/>
         </w:rPr>
         <w:t>{{ fecha</w:t>
       </w:r>
@@ -16309,17 +14782,8 @@
           <w:rFonts w:ascii="Garamond" w:eastAsia="Garamond" w:hAnsi="Garamond" w:cs="Garamond"/>
           <w:sz w:val="23"/>
           <w:szCs w:val="23"/>
-          <w:highlight w:val="yellow"/>
-        </w:rPr>
-        <w:t xml:space="preserve"> }}</w:t>
-      </w:r>
-      <w:r>
-        <w:rPr>
-          <w:rFonts w:ascii="Garamond" w:eastAsia="Garamond" w:hAnsi="Garamond" w:cs="Garamond"/>
-          <w:sz w:val="23"/>
-          <w:szCs w:val="23"/>
-        </w:rPr>
-        <w:t>.</w:t>
+        </w:rPr>
+        <w:t xml:space="preserve"> }}.</w:t>
       </w:r>
     </w:p>
     <w:p>
@@ -16837,7 +15301,6 @@
                 <w:bCs/>
                 <w:sz w:val="23"/>
                 <w:szCs w:val="23"/>
-                <w:highlight w:val="yellow"/>
               </w:rPr>
               <w:t>{{ RAZÓN</w:t>
             </w:r>
@@ -16849,7 +15312,6 @@
                 <w:bCs/>
                 <w:sz w:val="23"/>
                 <w:szCs w:val="23"/>
-                <w:highlight w:val="yellow"/>
               </w:rPr>
               <w:t>_SOCIAL }}</w:t>
             </w:r>

--- a/formatos/New_draft/acuerdo_con_ads_persona_fisica.docx
+++ b/formatos/New_draft/acuerdo_con_ads_persona_fisica.docx
@@ -13940,7 +13940,76 @@
           <w:bCs/>
           <w:u w:val="single"/>
         </w:rPr>
-        <w:t>Ley Aplicable y Domicilio Contractual</w:t>
+        <w:t>Ley Aplicable y Resolución de Conflictos.</w:t>
+      </w:r>
+      <w:r>
+        <w:rPr>
+          <w:rFonts w:ascii="Garamond" w:eastAsia="Garamond" w:hAnsi="Garamond" w:cs="Garamond"/>
+          <w:b/>
+          <w:bCs/>
+        </w:rPr>
+        <w:t xml:space="preserve"> </w:t>
+      </w:r>
+      <w:r>
+        <w:rPr>
+          <w:rFonts w:ascii="Garamond" w:eastAsia="Garamond" w:hAnsi="Garamond" w:cs="Garamond"/>
+        </w:rPr>
+        <w:t>Para la interpretación, cumplimiento y ejecución del presente contrato, las Partes se someten a las leyes vigentes en los Estados Unidos Mexicanos y a la jurisdicción de los tribunales competentes de la Ciudad de México, renunciando expresa e irrevocablemente a cualquier otro fuero que pudiera corresponderles por razón de sus domicilios presentes o futuros, o por cualquier otra causa.</w:t>
+      </w:r>
+    </w:p>
+    <w:p>
+      <w:pPr>
+        <w:ind w:left="720"/>
+        <w:jc w:val="both"/>
+        <w:rPr>
+          <w:rFonts w:ascii="Garamond" w:eastAsia="Garamond" w:hAnsi="Garamond" w:cs="Garamond"/>
+          <w:b/>
+          <w:bCs/>
+        </w:rPr>
+      </w:pPr>
+    </w:p>
+    <w:p>
+      <w:pPr>
+        <w:ind w:left="720"/>
+        <w:jc w:val="both"/>
+        <w:rPr>
+          <w:rFonts w:ascii="Garamond" w:eastAsia="Garamond" w:hAnsi="Garamond" w:cs="Garamond"/>
+        </w:rPr>
+      </w:pPr>
+      <w:r>
+        <w:rPr>
+          <w:rFonts w:ascii="Garamond" w:eastAsia="Garamond" w:hAnsi="Garamond" w:cs="Garamond"/>
+          <w:b/>
+          <w:bCs/>
+        </w:rPr>
+        <w:t>(</w:t>
+      </w:r>
+      <w:proofErr w:type="spellStart"/>
+      <w:r>
+        <w:rPr>
+          <w:rFonts w:ascii="Garamond" w:eastAsia="Garamond" w:hAnsi="Garamond" w:cs="Garamond"/>
+          <w:b/>
+          <w:bCs/>
+        </w:rPr>
+        <w:t>xii</w:t>
+      </w:r>
+      <w:proofErr w:type="spellEnd"/>
+      <w:r>
+        <w:rPr>
+          <w:rFonts w:ascii="Garamond" w:eastAsia="Garamond" w:hAnsi="Garamond" w:cs="Garamond"/>
+          <w:b/>
+          <w:bCs/>
+        </w:rPr>
+        <w:t xml:space="preserve">) </w:t>
+      </w:r>
+      <w:r>
+        <w:rPr>
+          <w:rFonts w:ascii="Garamond" w:eastAsia="Garamond" w:hAnsi="Garamond" w:cs="Garamond"/>
+          <w:b/>
+          <w:bCs/>
+          <w:u w:val="single"/>
+        </w:rPr>
+        <w:t>Autorización</w:t>
       </w:r>
       <w:r>
         <w:rPr>
@@ -13954,16 +14023,335 @@
         <w:rPr>
           <w:rFonts w:ascii="Garamond" w:eastAsia="Garamond" w:hAnsi="Garamond" w:cs="Garamond"/>
         </w:rPr>
-        <w:t>Para la interpretación y cumplimiento del presente Acuerdo de Cooperación, las Partes se someten a las leyes de los Estados Unidos Mexicanos. Para todos los efectos legales el domicilio contractual será la Ciudad de México, renunciando expresamente a cualquier otra jurisdicción que pudiera corresponderles en razón de sus domicilios presentes o futuros. No obstante, lo anterior, se aclara que para efectos tributarios el domicilio contractual corresponderá al municipio desde donde comercialice los Productos el Aliado Comercial.</w:t>
-      </w:r>
-      <w:r>
-        <w:rPr>
-          <w:rFonts w:ascii="Garamond" w:eastAsia="Garamond" w:hAnsi="Garamond" w:cs="Garamond"/>
-          <w:b/>
-          <w:bCs/>
+        <w:t xml:space="preserve">En caso de incumplimiento por parte del Aliado Comercial de alguna de las disposiciones del presente Acuerdo de Cooperación, el Aliado Comercial autoriza expresamente a Rappi para ejecutar las penalidades y liquidar cualquier adeudo que se tuviere a la fecha, reteniendo para tal efecto las cantidades correspondientes de las ventas semanales de Productos a través de la Plataforma Rappi. </w:t>
+      </w:r>
+    </w:p>
+    <w:p>
+      <w:pPr>
+        <w:ind w:left="720"/>
+        <w:jc w:val="both"/>
+        <w:rPr>
+          <w:rFonts w:ascii="Garamond" w:eastAsia="Garamond" w:hAnsi="Garamond" w:cs="Garamond"/>
+        </w:rPr>
+      </w:pPr>
+    </w:p>
+    <w:p>
+      <w:pPr>
+        <w:ind w:left="720"/>
+        <w:jc w:val="both"/>
+        <w:rPr>
+          <w:rFonts w:ascii="Garamond" w:eastAsia="Garamond" w:hAnsi="Garamond" w:cs="Garamond"/>
+        </w:rPr>
+      </w:pPr>
+      <w:r>
+        <w:rPr>
+          <w:rFonts w:ascii="Garamond" w:eastAsia="Garamond" w:hAnsi="Garamond" w:cs="Garamond"/>
+          <w:b/>
+          <w:bCs/>
+        </w:rPr>
+        <w:t>(</w:t>
+      </w:r>
+      <w:proofErr w:type="spellStart"/>
+      <w:r>
+        <w:rPr>
+          <w:rFonts w:ascii="Garamond" w:eastAsia="Garamond" w:hAnsi="Garamond" w:cs="Garamond"/>
+          <w:b/>
+          <w:bCs/>
+        </w:rPr>
+        <w:t>xiii</w:t>
+      </w:r>
+      <w:proofErr w:type="spellEnd"/>
+      <w:r>
+        <w:rPr>
+          <w:rFonts w:ascii="Garamond" w:eastAsia="Garamond" w:hAnsi="Garamond" w:cs="Garamond"/>
+          <w:b/>
+          <w:bCs/>
+        </w:rPr>
+        <w:t xml:space="preserve">) </w:t>
+      </w:r>
+      <w:r>
+        <w:rPr>
+          <w:rFonts w:ascii="Garamond" w:eastAsia="Garamond" w:hAnsi="Garamond" w:cs="Garamond"/>
+          <w:b/>
+          <w:bCs/>
+          <w:u w:val="single"/>
+        </w:rPr>
+        <w:t>Declaración de Origen de Fondos y Financiación del Terrorismo</w:t>
+      </w:r>
+      <w:r>
+        <w:rPr>
+          <w:rFonts w:ascii="Garamond" w:eastAsia="Garamond" w:hAnsi="Garamond" w:cs="Garamond"/>
+          <w:b/>
+          <w:bCs/>
+        </w:rPr>
+        <w:t xml:space="preserve">. </w:t>
+      </w:r>
+      <w:r>
+        <w:rPr>
+          <w:rFonts w:ascii="Garamond" w:eastAsia="Garamond" w:hAnsi="Garamond" w:cs="Garamond"/>
+        </w:rPr>
+        <w:t xml:space="preserve">Las Partes declaran que sus ingresos provienen de actividades lícitas, que no se encuentran incluidas en listas para el control de lavado de activos y financiación del terrorismo, administradas por cualquier autoridad nacional o extranjera, y que, en consecuencia, se obligan a responder por todos los daños y/o perjuicios que llegasen a causar como consecuencia de esta afirmación. Conforme a lo anterior, cualquiera de las Partes podrá terminar el presente Acuerdo de Cooperación en el caso en el que la otra Parte sea incluida en la lista de la Oficina de Control de Activos en el Exterior – OFAC emitida por la Oficina del Tesoro de los Estados Unidos de Norte América, la lista de la Organización de las Naciones Unidas y otras listas públicas relacionadas con el tema de lavado de activos y financiación del terrorismo. </w:t>
+      </w:r>
+    </w:p>
+    <w:p>
+      <w:pPr>
+        <w:ind w:left="720"/>
+        <w:jc w:val="both"/>
+        <w:rPr>
+          <w:rFonts w:ascii="Garamond" w:eastAsia="Garamond" w:hAnsi="Garamond" w:cs="Garamond"/>
+        </w:rPr>
+      </w:pPr>
+    </w:p>
+    <w:p>
+      <w:pPr>
+        <w:ind w:left="720"/>
+        <w:jc w:val="both"/>
+        <w:rPr>
+          <w:rFonts w:ascii="Garamond" w:eastAsia="Garamond" w:hAnsi="Garamond" w:cs="Garamond"/>
+        </w:rPr>
+      </w:pPr>
+      <w:r>
+        <w:rPr>
+          <w:rFonts w:ascii="Garamond" w:eastAsia="Garamond" w:hAnsi="Garamond" w:cs="Garamond"/>
+          <w:b/>
+          <w:bCs/>
+        </w:rPr>
+        <w:t>(</w:t>
+      </w:r>
+      <w:proofErr w:type="spellStart"/>
+      <w:r>
+        <w:rPr>
+          <w:rFonts w:ascii="Garamond" w:eastAsia="Garamond" w:hAnsi="Garamond" w:cs="Garamond"/>
+          <w:b/>
+          <w:bCs/>
+        </w:rPr>
+        <w:t>xiv</w:t>
+      </w:r>
+      <w:proofErr w:type="spellEnd"/>
+      <w:r>
+        <w:rPr>
+          <w:rFonts w:ascii="Garamond" w:eastAsia="Garamond" w:hAnsi="Garamond" w:cs="Garamond"/>
+          <w:b/>
+          <w:bCs/>
+        </w:rPr>
+        <w:t xml:space="preserve">) </w:t>
+      </w:r>
+      <w:r>
+        <w:rPr>
+          <w:rFonts w:ascii="Garamond" w:eastAsia="Garamond" w:hAnsi="Garamond" w:cs="Garamond"/>
+          <w:b/>
+          <w:bCs/>
+          <w:u w:val="single"/>
+        </w:rPr>
+        <w:t>Política de Gestión y Código de Ética</w:t>
+      </w:r>
+      <w:r>
+        <w:rPr>
+          <w:rFonts w:ascii="Garamond" w:eastAsia="Garamond" w:hAnsi="Garamond" w:cs="Garamond"/>
+          <w:b/>
+          <w:bCs/>
+        </w:rPr>
+        <w:t>.</w:t>
+      </w:r>
+      <w:r>
+        <w:rPr>
+          <w:rFonts w:ascii="Garamond" w:eastAsia="Garamond" w:hAnsi="Garamond" w:cs="Garamond"/>
+        </w:rPr>
+        <w:t xml:space="preserve"> El Aliado Comercial acepta conocer y cumplir la Política de Gestión para la Prevención y Control del Riesgo de Lavado de Activos y de la Financiación del Terrorismo y el Código de Ética de Rappi. </w:t>
+      </w:r>
+    </w:p>
+    <w:p>
+      <w:pPr>
+        <w:ind w:left="720"/>
+        <w:jc w:val="both"/>
+        <w:rPr>
+          <w:rFonts w:ascii="Garamond" w:eastAsia="Garamond" w:hAnsi="Garamond" w:cs="Garamond"/>
+        </w:rPr>
+      </w:pPr>
+    </w:p>
+    <w:p>
+      <w:pPr>
+        <w:ind w:left="720"/>
+        <w:jc w:val="both"/>
+        <w:rPr>
+          <w:rFonts w:ascii="Garamond" w:eastAsia="Garamond" w:hAnsi="Garamond" w:cs="Garamond"/>
+        </w:rPr>
+      </w:pPr>
+      <w:r>
+        <w:rPr>
+          <w:rFonts w:ascii="Garamond" w:eastAsia="Garamond" w:hAnsi="Garamond" w:cs="Garamond"/>
+          <w:b/>
+          <w:bCs/>
+        </w:rPr>
+        <w:t>(</w:t>
+      </w:r>
+      <w:proofErr w:type="spellStart"/>
+      <w:r>
+        <w:rPr>
+          <w:rFonts w:ascii="Garamond" w:eastAsia="Garamond" w:hAnsi="Garamond" w:cs="Garamond"/>
+          <w:b/>
+          <w:bCs/>
+        </w:rPr>
+        <w:t>xv</w:t>
+      </w:r>
+      <w:proofErr w:type="spellEnd"/>
+      <w:r>
+        <w:rPr>
+          <w:rFonts w:ascii="Garamond" w:eastAsia="Garamond" w:hAnsi="Garamond" w:cs="Garamond"/>
+          <w:b/>
+          <w:bCs/>
+        </w:rPr>
+        <w:t>)</w:t>
+      </w:r>
+      <w:r>
+        <w:rPr>
+          <w:rFonts w:ascii="Garamond" w:eastAsia="Garamond" w:hAnsi="Garamond" w:cs="Garamond"/>
         </w:rPr>
         <w:t xml:space="preserve"> </w:t>
       </w:r>
+      <w:r>
+        <w:rPr>
+          <w:rFonts w:ascii="Garamond" w:eastAsia="Garamond" w:hAnsi="Garamond" w:cs="Garamond"/>
+          <w:b/>
+          <w:bCs/>
+          <w:u w:val="single"/>
+        </w:rPr>
+        <w:t>Ética en los Negocios y Anticorrupción</w:t>
+      </w:r>
+      <w:r>
+        <w:rPr>
+          <w:rFonts w:ascii="Garamond" w:eastAsia="Garamond" w:hAnsi="Garamond" w:cs="Garamond"/>
+          <w:b/>
+          <w:bCs/>
+        </w:rPr>
+        <w:t xml:space="preserve">. </w:t>
+      </w:r>
+      <w:r>
+        <w:rPr>
+          <w:rFonts w:ascii="Garamond" w:eastAsia="Garamond" w:hAnsi="Garamond" w:cs="Garamond"/>
+        </w:rPr>
+        <w:t xml:space="preserve">Las Partes se comprometen a implementar mecanismos de control interno con el fin de evitar que se presenten actos de corrupción en las negociaciones que se lleven a cabo. De acuerdo con lo anterior, las Partes se obligan a no recibir ni ofrecer, directa o indirectamente, de y a los empleados, administradores, o subordinados de la otra Parte: </w:t>
+      </w:r>
+      <w:r>
+        <w:rPr>
+          <w:rFonts w:ascii="Garamond" w:eastAsia="Garamond" w:hAnsi="Garamond" w:cs="Garamond"/>
+          <w:b/>
+          <w:bCs/>
+        </w:rPr>
+        <w:t>(i)</w:t>
+      </w:r>
+      <w:r>
+        <w:rPr>
+          <w:rFonts w:ascii="Garamond" w:eastAsia="Garamond" w:hAnsi="Garamond" w:cs="Garamond"/>
+        </w:rPr>
+        <w:t xml:space="preserve"> sumas de dinero, </w:t>
+      </w:r>
+      <w:r>
+        <w:rPr>
+          <w:rFonts w:ascii="Garamond" w:eastAsia="Garamond" w:hAnsi="Garamond" w:cs="Garamond"/>
+          <w:b/>
+          <w:bCs/>
+        </w:rPr>
+        <w:t>(</w:t>
+      </w:r>
+      <w:proofErr w:type="spellStart"/>
+      <w:r>
+        <w:rPr>
+          <w:rFonts w:ascii="Garamond" w:eastAsia="Garamond" w:hAnsi="Garamond" w:cs="Garamond"/>
+          <w:b/>
+          <w:bCs/>
+        </w:rPr>
+        <w:t>ii</w:t>
+      </w:r>
+      <w:proofErr w:type="spellEnd"/>
+      <w:r>
+        <w:rPr>
+          <w:rFonts w:ascii="Garamond" w:eastAsia="Garamond" w:hAnsi="Garamond" w:cs="Garamond"/>
+          <w:b/>
+          <w:bCs/>
+        </w:rPr>
+        <w:t>)</w:t>
+      </w:r>
+      <w:r>
+        <w:rPr>
+          <w:rFonts w:ascii="Garamond" w:eastAsia="Garamond" w:hAnsi="Garamond" w:cs="Garamond"/>
+        </w:rPr>
+        <w:t xml:space="preserve"> cualquier objeto de valor pecuniario; u </w:t>
+      </w:r>
+      <w:r>
+        <w:rPr>
+          <w:rFonts w:ascii="Garamond" w:eastAsia="Garamond" w:hAnsi="Garamond" w:cs="Garamond"/>
+          <w:b/>
+          <w:bCs/>
+        </w:rPr>
+        <w:t>(</w:t>
+      </w:r>
+      <w:proofErr w:type="spellStart"/>
+      <w:r>
+        <w:rPr>
+          <w:rFonts w:ascii="Garamond" w:eastAsia="Garamond" w:hAnsi="Garamond" w:cs="Garamond"/>
+          <w:b/>
+          <w:bCs/>
+        </w:rPr>
+        <w:t>iii</w:t>
+      </w:r>
+      <w:proofErr w:type="spellEnd"/>
+      <w:r>
+        <w:rPr>
+          <w:rFonts w:ascii="Garamond" w:eastAsia="Garamond" w:hAnsi="Garamond" w:cs="Garamond"/>
+          <w:b/>
+          <w:bCs/>
+        </w:rPr>
+        <w:t>)</w:t>
+      </w:r>
+      <w:r>
+        <w:rPr>
+          <w:rFonts w:ascii="Garamond" w:eastAsia="Garamond" w:hAnsi="Garamond" w:cs="Garamond"/>
+        </w:rPr>
+        <w:t xml:space="preserve"> otro beneficio o utilidad, a cambio de:</w:t>
+      </w:r>
+      <w:r>
+        <w:rPr>
+          <w:rFonts w:ascii="Garamond" w:eastAsia="Garamond" w:hAnsi="Garamond" w:cs="Garamond"/>
+          <w:b/>
+          <w:bCs/>
+        </w:rPr>
+        <w:t xml:space="preserve"> (a) </w:t>
+      </w:r>
+      <w:r>
+        <w:rPr>
+          <w:rFonts w:ascii="Garamond" w:eastAsia="Garamond" w:hAnsi="Garamond" w:cs="Garamond"/>
+        </w:rPr>
+        <w:t xml:space="preserve">realizar; </w:t>
+      </w:r>
+      <w:r>
+        <w:rPr>
+          <w:rFonts w:ascii="Garamond" w:eastAsia="Garamond" w:hAnsi="Garamond" w:cs="Garamond"/>
+          <w:b/>
+          <w:bCs/>
+        </w:rPr>
+        <w:t>(b)</w:t>
+      </w:r>
+      <w:r>
+        <w:rPr>
+          <w:rFonts w:ascii="Garamond" w:eastAsia="Garamond" w:hAnsi="Garamond" w:cs="Garamond"/>
+        </w:rPr>
+        <w:t xml:space="preserve"> omitir; o </w:t>
+      </w:r>
+      <w:r>
+        <w:rPr>
+          <w:rFonts w:ascii="Garamond" w:eastAsia="Garamond" w:hAnsi="Garamond" w:cs="Garamond"/>
+          <w:b/>
+          <w:bCs/>
+        </w:rPr>
+        <w:t>(c)</w:t>
+      </w:r>
+      <w:r>
+        <w:rPr>
+          <w:rFonts w:ascii="Garamond" w:eastAsia="Garamond" w:hAnsi="Garamond" w:cs="Garamond"/>
+        </w:rPr>
+        <w:t xml:space="preserve"> retardar, cualquier acto relacionado con el ejercicio de sus funciones. Las Partes declaran y garantizan que tanto ellas como sus funcionarios, empleados, directivos,  o subcontratistas cumplen la Ley Aplicable en materia de anticorrupción, incluyendo, pero sin limitarse a la Ley General de Responsabilidades Administrativas, la Ley sobre Prácticas Corruptas en el Extranjero de EE.UU. de 1977, la Ley sobre Sobornos del Reino Unido de 2010 o aquellas que la modifiquen, subroguen, reglamenten o desarrollen, así como aquellas regulaciones nacionales e internacionales relativas a la prevención del fraude, el soborno, la corrupción, el lavado de dinero y el terrorismo. Igualmente, las Partes declaran y garantizan que ni ellas ni sus funcionarios, empleados, directivos, o subcontratistas son objeto de investigaciones, acusaciones o procesos relativos a la violación de la Ley Aplicable en materia de anticorrupción ni han sido objeto de sanciones penales, disciplinarias o contractuales derivadas de la violación de tal Ley Aplicable. Las Partes se obligan a cumplir la Ley Aplicable en materia de anticorrupción y declaran que cualquier incumplimiento constituye una violación al presente Acuerdo de Cooperación, que da derecho exclusivo a la otra Parte de terminar el presente Acuerdo de Cooperación.    Igualmente, cada Parte se obliga a notificar a la otra Parte cualquier notificación asociada a una investigación, procedimiento, sanción o similar, iniciado en su contra o en contra de cualquiera de sus funcionarios, empleados, directivos, o subcontratistas, dentro de las 24 (veinticuatro) horas siguientes a la fecha en la que tenga conocimiento de la notificación de la investigación. </w:t>
+      </w:r>
     </w:p>
     <w:p>
       <w:pPr>
@@ -13971,8 +14359,6 @@
         <w:jc w:val="both"/>
         <w:rPr>
           <w:rFonts w:ascii="Garamond" w:eastAsia="Garamond" w:hAnsi="Garamond" w:cs="Garamond"/>
-          <w:b/>
-          <w:bCs/>
         </w:rPr>
       </w:pPr>
     </w:p>
@@ -13999,7 +14385,7 @@
           <w:b/>
           <w:bCs/>
         </w:rPr>
-        <w:t>xii</w:t>
+        <w:t>xvi</w:t>
       </w:r>
       <w:proofErr w:type="spellEnd"/>
       <w:r>
@@ -14010,15 +14396,17 @@
         </w:rPr>
         <w:t xml:space="preserve">) </w:t>
       </w:r>
-      <w:r>
-        <w:rPr>
-          <w:rFonts w:ascii="Garamond" w:eastAsia="Garamond" w:hAnsi="Garamond" w:cs="Garamond"/>
-          <w:b/>
-          <w:bCs/>
-          <w:u w:val="single"/>
-        </w:rPr>
-        <w:t>Autorización</w:t>
-      </w:r>
+      <w:proofErr w:type="spellStart"/>
+      <w:r>
+        <w:rPr>
+          <w:rFonts w:ascii="Garamond" w:eastAsia="Garamond" w:hAnsi="Garamond" w:cs="Garamond"/>
+          <w:b/>
+          <w:bCs/>
+          <w:u w:val="single"/>
+        </w:rPr>
+        <w:t>Sourcing</w:t>
+      </w:r>
+      <w:proofErr w:type="spellEnd"/>
       <w:r>
         <w:rPr>
           <w:rFonts w:ascii="Garamond" w:eastAsia="Garamond" w:hAnsi="Garamond" w:cs="Garamond"/>
@@ -14031,7 +14419,63 @@
         <w:rPr>
           <w:rFonts w:ascii="Garamond" w:eastAsia="Garamond" w:hAnsi="Garamond" w:cs="Garamond"/>
         </w:rPr>
-        <w:t xml:space="preserve">En caso de incumplimiento por parte del Aliado Comercial de alguna de las disposiciones del presente Acuerdo de Cooperación, el Aliado Comercial autoriza expresamente a Rappi para ejecutar las penalidades y liquidar cualquier adeudo que se tuviere a la fecha, reteniendo para tal efecto las cantidades correspondientes de las ventas semanales de Productos a través de la Plataforma Rappi. </w:t>
+        <w:t xml:space="preserve">El Aliado Comercial se compromete a no tener ni mantener una relación comercial con un proveedor que incumpla con la Ley Aplicable con relación a: </w:t>
+      </w:r>
+      <w:r>
+        <w:rPr>
+          <w:rFonts w:ascii="Garamond" w:eastAsia="Garamond" w:hAnsi="Garamond" w:cs="Garamond"/>
+          <w:b/>
+          <w:bCs/>
+        </w:rPr>
+        <w:t>(a)</w:t>
+      </w:r>
+      <w:r>
+        <w:rPr>
+          <w:rFonts w:ascii="Garamond" w:eastAsia="Garamond" w:hAnsi="Garamond" w:cs="Garamond"/>
+        </w:rPr>
+        <w:t xml:space="preserve"> la discriminación por motivos de raza o género; </w:t>
+      </w:r>
+      <w:r>
+        <w:rPr>
+          <w:rFonts w:ascii="Garamond" w:eastAsia="Garamond" w:hAnsi="Garamond" w:cs="Garamond"/>
+          <w:b/>
+          <w:bCs/>
+        </w:rPr>
+        <w:t>(b)</w:t>
+      </w:r>
+      <w:r>
+        <w:rPr>
+          <w:rFonts w:ascii="Garamond" w:eastAsia="Garamond" w:hAnsi="Garamond" w:cs="Garamond"/>
+        </w:rPr>
+        <w:t xml:space="preserve"> el trabajo infantil; </w:t>
+      </w:r>
+      <w:r>
+        <w:rPr>
+          <w:rFonts w:ascii="Garamond" w:eastAsia="Garamond" w:hAnsi="Garamond" w:cs="Garamond"/>
+          <w:b/>
+          <w:bCs/>
+        </w:rPr>
+        <w:t>(c)</w:t>
+      </w:r>
+      <w:r>
+        <w:rPr>
+          <w:rFonts w:ascii="Garamond" w:eastAsia="Garamond" w:hAnsi="Garamond" w:cs="Garamond"/>
+        </w:rPr>
+        <w:t xml:space="preserve"> el trabajo esclavo o degradante; y </w:t>
+      </w:r>
+      <w:r>
+        <w:rPr>
+          <w:rFonts w:ascii="Garamond" w:eastAsia="Garamond" w:hAnsi="Garamond" w:cs="Garamond"/>
+          <w:b/>
+          <w:bCs/>
+        </w:rPr>
+        <w:t>(d)</w:t>
+      </w:r>
+      <w:r>
+        <w:rPr>
+          <w:rFonts w:ascii="Garamond" w:eastAsia="Garamond" w:hAnsi="Garamond" w:cs="Garamond"/>
+        </w:rPr>
+        <w:t xml:space="preserve"> el acoso moral o sexual o derivado de actividades ilícitas o relacionadas con el narcotráfico o el financiamiento del terrorismo. De conformidad con lo anterior, el Aliado Comercial declara y se compromete a que los Productos comercializados a través de la Plataforma Rappi sean fabricados y adquiridos legalmente, respetando la Ley Aplicable con relación a la cadena de valor. </w:t>
       </w:r>
     </w:p>
     <w:p>
@@ -14066,7 +14510,7 @@
           <w:b/>
           <w:bCs/>
         </w:rPr>
-        <w:t>xiii</w:t>
+        <w:t>xvii</w:t>
       </w:r>
       <w:proofErr w:type="spellEnd"/>
       <w:r>
@@ -14084,7 +14528,7 @@
           <w:bCs/>
           <w:u w:val="single"/>
         </w:rPr>
-        <w:t>Declaración de Origen de Fondos y Financiación del Terrorismo</w:t>
+        <w:t>Cumplimiento de la Ley</w:t>
       </w:r>
       <w:r>
         <w:rPr>
@@ -14098,473 +14542,7 @@
         <w:rPr>
           <w:rFonts w:ascii="Garamond" w:eastAsia="Garamond" w:hAnsi="Garamond" w:cs="Garamond"/>
         </w:rPr>
-        <w:t xml:space="preserve">Las Partes declaran que sus ingresos provienen de actividades lícitas, que no se encuentran incluidas en listas para el control de lavado de activos y financiación del terrorismo, administradas por cualquier autoridad nacional o extranjera, y que, en consecuencia, se obligan a responder por todos los daños y/o perjuicios que llegasen a causar como consecuencia de esta afirmación. Conforme a lo anterior, cualquiera de las Partes podrá terminar el presente Acuerdo de Cooperación en el caso en el que la otra Parte sea incluida en la lista de la Oficina de Control de Activos en el Exterior – OFAC emitida por la Oficina del Tesoro de los Estados Unidos de Norte América, la lista de la </w:t>
-      </w:r>
-      <w:r>
-        <w:rPr>
-          <w:rFonts w:ascii="Garamond" w:eastAsia="Garamond" w:hAnsi="Garamond" w:cs="Garamond"/>
-        </w:rPr>
-        <w:lastRenderedPageBreak/>
-        <w:t xml:space="preserve">Organización de las Naciones Unidas y otras listas públicas relacionadas con el tema de lavado de activos y financiación del terrorismo. </w:t>
-      </w:r>
-    </w:p>
-    <w:p>
-      <w:pPr>
-        <w:ind w:left="720"/>
-        <w:jc w:val="both"/>
-        <w:rPr>
-          <w:rFonts w:ascii="Garamond" w:eastAsia="Garamond" w:hAnsi="Garamond" w:cs="Garamond"/>
-        </w:rPr>
-      </w:pPr>
-    </w:p>
-    <w:p>
-      <w:pPr>
-        <w:ind w:left="720"/>
-        <w:jc w:val="both"/>
-        <w:rPr>
-          <w:rFonts w:ascii="Garamond" w:eastAsia="Garamond" w:hAnsi="Garamond" w:cs="Garamond"/>
-        </w:rPr>
-      </w:pPr>
-      <w:r>
-        <w:rPr>
-          <w:rFonts w:ascii="Garamond" w:eastAsia="Garamond" w:hAnsi="Garamond" w:cs="Garamond"/>
-          <w:b/>
-          <w:bCs/>
-        </w:rPr>
-        <w:t>(</w:t>
-      </w:r>
-      <w:proofErr w:type="spellStart"/>
-      <w:r>
-        <w:rPr>
-          <w:rFonts w:ascii="Garamond" w:eastAsia="Garamond" w:hAnsi="Garamond" w:cs="Garamond"/>
-          <w:b/>
-          <w:bCs/>
-        </w:rPr>
-        <w:t>xiv</w:t>
-      </w:r>
-      <w:proofErr w:type="spellEnd"/>
-      <w:r>
-        <w:rPr>
-          <w:rFonts w:ascii="Garamond" w:eastAsia="Garamond" w:hAnsi="Garamond" w:cs="Garamond"/>
-          <w:b/>
-          <w:bCs/>
-        </w:rPr>
-        <w:t xml:space="preserve">) </w:t>
-      </w:r>
-      <w:r>
-        <w:rPr>
-          <w:rFonts w:ascii="Garamond" w:eastAsia="Garamond" w:hAnsi="Garamond" w:cs="Garamond"/>
-          <w:b/>
-          <w:bCs/>
-          <w:u w:val="single"/>
-        </w:rPr>
-        <w:t>Política de Gestión y Código de Ética</w:t>
-      </w:r>
-      <w:r>
-        <w:rPr>
-          <w:rFonts w:ascii="Garamond" w:eastAsia="Garamond" w:hAnsi="Garamond" w:cs="Garamond"/>
-          <w:b/>
-          <w:bCs/>
-        </w:rPr>
-        <w:t>.</w:t>
-      </w:r>
-      <w:r>
-        <w:rPr>
-          <w:rFonts w:ascii="Garamond" w:eastAsia="Garamond" w:hAnsi="Garamond" w:cs="Garamond"/>
-        </w:rPr>
-        <w:t xml:space="preserve"> El Aliado Comercial acepta conocer y cumplir la Política de Gestión para la Prevención y Control del Riesgo de Lavado de Activos y de la Financiación del Terrorismo y el Código de Ética de Rappi. </w:t>
-      </w:r>
-    </w:p>
-    <w:p>
-      <w:pPr>
-        <w:ind w:left="720"/>
-        <w:jc w:val="both"/>
-        <w:rPr>
-          <w:rFonts w:ascii="Garamond" w:eastAsia="Garamond" w:hAnsi="Garamond" w:cs="Garamond"/>
-        </w:rPr>
-      </w:pPr>
-    </w:p>
-    <w:p>
-      <w:pPr>
-        <w:ind w:left="720"/>
-        <w:jc w:val="both"/>
-        <w:rPr>
-          <w:rFonts w:ascii="Garamond" w:eastAsia="Garamond" w:hAnsi="Garamond" w:cs="Garamond"/>
-        </w:rPr>
-      </w:pPr>
-      <w:r>
-        <w:rPr>
-          <w:rFonts w:ascii="Garamond" w:eastAsia="Garamond" w:hAnsi="Garamond" w:cs="Garamond"/>
-          <w:b/>
-          <w:bCs/>
-        </w:rPr>
-        <w:t>(</w:t>
-      </w:r>
-      <w:proofErr w:type="spellStart"/>
-      <w:r>
-        <w:rPr>
-          <w:rFonts w:ascii="Garamond" w:eastAsia="Garamond" w:hAnsi="Garamond" w:cs="Garamond"/>
-          <w:b/>
-          <w:bCs/>
-        </w:rPr>
-        <w:t>xv</w:t>
-      </w:r>
-      <w:proofErr w:type="spellEnd"/>
-      <w:r>
-        <w:rPr>
-          <w:rFonts w:ascii="Garamond" w:eastAsia="Garamond" w:hAnsi="Garamond" w:cs="Garamond"/>
-          <w:b/>
-          <w:bCs/>
-        </w:rPr>
-        <w:t>)</w:t>
-      </w:r>
-      <w:r>
-        <w:rPr>
-          <w:rFonts w:ascii="Garamond" w:eastAsia="Garamond" w:hAnsi="Garamond" w:cs="Garamond"/>
-        </w:rPr>
-        <w:t xml:space="preserve"> </w:t>
-      </w:r>
-      <w:r>
-        <w:rPr>
-          <w:rFonts w:ascii="Garamond" w:eastAsia="Garamond" w:hAnsi="Garamond" w:cs="Garamond"/>
-          <w:b/>
-          <w:bCs/>
-          <w:u w:val="single"/>
-        </w:rPr>
-        <w:t>Ética en los Negocios y Anticorrupción</w:t>
-      </w:r>
-      <w:r>
-        <w:rPr>
-          <w:rFonts w:ascii="Garamond" w:eastAsia="Garamond" w:hAnsi="Garamond" w:cs="Garamond"/>
-          <w:b/>
-          <w:bCs/>
-        </w:rPr>
-        <w:t xml:space="preserve">. </w:t>
-      </w:r>
-      <w:r>
-        <w:rPr>
-          <w:rFonts w:ascii="Garamond" w:eastAsia="Garamond" w:hAnsi="Garamond" w:cs="Garamond"/>
-        </w:rPr>
-        <w:t xml:space="preserve">Las Partes se comprometen a implementar mecanismos de control interno con el fin de evitar que se presenten actos de corrupción en las negociaciones que se lleven a cabo. De acuerdo con lo anterior, las Partes se obligan a no recibir ni ofrecer, directa o indirectamente, de y a los empleados, administradores, o subordinados de la otra Parte: </w:t>
-      </w:r>
-      <w:r>
-        <w:rPr>
-          <w:rFonts w:ascii="Garamond" w:eastAsia="Garamond" w:hAnsi="Garamond" w:cs="Garamond"/>
-          <w:b/>
-          <w:bCs/>
-        </w:rPr>
-        <w:t>(i)</w:t>
-      </w:r>
-      <w:r>
-        <w:rPr>
-          <w:rFonts w:ascii="Garamond" w:eastAsia="Garamond" w:hAnsi="Garamond" w:cs="Garamond"/>
-        </w:rPr>
-        <w:t xml:space="preserve"> sumas de dinero, </w:t>
-      </w:r>
-      <w:r>
-        <w:rPr>
-          <w:rFonts w:ascii="Garamond" w:eastAsia="Garamond" w:hAnsi="Garamond" w:cs="Garamond"/>
-          <w:b/>
-          <w:bCs/>
-        </w:rPr>
-        <w:t>(</w:t>
-      </w:r>
-      <w:proofErr w:type="spellStart"/>
-      <w:r>
-        <w:rPr>
-          <w:rFonts w:ascii="Garamond" w:eastAsia="Garamond" w:hAnsi="Garamond" w:cs="Garamond"/>
-          <w:b/>
-          <w:bCs/>
-        </w:rPr>
-        <w:t>ii</w:t>
-      </w:r>
-      <w:proofErr w:type="spellEnd"/>
-      <w:r>
-        <w:rPr>
-          <w:rFonts w:ascii="Garamond" w:eastAsia="Garamond" w:hAnsi="Garamond" w:cs="Garamond"/>
-          <w:b/>
-          <w:bCs/>
-        </w:rPr>
-        <w:t>)</w:t>
-      </w:r>
-      <w:r>
-        <w:rPr>
-          <w:rFonts w:ascii="Garamond" w:eastAsia="Garamond" w:hAnsi="Garamond" w:cs="Garamond"/>
-        </w:rPr>
-        <w:t xml:space="preserve"> cualquier objeto de valor pecuniario; u </w:t>
-      </w:r>
-      <w:r>
-        <w:rPr>
-          <w:rFonts w:ascii="Garamond" w:eastAsia="Garamond" w:hAnsi="Garamond" w:cs="Garamond"/>
-          <w:b/>
-          <w:bCs/>
-        </w:rPr>
-        <w:t>(</w:t>
-      </w:r>
-      <w:proofErr w:type="spellStart"/>
-      <w:r>
-        <w:rPr>
-          <w:rFonts w:ascii="Garamond" w:eastAsia="Garamond" w:hAnsi="Garamond" w:cs="Garamond"/>
-          <w:b/>
-          <w:bCs/>
-        </w:rPr>
-        <w:t>iii</w:t>
-      </w:r>
-      <w:proofErr w:type="spellEnd"/>
-      <w:r>
-        <w:rPr>
-          <w:rFonts w:ascii="Garamond" w:eastAsia="Garamond" w:hAnsi="Garamond" w:cs="Garamond"/>
-          <w:b/>
-          <w:bCs/>
-        </w:rPr>
-        <w:t>)</w:t>
-      </w:r>
-      <w:r>
-        <w:rPr>
-          <w:rFonts w:ascii="Garamond" w:eastAsia="Garamond" w:hAnsi="Garamond" w:cs="Garamond"/>
-        </w:rPr>
-        <w:t xml:space="preserve"> otro beneficio o utilidad, a cambio de:</w:t>
-      </w:r>
-      <w:r>
-        <w:rPr>
-          <w:rFonts w:ascii="Garamond" w:eastAsia="Garamond" w:hAnsi="Garamond" w:cs="Garamond"/>
-          <w:b/>
-          <w:bCs/>
-        </w:rPr>
-        <w:t xml:space="preserve"> (a) </w:t>
-      </w:r>
-      <w:r>
-        <w:rPr>
-          <w:rFonts w:ascii="Garamond" w:eastAsia="Garamond" w:hAnsi="Garamond" w:cs="Garamond"/>
-        </w:rPr>
-        <w:t xml:space="preserve">realizar; </w:t>
-      </w:r>
-      <w:r>
-        <w:rPr>
-          <w:rFonts w:ascii="Garamond" w:eastAsia="Garamond" w:hAnsi="Garamond" w:cs="Garamond"/>
-          <w:b/>
-          <w:bCs/>
-        </w:rPr>
-        <w:t>(b)</w:t>
-      </w:r>
-      <w:r>
-        <w:rPr>
-          <w:rFonts w:ascii="Garamond" w:eastAsia="Garamond" w:hAnsi="Garamond" w:cs="Garamond"/>
-        </w:rPr>
-        <w:t xml:space="preserve"> omitir; o </w:t>
-      </w:r>
-      <w:r>
-        <w:rPr>
-          <w:rFonts w:ascii="Garamond" w:eastAsia="Garamond" w:hAnsi="Garamond" w:cs="Garamond"/>
-          <w:b/>
-          <w:bCs/>
-        </w:rPr>
-        <w:t>(c)</w:t>
-      </w:r>
-      <w:r>
-        <w:rPr>
-          <w:rFonts w:ascii="Garamond" w:eastAsia="Garamond" w:hAnsi="Garamond" w:cs="Garamond"/>
-        </w:rPr>
-        <w:t xml:space="preserve"> retardar, cualquier acto relacionado con el ejercicio de sus funciones. Las Partes declaran y garantizan que tanto ellas como sus funcionarios, empleados, directivos,  o subcontratistas cumplen la Ley Aplicable en materia de anticorrupción, incluyendo, pero sin limitarse a la Ley General de Responsabilidades Administrativas, la Ley sobre Prácticas Corruptas en el Extranjero de EE.UU. de 1977, la Ley sobre Sobornos del Reino Unido de 2010 o aquellas que la modifiquen, subroguen, reglamenten o desarrollen, así como aquellas regulaciones nacionales e internacionales relativas a la prevención del fraude, el soborno, la corrupción, el lavado de dinero y el terrorismo. Igualmente, las Partes declaran y garantizan que ni ellas ni sus funcionarios, empleados, directivos, o subcontratistas son objeto de investigaciones, acusaciones o procesos relativos a la violación de la Ley Aplicable en materia de anticorrupción ni han sido objeto de sanciones penales, disciplinarias o contractuales derivadas de la violación de tal Ley Aplicable. Las Partes se obligan a cumplir la Ley Aplicable en materia de anticorrupción y declaran que cualquier incumplimiento constituye una violación al presente Acuerdo de Cooperación, que da derecho exclusivo a la otra Parte de terminar el presente Acuerdo de Cooperación.    Igualmente, cada Parte se obliga a notificar a la otra Parte cualquier notificación asociada a una investigación, procedimiento, sanción o similar, iniciado en su contra o en contra de cualquiera de sus funcionarios, empleados, directivos, o subcontratistas, dentro de las 24 (veinticuatro) horas siguientes a la fecha en la que tenga conocimiento de la notificación de la investigación. </w:t>
-      </w:r>
-    </w:p>
-    <w:p>
-      <w:pPr>
-        <w:ind w:left="720"/>
-        <w:jc w:val="both"/>
-        <w:rPr>
-          <w:rFonts w:ascii="Garamond" w:eastAsia="Garamond" w:hAnsi="Garamond" w:cs="Garamond"/>
-        </w:rPr>
-      </w:pPr>
-    </w:p>
-    <w:p>
-      <w:pPr>
-        <w:ind w:left="720"/>
-        <w:jc w:val="both"/>
-        <w:rPr>
-          <w:rFonts w:ascii="Garamond" w:eastAsia="Garamond" w:hAnsi="Garamond" w:cs="Garamond"/>
-        </w:rPr>
-      </w:pPr>
-      <w:r>
-        <w:rPr>
-          <w:rFonts w:ascii="Garamond" w:eastAsia="Garamond" w:hAnsi="Garamond" w:cs="Garamond"/>
-          <w:b/>
-          <w:bCs/>
-        </w:rPr>
-        <w:t>(</w:t>
-      </w:r>
-      <w:proofErr w:type="spellStart"/>
-      <w:r>
-        <w:rPr>
-          <w:rFonts w:ascii="Garamond" w:eastAsia="Garamond" w:hAnsi="Garamond" w:cs="Garamond"/>
-          <w:b/>
-          <w:bCs/>
-        </w:rPr>
-        <w:t>xvi</w:t>
-      </w:r>
-      <w:proofErr w:type="spellEnd"/>
-      <w:r>
-        <w:rPr>
-          <w:rFonts w:ascii="Garamond" w:eastAsia="Garamond" w:hAnsi="Garamond" w:cs="Garamond"/>
-          <w:b/>
-          <w:bCs/>
-        </w:rPr>
-        <w:t xml:space="preserve">) </w:t>
-      </w:r>
-      <w:proofErr w:type="spellStart"/>
-      <w:r>
-        <w:rPr>
-          <w:rFonts w:ascii="Garamond" w:eastAsia="Garamond" w:hAnsi="Garamond" w:cs="Garamond"/>
-          <w:b/>
-          <w:bCs/>
-          <w:u w:val="single"/>
-        </w:rPr>
-        <w:t>Sourcing</w:t>
-      </w:r>
-      <w:proofErr w:type="spellEnd"/>
-      <w:r>
-        <w:rPr>
-          <w:rFonts w:ascii="Garamond" w:eastAsia="Garamond" w:hAnsi="Garamond" w:cs="Garamond"/>
-          <w:b/>
-          <w:bCs/>
-        </w:rPr>
-        <w:t xml:space="preserve">. </w:t>
-      </w:r>
-      <w:r>
-        <w:rPr>
-          <w:rFonts w:ascii="Garamond" w:eastAsia="Garamond" w:hAnsi="Garamond" w:cs="Garamond"/>
-        </w:rPr>
-        <w:t xml:space="preserve">El Aliado Comercial se compromete a no tener ni mantener una relación comercial con un proveedor que incumpla con la Ley Aplicable con relación a: </w:t>
-      </w:r>
-      <w:r>
-        <w:rPr>
-          <w:rFonts w:ascii="Garamond" w:eastAsia="Garamond" w:hAnsi="Garamond" w:cs="Garamond"/>
-          <w:b/>
-          <w:bCs/>
-        </w:rPr>
-        <w:t>(a)</w:t>
-      </w:r>
-      <w:r>
-        <w:rPr>
-          <w:rFonts w:ascii="Garamond" w:eastAsia="Garamond" w:hAnsi="Garamond" w:cs="Garamond"/>
-        </w:rPr>
-        <w:t xml:space="preserve"> la discriminación por motivos de raza o género; </w:t>
-      </w:r>
-      <w:r>
-        <w:rPr>
-          <w:rFonts w:ascii="Garamond" w:eastAsia="Garamond" w:hAnsi="Garamond" w:cs="Garamond"/>
-          <w:b/>
-          <w:bCs/>
-        </w:rPr>
-        <w:t>(b)</w:t>
-      </w:r>
-      <w:r>
-        <w:rPr>
-          <w:rFonts w:ascii="Garamond" w:eastAsia="Garamond" w:hAnsi="Garamond" w:cs="Garamond"/>
-        </w:rPr>
-        <w:t xml:space="preserve"> el trabajo infantil; </w:t>
-      </w:r>
-      <w:r>
-        <w:rPr>
-          <w:rFonts w:ascii="Garamond" w:eastAsia="Garamond" w:hAnsi="Garamond" w:cs="Garamond"/>
-          <w:b/>
-          <w:bCs/>
-        </w:rPr>
-        <w:t>(c)</w:t>
-      </w:r>
-      <w:r>
-        <w:rPr>
-          <w:rFonts w:ascii="Garamond" w:eastAsia="Garamond" w:hAnsi="Garamond" w:cs="Garamond"/>
-        </w:rPr>
-        <w:t xml:space="preserve"> el trabajo esclavo o degradante; y </w:t>
-      </w:r>
-      <w:r>
-        <w:rPr>
-          <w:rFonts w:ascii="Garamond" w:eastAsia="Garamond" w:hAnsi="Garamond" w:cs="Garamond"/>
-          <w:b/>
-          <w:bCs/>
-        </w:rPr>
-        <w:t>(d)</w:t>
-      </w:r>
-      <w:r>
-        <w:rPr>
-          <w:rFonts w:ascii="Garamond" w:eastAsia="Garamond" w:hAnsi="Garamond" w:cs="Garamond"/>
-        </w:rPr>
-        <w:t xml:space="preserve"> el acoso moral o sexual o derivado de actividades ilícitas o relacionadas con el narcotráfico o el financiamiento del terrorismo. De conformidad con lo anterior, el Aliado Comercial declara y se compromete a que los Productos comercializados a través de la Plataforma Rappi sean fabricados y adquiridos legalmente, respetando la Ley Aplicable con relación a la cadena de valor. </w:t>
-      </w:r>
-    </w:p>
-    <w:p>
-      <w:pPr>
-        <w:ind w:left="720"/>
-        <w:jc w:val="both"/>
-        <w:rPr>
-          <w:rFonts w:ascii="Garamond" w:eastAsia="Garamond" w:hAnsi="Garamond" w:cs="Garamond"/>
-        </w:rPr>
-      </w:pPr>
-    </w:p>
-    <w:p>
-      <w:pPr>
-        <w:ind w:left="720"/>
-        <w:jc w:val="both"/>
-        <w:rPr>
-          <w:rFonts w:ascii="Garamond" w:eastAsia="Garamond" w:hAnsi="Garamond" w:cs="Garamond"/>
-        </w:rPr>
-      </w:pPr>
-      <w:r>
-        <w:rPr>
-          <w:rFonts w:ascii="Garamond" w:eastAsia="Garamond" w:hAnsi="Garamond" w:cs="Garamond"/>
-          <w:b/>
-          <w:bCs/>
-        </w:rPr>
-        <w:t>(</w:t>
-      </w:r>
-      <w:proofErr w:type="spellStart"/>
-      <w:r>
-        <w:rPr>
-          <w:rFonts w:ascii="Garamond" w:eastAsia="Garamond" w:hAnsi="Garamond" w:cs="Garamond"/>
-          <w:b/>
-          <w:bCs/>
-        </w:rPr>
-        <w:t>xvii</w:t>
-      </w:r>
-      <w:proofErr w:type="spellEnd"/>
-      <w:r>
-        <w:rPr>
-          <w:rFonts w:ascii="Garamond" w:eastAsia="Garamond" w:hAnsi="Garamond" w:cs="Garamond"/>
-          <w:b/>
-          <w:bCs/>
-        </w:rPr>
-        <w:t xml:space="preserve">) </w:t>
-      </w:r>
-      <w:r>
-        <w:rPr>
-          <w:rFonts w:ascii="Garamond" w:eastAsia="Garamond" w:hAnsi="Garamond" w:cs="Garamond"/>
-          <w:b/>
-          <w:bCs/>
-          <w:u w:val="single"/>
-        </w:rPr>
-        <w:t>Cumplimiento de la Ley</w:t>
-      </w:r>
-      <w:r>
-        <w:rPr>
-          <w:rFonts w:ascii="Garamond" w:eastAsia="Garamond" w:hAnsi="Garamond" w:cs="Garamond"/>
-          <w:b/>
-          <w:bCs/>
-        </w:rPr>
-        <w:t xml:space="preserve">. </w:t>
-      </w:r>
-      <w:r>
-        <w:rPr>
-          <w:rFonts w:ascii="Garamond" w:eastAsia="Garamond" w:hAnsi="Garamond" w:cs="Garamond"/>
-        </w:rPr>
-        <w:t xml:space="preserve">Las Partes, de manera expresa, se comprometen y obligan a cumplir con la Ley Aplicable de los Estados Unidos Mexicanos y la ley internacional vigente, relacionada, directa o indirectamente, con la ejecución del presente Acuerdo de Cooperación. Cada Parte se compromete a reportar a la otra Parte cualquier incumplimiento del presente </w:t>
-      </w:r>
-      <w:r>
-        <w:rPr>
-          <w:rFonts w:ascii="Garamond" w:eastAsia="Garamond" w:hAnsi="Garamond" w:cs="Garamond"/>
-        </w:rPr>
-        <w:lastRenderedPageBreak/>
-        <w:t xml:space="preserve">numeral dentro de los 2 (dos) días hábiles siguientes al incumplimiento, con el fin de que la otra Parte pueda llevar a cabo las acciones respectivas para salvaguardar su operación y derechos. </w:t>
+        <w:t xml:space="preserve">Las Partes, de manera expresa, se comprometen y obligan a cumplir con la Ley Aplicable de los Estados Unidos Mexicanos y la ley internacional vigente, relacionada, directa o indirectamente, con la ejecución del presente Acuerdo de Cooperación. Cada Parte se compromete a reportar a la otra Parte cualquier incumplimiento del presente numeral dentro de los 2 (dos) días hábiles siguientes al incumplimiento, con el fin de que la otra Parte pueda llevar a cabo las acciones respectivas para salvaguardar su operación y derechos. </w:t>
       </w:r>
     </w:p>
     <w:p>
